--- a/Cyber Security Architecture.docx
+++ b/Cyber Security Architecture.docx
@@ -145,7 +145,7 @@
           <w:szCs w:val="32"/>
           <w:u w:val="single"/>
         </w:rPr>
-        <w:t>06</w:t>
+        <w:t>16</w:t>
       </w:r>
       <w:r>
         <w:rPr>
@@ -167,7 +167,7 @@
           <w:szCs w:val="32"/>
           <w:u w:val="single"/>
         </w:rPr>
-        <w:t>Apr</w:t>
+        <w:t>Sep</w:t>
       </w:r>
       <w:r>
         <w:rPr>
@@ -186,6 +186,8 @@
         <w:spacing w:after="0" w:line="240" w:lineRule="auto"/>
         <w:rPr>
           <w:rFonts w:ascii="Assistant Medium" w:hAnsi="Assistant Medium" w:cs="Assistant Medium"/>
+          <w:sz w:val="26"/>
+          <w:szCs w:val="26"/>
         </w:rPr>
       </w:pPr>
       <w:r>
@@ -309,26 +311,41 @@
         <w:spacing w:after="0" w:line="240" w:lineRule="auto"/>
         <w:rPr>
           <w:rFonts w:ascii="Assistant Medium" w:hAnsi="Assistant Medium" w:cs="Assistant Medium"/>
-          <w:rtl/>
+          <w:sz w:val="26"/>
+          <w:szCs w:val="26"/>
+        </w:rPr>
+      </w:pPr>
+    </w:p>
+    <w:p>
+      <w:pPr>
+        <w:spacing w:after="0" w:line="240" w:lineRule="auto"/>
+        <w:rPr>
+          <w:rFonts w:ascii="Assistant Medium" w:hAnsi="Assistant Medium" w:cs="Assistant Medium"/>
+          <w:b/>
+          <w:bCs/>
+          <w:u w:val="single"/>
+        </w:rPr>
+      </w:pPr>
+      <w:r>
+        <w:rPr>
+          <w:rFonts w:ascii="Assistant Medium" w:hAnsi="Assistant Medium" w:cs="Assistant Medium"/>
+          <w:b/>
+          <w:bCs/>
+          <w:sz w:val="26"/>
+          <w:szCs w:val="26"/>
+          <w:u w:val="single"/>
+        </w:rPr>
+        <w:t>Account on social media</w:t>
+      </w:r>
+    </w:p>
+    <w:p>
+      <w:pPr>
+        <w:spacing w:after="0" w:line="240" w:lineRule="auto"/>
+        <w:rPr>
+          <w:rFonts w:ascii="Assistant Medium" w:hAnsi="Assistant Medium" w:cs="Assistant Medium"/>
         </w:rPr>
       </w:pPr>
       <w:hyperlink r:id="rId8" w:history="1">
-        <w:r>
-          <w:rPr>
-            <w:rStyle w:val="Hyperlink"/>
-          </w:rPr>
-          <w:t>https://github.com/dimaoudegrim</w:t>
-        </w:r>
-      </w:hyperlink>
-    </w:p>
-    <w:p>
-      <w:pPr>
-        <w:spacing w:after="0" w:line="240" w:lineRule="auto"/>
-        <w:rPr>
-          <w:rFonts w:ascii="Assistant Medium" w:hAnsi="Assistant Medium" w:cs="Assistant Medium"/>
-        </w:rPr>
-      </w:pPr>
-      <w:hyperlink r:id="rId9" w:history="1">
         <w:r>
           <w:rPr>
             <w:rStyle w:val="Hyperlink"/>
@@ -350,6 +367,23 @@
         <w:spacing w:after="0" w:line="240" w:lineRule="auto"/>
         <w:rPr>
           <w:rFonts w:ascii="Assistant Medium" w:hAnsi="Assistant Medium" w:cs="Assistant Medium"/>
+          <w:rtl/>
+        </w:rPr>
+      </w:pPr>
+      <w:hyperlink r:id="rId9" w:history="1">
+        <w:r>
+          <w:rPr>
+            <w:rStyle w:val="Hyperlink"/>
+          </w:rPr>
+          <w:t>https://github.com/dimaoudegrim</w:t>
+        </w:r>
+      </w:hyperlink>
+    </w:p>
+    <w:p>
+      <w:pPr>
+        <w:spacing w:after="0" w:line="240" w:lineRule="auto"/>
+        <w:rPr>
+          <w:rFonts w:ascii="Assistant Medium" w:hAnsi="Assistant Medium" w:cs="Assistant Medium"/>
         </w:rPr>
       </w:pPr>
     </w:p>
@@ -664,11 +698,19 @@
           <w:rFonts w:ascii="Assistant Medium" w:hAnsi="Assistant Medium" w:cs="Assistant Medium"/>
         </w:rPr>
       </w:pPr>
-      <w:r>
-        <w:rPr>
-          <w:rFonts w:ascii="Assistant Medium" w:hAnsi="Assistant Medium" w:cs="Assistant Medium"/>
-        </w:rPr>
-        <w:t>Manageengine patch management on auto update</w:t>
+      <w:proofErr w:type="spellStart"/>
+      <w:r>
+        <w:rPr>
+          <w:rFonts w:ascii="Assistant Medium" w:hAnsi="Assistant Medium" w:cs="Assistant Medium"/>
+        </w:rPr>
+        <w:t>Manageengine</w:t>
+      </w:r>
+      <w:proofErr w:type="spellEnd"/>
+      <w:r>
+        <w:rPr>
+          <w:rFonts w:ascii="Assistant Medium" w:hAnsi="Assistant Medium" w:cs="Assistant Medium"/>
+        </w:rPr>
+        <w:t xml:space="preserve"> patch management on auto update</w:t>
       </w:r>
       <w:r>
         <w:rPr>
@@ -689,17 +731,41 @@
           <w:rFonts w:ascii="Assistant Medium" w:hAnsi="Assistant Medium" w:cs="Assistant Medium"/>
         </w:rPr>
       </w:pPr>
-      <w:r>
-        <w:rPr>
-          <w:rFonts w:ascii="Assistant Medium" w:hAnsi="Assistant Medium" w:cs="Assistant Medium"/>
-        </w:rPr>
-        <w:t>Opswat patch management</w:t>
-      </w:r>
-      <w:r>
-        <w:rPr>
-          <w:rFonts w:ascii="Assistant Medium" w:hAnsi="Assistant Medium" w:cs="Assistant Medium"/>
-        </w:rPr>
-        <w:t xml:space="preserve"> on auto update (updating apps that manageengine miss)</w:t>
+      <w:proofErr w:type="spellStart"/>
+      <w:r>
+        <w:rPr>
+          <w:rFonts w:ascii="Assistant Medium" w:hAnsi="Assistant Medium" w:cs="Assistant Medium"/>
+        </w:rPr>
+        <w:t>Opswat</w:t>
+      </w:r>
+      <w:proofErr w:type="spellEnd"/>
+      <w:r>
+        <w:rPr>
+          <w:rFonts w:ascii="Assistant Medium" w:hAnsi="Assistant Medium" w:cs="Assistant Medium"/>
+        </w:rPr>
+        <w:t xml:space="preserve"> patch management</w:t>
+      </w:r>
+      <w:r>
+        <w:rPr>
+          <w:rFonts w:ascii="Assistant Medium" w:hAnsi="Assistant Medium" w:cs="Assistant Medium"/>
+        </w:rPr>
+        <w:t xml:space="preserve"> on auto update (updating apps that </w:t>
+      </w:r>
+      <w:proofErr w:type="spellStart"/>
+      <w:proofErr w:type="gramStart"/>
+      <w:r>
+        <w:rPr>
+          <w:rFonts w:ascii="Assistant Medium" w:hAnsi="Assistant Medium" w:cs="Assistant Medium"/>
+        </w:rPr>
+        <w:t>manageengine</w:t>
+      </w:r>
+      <w:proofErr w:type="spellEnd"/>
+      <w:proofErr w:type="gramEnd"/>
+      <w:r>
+        <w:rPr>
+          <w:rFonts w:ascii="Assistant Medium" w:hAnsi="Assistant Medium" w:cs="Assistant Medium"/>
+        </w:rPr>
+        <w:t xml:space="preserve"> miss)</w:t>
       </w:r>
       <w:r>
         <w:rPr>
@@ -792,7 +858,21 @@
         <w:rPr>
           <w:rFonts w:ascii="Assistant Medium" w:hAnsi="Assistant Medium" w:cs="Assistant Medium"/>
         </w:rPr>
-        <w:t xml:space="preserve"> managed dns </w:t>
+        <w:t xml:space="preserve"> managed </w:t>
+      </w:r>
+      <w:proofErr w:type="spellStart"/>
+      <w:r>
+        <w:rPr>
+          <w:rFonts w:ascii="Assistant Medium" w:hAnsi="Assistant Medium" w:cs="Assistant Medium"/>
+        </w:rPr>
+        <w:t>dns</w:t>
+      </w:r>
+      <w:proofErr w:type="spellEnd"/>
+      <w:r>
+        <w:rPr>
+          <w:rFonts w:ascii="Assistant Medium" w:hAnsi="Assistant Medium" w:cs="Assistant Medium"/>
+        </w:rPr>
+        <w:t xml:space="preserve"> </w:t>
       </w:r>
       <w:r>
         <w:rPr>
@@ -804,7 +884,14 @@
         <w:rPr>
           <w:rFonts w:ascii="Assistant Medium" w:hAnsi="Assistant Medium" w:cs="Assistant Medium"/>
         </w:rPr>
-        <w:t>over https with separate profiles</w:t>
+        <w:t xml:space="preserve">over https with separate </w:t>
+      </w:r>
+      <w:proofErr w:type="gramStart"/>
+      <w:r>
+        <w:rPr>
+          <w:rFonts w:ascii="Assistant Medium" w:hAnsi="Assistant Medium" w:cs="Assistant Medium"/>
+        </w:rPr>
+        <w:t>profiles</w:t>
       </w:r>
       <w:r>
         <w:rPr>
@@ -817,7 +904,14 @@
         <w:rPr>
           <w:rFonts w:ascii="Assistant Medium" w:hAnsi="Assistant Medium" w:cs="Assistant Medium"/>
         </w:rPr>
-        <w:t xml:space="preserve"> per person</w:t>
+        <w:t xml:space="preserve"> per</w:t>
+      </w:r>
+      <w:proofErr w:type="gramEnd"/>
+      <w:r>
+        <w:rPr>
+          <w:rFonts w:ascii="Assistant Medium" w:hAnsi="Assistant Medium" w:cs="Assistant Medium"/>
+        </w:rPr>
+        <w:t xml:space="preserve"> person</w:t>
       </w:r>
       <w:r>
         <w:rPr>
@@ -878,7 +972,21 @@
         <w:rPr>
           <w:rFonts w:ascii="Assistant Medium" w:hAnsi="Assistant Medium" w:cs="Assistant Medium"/>
         </w:rPr>
-        <w:t>Managed allowlist of addons for all browsers.</w:t>
+        <w:t xml:space="preserve">Managed </w:t>
+      </w:r>
+      <w:proofErr w:type="gramStart"/>
+      <w:r>
+        <w:rPr>
+          <w:rFonts w:ascii="Assistant Medium" w:hAnsi="Assistant Medium" w:cs="Assistant Medium"/>
+        </w:rPr>
+        <w:t>allowlist</w:t>
+      </w:r>
+      <w:proofErr w:type="gramEnd"/>
+      <w:r>
+        <w:rPr>
+          <w:rFonts w:ascii="Assistant Medium" w:hAnsi="Assistant Medium" w:cs="Assistant Medium"/>
+        </w:rPr>
+        <w:t xml:space="preserve"> of addons for all browsers.</w:t>
       </w:r>
     </w:p>
     <w:p>
@@ -895,32 +1003,48 @@
           <w:bCs/>
         </w:rPr>
       </w:pPr>
-      <w:r>
-        <w:rPr>
-          <w:rFonts w:ascii="Assistant Medium" w:hAnsi="Assistant Medium" w:cs="Assistant Medium"/>
-        </w:rPr>
-        <w:t>Wazuh Agent.</w:t>
-      </w:r>
-    </w:p>
-    <w:p>
-      <w:pPr>
-        <w:pStyle w:val="ListParagraph"/>
-        <w:numPr>
-          <w:ilvl w:val="0"/>
-          <w:numId w:val="4"/>
-        </w:numPr>
-        <w:spacing w:after="0" w:line="360" w:lineRule="auto"/>
-        <w:rPr>
-          <w:rFonts w:ascii="Assistant Medium" w:hAnsi="Assistant Medium" w:cs="Assistant Medium"/>
-          <w:b/>
-          <w:bCs/>
-        </w:rPr>
-      </w:pPr>
-      <w:r>
-        <w:rPr>
-          <w:rFonts w:ascii="Assistant Medium" w:hAnsi="Assistant Medium" w:cs="Assistant Medium"/>
-        </w:rPr>
-        <w:t>Virustotal check for selected directories</w:t>
+      <w:proofErr w:type="spellStart"/>
+      <w:r>
+        <w:rPr>
+          <w:rFonts w:ascii="Assistant Medium" w:hAnsi="Assistant Medium" w:cs="Assistant Medium"/>
+        </w:rPr>
+        <w:t>Wazuh</w:t>
+      </w:r>
+      <w:proofErr w:type="spellEnd"/>
+      <w:r>
+        <w:rPr>
+          <w:rFonts w:ascii="Assistant Medium" w:hAnsi="Assistant Medium" w:cs="Assistant Medium"/>
+        </w:rPr>
+        <w:t xml:space="preserve"> Agent.</w:t>
+      </w:r>
+    </w:p>
+    <w:p>
+      <w:pPr>
+        <w:pStyle w:val="ListParagraph"/>
+        <w:numPr>
+          <w:ilvl w:val="0"/>
+          <w:numId w:val="4"/>
+        </w:numPr>
+        <w:spacing w:after="0" w:line="360" w:lineRule="auto"/>
+        <w:rPr>
+          <w:rFonts w:ascii="Assistant Medium" w:hAnsi="Assistant Medium" w:cs="Assistant Medium"/>
+          <w:b/>
+          <w:bCs/>
+        </w:rPr>
+      </w:pPr>
+      <w:proofErr w:type="spellStart"/>
+      <w:r>
+        <w:rPr>
+          <w:rFonts w:ascii="Assistant Medium" w:hAnsi="Assistant Medium" w:cs="Assistant Medium"/>
+        </w:rPr>
+        <w:t>Virustotal</w:t>
+      </w:r>
+      <w:proofErr w:type="spellEnd"/>
+      <w:r>
+        <w:rPr>
+          <w:rFonts w:ascii="Assistant Medium" w:hAnsi="Assistant Medium" w:cs="Assistant Medium"/>
+        </w:rPr>
+        <w:t xml:space="preserve"> check for selected directories</w:t>
       </w:r>
       <w:r>
         <w:rPr>
@@ -947,35 +1071,72 @@
         <w:rPr>
           <w:rFonts w:ascii="Assistant Medium" w:hAnsi="Assistant Medium" w:cs="Assistant Medium"/>
         </w:rPr>
+        <w:t>File integrity monitoring.</w:t>
+      </w:r>
+    </w:p>
+    <w:p>
+      <w:pPr>
+        <w:pStyle w:val="ListParagraph"/>
+        <w:numPr>
+          <w:ilvl w:val="0"/>
+          <w:numId w:val="4"/>
+        </w:numPr>
+        <w:spacing w:after="0" w:line="360" w:lineRule="auto"/>
+        <w:rPr>
+          <w:rFonts w:ascii="Assistant Medium" w:hAnsi="Assistant Medium" w:cs="Assistant Medium"/>
+          <w:b/>
+          <w:bCs/>
+        </w:rPr>
+      </w:pPr>
+      <w:r>
+        <w:rPr>
+          <w:rFonts w:ascii="Assistant Medium" w:hAnsi="Assistant Medium" w:cs="Assistant Medium"/>
+        </w:rPr>
+        <w:t xml:space="preserve">Send </w:t>
+      </w:r>
+      <w:r>
+        <w:rPr>
+          <w:rFonts w:ascii="Assistant Medium" w:hAnsi="Assistant Medium" w:cs="Assistant Medium"/>
+        </w:rPr>
+        <w:t xml:space="preserve">Windows logs and more to </w:t>
+      </w:r>
+      <w:proofErr w:type="spellStart"/>
+      <w:r>
+        <w:rPr>
+          <w:rFonts w:ascii="Assistant Medium" w:hAnsi="Assistant Medium" w:cs="Assistant Medium"/>
+        </w:rPr>
+        <w:t>siem</w:t>
+      </w:r>
+      <w:proofErr w:type="spellEnd"/>
+    </w:p>
+    <w:p>
+      <w:pPr>
+        <w:pStyle w:val="ListParagraph"/>
+        <w:numPr>
+          <w:ilvl w:val="0"/>
+          <w:numId w:val="2"/>
+        </w:numPr>
+        <w:spacing w:after="0" w:line="360" w:lineRule="auto"/>
+        <w:rPr>
+          <w:rFonts w:ascii="Assistant Medium" w:hAnsi="Assistant Medium" w:cs="Assistant Medium"/>
+          <w:b/>
+          <w:bCs/>
+        </w:rPr>
+      </w:pPr>
+      <w:proofErr w:type="spellStart"/>
+      <w:r>
+        <w:rPr>
+          <w:rFonts w:ascii="Assistant Medium" w:hAnsi="Assistant Medium" w:cs="Assistant Medium"/>
+        </w:rPr>
         <w:lastRenderedPageBreak/>
-        <w:t>File integrity monitoring.</w:t>
-      </w:r>
-    </w:p>
-    <w:p>
-      <w:pPr>
-        <w:pStyle w:val="ListParagraph"/>
-        <w:numPr>
-          <w:ilvl w:val="0"/>
-          <w:numId w:val="4"/>
-        </w:numPr>
-        <w:spacing w:after="0" w:line="360" w:lineRule="auto"/>
-        <w:rPr>
-          <w:rFonts w:ascii="Assistant Medium" w:hAnsi="Assistant Medium" w:cs="Assistant Medium"/>
-          <w:b/>
-          <w:bCs/>
-        </w:rPr>
-      </w:pPr>
-      <w:r>
-        <w:rPr>
-          <w:rFonts w:ascii="Assistant Medium" w:hAnsi="Assistant Medium" w:cs="Assistant Medium"/>
-        </w:rPr>
-        <w:t xml:space="preserve">Send </w:t>
-      </w:r>
-      <w:r>
-        <w:rPr>
-          <w:rFonts w:ascii="Assistant Medium" w:hAnsi="Assistant Medium" w:cs="Assistant Medium"/>
-        </w:rPr>
-        <w:t>Windows logs and more to siem</w:t>
+        <w:t>Roboform</w:t>
+      </w:r>
+      <w:proofErr w:type="spellEnd"/>
+      <w:r>
+        <w:rPr>
+          <w:rFonts w:ascii="Assistant Medium" w:hAnsi="Assistant Medium" w:cs="Assistant Medium"/>
+        </w:rPr>
+        <w:t xml:space="preserve"> password manager.</w:t>
       </w:r>
     </w:p>
     <w:p>
@@ -996,7 +1157,7 @@
         <w:rPr>
           <w:rFonts w:ascii="Assistant Medium" w:hAnsi="Assistant Medium" w:cs="Assistant Medium"/>
         </w:rPr>
-        <w:t>Roboform password manager.</w:t>
+        <w:t>Bitdefender browser addon for anti-phishing.</w:t>
       </w:r>
     </w:p>
     <w:p>
@@ -1013,11 +1174,19 @@
           <w:bCs/>
         </w:rPr>
       </w:pPr>
-      <w:r>
-        <w:rPr>
-          <w:rFonts w:ascii="Assistant Medium" w:hAnsi="Assistant Medium" w:cs="Assistant Medium"/>
-        </w:rPr>
-        <w:t>Bitdefender browser addon for anti-phishing.</w:t>
+      <w:proofErr w:type="spellStart"/>
+      <w:r>
+        <w:rPr>
+          <w:rFonts w:ascii="Assistant Medium" w:hAnsi="Assistant Medium" w:cs="Assistant Medium"/>
+        </w:rPr>
+        <w:t>Ublock</w:t>
+      </w:r>
+      <w:proofErr w:type="spellEnd"/>
+      <w:r>
+        <w:rPr>
+          <w:rFonts w:ascii="Assistant Medium" w:hAnsi="Assistant Medium" w:cs="Assistant Medium"/>
+        </w:rPr>
+        <w:t xml:space="preserve"> origin for ad blocking.</w:t>
       </w:r>
     </w:p>
     <w:p>
@@ -1030,15 +1199,31 @@
         <w:spacing w:after="0" w:line="360" w:lineRule="auto"/>
         <w:rPr>
           <w:rFonts w:ascii="Assistant Medium" w:hAnsi="Assistant Medium" w:cs="Assistant Medium"/>
-          <w:b/>
-          <w:bCs/>
-        </w:rPr>
-      </w:pPr>
-      <w:r>
-        <w:rPr>
-          <w:rFonts w:ascii="Assistant Medium" w:hAnsi="Assistant Medium" w:cs="Assistant Medium"/>
-        </w:rPr>
-        <w:t>Ublock origin for ad blocking.</w:t>
+        </w:rPr>
+      </w:pPr>
+      <w:r>
+        <w:rPr>
+          <w:rFonts w:ascii="Assistant Medium" w:hAnsi="Assistant Medium" w:cs="Assistant Medium"/>
+        </w:rPr>
+        <w:t xml:space="preserve">About </w:t>
+      </w:r>
+      <w:r>
+        <w:rPr>
+          <w:rFonts w:ascii="Assistant Medium" w:hAnsi="Assistant Medium" w:cs="Assistant Medium"/>
+        </w:rPr>
+        <w:t>1</w:t>
+      </w:r>
+      <w:r>
+        <w:rPr>
+          <w:rFonts w:ascii="Assistant Medium" w:hAnsi="Assistant Medium" w:cs="Assistant Medium"/>
+        </w:rPr>
+        <w:t>68</w:t>
+      </w:r>
+      <w:r>
+        <w:rPr>
+          <w:rFonts w:ascii="Assistant Medium" w:hAnsi="Assistant Medium" w:cs="Assistant Medium"/>
+        </w:rPr>
+        <w:t xml:space="preserve"> custom registry settings for cis benchmark.</w:t>
       </w:r>
     </w:p>
     <w:p>
@@ -1057,43 +1242,6 @@
         <w:rPr>
           <w:rFonts w:ascii="Assistant Medium" w:hAnsi="Assistant Medium" w:cs="Assistant Medium"/>
         </w:rPr>
-        <w:t xml:space="preserve">About </w:t>
-      </w:r>
-      <w:r>
-        <w:rPr>
-          <w:rFonts w:ascii="Assistant Medium" w:hAnsi="Assistant Medium" w:cs="Assistant Medium"/>
-        </w:rPr>
-        <w:t>1</w:t>
-      </w:r>
-      <w:r>
-        <w:rPr>
-          <w:rFonts w:ascii="Assistant Medium" w:hAnsi="Assistant Medium" w:cs="Assistant Medium"/>
-        </w:rPr>
-        <w:t>68</w:t>
-      </w:r>
-      <w:r>
-        <w:rPr>
-          <w:rFonts w:ascii="Assistant Medium" w:hAnsi="Assistant Medium" w:cs="Assistant Medium"/>
-        </w:rPr>
-        <w:t xml:space="preserve"> custom registry settings for cis benchmark.</w:t>
-      </w:r>
-    </w:p>
-    <w:p>
-      <w:pPr>
-        <w:pStyle w:val="ListParagraph"/>
-        <w:numPr>
-          <w:ilvl w:val="0"/>
-          <w:numId w:val="2"/>
-        </w:numPr>
-        <w:spacing w:after="0" w:line="360" w:lineRule="auto"/>
-        <w:rPr>
-          <w:rFonts w:ascii="Assistant Medium" w:hAnsi="Assistant Medium" w:cs="Assistant Medium"/>
-        </w:rPr>
-      </w:pPr>
-      <w:r>
-        <w:rPr>
-          <w:rFonts w:ascii="Assistant Medium" w:hAnsi="Assistant Medium" w:cs="Assistant Medium"/>
-        </w:rPr>
         <w:t>Additional About</w:t>
       </w:r>
       <w:r>
@@ -1102,6 +1250,7 @@
         </w:rPr>
         <w:t xml:space="preserve"> </w:t>
       </w:r>
+      <w:proofErr w:type="gramStart"/>
       <w:r>
         <w:rPr>
           <w:rFonts w:ascii="Assistant Medium" w:hAnsi="Assistant Medium" w:cs="Assistant Medium" w:hint="cs"/>
@@ -1113,7 +1262,14 @@
         <w:rPr>
           <w:rFonts w:ascii="Assistant Medium" w:hAnsi="Assistant Medium" w:cs="Assistant Medium"/>
         </w:rPr>
-        <w:t xml:space="preserve"> custom registry tweaks </w:t>
+        <w:t xml:space="preserve"> custom</w:t>
+      </w:r>
+      <w:proofErr w:type="gramEnd"/>
+      <w:r>
+        <w:rPr>
+          <w:rFonts w:ascii="Assistant Medium" w:hAnsi="Assistant Medium" w:cs="Assistant Medium"/>
+        </w:rPr>
+        <w:t xml:space="preserve"> registry tweaks </w:t>
       </w:r>
       <w:r>
         <w:rPr>
@@ -1172,11 +1328,19 @@
         </w:rPr>
         <w:t xml:space="preserve">selected </w:t>
       </w:r>
-      <w:r>
-        <w:rPr>
-          <w:rFonts w:ascii="Assistant Medium" w:hAnsi="Assistant Medium" w:cs="Assistant Medium"/>
-        </w:rPr>
-        <w:t>bloatwares from windows</w:t>
+      <w:proofErr w:type="spellStart"/>
+      <w:r>
+        <w:rPr>
+          <w:rFonts w:ascii="Assistant Medium" w:hAnsi="Assistant Medium" w:cs="Assistant Medium"/>
+        </w:rPr>
+        <w:t>bloatwares</w:t>
+      </w:r>
+      <w:proofErr w:type="spellEnd"/>
+      <w:r>
+        <w:rPr>
+          <w:rFonts w:ascii="Assistant Medium" w:hAnsi="Assistant Medium" w:cs="Assistant Medium"/>
+        </w:rPr>
+        <w:t xml:space="preserve"> from windows</w:t>
       </w:r>
       <w:r>
         <w:rPr>
@@ -1236,7 +1400,23 @@
         <w:rPr>
           <w:rFonts w:ascii="Assistant Medium" w:hAnsi="Assistant Medium" w:cs="Assistant Medium"/>
         </w:rPr>
-        <w:t>Commercial vpn for selected members.</w:t>
+        <w:t xml:space="preserve">Commercial </w:t>
+      </w:r>
+      <w:proofErr w:type="spellStart"/>
+      <w:proofErr w:type="gramStart"/>
+      <w:r>
+        <w:rPr>
+          <w:rFonts w:ascii="Assistant Medium" w:hAnsi="Assistant Medium" w:cs="Assistant Medium"/>
+        </w:rPr>
+        <w:t>vpn</w:t>
+      </w:r>
+      <w:proofErr w:type="spellEnd"/>
+      <w:proofErr w:type="gramEnd"/>
+      <w:r>
+        <w:rPr>
+          <w:rFonts w:ascii="Assistant Medium" w:hAnsi="Assistant Medium" w:cs="Assistant Medium"/>
+        </w:rPr>
+        <w:t xml:space="preserve"> for selected members.</w:t>
       </w:r>
     </w:p>
     <w:p>
@@ -1354,11 +1534,19 @@
           <w:rFonts w:ascii="Assistant Medium" w:hAnsi="Assistant Medium" w:cs="Assistant Medium"/>
         </w:rPr>
       </w:pPr>
-      <w:r>
-        <w:rPr>
-          <w:rFonts w:ascii="Assistant Medium" w:hAnsi="Assistant Medium" w:cs="Assistant Medium"/>
-        </w:rPr>
-        <w:t>Yubikey as hardware key</w:t>
+      <w:proofErr w:type="spellStart"/>
+      <w:r>
+        <w:rPr>
+          <w:rFonts w:ascii="Assistant Medium" w:hAnsi="Assistant Medium" w:cs="Assistant Medium"/>
+        </w:rPr>
+        <w:t>Yubikey</w:t>
+      </w:r>
+      <w:proofErr w:type="spellEnd"/>
+      <w:r>
+        <w:rPr>
+          <w:rFonts w:ascii="Assistant Medium" w:hAnsi="Assistant Medium" w:cs="Assistant Medium"/>
+        </w:rPr>
+        <w:t xml:space="preserve"> as hardware key</w:t>
       </w:r>
       <w:r>
         <w:rPr>
@@ -1385,11 +1573,19 @@
           <w:rFonts w:ascii="Assistant Medium" w:hAnsi="Assistant Medium" w:cs="Assistant Medium"/>
         </w:rPr>
       </w:pPr>
-      <w:r>
-        <w:rPr>
-          <w:rFonts w:ascii="Assistant Medium" w:hAnsi="Assistant Medium" w:cs="Assistant Medium"/>
-        </w:rPr>
-        <w:t>Keepassxc.</w:t>
+      <w:proofErr w:type="spellStart"/>
+      <w:r>
+        <w:rPr>
+          <w:rFonts w:ascii="Assistant Medium" w:hAnsi="Assistant Medium" w:cs="Assistant Medium"/>
+        </w:rPr>
+        <w:t>Keepassxc</w:t>
+      </w:r>
+      <w:proofErr w:type="spellEnd"/>
+      <w:r>
+        <w:rPr>
+          <w:rFonts w:ascii="Assistant Medium" w:hAnsi="Assistant Medium" w:cs="Assistant Medium"/>
+        </w:rPr>
+        <w:t>.</w:t>
       </w:r>
     </w:p>
     <w:p>
@@ -1472,6 +1668,51 @@
         </w:rPr>
         <w:t>DNS firewall DNS over HTTPS with separated profile.</w:t>
       </w:r>
+    </w:p>
+    <w:p>
+      <w:pPr>
+        <w:pStyle w:val="ListParagraph"/>
+        <w:spacing w:after="0" w:line="360" w:lineRule="auto"/>
+        <w:rPr>
+          <w:rFonts w:ascii="Assistant Medium" w:hAnsi="Assistant Medium" w:cs="Assistant Medium"/>
+        </w:rPr>
+      </w:pPr>
+    </w:p>
+    <w:p>
+      <w:pPr>
+        <w:pStyle w:val="ListParagraph"/>
+        <w:spacing w:after="0" w:line="360" w:lineRule="auto"/>
+        <w:rPr>
+          <w:rFonts w:ascii="Assistant Medium" w:hAnsi="Assistant Medium" w:cs="Assistant Medium"/>
+        </w:rPr>
+      </w:pPr>
+    </w:p>
+    <w:p>
+      <w:pPr>
+        <w:pStyle w:val="ListParagraph"/>
+        <w:spacing w:after="0" w:line="360" w:lineRule="auto"/>
+        <w:rPr>
+          <w:rFonts w:ascii="Assistant Medium" w:hAnsi="Assistant Medium" w:cs="Assistant Medium"/>
+        </w:rPr>
+      </w:pPr>
+    </w:p>
+    <w:p>
+      <w:pPr>
+        <w:pStyle w:val="ListParagraph"/>
+        <w:spacing w:after="0" w:line="360" w:lineRule="auto"/>
+        <w:rPr>
+          <w:rFonts w:ascii="Assistant Medium" w:hAnsi="Assistant Medium" w:cs="Assistant Medium"/>
+        </w:rPr>
+      </w:pPr>
+    </w:p>
+    <w:p>
+      <w:pPr>
+        <w:pStyle w:val="ListParagraph"/>
+        <w:spacing w:after="0" w:line="360" w:lineRule="auto"/>
+        <w:rPr>
+          <w:rFonts w:ascii="Assistant Medium" w:hAnsi="Assistant Medium" w:cs="Assistant Medium"/>
+        </w:rPr>
+      </w:pPr>
     </w:p>
     <w:p>
       <w:pPr>
@@ -1733,12 +1974,14 @@
           <w:rFonts w:ascii="Assistant Medium" w:hAnsi="Assistant Medium" w:cs="Assistant Medium"/>
         </w:rPr>
       </w:pPr>
+      <w:proofErr w:type="spellStart"/>
       <w:r>
         <w:rPr>
           <w:rFonts w:ascii="Assistant Medium" w:hAnsi="Assistant Medium" w:cs="Assistant Medium"/>
         </w:rPr>
         <w:t>Truecaller</w:t>
       </w:r>
+      <w:proofErr w:type="spellEnd"/>
       <w:r>
         <w:rPr>
           <w:rFonts w:ascii="Assistant Medium" w:hAnsi="Assistant Medium" w:cs="Assistant Medium"/>
@@ -1803,7 +2046,35 @@
         <w:rPr>
           <w:rFonts w:ascii="Assistant Medium" w:hAnsi="Assistant Medium" w:cs="Assistant Medium"/>
         </w:rPr>
-        <w:t>MDM to separate work profile for less Important applications.</w:t>
+        <w:t xml:space="preserve">MDM to separate work </w:t>
+      </w:r>
+      <w:proofErr w:type="gramStart"/>
+      <w:r>
+        <w:rPr>
+          <w:rFonts w:ascii="Assistant Medium" w:hAnsi="Assistant Medium" w:cs="Assistant Medium"/>
+        </w:rPr>
+        <w:t>profile</w:t>
+      </w:r>
+      <w:proofErr w:type="gramEnd"/>
+      <w:r>
+        <w:rPr>
+          <w:rFonts w:ascii="Assistant Medium" w:hAnsi="Assistant Medium" w:cs="Assistant Medium"/>
+        </w:rPr>
+        <w:t xml:space="preserve"> for less </w:t>
+      </w:r>
+      <w:proofErr w:type="gramStart"/>
+      <w:r>
+        <w:rPr>
+          <w:rFonts w:ascii="Assistant Medium" w:hAnsi="Assistant Medium" w:cs="Assistant Medium"/>
+        </w:rPr>
+        <w:t>Important</w:t>
+      </w:r>
+      <w:proofErr w:type="gramEnd"/>
+      <w:r>
+        <w:rPr>
+          <w:rFonts w:ascii="Assistant Medium" w:hAnsi="Assistant Medium" w:cs="Assistant Medium"/>
+        </w:rPr>
+        <w:t xml:space="preserve"> applications.</w:t>
       </w:r>
     </w:p>
     <w:p>
@@ -2057,7 +2328,49 @@
         <w:rPr>
           <w:rFonts w:ascii="Assistant Medium" w:hAnsi="Assistant Medium" w:cs="Assistant Medium"/>
         </w:rPr>
-        <w:t xml:space="preserve"> and also drop weak ciphers, old ssl, compressed ssl and other certificates.</w:t>
+        <w:t xml:space="preserve"> </w:t>
+      </w:r>
+      <w:proofErr w:type="gramStart"/>
+      <w:r>
+        <w:rPr>
+          <w:rFonts w:ascii="Assistant Medium" w:hAnsi="Assistant Medium" w:cs="Assistant Medium"/>
+        </w:rPr>
+        <w:t>and also</w:t>
+      </w:r>
+      <w:proofErr w:type="gramEnd"/>
+      <w:r>
+        <w:rPr>
+          <w:rFonts w:ascii="Assistant Medium" w:hAnsi="Assistant Medium" w:cs="Assistant Medium"/>
+        </w:rPr>
+        <w:t xml:space="preserve"> drop weak ciphers, old </w:t>
+      </w:r>
+      <w:proofErr w:type="spellStart"/>
+      <w:r>
+        <w:rPr>
+          <w:rFonts w:ascii="Assistant Medium" w:hAnsi="Assistant Medium" w:cs="Assistant Medium"/>
+        </w:rPr>
+        <w:t>ssl</w:t>
+      </w:r>
+      <w:proofErr w:type="spellEnd"/>
+      <w:r>
+        <w:rPr>
+          <w:rFonts w:ascii="Assistant Medium" w:hAnsi="Assistant Medium" w:cs="Assistant Medium"/>
+        </w:rPr>
+        <w:t xml:space="preserve">, compressed </w:t>
+      </w:r>
+      <w:proofErr w:type="spellStart"/>
+      <w:r>
+        <w:rPr>
+          <w:rFonts w:ascii="Assistant Medium" w:hAnsi="Assistant Medium" w:cs="Assistant Medium"/>
+        </w:rPr>
+        <w:t>ssl</w:t>
+      </w:r>
+      <w:proofErr w:type="spellEnd"/>
+      <w:r>
+        <w:rPr>
+          <w:rFonts w:ascii="Assistant Medium" w:hAnsi="Assistant Medium" w:cs="Assistant Medium"/>
+        </w:rPr>
+        <w:t xml:space="preserve"> and other certificates.</w:t>
       </w:r>
     </w:p>
     <w:p>
@@ -2088,7 +2401,21 @@
         <w:rPr>
           <w:rFonts w:ascii="Assistant Medium" w:hAnsi="Assistant Medium" w:cs="Assistant Medium"/>
         </w:rPr>
-        <w:t xml:space="preserve"> wifi access)</w:t>
+        <w:t xml:space="preserve"> </w:t>
+      </w:r>
+      <w:proofErr w:type="spellStart"/>
+      <w:r>
+        <w:rPr>
+          <w:rFonts w:ascii="Assistant Medium" w:hAnsi="Assistant Medium" w:cs="Assistant Medium"/>
+        </w:rPr>
+        <w:t>wifi</w:t>
+      </w:r>
+      <w:proofErr w:type="spellEnd"/>
+      <w:r>
+        <w:rPr>
+          <w:rFonts w:ascii="Assistant Medium" w:hAnsi="Assistant Medium" w:cs="Assistant Medium"/>
+        </w:rPr>
+        <w:t xml:space="preserve"> access)</w:t>
       </w:r>
     </w:p>
     <w:p>
@@ -2113,7 +2440,35 @@
         <w:rPr>
           <w:rFonts w:ascii="Assistant Medium" w:hAnsi="Assistant Medium" w:cs="Assistant Medium"/>
         </w:rPr>
-        <w:t xml:space="preserve"> (on parents firewalls, not mine because of splunk lab).</w:t>
+        <w:t xml:space="preserve"> (on </w:t>
+      </w:r>
+      <w:proofErr w:type="gramStart"/>
+      <w:r>
+        <w:rPr>
+          <w:rFonts w:ascii="Assistant Medium" w:hAnsi="Assistant Medium" w:cs="Assistant Medium"/>
+        </w:rPr>
+        <w:t>parents</w:t>
+      </w:r>
+      <w:proofErr w:type="gramEnd"/>
+      <w:r>
+        <w:rPr>
+          <w:rFonts w:ascii="Assistant Medium" w:hAnsi="Assistant Medium" w:cs="Assistant Medium"/>
+        </w:rPr>
+        <w:t xml:space="preserve"> firewalls, not mine because of </w:t>
+      </w:r>
+      <w:proofErr w:type="spellStart"/>
+      <w:r>
+        <w:rPr>
+          <w:rFonts w:ascii="Assistant Medium" w:hAnsi="Assistant Medium" w:cs="Assistant Medium"/>
+        </w:rPr>
+        <w:t>splunk</w:t>
+      </w:r>
+      <w:proofErr w:type="spellEnd"/>
+      <w:r>
+        <w:rPr>
+          <w:rFonts w:ascii="Assistant Medium" w:hAnsi="Assistant Medium" w:cs="Assistant Medium"/>
+        </w:rPr>
+        <w:t xml:space="preserve"> lab).</w:t>
       </w:r>
     </w:p>
     <w:p>
@@ -2170,64 +2525,573 @@
         <w:rPr>
           <w:rFonts w:ascii="Assistant Medium" w:hAnsi="Assistant Medium" w:cs="Assistant Medium"/>
         </w:rPr>
+        <w:t>Connected to DNS Firewall via DNS server on AWS.</w:t>
+      </w:r>
+    </w:p>
+    <w:p>
+      <w:pPr>
+        <w:pStyle w:val="ListParagraph"/>
+        <w:numPr>
+          <w:ilvl w:val="0"/>
+          <w:numId w:val="4"/>
+        </w:numPr>
+        <w:spacing w:after="0" w:line="360" w:lineRule="auto"/>
+        <w:rPr>
+          <w:rFonts w:ascii="Assistant Medium" w:hAnsi="Assistant Medium" w:cs="Assistant Medium"/>
+        </w:rPr>
+      </w:pPr>
+      <w:r>
+        <w:rPr>
+          <w:rFonts w:ascii="Assistant Medium" w:hAnsi="Assistant Medium" w:cs="Assistant Medium"/>
+        </w:rPr>
+        <w:t>Geo</w:t>
+      </w:r>
+      <w:r>
+        <w:rPr>
+          <w:rFonts w:ascii="Assistant Medium" w:hAnsi="Assistant Medium" w:cs="Assistant Medium"/>
+        </w:rPr>
+        <w:t xml:space="preserve"> blocking</w:t>
+      </w:r>
+      <w:r>
+        <w:rPr>
+          <w:rFonts w:ascii="Assistant Medium" w:hAnsi="Assistant Medium" w:cs="Assistant Medium"/>
+        </w:rPr>
+        <w:t xml:space="preserve"> also to </w:t>
+      </w:r>
+      <w:proofErr w:type="spellStart"/>
+      <w:r>
+        <w:rPr>
+          <w:rFonts w:ascii="Assistant Medium" w:hAnsi="Assistant Medium" w:cs="Assistant Medium"/>
+        </w:rPr>
+        <w:t>oudbound</w:t>
+      </w:r>
+      <w:proofErr w:type="spellEnd"/>
+      <w:r>
+        <w:rPr>
+          <w:rFonts w:ascii="Assistant Medium" w:hAnsi="Assistant Medium" w:cs="Assistant Medium"/>
+        </w:rPr>
+        <w:t>.</w:t>
+      </w:r>
+    </w:p>
+    <w:p>
+      <w:pPr>
+        <w:pStyle w:val="ListParagraph"/>
+        <w:numPr>
+          <w:ilvl w:val="0"/>
+          <w:numId w:val="4"/>
+        </w:numPr>
+        <w:spacing w:after="0" w:line="360" w:lineRule="auto"/>
+        <w:rPr>
+          <w:rFonts w:ascii="Assistant Medium" w:hAnsi="Assistant Medium" w:cs="Assistant Medium"/>
+        </w:rPr>
+      </w:pPr>
+      <w:r>
+        <w:rPr>
+          <w:rFonts w:ascii="Assistant Medium" w:hAnsi="Assistant Medium" w:cs="Assistant Medium"/>
+        </w:rPr>
+        <w:t>MFA for login</w:t>
+      </w:r>
+      <w:r>
+        <w:rPr>
+          <w:rFonts w:ascii="Assistant Medium" w:hAnsi="Assistant Medium" w:cs="Assistant Medium"/>
+        </w:rPr>
+        <w:t xml:space="preserve"> from LAN.</w:t>
+      </w:r>
+    </w:p>
+    <w:p>
+      <w:pPr>
+        <w:pStyle w:val="ListParagraph"/>
+        <w:numPr>
+          <w:ilvl w:val="0"/>
+          <w:numId w:val="2"/>
+        </w:numPr>
+        <w:spacing w:after="0" w:line="360" w:lineRule="auto"/>
+        <w:rPr>
+          <w:rFonts w:ascii="Assistant Medium" w:hAnsi="Assistant Medium" w:cs="Assistant Medium"/>
+        </w:rPr>
+      </w:pPr>
+      <w:r>
+        <w:rPr>
+          <w:rFonts w:ascii="Assistant Medium" w:hAnsi="Assistant Medium" w:cs="Assistant Medium"/>
+        </w:rPr>
         <w:lastRenderedPageBreak/>
-        <w:t>Connected to DNS Firewall via DNS server on AWS.</w:t>
-      </w:r>
-    </w:p>
-    <w:p>
-      <w:pPr>
-        <w:pStyle w:val="ListParagraph"/>
-        <w:numPr>
-          <w:ilvl w:val="0"/>
-          <w:numId w:val="4"/>
-        </w:numPr>
-        <w:spacing w:after="0" w:line="360" w:lineRule="auto"/>
-        <w:rPr>
-          <w:rFonts w:ascii="Assistant Medium" w:hAnsi="Assistant Medium" w:cs="Assistant Medium"/>
-        </w:rPr>
-      </w:pPr>
-      <w:r>
-        <w:rPr>
-          <w:rFonts w:ascii="Assistant Medium" w:hAnsi="Assistant Medium" w:cs="Assistant Medium"/>
-        </w:rPr>
-        <w:t>Geo</w:t>
-      </w:r>
-      <w:r>
-        <w:rPr>
-          <w:rFonts w:ascii="Assistant Medium" w:hAnsi="Assistant Medium" w:cs="Assistant Medium"/>
-        </w:rPr>
-        <w:t xml:space="preserve"> blocking</w:t>
-      </w:r>
-      <w:r>
-        <w:rPr>
-          <w:rFonts w:ascii="Assistant Medium" w:hAnsi="Assistant Medium" w:cs="Assistant Medium"/>
-        </w:rPr>
-        <w:t xml:space="preserve"> also to oudbound.</w:t>
-      </w:r>
-    </w:p>
-    <w:p>
-      <w:pPr>
-        <w:pStyle w:val="ListParagraph"/>
-        <w:numPr>
-          <w:ilvl w:val="0"/>
-          <w:numId w:val="4"/>
-        </w:numPr>
-        <w:spacing w:after="0" w:line="360" w:lineRule="auto"/>
-        <w:rPr>
-          <w:rFonts w:ascii="Assistant Medium" w:hAnsi="Assistant Medium" w:cs="Assistant Medium"/>
-        </w:rPr>
-      </w:pPr>
-      <w:r>
-        <w:rPr>
-          <w:rFonts w:ascii="Assistant Medium" w:hAnsi="Assistant Medium" w:cs="Assistant Medium"/>
-        </w:rPr>
-        <w:t>MFA for login</w:t>
-      </w:r>
-      <w:r>
-        <w:rPr>
-          <w:rFonts w:ascii="Assistant Medium" w:hAnsi="Assistant Medium" w:cs="Assistant Medium"/>
-        </w:rPr>
-        <w:t xml:space="preserve"> from LAN.</w:t>
+        <w:t>DNS Firewall</w:t>
+      </w:r>
+      <w:r>
+        <w:rPr>
+          <w:rFonts w:ascii="Assistant Medium" w:hAnsi="Assistant Medium" w:cs="Assistant Medium"/>
+        </w:rPr>
+        <w:t xml:space="preserve"> – </w:t>
+      </w:r>
+      <w:proofErr w:type="spellStart"/>
+      <w:r>
+        <w:rPr>
+          <w:rFonts w:ascii="Assistant Medium" w:hAnsi="Assistant Medium" w:cs="Assistant Medium"/>
+        </w:rPr>
+        <w:t>NextDNS</w:t>
+      </w:r>
+      <w:proofErr w:type="spellEnd"/>
+      <w:r>
+        <w:rPr>
+          <w:rFonts w:ascii="Assistant Medium" w:hAnsi="Assistant Medium" w:cs="Assistant Medium"/>
+        </w:rPr>
+        <w:t>.</w:t>
+      </w:r>
+    </w:p>
+    <w:p>
+      <w:pPr>
+        <w:pStyle w:val="ListParagraph"/>
+        <w:numPr>
+          <w:ilvl w:val="0"/>
+          <w:numId w:val="4"/>
+        </w:numPr>
+        <w:spacing w:after="0" w:line="360" w:lineRule="auto"/>
+        <w:rPr>
+          <w:rFonts w:ascii="Assistant Medium" w:hAnsi="Assistant Medium" w:cs="Assistant Medium"/>
+        </w:rPr>
+      </w:pPr>
+      <w:r>
+        <w:rPr>
+          <w:rFonts w:ascii="Assistant Medium" w:hAnsi="Assistant Medium" w:cs="Assistant Medium"/>
+        </w:rPr>
+        <w:t>Threat intelligence blocking feeds.</w:t>
+      </w:r>
+    </w:p>
+    <w:p>
+      <w:pPr>
+        <w:pStyle w:val="ListParagraph"/>
+        <w:numPr>
+          <w:ilvl w:val="0"/>
+          <w:numId w:val="4"/>
+        </w:numPr>
+        <w:spacing w:after="0" w:line="360" w:lineRule="auto"/>
+        <w:rPr>
+          <w:rFonts w:ascii="Assistant Medium" w:hAnsi="Assistant Medium" w:cs="Assistant Medium"/>
+        </w:rPr>
+      </w:pPr>
+      <w:r>
+        <w:rPr>
+          <w:rFonts w:ascii="Assistant Medium" w:hAnsi="Assistant Medium" w:cs="Assistant Medium"/>
+        </w:rPr>
+        <w:t>AI-Driven Threat Detection.</w:t>
+      </w:r>
+    </w:p>
+    <w:p>
+      <w:pPr>
+        <w:pStyle w:val="ListParagraph"/>
+        <w:numPr>
+          <w:ilvl w:val="0"/>
+          <w:numId w:val="4"/>
+        </w:numPr>
+        <w:spacing w:after="0" w:line="360" w:lineRule="auto"/>
+        <w:rPr>
+          <w:rFonts w:ascii="Assistant Medium" w:hAnsi="Assistant Medium" w:cs="Assistant Medium"/>
+        </w:rPr>
+      </w:pPr>
+      <w:r>
+        <w:rPr>
+          <w:rFonts w:ascii="Assistant Medium" w:hAnsi="Assistant Medium" w:cs="Assistant Medium"/>
+        </w:rPr>
+        <w:t>Google Safe Browsing.</w:t>
+      </w:r>
+    </w:p>
+    <w:p>
+      <w:pPr>
+        <w:pStyle w:val="ListParagraph"/>
+        <w:numPr>
+          <w:ilvl w:val="0"/>
+          <w:numId w:val="4"/>
+        </w:numPr>
+        <w:spacing w:after="0" w:line="360" w:lineRule="auto"/>
+        <w:rPr>
+          <w:rFonts w:ascii="Assistant Medium" w:hAnsi="Assistant Medium" w:cs="Assistant Medium"/>
+        </w:rPr>
+      </w:pPr>
+      <w:r>
+        <w:rPr>
+          <w:rFonts w:ascii="Assistant Medium" w:hAnsi="Assistant Medium" w:cs="Assistant Medium"/>
+        </w:rPr>
+        <w:t>Cryptojacking Protection.</w:t>
+      </w:r>
+    </w:p>
+    <w:p>
+      <w:pPr>
+        <w:pStyle w:val="ListParagraph"/>
+        <w:numPr>
+          <w:ilvl w:val="0"/>
+          <w:numId w:val="4"/>
+        </w:numPr>
+        <w:spacing w:after="0" w:line="360" w:lineRule="auto"/>
+        <w:rPr>
+          <w:rFonts w:ascii="Assistant Medium" w:hAnsi="Assistant Medium" w:cs="Assistant Medium"/>
+        </w:rPr>
+      </w:pPr>
+      <w:r>
+        <w:rPr>
+          <w:rFonts w:ascii="Assistant Medium" w:hAnsi="Assistant Medium" w:cs="Assistant Medium"/>
+        </w:rPr>
+        <w:t>IDN Homograph Attacks Protection.</w:t>
+      </w:r>
+    </w:p>
+    <w:p>
+      <w:pPr>
+        <w:pStyle w:val="ListParagraph"/>
+        <w:numPr>
+          <w:ilvl w:val="0"/>
+          <w:numId w:val="4"/>
+        </w:numPr>
+        <w:spacing w:after="0" w:line="360" w:lineRule="auto"/>
+        <w:rPr>
+          <w:rFonts w:ascii="Assistant Medium" w:hAnsi="Assistant Medium" w:cs="Assistant Medium"/>
+        </w:rPr>
+      </w:pPr>
+      <w:proofErr w:type="spellStart"/>
+      <w:r>
+        <w:rPr>
+          <w:rFonts w:ascii="Assistant Medium" w:hAnsi="Assistant Medium" w:cs="Assistant Medium"/>
+        </w:rPr>
+        <w:t>Typosquatting</w:t>
+      </w:r>
+      <w:proofErr w:type="spellEnd"/>
+      <w:r>
+        <w:rPr>
+          <w:rFonts w:ascii="Assistant Medium" w:hAnsi="Assistant Medium" w:cs="Assistant Medium"/>
+        </w:rPr>
+        <w:t xml:space="preserve"> Protection.</w:t>
+      </w:r>
+    </w:p>
+    <w:p>
+      <w:pPr>
+        <w:pStyle w:val="ListParagraph"/>
+        <w:numPr>
+          <w:ilvl w:val="0"/>
+          <w:numId w:val="4"/>
+        </w:numPr>
+        <w:spacing w:after="0" w:line="360" w:lineRule="auto"/>
+        <w:rPr>
+          <w:rFonts w:ascii="Assistant Medium" w:hAnsi="Assistant Medium" w:cs="Assistant Medium"/>
+        </w:rPr>
+      </w:pPr>
+      <w:r>
+        <w:rPr>
+          <w:rFonts w:ascii="Assistant Medium" w:hAnsi="Assistant Medium" w:cs="Assistant Medium"/>
+        </w:rPr>
+        <w:t>Domain Generation Algorithms (DGAs) Protection.</w:t>
+      </w:r>
+    </w:p>
+    <w:p>
+      <w:pPr>
+        <w:pStyle w:val="ListParagraph"/>
+        <w:numPr>
+          <w:ilvl w:val="0"/>
+          <w:numId w:val="4"/>
+        </w:numPr>
+        <w:spacing w:after="0" w:line="360" w:lineRule="auto"/>
+        <w:rPr>
+          <w:rFonts w:ascii="Assistant Medium" w:hAnsi="Assistant Medium" w:cs="Assistant Medium"/>
+        </w:rPr>
+      </w:pPr>
+      <w:r>
+        <w:rPr>
+          <w:rFonts w:ascii="Assistant Medium" w:hAnsi="Assistant Medium" w:cs="Assistant Medium"/>
+        </w:rPr>
+        <w:t>Block Newly Registered Domains (NRDs).</w:t>
+      </w:r>
+    </w:p>
+    <w:p>
+      <w:pPr>
+        <w:pStyle w:val="ListParagraph"/>
+        <w:numPr>
+          <w:ilvl w:val="0"/>
+          <w:numId w:val="4"/>
+        </w:numPr>
+        <w:spacing w:after="0" w:line="360" w:lineRule="auto"/>
+        <w:rPr>
+          <w:rFonts w:ascii="Assistant Medium" w:hAnsi="Assistant Medium" w:cs="Assistant Medium"/>
+        </w:rPr>
+      </w:pPr>
+      <w:r>
+        <w:rPr>
+          <w:rFonts w:ascii="Assistant Medium" w:hAnsi="Assistant Medium" w:cs="Assistant Medium"/>
+        </w:rPr>
+        <w:t>Block Dynamic DNS Hostnames.</w:t>
+      </w:r>
+    </w:p>
+    <w:p>
+      <w:pPr>
+        <w:pStyle w:val="ListParagraph"/>
+        <w:numPr>
+          <w:ilvl w:val="0"/>
+          <w:numId w:val="4"/>
+        </w:numPr>
+        <w:spacing w:after="0" w:line="360" w:lineRule="auto"/>
+        <w:rPr>
+          <w:rFonts w:ascii="Assistant Medium" w:hAnsi="Assistant Medium" w:cs="Assistant Medium"/>
+        </w:rPr>
+      </w:pPr>
+      <w:r>
+        <w:rPr>
+          <w:rFonts w:ascii="Assistant Medium" w:hAnsi="Assistant Medium" w:cs="Assistant Medium"/>
+        </w:rPr>
+        <w:t>Block Parked Domains.</w:t>
+      </w:r>
+    </w:p>
+    <w:p>
+      <w:pPr>
+        <w:pStyle w:val="ListParagraph"/>
+        <w:numPr>
+          <w:ilvl w:val="0"/>
+          <w:numId w:val="4"/>
+        </w:numPr>
+        <w:spacing w:after="0" w:line="360" w:lineRule="auto"/>
+        <w:rPr>
+          <w:rFonts w:ascii="Assistant Medium" w:hAnsi="Assistant Medium" w:cs="Assistant Medium"/>
+        </w:rPr>
+      </w:pPr>
+      <w:r>
+        <w:rPr>
+          <w:rFonts w:ascii="Assistant Medium" w:hAnsi="Assistant Medium" w:cs="Assistant Medium"/>
+        </w:rPr>
+        <w:t>Block many risky Top-Level Domains (TLDs)</w:t>
+      </w:r>
+    </w:p>
+    <w:p>
+      <w:pPr>
+        <w:pStyle w:val="ListParagraph"/>
+        <w:numPr>
+          <w:ilvl w:val="0"/>
+          <w:numId w:val="4"/>
+        </w:numPr>
+        <w:spacing w:after="0" w:line="360" w:lineRule="auto"/>
+        <w:rPr>
+          <w:rFonts w:ascii="Assistant Medium" w:hAnsi="Assistant Medium" w:cs="Assistant Medium"/>
+        </w:rPr>
+      </w:pPr>
+      <w:r>
+        <w:rPr>
+          <w:rFonts w:ascii="Assistant Medium" w:hAnsi="Assistant Medium" w:cs="Assistant Medium"/>
+        </w:rPr>
+        <w:t>Ad blocking</w:t>
+      </w:r>
+    </w:p>
+    <w:p>
+      <w:pPr>
+        <w:pStyle w:val="ListParagraph"/>
+        <w:numPr>
+          <w:ilvl w:val="0"/>
+          <w:numId w:val="4"/>
+        </w:numPr>
+        <w:spacing w:after="0" w:line="360" w:lineRule="auto"/>
+        <w:rPr>
+          <w:rFonts w:ascii="Assistant Medium" w:hAnsi="Assistant Medium" w:cs="Assistant Medium"/>
+        </w:rPr>
+      </w:pPr>
+      <w:r>
+        <w:rPr>
+          <w:rFonts w:ascii="Assistant Medium" w:hAnsi="Assistant Medium" w:cs="Assistant Medium"/>
+        </w:rPr>
+        <w:t>Tracking protection.</w:t>
+      </w:r>
+    </w:p>
+    <w:p>
+      <w:pPr>
+        <w:pStyle w:val="ListParagraph"/>
+        <w:numPr>
+          <w:ilvl w:val="0"/>
+          <w:numId w:val="4"/>
+        </w:numPr>
+        <w:spacing w:after="0" w:line="360" w:lineRule="auto"/>
+        <w:rPr>
+          <w:rFonts w:ascii="Assistant Medium" w:hAnsi="Assistant Medium" w:cs="Assistant Medium"/>
+        </w:rPr>
+      </w:pPr>
+      <w:r>
+        <w:rPr>
+          <w:rFonts w:ascii="Assistant Medium" w:hAnsi="Assistant Medium" w:cs="Assistant Medium"/>
+        </w:rPr>
+        <w:t>Block free hosting domains</w:t>
+      </w:r>
+    </w:p>
+    <w:p>
+      <w:pPr>
+        <w:pStyle w:val="ListParagraph"/>
+        <w:numPr>
+          <w:ilvl w:val="0"/>
+          <w:numId w:val="4"/>
+        </w:numPr>
+        <w:spacing w:after="0" w:line="360" w:lineRule="auto"/>
+        <w:rPr>
+          <w:rFonts w:ascii="Assistant Medium" w:hAnsi="Assistant Medium" w:cs="Assistant Medium"/>
+        </w:rPr>
+      </w:pPr>
+      <w:r>
+        <w:rPr>
+          <w:rFonts w:ascii="Assistant Medium" w:hAnsi="Assistant Medium" w:cs="Assistant Medium"/>
+        </w:rPr>
+        <w:t xml:space="preserve">Block </w:t>
+      </w:r>
+      <w:r>
+        <w:rPr>
+          <w:rFonts w:ascii="Assistant Medium" w:hAnsi="Assistant Medium" w:cs="Assistant Medium"/>
+        </w:rPr>
+        <w:t>Data Drop Services</w:t>
+      </w:r>
+    </w:p>
+    <w:p>
+      <w:pPr>
+        <w:pStyle w:val="ListParagraph"/>
+        <w:numPr>
+          <w:ilvl w:val="0"/>
+          <w:numId w:val="4"/>
+        </w:numPr>
+        <w:spacing w:after="0" w:line="360" w:lineRule="auto"/>
+        <w:rPr>
+          <w:rFonts w:ascii="Assistant Medium" w:hAnsi="Assistant Medium" w:cs="Assistant Medium"/>
+        </w:rPr>
+      </w:pPr>
+      <w:r>
+        <w:rPr>
+          <w:rFonts w:ascii="Assistant Medium" w:hAnsi="Assistant Medium" w:cs="Assistant Medium"/>
+        </w:rPr>
+        <w:t xml:space="preserve">Block </w:t>
+      </w:r>
+      <w:r>
+        <w:rPr>
+          <w:rFonts w:ascii="Assistant Medium" w:hAnsi="Assistant Medium" w:cs="Assistant Medium"/>
+        </w:rPr>
+        <w:t>Residential Hosting</w:t>
+      </w:r>
+    </w:p>
+    <w:p>
+      <w:pPr>
+        <w:pStyle w:val="ListParagraph"/>
+        <w:numPr>
+          <w:ilvl w:val="0"/>
+          <w:numId w:val="4"/>
+        </w:numPr>
+        <w:spacing w:after="0" w:line="360" w:lineRule="auto"/>
+        <w:rPr>
+          <w:rFonts w:ascii="Assistant Medium" w:hAnsi="Assistant Medium" w:cs="Assistant Medium"/>
+          <w:b/>
+          <w:bCs/>
+        </w:rPr>
+      </w:pPr>
+      <w:r>
+        <w:rPr>
+          <w:rFonts w:ascii="Assistant Medium" w:hAnsi="Assistant Medium" w:cs="Assistant Medium"/>
+        </w:rPr>
+        <w:t xml:space="preserve">Block </w:t>
+      </w:r>
+      <w:r>
+        <w:rPr>
+          <w:rFonts w:ascii="Assistant Medium" w:hAnsi="Assistant Medium" w:cs="Assistant Medium"/>
+        </w:rPr>
+        <w:t>Decentralized Web Gateways</w:t>
+      </w:r>
+    </w:p>
+    <w:p>
+      <w:pPr>
+        <w:pStyle w:val="ListParagraph"/>
+        <w:numPr>
+          <w:ilvl w:val="0"/>
+          <w:numId w:val="4"/>
+        </w:numPr>
+        <w:spacing w:after="0" w:line="360" w:lineRule="auto"/>
+        <w:rPr>
+          <w:rFonts w:ascii="Assistant Medium" w:hAnsi="Assistant Medium" w:cs="Assistant Medium"/>
+        </w:rPr>
+      </w:pPr>
+      <w:r>
+        <w:rPr>
+          <w:rFonts w:ascii="Assistant Medium" w:hAnsi="Assistant Medium" w:cs="Assistant Medium"/>
+        </w:rPr>
+        <w:t xml:space="preserve">block </w:t>
+      </w:r>
+      <w:r>
+        <w:rPr>
+          <w:rFonts w:ascii="Assistant Medium" w:hAnsi="Assistant Medium" w:cs="Assistant Medium"/>
+        </w:rPr>
+        <w:t>Child Sexual Abuse Material (CSAM)</w:t>
+      </w:r>
+    </w:p>
+    <w:p>
+      <w:pPr>
+        <w:pStyle w:val="ListParagraph"/>
+        <w:numPr>
+          <w:ilvl w:val="0"/>
+          <w:numId w:val="4"/>
+        </w:numPr>
+        <w:spacing w:after="0" w:line="360" w:lineRule="auto"/>
+        <w:rPr>
+          <w:rFonts w:ascii="Assistant Medium" w:hAnsi="Assistant Medium" w:cs="Assistant Medium"/>
+        </w:rPr>
+      </w:pPr>
+      <w:r>
+        <w:rPr>
+          <w:rFonts w:ascii="Assistant Medium" w:hAnsi="Assistant Medium" w:cs="Assistant Medium"/>
+        </w:rPr>
+        <w:t xml:space="preserve">Support </w:t>
+      </w:r>
+      <w:proofErr w:type="spellStart"/>
+      <w:r>
+        <w:rPr>
+          <w:rFonts w:ascii="Assistant Medium" w:hAnsi="Assistant Medium" w:cs="Assistant Medium"/>
+        </w:rPr>
+        <w:t>dnssec</w:t>
+      </w:r>
+      <w:proofErr w:type="spellEnd"/>
+      <w:r>
+        <w:rPr>
+          <w:rFonts w:ascii="Assistant Medium" w:hAnsi="Assistant Medium" w:cs="Assistant Medium"/>
+        </w:rPr>
+        <w:t>.</w:t>
+      </w:r>
+    </w:p>
+    <w:p>
+      <w:pPr>
+        <w:pStyle w:val="ListParagraph"/>
+        <w:numPr>
+          <w:ilvl w:val="0"/>
+          <w:numId w:val="4"/>
+        </w:numPr>
+        <w:spacing w:after="0" w:line="360" w:lineRule="auto"/>
+        <w:rPr>
+          <w:rFonts w:ascii="Assistant Medium" w:hAnsi="Assistant Medium" w:cs="Assistant Medium"/>
+        </w:rPr>
+      </w:pPr>
+      <w:r>
+        <w:rPr>
+          <w:rFonts w:ascii="Assistant Medium" w:hAnsi="Assistant Medium" w:cs="Assistant Medium"/>
+        </w:rPr>
+        <w:t xml:space="preserve">Used with </w:t>
+      </w:r>
+      <w:proofErr w:type="spellStart"/>
+      <w:r>
+        <w:rPr>
+          <w:rFonts w:ascii="Assistant Medium" w:hAnsi="Assistant Medium" w:cs="Assistant Medium"/>
+        </w:rPr>
+        <w:t>dns</w:t>
+      </w:r>
+      <w:proofErr w:type="spellEnd"/>
+      <w:r>
+        <w:rPr>
+          <w:rFonts w:ascii="Assistant Medium" w:hAnsi="Assistant Medium" w:cs="Assistant Medium"/>
+        </w:rPr>
+        <w:t xml:space="preserve"> over </w:t>
+      </w:r>
+      <w:proofErr w:type="spellStart"/>
+      <w:r>
+        <w:rPr>
+          <w:rFonts w:ascii="Assistant Medium" w:hAnsi="Assistant Medium" w:cs="Assistant Medium"/>
+        </w:rPr>
+        <w:t>tls</w:t>
+      </w:r>
+      <w:proofErr w:type="spellEnd"/>
+      <w:r>
+        <w:rPr>
+          <w:rFonts w:ascii="Assistant Medium" w:hAnsi="Assistant Medium" w:cs="Assistant Medium"/>
+        </w:rPr>
+        <w:t xml:space="preserve"> or https.</w:t>
       </w:r>
     </w:p>
     <w:p>
@@ -2246,241 +3110,79 @@
         <w:rPr>
           <w:rFonts w:ascii="Assistant Medium" w:hAnsi="Assistant Medium" w:cs="Assistant Medium"/>
         </w:rPr>
-        <w:t>DNS Firewall</w:t>
-      </w:r>
-      <w:r>
-        <w:rPr>
-          <w:rFonts w:ascii="Assistant Medium" w:hAnsi="Assistant Medium" w:cs="Assistant Medium"/>
-        </w:rPr>
-        <w:t xml:space="preserve"> – NextDNS.</w:t>
-      </w:r>
-    </w:p>
-    <w:p>
-      <w:pPr>
-        <w:pStyle w:val="ListParagraph"/>
-        <w:numPr>
-          <w:ilvl w:val="0"/>
-          <w:numId w:val="4"/>
-        </w:numPr>
-        <w:spacing w:after="0" w:line="360" w:lineRule="auto"/>
-        <w:rPr>
-          <w:rFonts w:ascii="Assistant Medium" w:hAnsi="Assistant Medium" w:cs="Assistant Medium"/>
-        </w:rPr>
-      </w:pPr>
-      <w:r>
-        <w:rPr>
-          <w:rFonts w:ascii="Assistant Medium" w:hAnsi="Assistant Medium" w:cs="Assistant Medium"/>
-        </w:rPr>
-        <w:t>Threat intelligence blocking feeds.</w:t>
-      </w:r>
-    </w:p>
-    <w:p>
-      <w:pPr>
-        <w:pStyle w:val="ListParagraph"/>
-        <w:numPr>
-          <w:ilvl w:val="0"/>
-          <w:numId w:val="4"/>
-        </w:numPr>
-        <w:spacing w:after="0" w:line="360" w:lineRule="auto"/>
-        <w:rPr>
-          <w:rFonts w:ascii="Assistant Medium" w:hAnsi="Assistant Medium" w:cs="Assistant Medium"/>
-        </w:rPr>
-      </w:pPr>
-      <w:r>
-        <w:rPr>
-          <w:rFonts w:ascii="Assistant Medium" w:hAnsi="Assistant Medium" w:cs="Assistant Medium"/>
-        </w:rPr>
-        <w:t>AI-Driven Threat Detection.</w:t>
-      </w:r>
-    </w:p>
-    <w:p>
-      <w:pPr>
-        <w:pStyle w:val="ListParagraph"/>
-        <w:numPr>
-          <w:ilvl w:val="0"/>
-          <w:numId w:val="4"/>
-        </w:numPr>
-        <w:spacing w:after="0" w:line="360" w:lineRule="auto"/>
-        <w:rPr>
-          <w:rFonts w:ascii="Assistant Medium" w:hAnsi="Assistant Medium" w:cs="Assistant Medium"/>
-        </w:rPr>
-      </w:pPr>
-      <w:r>
-        <w:rPr>
-          <w:rFonts w:ascii="Assistant Medium" w:hAnsi="Assistant Medium" w:cs="Assistant Medium"/>
-        </w:rPr>
-        <w:t>Google Safe Browsing.</w:t>
-      </w:r>
-    </w:p>
-    <w:p>
-      <w:pPr>
-        <w:pStyle w:val="ListParagraph"/>
-        <w:numPr>
-          <w:ilvl w:val="0"/>
-          <w:numId w:val="4"/>
-        </w:numPr>
-        <w:spacing w:after="0" w:line="360" w:lineRule="auto"/>
-        <w:rPr>
-          <w:rFonts w:ascii="Assistant Medium" w:hAnsi="Assistant Medium" w:cs="Assistant Medium"/>
-        </w:rPr>
-      </w:pPr>
-      <w:r>
-        <w:rPr>
-          <w:rFonts w:ascii="Assistant Medium" w:hAnsi="Assistant Medium" w:cs="Assistant Medium"/>
-        </w:rPr>
-        <w:t>Cryptojacking Protection.</w:t>
-      </w:r>
-    </w:p>
-    <w:p>
-      <w:pPr>
-        <w:pStyle w:val="ListParagraph"/>
-        <w:numPr>
-          <w:ilvl w:val="0"/>
-          <w:numId w:val="4"/>
-        </w:numPr>
-        <w:spacing w:after="0" w:line="360" w:lineRule="auto"/>
-        <w:rPr>
-          <w:rFonts w:ascii="Assistant Medium" w:hAnsi="Assistant Medium" w:cs="Assistant Medium"/>
-        </w:rPr>
-      </w:pPr>
-      <w:r>
-        <w:rPr>
-          <w:rFonts w:ascii="Assistant Medium" w:hAnsi="Assistant Medium" w:cs="Assistant Medium"/>
-        </w:rPr>
-        <w:t>IDN Homograph Attacks Protection.</w:t>
-      </w:r>
-    </w:p>
-    <w:p>
-      <w:pPr>
-        <w:pStyle w:val="ListParagraph"/>
-        <w:numPr>
-          <w:ilvl w:val="0"/>
-          <w:numId w:val="4"/>
-        </w:numPr>
-        <w:spacing w:after="0" w:line="360" w:lineRule="auto"/>
-        <w:rPr>
-          <w:rFonts w:ascii="Assistant Medium" w:hAnsi="Assistant Medium" w:cs="Assistant Medium"/>
-        </w:rPr>
-      </w:pPr>
-      <w:r>
-        <w:rPr>
-          <w:rFonts w:ascii="Assistant Medium" w:hAnsi="Assistant Medium" w:cs="Assistant Medium"/>
-        </w:rPr>
-        <w:t>Typosquatting Protection.</w:t>
-      </w:r>
-    </w:p>
-    <w:p>
-      <w:pPr>
-        <w:pStyle w:val="ListParagraph"/>
-        <w:numPr>
-          <w:ilvl w:val="0"/>
-          <w:numId w:val="4"/>
-        </w:numPr>
-        <w:spacing w:after="0" w:line="360" w:lineRule="auto"/>
-        <w:rPr>
-          <w:rFonts w:ascii="Assistant Medium" w:hAnsi="Assistant Medium" w:cs="Assistant Medium"/>
-        </w:rPr>
-      </w:pPr>
-      <w:r>
-        <w:rPr>
-          <w:rFonts w:ascii="Assistant Medium" w:hAnsi="Assistant Medium" w:cs="Assistant Medium"/>
-        </w:rPr>
-        <w:t>Domain Generation Algorithms (DGAs) Protection.</w:t>
-      </w:r>
-    </w:p>
-    <w:p>
-      <w:pPr>
-        <w:pStyle w:val="ListParagraph"/>
-        <w:numPr>
-          <w:ilvl w:val="0"/>
-          <w:numId w:val="4"/>
-        </w:numPr>
-        <w:spacing w:after="0" w:line="360" w:lineRule="auto"/>
-        <w:rPr>
-          <w:rFonts w:ascii="Assistant Medium" w:hAnsi="Assistant Medium" w:cs="Assistant Medium"/>
-        </w:rPr>
-      </w:pPr>
-      <w:r>
-        <w:rPr>
-          <w:rFonts w:ascii="Assistant Medium" w:hAnsi="Assistant Medium" w:cs="Assistant Medium"/>
-        </w:rPr>
-        <w:t>Block Newly Registered Domains (NRDs).</w:t>
-      </w:r>
-    </w:p>
-    <w:p>
-      <w:pPr>
-        <w:pStyle w:val="ListParagraph"/>
-        <w:numPr>
-          <w:ilvl w:val="0"/>
-          <w:numId w:val="4"/>
-        </w:numPr>
-        <w:spacing w:after="0" w:line="360" w:lineRule="auto"/>
-        <w:rPr>
-          <w:rFonts w:ascii="Assistant Medium" w:hAnsi="Assistant Medium" w:cs="Assistant Medium"/>
-        </w:rPr>
-      </w:pPr>
-      <w:r>
-        <w:rPr>
-          <w:rFonts w:ascii="Assistant Medium" w:hAnsi="Assistant Medium" w:cs="Assistant Medium"/>
-        </w:rPr>
-        <w:t>Block Dynamic DNS Hostnames.</w:t>
-      </w:r>
-    </w:p>
-    <w:p>
-      <w:pPr>
-        <w:pStyle w:val="ListParagraph"/>
-        <w:numPr>
-          <w:ilvl w:val="0"/>
-          <w:numId w:val="4"/>
-        </w:numPr>
-        <w:spacing w:after="0" w:line="360" w:lineRule="auto"/>
-        <w:rPr>
-          <w:rFonts w:ascii="Assistant Medium" w:hAnsi="Assistant Medium" w:cs="Assistant Medium"/>
-        </w:rPr>
-      </w:pPr>
-      <w:r>
-        <w:rPr>
-          <w:rFonts w:ascii="Assistant Medium" w:hAnsi="Assistant Medium" w:cs="Assistant Medium"/>
-        </w:rPr>
-        <w:t>Block Parked Domains.</w:t>
-      </w:r>
-    </w:p>
-    <w:p>
-      <w:pPr>
-        <w:pStyle w:val="ListParagraph"/>
-        <w:numPr>
-          <w:ilvl w:val="0"/>
-          <w:numId w:val="4"/>
-        </w:numPr>
-        <w:spacing w:after="0" w:line="360" w:lineRule="auto"/>
-        <w:rPr>
-          <w:rFonts w:ascii="Assistant Medium" w:hAnsi="Assistant Medium" w:cs="Assistant Medium"/>
-        </w:rPr>
-      </w:pPr>
-      <w:r>
-        <w:rPr>
-          <w:rFonts w:ascii="Assistant Medium" w:hAnsi="Assistant Medium" w:cs="Assistant Medium"/>
-        </w:rPr>
-        <w:t>Block many risky Top-Level Domains (TLDs)</w:t>
-      </w:r>
-    </w:p>
-    <w:p>
-      <w:pPr>
-        <w:pStyle w:val="ListParagraph"/>
-        <w:numPr>
-          <w:ilvl w:val="0"/>
-          <w:numId w:val="4"/>
-        </w:numPr>
-        <w:spacing w:after="0" w:line="360" w:lineRule="auto"/>
-        <w:rPr>
-          <w:rFonts w:ascii="Assistant Medium" w:hAnsi="Assistant Medium" w:cs="Assistant Medium"/>
-        </w:rPr>
-      </w:pPr>
-      <w:r>
-        <w:rPr>
-          <w:rFonts w:ascii="Assistant Medium" w:hAnsi="Assistant Medium" w:cs="Assistant Medium"/>
-        </w:rPr>
-        <w:t>Ad blocking</w:t>
+        <w:t xml:space="preserve">DNS server on AWS – </w:t>
+      </w:r>
+      <w:proofErr w:type="spellStart"/>
+      <w:r>
+        <w:rPr>
+          <w:rFonts w:ascii="Assistant Medium" w:hAnsi="Assistant Medium" w:cs="Assistant Medium"/>
+        </w:rPr>
+        <w:t>Adguard</w:t>
+      </w:r>
+      <w:proofErr w:type="spellEnd"/>
+      <w:r>
+        <w:rPr>
+          <w:rFonts w:ascii="Assistant Medium" w:hAnsi="Assistant Medium" w:cs="Assistant Medium"/>
+        </w:rPr>
+        <w:t xml:space="preserve"> home</w:t>
+      </w:r>
+      <w:r>
+        <w:rPr>
+          <w:rFonts w:ascii="Assistant Medium" w:hAnsi="Assistant Medium" w:cs="Assistant Medium"/>
+        </w:rPr>
+        <w:t xml:space="preserve"> – connected to </w:t>
+      </w:r>
+      <w:proofErr w:type="spellStart"/>
+      <w:r>
+        <w:rPr>
+          <w:rFonts w:ascii="Assistant Medium" w:hAnsi="Assistant Medium" w:cs="Assistant Medium"/>
+        </w:rPr>
+        <w:t>dns</w:t>
+      </w:r>
+      <w:proofErr w:type="spellEnd"/>
+      <w:r>
+        <w:rPr>
+          <w:rFonts w:ascii="Assistant Medium" w:hAnsi="Assistant Medium" w:cs="Assistant Medium"/>
+        </w:rPr>
+        <w:t xml:space="preserve"> firewall.</w:t>
+      </w:r>
+    </w:p>
+    <w:p>
+      <w:pPr>
+        <w:pStyle w:val="ListParagraph"/>
+        <w:numPr>
+          <w:ilvl w:val="0"/>
+          <w:numId w:val="4"/>
+        </w:numPr>
+        <w:spacing w:after="0" w:line="360" w:lineRule="auto"/>
+        <w:rPr>
+          <w:rFonts w:ascii="Assistant Medium" w:hAnsi="Assistant Medium" w:cs="Assistant Medium"/>
+        </w:rPr>
+      </w:pPr>
+      <w:r>
+        <w:rPr>
+          <w:rFonts w:ascii="Assistant Medium" w:hAnsi="Assistant Medium" w:cs="Assistant Medium"/>
+        </w:rPr>
+        <w:t>Threat intelligence feeds.</w:t>
+      </w:r>
+    </w:p>
+    <w:p>
+      <w:pPr>
+        <w:pStyle w:val="ListParagraph"/>
+        <w:numPr>
+          <w:ilvl w:val="0"/>
+          <w:numId w:val="4"/>
+        </w:numPr>
+        <w:spacing w:after="0" w:line="360" w:lineRule="auto"/>
+        <w:rPr>
+          <w:rFonts w:ascii="Assistant Medium" w:hAnsi="Assistant Medium" w:cs="Assistant Medium"/>
+        </w:rPr>
+      </w:pPr>
+      <w:r>
+        <w:rPr>
+          <w:rFonts w:ascii="Assistant Medium" w:hAnsi="Assistant Medium" w:cs="Assistant Medium"/>
+        </w:rPr>
+        <w:t>Ad blocking.</w:t>
       </w:r>
     </w:p>
     <w:p>
@@ -2504,40 +3206,20 @@
     </w:p>
     <w:p>
       <w:pPr>
-        <w:pStyle w:val="ListParagraph"/>
-        <w:numPr>
-          <w:ilvl w:val="0"/>
-          <w:numId w:val="4"/>
-        </w:numPr>
-        <w:spacing w:after="0" w:line="360" w:lineRule="auto"/>
-        <w:rPr>
-          <w:rFonts w:ascii="Assistant Medium" w:hAnsi="Assistant Medium" w:cs="Assistant Medium"/>
-        </w:rPr>
-      </w:pPr>
-      <w:r>
-        <w:rPr>
-          <w:rFonts w:ascii="Assistant Medium" w:hAnsi="Assistant Medium" w:cs="Assistant Medium"/>
-        </w:rPr>
-        <w:t>Support dnssec.</w:t>
-      </w:r>
-    </w:p>
-    <w:p>
-      <w:pPr>
-        <w:pStyle w:val="ListParagraph"/>
-        <w:numPr>
-          <w:ilvl w:val="0"/>
-          <w:numId w:val="4"/>
-        </w:numPr>
-        <w:spacing w:after="0" w:line="360" w:lineRule="auto"/>
-        <w:rPr>
-          <w:rFonts w:ascii="Assistant Medium" w:hAnsi="Assistant Medium" w:cs="Assistant Medium"/>
-        </w:rPr>
-      </w:pPr>
-      <w:r>
-        <w:rPr>
-          <w:rFonts w:ascii="Assistant Medium" w:hAnsi="Assistant Medium" w:cs="Assistant Medium"/>
-        </w:rPr>
-        <w:t>Used with dns over tls or https.</w:t>
+        <w:spacing w:after="0" w:line="360" w:lineRule="auto"/>
+        <w:rPr>
+          <w:rFonts w:ascii="Assistant Medium" w:hAnsi="Assistant Medium" w:cs="Assistant Medium"/>
+          <w:b/>
+          <w:bCs/>
+        </w:rPr>
+      </w:pPr>
+      <w:r>
+        <w:rPr>
+          <w:rFonts w:ascii="Assistant Medium" w:hAnsi="Assistant Medium" w:cs="Assistant Medium"/>
+          <w:b/>
+          <w:bCs/>
+        </w:rPr>
+        <w:t>Additional For me:</w:t>
       </w:r>
     </w:p>
     <w:p>
@@ -2556,88 +3238,13 @@
         <w:rPr>
           <w:rFonts w:ascii="Assistant Medium" w:hAnsi="Assistant Medium" w:cs="Assistant Medium"/>
         </w:rPr>
-        <w:t>DNS server on AWS – Adguard home</w:t>
-      </w:r>
-      <w:r>
-        <w:rPr>
-          <w:rFonts w:ascii="Assistant Medium" w:hAnsi="Assistant Medium" w:cs="Assistant Medium"/>
-        </w:rPr>
-        <w:t xml:space="preserve"> – connected to dns firewall.</w:t>
-      </w:r>
-    </w:p>
-    <w:p>
-      <w:pPr>
-        <w:pStyle w:val="ListParagraph"/>
-        <w:numPr>
-          <w:ilvl w:val="0"/>
-          <w:numId w:val="4"/>
-        </w:numPr>
-        <w:spacing w:after="0" w:line="360" w:lineRule="auto"/>
-        <w:rPr>
-          <w:rFonts w:ascii="Assistant Medium" w:hAnsi="Assistant Medium" w:cs="Assistant Medium"/>
-        </w:rPr>
-      </w:pPr>
-      <w:r>
-        <w:rPr>
-          <w:rFonts w:ascii="Assistant Medium" w:hAnsi="Assistant Medium" w:cs="Assistant Medium"/>
-        </w:rPr>
-        <w:t>Threat intelligence feeds.</w:t>
-      </w:r>
-    </w:p>
-    <w:p>
-      <w:pPr>
-        <w:pStyle w:val="ListParagraph"/>
-        <w:numPr>
-          <w:ilvl w:val="0"/>
-          <w:numId w:val="4"/>
-        </w:numPr>
-        <w:spacing w:after="0" w:line="360" w:lineRule="auto"/>
-        <w:rPr>
-          <w:rFonts w:ascii="Assistant Medium" w:hAnsi="Assistant Medium" w:cs="Assistant Medium"/>
-        </w:rPr>
-      </w:pPr>
-      <w:r>
-        <w:rPr>
-          <w:rFonts w:ascii="Assistant Medium" w:hAnsi="Assistant Medium" w:cs="Assistant Medium"/>
-        </w:rPr>
-        <w:t>Ad blocking.</w:t>
-      </w:r>
-    </w:p>
-    <w:p>
-      <w:pPr>
-        <w:pStyle w:val="ListParagraph"/>
-        <w:numPr>
-          <w:ilvl w:val="0"/>
-          <w:numId w:val="4"/>
-        </w:numPr>
-        <w:spacing w:after="0" w:line="360" w:lineRule="auto"/>
-        <w:rPr>
-          <w:rFonts w:ascii="Assistant Medium" w:hAnsi="Assistant Medium" w:cs="Assistant Medium"/>
-        </w:rPr>
-      </w:pPr>
-      <w:r>
-        <w:rPr>
-          <w:rFonts w:ascii="Assistant Medium" w:hAnsi="Assistant Medium" w:cs="Assistant Medium"/>
-        </w:rPr>
-        <w:t>Tracking protection.</w:t>
-      </w:r>
-    </w:p>
-    <w:p>
-      <w:pPr>
-        <w:spacing w:after="0" w:line="360" w:lineRule="auto"/>
-        <w:rPr>
-          <w:rFonts w:ascii="Assistant Medium" w:hAnsi="Assistant Medium" w:cs="Assistant Medium"/>
-          <w:b/>
-          <w:bCs/>
-        </w:rPr>
-      </w:pPr>
-      <w:r>
-        <w:rPr>
-          <w:rFonts w:ascii="Assistant Medium" w:hAnsi="Assistant Medium" w:cs="Assistant Medium"/>
-          <w:b/>
-          <w:bCs/>
-        </w:rPr>
-        <w:t>Additional For me:</w:t>
+        <w:t>Checkpoint SMB Firewall</w:t>
+      </w:r>
+      <w:r>
+        <w:rPr>
+          <w:rFonts w:ascii="Assistant Medium" w:hAnsi="Assistant Medium" w:cs="Assistant Medium"/>
+        </w:rPr>
+        <w:t>.</w:t>
       </w:r>
     </w:p>
     <w:p>
@@ -2652,37 +3259,28 @@
           <w:rFonts w:ascii="Assistant Medium" w:hAnsi="Assistant Medium" w:cs="Assistant Medium"/>
         </w:rPr>
       </w:pPr>
-      <w:r>
-        <w:rPr>
-          <w:rFonts w:ascii="Assistant Medium" w:hAnsi="Assistant Medium" w:cs="Assistant Medium"/>
-        </w:rPr>
-        <w:t>Checkpoint SMB Firewall</w:t>
-      </w:r>
-      <w:r>
-        <w:rPr>
-          <w:rFonts w:ascii="Assistant Medium" w:hAnsi="Assistant Medium" w:cs="Assistant Medium"/>
-        </w:rPr>
-        <w:t>.</w:t>
-      </w:r>
-    </w:p>
-    <w:p>
-      <w:pPr>
-        <w:pStyle w:val="ListParagraph"/>
-        <w:numPr>
-          <w:ilvl w:val="0"/>
-          <w:numId w:val="2"/>
-        </w:numPr>
-        <w:spacing w:after="0" w:line="360" w:lineRule="auto"/>
-        <w:rPr>
-          <w:rFonts w:ascii="Assistant Medium" w:hAnsi="Assistant Medium" w:cs="Assistant Medium"/>
-        </w:rPr>
-      </w:pPr>
-      <w:r>
-        <w:rPr>
-          <w:rFonts w:ascii="Assistant Medium" w:hAnsi="Assistant Medium" w:cs="Assistant Medium"/>
-        </w:rPr>
-        <w:t>Twingate ZTNA.</w:t>
-      </w:r>
+      <w:proofErr w:type="spellStart"/>
+      <w:r>
+        <w:rPr>
+          <w:rFonts w:ascii="Assistant Medium" w:hAnsi="Assistant Medium" w:cs="Assistant Medium"/>
+        </w:rPr>
+        <w:t>Twingate</w:t>
+      </w:r>
+      <w:proofErr w:type="spellEnd"/>
+      <w:r>
+        <w:rPr>
+          <w:rFonts w:ascii="Assistant Medium" w:hAnsi="Assistant Medium" w:cs="Assistant Medium"/>
+        </w:rPr>
+        <w:t xml:space="preserve"> ZTNA.</w:t>
+      </w:r>
+    </w:p>
+    <w:p>
+      <w:pPr>
+        <w:spacing w:after="0" w:line="360" w:lineRule="auto"/>
+        <w:rPr>
+          <w:rFonts w:ascii="Assistant Medium" w:hAnsi="Assistant Medium" w:cs="Assistant Medium"/>
+        </w:rPr>
+      </w:pPr>
     </w:p>
     <w:p>
       <w:pPr>
@@ -2737,6 +3335,7 @@
           <w:szCs w:val="28"/>
           <w:u w:val="single"/>
         </w:rPr>
+        <w:lastRenderedPageBreak/>
         <w:t xml:space="preserve">Email </w:t>
       </w:r>
     </w:p>
@@ -2826,11 +3425,19 @@
           <w:rFonts w:ascii="Assistant Medium" w:hAnsi="Assistant Medium" w:cs="Assistant Medium"/>
         </w:rPr>
       </w:pPr>
-      <w:r>
-        <w:rPr>
-          <w:rFonts w:ascii="Assistant Medium" w:hAnsi="Assistant Medium" w:cs="Assistant Medium"/>
-        </w:rPr>
-        <w:t>Yubikey login</w:t>
+      <w:proofErr w:type="spellStart"/>
+      <w:r>
+        <w:rPr>
+          <w:rFonts w:ascii="Assistant Medium" w:hAnsi="Assistant Medium" w:cs="Assistant Medium"/>
+        </w:rPr>
+        <w:t>Yubikey</w:t>
+      </w:r>
+      <w:proofErr w:type="spellEnd"/>
+      <w:r>
+        <w:rPr>
+          <w:rFonts w:ascii="Assistant Medium" w:hAnsi="Assistant Medium" w:cs="Assistant Medium"/>
+        </w:rPr>
+        <w:t xml:space="preserve"> login</w:t>
       </w:r>
     </w:p>
     <w:p>
@@ -2901,107 +3508,119 @@
           <w:rFonts w:ascii="Assistant Medium" w:hAnsi="Assistant Medium" w:cs="Assistant Medium"/>
         </w:rPr>
       </w:pPr>
+      <w:proofErr w:type="spellStart"/>
       <w:r>
         <w:rPr>
           <w:rFonts w:ascii="Assistant Medium" w:hAnsi="Assistant Medium" w:cs="Assistant Medium"/>
         </w:rPr>
         <w:t>Dnssec</w:t>
       </w:r>
-    </w:p>
-    <w:p>
-      <w:pPr>
-        <w:pStyle w:val="ListParagraph"/>
-        <w:numPr>
-          <w:ilvl w:val="0"/>
-          <w:numId w:val="4"/>
-        </w:numPr>
-        <w:spacing w:after="0" w:line="360" w:lineRule="auto"/>
-        <w:rPr>
-          <w:rFonts w:ascii="Assistant Medium" w:hAnsi="Assistant Medium" w:cs="Assistant Medium"/>
-        </w:rPr>
-      </w:pPr>
+      <w:proofErr w:type="spellEnd"/>
+    </w:p>
+    <w:p>
+      <w:pPr>
+        <w:pStyle w:val="ListParagraph"/>
+        <w:numPr>
+          <w:ilvl w:val="0"/>
+          <w:numId w:val="4"/>
+        </w:numPr>
+        <w:spacing w:after="0" w:line="360" w:lineRule="auto"/>
+        <w:rPr>
+          <w:rFonts w:ascii="Assistant Medium" w:hAnsi="Assistant Medium" w:cs="Assistant Medium"/>
+        </w:rPr>
+      </w:pPr>
+      <w:proofErr w:type="spellStart"/>
       <w:r>
         <w:rPr>
           <w:rFonts w:ascii="Assistant Medium" w:hAnsi="Assistant Medium" w:cs="Assistant Medium"/>
         </w:rPr>
         <w:t>Spf</w:t>
       </w:r>
-    </w:p>
-    <w:p>
-      <w:pPr>
-        <w:pStyle w:val="ListParagraph"/>
-        <w:numPr>
-          <w:ilvl w:val="0"/>
-          <w:numId w:val="4"/>
-        </w:numPr>
-        <w:spacing w:after="0" w:line="360" w:lineRule="auto"/>
-        <w:rPr>
-          <w:rFonts w:ascii="Assistant Medium" w:hAnsi="Assistant Medium" w:cs="Assistant Medium"/>
-        </w:rPr>
-      </w:pPr>
+      <w:proofErr w:type="spellEnd"/>
+    </w:p>
+    <w:p>
+      <w:pPr>
+        <w:pStyle w:val="ListParagraph"/>
+        <w:numPr>
+          <w:ilvl w:val="0"/>
+          <w:numId w:val="4"/>
+        </w:numPr>
+        <w:spacing w:after="0" w:line="360" w:lineRule="auto"/>
+        <w:rPr>
+          <w:rFonts w:ascii="Assistant Medium" w:hAnsi="Assistant Medium" w:cs="Assistant Medium"/>
+        </w:rPr>
+      </w:pPr>
+      <w:proofErr w:type="spellStart"/>
       <w:r>
         <w:rPr>
           <w:rFonts w:ascii="Assistant Medium" w:hAnsi="Assistant Medium" w:cs="Assistant Medium"/>
         </w:rPr>
         <w:t>Mta-sts</w:t>
       </w:r>
-    </w:p>
-    <w:p>
-      <w:pPr>
-        <w:pStyle w:val="ListParagraph"/>
-        <w:numPr>
-          <w:ilvl w:val="0"/>
-          <w:numId w:val="4"/>
-        </w:numPr>
-        <w:spacing w:after="0" w:line="360" w:lineRule="auto"/>
-        <w:rPr>
-          <w:rFonts w:ascii="Assistant Medium" w:hAnsi="Assistant Medium" w:cs="Assistant Medium"/>
-        </w:rPr>
-      </w:pPr>
+      <w:proofErr w:type="spellEnd"/>
+    </w:p>
+    <w:p>
+      <w:pPr>
+        <w:pStyle w:val="ListParagraph"/>
+        <w:numPr>
+          <w:ilvl w:val="0"/>
+          <w:numId w:val="4"/>
+        </w:numPr>
+        <w:spacing w:after="0" w:line="360" w:lineRule="auto"/>
+        <w:rPr>
+          <w:rFonts w:ascii="Assistant Medium" w:hAnsi="Assistant Medium" w:cs="Assistant Medium"/>
+        </w:rPr>
+      </w:pPr>
+      <w:proofErr w:type="spellStart"/>
       <w:r>
         <w:rPr>
           <w:rFonts w:ascii="Assistant Medium" w:hAnsi="Assistant Medium" w:cs="Assistant Medium"/>
         </w:rPr>
         <w:t>Dmarc</w:t>
       </w:r>
-    </w:p>
-    <w:p>
-      <w:pPr>
-        <w:pStyle w:val="ListParagraph"/>
-        <w:numPr>
-          <w:ilvl w:val="0"/>
-          <w:numId w:val="4"/>
-        </w:numPr>
-        <w:spacing w:after="0" w:line="360" w:lineRule="auto"/>
-        <w:rPr>
-          <w:rFonts w:ascii="Assistant Medium" w:hAnsi="Assistant Medium" w:cs="Assistant Medium"/>
-        </w:rPr>
-      </w:pPr>
+      <w:proofErr w:type="spellEnd"/>
+    </w:p>
+    <w:p>
+      <w:pPr>
+        <w:pStyle w:val="ListParagraph"/>
+        <w:numPr>
+          <w:ilvl w:val="0"/>
+          <w:numId w:val="4"/>
+        </w:numPr>
+        <w:spacing w:after="0" w:line="360" w:lineRule="auto"/>
+        <w:rPr>
+          <w:rFonts w:ascii="Assistant Medium" w:hAnsi="Assistant Medium" w:cs="Assistant Medium"/>
+        </w:rPr>
+      </w:pPr>
+      <w:proofErr w:type="spellStart"/>
       <w:r>
         <w:rPr>
           <w:rFonts w:ascii="Assistant Medium" w:hAnsi="Assistant Medium" w:cs="Assistant Medium"/>
         </w:rPr>
         <w:t>Dkim</w:t>
       </w:r>
-    </w:p>
-    <w:p>
-      <w:pPr>
-        <w:pStyle w:val="ListParagraph"/>
-        <w:numPr>
-          <w:ilvl w:val="0"/>
-          <w:numId w:val="4"/>
-        </w:numPr>
-        <w:spacing w:after="0" w:line="360" w:lineRule="auto"/>
-        <w:rPr>
-          <w:rFonts w:ascii="Assistant Medium" w:hAnsi="Assistant Medium" w:cs="Assistant Medium"/>
-        </w:rPr>
-      </w:pPr>
+      <w:proofErr w:type="spellEnd"/>
+    </w:p>
+    <w:p>
+      <w:pPr>
+        <w:pStyle w:val="ListParagraph"/>
+        <w:numPr>
+          <w:ilvl w:val="0"/>
+          <w:numId w:val="4"/>
+        </w:numPr>
+        <w:spacing w:after="0" w:line="360" w:lineRule="auto"/>
+        <w:rPr>
+          <w:rFonts w:ascii="Assistant Medium" w:hAnsi="Assistant Medium" w:cs="Assistant Medium"/>
+        </w:rPr>
+      </w:pPr>
+      <w:proofErr w:type="spellStart"/>
       <w:r>
         <w:rPr>
           <w:rFonts w:ascii="Assistant Medium" w:hAnsi="Assistant Medium" w:cs="Assistant Medium"/>
         </w:rPr>
         <w:t>caa</w:t>
       </w:r>
+      <w:proofErr w:type="spellEnd"/>
     </w:p>
     <w:p>
       <w:pPr>
@@ -3174,7 +3793,10 @@
           <w:u w:val="single"/>
         </w:rPr>
       </w:pPr>
-      <w:r>
+    </w:p>
+    <w:p>
+      <w:pPr>
+        <w:spacing w:after="0" w:line="360" w:lineRule="auto"/>
         <w:rPr>
           <w:rFonts w:ascii="Assistant Medium" w:hAnsi="Assistant Medium" w:cs="Assistant Medium"/>
           <w:b/>
@@ -3183,6 +3805,42 @@
           <w:szCs w:val="28"/>
           <w:u w:val="single"/>
         </w:rPr>
+      </w:pPr>
+    </w:p>
+    <w:p>
+      <w:pPr>
+        <w:spacing w:after="0" w:line="360" w:lineRule="auto"/>
+        <w:rPr>
+          <w:rFonts w:ascii="Assistant Medium" w:hAnsi="Assistant Medium" w:cs="Assistant Medium"/>
+          <w:b/>
+          <w:bCs/>
+          <w:sz w:val="28"/>
+          <w:szCs w:val="28"/>
+          <w:u w:val="single"/>
+        </w:rPr>
+      </w:pPr>
+    </w:p>
+    <w:p>
+      <w:pPr>
+        <w:spacing w:after="0" w:line="360" w:lineRule="auto"/>
+        <w:rPr>
+          <w:rFonts w:ascii="Assistant Medium" w:hAnsi="Assistant Medium" w:cs="Assistant Medium"/>
+          <w:b/>
+          <w:bCs/>
+          <w:sz w:val="28"/>
+          <w:szCs w:val="28"/>
+          <w:u w:val="single"/>
+        </w:rPr>
+      </w:pPr>
+      <w:r>
+        <w:rPr>
+          <w:rFonts w:ascii="Assistant Medium" w:hAnsi="Assistant Medium" w:cs="Assistant Medium"/>
+          <w:b/>
+          <w:bCs/>
+          <w:sz w:val="28"/>
+          <w:szCs w:val="28"/>
+          <w:u w:val="single"/>
+        </w:rPr>
         <w:lastRenderedPageBreak/>
         <w:t>Monitoring</w:t>
       </w:r>
@@ -3199,11 +3857,19 @@
           <w:rFonts w:ascii="Assistant Medium" w:hAnsi="Assistant Medium" w:cs="Assistant Medium"/>
         </w:rPr>
       </w:pPr>
-      <w:r>
-        <w:rPr>
-          <w:rFonts w:ascii="Assistant Medium" w:hAnsi="Assistant Medium" w:cs="Assistant Medium"/>
-        </w:rPr>
-        <w:t xml:space="preserve">Wazuh SIEM </w:t>
+      <w:proofErr w:type="spellStart"/>
+      <w:r>
+        <w:rPr>
+          <w:rFonts w:ascii="Assistant Medium" w:hAnsi="Assistant Medium" w:cs="Assistant Medium"/>
+        </w:rPr>
+        <w:t>Wazuh</w:t>
+      </w:r>
+      <w:proofErr w:type="spellEnd"/>
+      <w:r>
+        <w:rPr>
+          <w:rFonts w:ascii="Assistant Medium" w:hAnsi="Assistant Medium" w:cs="Assistant Medium"/>
+        </w:rPr>
+        <w:t xml:space="preserve"> SIEM </w:t>
       </w:r>
       <w:r>
         <w:rPr>
@@ -3430,11 +4096,19 @@
           <w:rFonts w:ascii="Assistant Medium" w:hAnsi="Assistant Medium" w:cs="Assistant Medium"/>
         </w:rPr>
       </w:pPr>
-      <w:r>
-        <w:rPr>
-          <w:rFonts w:ascii="Assistant Medium" w:hAnsi="Assistant Medium" w:cs="Assistant Medium"/>
-        </w:rPr>
-        <w:t>Virustotal on windows pc by agent.</w:t>
+      <w:proofErr w:type="spellStart"/>
+      <w:r>
+        <w:rPr>
+          <w:rFonts w:ascii="Assistant Medium" w:hAnsi="Assistant Medium" w:cs="Assistant Medium"/>
+        </w:rPr>
+        <w:t>Virustotal</w:t>
+      </w:r>
+      <w:proofErr w:type="spellEnd"/>
+      <w:r>
+        <w:rPr>
+          <w:rFonts w:ascii="Assistant Medium" w:hAnsi="Assistant Medium" w:cs="Assistant Medium"/>
+        </w:rPr>
+        <w:t xml:space="preserve"> on windows pc by agent.</w:t>
       </w:r>
     </w:p>
     <w:p>
@@ -3510,7 +4184,21 @@
         <w:rPr>
           <w:rFonts w:ascii="Assistant Medium" w:hAnsi="Assistant Medium" w:cs="Assistant Medium"/>
         </w:rPr>
-        <w:t>Website monitoring for failures and ddos.</w:t>
+        <w:t xml:space="preserve">Website monitoring for failures and </w:t>
+      </w:r>
+      <w:proofErr w:type="spellStart"/>
+      <w:r>
+        <w:rPr>
+          <w:rFonts w:ascii="Assistant Medium" w:hAnsi="Assistant Medium" w:cs="Assistant Medium"/>
+        </w:rPr>
+        <w:t>ddos</w:t>
+      </w:r>
+      <w:proofErr w:type="spellEnd"/>
+      <w:r>
+        <w:rPr>
+          <w:rFonts w:ascii="Assistant Medium" w:hAnsi="Assistant Medium" w:cs="Assistant Medium"/>
+        </w:rPr>
+        <w:t>.</w:t>
       </w:r>
     </w:p>
     <w:p>
@@ -3563,30 +4251,60 @@
           <w:rFonts w:ascii="Assistant Medium" w:hAnsi="Assistant Medium" w:cs="Assistant Medium"/>
         </w:rPr>
       </w:pPr>
-      <w:r>
-        <w:rPr>
-          <w:rFonts w:ascii="Assistant Medium" w:hAnsi="Assistant Medium" w:cs="Assistant Medium"/>
-        </w:rPr>
-        <w:t>Nordvpn darkweb monitoring</w:t>
-      </w:r>
-    </w:p>
-    <w:p>
-      <w:pPr>
-        <w:pStyle w:val="ListParagraph"/>
-        <w:numPr>
-          <w:ilvl w:val="0"/>
-          <w:numId w:val="4"/>
-        </w:numPr>
-        <w:spacing w:after="0" w:line="360" w:lineRule="auto"/>
-        <w:rPr>
-          <w:rFonts w:ascii="Assistant Medium" w:hAnsi="Assistant Medium" w:cs="Assistant Medium"/>
-        </w:rPr>
-      </w:pPr>
-      <w:r>
-        <w:rPr>
-          <w:rFonts w:ascii="Assistant Medium" w:hAnsi="Assistant Medium" w:cs="Assistant Medium"/>
-        </w:rPr>
-        <w:t>Roboform – part of their dark web monitoring.</w:t>
+      <w:proofErr w:type="spellStart"/>
+      <w:r>
+        <w:rPr>
+          <w:rFonts w:ascii="Assistant Medium" w:hAnsi="Assistant Medium" w:cs="Assistant Medium"/>
+        </w:rPr>
+        <w:t>Nordvpn</w:t>
+      </w:r>
+      <w:proofErr w:type="spellEnd"/>
+      <w:r>
+        <w:rPr>
+          <w:rFonts w:ascii="Assistant Medium" w:hAnsi="Assistant Medium" w:cs="Assistant Medium"/>
+        </w:rPr>
+        <w:t xml:space="preserve"> </w:t>
+      </w:r>
+      <w:proofErr w:type="spellStart"/>
+      <w:r>
+        <w:rPr>
+          <w:rFonts w:ascii="Assistant Medium" w:hAnsi="Assistant Medium" w:cs="Assistant Medium"/>
+        </w:rPr>
+        <w:t>darkweb</w:t>
+      </w:r>
+      <w:proofErr w:type="spellEnd"/>
+      <w:r>
+        <w:rPr>
+          <w:rFonts w:ascii="Assistant Medium" w:hAnsi="Assistant Medium" w:cs="Assistant Medium"/>
+        </w:rPr>
+        <w:t xml:space="preserve"> monitoring</w:t>
+      </w:r>
+    </w:p>
+    <w:p>
+      <w:pPr>
+        <w:pStyle w:val="ListParagraph"/>
+        <w:numPr>
+          <w:ilvl w:val="0"/>
+          <w:numId w:val="4"/>
+        </w:numPr>
+        <w:spacing w:after="0" w:line="360" w:lineRule="auto"/>
+        <w:rPr>
+          <w:rFonts w:ascii="Assistant Medium" w:hAnsi="Assistant Medium" w:cs="Assistant Medium"/>
+        </w:rPr>
+      </w:pPr>
+      <w:proofErr w:type="spellStart"/>
+      <w:r>
+        <w:rPr>
+          <w:rFonts w:ascii="Assistant Medium" w:hAnsi="Assistant Medium" w:cs="Assistant Medium"/>
+        </w:rPr>
+        <w:t>Roboform</w:t>
+      </w:r>
+      <w:proofErr w:type="spellEnd"/>
+      <w:r>
+        <w:rPr>
+          <w:rFonts w:ascii="Assistant Medium" w:hAnsi="Assistant Medium" w:cs="Assistant Medium"/>
+        </w:rPr>
+        <w:t xml:space="preserve"> – part of their dark web monitoring.</w:t>
       </w:r>
     </w:p>
     <w:p>
@@ -3638,6 +4356,38 @@
         </w:rPr>
         <w:t>Guardduty – For AWS.</w:t>
       </w:r>
+    </w:p>
+    <w:p>
+      <w:pPr>
+        <w:spacing w:after="0" w:line="360" w:lineRule="auto"/>
+        <w:rPr>
+          <w:rFonts w:ascii="Assistant Medium" w:hAnsi="Assistant Medium" w:cs="Assistant Medium"/>
+        </w:rPr>
+      </w:pPr>
+    </w:p>
+    <w:p>
+      <w:pPr>
+        <w:spacing w:after="0" w:line="360" w:lineRule="auto"/>
+        <w:rPr>
+          <w:rFonts w:ascii="Assistant Medium" w:hAnsi="Assistant Medium" w:cs="Assistant Medium"/>
+        </w:rPr>
+      </w:pPr>
+    </w:p>
+    <w:p>
+      <w:pPr>
+        <w:spacing w:after="0" w:line="360" w:lineRule="auto"/>
+        <w:rPr>
+          <w:rFonts w:ascii="Assistant Medium" w:hAnsi="Assistant Medium" w:cs="Assistant Medium"/>
+        </w:rPr>
+      </w:pPr>
+    </w:p>
+    <w:p>
+      <w:pPr>
+        <w:spacing w:after="0" w:line="360" w:lineRule="auto"/>
+        <w:rPr>
+          <w:rFonts w:ascii="Assistant Medium" w:hAnsi="Assistant Medium" w:cs="Assistant Medium"/>
+        </w:rPr>
+      </w:pPr>
     </w:p>
     <w:p>
       <w:pPr>
@@ -3749,12 +4499,15 @@
           <w:rFonts w:ascii="Assistant Medium" w:hAnsi="Assistant Medium" w:cs="Assistant Medium"/>
         </w:rPr>
       </w:pPr>
+      <w:proofErr w:type="spellStart"/>
+      <w:proofErr w:type="gramStart"/>
       <w:r>
         <w:rPr>
           <w:rFonts w:ascii="Assistant Medium" w:hAnsi="Assistant Medium" w:cs="Assistant Medium"/>
         </w:rPr>
         <w:t>Wazuh</w:t>
       </w:r>
+      <w:proofErr w:type="spellEnd"/>
       <w:r>
         <w:rPr>
           <w:rFonts w:ascii="Assistant Medium" w:hAnsi="Assistant Medium" w:cs="Assistant Medium"/>
@@ -3765,7 +4518,14 @@
         <w:rPr>
           <w:rFonts w:ascii="Assistant Medium" w:hAnsi="Assistant Medium" w:cs="Assistant Medium"/>
         </w:rPr>
-        <w:t xml:space="preserve">agent </w:t>
+        <w:t>agent</w:t>
+      </w:r>
+      <w:proofErr w:type="gramEnd"/>
+      <w:r>
+        <w:rPr>
+          <w:rFonts w:ascii="Assistant Medium" w:hAnsi="Assistant Medium" w:cs="Assistant Medium"/>
+        </w:rPr>
+        <w:t xml:space="preserve"> </w:t>
       </w:r>
       <w:r>
         <w:rPr>
@@ -3861,11 +4621,19 @@
           <w:rFonts w:ascii="Assistant Medium" w:hAnsi="Assistant Medium" w:cs="Assistant Medium"/>
         </w:rPr>
       </w:pPr>
-      <w:r>
-        <w:rPr>
-          <w:rFonts w:ascii="Assistant Medium" w:hAnsi="Assistant Medium" w:cs="Assistant Medium"/>
-        </w:rPr>
-        <w:t>Auditd.</w:t>
+      <w:proofErr w:type="spellStart"/>
+      <w:r>
+        <w:rPr>
+          <w:rFonts w:ascii="Assistant Medium" w:hAnsi="Assistant Medium" w:cs="Assistant Medium"/>
+        </w:rPr>
+        <w:t>Auditd</w:t>
+      </w:r>
+      <w:proofErr w:type="spellEnd"/>
+      <w:r>
+        <w:rPr>
+          <w:rFonts w:ascii="Assistant Medium" w:hAnsi="Assistant Medium" w:cs="Assistant Medium"/>
+        </w:rPr>
+        <w:t>.</w:t>
       </w:r>
     </w:p>
     <w:p>
@@ -3880,11 +4648,19 @@
           <w:rFonts w:ascii="Assistant Medium" w:hAnsi="Assistant Medium" w:cs="Assistant Medium"/>
         </w:rPr>
       </w:pPr>
-      <w:r>
-        <w:rPr>
-          <w:rFonts w:ascii="Assistant Medium" w:hAnsi="Assistant Medium" w:cs="Assistant Medium"/>
-        </w:rPr>
-        <w:t>Guardduty.</w:t>
+      <w:proofErr w:type="gramStart"/>
+      <w:r>
+        <w:rPr>
+          <w:rFonts w:ascii="Assistant Medium" w:hAnsi="Assistant Medium" w:cs="Assistant Medium"/>
+        </w:rPr>
+        <w:t>Guardduty</w:t>
+      </w:r>
+      <w:proofErr w:type="gramEnd"/>
+      <w:r>
+        <w:rPr>
+          <w:rFonts w:ascii="Assistant Medium" w:hAnsi="Assistant Medium" w:cs="Assistant Medium"/>
+        </w:rPr>
+        <w:t>.</w:t>
       </w:r>
     </w:p>
     <w:p>
@@ -3915,7 +4691,21 @@
         <w:rPr>
           <w:rFonts w:ascii="Assistant Medium" w:hAnsi="Assistant Medium" w:cs="Assistant Medium"/>
         </w:rPr>
-        <w:t xml:space="preserve"> from specific whitelisted IP’s.</w:t>
+        <w:t xml:space="preserve"> from specific whitelisted </w:t>
+      </w:r>
+      <w:proofErr w:type="gramStart"/>
+      <w:r>
+        <w:rPr>
+          <w:rFonts w:ascii="Assistant Medium" w:hAnsi="Assistant Medium" w:cs="Assistant Medium"/>
+        </w:rPr>
+        <w:t>IP’s</w:t>
+      </w:r>
+      <w:proofErr w:type="gramEnd"/>
+      <w:r>
+        <w:rPr>
+          <w:rFonts w:ascii="Assistant Medium" w:hAnsi="Assistant Medium" w:cs="Assistant Medium"/>
+        </w:rPr>
+        <w:t>.</w:t>
       </w:r>
     </w:p>
     <w:p>
@@ -4073,11 +4863,19 @@
           <w:rFonts w:ascii="Assistant Medium" w:hAnsi="Assistant Medium" w:cs="Assistant Medium"/>
         </w:rPr>
       </w:pPr>
-      <w:r>
-        <w:rPr>
-          <w:rFonts w:ascii="Assistant Medium" w:hAnsi="Assistant Medium" w:cs="Assistant Medium"/>
-        </w:rPr>
-        <w:t>Ubunto pro</w:t>
+      <w:proofErr w:type="spellStart"/>
+      <w:r>
+        <w:rPr>
+          <w:rFonts w:ascii="Assistant Medium" w:hAnsi="Assistant Medium" w:cs="Assistant Medium"/>
+        </w:rPr>
+        <w:t>Ubunto</w:t>
+      </w:r>
+      <w:proofErr w:type="spellEnd"/>
+      <w:r>
+        <w:rPr>
+          <w:rFonts w:ascii="Assistant Medium" w:hAnsi="Assistant Medium" w:cs="Assistant Medium"/>
+        </w:rPr>
+        <w:t xml:space="preserve"> pro</w:t>
       </w:r>
       <w:r>
         <w:rPr>
@@ -4098,11 +4896,19 @@
           <w:rFonts w:ascii="Assistant Medium" w:hAnsi="Assistant Medium" w:cs="Assistant Medium"/>
         </w:rPr>
       </w:pPr>
-      <w:r>
-        <w:rPr>
-          <w:rFonts w:ascii="Assistant Medium" w:hAnsi="Assistant Medium" w:cs="Assistant Medium"/>
-        </w:rPr>
-        <w:t>Cloudtrail monitoring.</w:t>
+      <w:proofErr w:type="spellStart"/>
+      <w:r>
+        <w:rPr>
+          <w:rFonts w:ascii="Assistant Medium" w:hAnsi="Assistant Medium" w:cs="Assistant Medium"/>
+        </w:rPr>
+        <w:t>Cloudtrail</w:t>
+      </w:r>
+      <w:proofErr w:type="spellEnd"/>
+      <w:r>
+        <w:rPr>
+          <w:rFonts w:ascii="Assistant Medium" w:hAnsi="Assistant Medium" w:cs="Assistant Medium"/>
+        </w:rPr>
+        <w:t xml:space="preserve"> monitoring.</w:t>
       </w:r>
       <w:r>
         <w:rPr>
@@ -4122,6 +4928,38 @@
         </w:rPr>
         <w:t>access from single IP.</w:t>
       </w:r>
+    </w:p>
+    <w:p>
+      <w:pPr>
+        <w:spacing w:after="0" w:line="360" w:lineRule="auto"/>
+        <w:rPr>
+          <w:rFonts w:ascii="Assistant Medium" w:hAnsi="Assistant Medium" w:cs="Assistant Medium"/>
+        </w:rPr>
+      </w:pPr>
+    </w:p>
+    <w:p>
+      <w:pPr>
+        <w:spacing w:after="0" w:line="360" w:lineRule="auto"/>
+        <w:rPr>
+          <w:rFonts w:ascii="Assistant Medium" w:hAnsi="Assistant Medium" w:cs="Assistant Medium"/>
+        </w:rPr>
+      </w:pPr>
+    </w:p>
+    <w:p>
+      <w:pPr>
+        <w:spacing w:after="0" w:line="360" w:lineRule="auto"/>
+        <w:rPr>
+          <w:rFonts w:ascii="Assistant Medium" w:hAnsi="Assistant Medium" w:cs="Assistant Medium"/>
+        </w:rPr>
+      </w:pPr>
+    </w:p>
+    <w:p>
+      <w:pPr>
+        <w:spacing w:after="0" w:line="360" w:lineRule="auto"/>
+        <w:rPr>
+          <w:rFonts w:ascii="Assistant Medium" w:hAnsi="Assistant Medium" w:cs="Assistant Medium"/>
+        </w:rPr>
+      </w:pPr>
     </w:p>
     <w:p>
       <w:pPr>
@@ -4267,8 +5105,18 @@
           <w:b/>
           <w:bCs/>
         </w:rPr>
-        <w:t>Squarespace and bunny cdn</w:t>
-      </w:r>
+        <w:t xml:space="preserve">Squarespace and bunny </w:t>
+      </w:r>
+      <w:proofErr w:type="spellStart"/>
+      <w:r>
+        <w:rPr>
+          <w:rFonts w:ascii="Assistant Medium" w:hAnsi="Assistant Medium" w:cs="Assistant Medium"/>
+          <w:b/>
+          <w:bCs/>
+        </w:rPr>
+        <w:t>cdn</w:t>
+      </w:r>
+      <w:proofErr w:type="spellEnd"/>
     </w:p>
     <w:p>
       <w:pPr>
@@ -4326,107 +5174,119 @@
           <w:rFonts w:ascii="Assistant Medium" w:hAnsi="Assistant Medium" w:cs="Assistant Medium"/>
         </w:rPr>
       </w:pPr>
+      <w:proofErr w:type="spellStart"/>
       <w:r>
         <w:rPr>
           <w:rFonts w:ascii="Assistant Medium" w:hAnsi="Assistant Medium" w:cs="Assistant Medium"/>
         </w:rPr>
         <w:t>Dnssec</w:t>
       </w:r>
-    </w:p>
-    <w:p>
-      <w:pPr>
-        <w:pStyle w:val="ListParagraph"/>
-        <w:numPr>
-          <w:ilvl w:val="0"/>
-          <w:numId w:val="4"/>
-        </w:numPr>
-        <w:spacing w:after="0" w:line="360" w:lineRule="auto"/>
-        <w:rPr>
-          <w:rFonts w:ascii="Assistant Medium" w:hAnsi="Assistant Medium" w:cs="Assistant Medium"/>
-        </w:rPr>
-      </w:pPr>
+      <w:proofErr w:type="spellEnd"/>
+    </w:p>
+    <w:p>
+      <w:pPr>
+        <w:pStyle w:val="ListParagraph"/>
+        <w:numPr>
+          <w:ilvl w:val="0"/>
+          <w:numId w:val="4"/>
+        </w:numPr>
+        <w:spacing w:after="0" w:line="360" w:lineRule="auto"/>
+        <w:rPr>
+          <w:rFonts w:ascii="Assistant Medium" w:hAnsi="Assistant Medium" w:cs="Assistant Medium"/>
+        </w:rPr>
+      </w:pPr>
+      <w:proofErr w:type="spellStart"/>
       <w:r>
         <w:rPr>
           <w:rFonts w:ascii="Assistant Medium" w:hAnsi="Assistant Medium" w:cs="Assistant Medium"/>
         </w:rPr>
         <w:t>Spf</w:t>
       </w:r>
-    </w:p>
-    <w:p>
-      <w:pPr>
-        <w:pStyle w:val="ListParagraph"/>
-        <w:numPr>
-          <w:ilvl w:val="0"/>
-          <w:numId w:val="4"/>
-        </w:numPr>
-        <w:spacing w:after="0" w:line="360" w:lineRule="auto"/>
-        <w:rPr>
-          <w:rFonts w:ascii="Assistant Medium" w:hAnsi="Assistant Medium" w:cs="Assistant Medium"/>
-        </w:rPr>
-      </w:pPr>
+      <w:proofErr w:type="spellEnd"/>
+    </w:p>
+    <w:p>
+      <w:pPr>
+        <w:pStyle w:val="ListParagraph"/>
+        <w:numPr>
+          <w:ilvl w:val="0"/>
+          <w:numId w:val="4"/>
+        </w:numPr>
+        <w:spacing w:after="0" w:line="360" w:lineRule="auto"/>
+        <w:rPr>
+          <w:rFonts w:ascii="Assistant Medium" w:hAnsi="Assistant Medium" w:cs="Assistant Medium"/>
+        </w:rPr>
+      </w:pPr>
+      <w:proofErr w:type="spellStart"/>
       <w:r>
         <w:rPr>
           <w:rFonts w:ascii="Assistant Medium" w:hAnsi="Assistant Medium" w:cs="Assistant Medium"/>
         </w:rPr>
         <w:t>Mta-sts</w:t>
       </w:r>
-    </w:p>
-    <w:p>
-      <w:pPr>
-        <w:pStyle w:val="ListParagraph"/>
-        <w:numPr>
-          <w:ilvl w:val="0"/>
-          <w:numId w:val="4"/>
-        </w:numPr>
-        <w:spacing w:after="0" w:line="360" w:lineRule="auto"/>
-        <w:rPr>
-          <w:rFonts w:ascii="Assistant Medium" w:hAnsi="Assistant Medium" w:cs="Assistant Medium"/>
-        </w:rPr>
-      </w:pPr>
+      <w:proofErr w:type="spellEnd"/>
+    </w:p>
+    <w:p>
+      <w:pPr>
+        <w:pStyle w:val="ListParagraph"/>
+        <w:numPr>
+          <w:ilvl w:val="0"/>
+          <w:numId w:val="4"/>
+        </w:numPr>
+        <w:spacing w:after="0" w:line="360" w:lineRule="auto"/>
+        <w:rPr>
+          <w:rFonts w:ascii="Assistant Medium" w:hAnsi="Assistant Medium" w:cs="Assistant Medium"/>
+        </w:rPr>
+      </w:pPr>
+      <w:proofErr w:type="spellStart"/>
       <w:r>
         <w:rPr>
           <w:rFonts w:ascii="Assistant Medium" w:hAnsi="Assistant Medium" w:cs="Assistant Medium"/>
         </w:rPr>
         <w:t>Dmarc</w:t>
       </w:r>
-    </w:p>
-    <w:p>
-      <w:pPr>
-        <w:pStyle w:val="ListParagraph"/>
-        <w:numPr>
-          <w:ilvl w:val="0"/>
-          <w:numId w:val="4"/>
-        </w:numPr>
-        <w:spacing w:after="0" w:line="360" w:lineRule="auto"/>
-        <w:rPr>
-          <w:rFonts w:ascii="Assistant Medium" w:hAnsi="Assistant Medium" w:cs="Assistant Medium"/>
-        </w:rPr>
-      </w:pPr>
+      <w:proofErr w:type="spellEnd"/>
+    </w:p>
+    <w:p>
+      <w:pPr>
+        <w:pStyle w:val="ListParagraph"/>
+        <w:numPr>
+          <w:ilvl w:val="0"/>
+          <w:numId w:val="4"/>
+        </w:numPr>
+        <w:spacing w:after="0" w:line="360" w:lineRule="auto"/>
+        <w:rPr>
+          <w:rFonts w:ascii="Assistant Medium" w:hAnsi="Assistant Medium" w:cs="Assistant Medium"/>
+        </w:rPr>
+      </w:pPr>
+      <w:proofErr w:type="spellStart"/>
       <w:r>
         <w:rPr>
           <w:rFonts w:ascii="Assistant Medium" w:hAnsi="Assistant Medium" w:cs="Assistant Medium"/>
         </w:rPr>
         <w:t>Dkim</w:t>
       </w:r>
-    </w:p>
-    <w:p>
-      <w:pPr>
-        <w:pStyle w:val="ListParagraph"/>
-        <w:numPr>
-          <w:ilvl w:val="0"/>
-          <w:numId w:val="4"/>
-        </w:numPr>
-        <w:spacing w:after="0" w:line="360" w:lineRule="auto"/>
-        <w:rPr>
-          <w:rFonts w:ascii="Assistant Medium" w:hAnsi="Assistant Medium" w:cs="Assistant Medium"/>
-        </w:rPr>
-      </w:pPr>
+      <w:proofErr w:type="spellEnd"/>
+    </w:p>
+    <w:p>
+      <w:pPr>
+        <w:pStyle w:val="ListParagraph"/>
+        <w:numPr>
+          <w:ilvl w:val="0"/>
+          <w:numId w:val="4"/>
+        </w:numPr>
+        <w:spacing w:after="0" w:line="360" w:lineRule="auto"/>
+        <w:rPr>
+          <w:rFonts w:ascii="Assistant Medium" w:hAnsi="Assistant Medium" w:cs="Assistant Medium"/>
+        </w:rPr>
+      </w:pPr>
+      <w:proofErr w:type="spellStart"/>
       <w:r>
         <w:rPr>
           <w:rFonts w:ascii="Assistant Medium" w:hAnsi="Assistant Medium" w:cs="Assistant Medium"/>
         </w:rPr>
         <w:t>Caa</w:t>
       </w:r>
+      <w:proofErr w:type="spellEnd"/>
     </w:p>
     <w:p>
       <w:pPr>
@@ -4681,11 +5541,19 @@
           <w:u w:val="single"/>
         </w:rPr>
       </w:pPr>
-      <w:r>
-        <w:rPr>
-          <w:rFonts w:ascii="Assistant Medium" w:hAnsi="Assistant Medium" w:cs="Assistant Medium"/>
-        </w:rPr>
-        <w:t>Abuseipdb and other known feeds.</w:t>
+      <w:proofErr w:type="spellStart"/>
+      <w:r>
+        <w:rPr>
+          <w:rFonts w:ascii="Assistant Medium" w:hAnsi="Assistant Medium" w:cs="Assistant Medium"/>
+        </w:rPr>
+        <w:t>Abuseipdb</w:t>
+      </w:r>
+      <w:proofErr w:type="spellEnd"/>
+      <w:r>
+        <w:rPr>
+          <w:rFonts w:ascii="Assistant Medium" w:hAnsi="Assistant Medium" w:cs="Assistant Medium"/>
+        </w:rPr>
+        <w:t xml:space="preserve"> and other known feeds.</w:t>
       </w:r>
     </w:p>
     <w:p>
@@ -4753,11 +5621,21 @@
           <w:u w:val="single"/>
         </w:rPr>
       </w:pPr>
-      <w:r>
-        <w:rPr>
-          <w:rFonts w:ascii="Assistant Medium" w:hAnsi="Assistant Medium" w:cs="Assistant Medium"/>
-        </w:rPr>
-        <w:t>Whois privacy.</w:t>
+      <w:proofErr w:type="spellStart"/>
+      <w:proofErr w:type="gramStart"/>
+      <w:r>
+        <w:rPr>
+          <w:rFonts w:ascii="Assistant Medium" w:hAnsi="Assistant Medium" w:cs="Assistant Medium"/>
+        </w:rPr>
+        <w:t>Whois</w:t>
+      </w:r>
+      <w:proofErr w:type="spellEnd"/>
+      <w:proofErr w:type="gramEnd"/>
+      <w:r>
+        <w:rPr>
+          <w:rFonts w:ascii="Assistant Medium" w:hAnsi="Assistant Medium" w:cs="Assistant Medium"/>
+        </w:rPr>
+        <w:t xml:space="preserve"> privacy.</w:t>
       </w:r>
     </w:p>
     <w:p>
@@ -4869,119 +5747,129 @@
           <w:szCs w:val="28"/>
           <w:u w:val="single"/>
         </w:rPr>
+        <w:t>Backups</w:t>
+      </w:r>
+    </w:p>
+    <w:p>
+      <w:pPr>
+        <w:pStyle w:val="ListParagraph"/>
+        <w:numPr>
+          <w:ilvl w:val="0"/>
+          <w:numId w:val="2"/>
+        </w:numPr>
+        <w:spacing w:after="0" w:line="360" w:lineRule="auto"/>
+        <w:rPr>
+          <w:rFonts w:ascii="Assistant Medium" w:hAnsi="Assistant Medium" w:cs="Assistant Medium"/>
+          <w:u w:val="single"/>
+        </w:rPr>
+      </w:pPr>
+      <w:r>
+        <w:rPr>
+          <w:rFonts w:ascii="Assistant Medium" w:hAnsi="Assistant Medium" w:cs="Assistant Medium"/>
+        </w:rPr>
+        <w:t xml:space="preserve">Fast </w:t>
+      </w:r>
+      <w:r>
+        <w:rPr>
+          <w:rFonts w:ascii="Assistant Medium" w:hAnsi="Assistant Medium" w:cs="Assistant Medium"/>
+        </w:rPr>
+        <w:t>Large</w:t>
+      </w:r>
+      <w:r>
+        <w:rPr>
+          <w:rFonts w:ascii="Assistant Medium" w:hAnsi="Assistant Medium" w:cs="Assistant Medium"/>
+        </w:rPr>
+        <w:t xml:space="preserve"> </w:t>
+      </w:r>
+      <w:r>
+        <w:rPr>
+          <w:rFonts w:ascii="Assistant Medium" w:hAnsi="Assistant Medium" w:cs="Assistant Medium"/>
+        </w:rPr>
+        <w:t>capacity Disk on keys</w:t>
+      </w:r>
+      <w:r>
+        <w:rPr>
+          <w:rFonts w:ascii="Assistant Medium" w:hAnsi="Assistant Medium" w:cs="Assistant Medium"/>
+        </w:rPr>
+        <w:t xml:space="preserve"> up to 1TB each.</w:t>
+      </w:r>
+    </w:p>
+    <w:p>
+      <w:pPr>
+        <w:pStyle w:val="ListParagraph"/>
+        <w:numPr>
+          <w:ilvl w:val="0"/>
+          <w:numId w:val="2"/>
+        </w:numPr>
+        <w:spacing w:after="0" w:line="360" w:lineRule="auto"/>
+        <w:rPr>
+          <w:rFonts w:ascii="Assistant Medium" w:hAnsi="Assistant Medium" w:cs="Assistant Medium"/>
+          <w:u w:val="single"/>
+        </w:rPr>
+      </w:pPr>
+      <w:r>
+        <w:rPr>
+          <w:rFonts w:ascii="Assistant Medium" w:hAnsi="Assistant Medium" w:cs="Assistant Medium"/>
+        </w:rPr>
+        <w:t xml:space="preserve">Multiple </w:t>
+      </w:r>
+      <w:r>
+        <w:rPr>
+          <w:rFonts w:ascii="Assistant Medium" w:hAnsi="Assistant Medium" w:cs="Assistant Medium"/>
+        </w:rPr>
+        <w:t>Hard disks.</w:t>
+      </w:r>
+    </w:p>
+    <w:p>
+      <w:pPr>
+        <w:pStyle w:val="ListParagraph"/>
+        <w:numPr>
+          <w:ilvl w:val="0"/>
+          <w:numId w:val="2"/>
+        </w:numPr>
+        <w:spacing w:after="0" w:line="360" w:lineRule="auto"/>
+        <w:rPr>
+          <w:rFonts w:ascii="Assistant Medium" w:hAnsi="Assistant Medium" w:cs="Assistant Medium"/>
+          <w:u w:val="single"/>
+        </w:rPr>
+      </w:pPr>
+      <w:proofErr w:type="spellStart"/>
+      <w:r>
+        <w:rPr>
+          <w:rFonts w:ascii="Assistant Medium" w:hAnsi="Assistant Medium" w:cs="Assistant Medium"/>
+        </w:rPr>
+        <w:t>Onedrive</w:t>
+      </w:r>
+      <w:proofErr w:type="spellEnd"/>
+      <w:r>
+        <w:rPr>
+          <w:rFonts w:ascii="Assistant Medium" w:hAnsi="Assistant Medium" w:cs="Assistant Medium"/>
+        </w:rPr>
+        <w:t xml:space="preserve"> (6x1TB).</w:t>
+      </w:r>
+    </w:p>
+    <w:p>
+      <w:pPr>
+        <w:pStyle w:val="ListParagraph"/>
+        <w:numPr>
+          <w:ilvl w:val="0"/>
+          <w:numId w:val="2"/>
+        </w:numPr>
+        <w:spacing w:after="0" w:line="360" w:lineRule="auto"/>
+        <w:rPr>
+          <w:rFonts w:ascii="Assistant Medium" w:hAnsi="Assistant Medium" w:cs="Assistant Medium"/>
+          <w:u w:val="single"/>
+        </w:rPr>
+      </w:pPr>
+      <w:proofErr w:type="gramStart"/>
+      <w:r>
+        <w:rPr>
+          <w:rFonts w:ascii="Assistant Medium" w:hAnsi="Assistant Medium" w:cs="Assistant Medium"/>
+        </w:rPr>
         <w:lastRenderedPageBreak/>
-        <w:t>Backups</w:t>
-      </w:r>
-    </w:p>
-    <w:p>
-      <w:pPr>
-        <w:pStyle w:val="ListParagraph"/>
-        <w:numPr>
-          <w:ilvl w:val="0"/>
-          <w:numId w:val="2"/>
-        </w:numPr>
-        <w:spacing w:after="0" w:line="360" w:lineRule="auto"/>
-        <w:rPr>
-          <w:rFonts w:ascii="Assistant Medium" w:hAnsi="Assistant Medium" w:cs="Assistant Medium"/>
-          <w:u w:val="single"/>
-        </w:rPr>
-      </w:pPr>
-      <w:r>
-        <w:rPr>
-          <w:rFonts w:ascii="Assistant Medium" w:hAnsi="Assistant Medium" w:cs="Assistant Medium"/>
-        </w:rPr>
-        <w:t xml:space="preserve">Fast </w:t>
-      </w:r>
-      <w:r>
-        <w:rPr>
-          <w:rFonts w:ascii="Assistant Medium" w:hAnsi="Assistant Medium" w:cs="Assistant Medium"/>
-        </w:rPr>
-        <w:t>Large</w:t>
-      </w:r>
-      <w:r>
-        <w:rPr>
-          <w:rFonts w:ascii="Assistant Medium" w:hAnsi="Assistant Medium" w:cs="Assistant Medium"/>
-        </w:rPr>
-        <w:t xml:space="preserve"> </w:t>
-      </w:r>
-      <w:r>
-        <w:rPr>
-          <w:rFonts w:ascii="Assistant Medium" w:hAnsi="Assistant Medium" w:cs="Assistant Medium"/>
-        </w:rPr>
-        <w:t>capacity Disk on keys</w:t>
-      </w:r>
-      <w:r>
-        <w:rPr>
-          <w:rFonts w:ascii="Assistant Medium" w:hAnsi="Assistant Medium" w:cs="Assistant Medium"/>
-        </w:rPr>
-        <w:t xml:space="preserve"> up to 1TB each.</w:t>
-      </w:r>
-    </w:p>
-    <w:p>
-      <w:pPr>
-        <w:pStyle w:val="ListParagraph"/>
-        <w:numPr>
-          <w:ilvl w:val="0"/>
-          <w:numId w:val="2"/>
-        </w:numPr>
-        <w:spacing w:after="0" w:line="360" w:lineRule="auto"/>
-        <w:rPr>
-          <w:rFonts w:ascii="Assistant Medium" w:hAnsi="Assistant Medium" w:cs="Assistant Medium"/>
-          <w:u w:val="single"/>
-        </w:rPr>
-      </w:pPr>
-      <w:r>
-        <w:rPr>
-          <w:rFonts w:ascii="Assistant Medium" w:hAnsi="Assistant Medium" w:cs="Assistant Medium"/>
-        </w:rPr>
-        <w:t xml:space="preserve">Multiple </w:t>
-      </w:r>
-      <w:r>
-        <w:rPr>
-          <w:rFonts w:ascii="Assistant Medium" w:hAnsi="Assistant Medium" w:cs="Assistant Medium"/>
-        </w:rPr>
-        <w:t>Hard disks.</w:t>
-      </w:r>
-    </w:p>
-    <w:p>
-      <w:pPr>
-        <w:pStyle w:val="ListParagraph"/>
-        <w:numPr>
-          <w:ilvl w:val="0"/>
-          <w:numId w:val="2"/>
-        </w:numPr>
-        <w:spacing w:after="0" w:line="360" w:lineRule="auto"/>
-        <w:rPr>
-          <w:rFonts w:ascii="Assistant Medium" w:hAnsi="Assistant Medium" w:cs="Assistant Medium"/>
-          <w:u w:val="single"/>
-        </w:rPr>
-      </w:pPr>
-      <w:r>
-        <w:rPr>
-          <w:rFonts w:ascii="Assistant Medium" w:hAnsi="Assistant Medium" w:cs="Assistant Medium"/>
-        </w:rPr>
-        <w:t>Onedrive (6x1TB).</w:t>
-      </w:r>
-    </w:p>
-    <w:p>
-      <w:pPr>
-        <w:pStyle w:val="ListParagraph"/>
-        <w:numPr>
-          <w:ilvl w:val="0"/>
-          <w:numId w:val="2"/>
-        </w:numPr>
-        <w:spacing w:after="0" w:line="360" w:lineRule="auto"/>
-        <w:rPr>
-          <w:rFonts w:ascii="Assistant Medium" w:hAnsi="Assistant Medium" w:cs="Assistant Medium"/>
-          <w:u w:val="single"/>
-        </w:rPr>
-      </w:pPr>
-      <w:r>
-        <w:rPr>
-          <w:rFonts w:ascii="Assistant Medium" w:hAnsi="Assistant Medium" w:cs="Assistant Medium"/>
-        </w:rPr>
         <w:t>Family Google</w:t>
       </w:r>
+      <w:proofErr w:type="gramEnd"/>
       <w:r>
         <w:rPr>
           <w:rFonts w:ascii="Assistant Medium" w:hAnsi="Assistant Medium" w:cs="Assistant Medium"/>
@@ -5062,6 +5950,155 @@
           <w:rFonts w:ascii="Assistant Medium" w:hAnsi="Assistant Medium" w:cs="Assistant Medium"/>
           <w:b/>
           <w:bCs/>
+          <w:u w:val="single"/>
+        </w:rPr>
+      </w:pPr>
+      <w:r>
+        <w:rPr>
+          <w:rFonts w:ascii="Assistant Medium" w:hAnsi="Assistant Medium" w:cs="Assistant Medium"/>
+          <w:b/>
+          <w:bCs/>
+          <w:u w:val="single"/>
+        </w:rPr>
+        <w:t>AI</w:t>
+      </w:r>
+    </w:p>
+    <w:p>
+      <w:pPr>
+        <w:pStyle w:val="ListParagraph"/>
+        <w:numPr>
+          <w:ilvl w:val="0"/>
+          <w:numId w:val="2"/>
+        </w:numPr>
+        <w:spacing w:after="0" w:line="360" w:lineRule="auto"/>
+        <w:rPr>
+          <w:rFonts w:ascii="Assistant Medium" w:hAnsi="Assistant Medium" w:cs="Assistant Medium"/>
+        </w:rPr>
+      </w:pPr>
+      <w:r>
+        <w:rPr>
+          <w:rFonts w:ascii="Assistant Medium" w:hAnsi="Assistant Medium" w:cs="Assistant Medium"/>
+        </w:rPr>
+        <w:t>Perplexity (myself)</w:t>
+      </w:r>
+    </w:p>
+    <w:p>
+      <w:pPr>
+        <w:pStyle w:val="ListParagraph"/>
+        <w:numPr>
+          <w:ilvl w:val="0"/>
+          <w:numId w:val="2"/>
+        </w:numPr>
+        <w:spacing w:after="0" w:line="360" w:lineRule="auto"/>
+        <w:rPr>
+          <w:rFonts w:ascii="Assistant Medium" w:hAnsi="Assistant Medium" w:cs="Assistant Medium"/>
+        </w:rPr>
+      </w:pPr>
+      <w:r>
+        <w:rPr>
+          <w:rFonts w:ascii="Assistant Medium" w:hAnsi="Assistant Medium" w:cs="Assistant Medium"/>
+        </w:rPr>
+        <w:t>Gemini AI PRO</w:t>
+      </w:r>
+      <w:r>
+        <w:rPr>
+          <w:rFonts w:ascii="Assistant Medium" w:hAnsi="Assistant Medium" w:cs="Assistant Medium"/>
+        </w:rPr>
+        <w:t xml:space="preserve"> </w:t>
+      </w:r>
+      <w:r>
+        <w:rPr>
+          <w:rFonts w:ascii="Assistant Medium" w:hAnsi="Assistant Medium" w:cs="Assistant Medium"/>
+        </w:rPr>
+        <w:t xml:space="preserve">family plan </w:t>
+      </w:r>
+      <w:r>
+        <w:rPr>
+          <w:rFonts w:ascii="Assistant Medium" w:hAnsi="Assistant Medium" w:cs="Assistant Medium"/>
+        </w:rPr>
+        <w:t>with</w:t>
+      </w:r>
+      <w:r>
+        <w:rPr>
+          <w:rFonts w:ascii="Assistant Medium" w:hAnsi="Assistant Medium" w:cs="Assistant Medium"/>
+        </w:rPr>
+        <w:t xml:space="preserve"> 5TB shared storage included for all google services</w:t>
+      </w:r>
+      <w:r>
+        <w:rPr>
+          <w:rFonts w:ascii="Assistant Medium" w:hAnsi="Assistant Medium" w:cs="Assistant Medium"/>
+        </w:rPr>
+        <w:t xml:space="preserve"> (for family)</w:t>
+      </w:r>
+    </w:p>
+    <w:p>
+      <w:pPr>
+        <w:pStyle w:val="ListParagraph"/>
+        <w:numPr>
+          <w:ilvl w:val="0"/>
+          <w:numId w:val="2"/>
+        </w:numPr>
+        <w:spacing w:after="0" w:line="360" w:lineRule="auto"/>
+        <w:rPr>
+          <w:rFonts w:ascii="Assistant Medium" w:hAnsi="Assistant Medium" w:cs="Assistant Medium"/>
+        </w:rPr>
+      </w:pPr>
+      <w:proofErr w:type="spellStart"/>
+      <w:r>
+        <w:rPr>
+          <w:rFonts w:ascii="Assistant Medium" w:hAnsi="Assistant Medium" w:cs="Assistant Medium"/>
+        </w:rPr>
+        <w:t>Lm</w:t>
+      </w:r>
+      <w:proofErr w:type="spellEnd"/>
+      <w:r>
+        <w:rPr>
+          <w:rFonts w:ascii="Assistant Medium" w:hAnsi="Assistant Medium" w:cs="Assistant Medium"/>
+        </w:rPr>
+        <w:t xml:space="preserve"> </w:t>
+      </w:r>
+      <w:r>
+        <w:rPr>
+          <w:rFonts w:ascii="Assistant Medium" w:hAnsi="Assistant Medium" w:cs="Assistant Medium"/>
+        </w:rPr>
+        <w:t>studio Bionic</w:t>
+      </w:r>
+      <w:r>
+        <w:rPr>
+          <w:rFonts w:ascii="Assistant Medium" w:hAnsi="Assistant Medium" w:cs="Assistant Medium"/>
+        </w:rPr>
+        <w:t xml:space="preserve"> - Local AI with internet capabilities (shell usage disabled) with </w:t>
+      </w:r>
+      <w:proofErr w:type="spellStart"/>
+      <w:r>
+        <w:rPr>
+          <w:rFonts w:ascii="Assistant Medium" w:hAnsi="Assistant Medium" w:cs="Assistant Medium"/>
+        </w:rPr>
+        <w:t>Lm</w:t>
+      </w:r>
+      <w:proofErr w:type="spellEnd"/>
+      <w:r>
+        <w:rPr>
+          <w:rFonts w:ascii="Assistant Medium" w:hAnsi="Assistant Medium" w:cs="Assistant Medium"/>
+        </w:rPr>
+        <w:t xml:space="preserve"> link for use of main computer power by remote laptop </w:t>
+      </w:r>
+    </w:p>
+    <w:p>
+      <w:pPr>
+        <w:spacing w:after="0" w:line="360" w:lineRule="auto"/>
+        <w:rPr>
+          <w:rFonts w:ascii="Assistant Medium" w:hAnsi="Assistant Medium" w:cs="Assistant Medium"/>
+        </w:rPr>
+      </w:pPr>
+    </w:p>
+    <w:p>
+      <w:pPr>
+        <w:spacing w:after="0" w:line="360" w:lineRule="auto"/>
+        <w:rPr>
+          <w:rFonts w:ascii="Assistant Medium" w:hAnsi="Assistant Medium" w:cs="Assistant Medium"/>
+          <w:b/>
+          <w:bCs/>
           <w:sz w:val="28"/>
           <w:szCs w:val="28"/>
           <w:u w:val="single"/>
@@ -5150,43 +6187,7 @@
         <w:rPr>
           <w:rFonts w:ascii="Assistant Medium" w:hAnsi="Assistant Medium" w:cs="Assistant Medium"/>
         </w:rPr>
-        <w:t>Gemini AI PRO</w:t>
-      </w:r>
-      <w:r>
-        <w:rPr>
-          <w:rFonts w:ascii="Assistant Medium" w:hAnsi="Assistant Medium" w:cs="Assistant Medium"/>
-        </w:rPr>
-        <w:t xml:space="preserve"> – </w:t>
-      </w:r>
-      <w:r>
-        <w:rPr>
-          <w:rFonts w:ascii="Assistant Medium" w:hAnsi="Assistant Medium" w:cs="Assistant Medium"/>
-        </w:rPr>
-        <w:t>family plan</w:t>
-      </w:r>
-      <w:r>
-        <w:rPr>
-          <w:rFonts w:ascii="Assistant Medium" w:hAnsi="Assistant Medium" w:cs="Assistant Medium"/>
-        </w:rPr>
-        <w:t xml:space="preserve"> </w:t>
-      </w:r>
-      <w:r>
-        <w:rPr>
-          <w:rFonts w:ascii="Assistant Medium" w:hAnsi="Assistant Medium" w:cs="Assistant Medium"/>
-        </w:rPr>
-        <w:t xml:space="preserve">– 5TB shared storage included for all </w:t>
-      </w:r>
-      <w:r>
-        <w:rPr>
-          <w:rFonts w:ascii="Assistant Medium" w:hAnsi="Assistant Medium" w:cs="Assistant Medium"/>
-        </w:rPr>
-        <w:t xml:space="preserve">google </w:t>
-      </w:r>
-      <w:r>
-        <w:rPr>
-          <w:rFonts w:ascii="Assistant Medium" w:hAnsi="Assistant Medium" w:cs="Assistant Medium"/>
-        </w:rPr>
-        <w:t>services.</w:t>
+        <w:t>Microsoft office 356 family plan.</w:t>
       </w:r>
     </w:p>
     <w:p>
@@ -5205,7 +6206,7 @@
         <w:rPr>
           <w:rFonts w:ascii="Assistant Medium" w:hAnsi="Assistant Medium" w:cs="Assistant Medium"/>
         </w:rPr>
-        <w:t>Microsoft office 356 family plan.</w:t>
+        <w:t>Spotify</w:t>
       </w:r>
     </w:p>
     <w:p>
@@ -5224,7 +6225,13 @@
         <w:rPr>
           <w:rFonts w:ascii="Assistant Medium" w:hAnsi="Assistant Medium" w:cs="Assistant Medium"/>
         </w:rPr>
-        <w:t>Spotify</w:t>
+        <w:t>Netflix</w:t>
+      </w:r>
+      <w:r>
+        <w:rPr>
+          <w:rFonts w:ascii="Assistant Medium" w:hAnsi="Assistant Medium" w:cs="Assistant Medium"/>
+        </w:rPr>
+        <w:t>/Disney plus</w:t>
       </w:r>
     </w:p>
     <w:p>
@@ -5243,7 +6250,7 @@
         <w:rPr>
           <w:rFonts w:ascii="Assistant Medium" w:hAnsi="Assistant Medium" w:cs="Assistant Medium"/>
         </w:rPr>
-        <w:t>Netflix</w:t>
+        <w:t>Kartina.tv</w:t>
       </w:r>
     </w:p>
     <w:p>
@@ -5258,11 +6265,19 @@
           <w:rFonts w:ascii="Assistant Medium" w:hAnsi="Assistant Medium" w:cs="Assistant Medium"/>
         </w:rPr>
       </w:pPr>
-      <w:r>
-        <w:rPr>
-          <w:rFonts w:ascii="Assistant Medium" w:hAnsi="Assistant Medium" w:cs="Assistant Medium"/>
-        </w:rPr>
-        <w:t>Kartina.tv</w:t>
+      <w:proofErr w:type="spellStart"/>
+      <w:r>
+        <w:rPr>
+          <w:rFonts w:ascii="Assistant Medium" w:hAnsi="Assistant Medium" w:cs="Assistant Medium"/>
+        </w:rPr>
+        <w:t>Youtube</w:t>
+      </w:r>
+      <w:proofErr w:type="spellEnd"/>
+      <w:r>
+        <w:rPr>
+          <w:rFonts w:ascii="Assistant Medium" w:hAnsi="Assistant Medium" w:cs="Assistant Medium"/>
+        </w:rPr>
+        <w:t xml:space="preserve"> premium family plan (no ads).</w:t>
       </w:r>
     </w:p>
     <w:p>
@@ -5281,7 +6296,7 @@
         <w:rPr>
           <w:rFonts w:ascii="Assistant Medium" w:hAnsi="Assistant Medium" w:cs="Assistant Medium"/>
         </w:rPr>
-        <w:t>Youtube premium family plan (no ads).</w:t>
+        <w:t xml:space="preserve">Tidal </w:t>
       </w:r>
     </w:p>
     <w:p>
@@ -5300,7 +6315,7 @@
         <w:rPr>
           <w:rFonts w:ascii="Assistant Medium" w:hAnsi="Assistant Medium" w:cs="Assistant Medium"/>
         </w:rPr>
-        <w:t xml:space="preserve">Tidal </w:t>
+        <w:t xml:space="preserve">Adobe creative cloud </w:t>
       </w:r>
     </w:p>
     <w:p>
@@ -5319,46 +6334,35 @@
         <w:rPr>
           <w:rFonts w:ascii="Assistant Medium" w:hAnsi="Assistant Medium" w:cs="Assistant Medium"/>
         </w:rPr>
-        <w:t>Perplexity</w:t>
-      </w:r>
-    </w:p>
-    <w:p>
-      <w:pPr>
-        <w:pStyle w:val="ListParagraph"/>
-        <w:numPr>
-          <w:ilvl w:val="0"/>
-          <w:numId w:val="2"/>
-        </w:numPr>
-        <w:spacing w:after="0" w:line="360" w:lineRule="auto"/>
-        <w:rPr>
-          <w:rFonts w:ascii="Assistant Medium" w:hAnsi="Assistant Medium" w:cs="Assistant Medium"/>
-        </w:rPr>
-      </w:pPr>
-      <w:r>
-        <w:rPr>
-          <w:rFonts w:ascii="Assistant Medium" w:hAnsi="Assistant Medium" w:cs="Assistant Medium"/>
-        </w:rPr>
-        <w:t xml:space="preserve">Adobe creative cloud </w:t>
-      </w:r>
-    </w:p>
-    <w:p>
-      <w:pPr>
-        <w:pStyle w:val="ListParagraph"/>
-        <w:numPr>
-          <w:ilvl w:val="0"/>
-          <w:numId w:val="2"/>
-        </w:numPr>
-        <w:spacing w:after="0" w:line="360" w:lineRule="auto"/>
-        <w:rPr>
-          <w:rFonts w:ascii="Assistant Medium" w:hAnsi="Assistant Medium" w:cs="Assistant Medium"/>
-        </w:rPr>
-      </w:pPr>
-      <w:r>
-        <w:rPr>
-          <w:rFonts w:ascii="Assistant Medium" w:hAnsi="Assistant Medium" w:cs="Assistant Medium"/>
-        </w:rPr>
         <w:t>Other entertainment apps.</w:t>
       </w:r>
+    </w:p>
+    <w:p>
+      <w:pPr>
+        <w:spacing w:after="0" w:line="360" w:lineRule="auto"/>
+        <w:rPr>
+          <w:rFonts w:ascii="Assistant Medium" w:hAnsi="Assistant Medium" w:cs="Assistant Medium"/>
+          <w:u w:val="single"/>
+        </w:rPr>
+      </w:pPr>
+    </w:p>
+    <w:p>
+      <w:pPr>
+        <w:spacing w:after="0" w:line="360" w:lineRule="auto"/>
+        <w:rPr>
+          <w:rFonts w:ascii="Assistant Medium" w:hAnsi="Assistant Medium" w:cs="Assistant Medium"/>
+          <w:u w:val="single"/>
+        </w:rPr>
+      </w:pPr>
+    </w:p>
+    <w:p>
+      <w:pPr>
+        <w:spacing w:after="0" w:line="360" w:lineRule="auto"/>
+        <w:rPr>
+          <w:rFonts w:ascii="Assistant Medium" w:hAnsi="Assistant Medium" w:cs="Assistant Medium"/>
+          <w:u w:val="single"/>
+        </w:rPr>
+      </w:pPr>
     </w:p>
     <w:p>
       <w:pPr>
@@ -5499,7 +6503,21 @@
         <w:rPr>
           <w:rFonts w:ascii="Assistant Medium" w:hAnsi="Assistant Medium" w:cs="Assistant Medium"/>
         </w:rPr>
-        <w:t>Splunk Enterprise clusters with ES, as a testing environment for my enterprise clients. Build on Vmware workstation pro as VM'S (1</w:t>
+        <w:t xml:space="preserve">Splunk Enterprise clusters with ES, as a testing environment for my enterprise clients. Build on </w:t>
+      </w:r>
+      <w:proofErr w:type="spellStart"/>
+      <w:r>
+        <w:rPr>
+          <w:rFonts w:ascii="Assistant Medium" w:hAnsi="Assistant Medium" w:cs="Assistant Medium"/>
+        </w:rPr>
+        <w:t>Vmware</w:t>
+      </w:r>
+      <w:proofErr w:type="spellEnd"/>
+      <w:r>
+        <w:rPr>
+          <w:rFonts w:ascii="Assistant Medium" w:hAnsi="Assistant Medium" w:cs="Assistant Medium"/>
+        </w:rPr>
+        <w:t xml:space="preserve"> workstation pro as VM'S (1</w:t>
       </w:r>
       <w:r>
         <w:rPr>
@@ -5517,7 +6535,21 @@
         <w:rPr>
           <w:rFonts w:ascii="Assistant Medium" w:hAnsi="Assistant Medium" w:cs="Assistant Medium"/>
         </w:rPr>
-        <w:t xml:space="preserve"> that most of the time turned off for electricity saving. But can be turned remotely</w:t>
+        <w:t xml:space="preserve"> that most of the time </w:t>
+      </w:r>
+      <w:proofErr w:type="gramStart"/>
+      <w:r>
+        <w:rPr>
+          <w:rFonts w:ascii="Assistant Medium" w:hAnsi="Assistant Medium" w:cs="Assistant Medium"/>
+        </w:rPr>
+        <w:t>turned</w:t>
+      </w:r>
+      <w:proofErr w:type="gramEnd"/>
+      <w:r>
+        <w:rPr>
+          <w:rFonts w:ascii="Assistant Medium" w:hAnsi="Assistant Medium" w:cs="Assistant Medium"/>
+        </w:rPr>
+        <w:t xml:space="preserve"> off for electricity saving. But can be turned remotely</w:t>
       </w:r>
       <w:r>
         <w:rPr>
@@ -5755,26 +6787,82 @@
         <w:rPr>
           <w:rFonts w:ascii="Assistant Medium" w:hAnsi="Assistant Medium" w:cs="Assistant Medium"/>
         </w:rPr>
-        <w:t>Linux VM for sending logs by UF, and also syslog by Rsyslog to SC4S.</w:t>
-      </w:r>
-    </w:p>
-    <w:p>
-      <w:pPr>
-        <w:pStyle w:val="ListParagraph"/>
-        <w:numPr>
-          <w:ilvl w:val="0"/>
-          <w:numId w:val="4"/>
-        </w:numPr>
-        <w:spacing w:after="0" w:line="360" w:lineRule="auto"/>
-        <w:rPr>
-          <w:rFonts w:ascii="Assistant Medium" w:hAnsi="Assistant Medium" w:cs="Assistant Medium"/>
-        </w:rPr>
-      </w:pPr>
-      <w:r>
-        <w:rPr>
-          <w:rFonts w:ascii="Assistant Medium" w:hAnsi="Assistant Medium" w:cs="Assistant Medium"/>
-        </w:rPr>
-        <w:t>Windows VM for sending logs by UF, and also Syslog to SC4S by solarwinds event forwarder -&gt; Kiwi Syslog server -&gt; SC4S -&gt; Splunk (Mimic air-gapped environment).</w:t>
+        <w:t xml:space="preserve">Linux VM for sending logs by UF, </w:t>
+      </w:r>
+      <w:proofErr w:type="gramStart"/>
+      <w:r>
+        <w:rPr>
+          <w:rFonts w:ascii="Assistant Medium" w:hAnsi="Assistant Medium" w:cs="Assistant Medium"/>
+        </w:rPr>
+        <w:t>and also</w:t>
+      </w:r>
+      <w:proofErr w:type="gramEnd"/>
+      <w:r>
+        <w:rPr>
+          <w:rFonts w:ascii="Assistant Medium" w:hAnsi="Assistant Medium" w:cs="Assistant Medium"/>
+        </w:rPr>
+        <w:t xml:space="preserve"> syslog by </w:t>
+      </w:r>
+      <w:proofErr w:type="spellStart"/>
+      <w:r>
+        <w:rPr>
+          <w:rFonts w:ascii="Assistant Medium" w:hAnsi="Assistant Medium" w:cs="Assistant Medium"/>
+        </w:rPr>
+        <w:t>Rsyslog</w:t>
+      </w:r>
+      <w:proofErr w:type="spellEnd"/>
+      <w:r>
+        <w:rPr>
+          <w:rFonts w:ascii="Assistant Medium" w:hAnsi="Assistant Medium" w:cs="Assistant Medium"/>
+        </w:rPr>
+        <w:t xml:space="preserve"> to SC4S.</w:t>
+      </w:r>
+    </w:p>
+    <w:p>
+      <w:pPr>
+        <w:pStyle w:val="ListParagraph"/>
+        <w:numPr>
+          <w:ilvl w:val="0"/>
+          <w:numId w:val="4"/>
+        </w:numPr>
+        <w:spacing w:after="0" w:line="360" w:lineRule="auto"/>
+        <w:rPr>
+          <w:rFonts w:ascii="Assistant Medium" w:hAnsi="Assistant Medium" w:cs="Assistant Medium"/>
+        </w:rPr>
+      </w:pPr>
+      <w:r>
+        <w:rPr>
+          <w:rFonts w:ascii="Assistant Medium" w:hAnsi="Assistant Medium" w:cs="Assistant Medium"/>
+        </w:rPr>
+        <w:t xml:space="preserve">Windows VM for sending logs by UF, </w:t>
+      </w:r>
+      <w:proofErr w:type="gramStart"/>
+      <w:r>
+        <w:rPr>
+          <w:rFonts w:ascii="Assistant Medium" w:hAnsi="Assistant Medium" w:cs="Assistant Medium"/>
+        </w:rPr>
+        <w:t>and also</w:t>
+      </w:r>
+      <w:proofErr w:type="gramEnd"/>
+      <w:r>
+        <w:rPr>
+          <w:rFonts w:ascii="Assistant Medium" w:hAnsi="Assistant Medium" w:cs="Assistant Medium"/>
+        </w:rPr>
+        <w:t xml:space="preserve"> Syslog to SC4S by </w:t>
+      </w:r>
+      <w:proofErr w:type="spellStart"/>
+      <w:r>
+        <w:rPr>
+          <w:rFonts w:ascii="Assistant Medium" w:hAnsi="Assistant Medium" w:cs="Assistant Medium"/>
+        </w:rPr>
+        <w:t>solarwinds</w:t>
+      </w:r>
+      <w:proofErr w:type="spellEnd"/>
+      <w:r>
+        <w:rPr>
+          <w:rFonts w:ascii="Assistant Medium" w:hAnsi="Assistant Medium" w:cs="Assistant Medium"/>
+        </w:rPr>
+        <w:t xml:space="preserve"> event forwarder -&gt; Kiwi Syslog server -&gt; SC4S -&gt; Splunk (Mimic air-gapped environment).</w:t>
       </w:r>
     </w:p>
     <w:p>
@@ -5856,7 +6944,35 @@
         <w:rPr>
           <w:rFonts w:ascii="Assistant Medium" w:hAnsi="Assistant Medium" w:cs="Assistant Medium"/>
         </w:rPr>
-        <w:t>Using Twingate ztna connector on one of the VM for login to rest of the VM.</w:t>
+        <w:t xml:space="preserve">Using </w:t>
+      </w:r>
+      <w:proofErr w:type="spellStart"/>
+      <w:r>
+        <w:rPr>
+          <w:rFonts w:ascii="Assistant Medium" w:hAnsi="Assistant Medium" w:cs="Assistant Medium"/>
+        </w:rPr>
+        <w:t>Twingate</w:t>
+      </w:r>
+      <w:proofErr w:type="spellEnd"/>
+      <w:r>
+        <w:rPr>
+          <w:rFonts w:ascii="Assistant Medium" w:hAnsi="Assistant Medium" w:cs="Assistant Medium"/>
+        </w:rPr>
+        <w:t xml:space="preserve"> </w:t>
+      </w:r>
+      <w:proofErr w:type="spellStart"/>
+      <w:r>
+        <w:rPr>
+          <w:rFonts w:ascii="Assistant Medium" w:hAnsi="Assistant Medium" w:cs="Assistant Medium"/>
+        </w:rPr>
+        <w:t>ztna</w:t>
+      </w:r>
+      <w:proofErr w:type="spellEnd"/>
+      <w:r>
+        <w:rPr>
+          <w:rFonts w:ascii="Assistant Medium" w:hAnsi="Assistant Medium" w:cs="Assistant Medium"/>
+        </w:rPr>
+        <w:t xml:space="preserve"> connector on one of the VM for login to rest of the VM.</w:t>
       </w:r>
     </w:p>
     <w:p>
@@ -5894,45 +7010,103 @@
         <w:rPr>
           <w:rFonts w:ascii="Assistant Medium" w:hAnsi="Assistant Medium" w:cs="Assistant Medium"/>
         </w:rPr>
-        <w:t>Self-signed tls certificates.</w:t>
-      </w:r>
-    </w:p>
-    <w:p>
-      <w:pPr>
-        <w:pStyle w:val="ListParagraph"/>
-        <w:numPr>
-          <w:ilvl w:val="0"/>
-          <w:numId w:val="4"/>
-        </w:numPr>
-        <w:spacing w:after="0" w:line="360" w:lineRule="auto"/>
-        <w:rPr>
-          <w:rFonts w:ascii="Assistant Medium" w:hAnsi="Assistant Medium" w:cs="Assistant Medium"/>
-        </w:rPr>
-      </w:pPr>
-      <w:r>
-        <w:rPr>
-          <w:rFonts w:ascii="Assistant Medium" w:hAnsi="Assistant Medium" w:cs="Assistant Medium"/>
-        </w:rPr>
-        <w:t>Each Linux VM can't use ROOT login, and login done by CERT key.</w:t>
-      </w:r>
-    </w:p>
-    <w:p>
-      <w:pPr>
-        <w:pStyle w:val="ListParagraph"/>
-        <w:numPr>
-          <w:ilvl w:val="0"/>
-          <w:numId w:val="4"/>
-        </w:numPr>
-        <w:spacing w:after="0" w:line="360" w:lineRule="auto"/>
-        <w:rPr>
-          <w:rFonts w:ascii="Assistant Medium" w:hAnsi="Assistant Medium" w:cs="Assistant Medium"/>
-        </w:rPr>
-      </w:pPr>
-      <w:r>
-        <w:rPr>
-          <w:rFonts w:ascii="Assistant Medium" w:hAnsi="Assistant Medium" w:cs="Assistant Medium"/>
-        </w:rPr>
-        <w:t>The Checkpoint firewall has a always turned on switch button, in case of power drop.</w:t>
+        <w:t xml:space="preserve">Self-signed </w:t>
+      </w:r>
+      <w:proofErr w:type="spellStart"/>
+      <w:r>
+        <w:rPr>
+          <w:rFonts w:ascii="Assistant Medium" w:hAnsi="Assistant Medium" w:cs="Assistant Medium"/>
+        </w:rPr>
+        <w:t>tls</w:t>
+      </w:r>
+      <w:proofErr w:type="spellEnd"/>
+      <w:r>
+        <w:rPr>
+          <w:rFonts w:ascii="Assistant Medium" w:hAnsi="Assistant Medium" w:cs="Assistant Medium"/>
+        </w:rPr>
+        <w:t xml:space="preserve"> certificates.</w:t>
+      </w:r>
+    </w:p>
+    <w:p>
+      <w:pPr>
+        <w:pStyle w:val="ListParagraph"/>
+        <w:numPr>
+          <w:ilvl w:val="0"/>
+          <w:numId w:val="4"/>
+        </w:numPr>
+        <w:spacing w:after="0" w:line="360" w:lineRule="auto"/>
+        <w:rPr>
+          <w:rFonts w:ascii="Assistant Medium" w:hAnsi="Assistant Medium" w:cs="Assistant Medium"/>
+        </w:rPr>
+      </w:pPr>
+      <w:r>
+        <w:rPr>
+          <w:rFonts w:ascii="Assistant Medium" w:hAnsi="Assistant Medium" w:cs="Assistant Medium"/>
+        </w:rPr>
+        <w:t xml:space="preserve">Each Linux VM can't use ROOT login, and login </w:t>
+      </w:r>
+      <w:proofErr w:type="gramStart"/>
+      <w:r>
+        <w:rPr>
+          <w:rFonts w:ascii="Assistant Medium" w:hAnsi="Assistant Medium" w:cs="Assistant Medium"/>
+        </w:rPr>
+        <w:t>done</w:t>
+      </w:r>
+      <w:proofErr w:type="gramEnd"/>
+      <w:r>
+        <w:rPr>
+          <w:rFonts w:ascii="Assistant Medium" w:hAnsi="Assistant Medium" w:cs="Assistant Medium"/>
+        </w:rPr>
+        <w:t xml:space="preserve"> by CERT key.</w:t>
+      </w:r>
+    </w:p>
+    <w:p>
+      <w:pPr>
+        <w:pStyle w:val="ListParagraph"/>
+        <w:numPr>
+          <w:ilvl w:val="0"/>
+          <w:numId w:val="4"/>
+        </w:numPr>
+        <w:spacing w:after="0" w:line="360" w:lineRule="auto"/>
+        <w:rPr>
+          <w:rFonts w:ascii="Assistant Medium" w:hAnsi="Assistant Medium" w:cs="Assistant Medium"/>
+        </w:rPr>
+      </w:pPr>
+      <w:r>
+        <w:rPr>
+          <w:rFonts w:ascii="Assistant Medium" w:hAnsi="Assistant Medium" w:cs="Assistant Medium"/>
+        </w:rPr>
+        <w:t xml:space="preserve">The Checkpoint firewall has </w:t>
+      </w:r>
+      <w:proofErr w:type="spellStart"/>
+      <w:proofErr w:type="gramStart"/>
+      <w:r>
+        <w:rPr>
+          <w:rFonts w:ascii="Assistant Medium" w:hAnsi="Assistant Medium" w:cs="Assistant Medium"/>
+        </w:rPr>
+        <w:t>a</w:t>
+      </w:r>
+      <w:proofErr w:type="spellEnd"/>
+      <w:proofErr w:type="gramEnd"/>
+      <w:r>
+        <w:rPr>
+          <w:rFonts w:ascii="Assistant Medium" w:hAnsi="Assistant Medium" w:cs="Assistant Medium"/>
+        </w:rPr>
+        <w:t xml:space="preserve"> always </w:t>
+      </w:r>
+      <w:proofErr w:type="gramStart"/>
+      <w:r>
+        <w:rPr>
+          <w:rFonts w:ascii="Assistant Medium" w:hAnsi="Assistant Medium" w:cs="Assistant Medium"/>
+        </w:rPr>
+        <w:t>turned</w:t>
+      </w:r>
+      <w:proofErr w:type="gramEnd"/>
+      <w:r>
+        <w:rPr>
+          <w:rFonts w:ascii="Assistant Medium" w:hAnsi="Assistant Medium" w:cs="Assistant Medium"/>
+        </w:rPr>
+        <w:t xml:space="preserve"> on switch button, in case of power drop.</w:t>
       </w:r>
     </w:p>
     <w:p>
@@ -5951,7 +7125,21 @@
         <w:rPr>
           <w:rFonts w:ascii="Assistant Medium" w:hAnsi="Assistant Medium" w:cs="Assistant Medium"/>
         </w:rPr>
-        <w:t>Additional servers for the splunk cluster:</w:t>
+        <w:t xml:space="preserve">Additional servers for the </w:t>
+      </w:r>
+      <w:proofErr w:type="spellStart"/>
+      <w:r>
+        <w:rPr>
+          <w:rFonts w:ascii="Assistant Medium" w:hAnsi="Assistant Medium" w:cs="Assistant Medium"/>
+        </w:rPr>
+        <w:t>splunk</w:t>
+      </w:r>
+      <w:proofErr w:type="spellEnd"/>
+      <w:r>
+        <w:rPr>
+          <w:rFonts w:ascii="Assistant Medium" w:hAnsi="Assistant Medium" w:cs="Assistant Medium"/>
+        </w:rPr>
+        <w:t xml:space="preserve"> cluster:</w:t>
       </w:r>
     </w:p>
     <w:p>
@@ -5976,7 +7164,21 @@
         <w:rPr>
           <w:rFonts w:ascii="Assistant Medium" w:hAnsi="Assistant Medium" w:cs="Assistant Medium"/>
         </w:rPr>
-        <w:t xml:space="preserve"> for connecting misp to threat intelligence module.</w:t>
+        <w:t xml:space="preserve"> for connecting </w:t>
+      </w:r>
+      <w:proofErr w:type="spellStart"/>
+      <w:r>
+        <w:rPr>
+          <w:rFonts w:ascii="Assistant Medium" w:hAnsi="Assistant Medium" w:cs="Assistant Medium"/>
+        </w:rPr>
+        <w:t>misp</w:t>
+      </w:r>
+      <w:proofErr w:type="spellEnd"/>
+      <w:r>
+        <w:rPr>
+          <w:rFonts w:ascii="Assistant Medium" w:hAnsi="Assistant Medium" w:cs="Assistant Medium"/>
+        </w:rPr>
+        <w:t xml:space="preserve"> to threat intelligence module.</w:t>
       </w:r>
       <w:r>
         <w:rPr>
@@ -5997,12 +7199,20 @@
           <w:rFonts w:ascii="Assistant Medium" w:hAnsi="Assistant Medium" w:cs="Assistant Medium"/>
         </w:rPr>
       </w:pPr>
+      <w:proofErr w:type="spellStart"/>
       <w:r>
         <w:rPr>
           <w:rFonts w:ascii="Assistant Medium" w:hAnsi="Assistant Medium" w:cs="Assistant Medium"/>
         </w:rPr>
         <w:lastRenderedPageBreak/>
-        <w:t>Wazuh – needed for</w:t>
+        <w:t>Wazuh</w:t>
+      </w:r>
+      <w:proofErr w:type="spellEnd"/>
+      <w:r>
+        <w:rPr>
+          <w:rFonts w:ascii="Assistant Medium" w:hAnsi="Assistant Medium" w:cs="Assistant Medium"/>
+        </w:rPr>
+        <w:t xml:space="preserve"> – needed for</w:t>
       </w:r>
       <w:r>
         <w:rPr>
@@ -6014,14 +7224,44 @@
         <w:rPr>
           <w:rFonts w:ascii="Assistant Medium" w:hAnsi="Assistant Medium" w:cs="Assistant Medium"/>
         </w:rPr>
-        <w:t xml:space="preserve">from appliances that can send to just one dest. </w:t>
-      </w:r>
-      <w:r>
-        <w:rPr>
-          <w:rFonts w:ascii="Assistant Medium" w:hAnsi="Assistant Medium" w:cs="Assistant Medium"/>
-        </w:rPr>
-        <w:t>while one of the sources isn't splunk</w:t>
-      </w:r>
+        <w:t xml:space="preserve">from appliances that can send to just one </w:t>
+      </w:r>
+      <w:proofErr w:type="spellStart"/>
+      <w:r>
+        <w:rPr>
+          <w:rFonts w:ascii="Assistant Medium" w:hAnsi="Assistant Medium" w:cs="Assistant Medium"/>
+        </w:rPr>
+        <w:t>dest</w:t>
+      </w:r>
+      <w:proofErr w:type="spellEnd"/>
+      <w:r>
+        <w:rPr>
+          <w:rFonts w:ascii="Assistant Medium" w:hAnsi="Assistant Medium" w:cs="Assistant Medium"/>
+        </w:rPr>
+        <w:t xml:space="preserve">. </w:t>
+      </w:r>
+      <w:proofErr w:type="gramStart"/>
+      <w:r>
+        <w:rPr>
+          <w:rFonts w:ascii="Assistant Medium" w:hAnsi="Assistant Medium" w:cs="Assistant Medium"/>
+        </w:rPr>
+        <w:t>while</w:t>
+      </w:r>
+      <w:proofErr w:type="gramEnd"/>
+      <w:r>
+        <w:rPr>
+          <w:rFonts w:ascii="Assistant Medium" w:hAnsi="Assistant Medium" w:cs="Assistant Medium"/>
+        </w:rPr>
+        <w:t xml:space="preserve"> one of the sources isn't </w:t>
+      </w:r>
+      <w:proofErr w:type="spellStart"/>
+      <w:r>
+        <w:rPr>
+          <w:rFonts w:ascii="Assistant Medium" w:hAnsi="Assistant Medium" w:cs="Assistant Medium"/>
+        </w:rPr>
+        <w:t>splunk</w:t>
+      </w:r>
+      <w:proofErr w:type="spellEnd"/>
       <w:r>
         <w:rPr>
           <w:rFonts w:ascii="Assistant Medium" w:hAnsi="Assistant Medium" w:cs="Assistant Medium"/>
@@ -6139,17 +7379,39 @@
           <w:rFonts w:ascii="Assistant Medium" w:hAnsi="Assistant Medium" w:cs="Assistant Medium"/>
         </w:rPr>
       </w:pPr>
-      <w:r>
-        <w:rPr>
-          <w:rFonts w:ascii="Assistant Medium" w:hAnsi="Assistant Medium" w:cs="Assistant Medium"/>
-        </w:rPr>
-        <w:t xml:space="preserve">pentester[.]com </w:t>
-      </w:r>
-      <w:r>
-        <w:rPr>
-          <w:rFonts w:ascii="Assistant Medium" w:hAnsi="Assistant Medium" w:cs="Assistant Medium"/>
-        </w:rPr>
-        <w:t xml:space="preserve"> (temporary canceled because of duplication and issue with data broker removals</w:t>
+      <w:proofErr w:type="spellStart"/>
+      <w:r>
+        <w:rPr>
+          <w:rFonts w:ascii="Assistant Medium" w:hAnsi="Assistant Medium" w:cs="Assistant Medium"/>
+        </w:rPr>
+        <w:t>pentester</w:t>
+      </w:r>
+      <w:proofErr w:type="spellEnd"/>
+      <w:r>
+        <w:rPr>
+          <w:rFonts w:ascii="Assistant Medium" w:hAnsi="Assistant Medium" w:cs="Assistant Medium"/>
+        </w:rPr>
+        <w:t>[.]</w:t>
+      </w:r>
+      <w:proofErr w:type="gramStart"/>
+      <w:r>
+        <w:rPr>
+          <w:rFonts w:ascii="Assistant Medium" w:hAnsi="Assistant Medium" w:cs="Assistant Medium"/>
+        </w:rPr>
+        <w:t xml:space="preserve">com </w:t>
+      </w:r>
+      <w:r>
+        <w:rPr>
+          <w:rFonts w:ascii="Assistant Medium" w:hAnsi="Assistant Medium" w:cs="Assistant Medium"/>
+        </w:rPr>
+        <w:t xml:space="preserve"> (</w:t>
+      </w:r>
+      <w:proofErr w:type="gramEnd"/>
+      <w:r>
+        <w:rPr>
+          <w:rFonts w:ascii="Assistant Medium" w:hAnsi="Assistant Medium" w:cs="Assistant Medium"/>
+        </w:rPr>
+        <w:t>temporary canceled because of duplication and issue with data broker removals</w:t>
       </w:r>
       <w:r>
         <w:rPr>
@@ -6220,11 +7482,19 @@
           <w:rFonts w:ascii="Assistant Medium" w:hAnsi="Assistant Medium" w:cs="Assistant Medium"/>
         </w:rPr>
       </w:pPr>
-      <w:r>
-        <w:rPr>
-          <w:rFonts w:ascii="Assistant Medium" w:hAnsi="Assistant Medium" w:cs="Assistant Medium"/>
-        </w:rPr>
-        <w:t>osint intel</w:t>
+      <w:proofErr w:type="spellStart"/>
+      <w:r>
+        <w:rPr>
+          <w:rFonts w:ascii="Assistant Medium" w:hAnsi="Assistant Medium" w:cs="Assistant Medium"/>
+        </w:rPr>
+        <w:t>osint</w:t>
+      </w:r>
+      <w:proofErr w:type="spellEnd"/>
+      <w:r>
+        <w:rPr>
+          <w:rFonts w:ascii="Assistant Medium" w:hAnsi="Assistant Medium" w:cs="Assistant Medium"/>
+        </w:rPr>
+        <w:t xml:space="preserve"> intel</w:t>
       </w:r>
       <w:r>
         <w:rPr>
@@ -7725,7 +8995,6 @@
   <w:style w:type="character" w:default="1" w:styleId="DefaultParagraphFont">
     <w:name w:val="Default Paragraph Font"/>
     <w:uiPriority w:val="1"/>
-    <w:semiHidden/>
     <w:unhideWhenUsed/>
   </w:style>
   <w:style w:type="table" w:default="1" w:styleId="TableNormal">

--- a/Cyber Security Architecture.docx
+++ b/Cyber Security Architecture.docx
@@ -68,7 +68,7 @@
           <w:szCs w:val="32"/>
           <w:u w:val="single"/>
         </w:rPr>
-        <w:t xml:space="preserve"> – </w:t>
+        <w:t xml:space="preserve"> </w:t>
       </w:r>
       <w:r>
         <w:rPr>
@@ -79,7 +79,7 @@
           <w:szCs w:val="32"/>
           <w:u w:val="single"/>
         </w:rPr>
-        <w:t xml:space="preserve">My </w:t>
+        <w:t>-</w:t>
       </w:r>
       <w:r>
         <w:rPr>
@@ -90,7 +90,7 @@
           <w:szCs w:val="32"/>
           <w:u w:val="single"/>
         </w:rPr>
-        <w:t>Family</w:t>
+        <w:t xml:space="preserve"> </w:t>
       </w:r>
       <w:r>
         <w:rPr>
@@ -101,7 +101,7 @@
           <w:szCs w:val="32"/>
           <w:u w:val="single"/>
         </w:rPr>
-        <w:t xml:space="preserve"> </w:t>
+        <w:t xml:space="preserve">My </w:t>
       </w:r>
       <w:r>
         <w:rPr>
@@ -112,7 +112,7 @@
           <w:szCs w:val="32"/>
           <w:u w:val="single"/>
         </w:rPr>
-        <w:t>S</w:t>
+        <w:t>Family</w:t>
       </w:r>
       <w:r>
         <w:rPr>
@@ -123,7 +123,7 @@
           <w:szCs w:val="32"/>
           <w:u w:val="single"/>
         </w:rPr>
-        <w:t>etup</w:t>
+        <w:t xml:space="preserve"> </w:t>
       </w:r>
       <w:r>
         <w:rPr>
@@ -134,7 +134,7 @@
           <w:szCs w:val="32"/>
           <w:u w:val="single"/>
         </w:rPr>
-        <w:t xml:space="preserve"> </w:t>
+        <w:t>S</w:t>
       </w:r>
       <w:r>
         <w:rPr>
@@ -145,7 +145,7 @@
           <w:szCs w:val="32"/>
           <w:u w:val="single"/>
         </w:rPr>
-        <w:t>16</w:t>
+        <w:t>etup</w:t>
       </w:r>
       <w:r>
         <w:rPr>
@@ -156,7 +156,7 @@
           <w:szCs w:val="32"/>
           <w:u w:val="single"/>
         </w:rPr>
-        <w:t>/</w:t>
+        <w:t xml:space="preserve"> </w:t>
       </w:r>
       <w:r>
         <w:rPr>
@@ -167,7 +167,7 @@
           <w:szCs w:val="32"/>
           <w:u w:val="single"/>
         </w:rPr>
-        <w:t>Sep</w:t>
+        <w:t>16</w:t>
       </w:r>
       <w:r>
         <w:rPr>
@@ -178,6 +178,28 @@
           <w:szCs w:val="32"/>
           <w:u w:val="single"/>
         </w:rPr>
+        <w:t>/</w:t>
+      </w:r>
+      <w:r>
+        <w:rPr>
+          <w:rFonts w:ascii="Assistant Medium" w:hAnsi="Assistant Medium" w:cs="Assistant Medium"/>
+          <w:b/>
+          <w:bCs/>
+          <w:sz w:val="32"/>
+          <w:szCs w:val="32"/>
+          <w:u w:val="single"/>
+        </w:rPr>
+        <w:t>Sep</w:t>
+      </w:r>
+      <w:r>
+        <w:rPr>
+          <w:rFonts w:ascii="Assistant Medium" w:hAnsi="Assistant Medium" w:cs="Assistant Medium"/>
+          <w:b/>
+          <w:bCs/>
+          <w:sz w:val="32"/>
+          <w:szCs w:val="32"/>
+          <w:u w:val="single"/>
+        </w:rPr>
         <w:t>/2026</w:t>
       </w:r>
     </w:p>
@@ -190,6 +212,17 @@
           <w:szCs w:val="26"/>
         </w:rPr>
       </w:pPr>
+      <w:r>
+        <w:rPr>
+          <w:rFonts w:ascii="Assistant Medium" w:hAnsi="Assistant Medium" w:cs="Assistant Medium"/>
+          <w:b/>
+          <w:bCs/>
+          <w:sz w:val="32"/>
+          <w:szCs w:val="32"/>
+          <w:u w:val="single"/>
+        </w:rPr>
+        <w:t>HLD</w:t>
+      </w:r>
       <w:r>
         <w:rPr>
           <w:rFonts w:ascii="Assistant Medium" w:hAnsi="Assistant Medium" w:cs="Assistant Medium"/>
@@ -698,19 +731,11 @@
           <w:rFonts w:ascii="Assistant Medium" w:hAnsi="Assistant Medium" w:cs="Assistant Medium"/>
         </w:rPr>
       </w:pPr>
-      <w:proofErr w:type="spellStart"/>
-      <w:r>
-        <w:rPr>
-          <w:rFonts w:ascii="Assistant Medium" w:hAnsi="Assistant Medium" w:cs="Assistant Medium"/>
-        </w:rPr>
-        <w:t>Manageengine</w:t>
-      </w:r>
-      <w:proofErr w:type="spellEnd"/>
-      <w:r>
-        <w:rPr>
-          <w:rFonts w:ascii="Assistant Medium" w:hAnsi="Assistant Medium" w:cs="Assistant Medium"/>
-        </w:rPr>
-        <w:t xml:space="preserve"> patch management on auto update</w:t>
+      <w:r>
+        <w:rPr>
+          <w:rFonts w:ascii="Assistant Medium" w:hAnsi="Assistant Medium" w:cs="Assistant Medium"/>
+        </w:rPr>
+        <w:t>Manageengine patch management on auto update</w:t>
       </w:r>
       <w:r>
         <w:rPr>
@@ -731,41 +756,17 @@
           <w:rFonts w:ascii="Assistant Medium" w:hAnsi="Assistant Medium" w:cs="Assistant Medium"/>
         </w:rPr>
       </w:pPr>
-      <w:proofErr w:type="spellStart"/>
-      <w:r>
-        <w:rPr>
-          <w:rFonts w:ascii="Assistant Medium" w:hAnsi="Assistant Medium" w:cs="Assistant Medium"/>
-        </w:rPr>
-        <w:t>Opswat</w:t>
-      </w:r>
-      <w:proofErr w:type="spellEnd"/>
-      <w:r>
-        <w:rPr>
-          <w:rFonts w:ascii="Assistant Medium" w:hAnsi="Assistant Medium" w:cs="Assistant Medium"/>
-        </w:rPr>
-        <w:t xml:space="preserve"> patch management</w:t>
-      </w:r>
-      <w:r>
-        <w:rPr>
-          <w:rFonts w:ascii="Assistant Medium" w:hAnsi="Assistant Medium" w:cs="Assistant Medium"/>
-        </w:rPr>
-        <w:t xml:space="preserve"> on auto update (updating apps that </w:t>
-      </w:r>
-      <w:proofErr w:type="spellStart"/>
-      <w:proofErr w:type="gramStart"/>
-      <w:r>
-        <w:rPr>
-          <w:rFonts w:ascii="Assistant Medium" w:hAnsi="Assistant Medium" w:cs="Assistant Medium"/>
-        </w:rPr>
-        <w:t>manageengine</w:t>
-      </w:r>
-      <w:proofErr w:type="spellEnd"/>
-      <w:proofErr w:type="gramEnd"/>
-      <w:r>
-        <w:rPr>
-          <w:rFonts w:ascii="Assistant Medium" w:hAnsi="Assistant Medium" w:cs="Assistant Medium"/>
-        </w:rPr>
-        <w:t xml:space="preserve"> miss)</w:t>
+      <w:r>
+        <w:rPr>
+          <w:rFonts w:ascii="Assistant Medium" w:hAnsi="Assistant Medium" w:cs="Assistant Medium"/>
+        </w:rPr>
+        <w:t>Opswat patch management</w:t>
+      </w:r>
+      <w:r>
+        <w:rPr>
+          <w:rFonts w:ascii="Assistant Medium" w:hAnsi="Assistant Medium" w:cs="Assistant Medium"/>
+        </w:rPr>
+        <w:t xml:space="preserve"> on auto update (updating apps that manageengine miss)</w:t>
       </w:r>
       <w:r>
         <w:rPr>
@@ -858,21 +859,7 @@
         <w:rPr>
           <w:rFonts w:ascii="Assistant Medium" w:hAnsi="Assistant Medium" w:cs="Assistant Medium"/>
         </w:rPr>
-        <w:t xml:space="preserve"> managed </w:t>
-      </w:r>
-      <w:proofErr w:type="spellStart"/>
-      <w:r>
-        <w:rPr>
-          <w:rFonts w:ascii="Assistant Medium" w:hAnsi="Assistant Medium" w:cs="Assistant Medium"/>
-        </w:rPr>
-        <w:t>dns</w:t>
-      </w:r>
-      <w:proofErr w:type="spellEnd"/>
-      <w:r>
-        <w:rPr>
-          <w:rFonts w:ascii="Assistant Medium" w:hAnsi="Assistant Medium" w:cs="Assistant Medium"/>
-        </w:rPr>
-        <w:t xml:space="preserve"> </w:t>
+        <w:t xml:space="preserve"> managed dns </w:t>
       </w:r>
       <w:r>
         <w:rPr>
@@ -884,14 +871,7 @@
         <w:rPr>
           <w:rFonts w:ascii="Assistant Medium" w:hAnsi="Assistant Medium" w:cs="Assistant Medium"/>
         </w:rPr>
-        <w:t xml:space="preserve">over https with separate </w:t>
-      </w:r>
-      <w:proofErr w:type="gramStart"/>
-      <w:r>
-        <w:rPr>
-          <w:rFonts w:ascii="Assistant Medium" w:hAnsi="Assistant Medium" w:cs="Assistant Medium"/>
-        </w:rPr>
-        <w:t>profiles</w:t>
+        <w:t>over https with separate profiles</w:t>
       </w:r>
       <w:r>
         <w:rPr>
@@ -904,14 +884,7 @@
         <w:rPr>
           <w:rFonts w:ascii="Assistant Medium" w:hAnsi="Assistant Medium" w:cs="Assistant Medium"/>
         </w:rPr>
-        <w:t xml:space="preserve"> per</w:t>
-      </w:r>
-      <w:proofErr w:type="gramEnd"/>
-      <w:r>
-        <w:rPr>
-          <w:rFonts w:ascii="Assistant Medium" w:hAnsi="Assistant Medium" w:cs="Assistant Medium"/>
-        </w:rPr>
-        <w:t xml:space="preserve"> person</w:t>
+        <w:t xml:space="preserve"> per person</w:t>
       </w:r>
       <w:r>
         <w:rPr>
@@ -972,21 +945,7 @@
         <w:rPr>
           <w:rFonts w:ascii="Assistant Medium" w:hAnsi="Assistant Medium" w:cs="Assistant Medium"/>
         </w:rPr>
-        <w:t xml:space="preserve">Managed </w:t>
-      </w:r>
-      <w:proofErr w:type="gramStart"/>
-      <w:r>
-        <w:rPr>
-          <w:rFonts w:ascii="Assistant Medium" w:hAnsi="Assistant Medium" w:cs="Assistant Medium"/>
-        </w:rPr>
-        <w:t>allowlist</w:t>
-      </w:r>
-      <w:proofErr w:type="gramEnd"/>
-      <w:r>
-        <w:rPr>
-          <w:rFonts w:ascii="Assistant Medium" w:hAnsi="Assistant Medium" w:cs="Assistant Medium"/>
-        </w:rPr>
-        <w:t xml:space="preserve"> of addons for all browsers.</w:t>
+        <w:t>Managed allowlist of addons for all browsers.</w:t>
       </w:r>
     </w:p>
     <w:p>
@@ -1003,48 +962,32 @@
           <w:bCs/>
         </w:rPr>
       </w:pPr>
-      <w:proofErr w:type="spellStart"/>
-      <w:r>
-        <w:rPr>
-          <w:rFonts w:ascii="Assistant Medium" w:hAnsi="Assistant Medium" w:cs="Assistant Medium"/>
-        </w:rPr>
-        <w:t>Wazuh</w:t>
-      </w:r>
-      <w:proofErr w:type="spellEnd"/>
-      <w:r>
-        <w:rPr>
-          <w:rFonts w:ascii="Assistant Medium" w:hAnsi="Assistant Medium" w:cs="Assistant Medium"/>
-        </w:rPr>
-        <w:t xml:space="preserve"> Agent.</w:t>
-      </w:r>
-    </w:p>
-    <w:p>
-      <w:pPr>
-        <w:pStyle w:val="ListParagraph"/>
-        <w:numPr>
-          <w:ilvl w:val="0"/>
-          <w:numId w:val="4"/>
-        </w:numPr>
-        <w:spacing w:after="0" w:line="360" w:lineRule="auto"/>
-        <w:rPr>
-          <w:rFonts w:ascii="Assistant Medium" w:hAnsi="Assistant Medium" w:cs="Assistant Medium"/>
-          <w:b/>
-          <w:bCs/>
-        </w:rPr>
-      </w:pPr>
-      <w:proofErr w:type="spellStart"/>
-      <w:r>
-        <w:rPr>
-          <w:rFonts w:ascii="Assistant Medium" w:hAnsi="Assistant Medium" w:cs="Assistant Medium"/>
-        </w:rPr>
-        <w:t>Virustotal</w:t>
-      </w:r>
-      <w:proofErr w:type="spellEnd"/>
-      <w:r>
-        <w:rPr>
-          <w:rFonts w:ascii="Assistant Medium" w:hAnsi="Assistant Medium" w:cs="Assistant Medium"/>
-        </w:rPr>
-        <w:t xml:space="preserve"> check for selected directories</w:t>
+      <w:r>
+        <w:rPr>
+          <w:rFonts w:ascii="Assistant Medium" w:hAnsi="Assistant Medium" w:cs="Assistant Medium"/>
+        </w:rPr>
+        <w:t>Wazuh Agent.</w:t>
+      </w:r>
+    </w:p>
+    <w:p>
+      <w:pPr>
+        <w:pStyle w:val="ListParagraph"/>
+        <w:numPr>
+          <w:ilvl w:val="0"/>
+          <w:numId w:val="4"/>
+        </w:numPr>
+        <w:spacing w:after="0" w:line="360" w:lineRule="auto"/>
+        <w:rPr>
+          <w:rFonts w:ascii="Assistant Medium" w:hAnsi="Assistant Medium" w:cs="Assistant Medium"/>
+          <w:b/>
+          <w:bCs/>
+        </w:rPr>
+      </w:pPr>
+      <w:r>
+        <w:rPr>
+          <w:rFonts w:ascii="Assistant Medium" w:hAnsi="Assistant Medium" w:cs="Assistant Medium"/>
+        </w:rPr>
+        <w:t>Virustotal check for selected directories</w:t>
       </w:r>
       <w:r>
         <w:rPr>
@@ -1098,16 +1041,8 @@
         <w:rPr>
           <w:rFonts w:ascii="Assistant Medium" w:hAnsi="Assistant Medium" w:cs="Assistant Medium"/>
         </w:rPr>
-        <w:t xml:space="preserve">Windows logs and more to </w:t>
-      </w:r>
-      <w:proofErr w:type="spellStart"/>
-      <w:r>
-        <w:rPr>
-          <w:rFonts w:ascii="Assistant Medium" w:hAnsi="Assistant Medium" w:cs="Assistant Medium"/>
-        </w:rPr>
-        <w:t>siem</w:t>
-      </w:r>
-      <w:proofErr w:type="spellEnd"/>
+        <w:t>Windows logs and more to siem</w:t>
+      </w:r>
     </w:p>
     <w:p>
       <w:pPr>
@@ -1123,20 +1058,12 @@
           <w:bCs/>
         </w:rPr>
       </w:pPr>
-      <w:proofErr w:type="spellStart"/>
       <w:r>
         <w:rPr>
           <w:rFonts w:ascii="Assistant Medium" w:hAnsi="Assistant Medium" w:cs="Assistant Medium"/>
         </w:rPr>
         <w:lastRenderedPageBreak/>
-        <w:t>Roboform</w:t>
-      </w:r>
-      <w:proofErr w:type="spellEnd"/>
-      <w:r>
-        <w:rPr>
-          <w:rFonts w:ascii="Assistant Medium" w:hAnsi="Assistant Medium" w:cs="Assistant Medium"/>
-        </w:rPr>
-        <w:t xml:space="preserve"> password manager.</w:t>
+        <w:t>Roboform password manager.</w:t>
       </w:r>
     </w:p>
     <w:p>
@@ -1174,19 +1101,11 @@
           <w:bCs/>
         </w:rPr>
       </w:pPr>
-      <w:proofErr w:type="spellStart"/>
-      <w:r>
-        <w:rPr>
-          <w:rFonts w:ascii="Assistant Medium" w:hAnsi="Assistant Medium" w:cs="Assistant Medium"/>
-        </w:rPr>
-        <w:t>Ublock</w:t>
-      </w:r>
-      <w:proofErr w:type="spellEnd"/>
-      <w:r>
-        <w:rPr>
-          <w:rFonts w:ascii="Assistant Medium" w:hAnsi="Assistant Medium" w:cs="Assistant Medium"/>
-        </w:rPr>
-        <w:t xml:space="preserve"> origin for ad blocking.</w:t>
+      <w:r>
+        <w:rPr>
+          <w:rFonts w:ascii="Assistant Medium" w:hAnsi="Assistant Medium" w:cs="Assistant Medium"/>
+        </w:rPr>
+        <w:t>Ublock origin for ad blocking.</w:t>
       </w:r>
     </w:p>
     <w:p>
@@ -1250,26 +1169,25 @@
         </w:rPr>
         <w:t xml:space="preserve"> </w:t>
       </w:r>
-      <w:proofErr w:type="gramStart"/>
       <w:r>
         <w:rPr>
           <w:rFonts w:ascii="Assistant Medium" w:hAnsi="Assistant Medium" w:cs="Assistant Medium" w:hint="cs"/>
           <w:rtl/>
         </w:rPr>
-        <w:t xml:space="preserve">110 </w:t>
-      </w:r>
-      <w:r>
-        <w:rPr>
-          <w:rFonts w:ascii="Assistant Medium" w:hAnsi="Assistant Medium" w:cs="Assistant Medium"/>
-        </w:rPr>
-        <w:t xml:space="preserve"> custom</w:t>
-      </w:r>
-      <w:proofErr w:type="gramEnd"/>
-      <w:r>
-        <w:rPr>
-          <w:rFonts w:ascii="Assistant Medium" w:hAnsi="Assistant Medium" w:cs="Assistant Medium"/>
-        </w:rPr>
-        <w:t xml:space="preserve"> registry tweaks </w:t>
+        <w:t>176</w:t>
+      </w:r>
+      <w:r>
+        <w:rPr>
+          <w:rFonts w:ascii="Assistant Medium" w:hAnsi="Assistant Medium" w:cs="Assistant Medium" w:hint="cs"/>
+          <w:rtl/>
+        </w:rPr>
+        <w:t xml:space="preserve"> </w:t>
+      </w:r>
+      <w:r>
+        <w:rPr>
+          <w:rFonts w:ascii="Assistant Medium" w:hAnsi="Assistant Medium" w:cs="Assistant Medium"/>
+        </w:rPr>
+        <w:t xml:space="preserve"> custom registry tweaks </w:t>
       </w:r>
       <w:r>
         <w:rPr>
@@ -1328,19 +1246,11 @@
         </w:rPr>
         <w:t xml:space="preserve">selected </w:t>
       </w:r>
-      <w:proofErr w:type="spellStart"/>
-      <w:r>
-        <w:rPr>
-          <w:rFonts w:ascii="Assistant Medium" w:hAnsi="Assistant Medium" w:cs="Assistant Medium"/>
-        </w:rPr>
-        <w:t>bloatwares</w:t>
-      </w:r>
-      <w:proofErr w:type="spellEnd"/>
-      <w:r>
-        <w:rPr>
-          <w:rFonts w:ascii="Assistant Medium" w:hAnsi="Assistant Medium" w:cs="Assistant Medium"/>
-        </w:rPr>
-        <w:t xml:space="preserve"> from windows</w:t>
+      <w:r>
+        <w:rPr>
+          <w:rFonts w:ascii="Assistant Medium" w:hAnsi="Assistant Medium" w:cs="Assistant Medium"/>
+        </w:rPr>
+        <w:t>bloatwares from windows</w:t>
       </w:r>
       <w:r>
         <w:rPr>
@@ -1400,23 +1310,7 @@
         <w:rPr>
           <w:rFonts w:ascii="Assistant Medium" w:hAnsi="Assistant Medium" w:cs="Assistant Medium"/>
         </w:rPr>
-        <w:t xml:space="preserve">Commercial </w:t>
-      </w:r>
-      <w:proofErr w:type="spellStart"/>
-      <w:proofErr w:type="gramStart"/>
-      <w:r>
-        <w:rPr>
-          <w:rFonts w:ascii="Assistant Medium" w:hAnsi="Assistant Medium" w:cs="Assistant Medium"/>
-        </w:rPr>
-        <w:t>vpn</w:t>
-      </w:r>
-      <w:proofErr w:type="spellEnd"/>
-      <w:proofErr w:type="gramEnd"/>
-      <w:r>
-        <w:rPr>
-          <w:rFonts w:ascii="Assistant Medium" w:hAnsi="Assistant Medium" w:cs="Assistant Medium"/>
-        </w:rPr>
-        <w:t xml:space="preserve"> for selected members.</w:t>
+        <w:t>Commercial vpn for selected members.</w:t>
       </w:r>
     </w:p>
     <w:p>
@@ -1534,19 +1428,11 @@
           <w:rFonts w:ascii="Assistant Medium" w:hAnsi="Assistant Medium" w:cs="Assistant Medium"/>
         </w:rPr>
       </w:pPr>
-      <w:proofErr w:type="spellStart"/>
-      <w:r>
-        <w:rPr>
-          <w:rFonts w:ascii="Assistant Medium" w:hAnsi="Assistant Medium" w:cs="Assistant Medium"/>
-        </w:rPr>
-        <w:t>Yubikey</w:t>
-      </w:r>
-      <w:proofErr w:type="spellEnd"/>
-      <w:r>
-        <w:rPr>
-          <w:rFonts w:ascii="Assistant Medium" w:hAnsi="Assistant Medium" w:cs="Assistant Medium"/>
-        </w:rPr>
-        <w:t xml:space="preserve"> as hardware key</w:t>
+      <w:r>
+        <w:rPr>
+          <w:rFonts w:ascii="Assistant Medium" w:hAnsi="Assistant Medium" w:cs="Assistant Medium"/>
+        </w:rPr>
+        <w:t>Yubikey as hardware key</w:t>
       </w:r>
       <w:r>
         <w:rPr>
@@ -1573,19 +1459,11 @@
           <w:rFonts w:ascii="Assistant Medium" w:hAnsi="Assistant Medium" w:cs="Assistant Medium"/>
         </w:rPr>
       </w:pPr>
-      <w:proofErr w:type="spellStart"/>
-      <w:r>
-        <w:rPr>
-          <w:rFonts w:ascii="Assistant Medium" w:hAnsi="Assistant Medium" w:cs="Assistant Medium"/>
-        </w:rPr>
-        <w:t>Keepassxc</w:t>
-      </w:r>
-      <w:proofErr w:type="spellEnd"/>
-      <w:r>
-        <w:rPr>
-          <w:rFonts w:ascii="Assistant Medium" w:hAnsi="Assistant Medium" w:cs="Assistant Medium"/>
-        </w:rPr>
-        <w:t>.</w:t>
+      <w:r>
+        <w:rPr>
+          <w:rFonts w:ascii="Assistant Medium" w:hAnsi="Assistant Medium" w:cs="Assistant Medium"/>
+        </w:rPr>
+        <w:t>Keepassxc.</w:t>
       </w:r>
     </w:p>
     <w:p>
@@ -1645,9 +1523,16 @@
       </w:r>
       <w:r>
         <w:rPr>
-          <w:rFonts w:ascii="Assistant Medium" w:hAnsi="Assistant Medium" w:cs="Assistant Medium"/>
-        </w:rPr>
-        <w:t>0 custom settings for security, privacy and performance.</w:t>
+          <w:rFonts w:ascii="Assistant Medium" w:hAnsi="Assistant Medium" w:cs="Assistant Medium" w:hint="cs"/>
+          <w:rtl/>
+        </w:rPr>
+        <w:t>5</w:t>
+      </w:r>
+      <w:r>
+        <w:rPr>
+          <w:rFonts w:ascii="Assistant Medium" w:hAnsi="Assistant Medium" w:cs="Assistant Medium"/>
+        </w:rPr>
+        <w:t xml:space="preserve"> custom settings for security, privacy and performance.</w:t>
       </w:r>
     </w:p>
     <w:p>
@@ -1974,14 +1859,12 @@
           <w:rFonts w:ascii="Assistant Medium" w:hAnsi="Assistant Medium" w:cs="Assistant Medium"/>
         </w:rPr>
       </w:pPr>
-      <w:proofErr w:type="spellStart"/>
       <w:r>
         <w:rPr>
           <w:rFonts w:ascii="Assistant Medium" w:hAnsi="Assistant Medium" w:cs="Assistant Medium"/>
         </w:rPr>
         <w:t>Truecaller</w:t>
       </w:r>
-      <w:proofErr w:type="spellEnd"/>
       <w:r>
         <w:rPr>
           <w:rFonts w:ascii="Assistant Medium" w:hAnsi="Assistant Medium" w:cs="Assistant Medium"/>
@@ -2046,35 +1929,7 @@
         <w:rPr>
           <w:rFonts w:ascii="Assistant Medium" w:hAnsi="Assistant Medium" w:cs="Assistant Medium"/>
         </w:rPr>
-        <w:t xml:space="preserve">MDM to separate work </w:t>
-      </w:r>
-      <w:proofErr w:type="gramStart"/>
-      <w:r>
-        <w:rPr>
-          <w:rFonts w:ascii="Assistant Medium" w:hAnsi="Assistant Medium" w:cs="Assistant Medium"/>
-        </w:rPr>
-        <w:t>profile</w:t>
-      </w:r>
-      <w:proofErr w:type="gramEnd"/>
-      <w:r>
-        <w:rPr>
-          <w:rFonts w:ascii="Assistant Medium" w:hAnsi="Assistant Medium" w:cs="Assistant Medium"/>
-        </w:rPr>
-        <w:t xml:space="preserve"> for less </w:t>
-      </w:r>
-      <w:proofErr w:type="gramStart"/>
-      <w:r>
-        <w:rPr>
-          <w:rFonts w:ascii="Assistant Medium" w:hAnsi="Assistant Medium" w:cs="Assistant Medium"/>
-        </w:rPr>
-        <w:t>Important</w:t>
-      </w:r>
-      <w:proofErr w:type="gramEnd"/>
-      <w:r>
-        <w:rPr>
-          <w:rFonts w:ascii="Assistant Medium" w:hAnsi="Assistant Medium" w:cs="Assistant Medium"/>
-        </w:rPr>
-        <w:t xml:space="preserve"> applications.</w:t>
+        <w:t>MDM to separate work profile for less Important applications.</w:t>
       </w:r>
     </w:p>
     <w:p>
@@ -2328,49 +2183,7 @@
         <w:rPr>
           <w:rFonts w:ascii="Assistant Medium" w:hAnsi="Assistant Medium" w:cs="Assistant Medium"/>
         </w:rPr>
-        <w:t xml:space="preserve"> </w:t>
-      </w:r>
-      <w:proofErr w:type="gramStart"/>
-      <w:r>
-        <w:rPr>
-          <w:rFonts w:ascii="Assistant Medium" w:hAnsi="Assistant Medium" w:cs="Assistant Medium"/>
-        </w:rPr>
-        <w:t>and also</w:t>
-      </w:r>
-      <w:proofErr w:type="gramEnd"/>
-      <w:r>
-        <w:rPr>
-          <w:rFonts w:ascii="Assistant Medium" w:hAnsi="Assistant Medium" w:cs="Assistant Medium"/>
-        </w:rPr>
-        <w:t xml:space="preserve"> drop weak ciphers, old </w:t>
-      </w:r>
-      <w:proofErr w:type="spellStart"/>
-      <w:r>
-        <w:rPr>
-          <w:rFonts w:ascii="Assistant Medium" w:hAnsi="Assistant Medium" w:cs="Assistant Medium"/>
-        </w:rPr>
-        <w:t>ssl</w:t>
-      </w:r>
-      <w:proofErr w:type="spellEnd"/>
-      <w:r>
-        <w:rPr>
-          <w:rFonts w:ascii="Assistant Medium" w:hAnsi="Assistant Medium" w:cs="Assistant Medium"/>
-        </w:rPr>
-        <w:t xml:space="preserve">, compressed </w:t>
-      </w:r>
-      <w:proofErr w:type="spellStart"/>
-      <w:r>
-        <w:rPr>
-          <w:rFonts w:ascii="Assistant Medium" w:hAnsi="Assistant Medium" w:cs="Assistant Medium"/>
-        </w:rPr>
-        <w:t>ssl</w:t>
-      </w:r>
-      <w:proofErr w:type="spellEnd"/>
-      <w:r>
-        <w:rPr>
-          <w:rFonts w:ascii="Assistant Medium" w:hAnsi="Assistant Medium" w:cs="Assistant Medium"/>
-        </w:rPr>
-        <w:t xml:space="preserve"> and other certificates.</w:t>
+        <w:t xml:space="preserve"> and also drop weak ciphers, old ssl, compressed ssl and other certificates.</w:t>
       </w:r>
     </w:p>
     <w:p>
@@ -2401,21 +2214,7 @@
         <w:rPr>
           <w:rFonts w:ascii="Assistant Medium" w:hAnsi="Assistant Medium" w:cs="Assistant Medium"/>
         </w:rPr>
-        <w:t xml:space="preserve"> </w:t>
-      </w:r>
-      <w:proofErr w:type="spellStart"/>
-      <w:r>
-        <w:rPr>
-          <w:rFonts w:ascii="Assistant Medium" w:hAnsi="Assistant Medium" w:cs="Assistant Medium"/>
-        </w:rPr>
-        <w:t>wifi</w:t>
-      </w:r>
-      <w:proofErr w:type="spellEnd"/>
-      <w:r>
-        <w:rPr>
-          <w:rFonts w:ascii="Assistant Medium" w:hAnsi="Assistant Medium" w:cs="Assistant Medium"/>
-        </w:rPr>
-        <w:t xml:space="preserve"> access)</w:t>
+        <w:t xml:space="preserve"> wifi access)</w:t>
       </w:r>
     </w:p>
     <w:p>
@@ -2440,35 +2239,7 @@
         <w:rPr>
           <w:rFonts w:ascii="Assistant Medium" w:hAnsi="Assistant Medium" w:cs="Assistant Medium"/>
         </w:rPr>
-        <w:t xml:space="preserve"> (on </w:t>
-      </w:r>
-      <w:proofErr w:type="gramStart"/>
-      <w:r>
-        <w:rPr>
-          <w:rFonts w:ascii="Assistant Medium" w:hAnsi="Assistant Medium" w:cs="Assistant Medium"/>
-        </w:rPr>
-        <w:t>parents</w:t>
-      </w:r>
-      <w:proofErr w:type="gramEnd"/>
-      <w:r>
-        <w:rPr>
-          <w:rFonts w:ascii="Assistant Medium" w:hAnsi="Assistant Medium" w:cs="Assistant Medium"/>
-        </w:rPr>
-        <w:t xml:space="preserve"> firewalls, not mine because of </w:t>
-      </w:r>
-      <w:proofErr w:type="spellStart"/>
-      <w:r>
-        <w:rPr>
-          <w:rFonts w:ascii="Assistant Medium" w:hAnsi="Assistant Medium" w:cs="Assistant Medium"/>
-        </w:rPr>
-        <w:t>splunk</w:t>
-      </w:r>
-      <w:proofErr w:type="spellEnd"/>
-      <w:r>
-        <w:rPr>
-          <w:rFonts w:ascii="Assistant Medium" w:hAnsi="Assistant Medium" w:cs="Assistant Medium"/>
-        </w:rPr>
-        <w:t xml:space="preserve"> lab).</w:t>
+        <w:t xml:space="preserve"> (on parents firewalls, not mine because of splunk lab).</w:t>
       </w:r>
     </w:p>
     <w:p>
@@ -2556,21 +2327,7 @@
         <w:rPr>
           <w:rFonts w:ascii="Assistant Medium" w:hAnsi="Assistant Medium" w:cs="Assistant Medium"/>
         </w:rPr>
-        <w:t xml:space="preserve"> also to </w:t>
-      </w:r>
-      <w:proofErr w:type="spellStart"/>
-      <w:r>
-        <w:rPr>
-          <w:rFonts w:ascii="Assistant Medium" w:hAnsi="Assistant Medium" w:cs="Assistant Medium"/>
-        </w:rPr>
-        <w:t>oudbound</w:t>
-      </w:r>
-      <w:proofErr w:type="spellEnd"/>
-      <w:r>
-        <w:rPr>
-          <w:rFonts w:ascii="Assistant Medium" w:hAnsi="Assistant Medium" w:cs="Assistant Medium"/>
-        </w:rPr>
-        <w:t>.</w:t>
+        <w:t xml:space="preserve"> also to oudbound.</w:t>
       </w:r>
     </w:p>
     <w:p>
@@ -2621,16 +2378,521 @@
         <w:rPr>
           <w:rFonts w:ascii="Assistant Medium" w:hAnsi="Assistant Medium" w:cs="Assistant Medium"/>
         </w:rPr>
-        <w:t xml:space="preserve"> – </w:t>
-      </w:r>
-      <w:proofErr w:type="spellStart"/>
-      <w:r>
-        <w:rPr>
-          <w:rFonts w:ascii="Assistant Medium" w:hAnsi="Assistant Medium" w:cs="Assistant Medium"/>
-        </w:rPr>
-        <w:t>NextDNS</w:t>
-      </w:r>
-      <w:proofErr w:type="spellEnd"/>
+        <w:t xml:space="preserve"> – NextDNS.</w:t>
+      </w:r>
+    </w:p>
+    <w:p>
+      <w:pPr>
+        <w:pStyle w:val="ListParagraph"/>
+        <w:numPr>
+          <w:ilvl w:val="0"/>
+          <w:numId w:val="4"/>
+        </w:numPr>
+        <w:spacing w:after="0" w:line="360" w:lineRule="auto"/>
+        <w:rPr>
+          <w:rFonts w:ascii="Assistant Medium" w:hAnsi="Assistant Medium" w:cs="Assistant Medium"/>
+        </w:rPr>
+      </w:pPr>
+      <w:r>
+        <w:rPr>
+          <w:rFonts w:ascii="Assistant Medium" w:hAnsi="Assistant Medium" w:cs="Assistant Medium"/>
+        </w:rPr>
+        <w:t>Threat intelligence blocking feeds.</w:t>
+      </w:r>
+    </w:p>
+    <w:p>
+      <w:pPr>
+        <w:pStyle w:val="ListParagraph"/>
+        <w:numPr>
+          <w:ilvl w:val="0"/>
+          <w:numId w:val="4"/>
+        </w:numPr>
+        <w:spacing w:after="0" w:line="360" w:lineRule="auto"/>
+        <w:rPr>
+          <w:rFonts w:ascii="Assistant Medium" w:hAnsi="Assistant Medium" w:cs="Assistant Medium"/>
+        </w:rPr>
+      </w:pPr>
+      <w:r>
+        <w:rPr>
+          <w:rFonts w:ascii="Assistant Medium" w:hAnsi="Assistant Medium" w:cs="Assistant Medium"/>
+        </w:rPr>
+        <w:t>AI-Driven Threat Detection.</w:t>
+      </w:r>
+    </w:p>
+    <w:p>
+      <w:pPr>
+        <w:pStyle w:val="ListParagraph"/>
+        <w:numPr>
+          <w:ilvl w:val="0"/>
+          <w:numId w:val="4"/>
+        </w:numPr>
+        <w:spacing w:after="0" w:line="360" w:lineRule="auto"/>
+        <w:rPr>
+          <w:rFonts w:ascii="Assistant Medium" w:hAnsi="Assistant Medium" w:cs="Assistant Medium"/>
+        </w:rPr>
+      </w:pPr>
+      <w:r>
+        <w:rPr>
+          <w:rFonts w:ascii="Assistant Medium" w:hAnsi="Assistant Medium" w:cs="Assistant Medium"/>
+        </w:rPr>
+        <w:t>Google Safe Browsing.</w:t>
+      </w:r>
+    </w:p>
+    <w:p>
+      <w:pPr>
+        <w:pStyle w:val="ListParagraph"/>
+        <w:numPr>
+          <w:ilvl w:val="0"/>
+          <w:numId w:val="4"/>
+        </w:numPr>
+        <w:spacing w:after="0" w:line="360" w:lineRule="auto"/>
+        <w:rPr>
+          <w:rFonts w:ascii="Assistant Medium" w:hAnsi="Assistant Medium" w:cs="Assistant Medium"/>
+        </w:rPr>
+      </w:pPr>
+      <w:r>
+        <w:rPr>
+          <w:rFonts w:ascii="Assistant Medium" w:hAnsi="Assistant Medium" w:cs="Assistant Medium"/>
+        </w:rPr>
+        <w:t>Cryptojacking Protection.</w:t>
+      </w:r>
+    </w:p>
+    <w:p>
+      <w:pPr>
+        <w:pStyle w:val="ListParagraph"/>
+        <w:numPr>
+          <w:ilvl w:val="0"/>
+          <w:numId w:val="4"/>
+        </w:numPr>
+        <w:spacing w:after="0" w:line="360" w:lineRule="auto"/>
+        <w:rPr>
+          <w:rFonts w:ascii="Assistant Medium" w:hAnsi="Assistant Medium" w:cs="Assistant Medium"/>
+        </w:rPr>
+      </w:pPr>
+      <w:r>
+        <w:rPr>
+          <w:rFonts w:ascii="Assistant Medium" w:hAnsi="Assistant Medium" w:cs="Assistant Medium"/>
+        </w:rPr>
+        <w:t>IDN Homograph Attacks Protection.</w:t>
+      </w:r>
+    </w:p>
+    <w:p>
+      <w:pPr>
+        <w:pStyle w:val="ListParagraph"/>
+        <w:numPr>
+          <w:ilvl w:val="0"/>
+          <w:numId w:val="4"/>
+        </w:numPr>
+        <w:spacing w:after="0" w:line="360" w:lineRule="auto"/>
+        <w:rPr>
+          <w:rFonts w:ascii="Assistant Medium" w:hAnsi="Assistant Medium" w:cs="Assistant Medium"/>
+        </w:rPr>
+      </w:pPr>
+      <w:r>
+        <w:rPr>
+          <w:rFonts w:ascii="Assistant Medium" w:hAnsi="Assistant Medium" w:cs="Assistant Medium"/>
+        </w:rPr>
+        <w:t>Typosquatting Protection.</w:t>
+      </w:r>
+    </w:p>
+    <w:p>
+      <w:pPr>
+        <w:pStyle w:val="ListParagraph"/>
+        <w:numPr>
+          <w:ilvl w:val="0"/>
+          <w:numId w:val="4"/>
+        </w:numPr>
+        <w:spacing w:after="0" w:line="360" w:lineRule="auto"/>
+        <w:rPr>
+          <w:rFonts w:ascii="Assistant Medium" w:hAnsi="Assistant Medium" w:cs="Assistant Medium"/>
+        </w:rPr>
+      </w:pPr>
+      <w:r>
+        <w:rPr>
+          <w:rFonts w:ascii="Assistant Medium" w:hAnsi="Assistant Medium" w:cs="Assistant Medium"/>
+        </w:rPr>
+        <w:t>Domain Generation Algorithms (DGAs) Protection.</w:t>
+      </w:r>
+    </w:p>
+    <w:p>
+      <w:pPr>
+        <w:pStyle w:val="ListParagraph"/>
+        <w:numPr>
+          <w:ilvl w:val="0"/>
+          <w:numId w:val="4"/>
+        </w:numPr>
+        <w:spacing w:after="0" w:line="360" w:lineRule="auto"/>
+        <w:rPr>
+          <w:rFonts w:ascii="Assistant Medium" w:hAnsi="Assistant Medium" w:cs="Assistant Medium"/>
+        </w:rPr>
+      </w:pPr>
+      <w:r>
+        <w:rPr>
+          <w:rFonts w:ascii="Assistant Medium" w:hAnsi="Assistant Medium" w:cs="Assistant Medium"/>
+        </w:rPr>
+        <w:t>Block Newly Registered Domains (NRDs).</w:t>
+      </w:r>
+    </w:p>
+    <w:p>
+      <w:pPr>
+        <w:pStyle w:val="ListParagraph"/>
+        <w:numPr>
+          <w:ilvl w:val="0"/>
+          <w:numId w:val="4"/>
+        </w:numPr>
+        <w:spacing w:after="0" w:line="360" w:lineRule="auto"/>
+        <w:rPr>
+          <w:rFonts w:ascii="Assistant Medium" w:hAnsi="Assistant Medium" w:cs="Assistant Medium"/>
+        </w:rPr>
+      </w:pPr>
+      <w:r>
+        <w:rPr>
+          <w:rFonts w:ascii="Assistant Medium" w:hAnsi="Assistant Medium" w:cs="Assistant Medium"/>
+        </w:rPr>
+        <w:t>Block Dynamic DNS Hostnames.</w:t>
+      </w:r>
+    </w:p>
+    <w:p>
+      <w:pPr>
+        <w:pStyle w:val="ListParagraph"/>
+        <w:numPr>
+          <w:ilvl w:val="0"/>
+          <w:numId w:val="4"/>
+        </w:numPr>
+        <w:spacing w:after="0" w:line="360" w:lineRule="auto"/>
+        <w:rPr>
+          <w:rFonts w:ascii="Assistant Medium" w:hAnsi="Assistant Medium" w:cs="Assistant Medium"/>
+        </w:rPr>
+      </w:pPr>
+      <w:r>
+        <w:rPr>
+          <w:rFonts w:ascii="Assistant Medium" w:hAnsi="Assistant Medium" w:cs="Assistant Medium"/>
+        </w:rPr>
+        <w:t>Block Parked Domains.</w:t>
+      </w:r>
+    </w:p>
+    <w:p>
+      <w:pPr>
+        <w:pStyle w:val="ListParagraph"/>
+        <w:numPr>
+          <w:ilvl w:val="0"/>
+          <w:numId w:val="4"/>
+        </w:numPr>
+        <w:spacing w:after="0" w:line="360" w:lineRule="auto"/>
+        <w:rPr>
+          <w:rFonts w:ascii="Assistant Medium" w:hAnsi="Assistant Medium" w:cs="Assistant Medium"/>
+        </w:rPr>
+      </w:pPr>
+      <w:r>
+        <w:rPr>
+          <w:rFonts w:ascii="Assistant Medium" w:hAnsi="Assistant Medium" w:cs="Assistant Medium"/>
+        </w:rPr>
+        <w:t>Block many risky Top-Level Domains (TLDs)</w:t>
+      </w:r>
+    </w:p>
+    <w:p>
+      <w:pPr>
+        <w:pStyle w:val="ListParagraph"/>
+        <w:numPr>
+          <w:ilvl w:val="0"/>
+          <w:numId w:val="4"/>
+        </w:numPr>
+        <w:spacing w:after="0" w:line="360" w:lineRule="auto"/>
+        <w:rPr>
+          <w:rFonts w:ascii="Assistant Medium" w:hAnsi="Assistant Medium" w:cs="Assistant Medium"/>
+        </w:rPr>
+      </w:pPr>
+      <w:r>
+        <w:rPr>
+          <w:rFonts w:ascii="Assistant Medium" w:hAnsi="Assistant Medium" w:cs="Assistant Medium"/>
+        </w:rPr>
+        <w:t>Ad blocking</w:t>
+      </w:r>
+    </w:p>
+    <w:p>
+      <w:pPr>
+        <w:pStyle w:val="ListParagraph"/>
+        <w:numPr>
+          <w:ilvl w:val="0"/>
+          <w:numId w:val="4"/>
+        </w:numPr>
+        <w:spacing w:after="0" w:line="360" w:lineRule="auto"/>
+        <w:rPr>
+          <w:rFonts w:ascii="Assistant Medium" w:hAnsi="Assistant Medium" w:cs="Assistant Medium"/>
+        </w:rPr>
+      </w:pPr>
+      <w:r>
+        <w:rPr>
+          <w:rFonts w:ascii="Assistant Medium" w:hAnsi="Assistant Medium" w:cs="Assistant Medium"/>
+        </w:rPr>
+        <w:t>Tracking protection.</w:t>
+      </w:r>
+    </w:p>
+    <w:p>
+      <w:pPr>
+        <w:pStyle w:val="ListParagraph"/>
+        <w:numPr>
+          <w:ilvl w:val="0"/>
+          <w:numId w:val="4"/>
+        </w:numPr>
+        <w:spacing w:after="0" w:line="360" w:lineRule="auto"/>
+        <w:rPr>
+          <w:rFonts w:ascii="Assistant Medium" w:hAnsi="Assistant Medium" w:cs="Assistant Medium"/>
+        </w:rPr>
+      </w:pPr>
+      <w:r>
+        <w:rPr>
+          <w:rFonts w:ascii="Assistant Medium" w:hAnsi="Assistant Medium" w:cs="Assistant Medium"/>
+        </w:rPr>
+        <w:t>Block free hosting domains</w:t>
+      </w:r>
+    </w:p>
+    <w:p>
+      <w:pPr>
+        <w:pStyle w:val="ListParagraph"/>
+        <w:numPr>
+          <w:ilvl w:val="0"/>
+          <w:numId w:val="4"/>
+        </w:numPr>
+        <w:spacing w:after="0" w:line="360" w:lineRule="auto"/>
+        <w:rPr>
+          <w:rFonts w:ascii="Assistant Medium" w:hAnsi="Assistant Medium" w:cs="Assistant Medium"/>
+        </w:rPr>
+      </w:pPr>
+      <w:r>
+        <w:rPr>
+          <w:rFonts w:ascii="Assistant Medium" w:hAnsi="Assistant Medium" w:cs="Assistant Medium"/>
+        </w:rPr>
+        <w:t xml:space="preserve">Block </w:t>
+      </w:r>
+      <w:r>
+        <w:rPr>
+          <w:rFonts w:ascii="Assistant Medium" w:hAnsi="Assistant Medium" w:cs="Assistant Medium"/>
+        </w:rPr>
+        <w:t>Data Drop Services</w:t>
+      </w:r>
+    </w:p>
+    <w:p>
+      <w:pPr>
+        <w:pStyle w:val="ListParagraph"/>
+        <w:numPr>
+          <w:ilvl w:val="0"/>
+          <w:numId w:val="4"/>
+        </w:numPr>
+        <w:spacing w:after="0" w:line="360" w:lineRule="auto"/>
+        <w:rPr>
+          <w:rFonts w:ascii="Assistant Medium" w:hAnsi="Assistant Medium" w:cs="Assistant Medium"/>
+        </w:rPr>
+      </w:pPr>
+      <w:r>
+        <w:rPr>
+          <w:rFonts w:ascii="Assistant Medium" w:hAnsi="Assistant Medium" w:cs="Assistant Medium"/>
+        </w:rPr>
+        <w:t>Block Residential Hosting</w:t>
+      </w:r>
+    </w:p>
+    <w:p>
+      <w:pPr>
+        <w:pStyle w:val="ListParagraph"/>
+        <w:numPr>
+          <w:ilvl w:val="0"/>
+          <w:numId w:val="4"/>
+        </w:numPr>
+        <w:spacing w:after="0" w:line="360" w:lineRule="auto"/>
+        <w:rPr>
+          <w:rFonts w:ascii="Assistant Medium" w:hAnsi="Assistant Medium" w:cs="Assistant Medium"/>
+          <w:b/>
+          <w:bCs/>
+        </w:rPr>
+      </w:pPr>
+      <w:r>
+        <w:rPr>
+          <w:rFonts w:ascii="Assistant Medium" w:hAnsi="Assistant Medium" w:cs="Assistant Medium"/>
+        </w:rPr>
+        <w:t xml:space="preserve">Block </w:t>
+      </w:r>
+      <w:r>
+        <w:rPr>
+          <w:rFonts w:ascii="Assistant Medium" w:hAnsi="Assistant Medium" w:cs="Assistant Medium"/>
+        </w:rPr>
+        <w:t>Decentralized Web Gateways</w:t>
+      </w:r>
+    </w:p>
+    <w:p>
+      <w:pPr>
+        <w:pStyle w:val="ListParagraph"/>
+        <w:numPr>
+          <w:ilvl w:val="0"/>
+          <w:numId w:val="4"/>
+        </w:numPr>
+        <w:spacing w:after="0" w:line="360" w:lineRule="auto"/>
+        <w:rPr>
+          <w:rFonts w:ascii="Assistant Medium" w:hAnsi="Assistant Medium" w:cs="Assistant Medium"/>
+        </w:rPr>
+      </w:pPr>
+      <w:r>
+        <w:rPr>
+          <w:rFonts w:ascii="Assistant Medium" w:hAnsi="Assistant Medium" w:cs="Assistant Medium"/>
+        </w:rPr>
+        <w:t>block Child Sexual Abuse Material (CSAM)</w:t>
+      </w:r>
+    </w:p>
+    <w:p>
+      <w:pPr>
+        <w:pStyle w:val="ListParagraph"/>
+        <w:numPr>
+          <w:ilvl w:val="0"/>
+          <w:numId w:val="4"/>
+        </w:numPr>
+        <w:spacing w:after="0" w:line="360" w:lineRule="auto"/>
+        <w:rPr>
+          <w:rFonts w:ascii="Assistant Medium" w:hAnsi="Assistant Medium" w:cs="Assistant Medium"/>
+        </w:rPr>
+      </w:pPr>
+      <w:r>
+        <w:rPr>
+          <w:rFonts w:ascii="Assistant Medium" w:hAnsi="Assistant Medium" w:cs="Assistant Medium"/>
+        </w:rPr>
+        <w:t>Support dnssec.</w:t>
+      </w:r>
+    </w:p>
+    <w:p>
+      <w:pPr>
+        <w:pStyle w:val="ListParagraph"/>
+        <w:numPr>
+          <w:ilvl w:val="0"/>
+          <w:numId w:val="4"/>
+        </w:numPr>
+        <w:spacing w:after="0" w:line="360" w:lineRule="auto"/>
+        <w:rPr>
+          <w:rFonts w:ascii="Assistant Medium" w:hAnsi="Assistant Medium" w:cs="Assistant Medium"/>
+        </w:rPr>
+      </w:pPr>
+      <w:r>
+        <w:rPr>
+          <w:rFonts w:ascii="Assistant Medium" w:hAnsi="Assistant Medium" w:cs="Assistant Medium"/>
+        </w:rPr>
+        <w:t>Used with dns over tls or https.</w:t>
+      </w:r>
+    </w:p>
+    <w:p>
+      <w:pPr>
+        <w:pStyle w:val="ListParagraph"/>
+        <w:numPr>
+          <w:ilvl w:val="0"/>
+          <w:numId w:val="2"/>
+        </w:numPr>
+        <w:spacing w:after="0" w:line="360" w:lineRule="auto"/>
+        <w:rPr>
+          <w:rFonts w:ascii="Assistant Medium" w:hAnsi="Assistant Medium" w:cs="Assistant Medium"/>
+        </w:rPr>
+      </w:pPr>
+      <w:r>
+        <w:rPr>
+          <w:rFonts w:ascii="Assistant Medium" w:hAnsi="Assistant Medium" w:cs="Assistant Medium"/>
+        </w:rPr>
+        <w:t>DNS server on AWS – Adguard home</w:t>
+      </w:r>
+      <w:r>
+        <w:rPr>
+          <w:rFonts w:ascii="Assistant Medium" w:hAnsi="Assistant Medium" w:cs="Assistant Medium"/>
+        </w:rPr>
+        <w:t xml:space="preserve"> – connected to dns firewall.</w:t>
+      </w:r>
+    </w:p>
+    <w:p>
+      <w:pPr>
+        <w:pStyle w:val="ListParagraph"/>
+        <w:numPr>
+          <w:ilvl w:val="0"/>
+          <w:numId w:val="4"/>
+        </w:numPr>
+        <w:spacing w:after="0" w:line="360" w:lineRule="auto"/>
+        <w:rPr>
+          <w:rFonts w:ascii="Assistant Medium" w:hAnsi="Assistant Medium" w:cs="Assistant Medium"/>
+        </w:rPr>
+      </w:pPr>
+      <w:r>
+        <w:rPr>
+          <w:rFonts w:ascii="Assistant Medium" w:hAnsi="Assistant Medium" w:cs="Assistant Medium"/>
+        </w:rPr>
+        <w:t>Threat intelligence feeds.</w:t>
+      </w:r>
+    </w:p>
+    <w:p>
+      <w:pPr>
+        <w:pStyle w:val="ListParagraph"/>
+        <w:numPr>
+          <w:ilvl w:val="0"/>
+          <w:numId w:val="4"/>
+        </w:numPr>
+        <w:spacing w:after="0" w:line="360" w:lineRule="auto"/>
+        <w:rPr>
+          <w:rFonts w:ascii="Assistant Medium" w:hAnsi="Assistant Medium" w:cs="Assistant Medium"/>
+        </w:rPr>
+      </w:pPr>
+      <w:r>
+        <w:rPr>
+          <w:rFonts w:ascii="Assistant Medium" w:hAnsi="Assistant Medium" w:cs="Assistant Medium"/>
+        </w:rPr>
+        <w:t>Ad blocking.</w:t>
+      </w:r>
+    </w:p>
+    <w:p>
+      <w:pPr>
+        <w:pStyle w:val="ListParagraph"/>
+        <w:numPr>
+          <w:ilvl w:val="0"/>
+          <w:numId w:val="4"/>
+        </w:numPr>
+        <w:spacing w:after="0" w:line="360" w:lineRule="auto"/>
+        <w:rPr>
+          <w:rFonts w:ascii="Assistant Medium" w:hAnsi="Assistant Medium" w:cs="Assistant Medium"/>
+        </w:rPr>
+      </w:pPr>
+      <w:r>
+        <w:rPr>
+          <w:rFonts w:ascii="Assistant Medium" w:hAnsi="Assistant Medium" w:cs="Assistant Medium"/>
+        </w:rPr>
+        <w:t>Tracking protection.</w:t>
+      </w:r>
+    </w:p>
+    <w:p>
+      <w:pPr>
+        <w:spacing w:after="0" w:line="360" w:lineRule="auto"/>
+        <w:rPr>
+          <w:rFonts w:ascii="Assistant Medium" w:hAnsi="Assistant Medium" w:cs="Assistant Medium"/>
+          <w:b/>
+          <w:bCs/>
+        </w:rPr>
+      </w:pPr>
+      <w:r>
+        <w:rPr>
+          <w:rFonts w:ascii="Assistant Medium" w:hAnsi="Assistant Medium" w:cs="Assistant Medium"/>
+          <w:b/>
+          <w:bCs/>
+        </w:rPr>
+        <w:t>Additional For me:</w:t>
+      </w:r>
+    </w:p>
+    <w:p>
+      <w:pPr>
+        <w:pStyle w:val="ListParagraph"/>
+        <w:numPr>
+          <w:ilvl w:val="0"/>
+          <w:numId w:val="2"/>
+        </w:numPr>
+        <w:spacing w:after="0" w:line="360" w:lineRule="auto"/>
+        <w:rPr>
+          <w:rFonts w:ascii="Assistant Medium" w:hAnsi="Assistant Medium" w:cs="Assistant Medium"/>
+        </w:rPr>
+      </w:pPr>
+      <w:r>
+        <w:rPr>
+          <w:rFonts w:ascii="Assistant Medium" w:hAnsi="Assistant Medium" w:cs="Assistant Medium"/>
+        </w:rPr>
+        <w:t>Checkpoint SMB Firewall</w:t>
+      </w:r>
       <w:r>
         <w:rPr>
           <w:rFonts w:ascii="Assistant Medium" w:hAnsi="Assistant Medium" w:cs="Assistant Medium"/>
@@ -2643,462 +2905,6 @@
         <w:pStyle w:val="ListParagraph"/>
         <w:numPr>
           <w:ilvl w:val="0"/>
-          <w:numId w:val="4"/>
-        </w:numPr>
-        <w:spacing w:after="0" w:line="360" w:lineRule="auto"/>
-        <w:rPr>
-          <w:rFonts w:ascii="Assistant Medium" w:hAnsi="Assistant Medium" w:cs="Assistant Medium"/>
-        </w:rPr>
-      </w:pPr>
-      <w:r>
-        <w:rPr>
-          <w:rFonts w:ascii="Assistant Medium" w:hAnsi="Assistant Medium" w:cs="Assistant Medium"/>
-        </w:rPr>
-        <w:t>Threat intelligence blocking feeds.</w:t>
-      </w:r>
-    </w:p>
-    <w:p>
-      <w:pPr>
-        <w:pStyle w:val="ListParagraph"/>
-        <w:numPr>
-          <w:ilvl w:val="0"/>
-          <w:numId w:val="4"/>
-        </w:numPr>
-        <w:spacing w:after="0" w:line="360" w:lineRule="auto"/>
-        <w:rPr>
-          <w:rFonts w:ascii="Assistant Medium" w:hAnsi="Assistant Medium" w:cs="Assistant Medium"/>
-        </w:rPr>
-      </w:pPr>
-      <w:r>
-        <w:rPr>
-          <w:rFonts w:ascii="Assistant Medium" w:hAnsi="Assistant Medium" w:cs="Assistant Medium"/>
-        </w:rPr>
-        <w:t>AI-Driven Threat Detection.</w:t>
-      </w:r>
-    </w:p>
-    <w:p>
-      <w:pPr>
-        <w:pStyle w:val="ListParagraph"/>
-        <w:numPr>
-          <w:ilvl w:val="0"/>
-          <w:numId w:val="4"/>
-        </w:numPr>
-        <w:spacing w:after="0" w:line="360" w:lineRule="auto"/>
-        <w:rPr>
-          <w:rFonts w:ascii="Assistant Medium" w:hAnsi="Assistant Medium" w:cs="Assistant Medium"/>
-        </w:rPr>
-      </w:pPr>
-      <w:r>
-        <w:rPr>
-          <w:rFonts w:ascii="Assistant Medium" w:hAnsi="Assistant Medium" w:cs="Assistant Medium"/>
-        </w:rPr>
-        <w:t>Google Safe Browsing.</w:t>
-      </w:r>
-    </w:p>
-    <w:p>
-      <w:pPr>
-        <w:pStyle w:val="ListParagraph"/>
-        <w:numPr>
-          <w:ilvl w:val="0"/>
-          <w:numId w:val="4"/>
-        </w:numPr>
-        <w:spacing w:after="0" w:line="360" w:lineRule="auto"/>
-        <w:rPr>
-          <w:rFonts w:ascii="Assistant Medium" w:hAnsi="Assistant Medium" w:cs="Assistant Medium"/>
-        </w:rPr>
-      </w:pPr>
-      <w:r>
-        <w:rPr>
-          <w:rFonts w:ascii="Assistant Medium" w:hAnsi="Assistant Medium" w:cs="Assistant Medium"/>
-        </w:rPr>
-        <w:t>Cryptojacking Protection.</w:t>
-      </w:r>
-    </w:p>
-    <w:p>
-      <w:pPr>
-        <w:pStyle w:val="ListParagraph"/>
-        <w:numPr>
-          <w:ilvl w:val="0"/>
-          <w:numId w:val="4"/>
-        </w:numPr>
-        <w:spacing w:after="0" w:line="360" w:lineRule="auto"/>
-        <w:rPr>
-          <w:rFonts w:ascii="Assistant Medium" w:hAnsi="Assistant Medium" w:cs="Assistant Medium"/>
-        </w:rPr>
-      </w:pPr>
-      <w:r>
-        <w:rPr>
-          <w:rFonts w:ascii="Assistant Medium" w:hAnsi="Assistant Medium" w:cs="Assistant Medium"/>
-        </w:rPr>
-        <w:t>IDN Homograph Attacks Protection.</w:t>
-      </w:r>
-    </w:p>
-    <w:p>
-      <w:pPr>
-        <w:pStyle w:val="ListParagraph"/>
-        <w:numPr>
-          <w:ilvl w:val="0"/>
-          <w:numId w:val="4"/>
-        </w:numPr>
-        <w:spacing w:after="0" w:line="360" w:lineRule="auto"/>
-        <w:rPr>
-          <w:rFonts w:ascii="Assistant Medium" w:hAnsi="Assistant Medium" w:cs="Assistant Medium"/>
-        </w:rPr>
-      </w:pPr>
-      <w:proofErr w:type="spellStart"/>
-      <w:r>
-        <w:rPr>
-          <w:rFonts w:ascii="Assistant Medium" w:hAnsi="Assistant Medium" w:cs="Assistant Medium"/>
-        </w:rPr>
-        <w:t>Typosquatting</w:t>
-      </w:r>
-      <w:proofErr w:type="spellEnd"/>
-      <w:r>
-        <w:rPr>
-          <w:rFonts w:ascii="Assistant Medium" w:hAnsi="Assistant Medium" w:cs="Assistant Medium"/>
-        </w:rPr>
-        <w:t xml:space="preserve"> Protection.</w:t>
-      </w:r>
-    </w:p>
-    <w:p>
-      <w:pPr>
-        <w:pStyle w:val="ListParagraph"/>
-        <w:numPr>
-          <w:ilvl w:val="0"/>
-          <w:numId w:val="4"/>
-        </w:numPr>
-        <w:spacing w:after="0" w:line="360" w:lineRule="auto"/>
-        <w:rPr>
-          <w:rFonts w:ascii="Assistant Medium" w:hAnsi="Assistant Medium" w:cs="Assistant Medium"/>
-        </w:rPr>
-      </w:pPr>
-      <w:r>
-        <w:rPr>
-          <w:rFonts w:ascii="Assistant Medium" w:hAnsi="Assistant Medium" w:cs="Assistant Medium"/>
-        </w:rPr>
-        <w:t>Domain Generation Algorithms (DGAs) Protection.</w:t>
-      </w:r>
-    </w:p>
-    <w:p>
-      <w:pPr>
-        <w:pStyle w:val="ListParagraph"/>
-        <w:numPr>
-          <w:ilvl w:val="0"/>
-          <w:numId w:val="4"/>
-        </w:numPr>
-        <w:spacing w:after="0" w:line="360" w:lineRule="auto"/>
-        <w:rPr>
-          <w:rFonts w:ascii="Assistant Medium" w:hAnsi="Assistant Medium" w:cs="Assistant Medium"/>
-        </w:rPr>
-      </w:pPr>
-      <w:r>
-        <w:rPr>
-          <w:rFonts w:ascii="Assistant Medium" w:hAnsi="Assistant Medium" w:cs="Assistant Medium"/>
-        </w:rPr>
-        <w:t>Block Newly Registered Domains (NRDs).</w:t>
-      </w:r>
-    </w:p>
-    <w:p>
-      <w:pPr>
-        <w:pStyle w:val="ListParagraph"/>
-        <w:numPr>
-          <w:ilvl w:val="0"/>
-          <w:numId w:val="4"/>
-        </w:numPr>
-        <w:spacing w:after="0" w:line="360" w:lineRule="auto"/>
-        <w:rPr>
-          <w:rFonts w:ascii="Assistant Medium" w:hAnsi="Assistant Medium" w:cs="Assistant Medium"/>
-        </w:rPr>
-      </w:pPr>
-      <w:r>
-        <w:rPr>
-          <w:rFonts w:ascii="Assistant Medium" w:hAnsi="Assistant Medium" w:cs="Assistant Medium"/>
-        </w:rPr>
-        <w:t>Block Dynamic DNS Hostnames.</w:t>
-      </w:r>
-    </w:p>
-    <w:p>
-      <w:pPr>
-        <w:pStyle w:val="ListParagraph"/>
-        <w:numPr>
-          <w:ilvl w:val="0"/>
-          <w:numId w:val="4"/>
-        </w:numPr>
-        <w:spacing w:after="0" w:line="360" w:lineRule="auto"/>
-        <w:rPr>
-          <w:rFonts w:ascii="Assistant Medium" w:hAnsi="Assistant Medium" w:cs="Assistant Medium"/>
-        </w:rPr>
-      </w:pPr>
-      <w:r>
-        <w:rPr>
-          <w:rFonts w:ascii="Assistant Medium" w:hAnsi="Assistant Medium" w:cs="Assistant Medium"/>
-        </w:rPr>
-        <w:t>Block Parked Domains.</w:t>
-      </w:r>
-    </w:p>
-    <w:p>
-      <w:pPr>
-        <w:pStyle w:val="ListParagraph"/>
-        <w:numPr>
-          <w:ilvl w:val="0"/>
-          <w:numId w:val="4"/>
-        </w:numPr>
-        <w:spacing w:after="0" w:line="360" w:lineRule="auto"/>
-        <w:rPr>
-          <w:rFonts w:ascii="Assistant Medium" w:hAnsi="Assistant Medium" w:cs="Assistant Medium"/>
-        </w:rPr>
-      </w:pPr>
-      <w:r>
-        <w:rPr>
-          <w:rFonts w:ascii="Assistant Medium" w:hAnsi="Assistant Medium" w:cs="Assistant Medium"/>
-        </w:rPr>
-        <w:t>Block many risky Top-Level Domains (TLDs)</w:t>
-      </w:r>
-    </w:p>
-    <w:p>
-      <w:pPr>
-        <w:pStyle w:val="ListParagraph"/>
-        <w:numPr>
-          <w:ilvl w:val="0"/>
-          <w:numId w:val="4"/>
-        </w:numPr>
-        <w:spacing w:after="0" w:line="360" w:lineRule="auto"/>
-        <w:rPr>
-          <w:rFonts w:ascii="Assistant Medium" w:hAnsi="Assistant Medium" w:cs="Assistant Medium"/>
-        </w:rPr>
-      </w:pPr>
-      <w:r>
-        <w:rPr>
-          <w:rFonts w:ascii="Assistant Medium" w:hAnsi="Assistant Medium" w:cs="Assistant Medium"/>
-        </w:rPr>
-        <w:t>Ad blocking</w:t>
-      </w:r>
-    </w:p>
-    <w:p>
-      <w:pPr>
-        <w:pStyle w:val="ListParagraph"/>
-        <w:numPr>
-          <w:ilvl w:val="0"/>
-          <w:numId w:val="4"/>
-        </w:numPr>
-        <w:spacing w:after="0" w:line="360" w:lineRule="auto"/>
-        <w:rPr>
-          <w:rFonts w:ascii="Assistant Medium" w:hAnsi="Assistant Medium" w:cs="Assistant Medium"/>
-        </w:rPr>
-      </w:pPr>
-      <w:r>
-        <w:rPr>
-          <w:rFonts w:ascii="Assistant Medium" w:hAnsi="Assistant Medium" w:cs="Assistant Medium"/>
-        </w:rPr>
-        <w:t>Tracking protection.</w:t>
-      </w:r>
-    </w:p>
-    <w:p>
-      <w:pPr>
-        <w:pStyle w:val="ListParagraph"/>
-        <w:numPr>
-          <w:ilvl w:val="0"/>
-          <w:numId w:val="4"/>
-        </w:numPr>
-        <w:spacing w:after="0" w:line="360" w:lineRule="auto"/>
-        <w:rPr>
-          <w:rFonts w:ascii="Assistant Medium" w:hAnsi="Assistant Medium" w:cs="Assistant Medium"/>
-        </w:rPr>
-      </w:pPr>
-      <w:r>
-        <w:rPr>
-          <w:rFonts w:ascii="Assistant Medium" w:hAnsi="Assistant Medium" w:cs="Assistant Medium"/>
-        </w:rPr>
-        <w:t>Block free hosting domains</w:t>
-      </w:r>
-    </w:p>
-    <w:p>
-      <w:pPr>
-        <w:pStyle w:val="ListParagraph"/>
-        <w:numPr>
-          <w:ilvl w:val="0"/>
-          <w:numId w:val="4"/>
-        </w:numPr>
-        <w:spacing w:after="0" w:line="360" w:lineRule="auto"/>
-        <w:rPr>
-          <w:rFonts w:ascii="Assistant Medium" w:hAnsi="Assistant Medium" w:cs="Assistant Medium"/>
-        </w:rPr>
-      </w:pPr>
-      <w:r>
-        <w:rPr>
-          <w:rFonts w:ascii="Assistant Medium" w:hAnsi="Assistant Medium" w:cs="Assistant Medium"/>
-        </w:rPr>
-        <w:t xml:space="preserve">Block </w:t>
-      </w:r>
-      <w:r>
-        <w:rPr>
-          <w:rFonts w:ascii="Assistant Medium" w:hAnsi="Assistant Medium" w:cs="Assistant Medium"/>
-        </w:rPr>
-        <w:t>Data Drop Services</w:t>
-      </w:r>
-    </w:p>
-    <w:p>
-      <w:pPr>
-        <w:pStyle w:val="ListParagraph"/>
-        <w:numPr>
-          <w:ilvl w:val="0"/>
-          <w:numId w:val="4"/>
-        </w:numPr>
-        <w:spacing w:after="0" w:line="360" w:lineRule="auto"/>
-        <w:rPr>
-          <w:rFonts w:ascii="Assistant Medium" w:hAnsi="Assistant Medium" w:cs="Assistant Medium"/>
-        </w:rPr>
-      </w:pPr>
-      <w:r>
-        <w:rPr>
-          <w:rFonts w:ascii="Assistant Medium" w:hAnsi="Assistant Medium" w:cs="Assistant Medium"/>
-        </w:rPr>
-        <w:t xml:space="preserve">Block </w:t>
-      </w:r>
-      <w:r>
-        <w:rPr>
-          <w:rFonts w:ascii="Assistant Medium" w:hAnsi="Assistant Medium" w:cs="Assistant Medium"/>
-        </w:rPr>
-        <w:t>Residential Hosting</w:t>
-      </w:r>
-    </w:p>
-    <w:p>
-      <w:pPr>
-        <w:pStyle w:val="ListParagraph"/>
-        <w:numPr>
-          <w:ilvl w:val="0"/>
-          <w:numId w:val="4"/>
-        </w:numPr>
-        <w:spacing w:after="0" w:line="360" w:lineRule="auto"/>
-        <w:rPr>
-          <w:rFonts w:ascii="Assistant Medium" w:hAnsi="Assistant Medium" w:cs="Assistant Medium"/>
-          <w:b/>
-          <w:bCs/>
-        </w:rPr>
-      </w:pPr>
-      <w:r>
-        <w:rPr>
-          <w:rFonts w:ascii="Assistant Medium" w:hAnsi="Assistant Medium" w:cs="Assistant Medium"/>
-        </w:rPr>
-        <w:t xml:space="preserve">Block </w:t>
-      </w:r>
-      <w:r>
-        <w:rPr>
-          <w:rFonts w:ascii="Assistant Medium" w:hAnsi="Assistant Medium" w:cs="Assistant Medium"/>
-        </w:rPr>
-        <w:t>Decentralized Web Gateways</w:t>
-      </w:r>
-    </w:p>
-    <w:p>
-      <w:pPr>
-        <w:pStyle w:val="ListParagraph"/>
-        <w:numPr>
-          <w:ilvl w:val="0"/>
-          <w:numId w:val="4"/>
-        </w:numPr>
-        <w:spacing w:after="0" w:line="360" w:lineRule="auto"/>
-        <w:rPr>
-          <w:rFonts w:ascii="Assistant Medium" w:hAnsi="Assistant Medium" w:cs="Assistant Medium"/>
-        </w:rPr>
-      </w:pPr>
-      <w:r>
-        <w:rPr>
-          <w:rFonts w:ascii="Assistant Medium" w:hAnsi="Assistant Medium" w:cs="Assistant Medium"/>
-        </w:rPr>
-        <w:t xml:space="preserve">block </w:t>
-      </w:r>
-      <w:r>
-        <w:rPr>
-          <w:rFonts w:ascii="Assistant Medium" w:hAnsi="Assistant Medium" w:cs="Assistant Medium"/>
-        </w:rPr>
-        <w:t>Child Sexual Abuse Material (CSAM)</w:t>
-      </w:r>
-    </w:p>
-    <w:p>
-      <w:pPr>
-        <w:pStyle w:val="ListParagraph"/>
-        <w:numPr>
-          <w:ilvl w:val="0"/>
-          <w:numId w:val="4"/>
-        </w:numPr>
-        <w:spacing w:after="0" w:line="360" w:lineRule="auto"/>
-        <w:rPr>
-          <w:rFonts w:ascii="Assistant Medium" w:hAnsi="Assistant Medium" w:cs="Assistant Medium"/>
-        </w:rPr>
-      </w:pPr>
-      <w:r>
-        <w:rPr>
-          <w:rFonts w:ascii="Assistant Medium" w:hAnsi="Assistant Medium" w:cs="Assistant Medium"/>
-        </w:rPr>
-        <w:t xml:space="preserve">Support </w:t>
-      </w:r>
-      <w:proofErr w:type="spellStart"/>
-      <w:r>
-        <w:rPr>
-          <w:rFonts w:ascii="Assistant Medium" w:hAnsi="Assistant Medium" w:cs="Assistant Medium"/>
-        </w:rPr>
-        <w:t>dnssec</w:t>
-      </w:r>
-      <w:proofErr w:type="spellEnd"/>
-      <w:r>
-        <w:rPr>
-          <w:rFonts w:ascii="Assistant Medium" w:hAnsi="Assistant Medium" w:cs="Assistant Medium"/>
-        </w:rPr>
-        <w:t>.</w:t>
-      </w:r>
-    </w:p>
-    <w:p>
-      <w:pPr>
-        <w:pStyle w:val="ListParagraph"/>
-        <w:numPr>
-          <w:ilvl w:val="0"/>
-          <w:numId w:val="4"/>
-        </w:numPr>
-        <w:spacing w:after="0" w:line="360" w:lineRule="auto"/>
-        <w:rPr>
-          <w:rFonts w:ascii="Assistant Medium" w:hAnsi="Assistant Medium" w:cs="Assistant Medium"/>
-        </w:rPr>
-      </w:pPr>
-      <w:r>
-        <w:rPr>
-          <w:rFonts w:ascii="Assistant Medium" w:hAnsi="Assistant Medium" w:cs="Assistant Medium"/>
-        </w:rPr>
-        <w:t xml:space="preserve">Used with </w:t>
-      </w:r>
-      <w:proofErr w:type="spellStart"/>
-      <w:r>
-        <w:rPr>
-          <w:rFonts w:ascii="Assistant Medium" w:hAnsi="Assistant Medium" w:cs="Assistant Medium"/>
-        </w:rPr>
-        <w:t>dns</w:t>
-      </w:r>
-      <w:proofErr w:type="spellEnd"/>
-      <w:r>
-        <w:rPr>
-          <w:rFonts w:ascii="Assistant Medium" w:hAnsi="Assistant Medium" w:cs="Assistant Medium"/>
-        </w:rPr>
-        <w:t xml:space="preserve"> over </w:t>
-      </w:r>
-      <w:proofErr w:type="spellStart"/>
-      <w:r>
-        <w:rPr>
-          <w:rFonts w:ascii="Assistant Medium" w:hAnsi="Assistant Medium" w:cs="Assistant Medium"/>
-        </w:rPr>
-        <w:t>tls</w:t>
-      </w:r>
-      <w:proofErr w:type="spellEnd"/>
-      <w:r>
-        <w:rPr>
-          <w:rFonts w:ascii="Assistant Medium" w:hAnsi="Assistant Medium" w:cs="Assistant Medium"/>
-        </w:rPr>
-        <w:t xml:space="preserve"> or https.</w:t>
-      </w:r>
-    </w:p>
-    <w:p>
-      <w:pPr>
-        <w:pStyle w:val="ListParagraph"/>
-        <w:numPr>
-          <w:ilvl w:val="0"/>
           <w:numId w:val="2"/>
         </w:numPr>
         <w:spacing w:after="0" w:line="360" w:lineRule="auto"/>
@@ -3110,168 +2916,7 @@
         <w:rPr>
           <w:rFonts w:ascii="Assistant Medium" w:hAnsi="Assistant Medium" w:cs="Assistant Medium"/>
         </w:rPr>
-        <w:t xml:space="preserve">DNS server on AWS – </w:t>
-      </w:r>
-      <w:proofErr w:type="spellStart"/>
-      <w:r>
-        <w:rPr>
-          <w:rFonts w:ascii="Assistant Medium" w:hAnsi="Assistant Medium" w:cs="Assistant Medium"/>
-        </w:rPr>
-        <w:t>Adguard</w:t>
-      </w:r>
-      <w:proofErr w:type="spellEnd"/>
-      <w:r>
-        <w:rPr>
-          <w:rFonts w:ascii="Assistant Medium" w:hAnsi="Assistant Medium" w:cs="Assistant Medium"/>
-        </w:rPr>
-        <w:t xml:space="preserve"> home</w:t>
-      </w:r>
-      <w:r>
-        <w:rPr>
-          <w:rFonts w:ascii="Assistant Medium" w:hAnsi="Assistant Medium" w:cs="Assistant Medium"/>
-        </w:rPr>
-        <w:t xml:space="preserve"> – connected to </w:t>
-      </w:r>
-      <w:proofErr w:type="spellStart"/>
-      <w:r>
-        <w:rPr>
-          <w:rFonts w:ascii="Assistant Medium" w:hAnsi="Assistant Medium" w:cs="Assistant Medium"/>
-        </w:rPr>
-        <w:t>dns</w:t>
-      </w:r>
-      <w:proofErr w:type="spellEnd"/>
-      <w:r>
-        <w:rPr>
-          <w:rFonts w:ascii="Assistant Medium" w:hAnsi="Assistant Medium" w:cs="Assistant Medium"/>
-        </w:rPr>
-        <w:t xml:space="preserve"> firewall.</w:t>
-      </w:r>
-    </w:p>
-    <w:p>
-      <w:pPr>
-        <w:pStyle w:val="ListParagraph"/>
-        <w:numPr>
-          <w:ilvl w:val="0"/>
-          <w:numId w:val="4"/>
-        </w:numPr>
-        <w:spacing w:after="0" w:line="360" w:lineRule="auto"/>
-        <w:rPr>
-          <w:rFonts w:ascii="Assistant Medium" w:hAnsi="Assistant Medium" w:cs="Assistant Medium"/>
-        </w:rPr>
-      </w:pPr>
-      <w:r>
-        <w:rPr>
-          <w:rFonts w:ascii="Assistant Medium" w:hAnsi="Assistant Medium" w:cs="Assistant Medium"/>
-        </w:rPr>
-        <w:t>Threat intelligence feeds.</w:t>
-      </w:r>
-    </w:p>
-    <w:p>
-      <w:pPr>
-        <w:pStyle w:val="ListParagraph"/>
-        <w:numPr>
-          <w:ilvl w:val="0"/>
-          <w:numId w:val="4"/>
-        </w:numPr>
-        <w:spacing w:after="0" w:line="360" w:lineRule="auto"/>
-        <w:rPr>
-          <w:rFonts w:ascii="Assistant Medium" w:hAnsi="Assistant Medium" w:cs="Assistant Medium"/>
-        </w:rPr>
-      </w:pPr>
-      <w:r>
-        <w:rPr>
-          <w:rFonts w:ascii="Assistant Medium" w:hAnsi="Assistant Medium" w:cs="Assistant Medium"/>
-        </w:rPr>
-        <w:t>Ad blocking.</w:t>
-      </w:r>
-    </w:p>
-    <w:p>
-      <w:pPr>
-        <w:pStyle w:val="ListParagraph"/>
-        <w:numPr>
-          <w:ilvl w:val="0"/>
-          <w:numId w:val="4"/>
-        </w:numPr>
-        <w:spacing w:after="0" w:line="360" w:lineRule="auto"/>
-        <w:rPr>
-          <w:rFonts w:ascii="Assistant Medium" w:hAnsi="Assistant Medium" w:cs="Assistant Medium"/>
-        </w:rPr>
-      </w:pPr>
-      <w:r>
-        <w:rPr>
-          <w:rFonts w:ascii="Assistant Medium" w:hAnsi="Assistant Medium" w:cs="Assistant Medium"/>
-        </w:rPr>
-        <w:t>Tracking protection.</w:t>
-      </w:r>
-    </w:p>
-    <w:p>
-      <w:pPr>
-        <w:spacing w:after="0" w:line="360" w:lineRule="auto"/>
-        <w:rPr>
-          <w:rFonts w:ascii="Assistant Medium" w:hAnsi="Assistant Medium" w:cs="Assistant Medium"/>
-          <w:b/>
-          <w:bCs/>
-        </w:rPr>
-      </w:pPr>
-      <w:r>
-        <w:rPr>
-          <w:rFonts w:ascii="Assistant Medium" w:hAnsi="Assistant Medium" w:cs="Assistant Medium"/>
-          <w:b/>
-          <w:bCs/>
-        </w:rPr>
-        <w:t>Additional For me:</w:t>
-      </w:r>
-    </w:p>
-    <w:p>
-      <w:pPr>
-        <w:pStyle w:val="ListParagraph"/>
-        <w:numPr>
-          <w:ilvl w:val="0"/>
-          <w:numId w:val="2"/>
-        </w:numPr>
-        <w:spacing w:after="0" w:line="360" w:lineRule="auto"/>
-        <w:rPr>
-          <w:rFonts w:ascii="Assistant Medium" w:hAnsi="Assistant Medium" w:cs="Assistant Medium"/>
-        </w:rPr>
-      </w:pPr>
-      <w:r>
-        <w:rPr>
-          <w:rFonts w:ascii="Assistant Medium" w:hAnsi="Assistant Medium" w:cs="Assistant Medium"/>
-        </w:rPr>
-        <w:t>Checkpoint SMB Firewall</w:t>
-      </w:r>
-      <w:r>
-        <w:rPr>
-          <w:rFonts w:ascii="Assistant Medium" w:hAnsi="Assistant Medium" w:cs="Assistant Medium"/>
-        </w:rPr>
-        <w:t>.</w:t>
-      </w:r>
-    </w:p>
-    <w:p>
-      <w:pPr>
-        <w:pStyle w:val="ListParagraph"/>
-        <w:numPr>
-          <w:ilvl w:val="0"/>
-          <w:numId w:val="2"/>
-        </w:numPr>
-        <w:spacing w:after="0" w:line="360" w:lineRule="auto"/>
-        <w:rPr>
-          <w:rFonts w:ascii="Assistant Medium" w:hAnsi="Assistant Medium" w:cs="Assistant Medium"/>
-        </w:rPr>
-      </w:pPr>
-      <w:proofErr w:type="spellStart"/>
-      <w:r>
-        <w:rPr>
-          <w:rFonts w:ascii="Assistant Medium" w:hAnsi="Assistant Medium" w:cs="Assistant Medium"/>
-        </w:rPr>
-        <w:t>Twingate</w:t>
-      </w:r>
-      <w:proofErr w:type="spellEnd"/>
-      <w:r>
-        <w:rPr>
-          <w:rFonts w:ascii="Assistant Medium" w:hAnsi="Assistant Medium" w:cs="Assistant Medium"/>
-        </w:rPr>
-        <w:t xml:space="preserve"> ZTNA.</w:t>
+        <w:t>Twingate ZTNA.</w:t>
       </w:r>
     </w:p>
     <w:p>
@@ -3425,19 +3070,11 @@
           <w:rFonts w:ascii="Assistant Medium" w:hAnsi="Assistant Medium" w:cs="Assistant Medium"/>
         </w:rPr>
       </w:pPr>
-      <w:proofErr w:type="spellStart"/>
-      <w:r>
-        <w:rPr>
-          <w:rFonts w:ascii="Assistant Medium" w:hAnsi="Assistant Medium" w:cs="Assistant Medium"/>
-        </w:rPr>
-        <w:t>Yubikey</w:t>
-      </w:r>
-      <w:proofErr w:type="spellEnd"/>
-      <w:r>
-        <w:rPr>
-          <w:rFonts w:ascii="Assistant Medium" w:hAnsi="Assistant Medium" w:cs="Assistant Medium"/>
-        </w:rPr>
-        <w:t xml:space="preserve"> login</w:t>
+      <w:r>
+        <w:rPr>
+          <w:rFonts w:ascii="Assistant Medium" w:hAnsi="Assistant Medium" w:cs="Assistant Medium"/>
+        </w:rPr>
+        <w:t>Yubikey login</w:t>
       </w:r>
     </w:p>
     <w:p>
@@ -3508,119 +3145,107 @@
           <w:rFonts w:ascii="Assistant Medium" w:hAnsi="Assistant Medium" w:cs="Assistant Medium"/>
         </w:rPr>
       </w:pPr>
-      <w:proofErr w:type="spellStart"/>
       <w:r>
         <w:rPr>
           <w:rFonts w:ascii="Assistant Medium" w:hAnsi="Assistant Medium" w:cs="Assistant Medium"/>
         </w:rPr>
         <w:t>Dnssec</w:t>
       </w:r>
-      <w:proofErr w:type="spellEnd"/>
-    </w:p>
-    <w:p>
-      <w:pPr>
-        <w:pStyle w:val="ListParagraph"/>
-        <w:numPr>
-          <w:ilvl w:val="0"/>
-          <w:numId w:val="4"/>
-        </w:numPr>
-        <w:spacing w:after="0" w:line="360" w:lineRule="auto"/>
-        <w:rPr>
-          <w:rFonts w:ascii="Assistant Medium" w:hAnsi="Assistant Medium" w:cs="Assistant Medium"/>
-        </w:rPr>
-      </w:pPr>
-      <w:proofErr w:type="spellStart"/>
+    </w:p>
+    <w:p>
+      <w:pPr>
+        <w:pStyle w:val="ListParagraph"/>
+        <w:numPr>
+          <w:ilvl w:val="0"/>
+          <w:numId w:val="4"/>
+        </w:numPr>
+        <w:spacing w:after="0" w:line="360" w:lineRule="auto"/>
+        <w:rPr>
+          <w:rFonts w:ascii="Assistant Medium" w:hAnsi="Assistant Medium" w:cs="Assistant Medium"/>
+        </w:rPr>
+      </w:pPr>
       <w:r>
         <w:rPr>
           <w:rFonts w:ascii="Assistant Medium" w:hAnsi="Assistant Medium" w:cs="Assistant Medium"/>
         </w:rPr>
         <w:t>Spf</w:t>
       </w:r>
-      <w:proofErr w:type="spellEnd"/>
-    </w:p>
-    <w:p>
-      <w:pPr>
-        <w:pStyle w:val="ListParagraph"/>
-        <w:numPr>
-          <w:ilvl w:val="0"/>
-          <w:numId w:val="4"/>
-        </w:numPr>
-        <w:spacing w:after="0" w:line="360" w:lineRule="auto"/>
-        <w:rPr>
-          <w:rFonts w:ascii="Assistant Medium" w:hAnsi="Assistant Medium" w:cs="Assistant Medium"/>
-        </w:rPr>
-      </w:pPr>
-      <w:proofErr w:type="spellStart"/>
+    </w:p>
+    <w:p>
+      <w:pPr>
+        <w:pStyle w:val="ListParagraph"/>
+        <w:numPr>
+          <w:ilvl w:val="0"/>
+          <w:numId w:val="4"/>
+        </w:numPr>
+        <w:spacing w:after="0" w:line="360" w:lineRule="auto"/>
+        <w:rPr>
+          <w:rFonts w:ascii="Assistant Medium" w:hAnsi="Assistant Medium" w:cs="Assistant Medium"/>
+        </w:rPr>
+      </w:pPr>
       <w:r>
         <w:rPr>
           <w:rFonts w:ascii="Assistant Medium" w:hAnsi="Assistant Medium" w:cs="Assistant Medium"/>
         </w:rPr>
         <w:t>Mta-sts</w:t>
       </w:r>
-      <w:proofErr w:type="spellEnd"/>
-    </w:p>
-    <w:p>
-      <w:pPr>
-        <w:pStyle w:val="ListParagraph"/>
-        <w:numPr>
-          <w:ilvl w:val="0"/>
-          <w:numId w:val="4"/>
-        </w:numPr>
-        <w:spacing w:after="0" w:line="360" w:lineRule="auto"/>
-        <w:rPr>
-          <w:rFonts w:ascii="Assistant Medium" w:hAnsi="Assistant Medium" w:cs="Assistant Medium"/>
-        </w:rPr>
-      </w:pPr>
-      <w:proofErr w:type="spellStart"/>
+    </w:p>
+    <w:p>
+      <w:pPr>
+        <w:pStyle w:val="ListParagraph"/>
+        <w:numPr>
+          <w:ilvl w:val="0"/>
+          <w:numId w:val="4"/>
+        </w:numPr>
+        <w:spacing w:after="0" w:line="360" w:lineRule="auto"/>
+        <w:rPr>
+          <w:rFonts w:ascii="Assistant Medium" w:hAnsi="Assistant Medium" w:cs="Assistant Medium"/>
+        </w:rPr>
+      </w:pPr>
       <w:r>
         <w:rPr>
           <w:rFonts w:ascii="Assistant Medium" w:hAnsi="Assistant Medium" w:cs="Assistant Medium"/>
         </w:rPr>
         <w:t>Dmarc</w:t>
       </w:r>
-      <w:proofErr w:type="spellEnd"/>
-    </w:p>
-    <w:p>
-      <w:pPr>
-        <w:pStyle w:val="ListParagraph"/>
-        <w:numPr>
-          <w:ilvl w:val="0"/>
-          <w:numId w:val="4"/>
-        </w:numPr>
-        <w:spacing w:after="0" w:line="360" w:lineRule="auto"/>
-        <w:rPr>
-          <w:rFonts w:ascii="Assistant Medium" w:hAnsi="Assistant Medium" w:cs="Assistant Medium"/>
-        </w:rPr>
-      </w:pPr>
-      <w:proofErr w:type="spellStart"/>
+    </w:p>
+    <w:p>
+      <w:pPr>
+        <w:pStyle w:val="ListParagraph"/>
+        <w:numPr>
+          <w:ilvl w:val="0"/>
+          <w:numId w:val="4"/>
+        </w:numPr>
+        <w:spacing w:after="0" w:line="360" w:lineRule="auto"/>
+        <w:rPr>
+          <w:rFonts w:ascii="Assistant Medium" w:hAnsi="Assistant Medium" w:cs="Assistant Medium"/>
+        </w:rPr>
+      </w:pPr>
       <w:r>
         <w:rPr>
           <w:rFonts w:ascii="Assistant Medium" w:hAnsi="Assistant Medium" w:cs="Assistant Medium"/>
         </w:rPr>
         <w:t>Dkim</w:t>
       </w:r>
-      <w:proofErr w:type="spellEnd"/>
-    </w:p>
-    <w:p>
-      <w:pPr>
-        <w:pStyle w:val="ListParagraph"/>
-        <w:numPr>
-          <w:ilvl w:val="0"/>
-          <w:numId w:val="4"/>
-        </w:numPr>
-        <w:spacing w:after="0" w:line="360" w:lineRule="auto"/>
-        <w:rPr>
-          <w:rFonts w:ascii="Assistant Medium" w:hAnsi="Assistant Medium" w:cs="Assistant Medium"/>
-        </w:rPr>
-      </w:pPr>
-      <w:proofErr w:type="spellStart"/>
+    </w:p>
+    <w:p>
+      <w:pPr>
+        <w:pStyle w:val="ListParagraph"/>
+        <w:numPr>
+          <w:ilvl w:val="0"/>
+          <w:numId w:val="4"/>
+        </w:numPr>
+        <w:spacing w:after="0" w:line="360" w:lineRule="auto"/>
+        <w:rPr>
+          <w:rFonts w:ascii="Assistant Medium" w:hAnsi="Assistant Medium" w:cs="Assistant Medium"/>
+        </w:rPr>
+      </w:pPr>
       <w:r>
         <w:rPr>
           <w:rFonts w:ascii="Assistant Medium" w:hAnsi="Assistant Medium" w:cs="Assistant Medium"/>
         </w:rPr>
         <w:t>caa</w:t>
       </w:r>
-      <w:proofErr w:type="spellEnd"/>
     </w:p>
     <w:p>
       <w:pPr>
@@ -3857,19 +3482,11 @@
           <w:rFonts w:ascii="Assistant Medium" w:hAnsi="Assistant Medium" w:cs="Assistant Medium"/>
         </w:rPr>
       </w:pPr>
-      <w:proofErr w:type="spellStart"/>
-      <w:r>
-        <w:rPr>
-          <w:rFonts w:ascii="Assistant Medium" w:hAnsi="Assistant Medium" w:cs="Assistant Medium"/>
-        </w:rPr>
-        <w:t>Wazuh</w:t>
-      </w:r>
-      <w:proofErr w:type="spellEnd"/>
-      <w:r>
-        <w:rPr>
-          <w:rFonts w:ascii="Assistant Medium" w:hAnsi="Assistant Medium" w:cs="Assistant Medium"/>
-        </w:rPr>
-        <w:t xml:space="preserve"> SIEM </w:t>
+      <w:r>
+        <w:rPr>
+          <w:rFonts w:ascii="Assistant Medium" w:hAnsi="Assistant Medium" w:cs="Assistant Medium"/>
+        </w:rPr>
+        <w:t xml:space="preserve">Wazuh SIEM </w:t>
       </w:r>
       <w:r>
         <w:rPr>
@@ -4096,19 +3713,11 @@
           <w:rFonts w:ascii="Assistant Medium" w:hAnsi="Assistant Medium" w:cs="Assistant Medium"/>
         </w:rPr>
       </w:pPr>
-      <w:proofErr w:type="spellStart"/>
-      <w:r>
-        <w:rPr>
-          <w:rFonts w:ascii="Assistant Medium" w:hAnsi="Assistant Medium" w:cs="Assistant Medium"/>
-        </w:rPr>
-        <w:t>Virustotal</w:t>
-      </w:r>
-      <w:proofErr w:type="spellEnd"/>
-      <w:r>
-        <w:rPr>
-          <w:rFonts w:ascii="Assistant Medium" w:hAnsi="Assistant Medium" w:cs="Assistant Medium"/>
-        </w:rPr>
-        <w:t xml:space="preserve"> on windows pc by agent.</w:t>
+      <w:r>
+        <w:rPr>
+          <w:rFonts w:ascii="Assistant Medium" w:hAnsi="Assistant Medium" w:cs="Assistant Medium"/>
+        </w:rPr>
+        <w:t>Virustotal on windows pc by agent.</w:t>
       </w:r>
     </w:p>
     <w:p>
@@ -4184,21 +3793,7 @@
         <w:rPr>
           <w:rFonts w:ascii="Assistant Medium" w:hAnsi="Assistant Medium" w:cs="Assistant Medium"/>
         </w:rPr>
-        <w:t xml:space="preserve">Website monitoring for failures and </w:t>
-      </w:r>
-      <w:proofErr w:type="spellStart"/>
-      <w:r>
-        <w:rPr>
-          <w:rFonts w:ascii="Assistant Medium" w:hAnsi="Assistant Medium" w:cs="Assistant Medium"/>
-        </w:rPr>
-        <w:t>ddos</w:t>
-      </w:r>
-      <w:proofErr w:type="spellEnd"/>
-      <w:r>
-        <w:rPr>
-          <w:rFonts w:ascii="Assistant Medium" w:hAnsi="Assistant Medium" w:cs="Assistant Medium"/>
-        </w:rPr>
-        <w:t>.</w:t>
+        <w:t>Website monitoring for failures and ddos.</w:t>
       </w:r>
     </w:p>
     <w:p>
@@ -4251,60 +3846,30 @@
           <w:rFonts w:ascii="Assistant Medium" w:hAnsi="Assistant Medium" w:cs="Assistant Medium"/>
         </w:rPr>
       </w:pPr>
-      <w:proofErr w:type="spellStart"/>
-      <w:r>
-        <w:rPr>
-          <w:rFonts w:ascii="Assistant Medium" w:hAnsi="Assistant Medium" w:cs="Assistant Medium"/>
-        </w:rPr>
-        <w:t>Nordvpn</w:t>
-      </w:r>
-      <w:proofErr w:type="spellEnd"/>
-      <w:r>
-        <w:rPr>
-          <w:rFonts w:ascii="Assistant Medium" w:hAnsi="Assistant Medium" w:cs="Assistant Medium"/>
-        </w:rPr>
-        <w:t xml:space="preserve"> </w:t>
-      </w:r>
-      <w:proofErr w:type="spellStart"/>
-      <w:r>
-        <w:rPr>
-          <w:rFonts w:ascii="Assistant Medium" w:hAnsi="Assistant Medium" w:cs="Assistant Medium"/>
-        </w:rPr>
-        <w:t>darkweb</w:t>
-      </w:r>
-      <w:proofErr w:type="spellEnd"/>
-      <w:r>
-        <w:rPr>
-          <w:rFonts w:ascii="Assistant Medium" w:hAnsi="Assistant Medium" w:cs="Assistant Medium"/>
-        </w:rPr>
-        <w:t xml:space="preserve"> monitoring</w:t>
-      </w:r>
-    </w:p>
-    <w:p>
-      <w:pPr>
-        <w:pStyle w:val="ListParagraph"/>
-        <w:numPr>
-          <w:ilvl w:val="0"/>
-          <w:numId w:val="4"/>
-        </w:numPr>
-        <w:spacing w:after="0" w:line="360" w:lineRule="auto"/>
-        <w:rPr>
-          <w:rFonts w:ascii="Assistant Medium" w:hAnsi="Assistant Medium" w:cs="Assistant Medium"/>
-        </w:rPr>
-      </w:pPr>
-      <w:proofErr w:type="spellStart"/>
-      <w:r>
-        <w:rPr>
-          <w:rFonts w:ascii="Assistant Medium" w:hAnsi="Assistant Medium" w:cs="Assistant Medium"/>
-        </w:rPr>
-        <w:t>Roboform</w:t>
-      </w:r>
-      <w:proofErr w:type="spellEnd"/>
-      <w:r>
-        <w:rPr>
-          <w:rFonts w:ascii="Assistant Medium" w:hAnsi="Assistant Medium" w:cs="Assistant Medium"/>
-        </w:rPr>
-        <w:t xml:space="preserve"> – part of their dark web monitoring.</w:t>
+      <w:r>
+        <w:rPr>
+          <w:rFonts w:ascii="Assistant Medium" w:hAnsi="Assistant Medium" w:cs="Assistant Medium"/>
+        </w:rPr>
+        <w:t>Nordvpn darkweb monitoring</w:t>
+      </w:r>
+    </w:p>
+    <w:p>
+      <w:pPr>
+        <w:pStyle w:val="ListParagraph"/>
+        <w:numPr>
+          <w:ilvl w:val="0"/>
+          <w:numId w:val="4"/>
+        </w:numPr>
+        <w:spacing w:after="0" w:line="360" w:lineRule="auto"/>
+        <w:rPr>
+          <w:rFonts w:ascii="Assistant Medium" w:hAnsi="Assistant Medium" w:cs="Assistant Medium"/>
+        </w:rPr>
+      </w:pPr>
+      <w:r>
+        <w:rPr>
+          <w:rFonts w:ascii="Assistant Medium" w:hAnsi="Assistant Medium" w:cs="Assistant Medium"/>
+        </w:rPr>
+        <w:t>Roboform – part of their dark web monitoring.</w:t>
       </w:r>
     </w:p>
     <w:p>
@@ -4499,15 +4064,12 @@
           <w:rFonts w:ascii="Assistant Medium" w:hAnsi="Assistant Medium" w:cs="Assistant Medium"/>
         </w:rPr>
       </w:pPr>
-      <w:proofErr w:type="spellStart"/>
-      <w:proofErr w:type="gramStart"/>
       <w:r>
         <w:rPr>
           <w:rFonts w:ascii="Assistant Medium" w:hAnsi="Assistant Medium" w:cs="Assistant Medium"/>
         </w:rPr>
         <w:t>Wazuh</w:t>
       </w:r>
-      <w:proofErr w:type="spellEnd"/>
       <w:r>
         <w:rPr>
           <w:rFonts w:ascii="Assistant Medium" w:hAnsi="Assistant Medium" w:cs="Assistant Medium"/>
@@ -4518,14 +4080,7 @@
         <w:rPr>
           <w:rFonts w:ascii="Assistant Medium" w:hAnsi="Assistant Medium" w:cs="Assistant Medium"/>
         </w:rPr>
-        <w:t>agent</w:t>
-      </w:r>
-      <w:proofErr w:type="gramEnd"/>
-      <w:r>
-        <w:rPr>
-          <w:rFonts w:ascii="Assistant Medium" w:hAnsi="Assistant Medium" w:cs="Assistant Medium"/>
-        </w:rPr>
-        <w:t xml:space="preserve"> </w:t>
+        <w:t xml:space="preserve">agent </w:t>
       </w:r>
       <w:r>
         <w:rPr>
@@ -4621,14 +4176,118 @@
           <w:rFonts w:ascii="Assistant Medium" w:hAnsi="Assistant Medium" w:cs="Assistant Medium"/>
         </w:rPr>
       </w:pPr>
-      <w:proofErr w:type="spellStart"/>
-      <w:r>
-        <w:rPr>
-          <w:rFonts w:ascii="Assistant Medium" w:hAnsi="Assistant Medium" w:cs="Assistant Medium"/>
-        </w:rPr>
-        <w:t>Auditd</w:t>
-      </w:r>
-      <w:proofErr w:type="spellEnd"/>
+      <w:r>
+        <w:rPr>
+          <w:rFonts w:ascii="Assistant Medium" w:hAnsi="Assistant Medium" w:cs="Assistant Medium"/>
+        </w:rPr>
+        <w:t>Auditd.</w:t>
+      </w:r>
+    </w:p>
+    <w:p>
+      <w:pPr>
+        <w:pStyle w:val="ListParagraph"/>
+        <w:numPr>
+          <w:ilvl w:val="0"/>
+          <w:numId w:val="2"/>
+        </w:numPr>
+        <w:spacing w:after="0" w:line="360" w:lineRule="auto"/>
+        <w:rPr>
+          <w:rFonts w:ascii="Assistant Medium" w:hAnsi="Assistant Medium" w:cs="Assistant Medium"/>
+        </w:rPr>
+      </w:pPr>
+      <w:r>
+        <w:rPr>
+          <w:rFonts w:ascii="Assistant Medium" w:hAnsi="Assistant Medium" w:cs="Assistant Medium"/>
+        </w:rPr>
+        <w:t>Guardduty.</w:t>
+      </w:r>
+    </w:p>
+    <w:p>
+      <w:pPr>
+        <w:pStyle w:val="ListParagraph"/>
+        <w:numPr>
+          <w:ilvl w:val="0"/>
+          <w:numId w:val="2"/>
+        </w:numPr>
+        <w:spacing w:after="0" w:line="360" w:lineRule="auto"/>
+        <w:rPr>
+          <w:rFonts w:ascii="Assistant Medium" w:hAnsi="Assistant Medium" w:cs="Assistant Medium"/>
+        </w:rPr>
+      </w:pPr>
+      <w:r>
+        <w:rPr>
+          <w:rFonts w:ascii="Assistant Medium" w:hAnsi="Assistant Medium" w:cs="Assistant Medium"/>
+        </w:rPr>
+        <w:t>Login with cert</w:t>
+      </w:r>
+      <w:r>
+        <w:rPr>
+          <w:rFonts w:ascii="Assistant Medium" w:hAnsi="Assistant Medium" w:cs="Assistant Medium"/>
+        </w:rPr>
+        <w:t>s</w:t>
+      </w:r>
+      <w:r>
+        <w:rPr>
+          <w:rFonts w:ascii="Assistant Medium" w:hAnsi="Assistant Medium" w:cs="Assistant Medium"/>
+        </w:rPr>
+        <w:t xml:space="preserve"> from specific whitelisted IP’s.</w:t>
+      </w:r>
+    </w:p>
+    <w:p>
+      <w:pPr>
+        <w:pStyle w:val="ListParagraph"/>
+        <w:numPr>
+          <w:ilvl w:val="0"/>
+          <w:numId w:val="2"/>
+        </w:numPr>
+        <w:spacing w:after="0" w:line="360" w:lineRule="auto"/>
+        <w:rPr>
+          <w:rFonts w:ascii="Assistant Medium" w:hAnsi="Assistant Medium" w:cs="Assistant Medium"/>
+        </w:rPr>
+      </w:pPr>
+      <w:r>
+        <w:rPr>
+          <w:rFonts w:ascii="Assistant Medium" w:hAnsi="Assistant Medium" w:cs="Assistant Medium"/>
+        </w:rPr>
+        <w:t>No root login and additional hardening.</w:t>
+      </w:r>
+    </w:p>
+    <w:p>
+      <w:pPr>
+        <w:pStyle w:val="ListParagraph"/>
+        <w:numPr>
+          <w:ilvl w:val="0"/>
+          <w:numId w:val="2"/>
+        </w:numPr>
+        <w:spacing w:after="0" w:line="360" w:lineRule="auto"/>
+        <w:rPr>
+          <w:rFonts w:ascii="Assistant Medium" w:hAnsi="Assistant Medium" w:cs="Assistant Medium"/>
+        </w:rPr>
+      </w:pPr>
+      <w:r>
+        <w:rPr>
+          <w:rFonts w:ascii="Assistant Medium" w:hAnsi="Assistant Medium" w:cs="Assistant Medium"/>
+        </w:rPr>
+        <w:t xml:space="preserve">Monthly backup. Additional </w:t>
+      </w:r>
+      <w:r>
+        <w:rPr>
+          <w:rFonts w:ascii="Assistant Medium" w:hAnsi="Assistant Medium" w:cs="Assistant Medium"/>
+        </w:rPr>
+        <w:t xml:space="preserve">quarterly </w:t>
+      </w:r>
+      <w:r>
+        <w:rPr>
+          <w:rFonts w:ascii="Assistant Medium" w:hAnsi="Assistant Medium" w:cs="Assistant Medium"/>
+        </w:rPr>
+        <w:t xml:space="preserve">backup to different </w:t>
+      </w:r>
+      <w:r>
+        <w:rPr>
+          <w:rFonts w:ascii="Assistant Medium" w:hAnsi="Assistant Medium" w:cs="Assistant Medium"/>
+        </w:rPr>
+        <w:t>regions</w:t>
+      </w:r>
       <w:r>
         <w:rPr>
           <w:rFonts w:ascii="Assistant Medium" w:hAnsi="Assistant Medium" w:cs="Assistant Medium"/>
@@ -4648,19 +4307,23 @@
           <w:rFonts w:ascii="Assistant Medium" w:hAnsi="Assistant Medium" w:cs="Assistant Medium"/>
         </w:rPr>
       </w:pPr>
-      <w:proofErr w:type="gramStart"/>
-      <w:r>
-        <w:rPr>
-          <w:rFonts w:ascii="Assistant Medium" w:hAnsi="Assistant Medium" w:cs="Assistant Medium"/>
-        </w:rPr>
-        <w:t>Guardduty</w:t>
-      </w:r>
-      <w:proofErr w:type="gramEnd"/>
-      <w:r>
-        <w:rPr>
-          <w:rFonts w:ascii="Assistant Medium" w:hAnsi="Assistant Medium" w:cs="Assistant Medium"/>
-        </w:rPr>
-        <w:t>.</w:t>
+      <w:r>
+        <w:rPr>
+          <w:rFonts w:ascii="Assistant Medium" w:hAnsi="Assistant Medium" w:cs="Assistant Medium"/>
+        </w:rPr>
+        <w:t xml:space="preserve">All disks </w:t>
+      </w:r>
+      <w:r>
+        <w:rPr>
+          <w:rFonts w:ascii="Assistant Medium" w:hAnsi="Assistant Medium" w:cs="Assistant Medium"/>
+        </w:rPr>
+        <w:t xml:space="preserve">are </w:t>
+      </w:r>
+      <w:r>
+        <w:rPr>
+          <w:rFonts w:ascii="Assistant Medium" w:hAnsi="Assistant Medium" w:cs="Assistant Medium"/>
+        </w:rPr>
+        <w:t>encrypted.</w:t>
       </w:r>
     </w:p>
     <w:p>
@@ -4679,33 +4342,7 @@
         <w:rPr>
           <w:rFonts w:ascii="Assistant Medium" w:hAnsi="Assistant Medium" w:cs="Assistant Medium"/>
         </w:rPr>
-        <w:t>Login with cert</w:t>
-      </w:r>
-      <w:r>
-        <w:rPr>
-          <w:rFonts w:ascii="Assistant Medium" w:hAnsi="Assistant Medium" w:cs="Assistant Medium"/>
-        </w:rPr>
-        <w:t>s</w:t>
-      </w:r>
-      <w:r>
-        <w:rPr>
-          <w:rFonts w:ascii="Assistant Medium" w:hAnsi="Assistant Medium" w:cs="Assistant Medium"/>
-        </w:rPr>
-        <w:t xml:space="preserve"> from specific whitelisted </w:t>
-      </w:r>
-      <w:proofErr w:type="gramStart"/>
-      <w:r>
-        <w:rPr>
-          <w:rFonts w:ascii="Assistant Medium" w:hAnsi="Assistant Medium" w:cs="Assistant Medium"/>
-        </w:rPr>
-        <w:t>IP’s</w:t>
-      </w:r>
-      <w:proofErr w:type="gramEnd"/>
-      <w:r>
-        <w:rPr>
-          <w:rFonts w:ascii="Assistant Medium" w:hAnsi="Assistant Medium" w:cs="Assistant Medium"/>
-        </w:rPr>
-        <w:t>.</w:t>
+        <w:t>Scout suite - AWS misconfiguration checks – Manual checks.</w:t>
       </w:r>
     </w:p>
     <w:p>
@@ -4724,7 +4361,19 @@
         <w:rPr>
           <w:rFonts w:ascii="Assistant Medium" w:hAnsi="Assistant Medium" w:cs="Assistant Medium"/>
         </w:rPr>
-        <w:t>No root login and additional hardening.</w:t>
+        <w:t xml:space="preserve">Frequent </w:t>
+      </w:r>
+      <w:r>
+        <w:rPr>
+          <w:rFonts w:ascii="Assistant Medium" w:hAnsi="Assistant Medium" w:cs="Assistant Medium"/>
+        </w:rPr>
+        <w:t xml:space="preserve">apt </w:t>
+      </w:r>
+      <w:r>
+        <w:rPr>
+          <w:rFonts w:ascii="Assistant Medium" w:hAnsi="Assistant Medium" w:cs="Assistant Medium"/>
+        </w:rPr>
+        <w:t>updates.</w:t>
       </w:r>
     </w:p>
     <w:p>
@@ -4743,31 +4392,13 @@
         <w:rPr>
           <w:rFonts w:ascii="Assistant Medium" w:hAnsi="Assistant Medium" w:cs="Assistant Medium"/>
         </w:rPr>
-        <w:t xml:space="preserve">Monthly backup. Additional </w:t>
-      </w:r>
-      <w:r>
-        <w:rPr>
-          <w:rFonts w:ascii="Assistant Medium" w:hAnsi="Assistant Medium" w:cs="Assistant Medium"/>
-        </w:rPr>
-        <w:t xml:space="preserve">quarterly </w:t>
-      </w:r>
-      <w:r>
-        <w:rPr>
-          <w:rFonts w:ascii="Assistant Medium" w:hAnsi="Assistant Medium" w:cs="Assistant Medium"/>
-        </w:rPr>
-        <w:t xml:space="preserve">backup to different </w:t>
-      </w:r>
-      <w:r>
-        <w:rPr>
-          <w:rFonts w:ascii="Assistant Medium" w:hAnsi="Assistant Medium" w:cs="Assistant Medium"/>
-        </w:rPr>
-        <w:t>regions</w:t>
-      </w:r>
-      <w:r>
-        <w:rPr>
-          <w:rFonts w:ascii="Assistant Medium" w:hAnsi="Assistant Medium" w:cs="Assistant Medium"/>
-        </w:rPr>
-        <w:t>.</w:t>
+        <w:t>Ubunto pro</w:t>
+      </w:r>
+      <w:r>
+        <w:rPr>
+          <w:rFonts w:ascii="Assistant Medium" w:hAnsi="Assistant Medium" w:cs="Assistant Medium"/>
+        </w:rPr>
+        <w:t xml:space="preserve"> on latest version.</w:t>
       </w:r>
     </w:p>
     <w:p>
@@ -4786,129 +4417,7 @@
         <w:rPr>
           <w:rFonts w:ascii="Assistant Medium" w:hAnsi="Assistant Medium" w:cs="Assistant Medium"/>
         </w:rPr>
-        <w:t xml:space="preserve">All disks </w:t>
-      </w:r>
-      <w:r>
-        <w:rPr>
-          <w:rFonts w:ascii="Assistant Medium" w:hAnsi="Assistant Medium" w:cs="Assistant Medium"/>
-        </w:rPr>
-        <w:t xml:space="preserve">are </w:t>
-      </w:r>
-      <w:r>
-        <w:rPr>
-          <w:rFonts w:ascii="Assistant Medium" w:hAnsi="Assistant Medium" w:cs="Assistant Medium"/>
-        </w:rPr>
-        <w:t>encrypted.</w:t>
-      </w:r>
-    </w:p>
-    <w:p>
-      <w:pPr>
-        <w:pStyle w:val="ListParagraph"/>
-        <w:numPr>
-          <w:ilvl w:val="0"/>
-          <w:numId w:val="2"/>
-        </w:numPr>
-        <w:spacing w:after="0" w:line="360" w:lineRule="auto"/>
-        <w:rPr>
-          <w:rFonts w:ascii="Assistant Medium" w:hAnsi="Assistant Medium" w:cs="Assistant Medium"/>
-        </w:rPr>
-      </w:pPr>
-      <w:r>
-        <w:rPr>
-          <w:rFonts w:ascii="Assistant Medium" w:hAnsi="Assistant Medium" w:cs="Assistant Medium"/>
-        </w:rPr>
-        <w:t>Scout suite - AWS misconfiguration checks – Manual checks.</w:t>
-      </w:r>
-    </w:p>
-    <w:p>
-      <w:pPr>
-        <w:pStyle w:val="ListParagraph"/>
-        <w:numPr>
-          <w:ilvl w:val="0"/>
-          <w:numId w:val="2"/>
-        </w:numPr>
-        <w:spacing w:after="0" w:line="360" w:lineRule="auto"/>
-        <w:rPr>
-          <w:rFonts w:ascii="Assistant Medium" w:hAnsi="Assistant Medium" w:cs="Assistant Medium"/>
-        </w:rPr>
-      </w:pPr>
-      <w:r>
-        <w:rPr>
-          <w:rFonts w:ascii="Assistant Medium" w:hAnsi="Assistant Medium" w:cs="Assistant Medium"/>
-        </w:rPr>
-        <w:t xml:space="preserve">Frequent </w:t>
-      </w:r>
-      <w:r>
-        <w:rPr>
-          <w:rFonts w:ascii="Assistant Medium" w:hAnsi="Assistant Medium" w:cs="Assistant Medium"/>
-        </w:rPr>
-        <w:t xml:space="preserve">apt </w:t>
-      </w:r>
-      <w:r>
-        <w:rPr>
-          <w:rFonts w:ascii="Assistant Medium" w:hAnsi="Assistant Medium" w:cs="Assistant Medium"/>
-        </w:rPr>
-        <w:t>updates.</w:t>
-      </w:r>
-    </w:p>
-    <w:p>
-      <w:pPr>
-        <w:pStyle w:val="ListParagraph"/>
-        <w:numPr>
-          <w:ilvl w:val="0"/>
-          <w:numId w:val="2"/>
-        </w:numPr>
-        <w:spacing w:after="0" w:line="360" w:lineRule="auto"/>
-        <w:rPr>
-          <w:rFonts w:ascii="Assistant Medium" w:hAnsi="Assistant Medium" w:cs="Assistant Medium"/>
-        </w:rPr>
-      </w:pPr>
-      <w:proofErr w:type="spellStart"/>
-      <w:r>
-        <w:rPr>
-          <w:rFonts w:ascii="Assistant Medium" w:hAnsi="Assistant Medium" w:cs="Assistant Medium"/>
-        </w:rPr>
-        <w:t>Ubunto</w:t>
-      </w:r>
-      <w:proofErr w:type="spellEnd"/>
-      <w:r>
-        <w:rPr>
-          <w:rFonts w:ascii="Assistant Medium" w:hAnsi="Assistant Medium" w:cs="Assistant Medium"/>
-        </w:rPr>
-        <w:t xml:space="preserve"> pro</w:t>
-      </w:r>
-      <w:r>
-        <w:rPr>
-          <w:rFonts w:ascii="Assistant Medium" w:hAnsi="Assistant Medium" w:cs="Assistant Medium"/>
-        </w:rPr>
-        <w:t xml:space="preserve"> on latest version.</w:t>
-      </w:r>
-    </w:p>
-    <w:p>
-      <w:pPr>
-        <w:pStyle w:val="ListParagraph"/>
-        <w:numPr>
-          <w:ilvl w:val="0"/>
-          <w:numId w:val="2"/>
-        </w:numPr>
-        <w:spacing w:after="0" w:line="360" w:lineRule="auto"/>
-        <w:rPr>
-          <w:rFonts w:ascii="Assistant Medium" w:hAnsi="Assistant Medium" w:cs="Assistant Medium"/>
-        </w:rPr>
-      </w:pPr>
-      <w:proofErr w:type="spellStart"/>
-      <w:r>
-        <w:rPr>
-          <w:rFonts w:ascii="Assistant Medium" w:hAnsi="Assistant Medium" w:cs="Assistant Medium"/>
-        </w:rPr>
-        <w:t>Cloudtrail</w:t>
-      </w:r>
-      <w:proofErr w:type="spellEnd"/>
-      <w:r>
-        <w:rPr>
-          <w:rFonts w:ascii="Assistant Medium" w:hAnsi="Assistant Medium" w:cs="Assistant Medium"/>
-        </w:rPr>
-        <w:t xml:space="preserve"> monitoring.</w:t>
+        <w:t>Cloudtrail monitoring.</w:t>
       </w:r>
       <w:r>
         <w:rPr>
@@ -5105,18 +4614,8 @@
           <w:b/>
           <w:bCs/>
         </w:rPr>
-        <w:t xml:space="preserve">Squarespace and bunny </w:t>
-      </w:r>
-      <w:proofErr w:type="spellStart"/>
-      <w:r>
-        <w:rPr>
-          <w:rFonts w:ascii="Assistant Medium" w:hAnsi="Assistant Medium" w:cs="Assistant Medium"/>
-          <w:b/>
-          <w:bCs/>
-        </w:rPr>
-        <w:t>cdn</w:t>
-      </w:r>
-      <w:proofErr w:type="spellEnd"/>
+        <w:t>Squarespace and bunny cdn</w:t>
+      </w:r>
     </w:p>
     <w:p>
       <w:pPr>
@@ -5174,119 +4673,107 @@
           <w:rFonts w:ascii="Assistant Medium" w:hAnsi="Assistant Medium" w:cs="Assistant Medium"/>
         </w:rPr>
       </w:pPr>
-      <w:proofErr w:type="spellStart"/>
       <w:r>
         <w:rPr>
           <w:rFonts w:ascii="Assistant Medium" w:hAnsi="Assistant Medium" w:cs="Assistant Medium"/>
         </w:rPr>
         <w:t>Dnssec</w:t>
       </w:r>
-      <w:proofErr w:type="spellEnd"/>
-    </w:p>
-    <w:p>
-      <w:pPr>
-        <w:pStyle w:val="ListParagraph"/>
-        <w:numPr>
-          <w:ilvl w:val="0"/>
-          <w:numId w:val="4"/>
-        </w:numPr>
-        <w:spacing w:after="0" w:line="360" w:lineRule="auto"/>
-        <w:rPr>
-          <w:rFonts w:ascii="Assistant Medium" w:hAnsi="Assistant Medium" w:cs="Assistant Medium"/>
-        </w:rPr>
-      </w:pPr>
-      <w:proofErr w:type="spellStart"/>
+    </w:p>
+    <w:p>
+      <w:pPr>
+        <w:pStyle w:val="ListParagraph"/>
+        <w:numPr>
+          <w:ilvl w:val="0"/>
+          <w:numId w:val="4"/>
+        </w:numPr>
+        <w:spacing w:after="0" w:line="360" w:lineRule="auto"/>
+        <w:rPr>
+          <w:rFonts w:ascii="Assistant Medium" w:hAnsi="Assistant Medium" w:cs="Assistant Medium"/>
+        </w:rPr>
+      </w:pPr>
       <w:r>
         <w:rPr>
           <w:rFonts w:ascii="Assistant Medium" w:hAnsi="Assistant Medium" w:cs="Assistant Medium"/>
         </w:rPr>
         <w:t>Spf</w:t>
       </w:r>
-      <w:proofErr w:type="spellEnd"/>
-    </w:p>
-    <w:p>
-      <w:pPr>
-        <w:pStyle w:val="ListParagraph"/>
-        <w:numPr>
-          <w:ilvl w:val="0"/>
-          <w:numId w:val="4"/>
-        </w:numPr>
-        <w:spacing w:after="0" w:line="360" w:lineRule="auto"/>
-        <w:rPr>
-          <w:rFonts w:ascii="Assistant Medium" w:hAnsi="Assistant Medium" w:cs="Assistant Medium"/>
-        </w:rPr>
-      </w:pPr>
-      <w:proofErr w:type="spellStart"/>
+    </w:p>
+    <w:p>
+      <w:pPr>
+        <w:pStyle w:val="ListParagraph"/>
+        <w:numPr>
+          <w:ilvl w:val="0"/>
+          <w:numId w:val="4"/>
+        </w:numPr>
+        <w:spacing w:after="0" w:line="360" w:lineRule="auto"/>
+        <w:rPr>
+          <w:rFonts w:ascii="Assistant Medium" w:hAnsi="Assistant Medium" w:cs="Assistant Medium"/>
+        </w:rPr>
+      </w:pPr>
       <w:r>
         <w:rPr>
           <w:rFonts w:ascii="Assistant Medium" w:hAnsi="Assistant Medium" w:cs="Assistant Medium"/>
         </w:rPr>
         <w:t>Mta-sts</w:t>
       </w:r>
-      <w:proofErr w:type="spellEnd"/>
-    </w:p>
-    <w:p>
-      <w:pPr>
-        <w:pStyle w:val="ListParagraph"/>
-        <w:numPr>
-          <w:ilvl w:val="0"/>
-          <w:numId w:val="4"/>
-        </w:numPr>
-        <w:spacing w:after="0" w:line="360" w:lineRule="auto"/>
-        <w:rPr>
-          <w:rFonts w:ascii="Assistant Medium" w:hAnsi="Assistant Medium" w:cs="Assistant Medium"/>
-        </w:rPr>
-      </w:pPr>
-      <w:proofErr w:type="spellStart"/>
+    </w:p>
+    <w:p>
+      <w:pPr>
+        <w:pStyle w:val="ListParagraph"/>
+        <w:numPr>
+          <w:ilvl w:val="0"/>
+          <w:numId w:val="4"/>
+        </w:numPr>
+        <w:spacing w:after="0" w:line="360" w:lineRule="auto"/>
+        <w:rPr>
+          <w:rFonts w:ascii="Assistant Medium" w:hAnsi="Assistant Medium" w:cs="Assistant Medium"/>
+        </w:rPr>
+      </w:pPr>
       <w:r>
         <w:rPr>
           <w:rFonts w:ascii="Assistant Medium" w:hAnsi="Assistant Medium" w:cs="Assistant Medium"/>
         </w:rPr>
         <w:t>Dmarc</w:t>
       </w:r>
-      <w:proofErr w:type="spellEnd"/>
-    </w:p>
-    <w:p>
-      <w:pPr>
-        <w:pStyle w:val="ListParagraph"/>
-        <w:numPr>
-          <w:ilvl w:val="0"/>
-          <w:numId w:val="4"/>
-        </w:numPr>
-        <w:spacing w:after="0" w:line="360" w:lineRule="auto"/>
-        <w:rPr>
-          <w:rFonts w:ascii="Assistant Medium" w:hAnsi="Assistant Medium" w:cs="Assistant Medium"/>
-        </w:rPr>
-      </w:pPr>
-      <w:proofErr w:type="spellStart"/>
+    </w:p>
+    <w:p>
+      <w:pPr>
+        <w:pStyle w:val="ListParagraph"/>
+        <w:numPr>
+          <w:ilvl w:val="0"/>
+          <w:numId w:val="4"/>
+        </w:numPr>
+        <w:spacing w:after="0" w:line="360" w:lineRule="auto"/>
+        <w:rPr>
+          <w:rFonts w:ascii="Assistant Medium" w:hAnsi="Assistant Medium" w:cs="Assistant Medium"/>
+        </w:rPr>
+      </w:pPr>
       <w:r>
         <w:rPr>
           <w:rFonts w:ascii="Assistant Medium" w:hAnsi="Assistant Medium" w:cs="Assistant Medium"/>
         </w:rPr>
         <w:t>Dkim</w:t>
       </w:r>
-      <w:proofErr w:type="spellEnd"/>
-    </w:p>
-    <w:p>
-      <w:pPr>
-        <w:pStyle w:val="ListParagraph"/>
-        <w:numPr>
-          <w:ilvl w:val="0"/>
-          <w:numId w:val="4"/>
-        </w:numPr>
-        <w:spacing w:after="0" w:line="360" w:lineRule="auto"/>
-        <w:rPr>
-          <w:rFonts w:ascii="Assistant Medium" w:hAnsi="Assistant Medium" w:cs="Assistant Medium"/>
-        </w:rPr>
-      </w:pPr>
-      <w:proofErr w:type="spellStart"/>
+    </w:p>
+    <w:p>
+      <w:pPr>
+        <w:pStyle w:val="ListParagraph"/>
+        <w:numPr>
+          <w:ilvl w:val="0"/>
+          <w:numId w:val="4"/>
+        </w:numPr>
+        <w:spacing w:after="0" w:line="360" w:lineRule="auto"/>
+        <w:rPr>
+          <w:rFonts w:ascii="Assistant Medium" w:hAnsi="Assistant Medium" w:cs="Assistant Medium"/>
+        </w:rPr>
+      </w:pPr>
       <w:r>
         <w:rPr>
           <w:rFonts w:ascii="Assistant Medium" w:hAnsi="Assistant Medium" w:cs="Assistant Medium"/>
         </w:rPr>
         <w:t>Caa</w:t>
       </w:r>
-      <w:proofErr w:type="spellEnd"/>
     </w:p>
     <w:p>
       <w:pPr>
@@ -5541,19 +5028,11 @@
           <w:u w:val="single"/>
         </w:rPr>
       </w:pPr>
-      <w:proofErr w:type="spellStart"/>
-      <w:r>
-        <w:rPr>
-          <w:rFonts w:ascii="Assistant Medium" w:hAnsi="Assistant Medium" w:cs="Assistant Medium"/>
-        </w:rPr>
-        <w:t>Abuseipdb</w:t>
-      </w:r>
-      <w:proofErr w:type="spellEnd"/>
-      <w:r>
-        <w:rPr>
-          <w:rFonts w:ascii="Assistant Medium" w:hAnsi="Assistant Medium" w:cs="Assistant Medium"/>
-        </w:rPr>
-        <w:t xml:space="preserve"> and other known feeds.</w:t>
+      <w:r>
+        <w:rPr>
+          <w:rFonts w:ascii="Assistant Medium" w:hAnsi="Assistant Medium" w:cs="Assistant Medium"/>
+        </w:rPr>
+        <w:t>Abuseipdb and other known feeds.</w:t>
       </w:r>
     </w:p>
     <w:p>
@@ -5621,21 +5100,11 @@
           <w:u w:val="single"/>
         </w:rPr>
       </w:pPr>
-      <w:proofErr w:type="spellStart"/>
-      <w:proofErr w:type="gramStart"/>
-      <w:r>
-        <w:rPr>
-          <w:rFonts w:ascii="Assistant Medium" w:hAnsi="Assistant Medium" w:cs="Assistant Medium"/>
-        </w:rPr>
-        <w:t>Whois</w:t>
-      </w:r>
-      <w:proofErr w:type="spellEnd"/>
-      <w:proofErr w:type="gramEnd"/>
-      <w:r>
-        <w:rPr>
-          <w:rFonts w:ascii="Assistant Medium" w:hAnsi="Assistant Medium" w:cs="Assistant Medium"/>
-        </w:rPr>
-        <w:t xml:space="preserve"> privacy.</w:t>
+      <w:r>
+        <w:rPr>
+          <w:rFonts w:ascii="Assistant Medium" w:hAnsi="Assistant Medium" w:cs="Assistant Medium"/>
+        </w:rPr>
+        <w:t>Whois privacy.</w:t>
       </w:r>
     </w:p>
     <w:p>
@@ -5833,19 +5302,11 @@
           <w:u w:val="single"/>
         </w:rPr>
       </w:pPr>
-      <w:proofErr w:type="spellStart"/>
-      <w:r>
-        <w:rPr>
-          <w:rFonts w:ascii="Assistant Medium" w:hAnsi="Assistant Medium" w:cs="Assistant Medium"/>
-        </w:rPr>
-        <w:t>Onedrive</w:t>
-      </w:r>
-      <w:proofErr w:type="spellEnd"/>
-      <w:r>
-        <w:rPr>
-          <w:rFonts w:ascii="Assistant Medium" w:hAnsi="Assistant Medium" w:cs="Assistant Medium"/>
-        </w:rPr>
-        <w:t xml:space="preserve"> (6x1TB).</w:t>
+      <w:r>
+        <w:rPr>
+          <w:rFonts w:ascii="Assistant Medium" w:hAnsi="Assistant Medium" w:cs="Assistant Medium"/>
+        </w:rPr>
+        <w:t>Onedrive (6x1TB).</w:t>
       </w:r>
     </w:p>
     <w:p>
@@ -5861,7 +5322,6 @@
           <w:u w:val="single"/>
         </w:rPr>
       </w:pPr>
-      <w:proofErr w:type="gramStart"/>
       <w:r>
         <w:rPr>
           <w:rFonts w:ascii="Assistant Medium" w:hAnsi="Assistant Medium" w:cs="Assistant Medium"/>
@@ -5869,7 +5329,6 @@
         <w:lastRenderedPageBreak/>
         <w:t>Family Google</w:t>
       </w:r>
-      <w:proofErr w:type="gramEnd"/>
       <w:r>
         <w:rPr>
           <w:rFonts w:ascii="Assistant Medium" w:hAnsi="Assistant Medium" w:cs="Assistant Medium"/>
@@ -6043,14 +5502,12 @@
           <w:rFonts w:ascii="Assistant Medium" w:hAnsi="Assistant Medium" w:cs="Assistant Medium"/>
         </w:rPr>
       </w:pPr>
-      <w:proofErr w:type="spellStart"/>
       <w:r>
         <w:rPr>
           <w:rFonts w:ascii="Assistant Medium" w:hAnsi="Assistant Medium" w:cs="Assistant Medium"/>
         </w:rPr>
         <w:t>Lm</w:t>
       </w:r>
-      <w:proofErr w:type="spellEnd"/>
       <w:r>
         <w:rPr>
           <w:rFonts w:ascii="Assistant Medium" w:hAnsi="Assistant Medium" w:cs="Assistant Medium"/>
@@ -6061,27 +5518,7 @@
         <w:rPr>
           <w:rFonts w:ascii="Assistant Medium" w:hAnsi="Assistant Medium" w:cs="Assistant Medium"/>
         </w:rPr>
-        <w:t>studio Bionic</w:t>
-      </w:r>
-      <w:r>
-        <w:rPr>
-          <w:rFonts w:ascii="Assistant Medium" w:hAnsi="Assistant Medium" w:cs="Assistant Medium"/>
-        </w:rPr>
-        <w:t xml:space="preserve"> - Local AI with internet capabilities (shell usage disabled) with </w:t>
-      </w:r>
-      <w:proofErr w:type="spellStart"/>
-      <w:r>
-        <w:rPr>
-          <w:rFonts w:ascii="Assistant Medium" w:hAnsi="Assistant Medium" w:cs="Assistant Medium"/>
-        </w:rPr>
-        <w:t>Lm</w:t>
-      </w:r>
-      <w:proofErr w:type="spellEnd"/>
-      <w:r>
-        <w:rPr>
-          <w:rFonts w:ascii="Assistant Medium" w:hAnsi="Assistant Medium" w:cs="Assistant Medium"/>
-        </w:rPr>
-        <w:t xml:space="preserve"> link for use of main computer power by remote laptop </w:t>
+        <w:t xml:space="preserve">studio Bionic - Local AI with internet capabilities (shell usage disabled) with Lm link for use of main computer power by remote laptop </w:t>
       </w:r>
     </w:p>
     <w:p>
@@ -6265,19 +5702,11 @@
           <w:rFonts w:ascii="Assistant Medium" w:hAnsi="Assistant Medium" w:cs="Assistant Medium"/>
         </w:rPr>
       </w:pPr>
-      <w:proofErr w:type="spellStart"/>
-      <w:r>
-        <w:rPr>
-          <w:rFonts w:ascii="Assistant Medium" w:hAnsi="Assistant Medium" w:cs="Assistant Medium"/>
-        </w:rPr>
-        <w:t>Youtube</w:t>
-      </w:r>
-      <w:proofErr w:type="spellEnd"/>
-      <w:r>
-        <w:rPr>
-          <w:rFonts w:ascii="Assistant Medium" w:hAnsi="Assistant Medium" w:cs="Assistant Medium"/>
-        </w:rPr>
-        <w:t xml:space="preserve"> premium family plan (no ads).</w:t>
+      <w:r>
+        <w:rPr>
+          <w:rFonts w:ascii="Assistant Medium" w:hAnsi="Assistant Medium" w:cs="Assistant Medium"/>
+        </w:rPr>
+        <w:t>Youtube premium family plan (no ads).</w:t>
       </w:r>
     </w:p>
     <w:p>
@@ -6503,21 +5932,7 @@
         <w:rPr>
           <w:rFonts w:ascii="Assistant Medium" w:hAnsi="Assistant Medium" w:cs="Assistant Medium"/>
         </w:rPr>
-        <w:t xml:space="preserve">Splunk Enterprise clusters with ES, as a testing environment for my enterprise clients. Build on </w:t>
-      </w:r>
-      <w:proofErr w:type="spellStart"/>
-      <w:r>
-        <w:rPr>
-          <w:rFonts w:ascii="Assistant Medium" w:hAnsi="Assistant Medium" w:cs="Assistant Medium"/>
-        </w:rPr>
-        <w:t>Vmware</w:t>
-      </w:r>
-      <w:proofErr w:type="spellEnd"/>
-      <w:r>
-        <w:rPr>
-          <w:rFonts w:ascii="Assistant Medium" w:hAnsi="Assistant Medium" w:cs="Assistant Medium"/>
-        </w:rPr>
-        <w:t xml:space="preserve"> workstation pro as VM'S (1</w:t>
+        <w:t>Splunk Enterprise clusters with ES, as a testing environment for my enterprise clients. Build on Vmware workstation pro as VM'S (1</w:t>
       </w:r>
       <w:r>
         <w:rPr>
@@ -6535,21 +5950,7 @@
         <w:rPr>
           <w:rFonts w:ascii="Assistant Medium" w:hAnsi="Assistant Medium" w:cs="Assistant Medium"/>
         </w:rPr>
-        <w:t xml:space="preserve"> that most of the time </w:t>
-      </w:r>
-      <w:proofErr w:type="gramStart"/>
-      <w:r>
-        <w:rPr>
-          <w:rFonts w:ascii="Assistant Medium" w:hAnsi="Assistant Medium" w:cs="Assistant Medium"/>
-        </w:rPr>
-        <w:t>turned</w:t>
-      </w:r>
-      <w:proofErr w:type="gramEnd"/>
-      <w:r>
-        <w:rPr>
-          <w:rFonts w:ascii="Assistant Medium" w:hAnsi="Assistant Medium" w:cs="Assistant Medium"/>
-        </w:rPr>
-        <w:t xml:space="preserve"> off for electricity saving. But can be turned remotely</w:t>
+        <w:t xml:space="preserve"> that most of the time turned off for electricity saving. But can be turned remotely</w:t>
       </w:r>
       <w:r>
         <w:rPr>
@@ -6787,82 +6188,26 @@
         <w:rPr>
           <w:rFonts w:ascii="Assistant Medium" w:hAnsi="Assistant Medium" w:cs="Assistant Medium"/>
         </w:rPr>
-        <w:t xml:space="preserve">Linux VM for sending logs by UF, </w:t>
-      </w:r>
-      <w:proofErr w:type="gramStart"/>
-      <w:r>
-        <w:rPr>
-          <w:rFonts w:ascii="Assistant Medium" w:hAnsi="Assistant Medium" w:cs="Assistant Medium"/>
-        </w:rPr>
-        <w:t>and also</w:t>
-      </w:r>
-      <w:proofErr w:type="gramEnd"/>
-      <w:r>
-        <w:rPr>
-          <w:rFonts w:ascii="Assistant Medium" w:hAnsi="Assistant Medium" w:cs="Assistant Medium"/>
-        </w:rPr>
-        <w:t xml:space="preserve"> syslog by </w:t>
-      </w:r>
-      <w:proofErr w:type="spellStart"/>
-      <w:r>
-        <w:rPr>
-          <w:rFonts w:ascii="Assistant Medium" w:hAnsi="Assistant Medium" w:cs="Assistant Medium"/>
-        </w:rPr>
-        <w:t>Rsyslog</w:t>
-      </w:r>
-      <w:proofErr w:type="spellEnd"/>
-      <w:r>
-        <w:rPr>
-          <w:rFonts w:ascii="Assistant Medium" w:hAnsi="Assistant Medium" w:cs="Assistant Medium"/>
-        </w:rPr>
-        <w:t xml:space="preserve"> to SC4S.</w:t>
-      </w:r>
-    </w:p>
-    <w:p>
-      <w:pPr>
-        <w:pStyle w:val="ListParagraph"/>
-        <w:numPr>
-          <w:ilvl w:val="0"/>
-          <w:numId w:val="4"/>
-        </w:numPr>
-        <w:spacing w:after="0" w:line="360" w:lineRule="auto"/>
-        <w:rPr>
-          <w:rFonts w:ascii="Assistant Medium" w:hAnsi="Assistant Medium" w:cs="Assistant Medium"/>
-        </w:rPr>
-      </w:pPr>
-      <w:r>
-        <w:rPr>
-          <w:rFonts w:ascii="Assistant Medium" w:hAnsi="Assistant Medium" w:cs="Assistant Medium"/>
-        </w:rPr>
-        <w:t xml:space="preserve">Windows VM for sending logs by UF, </w:t>
-      </w:r>
-      <w:proofErr w:type="gramStart"/>
-      <w:r>
-        <w:rPr>
-          <w:rFonts w:ascii="Assistant Medium" w:hAnsi="Assistant Medium" w:cs="Assistant Medium"/>
-        </w:rPr>
-        <w:t>and also</w:t>
-      </w:r>
-      <w:proofErr w:type="gramEnd"/>
-      <w:r>
-        <w:rPr>
-          <w:rFonts w:ascii="Assistant Medium" w:hAnsi="Assistant Medium" w:cs="Assistant Medium"/>
-        </w:rPr>
-        <w:t xml:space="preserve"> Syslog to SC4S by </w:t>
-      </w:r>
-      <w:proofErr w:type="spellStart"/>
-      <w:r>
-        <w:rPr>
-          <w:rFonts w:ascii="Assistant Medium" w:hAnsi="Assistant Medium" w:cs="Assistant Medium"/>
-        </w:rPr>
-        <w:t>solarwinds</w:t>
-      </w:r>
-      <w:proofErr w:type="spellEnd"/>
-      <w:r>
-        <w:rPr>
-          <w:rFonts w:ascii="Assistant Medium" w:hAnsi="Assistant Medium" w:cs="Assistant Medium"/>
-        </w:rPr>
-        <w:t xml:space="preserve"> event forwarder -&gt; Kiwi Syslog server -&gt; SC4S -&gt; Splunk (Mimic air-gapped environment).</w:t>
+        <w:t>Linux VM for sending logs by UF, and also syslog by Rsyslog to SC4S.</w:t>
+      </w:r>
+    </w:p>
+    <w:p>
+      <w:pPr>
+        <w:pStyle w:val="ListParagraph"/>
+        <w:numPr>
+          <w:ilvl w:val="0"/>
+          <w:numId w:val="4"/>
+        </w:numPr>
+        <w:spacing w:after="0" w:line="360" w:lineRule="auto"/>
+        <w:rPr>
+          <w:rFonts w:ascii="Assistant Medium" w:hAnsi="Assistant Medium" w:cs="Assistant Medium"/>
+        </w:rPr>
+      </w:pPr>
+      <w:r>
+        <w:rPr>
+          <w:rFonts w:ascii="Assistant Medium" w:hAnsi="Assistant Medium" w:cs="Assistant Medium"/>
+        </w:rPr>
+        <w:t>Windows VM for sending logs by UF, and also Syslog to SC4S by solarwinds event forwarder -&gt; Kiwi Syslog server -&gt; SC4S -&gt; Splunk (Mimic air-gapped environment).</w:t>
       </w:r>
     </w:p>
     <w:p>
@@ -6944,275 +6289,153 @@
         <w:rPr>
           <w:rFonts w:ascii="Assistant Medium" w:hAnsi="Assistant Medium" w:cs="Assistant Medium"/>
         </w:rPr>
-        <w:t xml:space="preserve">Using </w:t>
-      </w:r>
-      <w:proofErr w:type="spellStart"/>
-      <w:r>
-        <w:rPr>
-          <w:rFonts w:ascii="Assistant Medium" w:hAnsi="Assistant Medium" w:cs="Assistant Medium"/>
-        </w:rPr>
-        <w:t>Twingate</w:t>
-      </w:r>
-      <w:proofErr w:type="spellEnd"/>
+        <w:t>Using Twingate ztna connector on one of the VM for login to rest of the VM.</w:t>
+      </w:r>
+    </w:p>
+    <w:p>
+      <w:pPr>
+        <w:pStyle w:val="ListParagraph"/>
+        <w:numPr>
+          <w:ilvl w:val="0"/>
+          <w:numId w:val="4"/>
+        </w:numPr>
+        <w:spacing w:after="0" w:line="360" w:lineRule="auto"/>
+        <w:rPr>
+          <w:rFonts w:ascii="Assistant Medium" w:hAnsi="Assistant Medium" w:cs="Assistant Medium"/>
+        </w:rPr>
+      </w:pPr>
+      <w:r>
+        <w:rPr>
+          <w:rFonts w:ascii="Assistant Medium" w:hAnsi="Assistant Medium" w:cs="Assistant Medium"/>
+        </w:rPr>
+        <w:t>Custom DNS records on the DNS firewall for using local hostnames for the VM's.</w:t>
+      </w:r>
+    </w:p>
+    <w:p>
+      <w:pPr>
+        <w:pStyle w:val="ListParagraph"/>
+        <w:numPr>
+          <w:ilvl w:val="0"/>
+          <w:numId w:val="4"/>
+        </w:numPr>
+        <w:spacing w:after="0" w:line="360" w:lineRule="auto"/>
+        <w:rPr>
+          <w:rFonts w:ascii="Assistant Medium" w:hAnsi="Assistant Medium" w:cs="Assistant Medium"/>
+        </w:rPr>
+      </w:pPr>
+      <w:r>
+        <w:rPr>
+          <w:rFonts w:ascii="Assistant Medium" w:hAnsi="Assistant Medium" w:cs="Assistant Medium"/>
+        </w:rPr>
+        <w:t>Self-signed tls certificates.</w:t>
+      </w:r>
+    </w:p>
+    <w:p>
+      <w:pPr>
+        <w:pStyle w:val="ListParagraph"/>
+        <w:numPr>
+          <w:ilvl w:val="0"/>
+          <w:numId w:val="4"/>
+        </w:numPr>
+        <w:spacing w:after="0" w:line="360" w:lineRule="auto"/>
+        <w:rPr>
+          <w:rFonts w:ascii="Assistant Medium" w:hAnsi="Assistant Medium" w:cs="Assistant Medium"/>
+        </w:rPr>
+      </w:pPr>
+      <w:r>
+        <w:rPr>
+          <w:rFonts w:ascii="Assistant Medium" w:hAnsi="Assistant Medium" w:cs="Assistant Medium"/>
+        </w:rPr>
+        <w:t>Each Linux VM can't use ROOT login, and login done by CERT key.</w:t>
+      </w:r>
+    </w:p>
+    <w:p>
+      <w:pPr>
+        <w:pStyle w:val="ListParagraph"/>
+        <w:numPr>
+          <w:ilvl w:val="0"/>
+          <w:numId w:val="4"/>
+        </w:numPr>
+        <w:spacing w:after="0" w:line="360" w:lineRule="auto"/>
+        <w:rPr>
+          <w:rFonts w:ascii="Assistant Medium" w:hAnsi="Assistant Medium" w:cs="Assistant Medium"/>
+        </w:rPr>
+      </w:pPr>
+      <w:r>
+        <w:rPr>
+          <w:rFonts w:ascii="Assistant Medium" w:hAnsi="Assistant Medium" w:cs="Assistant Medium"/>
+        </w:rPr>
+        <w:t>The Checkpoint firewall has a always turned on switch button, in case of power drop.</w:t>
+      </w:r>
+    </w:p>
+    <w:p>
+      <w:pPr>
+        <w:pStyle w:val="ListParagraph"/>
+        <w:numPr>
+          <w:ilvl w:val="0"/>
+          <w:numId w:val="2"/>
+        </w:numPr>
+        <w:spacing w:after="0" w:line="360" w:lineRule="auto"/>
+        <w:rPr>
+          <w:rFonts w:ascii="Assistant Medium" w:hAnsi="Assistant Medium" w:cs="Assistant Medium"/>
+        </w:rPr>
+      </w:pPr>
+      <w:r>
+        <w:rPr>
+          <w:rFonts w:ascii="Assistant Medium" w:hAnsi="Assistant Medium" w:cs="Assistant Medium"/>
+        </w:rPr>
+        <w:t>Additional servers for the splunk cluster:</w:t>
+      </w:r>
+    </w:p>
+    <w:p>
+      <w:pPr>
+        <w:pStyle w:val="ListParagraph"/>
+        <w:numPr>
+          <w:ilvl w:val="0"/>
+          <w:numId w:val="4"/>
+        </w:numPr>
+        <w:spacing w:after="0" w:line="360" w:lineRule="auto"/>
+        <w:rPr>
+          <w:rFonts w:ascii="Assistant Medium" w:hAnsi="Assistant Medium" w:cs="Assistant Medium"/>
+        </w:rPr>
+      </w:pPr>
+      <w:r>
+        <w:rPr>
+          <w:rFonts w:ascii="Assistant Medium" w:hAnsi="Assistant Medium" w:cs="Assistant Medium"/>
+        </w:rPr>
+        <w:t>MISP – was needed</w:t>
+      </w:r>
+      <w:r>
+        <w:rPr>
+          <w:rFonts w:ascii="Assistant Medium" w:hAnsi="Assistant Medium" w:cs="Assistant Medium"/>
+        </w:rPr>
+        <w:t xml:space="preserve"> for connecting misp to threat intelligence module.</w:t>
+      </w:r>
       <w:r>
         <w:rPr>
           <w:rFonts w:ascii="Assistant Medium" w:hAnsi="Assistant Medium" w:cs="Assistant Medium"/>
         </w:rPr>
         <w:t xml:space="preserve"> </w:t>
       </w:r>
-      <w:proofErr w:type="spellStart"/>
-      <w:r>
-        <w:rPr>
-          <w:rFonts w:ascii="Assistant Medium" w:hAnsi="Assistant Medium" w:cs="Assistant Medium"/>
-        </w:rPr>
-        <w:t>ztna</w:t>
-      </w:r>
-      <w:proofErr w:type="spellEnd"/>
-      <w:r>
-        <w:rPr>
-          <w:rFonts w:ascii="Assistant Medium" w:hAnsi="Assistant Medium" w:cs="Assistant Medium"/>
-        </w:rPr>
-        <w:t xml:space="preserve"> connector on one of the VM for login to rest of the VM.</w:t>
-      </w:r>
-    </w:p>
-    <w:p>
-      <w:pPr>
-        <w:pStyle w:val="ListParagraph"/>
-        <w:numPr>
-          <w:ilvl w:val="0"/>
-          <w:numId w:val="4"/>
-        </w:numPr>
-        <w:spacing w:after="0" w:line="360" w:lineRule="auto"/>
-        <w:rPr>
-          <w:rFonts w:ascii="Assistant Medium" w:hAnsi="Assistant Medium" w:cs="Assistant Medium"/>
-        </w:rPr>
-      </w:pPr>
-      <w:r>
-        <w:rPr>
-          <w:rFonts w:ascii="Assistant Medium" w:hAnsi="Assistant Medium" w:cs="Assistant Medium"/>
-        </w:rPr>
-        <w:t>Custom DNS records on the DNS firewall for using local hostnames for the VM's.</w:t>
-      </w:r>
-    </w:p>
-    <w:p>
-      <w:pPr>
-        <w:pStyle w:val="ListParagraph"/>
-        <w:numPr>
-          <w:ilvl w:val="0"/>
-          <w:numId w:val="4"/>
-        </w:numPr>
-        <w:spacing w:after="0" w:line="360" w:lineRule="auto"/>
-        <w:rPr>
-          <w:rFonts w:ascii="Assistant Medium" w:hAnsi="Assistant Medium" w:cs="Assistant Medium"/>
-        </w:rPr>
-      </w:pPr>
-      <w:r>
-        <w:rPr>
-          <w:rFonts w:ascii="Assistant Medium" w:hAnsi="Assistant Medium" w:cs="Assistant Medium"/>
-        </w:rPr>
-        <w:t xml:space="preserve">Self-signed </w:t>
-      </w:r>
-      <w:proofErr w:type="spellStart"/>
-      <w:r>
-        <w:rPr>
-          <w:rFonts w:ascii="Assistant Medium" w:hAnsi="Assistant Medium" w:cs="Assistant Medium"/>
-        </w:rPr>
-        <w:t>tls</w:t>
-      </w:r>
-      <w:proofErr w:type="spellEnd"/>
-      <w:r>
-        <w:rPr>
-          <w:rFonts w:ascii="Assistant Medium" w:hAnsi="Assistant Medium" w:cs="Assistant Medium"/>
-        </w:rPr>
-        <w:t xml:space="preserve"> certificates.</w:t>
-      </w:r>
-    </w:p>
-    <w:p>
-      <w:pPr>
-        <w:pStyle w:val="ListParagraph"/>
-        <w:numPr>
-          <w:ilvl w:val="0"/>
-          <w:numId w:val="4"/>
-        </w:numPr>
-        <w:spacing w:after="0" w:line="360" w:lineRule="auto"/>
-        <w:rPr>
-          <w:rFonts w:ascii="Assistant Medium" w:hAnsi="Assistant Medium" w:cs="Assistant Medium"/>
-        </w:rPr>
-      </w:pPr>
-      <w:r>
-        <w:rPr>
-          <w:rFonts w:ascii="Assistant Medium" w:hAnsi="Assistant Medium" w:cs="Assistant Medium"/>
-        </w:rPr>
-        <w:t xml:space="preserve">Each Linux VM can't use ROOT login, and login </w:t>
-      </w:r>
-      <w:proofErr w:type="gramStart"/>
-      <w:r>
-        <w:rPr>
-          <w:rFonts w:ascii="Assistant Medium" w:hAnsi="Assistant Medium" w:cs="Assistant Medium"/>
-        </w:rPr>
-        <w:t>done</w:t>
-      </w:r>
-      <w:proofErr w:type="gramEnd"/>
-      <w:r>
-        <w:rPr>
-          <w:rFonts w:ascii="Assistant Medium" w:hAnsi="Assistant Medium" w:cs="Assistant Medium"/>
-        </w:rPr>
-        <w:t xml:space="preserve"> by CERT key.</w:t>
-      </w:r>
-    </w:p>
-    <w:p>
-      <w:pPr>
-        <w:pStyle w:val="ListParagraph"/>
-        <w:numPr>
-          <w:ilvl w:val="0"/>
-          <w:numId w:val="4"/>
-        </w:numPr>
-        <w:spacing w:after="0" w:line="360" w:lineRule="auto"/>
-        <w:rPr>
-          <w:rFonts w:ascii="Assistant Medium" w:hAnsi="Assistant Medium" w:cs="Assistant Medium"/>
-        </w:rPr>
-      </w:pPr>
-      <w:r>
-        <w:rPr>
-          <w:rFonts w:ascii="Assistant Medium" w:hAnsi="Assistant Medium" w:cs="Assistant Medium"/>
-        </w:rPr>
-        <w:t xml:space="preserve">The Checkpoint firewall has </w:t>
-      </w:r>
-      <w:proofErr w:type="spellStart"/>
-      <w:proofErr w:type="gramStart"/>
-      <w:r>
-        <w:rPr>
-          <w:rFonts w:ascii="Assistant Medium" w:hAnsi="Assistant Medium" w:cs="Assistant Medium"/>
-        </w:rPr>
-        <w:t>a</w:t>
-      </w:r>
-      <w:proofErr w:type="spellEnd"/>
-      <w:proofErr w:type="gramEnd"/>
-      <w:r>
-        <w:rPr>
-          <w:rFonts w:ascii="Assistant Medium" w:hAnsi="Assistant Medium" w:cs="Assistant Medium"/>
-        </w:rPr>
-        <w:t xml:space="preserve"> always </w:t>
-      </w:r>
-      <w:proofErr w:type="gramStart"/>
-      <w:r>
-        <w:rPr>
-          <w:rFonts w:ascii="Assistant Medium" w:hAnsi="Assistant Medium" w:cs="Assistant Medium"/>
-        </w:rPr>
-        <w:t>turned</w:t>
-      </w:r>
-      <w:proofErr w:type="gramEnd"/>
-      <w:r>
-        <w:rPr>
-          <w:rFonts w:ascii="Assistant Medium" w:hAnsi="Assistant Medium" w:cs="Assistant Medium"/>
-        </w:rPr>
-        <w:t xml:space="preserve"> on switch button, in case of power drop.</w:t>
-      </w:r>
-    </w:p>
-    <w:p>
-      <w:pPr>
-        <w:pStyle w:val="ListParagraph"/>
-        <w:numPr>
-          <w:ilvl w:val="0"/>
-          <w:numId w:val="2"/>
-        </w:numPr>
-        <w:spacing w:after="0" w:line="360" w:lineRule="auto"/>
-        <w:rPr>
-          <w:rFonts w:ascii="Assistant Medium" w:hAnsi="Assistant Medium" w:cs="Assistant Medium"/>
-        </w:rPr>
-      </w:pPr>
-      <w:r>
-        <w:rPr>
-          <w:rFonts w:ascii="Assistant Medium" w:hAnsi="Assistant Medium" w:cs="Assistant Medium"/>
-        </w:rPr>
-        <w:t xml:space="preserve">Additional servers for the </w:t>
-      </w:r>
-      <w:proofErr w:type="spellStart"/>
-      <w:r>
-        <w:rPr>
-          <w:rFonts w:ascii="Assistant Medium" w:hAnsi="Assistant Medium" w:cs="Assistant Medium"/>
-        </w:rPr>
-        <w:t>splunk</w:t>
-      </w:r>
-      <w:proofErr w:type="spellEnd"/>
-      <w:r>
-        <w:rPr>
-          <w:rFonts w:ascii="Assistant Medium" w:hAnsi="Assistant Medium" w:cs="Assistant Medium"/>
-        </w:rPr>
-        <w:t xml:space="preserve"> cluster:</w:t>
-      </w:r>
-    </w:p>
-    <w:p>
-      <w:pPr>
-        <w:pStyle w:val="ListParagraph"/>
-        <w:numPr>
-          <w:ilvl w:val="0"/>
-          <w:numId w:val="4"/>
-        </w:numPr>
-        <w:spacing w:after="0" w:line="360" w:lineRule="auto"/>
-        <w:rPr>
-          <w:rFonts w:ascii="Assistant Medium" w:hAnsi="Assistant Medium" w:cs="Assistant Medium"/>
-        </w:rPr>
-      </w:pPr>
-      <w:r>
-        <w:rPr>
-          <w:rFonts w:ascii="Assistant Medium" w:hAnsi="Assistant Medium" w:cs="Assistant Medium"/>
-        </w:rPr>
-        <w:t>MISP – was needed</w:t>
-      </w:r>
-      <w:r>
-        <w:rPr>
-          <w:rFonts w:ascii="Assistant Medium" w:hAnsi="Assistant Medium" w:cs="Assistant Medium"/>
-        </w:rPr>
-        <w:t xml:space="preserve"> for connecting </w:t>
-      </w:r>
-      <w:proofErr w:type="spellStart"/>
-      <w:r>
-        <w:rPr>
-          <w:rFonts w:ascii="Assistant Medium" w:hAnsi="Assistant Medium" w:cs="Assistant Medium"/>
-        </w:rPr>
-        <w:t>misp</w:t>
-      </w:r>
-      <w:proofErr w:type="spellEnd"/>
-      <w:r>
-        <w:rPr>
-          <w:rFonts w:ascii="Assistant Medium" w:hAnsi="Assistant Medium" w:cs="Assistant Medium"/>
-        </w:rPr>
-        <w:t xml:space="preserve"> to threat intelligence module.</w:t>
-      </w:r>
-      <w:r>
-        <w:rPr>
-          <w:rFonts w:ascii="Assistant Medium" w:hAnsi="Assistant Medium" w:cs="Assistant Medium"/>
-        </w:rPr>
-        <w:t xml:space="preserve"> </w:t>
-      </w:r>
-    </w:p>
-    <w:p>
-      <w:pPr>
-        <w:pStyle w:val="ListParagraph"/>
-        <w:numPr>
-          <w:ilvl w:val="0"/>
-          <w:numId w:val="4"/>
-        </w:numPr>
-        <w:spacing w:after="0" w:line="360" w:lineRule="auto"/>
-        <w:rPr>
-          <w:rFonts w:ascii="Assistant Medium" w:hAnsi="Assistant Medium" w:cs="Assistant Medium"/>
-        </w:rPr>
-      </w:pPr>
-      <w:proofErr w:type="spellStart"/>
+    </w:p>
+    <w:p>
+      <w:pPr>
+        <w:pStyle w:val="ListParagraph"/>
+        <w:numPr>
+          <w:ilvl w:val="0"/>
+          <w:numId w:val="4"/>
+        </w:numPr>
+        <w:spacing w:after="0" w:line="360" w:lineRule="auto"/>
+        <w:rPr>
+          <w:rFonts w:ascii="Assistant Medium" w:hAnsi="Assistant Medium" w:cs="Assistant Medium"/>
+        </w:rPr>
+      </w:pPr>
       <w:r>
         <w:rPr>
           <w:rFonts w:ascii="Assistant Medium" w:hAnsi="Assistant Medium" w:cs="Assistant Medium"/>
         </w:rPr>
         <w:lastRenderedPageBreak/>
-        <w:t>Wazuh</w:t>
-      </w:r>
-      <w:proofErr w:type="spellEnd"/>
-      <w:r>
-        <w:rPr>
-          <w:rFonts w:ascii="Assistant Medium" w:hAnsi="Assistant Medium" w:cs="Assistant Medium"/>
-        </w:rPr>
-        <w:t xml:space="preserve"> – needed for</w:t>
+        <w:t>Wazuh – needed for</w:t>
       </w:r>
       <w:r>
         <w:rPr>
@@ -7224,44 +6447,14 @@
         <w:rPr>
           <w:rFonts w:ascii="Assistant Medium" w:hAnsi="Assistant Medium" w:cs="Assistant Medium"/>
         </w:rPr>
-        <w:t xml:space="preserve">from appliances that can send to just one </w:t>
-      </w:r>
-      <w:proofErr w:type="spellStart"/>
-      <w:r>
-        <w:rPr>
-          <w:rFonts w:ascii="Assistant Medium" w:hAnsi="Assistant Medium" w:cs="Assistant Medium"/>
-        </w:rPr>
-        <w:t>dest</w:t>
-      </w:r>
-      <w:proofErr w:type="spellEnd"/>
-      <w:r>
-        <w:rPr>
-          <w:rFonts w:ascii="Assistant Medium" w:hAnsi="Assistant Medium" w:cs="Assistant Medium"/>
-        </w:rPr>
-        <w:t xml:space="preserve">. </w:t>
-      </w:r>
-      <w:proofErr w:type="gramStart"/>
-      <w:r>
-        <w:rPr>
-          <w:rFonts w:ascii="Assistant Medium" w:hAnsi="Assistant Medium" w:cs="Assistant Medium"/>
-        </w:rPr>
-        <w:t>while</w:t>
-      </w:r>
-      <w:proofErr w:type="gramEnd"/>
-      <w:r>
-        <w:rPr>
-          <w:rFonts w:ascii="Assistant Medium" w:hAnsi="Assistant Medium" w:cs="Assistant Medium"/>
-        </w:rPr>
-        <w:t xml:space="preserve"> one of the sources isn't </w:t>
-      </w:r>
-      <w:proofErr w:type="spellStart"/>
-      <w:r>
-        <w:rPr>
-          <w:rFonts w:ascii="Assistant Medium" w:hAnsi="Assistant Medium" w:cs="Assistant Medium"/>
-        </w:rPr>
-        <w:t>splunk</w:t>
-      </w:r>
-      <w:proofErr w:type="spellEnd"/>
+        <w:t xml:space="preserve">from appliances that can send to just one dest. </w:t>
+      </w:r>
+      <w:r>
+        <w:rPr>
+          <w:rFonts w:ascii="Assistant Medium" w:hAnsi="Assistant Medium" w:cs="Assistant Medium"/>
+        </w:rPr>
+        <w:t>while one of the sources isn't splunk</w:t>
+      </w:r>
       <w:r>
         <w:rPr>
           <w:rFonts w:ascii="Assistant Medium" w:hAnsi="Assistant Medium" w:cs="Assistant Medium"/>
@@ -7379,39 +6572,17 @@
           <w:rFonts w:ascii="Assistant Medium" w:hAnsi="Assistant Medium" w:cs="Assistant Medium"/>
         </w:rPr>
       </w:pPr>
-      <w:proofErr w:type="spellStart"/>
-      <w:r>
-        <w:rPr>
-          <w:rFonts w:ascii="Assistant Medium" w:hAnsi="Assistant Medium" w:cs="Assistant Medium"/>
-        </w:rPr>
-        <w:t>pentester</w:t>
-      </w:r>
-      <w:proofErr w:type="spellEnd"/>
-      <w:r>
-        <w:rPr>
-          <w:rFonts w:ascii="Assistant Medium" w:hAnsi="Assistant Medium" w:cs="Assistant Medium"/>
-        </w:rPr>
-        <w:t>[.]</w:t>
-      </w:r>
-      <w:proofErr w:type="gramStart"/>
-      <w:r>
-        <w:rPr>
-          <w:rFonts w:ascii="Assistant Medium" w:hAnsi="Assistant Medium" w:cs="Assistant Medium"/>
-        </w:rPr>
-        <w:t xml:space="preserve">com </w:t>
-      </w:r>
-      <w:r>
-        <w:rPr>
-          <w:rFonts w:ascii="Assistant Medium" w:hAnsi="Assistant Medium" w:cs="Assistant Medium"/>
-        </w:rPr>
-        <w:t xml:space="preserve"> (</w:t>
-      </w:r>
-      <w:proofErr w:type="gramEnd"/>
-      <w:r>
-        <w:rPr>
-          <w:rFonts w:ascii="Assistant Medium" w:hAnsi="Assistant Medium" w:cs="Assistant Medium"/>
-        </w:rPr>
-        <w:t>temporary canceled because of duplication and issue with data broker removals</w:t>
+      <w:r>
+        <w:rPr>
+          <w:rFonts w:ascii="Assistant Medium" w:hAnsi="Assistant Medium" w:cs="Assistant Medium"/>
+        </w:rPr>
+        <w:t xml:space="preserve">pentester[.]com </w:t>
+      </w:r>
+      <w:r>
+        <w:rPr>
+          <w:rFonts w:ascii="Assistant Medium" w:hAnsi="Assistant Medium" w:cs="Assistant Medium"/>
+        </w:rPr>
+        <w:t xml:space="preserve"> (temporary canceled because of duplication and issue with data broker removals</w:t>
       </w:r>
       <w:r>
         <w:rPr>
@@ -7482,19 +6653,11 @@
           <w:rFonts w:ascii="Assistant Medium" w:hAnsi="Assistant Medium" w:cs="Assistant Medium"/>
         </w:rPr>
       </w:pPr>
-      <w:proofErr w:type="spellStart"/>
-      <w:r>
-        <w:rPr>
-          <w:rFonts w:ascii="Assistant Medium" w:hAnsi="Assistant Medium" w:cs="Assistant Medium"/>
-        </w:rPr>
-        <w:t>osint</w:t>
-      </w:r>
-      <w:proofErr w:type="spellEnd"/>
-      <w:r>
-        <w:rPr>
-          <w:rFonts w:ascii="Assistant Medium" w:hAnsi="Assistant Medium" w:cs="Assistant Medium"/>
-        </w:rPr>
-        <w:t xml:space="preserve"> intel</w:t>
+      <w:r>
+        <w:rPr>
+          <w:rFonts w:ascii="Assistant Medium" w:hAnsi="Assistant Medium" w:cs="Assistant Medium"/>
+        </w:rPr>
+        <w:t>osint intel</w:t>
       </w:r>
       <w:r>
         <w:rPr>
@@ -8995,6 +8158,7 @@
   <w:style w:type="character" w:default="1" w:styleId="DefaultParagraphFont">
     <w:name w:val="Default Paragraph Font"/>
     <w:uiPriority w:val="1"/>
+    <w:semiHidden/>
     <w:unhideWhenUsed/>
   </w:style>
   <w:style w:type="table" w:default="1" w:styleId="TableNormal">

--- a/Cyber Security Architecture.docx
+++ b/Cyber Security Architecture.docx
@@ -693,6 +693,50 @@
         <w:pStyle w:val="ListParagraph"/>
         <w:numPr>
           <w:ilvl w:val="0"/>
+          <w:numId w:val="4"/>
+        </w:numPr>
+        <w:spacing w:after="0" w:line="360" w:lineRule="auto"/>
+        <w:rPr>
+          <w:rFonts w:ascii="Assistant Medium" w:hAnsi="Assistant Medium" w:cs="Assistant Medium"/>
+        </w:rPr>
+      </w:pPr>
+      <w:r>
+        <w:rPr>
+          <w:rFonts w:ascii="Assistant Medium" w:hAnsi="Assistant Medium" w:cs="Assistant Medium"/>
+        </w:rPr>
+        <w:t>DNS</w:t>
+      </w:r>
+      <w:r>
+        <w:rPr>
+          <w:rFonts w:ascii="Assistant Medium" w:hAnsi="Assistant Medium" w:cs="Assistant Medium"/>
+        </w:rPr>
+        <w:t xml:space="preserve"> inspection</w:t>
+      </w:r>
+    </w:p>
+    <w:p>
+      <w:pPr>
+        <w:pStyle w:val="ListParagraph"/>
+        <w:numPr>
+          <w:ilvl w:val="0"/>
+          <w:numId w:val="4"/>
+        </w:numPr>
+        <w:spacing w:after="0" w:line="360" w:lineRule="auto"/>
+        <w:rPr>
+          <w:rFonts w:ascii="Assistant Medium" w:hAnsi="Assistant Medium" w:cs="Assistant Medium"/>
+        </w:rPr>
+      </w:pPr>
+      <w:r>
+        <w:rPr>
+          <w:rFonts w:ascii="Assistant Medium" w:hAnsi="Assistant Medium" w:cs="Assistant Medium"/>
+        </w:rPr>
+        <w:t>Anti malware</w:t>
+      </w:r>
+    </w:p>
+    <w:p>
+      <w:pPr>
+        <w:pStyle w:val="ListParagraph"/>
+        <w:numPr>
+          <w:ilvl w:val="0"/>
           <w:numId w:val="2"/>
         </w:numPr>
         <w:spacing w:after="0" w:line="360" w:lineRule="auto"/>
@@ -859,7 +903,19 @@
         <w:rPr>
           <w:rFonts w:ascii="Assistant Medium" w:hAnsi="Assistant Medium" w:cs="Assistant Medium"/>
         </w:rPr>
-        <w:t xml:space="preserve"> managed dns </w:t>
+        <w:t xml:space="preserve"> managed </w:t>
+      </w:r>
+      <w:r>
+        <w:rPr>
+          <w:rFonts w:ascii="Assistant Medium" w:hAnsi="Assistant Medium" w:cs="Assistant Medium"/>
+        </w:rPr>
+        <w:t>DNS</w:t>
+      </w:r>
+      <w:r>
+        <w:rPr>
+          <w:rFonts w:ascii="Assistant Medium" w:hAnsi="Assistant Medium" w:cs="Assistant Medium"/>
+        </w:rPr>
+        <w:t xml:space="preserve"> </w:t>
       </w:r>
       <w:r>
         <w:rPr>
@@ -945,7 +1001,31 @@
         <w:rPr>
           <w:rFonts w:ascii="Assistant Medium" w:hAnsi="Assistant Medium" w:cs="Assistant Medium"/>
         </w:rPr>
-        <w:t>Managed allowlist of addons for all browsers.</w:t>
+        <w:t xml:space="preserve">Managed </w:t>
+      </w:r>
+      <w:r>
+        <w:rPr>
+          <w:rFonts w:ascii="Assistant Medium" w:hAnsi="Assistant Medium" w:cs="Assistant Medium"/>
+        </w:rPr>
+        <w:t>allow list</w:t>
+      </w:r>
+      <w:r>
+        <w:rPr>
+          <w:rFonts w:ascii="Assistant Medium" w:hAnsi="Assistant Medium" w:cs="Assistant Medium"/>
+        </w:rPr>
+        <w:t xml:space="preserve"> </w:t>
+      </w:r>
+      <w:r>
+        <w:rPr>
+          <w:rFonts w:ascii="Assistant Medium" w:hAnsi="Assistant Medium" w:cs="Assistant Medium"/>
+        </w:rPr>
+        <w:t xml:space="preserve">and sources </w:t>
+      </w:r>
+      <w:r>
+        <w:rPr>
+          <w:rFonts w:ascii="Assistant Medium" w:hAnsi="Assistant Medium" w:cs="Assistant Medium"/>
+        </w:rPr>
+        <w:t>of addons for all browsers.</w:t>
       </w:r>
     </w:p>
     <w:p>
@@ -1014,6 +1094,7 @@
         <w:rPr>
           <w:rFonts w:ascii="Assistant Medium" w:hAnsi="Assistant Medium" w:cs="Assistant Medium"/>
         </w:rPr>
+        <w:lastRenderedPageBreak/>
         <w:t>File integrity monitoring.</w:t>
       </w:r>
     </w:p>
@@ -1062,8 +1143,13 @@
         <w:rPr>
           <w:rFonts w:ascii="Assistant Medium" w:hAnsi="Assistant Medium" w:cs="Assistant Medium"/>
         </w:rPr>
-        <w:lastRenderedPageBreak/>
-        <w:t>Roboform password manager.</w:t>
+        <w:t>Roboform password manager</w:t>
+      </w:r>
+      <w:r>
+        <w:rPr>
+          <w:rFonts w:ascii="Assistant Medium" w:hAnsi="Assistant Medium" w:cs="Assistant Medium"/>
+        </w:rPr>
+        <w:t xml:space="preserve"> (will be replaced in the future)</w:t>
       </w:r>
     </w:p>
     <w:p>
@@ -1655,15 +1741,6 @@
     </w:p>
     <w:p>
       <w:pPr>
-        <w:pStyle w:val="ListParagraph"/>
-        <w:spacing w:after="0" w:line="360" w:lineRule="auto"/>
-        <w:rPr>
-          <w:rFonts w:ascii="Assistant Medium" w:hAnsi="Assistant Medium" w:cs="Assistant Medium"/>
-        </w:rPr>
-      </w:pPr>
-    </w:p>
-    <w:p>
-      <w:pPr>
         <w:spacing w:after="0" w:line="360" w:lineRule="auto"/>
         <w:rPr>
           <w:rFonts w:ascii="Assistant Medium" w:hAnsi="Assistant Medium" w:cs="Assistant Medium"/>
@@ -1783,6 +1860,44 @@
         <w:pStyle w:val="ListParagraph"/>
         <w:numPr>
           <w:ilvl w:val="0"/>
+          <w:numId w:val="4"/>
+        </w:numPr>
+        <w:spacing w:after="0" w:line="360" w:lineRule="auto"/>
+        <w:rPr>
+          <w:rFonts w:ascii="Assistant Medium" w:hAnsi="Assistant Medium" w:cs="Assistant Medium"/>
+        </w:rPr>
+      </w:pPr>
+      <w:r>
+        <w:rPr>
+          <w:rFonts w:ascii="Assistant Medium" w:hAnsi="Assistant Medium" w:cs="Assistant Medium"/>
+        </w:rPr>
+        <w:t>Anti malware</w:t>
+      </w:r>
+    </w:p>
+    <w:p>
+      <w:pPr>
+        <w:pStyle w:val="ListParagraph"/>
+        <w:numPr>
+          <w:ilvl w:val="0"/>
+          <w:numId w:val="4"/>
+        </w:numPr>
+        <w:spacing w:after="0" w:line="360" w:lineRule="auto"/>
+        <w:rPr>
+          <w:rFonts w:ascii="Assistant Medium" w:hAnsi="Assistant Medium" w:cs="Assistant Medium"/>
+        </w:rPr>
+      </w:pPr>
+      <w:r>
+        <w:rPr>
+          <w:rFonts w:ascii="Assistant Medium" w:hAnsi="Assistant Medium" w:cs="Assistant Medium"/>
+        </w:rPr>
+        <w:t>sandbox</w:t>
+      </w:r>
+    </w:p>
+    <w:p>
+      <w:pPr>
+        <w:pStyle w:val="ListParagraph"/>
+        <w:numPr>
+          <w:ilvl w:val="0"/>
           <w:numId w:val="3"/>
         </w:numPr>
         <w:spacing w:after="0" w:line="360" w:lineRule="auto"/>
@@ -2315,6 +2430,7 @@
         <w:rPr>
           <w:rFonts w:ascii="Assistant Medium" w:hAnsi="Assistant Medium" w:cs="Assistant Medium"/>
         </w:rPr>
+        <w:lastRenderedPageBreak/>
         <w:t>Geo</w:t>
       </w:r>
       <w:r>
@@ -2371,7 +2487,6 @@
         <w:rPr>
           <w:rFonts w:ascii="Assistant Medium" w:hAnsi="Assistant Medium" w:cs="Assistant Medium"/>
         </w:rPr>
-        <w:lastRenderedPageBreak/>
         <w:t>DNS Firewall</w:t>
       </w:r>
       <w:r>
@@ -2918,22 +3033,6 @@
         </w:rPr>
         <w:t>Twingate ZTNA.</w:t>
       </w:r>
-    </w:p>
-    <w:p>
-      <w:pPr>
-        <w:spacing w:after="0" w:line="360" w:lineRule="auto"/>
-        <w:rPr>
-          <w:rFonts w:ascii="Assistant Medium" w:hAnsi="Assistant Medium" w:cs="Assistant Medium"/>
-        </w:rPr>
-      </w:pPr>
-    </w:p>
-    <w:p>
-      <w:pPr>
-        <w:spacing w:after="0" w:line="360" w:lineRule="auto"/>
-        <w:rPr>
-          <w:rFonts w:ascii="Assistant Medium" w:hAnsi="Assistant Medium" w:cs="Assistant Medium"/>
-        </w:rPr>
-      </w:pPr>
     </w:p>
     <w:p>
       <w:pPr>

--- a/Cyber Security Architecture.docx
+++ b/Cyber Security Architecture.docx
@@ -775,11 +775,19 @@
           <w:rFonts w:ascii="Assistant Medium" w:hAnsi="Assistant Medium" w:cs="Assistant Medium"/>
         </w:rPr>
       </w:pPr>
-      <w:r>
-        <w:rPr>
-          <w:rFonts w:ascii="Assistant Medium" w:hAnsi="Assistant Medium" w:cs="Assistant Medium"/>
-        </w:rPr>
-        <w:t>Manageengine patch management on auto update</w:t>
+      <w:proofErr w:type="spellStart"/>
+      <w:r>
+        <w:rPr>
+          <w:rFonts w:ascii="Assistant Medium" w:hAnsi="Assistant Medium" w:cs="Assistant Medium"/>
+        </w:rPr>
+        <w:t>Manageengine</w:t>
+      </w:r>
+      <w:proofErr w:type="spellEnd"/>
+      <w:r>
+        <w:rPr>
+          <w:rFonts w:ascii="Assistant Medium" w:hAnsi="Assistant Medium" w:cs="Assistant Medium"/>
+        </w:rPr>
+        <w:t xml:space="preserve"> patch management on auto update</w:t>
       </w:r>
       <w:r>
         <w:rPr>
@@ -800,17 +808,41 @@
           <w:rFonts w:ascii="Assistant Medium" w:hAnsi="Assistant Medium" w:cs="Assistant Medium"/>
         </w:rPr>
       </w:pPr>
-      <w:r>
-        <w:rPr>
-          <w:rFonts w:ascii="Assistant Medium" w:hAnsi="Assistant Medium" w:cs="Assistant Medium"/>
-        </w:rPr>
-        <w:t>Opswat patch management</w:t>
-      </w:r>
-      <w:r>
-        <w:rPr>
-          <w:rFonts w:ascii="Assistant Medium" w:hAnsi="Assistant Medium" w:cs="Assistant Medium"/>
-        </w:rPr>
-        <w:t xml:space="preserve"> on auto update (updating apps that manageengine miss)</w:t>
+      <w:proofErr w:type="spellStart"/>
+      <w:r>
+        <w:rPr>
+          <w:rFonts w:ascii="Assistant Medium" w:hAnsi="Assistant Medium" w:cs="Assistant Medium"/>
+        </w:rPr>
+        <w:t>Opswat</w:t>
+      </w:r>
+      <w:proofErr w:type="spellEnd"/>
+      <w:r>
+        <w:rPr>
+          <w:rFonts w:ascii="Assistant Medium" w:hAnsi="Assistant Medium" w:cs="Assistant Medium"/>
+        </w:rPr>
+        <w:t xml:space="preserve"> patch management</w:t>
+      </w:r>
+      <w:r>
+        <w:rPr>
+          <w:rFonts w:ascii="Assistant Medium" w:hAnsi="Assistant Medium" w:cs="Assistant Medium"/>
+        </w:rPr>
+        <w:t xml:space="preserve"> on auto update (updating apps that </w:t>
+      </w:r>
+      <w:proofErr w:type="spellStart"/>
+      <w:proofErr w:type="gramStart"/>
+      <w:r>
+        <w:rPr>
+          <w:rFonts w:ascii="Assistant Medium" w:hAnsi="Assistant Medium" w:cs="Assistant Medium"/>
+        </w:rPr>
+        <w:t>manageengine</w:t>
+      </w:r>
+      <w:proofErr w:type="spellEnd"/>
+      <w:proofErr w:type="gramEnd"/>
+      <w:r>
+        <w:rPr>
+          <w:rFonts w:ascii="Assistant Medium" w:hAnsi="Assistant Medium" w:cs="Assistant Medium"/>
+        </w:rPr>
+        <w:t xml:space="preserve"> miss)</w:t>
       </w:r>
       <w:r>
         <w:rPr>
@@ -891,6 +923,7 @@
         <w:rPr>
           <w:rFonts w:ascii="Assistant Medium" w:hAnsi="Assistant Medium" w:cs="Assistant Medium"/>
         </w:rPr>
+        <w:lastRenderedPageBreak/>
         <w:t xml:space="preserve">All Browser </w:t>
       </w:r>
       <w:r>
@@ -927,7 +960,14 @@
         <w:rPr>
           <w:rFonts w:ascii="Assistant Medium" w:hAnsi="Assistant Medium" w:cs="Assistant Medium"/>
         </w:rPr>
-        <w:t>over https with separate profiles</w:t>
+        <w:t xml:space="preserve">over https with separate </w:t>
+      </w:r>
+      <w:proofErr w:type="gramStart"/>
+      <w:r>
+        <w:rPr>
+          <w:rFonts w:ascii="Assistant Medium" w:hAnsi="Assistant Medium" w:cs="Assistant Medium"/>
+        </w:rPr>
+        <w:t>profiles</w:t>
       </w:r>
       <w:r>
         <w:rPr>
@@ -940,7 +980,14 @@
         <w:rPr>
           <w:rFonts w:ascii="Assistant Medium" w:hAnsi="Assistant Medium" w:cs="Assistant Medium"/>
         </w:rPr>
-        <w:t xml:space="preserve"> per person</w:t>
+        <w:t xml:space="preserve"> per</w:t>
+      </w:r>
+      <w:proofErr w:type="gramEnd"/>
+      <w:r>
+        <w:rPr>
+          <w:rFonts w:ascii="Assistant Medium" w:hAnsi="Assistant Medium" w:cs="Assistant Medium"/>
+        </w:rPr>
+        <w:t xml:space="preserve"> person</w:t>
       </w:r>
       <w:r>
         <w:rPr>
@@ -1033,6 +1080,25 @@
         <w:pStyle w:val="ListParagraph"/>
         <w:numPr>
           <w:ilvl w:val="0"/>
+          <w:numId w:val="4"/>
+        </w:numPr>
+        <w:spacing w:after="0" w:line="360" w:lineRule="auto"/>
+        <w:rPr>
+          <w:rFonts w:ascii="Assistant Medium" w:hAnsi="Assistant Medium" w:cs="Assistant Medium"/>
+        </w:rPr>
+      </w:pPr>
+      <w:r>
+        <w:rPr>
+          <w:rFonts w:ascii="Assistant Medium" w:hAnsi="Assistant Medium" w:cs="Assistant Medium"/>
+        </w:rPr>
+        <w:t>After exit, all cookies, history, custom site configuration and more are erased.</w:t>
+      </w:r>
+    </w:p>
+    <w:p>
+      <w:pPr>
+        <w:pStyle w:val="ListParagraph"/>
+        <w:numPr>
+          <w:ilvl w:val="0"/>
           <w:numId w:val="2"/>
         </w:numPr>
         <w:spacing w:after="0" w:line="360" w:lineRule="auto"/>
@@ -1063,11 +1129,19 @@
           <w:bCs/>
         </w:rPr>
       </w:pPr>
-      <w:r>
-        <w:rPr>
-          <w:rFonts w:ascii="Assistant Medium" w:hAnsi="Assistant Medium" w:cs="Assistant Medium"/>
-        </w:rPr>
-        <w:t>Virustotal check for selected directories</w:t>
+      <w:proofErr w:type="spellStart"/>
+      <w:r>
+        <w:rPr>
+          <w:rFonts w:ascii="Assistant Medium" w:hAnsi="Assistant Medium" w:cs="Assistant Medium"/>
+        </w:rPr>
+        <w:t>Virustotal</w:t>
+      </w:r>
+      <w:proofErr w:type="spellEnd"/>
+      <w:r>
+        <w:rPr>
+          <w:rFonts w:ascii="Assistant Medium" w:hAnsi="Assistant Medium" w:cs="Assistant Medium"/>
+        </w:rPr>
+        <w:t xml:space="preserve"> check for selected directories</w:t>
       </w:r>
       <w:r>
         <w:rPr>
@@ -1094,7 +1168,6 @@
         <w:rPr>
           <w:rFonts w:ascii="Assistant Medium" w:hAnsi="Assistant Medium" w:cs="Assistant Medium"/>
         </w:rPr>
-        <w:lastRenderedPageBreak/>
         <w:t>File integrity monitoring.</w:t>
       </w:r>
     </w:p>
@@ -1122,8 +1195,16 @@
         <w:rPr>
           <w:rFonts w:ascii="Assistant Medium" w:hAnsi="Assistant Medium" w:cs="Assistant Medium"/>
         </w:rPr>
-        <w:t>Windows logs and more to siem</w:t>
-      </w:r>
+        <w:t xml:space="preserve">Windows logs and more to </w:t>
+      </w:r>
+      <w:proofErr w:type="spellStart"/>
+      <w:r>
+        <w:rPr>
+          <w:rFonts w:ascii="Assistant Medium" w:hAnsi="Assistant Medium" w:cs="Assistant Medium"/>
+        </w:rPr>
+        <w:t>siem</w:t>
+      </w:r>
+      <w:proofErr w:type="spellEnd"/>
     </w:p>
     <w:p>
       <w:pPr>
@@ -1139,11 +1220,19 @@
           <w:bCs/>
         </w:rPr>
       </w:pPr>
-      <w:r>
-        <w:rPr>
-          <w:rFonts w:ascii="Assistant Medium" w:hAnsi="Assistant Medium" w:cs="Assistant Medium"/>
-        </w:rPr>
-        <w:t>Roboform password manager</w:t>
+      <w:proofErr w:type="spellStart"/>
+      <w:r>
+        <w:rPr>
+          <w:rFonts w:ascii="Assistant Medium" w:hAnsi="Assistant Medium" w:cs="Assistant Medium"/>
+        </w:rPr>
+        <w:t>Roboform</w:t>
+      </w:r>
+      <w:proofErr w:type="spellEnd"/>
+      <w:r>
+        <w:rPr>
+          <w:rFonts w:ascii="Assistant Medium" w:hAnsi="Assistant Medium" w:cs="Assistant Medium"/>
+        </w:rPr>
+        <w:t xml:space="preserve"> password manager</w:t>
       </w:r>
       <w:r>
         <w:rPr>
@@ -1187,11 +1276,19 @@
           <w:bCs/>
         </w:rPr>
       </w:pPr>
-      <w:r>
-        <w:rPr>
-          <w:rFonts w:ascii="Assistant Medium" w:hAnsi="Assistant Medium" w:cs="Assistant Medium"/>
-        </w:rPr>
-        <w:t>Ublock origin for ad blocking.</w:t>
+      <w:proofErr w:type="spellStart"/>
+      <w:r>
+        <w:rPr>
+          <w:rFonts w:ascii="Assistant Medium" w:hAnsi="Assistant Medium" w:cs="Assistant Medium"/>
+        </w:rPr>
+        <w:t>Ublock</w:t>
+      </w:r>
+      <w:proofErr w:type="spellEnd"/>
+      <w:r>
+        <w:rPr>
+          <w:rFonts w:ascii="Assistant Medium" w:hAnsi="Assistant Medium" w:cs="Assistant Medium"/>
+        </w:rPr>
+        <w:t xml:space="preserve"> origin for ad blocking.</w:t>
       </w:r>
     </w:p>
     <w:p>
@@ -1255,6 +1352,7 @@
         </w:rPr>
         <w:t xml:space="preserve"> </w:t>
       </w:r>
+      <w:proofErr w:type="gramStart"/>
       <w:r>
         <w:rPr>
           <w:rFonts w:ascii="Assistant Medium" w:hAnsi="Assistant Medium" w:cs="Assistant Medium" w:hint="cs"/>
@@ -1273,7 +1371,14 @@
         <w:rPr>
           <w:rFonts w:ascii="Assistant Medium" w:hAnsi="Assistant Medium" w:cs="Assistant Medium"/>
         </w:rPr>
-        <w:t xml:space="preserve"> custom registry tweaks </w:t>
+        <w:t xml:space="preserve"> custom</w:t>
+      </w:r>
+      <w:proofErr w:type="gramEnd"/>
+      <w:r>
+        <w:rPr>
+          <w:rFonts w:ascii="Assistant Medium" w:hAnsi="Assistant Medium" w:cs="Assistant Medium"/>
+        </w:rPr>
+        <w:t xml:space="preserve"> registry tweaks </w:t>
       </w:r>
       <w:r>
         <w:rPr>
@@ -1332,11 +1437,19 @@
         </w:rPr>
         <w:t xml:space="preserve">selected </w:t>
       </w:r>
-      <w:r>
-        <w:rPr>
-          <w:rFonts w:ascii="Assistant Medium" w:hAnsi="Assistant Medium" w:cs="Assistant Medium"/>
-        </w:rPr>
-        <w:t>bloatwares from windows</w:t>
+      <w:proofErr w:type="spellStart"/>
+      <w:r>
+        <w:rPr>
+          <w:rFonts w:ascii="Assistant Medium" w:hAnsi="Assistant Medium" w:cs="Assistant Medium"/>
+        </w:rPr>
+        <w:t>bloatwares</w:t>
+      </w:r>
+      <w:proofErr w:type="spellEnd"/>
+      <w:r>
+        <w:rPr>
+          <w:rFonts w:ascii="Assistant Medium" w:hAnsi="Assistant Medium" w:cs="Assistant Medium"/>
+        </w:rPr>
+        <w:t xml:space="preserve"> from windows</w:t>
       </w:r>
       <w:r>
         <w:rPr>
@@ -1396,7 +1509,23 @@
         <w:rPr>
           <w:rFonts w:ascii="Assistant Medium" w:hAnsi="Assistant Medium" w:cs="Assistant Medium"/>
         </w:rPr>
-        <w:t>Commercial vpn for selected members.</w:t>
+        <w:t xml:space="preserve">Commercial </w:t>
+      </w:r>
+      <w:proofErr w:type="spellStart"/>
+      <w:proofErr w:type="gramStart"/>
+      <w:r>
+        <w:rPr>
+          <w:rFonts w:ascii="Assistant Medium" w:hAnsi="Assistant Medium" w:cs="Assistant Medium"/>
+        </w:rPr>
+        <w:t>vpn</w:t>
+      </w:r>
+      <w:proofErr w:type="spellEnd"/>
+      <w:proofErr w:type="gramEnd"/>
+      <w:r>
+        <w:rPr>
+          <w:rFonts w:ascii="Assistant Medium" w:hAnsi="Assistant Medium" w:cs="Assistant Medium"/>
+        </w:rPr>
+        <w:t xml:space="preserve"> for selected members.</w:t>
       </w:r>
     </w:p>
     <w:p>
@@ -1514,11 +1643,19 @@
           <w:rFonts w:ascii="Assistant Medium" w:hAnsi="Assistant Medium" w:cs="Assistant Medium"/>
         </w:rPr>
       </w:pPr>
-      <w:r>
-        <w:rPr>
-          <w:rFonts w:ascii="Assistant Medium" w:hAnsi="Assistant Medium" w:cs="Assistant Medium"/>
-        </w:rPr>
-        <w:t>Yubikey as hardware key</w:t>
+      <w:proofErr w:type="spellStart"/>
+      <w:r>
+        <w:rPr>
+          <w:rFonts w:ascii="Assistant Medium" w:hAnsi="Assistant Medium" w:cs="Assistant Medium"/>
+        </w:rPr>
+        <w:t>Yubikey</w:t>
+      </w:r>
+      <w:proofErr w:type="spellEnd"/>
+      <w:r>
+        <w:rPr>
+          <w:rFonts w:ascii="Assistant Medium" w:hAnsi="Assistant Medium" w:cs="Assistant Medium"/>
+        </w:rPr>
+        <w:t xml:space="preserve"> as hardware key</w:t>
       </w:r>
       <w:r>
         <w:rPr>
@@ -1545,11 +1682,19 @@
           <w:rFonts w:ascii="Assistant Medium" w:hAnsi="Assistant Medium" w:cs="Assistant Medium"/>
         </w:rPr>
       </w:pPr>
-      <w:r>
-        <w:rPr>
-          <w:rFonts w:ascii="Assistant Medium" w:hAnsi="Assistant Medium" w:cs="Assistant Medium"/>
-        </w:rPr>
-        <w:t>Keepassxc.</w:t>
+      <w:proofErr w:type="spellStart"/>
+      <w:r>
+        <w:rPr>
+          <w:rFonts w:ascii="Assistant Medium" w:hAnsi="Assistant Medium" w:cs="Assistant Medium"/>
+        </w:rPr>
+        <w:t>Keepassxc</w:t>
+      </w:r>
+      <w:proofErr w:type="spellEnd"/>
+      <w:r>
+        <w:rPr>
+          <w:rFonts w:ascii="Assistant Medium" w:hAnsi="Assistant Medium" w:cs="Assistant Medium"/>
+        </w:rPr>
+        <w:t>.</w:t>
       </w:r>
     </w:p>
     <w:p>
@@ -1639,87 +1784,6 @@
         </w:rPr>
         <w:t>DNS firewall DNS over HTTPS with separated profile.</w:t>
       </w:r>
-    </w:p>
-    <w:p>
-      <w:pPr>
-        <w:pStyle w:val="ListParagraph"/>
-        <w:spacing w:after="0" w:line="360" w:lineRule="auto"/>
-        <w:rPr>
-          <w:rFonts w:ascii="Assistant Medium" w:hAnsi="Assistant Medium" w:cs="Assistant Medium"/>
-        </w:rPr>
-      </w:pPr>
-    </w:p>
-    <w:p>
-      <w:pPr>
-        <w:pStyle w:val="ListParagraph"/>
-        <w:spacing w:after="0" w:line="360" w:lineRule="auto"/>
-        <w:rPr>
-          <w:rFonts w:ascii="Assistant Medium" w:hAnsi="Assistant Medium" w:cs="Assistant Medium"/>
-        </w:rPr>
-      </w:pPr>
-    </w:p>
-    <w:p>
-      <w:pPr>
-        <w:pStyle w:val="ListParagraph"/>
-        <w:spacing w:after="0" w:line="360" w:lineRule="auto"/>
-        <w:rPr>
-          <w:rFonts w:ascii="Assistant Medium" w:hAnsi="Assistant Medium" w:cs="Assistant Medium"/>
-        </w:rPr>
-      </w:pPr>
-    </w:p>
-    <w:p>
-      <w:pPr>
-        <w:pStyle w:val="ListParagraph"/>
-        <w:spacing w:after="0" w:line="360" w:lineRule="auto"/>
-        <w:rPr>
-          <w:rFonts w:ascii="Assistant Medium" w:hAnsi="Assistant Medium" w:cs="Assistant Medium"/>
-        </w:rPr>
-      </w:pPr>
-    </w:p>
-    <w:p>
-      <w:pPr>
-        <w:pStyle w:val="ListParagraph"/>
-        <w:spacing w:after="0" w:line="360" w:lineRule="auto"/>
-        <w:rPr>
-          <w:rFonts w:ascii="Assistant Medium" w:hAnsi="Assistant Medium" w:cs="Assistant Medium"/>
-        </w:rPr>
-      </w:pPr>
-    </w:p>
-    <w:p>
-      <w:pPr>
-        <w:pStyle w:val="ListParagraph"/>
-        <w:spacing w:after="0" w:line="360" w:lineRule="auto"/>
-        <w:rPr>
-          <w:rFonts w:ascii="Assistant Medium" w:hAnsi="Assistant Medium" w:cs="Assistant Medium"/>
-        </w:rPr>
-      </w:pPr>
-    </w:p>
-    <w:p>
-      <w:pPr>
-        <w:pStyle w:val="ListParagraph"/>
-        <w:spacing w:after="0" w:line="360" w:lineRule="auto"/>
-        <w:rPr>
-          <w:rFonts w:ascii="Assistant Medium" w:hAnsi="Assistant Medium" w:cs="Assistant Medium"/>
-        </w:rPr>
-      </w:pPr>
-    </w:p>
-    <w:p>
-      <w:pPr>
-        <w:pStyle w:val="ListParagraph"/>
-        <w:spacing w:after="0" w:line="360" w:lineRule="auto"/>
-        <w:rPr>
-          <w:rFonts w:ascii="Assistant Medium" w:hAnsi="Assistant Medium" w:cs="Assistant Medium"/>
-        </w:rPr>
-      </w:pPr>
-    </w:p>
-    <w:p>
-      <w:pPr>
-        <w:pStyle w:val="ListParagraph"/>
-        <w:spacing w:after="0" w:line="360" w:lineRule="auto"/>
-        <w:rPr>
-          <w:rFonts w:ascii="Assistant Medium" w:hAnsi="Assistant Medium" w:cs="Assistant Medium"/>
-        </w:rPr>
-      </w:pPr>
     </w:p>
     <w:p>
       <w:pPr>
@@ -1974,12 +2038,14 @@
           <w:rFonts w:ascii="Assistant Medium" w:hAnsi="Assistant Medium" w:cs="Assistant Medium"/>
         </w:rPr>
       </w:pPr>
+      <w:proofErr w:type="spellStart"/>
       <w:r>
         <w:rPr>
           <w:rFonts w:ascii="Assistant Medium" w:hAnsi="Assistant Medium" w:cs="Assistant Medium"/>
         </w:rPr>
         <w:t>Truecaller</w:t>
       </w:r>
+      <w:proofErr w:type="spellEnd"/>
       <w:r>
         <w:rPr>
           <w:rFonts w:ascii="Assistant Medium" w:hAnsi="Assistant Medium" w:cs="Assistant Medium"/>
@@ -2044,7 +2110,35 @@
         <w:rPr>
           <w:rFonts w:ascii="Assistant Medium" w:hAnsi="Assistant Medium" w:cs="Assistant Medium"/>
         </w:rPr>
-        <w:t>MDM to separate work profile for less Important applications.</w:t>
+        <w:t xml:space="preserve">MDM to separate work </w:t>
+      </w:r>
+      <w:proofErr w:type="gramStart"/>
+      <w:r>
+        <w:rPr>
+          <w:rFonts w:ascii="Assistant Medium" w:hAnsi="Assistant Medium" w:cs="Assistant Medium"/>
+        </w:rPr>
+        <w:t>profile</w:t>
+      </w:r>
+      <w:proofErr w:type="gramEnd"/>
+      <w:r>
+        <w:rPr>
+          <w:rFonts w:ascii="Assistant Medium" w:hAnsi="Assistant Medium" w:cs="Assistant Medium"/>
+        </w:rPr>
+        <w:t xml:space="preserve"> for less </w:t>
+      </w:r>
+      <w:proofErr w:type="gramStart"/>
+      <w:r>
+        <w:rPr>
+          <w:rFonts w:ascii="Assistant Medium" w:hAnsi="Assistant Medium" w:cs="Assistant Medium"/>
+        </w:rPr>
+        <w:t>Important</w:t>
+      </w:r>
+      <w:proofErr w:type="gramEnd"/>
+      <w:r>
+        <w:rPr>
+          <w:rFonts w:ascii="Assistant Medium" w:hAnsi="Assistant Medium" w:cs="Assistant Medium"/>
+        </w:rPr>
+        <w:t xml:space="preserve"> applications.</w:t>
       </w:r>
     </w:p>
     <w:p>
@@ -2298,7 +2392,49 @@
         <w:rPr>
           <w:rFonts w:ascii="Assistant Medium" w:hAnsi="Assistant Medium" w:cs="Assistant Medium"/>
         </w:rPr>
-        <w:t xml:space="preserve"> and also drop weak ciphers, old ssl, compressed ssl and other certificates.</w:t>
+        <w:t xml:space="preserve"> </w:t>
+      </w:r>
+      <w:proofErr w:type="gramStart"/>
+      <w:r>
+        <w:rPr>
+          <w:rFonts w:ascii="Assistant Medium" w:hAnsi="Assistant Medium" w:cs="Assistant Medium"/>
+        </w:rPr>
+        <w:t>and also</w:t>
+      </w:r>
+      <w:proofErr w:type="gramEnd"/>
+      <w:r>
+        <w:rPr>
+          <w:rFonts w:ascii="Assistant Medium" w:hAnsi="Assistant Medium" w:cs="Assistant Medium"/>
+        </w:rPr>
+        <w:t xml:space="preserve"> drop weak ciphers, old </w:t>
+      </w:r>
+      <w:proofErr w:type="spellStart"/>
+      <w:r>
+        <w:rPr>
+          <w:rFonts w:ascii="Assistant Medium" w:hAnsi="Assistant Medium" w:cs="Assistant Medium"/>
+        </w:rPr>
+        <w:t>ssl</w:t>
+      </w:r>
+      <w:proofErr w:type="spellEnd"/>
+      <w:r>
+        <w:rPr>
+          <w:rFonts w:ascii="Assistant Medium" w:hAnsi="Assistant Medium" w:cs="Assistant Medium"/>
+        </w:rPr>
+        <w:t xml:space="preserve">, compressed </w:t>
+      </w:r>
+      <w:proofErr w:type="spellStart"/>
+      <w:r>
+        <w:rPr>
+          <w:rFonts w:ascii="Assistant Medium" w:hAnsi="Assistant Medium" w:cs="Assistant Medium"/>
+        </w:rPr>
+        <w:t>ssl</w:t>
+      </w:r>
+      <w:proofErr w:type="spellEnd"/>
+      <w:r>
+        <w:rPr>
+          <w:rFonts w:ascii="Assistant Medium" w:hAnsi="Assistant Medium" w:cs="Assistant Medium"/>
+        </w:rPr>
+        <w:t xml:space="preserve"> and other certificates.</w:t>
       </w:r>
     </w:p>
     <w:p>
@@ -2329,7 +2465,21 @@
         <w:rPr>
           <w:rFonts w:ascii="Assistant Medium" w:hAnsi="Assistant Medium" w:cs="Assistant Medium"/>
         </w:rPr>
-        <w:t xml:space="preserve"> wifi access)</w:t>
+        <w:t xml:space="preserve"> </w:t>
+      </w:r>
+      <w:proofErr w:type="spellStart"/>
+      <w:r>
+        <w:rPr>
+          <w:rFonts w:ascii="Assistant Medium" w:hAnsi="Assistant Medium" w:cs="Assistant Medium"/>
+        </w:rPr>
+        <w:t>wifi</w:t>
+      </w:r>
+      <w:proofErr w:type="spellEnd"/>
+      <w:r>
+        <w:rPr>
+          <w:rFonts w:ascii="Assistant Medium" w:hAnsi="Assistant Medium" w:cs="Assistant Medium"/>
+        </w:rPr>
+        <w:t xml:space="preserve"> access)</w:t>
       </w:r>
     </w:p>
     <w:p>
@@ -2354,25 +2504,54 @@
         <w:rPr>
           <w:rFonts w:ascii="Assistant Medium" w:hAnsi="Assistant Medium" w:cs="Assistant Medium"/>
         </w:rPr>
-        <w:t xml:space="preserve"> (on parents firewalls, not mine because of splunk lab).</w:t>
-      </w:r>
-    </w:p>
-    <w:p>
-      <w:pPr>
-        <w:pStyle w:val="ListParagraph"/>
-        <w:numPr>
-          <w:ilvl w:val="0"/>
-          <w:numId w:val="4"/>
-        </w:numPr>
-        <w:spacing w:after="0" w:line="360" w:lineRule="auto"/>
-        <w:rPr>
-          <w:rFonts w:ascii="Assistant Medium" w:hAnsi="Assistant Medium" w:cs="Assistant Medium"/>
-        </w:rPr>
-      </w:pPr>
-      <w:r>
-        <w:rPr>
-          <w:rFonts w:ascii="Assistant Medium" w:hAnsi="Assistant Medium" w:cs="Assistant Medium"/>
-        </w:rPr>
+        <w:t xml:space="preserve"> (on </w:t>
+      </w:r>
+      <w:proofErr w:type="gramStart"/>
+      <w:r>
+        <w:rPr>
+          <w:rFonts w:ascii="Assistant Medium" w:hAnsi="Assistant Medium" w:cs="Assistant Medium"/>
+        </w:rPr>
+        <w:t>parents</w:t>
+      </w:r>
+      <w:proofErr w:type="gramEnd"/>
+      <w:r>
+        <w:rPr>
+          <w:rFonts w:ascii="Assistant Medium" w:hAnsi="Assistant Medium" w:cs="Assistant Medium"/>
+        </w:rPr>
+        <w:t xml:space="preserve"> firewalls, not mine because of </w:t>
+      </w:r>
+      <w:proofErr w:type="spellStart"/>
+      <w:r>
+        <w:rPr>
+          <w:rFonts w:ascii="Assistant Medium" w:hAnsi="Assistant Medium" w:cs="Assistant Medium"/>
+        </w:rPr>
+        <w:t>splunk</w:t>
+      </w:r>
+      <w:proofErr w:type="spellEnd"/>
+      <w:r>
+        <w:rPr>
+          <w:rFonts w:ascii="Assistant Medium" w:hAnsi="Assistant Medium" w:cs="Assistant Medium"/>
+        </w:rPr>
+        <w:t xml:space="preserve"> lab).</w:t>
+      </w:r>
+    </w:p>
+    <w:p>
+      <w:pPr>
+        <w:pStyle w:val="ListParagraph"/>
+        <w:numPr>
+          <w:ilvl w:val="0"/>
+          <w:numId w:val="4"/>
+        </w:numPr>
+        <w:spacing w:after="0" w:line="360" w:lineRule="auto"/>
+        <w:rPr>
+          <w:rFonts w:ascii="Assistant Medium" w:hAnsi="Assistant Medium" w:cs="Assistant Medium"/>
+        </w:rPr>
+      </w:pPr>
+      <w:r>
+        <w:rPr>
+          <w:rFonts w:ascii="Assistant Medium" w:hAnsi="Assistant Medium" w:cs="Assistant Medium"/>
+        </w:rPr>
+        <w:lastRenderedPageBreak/>
         <w:t>Block wan to lan.</w:t>
       </w:r>
     </w:p>
@@ -2430,45 +2609,670 @@
         <w:rPr>
           <w:rFonts w:ascii="Assistant Medium" w:hAnsi="Assistant Medium" w:cs="Assistant Medium"/>
         </w:rPr>
+        <w:t>Geo</w:t>
+      </w:r>
+      <w:r>
+        <w:rPr>
+          <w:rFonts w:ascii="Assistant Medium" w:hAnsi="Assistant Medium" w:cs="Assistant Medium"/>
+        </w:rPr>
+        <w:t xml:space="preserve"> blocking</w:t>
+      </w:r>
+      <w:r>
+        <w:rPr>
+          <w:rFonts w:ascii="Assistant Medium" w:hAnsi="Assistant Medium" w:cs="Assistant Medium"/>
+        </w:rPr>
+        <w:t xml:space="preserve"> also to </w:t>
+      </w:r>
+      <w:proofErr w:type="spellStart"/>
+      <w:r>
+        <w:rPr>
+          <w:rFonts w:ascii="Assistant Medium" w:hAnsi="Assistant Medium" w:cs="Assistant Medium"/>
+        </w:rPr>
+        <w:t>oudbound</w:t>
+      </w:r>
+      <w:proofErr w:type="spellEnd"/>
+      <w:r>
+        <w:rPr>
+          <w:rFonts w:ascii="Assistant Medium" w:hAnsi="Assistant Medium" w:cs="Assistant Medium"/>
+        </w:rPr>
+        <w:t>.</w:t>
+      </w:r>
+    </w:p>
+    <w:p>
+      <w:pPr>
+        <w:pStyle w:val="ListParagraph"/>
+        <w:numPr>
+          <w:ilvl w:val="0"/>
+          <w:numId w:val="4"/>
+        </w:numPr>
+        <w:spacing w:after="0" w:line="360" w:lineRule="auto"/>
+        <w:rPr>
+          <w:rFonts w:ascii="Assistant Medium" w:hAnsi="Assistant Medium" w:cs="Assistant Medium"/>
+        </w:rPr>
+      </w:pPr>
+      <w:r>
+        <w:rPr>
+          <w:rFonts w:ascii="Assistant Medium" w:hAnsi="Assistant Medium" w:cs="Assistant Medium"/>
+        </w:rPr>
+        <w:t>MFA for login</w:t>
+      </w:r>
+      <w:r>
+        <w:rPr>
+          <w:rFonts w:ascii="Assistant Medium" w:hAnsi="Assistant Medium" w:cs="Assistant Medium"/>
+        </w:rPr>
+        <w:t xml:space="preserve"> from LAN.</w:t>
+      </w:r>
+    </w:p>
+    <w:p>
+      <w:pPr>
+        <w:pStyle w:val="ListParagraph"/>
+        <w:numPr>
+          <w:ilvl w:val="0"/>
+          <w:numId w:val="2"/>
+        </w:numPr>
+        <w:spacing w:after="0" w:line="360" w:lineRule="auto"/>
+        <w:rPr>
+          <w:rFonts w:ascii="Assistant Medium" w:hAnsi="Assistant Medium" w:cs="Assistant Medium"/>
+        </w:rPr>
+      </w:pPr>
+      <w:r>
+        <w:rPr>
+          <w:rFonts w:ascii="Assistant Medium" w:hAnsi="Assistant Medium" w:cs="Assistant Medium"/>
+        </w:rPr>
+        <w:t>DNS Firewall</w:t>
+      </w:r>
+      <w:r>
+        <w:rPr>
+          <w:rFonts w:ascii="Assistant Medium" w:hAnsi="Assistant Medium" w:cs="Assistant Medium"/>
+        </w:rPr>
+        <w:t xml:space="preserve"> – </w:t>
+      </w:r>
+      <w:proofErr w:type="spellStart"/>
+      <w:r>
+        <w:rPr>
+          <w:rFonts w:ascii="Assistant Medium" w:hAnsi="Assistant Medium" w:cs="Assistant Medium"/>
+        </w:rPr>
+        <w:t>NextDNS</w:t>
+      </w:r>
+      <w:proofErr w:type="spellEnd"/>
+      <w:r>
+        <w:rPr>
+          <w:rFonts w:ascii="Assistant Medium" w:hAnsi="Assistant Medium" w:cs="Assistant Medium"/>
+        </w:rPr>
+        <w:t>.</w:t>
+      </w:r>
+    </w:p>
+    <w:p>
+      <w:pPr>
+        <w:pStyle w:val="ListParagraph"/>
+        <w:numPr>
+          <w:ilvl w:val="0"/>
+          <w:numId w:val="4"/>
+        </w:numPr>
+        <w:spacing w:after="0" w:line="360" w:lineRule="auto"/>
+        <w:rPr>
+          <w:rFonts w:ascii="Assistant Medium" w:hAnsi="Assistant Medium" w:cs="Assistant Medium"/>
+        </w:rPr>
+      </w:pPr>
+      <w:r>
+        <w:rPr>
+          <w:rFonts w:ascii="Assistant Medium" w:hAnsi="Assistant Medium" w:cs="Assistant Medium"/>
+        </w:rPr>
+        <w:t>Threat intelligence blocking feeds.</w:t>
+      </w:r>
+    </w:p>
+    <w:p>
+      <w:pPr>
+        <w:pStyle w:val="ListParagraph"/>
+        <w:numPr>
+          <w:ilvl w:val="0"/>
+          <w:numId w:val="4"/>
+        </w:numPr>
+        <w:spacing w:after="0" w:line="360" w:lineRule="auto"/>
+        <w:rPr>
+          <w:rFonts w:ascii="Assistant Medium" w:hAnsi="Assistant Medium" w:cs="Assistant Medium"/>
+        </w:rPr>
+      </w:pPr>
+      <w:r>
+        <w:rPr>
+          <w:rFonts w:ascii="Assistant Medium" w:hAnsi="Assistant Medium" w:cs="Assistant Medium"/>
+        </w:rPr>
+        <w:t>AI-Driven Threat Detection.</w:t>
+      </w:r>
+    </w:p>
+    <w:p>
+      <w:pPr>
+        <w:pStyle w:val="ListParagraph"/>
+        <w:numPr>
+          <w:ilvl w:val="0"/>
+          <w:numId w:val="4"/>
+        </w:numPr>
+        <w:spacing w:after="0" w:line="360" w:lineRule="auto"/>
+        <w:rPr>
+          <w:rFonts w:ascii="Assistant Medium" w:hAnsi="Assistant Medium" w:cs="Assistant Medium"/>
+        </w:rPr>
+      </w:pPr>
+      <w:r>
+        <w:rPr>
+          <w:rFonts w:ascii="Assistant Medium" w:hAnsi="Assistant Medium" w:cs="Assistant Medium"/>
+        </w:rPr>
+        <w:t>Google Safe Browsing.</w:t>
+      </w:r>
+    </w:p>
+    <w:p>
+      <w:pPr>
+        <w:pStyle w:val="ListParagraph"/>
+        <w:numPr>
+          <w:ilvl w:val="0"/>
+          <w:numId w:val="4"/>
+        </w:numPr>
+        <w:spacing w:after="0" w:line="360" w:lineRule="auto"/>
+        <w:rPr>
+          <w:rFonts w:ascii="Assistant Medium" w:hAnsi="Assistant Medium" w:cs="Assistant Medium"/>
+        </w:rPr>
+      </w:pPr>
+      <w:r>
+        <w:rPr>
+          <w:rFonts w:ascii="Assistant Medium" w:hAnsi="Assistant Medium" w:cs="Assistant Medium"/>
+        </w:rPr>
+        <w:t>Cryptojacking Protection.</w:t>
+      </w:r>
+    </w:p>
+    <w:p>
+      <w:pPr>
+        <w:pStyle w:val="ListParagraph"/>
+        <w:numPr>
+          <w:ilvl w:val="0"/>
+          <w:numId w:val="4"/>
+        </w:numPr>
+        <w:spacing w:after="0" w:line="360" w:lineRule="auto"/>
+        <w:rPr>
+          <w:rFonts w:ascii="Assistant Medium" w:hAnsi="Assistant Medium" w:cs="Assistant Medium"/>
+        </w:rPr>
+      </w:pPr>
+      <w:r>
+        <w:rPr>
+          <w:rFonts w:ascii="Assistant Medium" w:hAnsi="Assistant Medium" w:cs="Assistant Medium"/>
+        </w:rPr>
+        <w:t>IDN Homograph Attacks Protection.</w:t>
+      </w:r>
+    </w:p>
+    <w:p>
+      <w:pPr>
+        <w:pStyle w:val="ListParagraph"/>
+        <w:numPr>
+          <w:ilvl w:val="0"/>
+          <w:numId w:val="4"/>
+        </w:numPr>
+        <w:spacing w:after="0" w:line="360" w:lineRule="auto"/>
+        <w:rPr>
+          <w:rFonts w:ascii="Assistant Medium" w:hAnsi="Assistant Medium" w:cs="Assistant Medium"/>
+        </w:rPr>
+      </w:pPr>
+      <w:proofErr w:type="spellStart"/>
+      <w:r>
+        <w:rPr>
+          <w:rFonts w:ascii="Assistant Medium" w:hAnsi="Assistant Medium" w:cs="Assistant Medium"/>
+        </w:rPr>
+        <w:t>Typosquatting</w:t>
+      </w:r>
+      <w:proofErr w:type="spellEnd"/>
+      <w:r>
+        <w:rPr>
+          <w:rFonts w:ascii="Assistant Medium" w:hAnsi="Assistant Medium" w:cs="Assistant Medium"/>
+        </w:rPr>
+        <w:t xml:space="preserve"> Protection.</w:t>
+      </w:r>
+    </w:p>
+    <w:p>
+      <w:pPr>
+        <w:pStyle w:val="ListParagraph"/>
+        <w:numPr>
+          <w:ilvl w:val="0"/>
+          <w:numId w:val="4"/>
+        </w:numPr>
+        <w:spacing w:after="0" w:line="360" w:lineRule="auto"/>
+        <w:rPr>
+          <w:rFonts w:ascii="Assistant Medium" w:hAnsi="Assistant Medium" w:cs="Assistant Medium"/>
+        </w:rPr>
+      </w:pPr>
+      <w:r>
+        <w:rPr>
+          <w:rFonts w:ascii="Assistant Medium" w:hAnsi="Assistant Medium" w:cs="Assistant Medium"/>
+        </w:rPr>
+        <w:t>Domain Generation Algorithms (DGAs) Protection.</w:t>
+      </w:r>
+    </w:p>
+    <w:p>
+      <w:pPr>
+        <w:pStyle w:val="ListParagraph"/>
+        <w:numPr>
+          <w:ilvl w:val="0"/>
+          <w:numId w:val="4"/>
+        </w:numPr>
+        <w:spacing w:after="0" w:line="360" w:lineRule="auto"/>
+        <w:rPr>
+          <w:rFonts w:ascii="Assistant Medium" w:hAnsi="Assistant Medium" w:cs="Assistant Medium"/>
+        </w:rPr>
+      </w:pPr>
+      <w:r>
+        <w:rPr>
+          <w:rFonts w:ascii="Assistant Medium" w:hAnsi="Assistant Medium" w:cs="Assistant Medium"/>
+        </w:rPr>
+        <w:t>Block Newly Registered Domains (NRDs).</w:t>
+      </w:r>
+    </w:p>
+    <w:p>
+      <w:pPr>
+        <w:pStyle w:val="ListParagraph"/>
+        <w:numPr>
+          <w:ilvl w:val="0"/>
+          <w:numId w:val="4"/>
+        </w:numPr>
+        <w:spacing w:after="0" w:line="360" w:lineRule="auto"/>
+        <w:rPr>
+          <w:rFonts w:ascii="Assistant Medium" w:hAnsi="Assistant Medium" w:cs="Assistant Medium"/>
+        </w:rPr>
+      </w:pPr>
+      <w:r>
+        <w:rPr>
+          <w:rFonts w:ascii="Assistant Medium" w:hAnsi="Assistant Medium" w:cs="Assistant Medium"/>
+        </w:rPr>
+        <w:t>Block Dynamic DNS Hostnames.</w:t>
+      </w:r>
+    </w:p>
+    <w:p>
+      <w:pPr>
+        <w:pStyle w:val="ListParagraph"/>
+        <w:numPr>
+          <w:ilvl w:val="0"/>
+          <w:numId w:val="4"/>
+        </w:numPr>
+        <w:spacing w:after="0" w:line="360" w:lineRule="auto"/>
+        <w:rPr>
+          <w:rFonts w:ascii="Assistant Medium" w:hAnsi="Assistant Medium" w:cs="Assistant Medium"/>
+        </w:rPr>
+      </w:pPr>
+      <w:r>
+        <w:rPr>
+          <w:rFonts w:ascii="Assistant Medium" w:hAnsi="Assistant Medium" w:cs="Assistant Medium"/>
+        </w:rPr>
+        <w:t>Block Parked Domains.</w:t>
+      </w:r>
+    </w:p>
+    <w:p>
+      <w:pPr>
+        <w:pStyle w:val="ListParagraph"/>
+        <w:numPr>
+          <w:ilvl w:val="0"/>
+          <w:numId w:val="4"/>
+        </w:numPr>
+        <w:spacing w:after="0" w:line="360" w:lineRule="auto"/>
+        <w:rPr>
+          <w:rFonts w:ascii="Assistant Medium" w:hAnsi="Assistant Medium" w:cs="Assistant Medium"/>
+        </w:rPr>
+      </w:pPr>
+      <w:r>
+        <w:rPr>
+          <w:rFonts w:ascii="Assistant Medium" w:hAnsi="Assistant Medium" w:cs="Assistant Medium"/>
+        </w:rPr>
+        <w:t>Block many risky Top-Level Domains (TLDs)</w:t>
+      </w:r>
+    </w:p>
+    <w:p>
+      <w:pPr>
+        <w:pStyle w:val="ListParagraph"/>
+        <w:numPr>
+          <w:ilvl w:val="0"/>
+          <w:numId w:val="4"/>
+        </w:numPr>
+        <w:spacing w:after="0" w:line="360" w:lineRule="auto"/>
+        <w:rPr>
+          <w:rFonts w:ascii="Assistant Medium" w:hAnsi="Assistant Medium" w:cs="Assistant Medium"/>
+        </w:rPr>
+      </w:pPr>
+      <w:r>
+        <w:rPr>
+          <w:rFonts w:ascii="Assistant Medium" w:hAnsi="Assistant Medium" w:cs="Assistant Medium"/>
+        </w:rPr>
+        <w:t>Ad blocking</w:t>
+      </w:r>
+    </w:p>
+    <w:p>
+      <w:pPr>
+        <w:pStyle w:val="ListParagraph"/>
+        <w:numPr>
+          <w:ilvl w:val="0"/>
+          <w:numId w:val="4"/>
+        </w:numPr>
+        <w:spacing w:after="0" w:line="360" w:lineRule="auto"/>
+        <w:rPr>
+          <w:rFonts w:ascii="Assistant Medium" w:hAnsi="Assistant Medium" w:cs="Assistant Medium"/>
+        </w:rPr>
+      </w:pPr>
+      <w:r>
+        <w:rPr>
+          <w:rFonts w:ascii="Assistant Medium" w:hAnsi="Assistant Medium" w:cs="Assistant Medium"/>
+        </w:rPr>
+        <w:t>Tracking protection.</w:t>
+      </w:r>
+    </w:p>
+    <w:p>
+      <w:pPr>
+        <w:pStyle w:val="ListParagraph"/>
+        <w:numPr>
+          <w:ilvl w:val="0"/>
+          <w:numId w:val="4"/>
+        </w:numPr>
+        <w:spacing w:after="0" w:line="360" w:lineRule="auto"/>
+        <w:rPr>
+          <w:rFonts w:ascii="Assistant Medium" w:hAnsi="Assistant Medium" w:cs="Assistant Medium"/>
+        </w:rPr>
+      </w:pPr>
+      <w:r>
+        <w:rPr>
+          <w:rFonts w:ascii="Assistant Medium" w:hAnsi="Assistant Medium" w:cs="Assistant Medium"/>
+        </w:rPr>
+        <w:t>Block free hosting domains</w:t>
+      </w:r>
+    </w:p>
+    <w:p>
+      <w:pPr>
+        <w:pStyle w:val="ListParagraph"/>
+        <w:numPr>
+          <w:ilvl w:val="0"/>
+          <w:numId w:val="4"/>
+        </w:numPr>
+        <w:spacing w:after="0" w:line="360" w:lineRule="auto"/>
+        <w:rPr>
+          <w:rFonts w:ascii="Assistant Medium" w:hAnsi="Assistant Medium" w:cs="Assistant Medium"/>
+        </w:rPr>
+      </w:pPr>
+      <w:r>
+        <w:rPr>
+          <w:rFonts w:ascii="Assistant Medium" w:hAnsi="Assistant Medium" w:cs="Assistant Medium"/>
+        </w:rPr>
+        <w:t xml:space="preserve">Block </w:t>
+      </w:r>
+      <w:r>
+        <w:rPr>
+          <w:rFonts w:ascii="Assistant Medium" w:hAnsi="Assistant Medium" w:cs="Assistant Medium"/>
+        </w:rPr>
+        <w:t>Data Drop Services</w:t>
+      </w:r>
+    </w:p>
+    <w:p>
+      <w:pPr>
+        <w:pStyle w:val="ListParagraph"/>
+        <w:numPr>
+          <w:ilvl w:val="0"/>
+          <w:numId w:val="4"/>
+        </w:numPr>
+        <w:spacing w:after="0" w:line="360" w:lineRule="auto"/>
+        <w:rPr>
+          <w:rFonts w:ascii="Assistant Medium" w:hAnsi="Assistant Medium" w:cs="Assistant Medium"/>
+        </w:rPr>
+      </w:pPr>
+      <w:r>
+        <w:rPr>
+          <w:rFonts w:ascii="Assistant Medium" w:hAnsi="Assistant Medium" w:cs="Assistant Medium"/>
+        </w:rPr>
+        <w:t>Block Residential Hosting</w:t>
+      </w:r>
+    </w:p>
+    <w:p>
+      <w:pPr>
+        <w:pStyle w:val="ListParagraph"/>
+        <w:numPr>
+          <w:ilvl w:val="0"/>
+          <w:numId w:val="4"/>
+        </w:numPr>
+        <w:spacing w:after="0" w:line="360" w:lineRule="auto"/>
+        <w:rPr>
+          <w:rFonts w:ascii="Assistant Medium" w:hAnsi="Assistant Medium" w:cs="Assistant Medium"/>
+          <w:b/>
+          <w:bCs/>
+        </w:rPr>
+      </w:pPr>
+      <w:r>
+        <w:rPr>
+          <w:rFonts w:ascii="Assistant Medium" w:hAnsi="Assistant Medium" w:cs="Assistant Medium"/>
+        </w:rPr>
+        <w:t xml:space="preserve">Block </w:t>
+      </w:r>
+      <w:r>
+        <w:rPr>
+          <w:rFonts w:ascii="Assistant Medium" w:hAnsi="Assistant Medium" w:cs="Assistant Medium"/>
+        </w:rPr>
+        <w:t>Decentralized Web Gateways</w:t>
+      </w:r>
+    </w:p>
+    <w:p>
+      <w:pPr>
+        <w:pStyle w:val="ListParagraph"/>
+        <w:numPr>
+          <w:ilvl w:val="0"/>
+          <w:numId w:val="4"/>
+        </w:numPr>
+        <w:spacing w:after="0" w:line="360" w:lineRule="auto"/>
+        <w:rPr>
+          <w:rFonts w:ascii="Assistant Medium" w:hAnsi="Assistant Medium" w:cs="Assistant Medium"/>
+        </w:rPr>
+      </w:pPr>
+      <w:r>
+        <w:rPr>
+          <w:rFonts w:ascii="Assistant Medium" w:hAnsi="Assistant Medium" w:cs="Assistant Medium"/>
+        </w:rPr>
+        <w:t>block Child Sexual Abuse Material (CSAM)</w:t>
+      </w:r>
+    </w:p>
+    <w:p>
+      <w:pPr>
+        <w:pStyle w:val="ListParagraph"/>
+        <w:numPr>
+          <w:ilvl w:val="0"/>
+          <w:numId w:val="4"/>
+        </w:numPr>
+        <w:spacing w:after="0" w:line="360" w:lineRule="auto"/>
+        <w:rPr>
+          <w:rFonts w:ascii="Assistant Medium" w:hAnsi="Assistant Medium" w:cs="Assistant Medium"/>
+        </w:rPr>
+      </w:pPr>
+      <w:r>
+        <w:rPr>
+          <w:rFonts w:ascii="Assistant Medium" w:hAnsi="Assistant Medium" w:cs="Assistant Medium"/>
+        </w:rPr>
+        <w:t xml:space="preserve">Support </w:t>
+      </w:r>
+      <w:proofErr w:type="spellStart"/>
+      <w:r>
+        <w:rPr>
+          <w:rFonts w:ascii="Assistant Medium" w:hAnsi="Assistant Medium" w:cs="Assistant Medium"/>
+        </w:rPr>
+        <w:t>dnssec</w:t>
+      </w:r>
+      <w:proofErr w:type="spellEnd"/>
+      <w:r>
+        <w:rPr>
+          <w:rFonts w:ascii="Assistant Medium" w:hAnsi="Assistant Medium" w:cs="Assistant Medium"/>
+        </w:rPr>
+        <w:t>.</w:t>
+      </w:r>
+    </w:p>
+    <w:p>
+      <w:pPr>
+        <w:pStyle w:val="ListParagraph"/>
+        <w:numPr>
+          <w:ilvl w:val="0"/>
+          <w:numId w:val="4"/>
+        </w:numPr>
+        <w:spacing w:after="0" w:line="360" w:lineRule="auto"/>
+        <w:rPr>
+          <w:rFonts w:ascii="Assistant Medium" w:hAnsi="Assistant Medium" w:cs="Assistant Medium"/>
+        </w:rPr>
+      </w:pPr>
+      <w:r>
+        <w:rPr>
+          <w:rFonts w:ascii="Assistant Medium" w:hAnsi="Assistant Medium" w:cs="Assistant Medium"/>
+        </w:rPr>
+        <w:t xml:space="preserve">Used with </w:t>
+      </w:r>
+      <w:proofErr w:type="spellStart"/>
+      <w:r>
+        <w:rPr>
+          <w:rFonts w:ascii="Assistant Medium" w:hAnsi="Assistant Medium" w:cs="Assistant Medium"/>
+        </w:rPr>
+        <w:t>dns</w:t>
+      </w:r>
+      <w:proofErr w:type="spellEnd"/>
+      <w:r>
+        <w:rPr>
+          <w:rFonts w:ascii="Assistant Medium" w:hAnsi="Assistant Medium" w:cs="Assistant Medium"/>
+        </w:rPr>
+        <w:t xml:space="preserve"> over </w:t>
+      </w:r>
+      <w:proofErr w:type="spellStart"/>
+      <w:r>
+        <w:rPr>
+          <w:rFonts w:ascii="Assistant Medium" w:hAnsi="Assistant Medium" w:cs="Assistant Medium"/>
+        </w:rPr>
+        <w:t>tls</w:t>
+      </w:r>
+      <w:proofErr w:type="spellEnd"/>
+      <w:r>
+        <w:rPr>
+          <w:rFonts w:ascii="Assistant Medium" w:hAnsi="Assistant Medium" w:cs="Assistant Medium"/>
+        </w:rPr>
+        <w:t xml:space="preserve"> or https.</w:t>
+      </w:r>
+    </w:p>
+    <w:p>
+      <w:pPr>
+        <w:pStyle w:val="ListParagraph"/>
+        <w:numPr>
+          <w:ilvl w:val="0"/>
+          <w:numId w:val="2"/>
+        </w:numPr>
+        <w:spacing w:after="0" w:line="360" w:lineRule="auto"/>
+        <w:rPr>
+          <w:rFonts w:ascii="Assistant Medium" w:hAnsi="Assistant Medium" w:cs="Assistant Medium"/>
+        </w:rPr>
+      </w:pPr>
+      <w:r>
+        <w:rPr>
+          <w:rFonts w:ascii="Assistant Medium" w:hAnsi="Assistant Medium" w:cs="Assistant Medium"/>
+        </w:rPr>
+        <w:t xml:space="preserve">DNS server on AWS – </w:t>
+      </w:r>
+      <w:proofErr w:type="spellStart"/>
+      <w:r>
+        <w:rPr>
+          <w:rFonts w:ascii="Assistant Medium" w:hAnsi="Assistant Medium" w:cs="Assistant Medium"/>
+        </w:rPr>
+        <w:t>Adguard</w:t>
+      </w:r>
+      <w:proofErr w:type="spellEnd"/>
+      <w:r>
+        <w:rPr>
+          <w:rFonts w:ascii="Assistant Medium" w:hAnsi="Assistant Medium" w:cs="Assistant Medium"/>
+        </w:rPr>
+        <w:t xml:space="preserve"> home</w:t>
+      </w:r>
+      <w:r>
+        <w:rPr>
+          <w:rFonts w:ascii="Assistant Medium" w:hAnsi="Assistant Medium" w:cs="Assistant Medium"/>
+        </w:rPr>
+        <w:t xml:space="preserve"> – connected to </w:t>
+      </w:r>
+      <w:proofErr w:type="spellStart"/>
+      <w:r>
+        <w:rPr>
+          <w:rFonts w:ascii="Assistant Medium" w:hAnsi="Assistant Medium" w:cs="Assistant Medium"/>
+        </w:rPr>
+        <w:t>dns</w:t>
+      </w:r>
+      <w:proofErr w:type="spellEnd"/>
+      <w:r>
+        <w:rPr>
+          <w:rFonts w:ascii="Assistant Medium" w:hAnsi="Assistant Medium" w:cs="Assistant Medium"/>
+        </w:rPr>
+        <w:t xml:space="preserve"> firewall.</w:t>
+      </w:r>
+    </w:p>
+    <w:p>
+      <w:pPr>
+        <w:pStyle w:val="ListParagraph"/>
+        <w:numPr>
+          <w:ilvl w:val="0"/>
+          <w:numId w:val="4"/>
+        </w:numPr>
+        <w:spacing w:after="0" w:line="360" w:lineRule="auto"/>
+        <w:rPr>
+          <w:rFonts w:ascii="Assistant Medium" w:hAnsi="Assistant Medium" w:cs="Assistant Medium"/>
+        </w:rPr>
+      </w:pPr>
+      <w:r>
+        <w:rPr>
+          <w:rFonts w:ascii="Assistant Medium" w:hAnsi="Assistant Medium" w:cs="Assistant Medium"/>
+        </w:rPr>
+        <w:t>Threat intelligence feeds.</w:t>
+      </w:r>
+    </w:p>
+    <w:p>
+      <w:pPr>
+        <w:pStyle w:val="ListParagraph"/>
+        <w:numPr>
+          <w:ilvl w:val="0"/>
+          <w:numId w:val="4"/>
+        </w:numPr>
+        <w:spacing w:after="0" w:line="360" w:lineRule="auto"/>
+        <w:rPr>
+          <w:rFonts w:ascii="Assistant Medium" w:hAnsi="Assistant Medium" w:cs="Assistant Medium"/>
+        </w:rPr>
+      </w:pPr>
+      <w:r>
+        <w:rPr>
+          <w:rFonts w:ascii="Assistant Medium" w:hAnsi="Assistant Medium" w:cs="Assistant Medium"/>
+        </w:rPr>
+        <w:t>Ad blocking.</w:t>
+      </w:r>
+    </w:p>
+    <w:p>
+      <w:pPr>
+        <w:pStyle w:val="ListParagraph"/>
+        <w:numPr>
+          <w:ilvl w:val="0"/>
+          <w:numId w:val="4"/>
+        </w:numPr>
+        <w:spacing w:after="0" w:line="360" w:lineRule="auto"/>
+        <w:rPr>
+          <w:rFonts w:ascii="Assistant Medium" w:hAnsi="Assistant Medium" w:cs="Assistant Medium"/>
+        </w:rPr>
+      </w:pPr>
+      <w:r>
+        <w:rPr>
+          <w:rFonts w:ascii="Assistant Medium" w:hAnsi="Assistant Medium" w:cs="Assistant Medium"/>
+        </w:rPr>
         <w:lastRenderedPageBreak/>
-        <w:t>Geo</w:t>
-      </w:r>
-      <w:r>
-        <w:rPr>
-          <w:rFonts w:ascii="Assistant Medium" w:hAnsi="Assistant Medium" w:cs="Assistant Medium"/>
-        </w:rPr>
-        <w:t xml:space="preserve"> blocking</w:t>
-      </w:r>
-      <w:r>
-        <w:rPr>
-          <w:rFonts w:ascii="Assistant Medium" w:hAnsi="Assistant Medium" w:cs="Assistant Medium"/>
-        </w:rPr>
-        <w:t xml:space="preserve"> also to oudbound.</w:t>
-      </w:r>
-    </w:p>
-    <w:p>
-      <w:pPr>
-        <w:pStyle w:val="ListParagraph"/>
-        <w:numPr>
-          <w:ilvl w:val="0"/>
-          <w:numId w:val="4"/>
-        </w:numPr>
-        <w:spacing w:after="0" w:line="360" w:lineRule="auto"/>
-        <w:rPr>
-          <w:rFonts w:ascii="Assistant Medium" w:hAnsi="Assistant Medium" w:cs="Assistant Medium"/>
-        </w:rPr>
-      </w:pPr>
-      <w:r>
-        <w:rPr>
-          <w:rFonts w:ascii="Assistant Medium" w:hAnsi="Assistant Medium" w:cs="Assistant Medium"/>
-        </w:rPr>
-        <w:t>MFA for login</w:t>
-      </w:r>
-      <w:r>
-        <w:rPr>
-          <w:rFonts w:ascii="Assistant Medium" w:hAnsi="Assistant Medium" w:cs="Assistant Medium"/>
-        </w:rPr>
-        <w:t xml:space="preserve"> from LAN.</w:t>
+        <w:t>Tracking protection.</w:t>
+      </w:r>
+    </w:p>
+    <w:p>
+      <w:pPr>
+        <w:spacing w:after="0" w:line="360" w:lineRule="auto"/>
+        <w:rPr>
+          <w:rFonts w:ascii="Assistant Medium" w:hAnsi="Assistant Medium" w:cs="Assistant Medium"/>
+          <w:b/>
+          <w:bCs/>
+        </w:rPr>
+      </w:pPr>
+      <w:r>
+        <w:rPr>
+          <w:rFonts w:ascii="Assistant Medium" w:hAnsi="Assistant Medium" w:cs="Assistant Medium"/>
+          <w:b/>
+          <w:bCs/>
+        </w:rPr>
+        <w:t>Additional For me:</w:t>
       </w:r>
     </w:p>
     <w:p>
@@ -2487,407 +3291,13 @@
         <w:rPr>
           <w:rFonts w:ascii="Assistant Medium" w:hAnsi="Assistant Medium" w:cs="Assistant Medium"/>
         </w:rPr>
-        <w:t>DNS Firewall</w:t>
-      </w:r>
-      <w:r>
-        <w:rPr>
-          <w:rFonts w:ascii="Assistant Medium" w:hAnsi="Assistant Medium" w:cs="Assistant Medium"/>
-        </w:rPr>
-        <w:t xml:space="preserve"> – NextDNS.</w:t>
-      </w:r>
-    </w:p>
-    <w:p>
-      <w:pPr>
-        <w:pStyle w:val="ListParagraph"/>
-        <w:numPr>
-          <w:ilvl w:val="0"/>
-          <w:numId w:val="4"/>
-        </w:numPr>
-        <w:spacing w:after="0" w:line="360" w:lineRule="auto"/>
-        <w:rPr>
-          <w:rFonts w:ascii="Assistant Medium" w:hAnsi="Assistant Medium" w:cs="Assistant Medium"/>
-        </w:rPr>
-      </w:pPr>
-      <w:r>
-        <w:rPr>
-          <w:rFonts w:ascii="Assistant Medium" w:hAnsi="Assistant Medium" w:cs="Assistant Medium"/>
-        </w:rPr>
-        <w:t>Threat intelligence blocking feeds.</w:t>
-      </w:r>
-    </w:p>
-    <w:p>
-      <w:pPr>
-        <w:pStyle w:val="ListParagraph"/>
-        <w:numPr>
-          <w:ilvl w:val="0"/>
-          <w:numId w:val="4"/>
-        </w:numPr>
-        <w:spacing w:after="0" w:line="360" w:lineRule="auto"/>
-        <w:rPr>
-          <w:rFonts w:ascii="Assistant Medium" w:hAnsi="Assistant Medium" w:cs="Assistant Medium"/>
-        </w:rPr>
-      </w:pPr>
-      <w:r>
-        <w:rPr>
-          <w:rFonts w:ascii="Assistant Medium" w:hAnsi="Assistant Medium" w:cs="Assistant Medium"/>
-        </w:rPr>
-        <w:t>AI-Driven Threat Detection.</w:t>
-      </w:r>
-    </w:p>
-    <w:p>
-      <w:pPr>
-        <w:pStyle w:val="ListParagraph"/>
-        <w:numPr>
-          <w:ilvl w:val="0"/>
-          <w:numId w:val="4"/>
-        </w:numPr>
-        <w:spacing w:after="0" w:line="360" w:lineRule="auto"/>
-        <w:rPr>
-          <w:rFonts w:ascii="Assistant Medium" w:hAnsi="Assistant Medium" w:cs="Assistant Medium"/>
-        </w:rPr>
-      </w:pPr>
-      <w:r>
-        <w:rPr>
-          <w:rFonts w:ascii="Assistant Medium" w:hAnsi="Assistant Medium" w:cs="Assistant Medium"/>
-        </w:rPr>
-        <w:t>Google Safe Browsing.</w:t>
-      </w:r>
-    </w:p>
-    <w:p>
-      <w:pPr>
-        <w:pStyle w:val="ListParagraph"/>
-        <w:numPr>
-          <w:ilvl w:val="0"/>
-          <w:numId w:val="4"/>
-        </w:numPr>
-        <w:spacing w:after="0" w:line="360" w:lineRule="auto"/>
-        <w:rPr>
-          <w:rFonts w:ascii="Assistant Medium" w:hAnsi="Assistant Medium" w:cs="Assistant Medium"/>
-        </w:rPr>
-      </w:pPr>
-      <w:r>
-        <w:rPr>
-          <w:rFonts w:ascii="Assistant Medium" w:hAnsi="Assistant Medium" w:cs="Assistant Medium"/>
-        </w:rPr>
-        <w:t>Cryptojacking Protection.</w:t>
-      </w:r>
-    </w:p>
-    <w:p>
-      <w:pPr>
-        <w:pStyle w:val="ListParagraph"/>
-        <w:numPr>
-          <w:ilvl w:val="0"/>
-          <w:numId w:val="4"/>
-        </w:numPr>
-        <w:spacing w:after="0" w:line="360" w:lineRule="auto"/>
-        <w:rPr>
-          <w:rFonts w:ascii="Assistant Medium" w:hAnsi="Assistant Medium" w:cs="Assistant Medium"/>
-        </w:rPr>
-      </w:pPr>
-      <w:r>
-        <w:rPr>
-          <w:rFonts w:ascii="Assistant Medium" w:hAnsi="Assistant Medium" w:cs="Assistant Medium"/>
-        </w:rPr>
-        <w:t>IDN Homograph Attacks Protection.</w:t>
-      </w:r>
-    </w:p>
-    <w:p>
-      <w:pPr>
-        <w:pStyle w:val="ListParagraph"/>
-        <w:numPr>
-          <w:ilvl w:val="0"/>
-          <w:numId w:val="4"/>
-        </w:numPr>
-        <w:spacing w:after="0" w:line="360" w:lineRule="auto"/>
-        <w:rPr>
-          <w:rFonts w:ascii="Assistant Medium" w:hAnsi="Assistant Medium" w:cs="Assistant Medium"/>
-        </w:rPr>
-      </w:pPr>
-      <w:r>
-        <w:rPr>
-          <w:rFonts w:ascii="Assistant Medium" w:hAnsi="Assistant Medium" w:cs="Assistant Medium"/>
-        </w:rPr>
-        <w:t>Typosquatting Protection.</w:t>
-      </w:r>
-    </w:p>
-    <w:p>
-      <w:pPr>
-        <w:pStyle w:val="ListParagraph"/>
-        <w:numPr>
-          <w:ilvl w:val="0"/>
-          <w:numId w:val="4"/>
-        </w:numPr>
-        <w:spacing w:after="0" w:line="360" w:lineRule="auto"/>
-        <w:rPr>
-          <w:rFonts w:ascii="Assistant Medium" w:hAnsi="Assistant Medium" w:cs="Assistant Medium"/>
-        </w:rPr>
-      </w:pPr>
-      <w:r>
-        <w:rPr>
-          <w:rFonts w:ascii="Assistant Medium" w:hAnsi="Assistant Medium" w:cs="Assistant Medium"/>
-        </w:rPr>
-        <w:t>Domain Generation Algorithms (DGAs) Protection.</w:t>
-      </w:r>
-    </w:p>
-    <w:p>
-      <w:pPr>
-        <w:pStyle w:val="ListParagraph"/>
-        <w:numPr>
-          <w:ilvl w:val="0"/>
-          <w:numId w:val="4"/>
-        </w:numPr>
-        <w:spacing w:after="0" w:line="360" w:lineRule="auto"/>
-        <w:rPr>
-          <w:rFonts w:ascii="Assistant Medium" w:hAnsi="Assistant Medium" w:cs="Assistant Medium"/>
-        </w:rPr>
-      </w:pPr>
-      <w:r>
-        <w:rPr>
-          <w:rFonts w:ascii="Assistant Medium" w:hAnsi="Assistant Medium" w:cs="Assistant Medium"/>
-        </w:rPr>
-        <w:t>Block Newly Registered Domains (NRDs).</w:t>
-      </w:r>
-    </w:p>
-    <w:p>
-      <w:pPr>
-        <w:pStyle w:val="ListParagraph"/>
-        <w:numPr>
-          <w:ilvl w:val="0"/>
-          <w:numId w:val="4"/>
-        </w:numPr>
-        <w:spacing w:after="0" w:line="360" w:lineRule="auto"/>
-        <w:rPr>
-          <w:rFonts w:ascii="Assistant Medium" w:hAnsi="Assistant Medium" w:cs="Assistant Medium"/>
-        </w:rPr>
-      </w:pPr>
-      <w:r>
-        <w:rPr>
-          <w:rFonts w:ascii="Assistant Medium" w:hAnsi="Assistant Medium" w:cs="Assistant Medium"/>
-        </w:rPr>
-        <w:t>Block Dynamic DNS Hostnames.</w:t>
-      </w:r>
-    </w:p>
-    <w:p>
-      <w:pPr>
-        <w:pStyle w:val="ListParagraph"/>
-        <w:numPr>
-          <w:ilvl w:val="0"/>
-          <w:numId w:val="4"/>
-        </w:numPr>
-        <w:spacing w:after="0" w:line="360" w:lineRule="auto"/>
-        <w:rPr>
-          <w:rFonts w:ascii="Assistant Medium" w:hAnsi="Assistant Medium" w:cs="Assistant Medium"/>
-        </w:rPr>
-      </w:pPr>
-      <w:r>
-        <w:rPr>
-          <w:rFonts w:ascii="Assistant Medium" w:hAnsi="Assistant Medium" w:cs="Assistant Medium"/>
-        </w:rPr>
-        <w:t>Block Parked Domains.</w:t>
-      </w:r>
-    </w:p>
-    <w:p>
-      <w:pPr>
-        <w:pStyle w:val="ListParagraph"/>
-        <w:numPr>
-          <w:ilvl w:val="0"/>
-          <w:numId w:val="4"/>
-        </w:numPr>
-        <w:spacing w:after="0" w:line="360" w:lineRule="auto"/>
-        <w:rPr>
-          <w:rFonts w:ascii="Assistant Medium" w:hAnsi="Assistant Medium" w:cs="Assistant Medium"/>
-        </w:rPr>
-      </w:pPr>
-      <w:r>
-        <w:rPr>
-          <w:rFonts w:ascii="Assistant Medium" w:hAnsi="Assistant Medium" w:cs="Assistant Medium"/>
-        </w:rPr>
-        <w:t>Block many risky Top-Level Domains (TLDs)</w:t>
-      </w:r>
-    </w:p>
-    <w:p>
-      <w:pPr>
-        <w:pStyle w:val="ListParagraph"/>
-        <w:numPr>
-          <w:ilvl w:val="0"/>
-          <w:numId w:val="4"/>
-        </w:numPr>
-        <w:spacing w:after="0" w:line="360" w:lineRule="auto"/>
-        <w:rPr>
-          <w:rFonts w:ascii="Assistant Medium" w:hAnsi="Assistant Medium" w:cs="Assistant Medium"/>
-        </w:rPr>
-      </w:pPr>
-      <w:r>
-        <w:rPr>
-          <w:rFonts w:ascii="Assistant Medium" w:hAnsi="Assistant Medium" w:cs="Assistant Medium"/>
-        </w:rPr>
-        <w:t>Ad blocking</w:t>
-      </w:r>
-    </w:p>
-    <w:p>
-      <w:pPr>
-        <w:pStyle w:val="ListParagraph"/>
-        <w:numPr>
-          <w:ilvl w:val="0"/>
-          <w:numId w:val="4"/>
-        </w:numPr>
-        <w:spacing w:after="0" w:line="360" w:lineRule="auto"/>
-        <w:rPr>
-          <w:rFonts w:ascii="Assistant Medium" w:hAnsi="Assistant Medium" w:cs="Assistant Medium"/>
-        </w:rPr>
-      </w:pPr>
-      <w:r>
-        <w:rPr>
-          <w:rFonts w:ascii="Assistant Medium" w:hAnsi="Assistant Medium" w:cs="Assistant Medium"/>
-        </w:rPr>
-        <w:t>Tracking protection.</w:t>
-      </w:r>
-    </w:p>
-    <w:p>
-      <w:pPr>
-        <w:pStyle w:val="ListParagraph"/>
-        <w:numPr>
-          <w:ilvl w:val="0"/>
-          <w:numId w:val="4"/>
-        </w:numPr>
-        <w:spacing w:after="0" w:line="360" w:lineRule="auto"/>
-        <w:rPr>
-          <w:rFonts w:ascii="Assistant Medium" w:hAnsi="Assistant Medium" w:cs="Assistant Medium"/>
-        </w:rPr>
-      </w:pPr>
-      <w:r>
-        <w:rPr>
-          <w:rFonts w:ascii="Assistant Medium" w:hAnsi="Assistant Medium" w:cs="Assistant Medium"/>
-        </w:rPr>
-        <w:t>Block free hosting domains</w:t>
-      </w:r>
-    </w:p>
-    <w:p>
-      <w:pPr>
-        <w:pStyle w:val="ListParagraph"/>
-        <w:numPr>
-          <w:ilvl w:val="0"/>
-          <w:numId w:val="4"/>
-        </w:numPr>
-        <w:spacing w:after="0" w:line="360" w:lineRule="auto"/>
-        <w:rPr>
-          <w:rFonts w:ascii="Assistant Medium" w:hAnsi="Assistant Medium" w:cs="Assistant Medium"/>
-        </w:rPr>
-      </w:pPr>
-      <w:r>
-        <w:rPr>
-          <w:rFonts w:ascii="Assistant Medium" w:hAnsi="Assistant Medium" w:cs="Assistant Medium"/>
-        </w:rPr>
-        <w:t xml:space="preserve">Block </w:t>
-      </w:r>
-      <w:r>
-        <w:rPr>
-          <w:rFonts w:ascii="Assistant Medium" w:hAnsi="Assistant Medium" w:cs="Assistant Medium"/>
-        </w:rPr>
-        <w:t>Data Drop Services</w:t>
-      </w:r>
-    </w:p>
-    <w:p>
-      <w:pPr>
-        <w:pStyle w:val="ListParagraph"/>
-        <w:numPr>
-          <w:ilvl w:val="0"/>
-          <w:numId w:val="4"/>
-        </w:numPr>
-        <w:spacing w:after="0" w:line="360" w:lineRule="auto"/>
-        <w:rPr>
-          <w:rFonts w:ascii="Assistant Medium" w:hAnsi="Assistant Medium" w:cs="Assistant Medium"/>
-        </w:rPr>
-      </w:pPr>
-      <w:r>
-        <w:rPr>
-          <w:rFonts w:ascii="Assistant Medium" w:hAnsi="Assistant Medium" w:cs="Assistant Medium"/>
-        </w:rPr>
-        <w:t>Block Residential Hosting</w:t>
-      </w:r>
-    </w:p>
-    <w:p>
-      <w:pPr>
-        <w:pStyle w:val="ListParagraph"/>
-        <w:numPr>
-          <w:ilvl w:val="0"/>
-          <w:numId w:val="4"/>
-        </w:numPr>
-        <w:spacing w:after="0" w:line="360" w:lineRule="auto"/>
-        <w:rPr>
-          <w:rFonts w:ascii="Assistant Medium" w:hAnsi="Assistant Medium" w:cs="Assistant Medium"/>
-          <w:b/>
-          <w:bCs/>
-        </w:rPr>
-      </w:pPr>
-      <w:r>
-        <w:rPr>
-          <w:rFonts w:ascii="Assistant Medium" w:hAnsi="Assistant Medium" w:cs="Assistant Medium"/>
-        </w:rPr>
-        <w:t xml:space="preserve">Block </w:t>
-      </w:r>
-      <w:r>
-        <w:rPr>
-          <w:rFonts w:ascii="Assistant Medium" w:hAnsi="Assistant Medium" w:cs="Assistant Medium"/>
-        </w:rPr>
-        <w:t>Decentralized Web Gateways</w:t>
-      </w:r>
-    </w:p>
-    <w:p>
-      <w:pPr>
-        <w:pStyle w:val="ListParagraph"/>
-        <w:numPr>
-          <w:ilvl w:val="0"/>
-          <w:numId w:val="4"/>
-        </w:numPr>
-        <w:spacing w:after="0" w:line="360" w:lineRule="auto"/>
-        <w:rPr>
-          <w:rFonts w:ascii="Assistant Medium" w:hAnsi="Assistant Medium" w:cs="Assistant Medium"/>
-        </w:rPr>
-      </w:pPr>
-      <w:r>
-        <w:rPr>
-          <w:rFonts w:ascii="Assistant Medium" w:hAnsi="Assistant Medium" w:cs="Assistant Medium"/>
-        </w:rPr>
-        <w:t>block Child Sexual Abuse Material (CSAM)</w:t>
-      </w:r>
-    </w:p>
-    <w:p>
-      <w:pPr>
-        <w:pStyle w:val="ListParagraph"/>
-        <w:numPr>
-          <w:ilvl w:val="0"/>
-          <w:numId w:val="4"/>
-        </w:numPr>
-        <w:spacing w:after="0" w:line="360" w:lineRule="auto"/>
-        <w:rPr>
-          <w:rFonts w:ascii="Assistant Medium" w:hAnsi="Assistant Medium" w:cs="Assistant Medium"/>
-        </w:rPr>
-      </w:pPr>
-      <w:r>
-        <w:rPr>
-          <w:rFonts w:ascii="Assistant Medium" w:hAnsi="Assistant Medium" w:cs="Assistant Medium"/>
-        </w:rPr>
-        <w:t>Support dnssec.</w:t>
-      </w:r>
-    </w:p>
-    <w:p>
-      <w:pPr>
-        <w:pStyle w:val="ListParagraph"/>
-        <w:numPr>
-          <w:ilvl w:val="0"/>
-          <w:numId w:val="4"/>
-        </w:numPr>
-        <w:spacing w:after="0" w:line="360" w:lineRule="auto"/>
-        <w:rPr>
-          <w:rFonts w:ascii="Assistant Medium" w:hAnsi="Assistant Medium" w:cs="Assistant Medium"/>
-        </w:rPr>
-      </w:pPr>
-      <w:r>
-        <w:rPr>
-          <w:rFonts w:ascii="Assistant Medium" w:hAnsi="Assistant Medium" w:cs="Assistant Medium"/>
-        </w:rPr>
-        <w:t>Used with dns over tls or https.</w:t>
+        <w:t>Checkpoint SMB Firewall</w:t>
+      </w:r>
+      <w:r>
+        <w:rPr>
+          <w:rFonts w:ascii="Assistant Medium" w:hAnsi="Assistant Medium" w:cs="Assistant Medium"/>
+        </w:rPr>
+        <w:t>.</w:t>
       </w:r>
     </w:p>
     <w:p>
@@ -2902,136 +3312,19 @@
           <w:rFonts w:ascii="Assistant Medium" w:hAnsi="Assistant Medium" w:cs="Assistant Medium"/>
         </w:rPr>
       </w:pPr>
-      <w:r>
-        <w:rPr>
-          <w:rFonts w:ascii="Assistant Medium" w:hAnsi="Assistant Medium" w:cs="Assistant Medium"/>
-        </w:rPr>
-        <w:t>DNS server on AWS – Adguard home</w:t>
-      </w:r>
-      <w:r>
-        <w:rPr>
-          <w:rFonts w:ascii="Assistant Medium" w:hAnsi="Assistant Medium" w:cs="Assistant Medium"/>
-        </w:rPr>
-        <w:t xml:space="preserve"> – connected to dns firewall.</w:t>
-      </w:r>
-    </w:p>
-    <w:p>
-      <w:pPr>
-        <w:pStyle w:val="ListParagraph"/>
-        <w:numPr>
-          <w:ilvl w:val="0"/>
-          <w:numId w:val="4"/>
-        </w:numPr>
-        <w:spacing w:after="0" w:line="360" w:lineRule="auto"/>
-        <w:rPr>
-          <w:rFonts w:ascii="Assistant Medium" w:hAnsi="Assistant Medium" w:cs="Assistant Medium"/>
-        </w:rPr>
-      </w:pPr>
-      <w:r>
-        <w:rPr>
-          <w:rFonts w:ascii="Assistant Medium" w:hAnsi="Assistant Medium" w:cs="Assistant Medium"/>
-        </w:rPr>
-        <w:t>Threat intelligence feeds.</w:t>
-      </w:r>
-    </w:p>
-    <w:p>
-      <w:pPr>
-        <w:pStyle w:val="ListParagraph"/>
-        <w:numPr>
-          <w:ilvl w:val="0"/>
-          <w:numId w:val="4"/>
-        </w:numPr>
-        <w:spacing w:after="0" w:line="360" w:lineRule="auto"/>
-        <w:rPr>
-          <w:rFonts w:ascii="Assistant Medium" w:hAnsi="Assistant Medium" w:cs="Assistant Medium"/>
-        </w:rPr>
-      </w:pPr>
-      <w:r>
-        <w:rPr>
-          <w:rFonts w:ascii="Assistant Medium" w:hAnsi="Assistant Medium" w:cs="Assistant Medium"/>
-        </w:rPr>
-        <w:t>Ad blocking.</w:t>
-      </w:r>
-    </w:p>
-    <w:p>
-      <w:pPr>
-        <w:pStyle w:val="ListParagraph"/>
-        <w:numPr>
-          <w:ilvl w:val="0"/>
-          <w:numId w:val="4"/>
-        </w:numPr>
-        <w:spacing w:after="0" w:line="360" w:lineRule="auto"/>
-        <w:rPr>
-          <w:rFonts w:ascii="Assistant Medium" w:hAnsi="Assistant Medium" w:cs="Assistant Medium"/>
-        </w:rPr>
-      </w:pPr>
-      <w:r>
-        <w:rPr>
-          <w:rFonts w:ascii="Assistant Medium" w:hAnsi="Assistant Medium" w:cs="Assistant Medium"/>
-        </w:rPr>
-        <w:t>Tracking protection.</w:t>
-      </w:r>
-    </w:p>
-    <w:p>
-      <w:pPr>
-        <w:spacing w:after="0" w:line="360" w:lineRule="auto"/>
-        <w:rPr>
-          <w:rFonts w:ascii="Assistant Medium" w:hAnsi="Assistant Medium" w:cs="Assistant Medium"/>
-          <w:b/>
-          <w:bCs/>
-        </w:rPr>
-      </w:pPr>
-      <w:r>
-        <w:rPr>
-          <w:rFonts w:ascii="Assistant Medium" w:hAnsi="Assistant Medium" w:cs="Assistant Medium"/>
-          <w:b/>
-          <w:bCs/>
-        </w:rPr>
-        <w:t>Additional For me:</w:t>
-      </w:r>
-    </w:p>
-    <w:p>
-      <w:pPr>
-        <w:pStyle w:val="ListParagraph"/>
-        <w:numPr>
-          <w:ilvl w:val="0"/>
-          <w:numId w:val="2"/>
-        </w:numPr>
-        <w:spacing w:after="0" w:line="360" w:lineRule="auto"/>
-        <w:rPr>
-          <w:rFonts w:ascii="Assistant Medium" w:hAnsi="Assistant Medium" w:cs="Assistant Medium"/>
-        </w:rPr>
-      </w:pPr>
-      <w:r>
-        <w:rPr>
-          <w:rFonts w:ascii="Assistant Medium" w:hAnsi="Assistant Medium" w:cs="Assistant Medium"/>
-        </w:rPr>
-        <w:t>Checkpoint SMB Firewall</w:t>
-      </w:r>
-      <w:r>
-        <w:rPr>
-          <w:rFonts w:ascii="Assistant Medium" w:hAnsi="Assistant Medium" w:cs="Assistant Medium"/>
-        </w:rPr>
-        <w:t>.</w:t>
-      </w:r>
-    </w:p>
-    <w:p>
-      <w:pPr>
-        <w:pStyle w:val="ListParagraph"/>
-        <w:numPr>
-          <w:ilvl w:val="0"/>
-          <w:numId w:val="2"/>
-        </w:numPr>
-        <w:spacing w:after="0" w:line="360" w:lineRule="auto"/>
-        <w:rPr>
-          <w:rFonts w:ascii="Assistant Medium" w:hAnsi="Assistant Medium" w:cs="Assistant Medium"/>
-        </w:rPr>
-      </w:pPr>
-      <w:r>
-        <w:rPr>
-          <w:rFonts w:ascii="Assistant Medium" w:hAnsi="Assistant Medium" w:cs="Assistant Medium"/>
-        </w:rPr>
-        <w:t>Twingate ZTNA.</w:t>
+      <w:proofErr w:type="spellStart"/>
+      <w:r>
+        <w:rPr>
+          <w:rFonts w:ascii="Assistant Medium" w:hAnsi="Assistant Medium" w:cs="Assistant Medium"/>
+        </w:rPr>
+        <w:t>Twingate</w:t>
+      </w:r>
+      <w:proofErr w:type="spellEnd"/>
+      <w:r>
+        <w:rPr>
+          <w:rFonts w:ascii="Assistant Medium" w:hAnsi="Assistant Medium" w:cs="Assistant Medium"/>
+        </w:rPr>
+        <w:t xml:space="preserve"> ZTNA.</w:t>
       </w:r>
     </w:p>
     <w:p>
@@ -3079,7 +3372,6 @@
           <w:szCs w:val="28"/>
           <w:u w:val="single"/>
         </w:rPr>
-        <w:lastRenderedPageBreak/>
         <w:t xml:space="preserve">Email </w:t>
       </w:r>
     </w:p>
@@ -3169,11 +3461,19 @@
           <w:rFonts w:ascii="Assistant Medium" w:hAnsi="Assistant Medium" w:cs="Assistant Medium"/>
         </w:rPr>
       </w:pPr>
-      <w:r>
-        <w:rPr>
-          <w:rFonts w:ascii="Assistant Medium" w:hAnsi="Assistant Medium" w:cs="Assistant Medium"/>
-        </w:rPr>
-        <w:t>Yubikey login</w:t>
+      <w:proofErr w:type="spellStart"/>
+      <w:r>
+        <w:rPr>
+          <w:rFonts w:ascii="Assistant Medium" w:hAnsi="Assistant Medium" w:cs="Assistant Medium"/>
+        </w:rPr>
+        <w:t>Yubikey</w:t>
+      </w:r>
+      <w:proofErr w:type="spellEnd"/>
+      <w:r>
+        <w:rPr>
+          <w:rFonts w:ascii="Assistant Medium" w:hAnsi="Assistant Medium" w:cs="Assistant Medium"/>
+        </w:rPr>
+        <w:t xml:space="preserve"> login</w:t>
       </w:r>
     </w:p>
     <w:p>
@@ -3244,107 +3544,119 @@
           <w:rFonts w:ascii="Assistant Medium" w:hAnsi="Assistant Medium" w:cs="Assistant Medium"/>
         </w:rPr>
       </w:pPr>
+      <w:proofErr w:type="spellStart"/>
       <w:r>
         <w:rPr>
           <w:rFonts w:ascii="Assistant Medium" w:hAnsi="Assistant Medium" w:cs="Assistant Medium"/>
         </w:rPr>
         <w:t>Dnssec</w:t>
       </w:r>
-    </w:p>
-    <w:p>
-      <w:pPr>
-        <w:pStyle w:val="ListParagraph"/>
-        <w:numPr>
-          <w:ilvl w:val="0"/>
-          <w:numId w:val="4"/>
-        </w:numPr>
-        <w:spacing w:after="0" w:line="360" w:lineRule="auto"/>
-        <w:rPr>
-          <w:rFonts w:ascii="Assistant Medium" w:hAnsi="Assistant Medium" w:cs="Assistant Medium"/>
-        </w:rPr>
-      </w:pPr>
+      <w:proofErr w:type="spellEnd"/>
+    </w:p>
+    <w:p>
+      <w:pPr>
+        <w:pStyle w:val="ListParagraph"/>
+        <w:numPr>
+          <w:ilvl w:val="0"/>
+          <w:numId w:val="4"/>
+        </w:numPr>
+        <w:spacing w:after="0" w:line="360" w:lineRule="auto"/>
+        <w:rPr>
+          <w:rFonts w:ascii="Assistant Medium" w:hAnsi="Assistant Medium" w:cs="Assistant Medium"/>
+        </w:rPr>
+      </w:pPr>
+      <w:proofErr w:type="spellStart"/>
       <w:r>
         <w:rPr>
           <w:rFonts w:ascii="Assistant Medium" w:hAnsi="Assistant Medium" w:cs="Assistant Medium"/>
         </w:rPr>
         <w:t>Spf</w:t>
       </w:r>
-    </w:p>
-    <w:p>
-      <w:pPr>
-        <w:pStyle w:val="ListParagraph"/>
-        <w:numPr>
-          <w:ilvl w:val="0"/>
-          <w:numId w:val="4"/>
-        </w:numPr>
-        <w:spacing w:after="0" w:line="360" w:lineRule="auto"/>
-        <w:rPr>
-          <w:rFonts w:ascii="Assistant Medium" w:hAnsi="Assistant Medium" w:cs="Assistant Medium"/>
-        </w:rPr>
-      </w:pPr>
+      <w:proofErr w:type="spellEnd"/>
+    </w:p>
+    <w:p>
+      <w:pPr>
+        <w:pStyle w:val="ListParagraph"/>
+        <w:numPr>
+          <w:ilvl w:val="0"/>
+          <w:numId w:val="4"/>
+        </w:numPr>
+        <w:spacing w:after="0" w:line="360" w:lineRule="auto"/>
+        <w:rPr>
+          <w:rFonts w:ascii="Assistant Medium" w:hAnsi="Assistant Medium" w:cs="Assistant Medium"/>
+        </w:rPr>
+      </w:pPr>
+      <w:proofErr w:type="spellStart"/>
       <w:r>
         <w:rPr>
           <w:rFonts w:ascii="Assistant Medium" w:hAnsi="Assistant Medium" w:cs="Assistant Medium"/>
         </w:rPr>
         <w:t>Mta-sts</w:t>
       </w:r>
-    </w:p>
-    <w:p>
-      <w:pPr>
-        <w:pStyle w:val="ListParagraph"/>
-        <w:numPr>
-          <w:ilvl w:val="0"/>
-          <w:numId w:val="4"/>
-        </w:numPr>
-        <w:spacing w:after="0" w:line="360" w:lineRule="auto"/>
-        <w:rPr>
-          <w:rFonts w:ascii="Assistant Medium" w:hAnsi="Assistant Medium" w:cs="Assistant Medium"/>
-        </w:rPr>
-      </w:pPr>
+      <w:proofErr w:type="spellEnd"/>
+    </w:p>
+    <w:p>
+      <w:pPr>
+        <w:pStyle w:val="ListParagraph"/>
+        <w:numPr>
+          <w:ilvl w:val="0"/>
+          <w:numId w:val="4"/>
+        </w:numPr>
+        <w:spacing w:after="0" w:line="360" w:lineRule="auto"/>
+        <w:rPr>
+          <w:rFonts w:ascii="Assistant Medium" w:hAnsi="Assistant Medium" w:cs="Assistant Medium"/>
+        </w:rPr>
+      </w:pPr>
+      <w:proofErr w:type="spellStart"/>
       <w:r>
         <w:rPr>
           <w:rFonts w:ascii="Assistant Medium" w:hAnsi="Assistant Medium" w:cs="Assistant Medium"/>
         </w:rPr>
         <w:t>Dmarc</w:t>
       </w:r>
-    </w:p>
-    <w:p>
-      <w:pPr>
-        <w:pStyle w:val="ListParagraph"/>
-        <w:numPr>
-          <w:ilvl w:val="0"/>
-          <w:numId w:val="4"/>
-        </w:numPr>
-        <w:spacing w:after="0" w:line="360" w:lineRule="auto"/>
-        <w:rPr>
-          <w:rFonts w:ascii="Assistant Medium" w:hAnsi="Assistant Medium" w:cs="Assistant Medium"/>
-        </w:rPr>
-      </w:pPr>
+      <w:proofErr w:type="spellEnd"/>
+    </w:p>
+    <w:p>
+      <w:pPr>
+        <w:pStyle w:val="ListParagraph"/>
+        <w:numPr>
+          <w:ilvl w:val="0"/>
+          <w:numId w:val="4"/>
+        </w:numPr>
+        <w:spacing w:after="0" w:line="360" w:lineRule="auto"/>
+        <w:rPr>
+          <w:rFonts w:ascii="Assistant Medium" w:hAnsi="Assistant Medium" w:cs="Assistant Medium"/>
+        </w:rPr>
+      </w:pPr>
+      <w:proofErr w:type="spellStart"/>
       <w:r>
         <w:rPr>
           <w:rFonts w:ascii="Assistant Medium" w:hAnsi="Assistant Medium" w:cs="Assistant Medium"/>
         </w:rPr>
         <w:t>Dkim</w:t>
       </w:r>
-    </w:p>
-    <w:p>
-      <w:pPr>
-        <w:pStyle w:val="ListParagraph"/>
-        <w:numPr>
-          <w:ilvl w:val="0"/>
-          <w:numId w:val="4"/>
-        </w:numPr>
-        <w:spacing w:after="0" w:line="360" w:lineRule="auto"/>
-        <w:rPr>
-          <w:rFonts w:ascii="Assistant Medium" w:hAnsi="Assistant Medium" w:cs="Assistant Medium"/>
-        </w:rPr>
-      </w:pPr>
+      <w:proofErr w:type="spellEnd"/>
+    </w:p>
+    <w:p>
+      <w:pPr>
+        <w:pStyle w:val="ListParagraph"/>
+        <w:numPr>
+          <w:ilvl w:val="0"/>
+          <w:numId w:val="4"/>
+        </w:numPr>
+        <w:spacing w:after="0" w:line="360" w:lineRule="auto"/>
+        <w:rPr>
+          <w:rFonts w:ascii="Assistant Medium" w:hAnsi="Assistant Medium" w:cs="Assistant Medium"/>
+        </w:rPr>
+      </w:pPr>
+      <w:proofErr w:type="spellStart"/>
       <w:r>
         <w:rPr>
           <w:rFonts w:ascii="Assistant Medium" w:hAnsi="Assistant Medium" w:cs="Assistant Medium"/>
         </w:rPr>
         <w:t>caa</w:t>
       </w:r>
+      <w:proofErr w:type="spellEnd"/>
     </w:p>
     <w:p>
       <w:pPr>
@@ -3439,10 +3751,7 @@
           <w:u w:val="single"/>
         </w:rPr>
       </w:pPr>
-    </w:p>
-    <w:p>
-      <w:pPr>
-        <w:spacing w:after="0" w:line="360" w:lineRule="auto"/>
+      <w:r>
         <w:rPr>
           <w:rFonts w:ascii="Assistant Medium" w:hAnsi="Assistant Medium" w:cs="Assistant Medium"/>
           <w:b/>
@@ -3451,11 +3760,589 @@
           <w:szCs w:val="28"/>
           <w:u w:val="single"/>
         </w:rPr>
-      </w:pPr>
-    </w:p>
-    <w:p>
-      <w:pPr>
-        <w:spacing w:after="0" w:line="360" w:lineRule="auto"/>
+        <w:lastRenderedPageBreak/>
+        <w:t>Monitoring</w:t>
+      </w:r>
+    </w:p>
+    <w:p>
+      <w:pPr>
+        <w:pStyle w:val="ListParagraph"/>
+        <w:numPr>
+          <w:ilvl w:val="0"/>
+          <w:numId w:val="2"/>
+        </w:numPr>
+        <w:spacing w:after="0" w:line="360" w:lineRule="auto"/>
+        <w:rPr>
+          <w:rFonts w:ascii="Assistant Medium" w:hAnsi="Assistant Medium" w:cs="Assistant Medium"/>
+        </w:rPr>
+      </w:pPr>
+      <w:r>
+        <w:rPr>
+          <w:rFonts w:ascii="Assistant Medium" w:hAnsi="Assistant Medium" w:cs="Assistant Medium"/>
+        </w:rPr>
+        <w:t xml:space="preserve">Wazuh SIEM </w:t>
+      </w:r>
+      <w:r>
+        <w:rPr>
+          <w:rFonts w:ascii="Assistant Medium" w:hAnsi="Assistant Medium" w:cs="Assistant Medium"/>
+        </w:rPr>
+        <w:t xml:space="preserve">- located </w:t>
+      </w:r>
+      <w:r>
+        <w:rPr>
+          <w:rFonts w:ascii="Assistant Medium" w:hAnsi="Assistant Medium" w:cs="Assistant Medium"/>
+        </w:rPr>
+        <w:t>on EC2 AWS.</w:t>
+      </w:r>
+    </w:p>
+    <w:p>
+      <w:pPr>
+        <w:pStyle w:val="ListParagraph"/>
+        <w:numPr>
+          <w:ilvl w:val="0"/>
+          <w:numId w:val="4"/>
+        </w:numPr>
+        <w:spacing w:after="0" w:line="360" w:lineRule="auto"/>
+        <w:rPr>
+          <w:rFonts w:ascii="Assistant Medium" w:hAnsi="Assistant Medium" w:cs="Assistant Medium"/>
+        </w:rPr>
+      </w:pPr>
+      <w:r>
+        <w:rPr>
+          <w:rFonts w:ascii="Assistant Medium" w:hAnsi="Assistant Medium" w:cs="Assistant Medium"/>
+        </w:rPr>
+        <w:t xml:space="preserve">More than 550 custom rules. </w:t>
+      </w:r>
+    </w:p>
+    <w:p>
+      <w:pPr>
+        <w:pStyle w:val="ListParagraph"/>
+        <w:numPr>
+          <w:ilvl w:val="0"/>
+          <w:numId w:val="4"/>
+        </w:numPr>
+        <w:spacing w:after="0" w:line="360" w:lineRule="auto"/>
+        <w:rPr>
+          <w:rFonts w:ascii="Assistant Medium" w:hAnsi="Assistant Medium" w:cs="Assistant Medium"/>
+        </w:rPr>
+      </w:pPr>
+      <w:r>
+        <w:rPr>
+          <w:rFonts w:ascii="Assistant Medium" w:hAnsi="Assistant Medium" w:cs="Assistant Medium"/>
+        </w:rPr>
+        <w:t>Alerting immediately to Slack on my phone.</w:t>
+      </w:r>
+    </w:p>
+    <w:p>
+      <w:pPr>
+        <w:pStyle w:val="ListParagraph"/>
+        <w:numPr>
+          <w:ilvl w:val="0"/>
+          <w:numId w:val="4"/>
+        </w:numPr>
+        <w:spacing w:after="0" w:line="360" w:lineRule="auto"/>
+        <w:rPr>
+          <w:rFonts w:ascii="Assistant Medium" w:hAnsi="Assistant Medium" w:cs="Assistant Medium"/>
+        </w:rPr>
+      </w:pPr>
+      <w:r>
+        <w:rPr>
+          <w:rFonts w:ascii="Assistant Medium" w:hAnsi="Assistant Medium" w:cs="Assistant Medium"/>
+        </w:rPr>
+        <w:t xml:space="preserve">All windows computers </w:t>
+      </w:r>
+      <w:r>
+        <w:rPr>
+          <w:rFonts w:ascii="Assistant Medium" w:hAnsi="Assistant Medium" w:cs="Assistant Medium"/>
+        </w:rPr>
+        <w:t>have</w:t>
+      </w:r>
+      <w:r>
+        <w:rPr>
+          <w:rFonts w:ascii="Assistant Medium" w:hAnsi="Assistant Medium" w:cs="Assistant Medium"/>
+        </w:rPr>
+        <w:t xml:space="preserve"> agent</w:t>
+      </w:r>
+      <w:r>
+        <w:rPr>
+          <w:rFonts w:ascii="Assistant Medium" w:hAnsi="Assistant Medium" w:cs="Assistant Medium"/>
+        </w:rPr>
+        <w:t>s</w:t>
+      </w:r>
+      <w:r>
+        <w:rPr>
+          <w:rFonts w:ascii="Assistant Medium" w:hAnsi="Assistant Medium" w:cs="Assistant Medium"/>
+        </w:rPr>
+        <w:t xml:space="preserve"> on them.</w:t>
+      </w:r>
+    </w:p>
+    <w:p>
+      <w:pPr>
+        <w:pStyle w:val="ListParagraph"/>
+        <w:numPr>
+          <w:ilvl w:val="0"/>
+          <w:numId w:val="4"/>
+        </w:numPr>
+        <w:spacing w:after="0" w:line="360" w:lineRule="auto"/>
+        <w:rPr>
+          <w:rFonts w:ascii="Assistant Medium" w:hAnsi="Assistant Medium" w:cs="Assistant Medium"/>
+        </w:rPr>
+      </w:pPr>
+      <w:r>
+        <w:rPr>
+          <w:rFonts w:ascii="Assistant Medium" w:hAnsi="Assistant Medium" w:cs="Assistant Medium"/>
+        </w:rPr>
+        <w:t>All servers have agent</w:t>
+      </w:r>
+      <w:r>
+        <w:rPr>
+          <w:rFonts w:ascii="Assistant Medium" w:hAnsi="Assistant Medium" w:cs="Assistant Medium"/>
+        </w:rPr>
+        <w:t>s</w:t>
+      </w:r>
+      <w:r>
+        <w:rPr>
+          <w:rFonts w:ascii="Assistant Medium" w:hAnsi="Assistant Medium" w:cs="Assistant Medium"/>
+        </w:rPr>
+        <w:t xml:space="preserve"> on them.</w:t>
+      </w:r>
+    </w:p>
+    <w:p>
+      <w:pPr>
+        <w:pStyle w:val="ListParagraph"/>
+        <w:numPr>
+          <w:ilvl w:val="0"/>
+          <w:numId w:val="4"/>
+        </w:numPr>
+        <w:spacing w:after="0" w:line="360" w:lineRule="auto"/>
+        <w:rPr>
+          <w:rFonts w:ascii="Assistant Medium" w:hAnsi="Assistant Medium" w:cs="Assistant Medium"/>
+        </w:rPr>
+      </w:pPr>
+      <w:r>
+        <w:rPr>
+          <w:rFonts w:ascii="Assistant Medium" w:hAnsi="Assistant Medium" w:cs="Assistant Medium"/>
+        </w:rPr>
+        <w:t>The Firewall</w:t>
+      </w:r>
+      <w:r>
+        <w:rPr>
+          <w:rFonts w:ascii="Assistant Medium" w:hAnsi="Assistant Medium" w:cs="Assistant Medium"/>
+        </w:rPr>
+        <w:t>s</w:t>
+      </w:r>
+      <w:r>
+        <w:rPr>
+          <w:rFonts w:ascii="Assistant Medium" w:hAnsi="Assistant Medium" w:cs="Assistant Medium"/>
+        </w:rPr>
+        <w:t xml:space="preserve"> gets monitored.</w:t>
+      </w:r>
+    </w:p>
+    <w:p>
+      <w:pPr>
+        <w:pStyle w:val="ListParagraph"/>
+        <w:numPr>
+          <w:ilvl w:val="0"/>
+          <w:numId w:val="4"/>
+        </w:numPr>
+        <w:spacing w:after="0" w:line="360" w:lineRule="auto"/>
+        <w:rPr>
+          <w:rFonts w:ascii="Assistant Medium" w:hAnsi="Assistant Medium" w:cs="Assistant Medium"/>
+        </w:rPr>
+      </w:pPr>
+      <w:r>
+        <w:rPr>
+          <w:rFonts w:ascii="Assistant Medium" w:hAnsi="Assistant Medium" w:cs="Assistant Medium"/>
+        </w:rPr>
+        <w:t>Checkpoint EDR monitored on pc and server.</w:t>
+      </w:r>
+    </w:p>
+    <w:p>
+      <w:pPr>
+        <w:pStyle w:val="ListParagraph"/>
+        <w:numPr>
+          <w:ilvl w:val="0"/>
+          <w:numId w:val="4"/>
+        </w:numPr>
+        <w:spacing w:after="0" w:line="360" w:lineRule="auto"/>
+        <w:rPr>
+          <w:rFonts w:ascii="Assistant Medium" w:hAnsi="Assistant Medium" w:cs="Assistant Medium"/>
+        </w:rPr>
+      </w:pPr>
+      <w:r>
+        <w:rPr>
+          <w:rFonts w:ascii="Assistant Medium" w:hAnsi="Assistant Medium" w:cs="Assistant Medium"/>
+        </w:rPr>
+        <w:t>Checkpoint harmony mobile monitoring.</w:t>
+      </w:r>
+    </w:p>
+    <w:p>
+      <w:pPr>
+        <w:pStyle w:val="ListParagraph"/>
+        <w:numPr>
+          <w:ilvl w:val="0"/>
+          <w:numId w:val="4"/>
+        </w:numPr>
+        <w:spacing w:after="0" w:line="360" w:lineRule="auto"/>
+        <w:rPr>
+          <w:rFonts w:ascii="Assistant Medium" w:hAnsi="Assistant Medium" w:cs="Assistant Medium"/>
+        </w:rPr>
+      </w:pPr>
+      <w:r>
+        <w:rPr>
+          <w:rFonts w:ascii="Assistant Medium" w:hAnsi="Assistant Medium" w:cs="Assistant Medium"/>
+        </w:rPr>
+        <w:t>Checkpoint Email monitoring</w:t>
+      </w:r>
+    </w:p>
+    <w:p>
+      <w:pPr>
+        <w:pStyle w:val="ListParagraph"/>
+        <w:numPr>
+          <w:ilvl w:val="0"/>
+          <w:numId w:val="4"/>
+        </w:numPr>
+        <w:spacing w:after="0" w:line="360" w:lineRule="auto"/>
+        <w:rPr>
+          <w:rFonts w:ascii="Assistant Medium" w:hAnsi="Assistant Medium" w:cs="Assistant Medium"/>
+        </w:rPr>
+      </w:pPr>
+      <w:proofErr w:type="spellStart"/>
+      <w:r>
+        <w:rPr>
+          <w:rFonts w:ascii="Assistant Medium" w:hAnsi="Assistant Medium" w:cs="Assistant Medium"/>
+        </w:rPr>
+        <w:t>Virustotal</w:t>
+      </w:r>
+      <w:proofErr w:type="spellEnd"/>
+      <w:r>
+        <w:rPr>
+          <w:rFonts w:ascii="Assistant Medium" w:hAnsi="Assistant Medium" w:cs="Assistant Medium"/>
+        </w:rPr>
+        <w:t xml:space="preserve"> on windows pc by agent.</w:t>
+      </w:r>
+    </w:p>
+    <w:p>
+      <w:pPr>
+        <w:pStyle w:val="ListParagraph"/>
+        <w:numPr>
+          <w:ilvl w:val="0"/>
+          <w:numId w:val="4"/>
+        </w:numPr>
+        <w:spacing w:after="0" w:line="360" w:lineRule="auto"/>
+        <w:rPr>
+          <w:rFonts w:ascii="Assistant Medium" w:hAnsi="Assistant Medium" w:cs="Assistant Medium"/>
+        </w:rPr>
+      </w:pPr>
+      <w:r>
+        <w:rPr>
+          <w:rFonts w:ascii="Assistant Medium" w:hAnsi="Assistant Medium" w:cs="Assistant Medium"/>
+        </w:rPr>
+        <w:t>File integrity monitoring.</w:t>
+      </w:r>
+    </w:p>
+    <w:p>
+      <w:pPr>
+        <w:pStyle w:val="ListParagraph"/>
+        <w:numPr>
+          <w:ilvl w:val="0"/>
+          <w:numId w:val="4"/>
+        </w:numPr>
+        <w:spacing w:after="0" w:line="360" w:lineRule="auto"/>
+        <w:rPr>
+          <w:rFonts w:ascii="Assistant Medium" w:hAnsi="Assistant Medium" w:cs="Assistant Medium"/>
+        </w:rPr>
+      </w:pPr>
+      <w:r>
+        <w:rPr>
+          <w:rFonts w:ascii="Assistant Medium" w:hAnsi="Assistant Medium" w:cs="Assistant Medium"/>
+        </w:rPr>
+        <w:t>Aws monitoring.</w:t>
+      </w:r>
+    </w:p>
+    <w:p>
+      <w:pPr>
+        <w:pStyle w:val="ListParagraph"/>
+        <w:numPr>
+          <w:ilvl w:val="0"/>
+          <w:numId w:val="4"/>
+        </w:numPr>
+        <w:spacing w:after="0" w:line="360" w:lineRule="auto"/>
+        <w:rPr>
+          <w:rFonts w:ascii="Assistant Medium" w:hAnsi="Assistant Medium" w:cs="Assistant Medium"/>
+        </w:rPr>
+      </w:pPr>
+      <w:r>
+        <w:rPr>
+          <w:rFonts w:ascii="Assistant Medium" w:hAnsi="Assistant Medium" w:cs="Assistant Medium"/>
+        </w:rPr>
+        <w:t>Cis benchmark checks.</w:t>
+      </w:r>
+    </w:p>
+    <w:p>
+      <w:pPr>
+        <w:pStyle w:val="ListParagraph"/>
+        <w:numPr>
+          <w:ilvl w:val="0"/>
+          <w:numId w:val="4"/>
+        </w:numPr>
+        <w:spacing w:after="0" w:line="360" w:lineRule="auto"/>
+        <w:rPr>
+          <w:rFonts w:ascii="Assistant Medium" w:hAnsi="Assistant Medium" w:cs="Assistant Medium"/>
+        </w:rPr>
+      </w:pPr>
+      <w:r>
+        <w:rPr>
+          <w:rFonts w:ascii="Assistant Medium" w:hAnsi="Assistant Medium" w:cs="Assistant Medium"/>
+        </w:rPr>
+        <w:t xml:space="preserve">Website monitoring for failures and </w:t>
+      </w:r>
+      <w:proofErr w:type="spellStart"/>
+      <w:r>
+        <w:rPr>
+          <w:rFonts w:ascii="Assistant Medium" w:hAnsi="Assistant Medium" w:cs="Assistant Medium"/>
+        </w:rPr>
+        <w:t>ddos</w:t>
+      </w:r>
+      <w:proofErr w:type="spellEnd"/>
+      <w:r>
+        <w:rPr>
+          <w:rFonts w:ascii="Assistant Medium" w:hAnsi="Assistant Medium" w:cs="Assistant Medium"/>
+        </w:rPr>
+        <w:t>.</w:t>
+      </w:r>
+    </w:p>
+    <w:p>
+      <w:pPr>
+        <w:pStyle w:val="ListParagraph"/>
+        <w:numPr>
+          <w:ilvl w:val="0"/>
+          <w:numId w:val="4"/>
+        </w:numPr>
+        <w:spacing w:after="0" w:line="360" w:lineRule="auto"/>
+        <w:rPr>
+          <w:rFonts w:ascii="Assistant Medium" w:hAnsi="Assistant Medium" w:cs="Assistant Medium"/>
+        </w:rPr>
+      </w:pPr>
+      <w:r>
+        <w:rPr>
+          <w:rFonts w:ascii="Assistant Medium" w:hAnsi="Assistant Medium" w:cs="Assistant Medium"/>
+        </w:rPr>
+        <w:t>Additional services are monitored.</w:t>
+      </w:r>
+    </w:p>
+    <w:p>
+      <w:pPr>
+        <w:pStyle w:val="ListParagraph"/>
+        <w:numPr>
+          <w:ilvl w:val="0"/>
+          <w:numId w:val="2"/>
+        </w:numPr>
+        <w:spacing w:after="0" w:line="360" w:lineRule="auto"/>
+        <w:rPr>
+          <w:rFonts w:ascii="Assistant Medium" w:hAnsi="Assistant Medium" w:cs="Assistant Medium"/>
+        </w:rPr>
+      </w:pPr>
+      <w:r>
+        <w:rPr>
+          <w:rFonts w:ascii="Assistant Medium" w:hAnsi="Assistant Medium" w:cs="Assistant Medium"/>
+        </w:rPr>
+        <w:t>Dark web monitoring</w:t>
+      </w:r>
+    </w:p>
+    <w:p>
+      <w:pPr>
+        <w:pStyle w:val="ListParagraph"/>
+        <w:numPr>
+          <w:ilvl w:val="0"/>
+          <w:numId w:val="4"/>
+        </w:numPr>
+        <w:spacing w:after="0" w:line="360" w:lineRule="auto"/>
+        <w:rPr>
+          <w:rFonts w:ascii="Assistant Medium" w:hAnsi="Assistant Medium" w:cs="Assistant Medium"/>
+        </w:rPr>
+      </w:pPr>
+      <w:proofErr w:type="spellStart"/>
+      <w:r>
+        <w:rPr>
+          <w:rFonts w:ascii="Assistant Medium" w:hAnsi="Assistant Medium" w:cs="Assistant Medium"/>
+        </w:rPr>
+        <w:t>Nordvpn</w:t>
+      </w:r>
+      <w:proofErr w:type="spellEnd"/>
+      <w:r>
+        <w:rPr>
+          <w:rFonts w:ascii="Assistant Medium" w:hAnsi="Assistant Medium" w:cs="Assistant Medium"/>
+        </w:rPr>
+        <w:t xml:space="preserve"> </w:t>
+      </w:r>
+      <w:proofErr w:type="spellStart"/>
+      <w:r>
+        <w:rPr>
+          <w:rFonts w:ascii="Assistant Medium" w:hAnsi="Assistant Medium" w:cs="Assistant Medium"/>
+        </w:rPr>
+        <w:t>darkweb</w:t>
+      </w:r>
+      <w:proofErr w:type="spellEnd"/>
+      <w:r>
+        <w:rPr>
+          <w:rFonts w:ascii="Assistant Medium" w:hAnsi="Assistant Medium" w:cs="Assistant Medium"/>
+        </w:rPr>
+        <w:t xml:space="preserve"> monitoring</w:t>
+      </w:r>
+    </w:p>
+    <w:p>
+      <w:pPr>
+        <w:pStyle w:val="ListParagraph"/>
+        <w:numPr>
+          <w:ilvl w:val="0"/>
+          <w:numId w:val="4"/>
+        </w:numPr>
+        <w:spacing w:after="0" w:line="360" w:lineRule="auto"/>
+        <w:rPr>
+          <w:rFonts w:ascii="Assistant Medium" w:hAnsi="Assistant Medium" w:cs="Assistant Medium"/>
+        </w:rPr>
+      </w:pPr>
+      <w:proofErr w:type="spellStart"/>
+      <w:r>
+        <w:rPr>
+          <w:rFonts w:ascii="Assistant Medium" w:hAnsi="Assistant Medium" w:cs="Assistant Medium"/>
+        </w:rPr>
+        <w:t>Roboform</w:t>
+      </w:r>
+      <w:proofErr w:type="spellEnd"/>
+      <w:r>
+        <w:rPr>
+          <w:rFonts w:ascii="Assistant Medium" w:hAnsi="Assistant Medium" w:cs="Assistant Medium"/>
+        </w:rPr>
+        <w:t xml:space="preserve"> – part of their dark web monitoring.</w:t>
+      </w:r>
+    </w:p>
+    <w:p>
+      <w:pPr>
+        <w:pStyle w:val="ListParagraph"/>
+        <w:numPr>
+          <w:ilvl w:val="0"/>
+          <w:numId w:val="2"/>
+        </w:numPr>
+        <w:spacing w:after="0" w:line="360" w:lineRule="auto"/>
+        <w:rPr>
+          <w:rFonts w:ascii="Assistant Medium" w:hAnsi="Assistant Medium" w:cs="Assistant Medium"/>
+        </w:rPr>
+      </w:pPr>
+      <w:r>
+        <w:rPr>
+          <w:rFonts w:ascii="Assistant Medium" w:hAnsi="Assistant Medium" w:cs="Assistant Medium"/>
+        </w:rPr>
+        <w:t>S</w:t>
+      </w:r>
+      <w:r>
+        <w:rPr>
+          <w:rFonts w:ascii="Assistant Medium" w:hAnsi="Assistant Medium" w:cs="Assistant Medium"/>
+        </w:rPr>
+        <w:t xml:space="preserve">cout suite - AWS misconfiguration checks </w:t>
+      </w:r>
+      <w:r>
+        <w:rPr>
+          <w:rFonts w:ascii="Assistant Medium" w:hAnsi="Assistant Medium" w:cs="Assistant Medium"/>
+        </w:rPr>
+        <w:t>– Manual checks.</w:t>
+      </w:r>
+    </w:p>
+    <w:p>
+      <w:pPr>
+        <w:pStyle w:val="ListParagraph"/>
+        <w:numPr>
+          <w:ilvl w:val="0"/>
+          <w:numId w:val="2"/>
+        </w:numPr>
+        <w:spacing w:after="0" w:line="360" w:lineRule="auto"/>
+        <w:rPr>
+          <w:rFonts w:ascii="Assistant Medium" w:hAnsi="Assistant Medium" w:cs="Assistant Medium"/>
+        </w:rPr>
+      </w:pPr>
+      <w:r>
+        <w:rPr>
+          <w:rFonts w:ascii="Assistant Medium" w:hAnsi="Assistant Medium" w:cs="Assistant Medium"/>
+        </w:rPr>
+        <w:t>Guardduty – For AWS.</w:t>
+      </w:r>
+    </w:p>
+    <w:p>
+      <w:pPr>
+        <w:spacing w:after="0" w:line="360" w:lineRule="auto"/>
+        <w:rPr>
+          <w:rFonts w:ascii="Assistant Medium" w:hAnsi="Assistant Medium" w:cs="Assistant Medium"/>
+        </w:rPr>
+      </w:pPr>
+    </w:p>
+    <w:p>
+      <w:pPr>
+        <w:spacing w:after="0" w:line="360" w:lineRule="auto"/>
+        <w:rPr>
+          <w:rFonts w:ascii="Assistant Medium" w:hAnsi="Assistant Medium" w:cs="Assistant Medium"/>
+        </w:rPr>
+      </w:pPr>
+    </w:p>
+    <w:p>
+      <w:pPr>
+        <w:spacing w:after="0" w:line="360" w:lineRule="auto"/>
+        <w:rPr>
+          <w:rFonts w:ascii="Assistant Medium" w:hAnsi="Assistant Medium" w:cs="Assistant Medium"/>
+        </w:rPr>
+      </w:pPr>
+    </w:p>
+    <w:p>
+      <w:pPr>
+        <w:spacing w:after="0" w:line="360" w:lineRule="auto"/>
+        <w:rPr>
+          <w:rFonts w:ascii="Assistant Medium" w:hAnsi="Assistant Medium" w:cs="Assistant Medium"/>
+        </w:rPr>
+      </w:pPr>
+    </w:p>
+    <w:p>
+      <w:pPr>
+        <w:spacing w:after="0" w:line="360" w:lineRule="auto"/>
+        <w:rPr>
+          <w:rFonts w:ascii="Assistant Medium" w:hAnsi="Assistant Medium" w:cs="Assistant Medium"/>
+        </w:rPr>
+      </w:pPr>
+    </w:p>
+    <w:p>
+      <w:pPr>
+        <w:spacing w:after="0" w:line="360" w:lineRule="auto"/>
+        <w:rPr>
+          <w:rFonts w:ascii="Assistant Medium" w:hAnsi="Assistant Medium" w:cs="Assistant Medium"/>
+        </w:rPr>
+      </w:pPr>
+    </w:p>
+    <w:p>
+      <w:pPr>
+        <w:spacing w:after="0" w:line="360" w:lineRule="auto"/>
+        <w:rPr>
+          <w:rFonts w:ascii="Assistant Medium" w:hAnsi="Assistant Medium" w:cs="Assistant Medium"/>
+        </w:rPr>
+      </w:pPr>
+    </w:p>
+    <w:p>
+      <w:pPr>
+        <w:spacing w:after="0" w:line="360" w:lineRule="auto"/>
+        <w:rPr>
+          <w:rFonts w:ascii="Assistant Medium" w:hAnsi="Assistant Medium" w:cs="Assistant Medium"/>
+        </w:rPr>
+      </w:pPr>
+    </w:p>
+    <w:p>
+      <w:pPr>
+        <w:spacing w:after="0" w:line="360" w:lineRule="auto"/>
+        <w:rPr>
+          <w:rFonts w:ascii="Assistant Medium" w:hAnsi="Assistant Medium" w:cs="Assistant Medium"/>
+          <w:b/>
+          <w:bCs/>
+          <w:u w:val="single"/>
+        </w:rPr>
+      </w:pPr>
+      <w:r>
         <w:rPr>
           <w:rFonts w:ascii="Assistant Medium" w:hAnsi="Assistant Medium" w:cs="Assistant Medium"/>
           <w:b/>
@@ -3464,6 +4351,563 @@
           <w:szCs w:val="28"/>
           <w:u w:val="single"/>
         </w:rPr>
+        <w:lastRenderedPageBreak/>
+        <w:t>Servers</w:t>
+      </w:r>
+    </w:p>
+    <w:p>
+      <w:pPr>
+        <w:spacing w:after="0" w:line="360" w:lineRule="auto"/>
+        <w:rPr>
+          <w:rFonts w:ascii="Assistant Medium" w:hAnsi="Assistant Medium" w:cs="Assistant Medium"/>
+          <w:b/>
+          <w:bCs/>
+          <w:u w:val="single"/>
+        </w:rPr>
+      </w:pPr>
+    </w:p>
+    <w:p>
+      <w:pPr>
+        <w:pStyle w:val="ListParagraph"/>
+        <w:numPr>
+          <w:ilvl w:val="0"/>
+          <w:numId w:val="2"/>
+        </w:numPr>
+        <w:spacing w:after="0" w:line="360" w:lineRule="auto"/>
+        <w:rPr>
+          <w:rFonts w:ascii="Assistant Medium" w:hAnsi="Assistant Medium" w:cs="Assistant Medium"/>
+        </w:rPr>
+      </w:pPr>
+      <w:proofErr w:type="gramStart"/>
+      <w:r>
+        <w:rPr>
+          <w:rFonts w:ascii="Assistant Medium" w:hAnsi="Assistant Medium" w:cs="Assistant Medium"/>
+        </w:rPr>
+        <w:t>Wazuh</w:t>
+      </w:r>
+      <w:r>
+        <w:rPr>
+          <w:rFonts w:ascii="Assistant Medium" w:hAnsi="Assistant Medium" w:cs="Assistant Medium"/>
+        </w:rPr>
+        <w:t xml:space="preserve"> </w:t>
+      </w:r>
+      <w:r>
+        <w:rPr>
+          <w:rFonts w:ascii="Assistant Medium" w:hAnsi="Assistant Medium" w:cs="Assistant Medium"/>
+        </w:rPr>
+        <w:t>agent</w:t>
+      </w:r>
+      <w:proofErr w:type="gramEnd"/>
+      <w:r>
+        <w:rPr>
+          <w:rFonts w:ascii="Assistant Medium" w:hAnsi="Assistant Medium" w:cs="Assistant Medium"/>
+        </w:rPr>
+        <w:t xml:space="preserve"> </w:t>
+      </w:r>
+      <w:r>
+        <w:rPr>
+          <w:rFonts w:ascii="Assistant Medium" w:hAnsi="Assistant Medium" w:cs="Assistant Medium"/>
+        </w:rPr>
+        <w:t>installed.</w:t>
+      </w:r>
+    </w:p>
+    <w:p>
+      <w:pPr>
+        <w:pStyle w:val="ListParagraph"/>
+        <w:numPr>
+          <w:ilvl w:val="0"/>
+          <w:numId w:val="2"/>
+        </w:numPr>
+        <w:spacing w:after="0" w:line="360" w:lineRule="auto"/>
+        <w:rPr>
+          <w:rFonts w:ascii="Assistant Medium" w:hAnsi="Assistant Medium" w:cs="Assistant Medium"/>
+        </w:rPr>
+      </w:pPr>
+      <w:r>
+        <w:rPr>
+          <w:rFonts w:ascii="Assistant Medium" w:hAnsi="Assistant Medium" w:cs="Assistant Medium"/>
+        </w:rPr>
+        <w:t>Check point harmony endpoint</w:t>
+      </w:r>
+      <w:r>
+        <w:rPr>
+          <w:rFonts w:ascii="Assistant Medium" w:hAnsi="Assistant Medium" w:cs="Assistant Medium"/>
+        </w:rPr>
+        <w:t xml:space="preserve"> EDR.</w:t>
+      </w:r>
+    </w:p>
+    <w:p>
+      <w:pPr>
+        <w:pStyle w:val="ListParagraph"/>
+        <w:numPr>
+          <w:ilvl w:val="0"/>
+          <w:numId w:val="2"/>
+        </w:numPr>
+        <w:spacing w:after="0" w:line="360" w:lineRule="auto"/>
+        <w:rPr>
+          <w:rFonts w:ascii="Assistant Medium" w:hAnsi="Assistant Medium" w:cs="Assistant Medium"/>
+        </w:rPr>
+      </w:pPr>
+      <w:r>
+        <w:rPr>
+          <w:rFonts w:ascii="Assistant Medium" w:hAnsi="Assistant Medium" w:cs="Assistant Medium"/>
+        </w:rPr>
+        <w:t>Custom security group</w:t>
+      </w:r>
+      <w:r>
+        <w:rPr>
+          <w:rFonts w:ascii="Assistant Medium" w:hAnsi="Assistant Medium" w:cs="Assistant Medium"/>
+        </w:rPr>
+        <w:t>s</w:t>
+      </w:r>
+      <w:r>
+        <w:rPr>
+          <w:rFonts w:ascii="Assistant Medium" w:hAnsi="Assistant Medium" w:cs="Assistant Medium"/>
+        </w:rPr>
+        <w:t xml:space="preserve"> on ec2.</w:t>
+      </w:r>
+    </w:p>
+    <w:p>
+      <w:pPr>
+        <w:pStyle w:val="ListParagraph"/>
+        <w:numPr>
+          <w:ilvl w:val="0"/>
+          <w:numId w:val="2"/>
+        </w:numPr>
+        <w:spacing w:after="0" w:line="360" w:lineRule="auto"/>
+        <w:rPr>
+          <w:rFonts w:ascii="Assistant Medium" w:hAnsi="Assistant Medium" w:cs="Assistant Medium"/>
+        </w:rPr>
+      </w:pPr>
+      <w:r>
+        <w:rPr>
+          <w:rFonts w:ascii="Assistant Medium" w:hAnsi="Assistant Medium" w:cs="Assistant Medium"/>
+        </w:rPr>
+        <w:t xml:space="preserve">UFW </w:t>
+      </w:r>
+    </w:p>
+    <w:p>
+      <w:pPr>
+        <w:pStyle w:val="ListParagraph"/>
+        <w:numPr>
+          <w:ilvl w:val="0"/>
+          <w:numId w:val="2"/>
+        </w:numPr>
+        <w:spacing w:after="0" w:line="360" w:lineRule="auto"/>
+        <w:rPr>
+          <w:rFonts w:ascii="Assistant Medium" w:hAnsi="Assistant Medium" w:cs="Assistant Medium"/>
+        </w:rPr>
+      </w:pPr>
+      <w:proofErr w:type="spellStart"/>
+      <w:r>
+        <w:rPr>
+          <w:rFonts w:ascii="Assistant Medium" w:hAnsi="Assistant Medium" w:cs="Assistant Medium"/>
+        </w:rPr>
+        <w:t>Auditd</w:t>
+      </w:r>
+      <w:proofErr w:type="spellEnd"/>
+      <w:r>
+        <w:rPr>
+          <w:rFonts w:ascii="Assistant Medium" w:hAnsi="Assistant Medium" w:cs="Assistant Medium"/>
+        </w:rPr>
+        <w:t>.</w:t>
+      </w:r>
+    </w:p>
+    <w:p>
+      <w:pPr>
+        <w:pStyle w:val="ListParagraph"/>
+        <w:numPr>
+          <w:ilvl w:val="0"/>
+          <w:numId w:val="2"/>
+        </w:numPr>
+        <w:spacing w:after="0" w:line="360" w:lineRule="auto"/>
+        <w:rPr>
+          <w:rFonts w:ascii="Assistant Medium" w:hAnsi="Assistant Medium" w:cs="Assistant Medium"/>
+        </w:rPr>
+      </w:pPr>
+      <w:proofErr w:type="gramStart"/>
+      <w:r>
+        <w:rPr>
+          <w:rFonts w:ascii="Assistant Medium" w:hAnsi="Assistant Medium" w:cs="Assistant Medium"/>
+        </w:rPr>
+        <w:t>Guardduty</w:t>
+      </w:r>
+      <w:proofErr w:type="gramEnd"/>
+      <w:r>
+        <w:rPr>
+          <w:rFonts w:ascii="Assistant Medium" w:hAnsi="Assistant Medium" w:cs="Assistant Medium"/>
+        </w:rPr>
+        <w:t>.</w:t>
+      </w:r>
+    </w:p>
+    <w:p>
+      <w:pPr>
+        <w:pStyle w:val="ListParagraph"/>
+        <w:numPr>
+          <w:ilvl w:val="0"/>
+          <w:numId w:val="2"/>
+        </w:numPr>
+        <w:spacing w:after="0" w:line="360" w:lineRule="auto"/>
+        <w:rPr>
+          <w:rFonts w:ascii="Assistant Medium" w:hAnsi="Assistant Medium" w:cs="Assistant Medium"/>
+        </w:rPr>
+      </w:pPr>
+      <w:r>
+        <w:rPr>
+          <w:rFonts w:ascii="Assistant Medium" w:hAnsi="Assistant Medium" w:cs="Assistant Medium"/>
+        </w:rPr>
+        <w:t>Login with cert</w:t>
+      </w:r>
+      <w:r>
+        <w:rPr>
+          <w:rFonts w:ascii="Assistant Medium" w:hAnsi="Assistant Medium" w:cs="Assistant Medium"/>
+        </w:rPr>
+        <w:t>s</w:t>
+      </w:r>
+      <w:r>
+        <w:rPr>
+          <w:rFonts w:ascii="Assistant Medium" w:hAnsi="Assistant Medium" w:cs="Assistant Medium"/>
+        </w:rPr>
+        <w:t xml:space="preserve"> from specific whitelisted </w:t>
+      </w:r>
+      <w:proofErr w:type="gramStart"/>
+      <w:r>
+        <w:rPr>
+          <w:rFonts w:ascii="Assistant Medium" w:hAnsi="Assistant Medium" w:cs="Assistant Medium"/>
+        </w:rPr>
+        <w:t>IP’s</w:t>
+      </w:r>
+      <w:proofErr w:type="gramEnd"/>
+      <w:r>
+        <w:rPr>
+          <w:rFonts w:ascii="Assistant Medium" w:hAnsi="Assistant Medium" w:cs="Assistant Medium"/>
+        </w:rPr>
+        <w:t>.</w:t>
+      </w:r>
+    </w:p>
+    <w:p>
+      <w:pPr>
+        <w:pStyle w:val="ListParagraph"/>
+        <w:numPr>
+          <w:ilvl w:val="0"/>
+          <w:numId w:val="2"/>
+        </w:numPr>
+        <w:spacing w:after="0" w:line="360" w:lineRule="auto"/>
+        <w:rPr>
+          <w:rFonts w:ascii="Assistant Medium" w:hAnsi="Assistant Medium" w:cs="Assistant Medium"/>
+        </w:rPr>
+      </w:pPr>
+      <w:r>
+        <w:rPr>
+          <w:rFonts w:ascii="Assistant Medium" w:hAnsi="Assistant Medium" w:cs="Assistant Medium"/>
+        </w:rPr>
+        <w:t>No root login and additional hardening.</w:t>
+      </w:r>
+    </w:p>
+    <w:p>
+      <w:pPr>
+        <w:pStyle w:val="ListParagraph"/>
+        <w:numPr>
+          <w:ilvl w:val="0"/>
+          <w:numId w:val="2"/>
+        </w:numPr>
+        <w:spacing w:after="0" w:line="360" w:lineRule="auto"/>
+        <w:rPr>
+          <w:rFonts w:ascii="Assistant Medium" w:hAnsi="Assistant Medium" w:cs="Assistant Medium"/>
+        </w:rPr>
+      </w:pPr>
+      <w:r>
+        <w:rPr>
+          <w:rFonts w:ascii="Assistant Medium" w:hAnsi="Assistant Medium" w:cs="Assistant Medium"/>
+        </w:rPr>
+        <w:t xml:space="preserve">Monthly backup. Additional </w:t>
+      </w:r>
+      <w:r>
+        <w:rPr>
+          <w:rFonts w:ascii="Assistant Medium" w:hAnsi="Assistant Medium" w:cs="Assistant Medium"/>
+        </w:rPr>
+        <w:t xml:space="preserve">quarterly </w:t>
+      </w:r>
+      <w:r>
+        <w:rPr>
+          <w:rFonts w:ascii="Assistant Medium" w:hAnsi="Assistant Medium" w:cs="Assistant Medium"/>
+        </w:rPr>
+        <w:t xml:space="preserve">backup to different </w:t>
+      </w:r>
+      <w:r>
+        <w:rPr>
+          <w:rFonts w:ascii="Assistant Medium" w:hAnsi="Assistant Medium" w:cs="Assistant Medium"/>
+        </w:rPr>
+        <w:t>regions</w:t>
+      </w:r>
+      <w:r>
+        <w:rPr>
+          <w:rFonts w:ascii="Assistant Medium" w:hAnsi="Assistant Medium" w:cs="Assistant Medium"/>
+        </w:rPr>
+        <w:t>.</w:t>
+      </w:r>
+    </w:p>
+    <w:p>
+      <w:pPr>
+        <w:pStyle w:val="ListParagraph"/>
+        <w:numPr>
+          <w:ilvl w:val="0"/>
+          <w:numId w:val="2"/>
+        </w:numPr>
+        <w:spacing w:after="0" w:line="360" w:lineRule="auto"/>
+        <w:rPr>
+          <w:rFonts w:ascii="Assistant Medium" w:hAnsi="Assistant Medium" w:cs="Assistant Medium"/>
+        </w:rPr>
+      </w:pPr>
+      <w:r>
+        <w:rPr>
+          <w:rFonts w:ascii="Assistant Medium" w:hAnsi="Assistant Medium" w:cs="Assistant Medium"/>
+        </w:rPr>
+        <w:t xml:space="preserve">All disks </w:t>
+      </w:r>
+      <w:r>
+        <w:rPr>
+          <w:rFonts w:ascii="Assistant Medium" w:hAnsi="Assistant Medium" w:cs="Assistant Medium"/>
+        </w:rPr>
+        <w:t xml:space="preserve">are </w:t>
+      </w:r>
+      <w:r>
+        <w:rPr>
+          <w:rFonts w:ascii="Assistant Medium" w:hAnsi="Assistant Medium" w:cs="Assistant Medium"/>
+        </w:rPr>
+        <w:t>encrypted.</w:t>
+      </w:r>
+    </w:p>
+    <w:p>
+      <w:pPr>
+        <w:pStyle w:val="ListParagraph"/>
+        <w:numPr>
+          <w:ilvl w:val="0"/>
+          <w:numId w:val="2"/>
+        </w:numPr>
+        <w:spacing w:after="0" w:line="360" w:lineRule="auto"/>
+        <w:rPr>
+          <w:rFonts w:ascii="Assistant Medium" w:hAnsi="Assistant Medium" w:cs="Assistant Medium"/>
+        </w:rPr>
+      </w:pPr>
+      <w:r>
+        <w:rPr>
+          <w:rFonts w:ascii="Assistant Medium" w:hAnsi="Assistant Medium" w:cs="Assistant Medium"/>
+        </w:rPr>
+        <w:t>Scout suite - AWS misconfiguration checks – Manual checks.</w:t>
+      </w:r>
+    </w:p>
+    <w:p>
+      <w:pPr>
+        <w:pStyle w:val="ListParagraph"/>
+        <w:numPr>
+          <w:ilvl w:val="0"/>
+          <w:numId w:val="2"/>
+        </w:numPr>
+        <w:spacing w:after="0" w:line="360" w:lineRule="auto"/>
+        <w:rPr>
+          <w:rFonts w:ascii="Assistant Medium" w:hAnsi="Assistant Medium" w:cs="Assistant Medium"/>
+        </w:rPr>
+      </w:pPr>
+      <w:r>
+        <w:rPr>
+          <w:rFonts w:ascii="Assistant Medium" w:hAnsi="Assistant Medium" w:cs="Assistant Medium"/>
+        </w:rPr>
+        <w:t xml:space="preserve">Frequent </w:t>
+      </w:r>
+      <w:r>
+        <w:rPr>
+          <w:rFonts w:ascii="Assistant Medium" w:hAnsi="Assistant Medium" w:cs="Assistant Medium"/>
+        </w:rPr>
+        <w:t xml:space="preserve">apt </w:t>
+      </w:r>
+      <w:r>
+        <w:rPr>
+          <w:rFonts w:ascii="Assistant Medium" w:hAnsi="Assistant Medium" w:cs="Assistant Medium"/>
+        </w:rPr>
+        <w:t>updates.</w:t>
+      </w:r>
+    </w:p>
+    <w:p>
+      <w:pPr>
+        <w:pStyle w:val="ListParagraph"/>
+        <w:numPr>
+          <w:ilvl w:val="0"/>
+          <w:numId w:val="2"/>
+        </w:numPr>
+        <w:spacing w:after="0" w:line="360" w:lineRule="auto"/>
+        <w:rPr>
+          <w:rFonts w:ascii="Assistant Medium" w:hAnsi="Assistant Medium" w:cs="Assistant Medium"/>
+        </w:rPr>
+      </w:pPr>
+      <w:proofErr w:type="spellStart"/>
+      <w:r>
+        <w:rPr>
+          <w:rFonts w:ascii="Assistant Medium" w:hAnsi="Assistant Medium" w:cs="Assistant Medium"/>
+        </w:rPr>
+        <w:t>Ubunto</w:t>
+      </w:r>
+      <w:proofErr w:type="spellEnd"/>
+      <w:r>
+        <w:rPr>
+          <w:rFonts w:ascii="Assistant Medium" w:hAnsi="Assistant Medium" w:cs="Assistant Medium"/>
+        </w:rPr>
+        <w:t xml:space="preserve"> pro</w:t>
+      </w:r>
+      <w:r>
+        <w:rPr>
+          <w:rFonts w:ascii="Assistant Medium" w:hAnsi="Assistant Medium" w:cs="Assistant Medium"/>
+        </w:rPr>
+        <w:t xml:space="preserve"> on latest version.</w:t>
+      </w:r>
+    </w:p>
+    <w:p>
+      <w:pPr>
+        <w:pStyle w:val="ListParagraph"/>
+        <w:numPr>
+          <w:ilvl w:val="0"/>
+          <w:numId w:val="2"/>
+        </w:numPr>
+        <w:spacing w:after="0" w:line="360" w:lineRule="auto"/>
+        <w:rPr>
+          <w:rFonts w:ascii="Assistant Medium" w:hAnsi="Assistant Medium" w:cs="Assistant Medium"/>
+        </w:rPr>
+      </w:pPr>
+      <w:proofErr w:type="spellStart"/>
+      <w:r>
+        <w:rPr>
+          <w:rFonts w:ascii="Assistant Medium" w:hAnsi="Assistant Medium" w:cs="Assistant Medium"/>
+        </w:rPr>
+        <w:t>Cloudtrail</w:t>
+      </w:r>
+      <w:proofErr w:type="spellEnd"/>
+      <w:r>
+        <w:rPr>
+          <w:rFonts w:ascii="Assistant Medium" w:hAnsi="Assistant Medium" w:cs="Assistant Medium"/>
+        </w:rPr>
+        <w:t xml:space="preserve"> monitoring.</w:t>
+      </w:r>
+      <w:r>
+        <w:rPr>
+          <w:rFonts w:ascii="Assistant Medium" w:hAnsi="Assistant Medium" w:cs="Assistant Medium"/>
+        </w:rPr>
+        <w:t xml:space="preserve"> S3 not public, can </w:t>
+      </w:r>
+      <w:r>
+        <w:rPr>
+          <w:rFonts w:ascii="Assistant Medium" w:hAnsi="Assistant Medium" w:cs="Assistant Medium"/>
+        </w:rPr>
+        <w:t xml:space="preserve">read </w:t>
+      </w:r>
+      <w:r>
+        <w:rPr>
+          <w:rFonts w:ascii="Assistant Medium" w:hAnsi="Assistant Medium" w:cs="Assistant Medium"/>
+        </w:rPr>
+        <w:t>access from single IP.</w:t>
+      </w:r>
+    </w:p>
+    <w:p>
+      <w:pPr>
+        <w:spacing w:after="0" w:line="360" w:lineRule="auto"/>
+        <w:rPr>
+          <w:rFonts w:ascii="Assistant Medium" w:hAnsi="Assistant Medium" w:cs="Assistant Medium"/>
+        </w:rPr>
+      </w:pPr>
+    </w:p>
+    <w:p>
+      <w:pPr>
+        <w:spacing w:after="0" w:line="360" w:lineRule="auto"/>
+        <w:rPr>
+          <w:rFonts w:ascii="Assistant Medium" w:hAnsi="Assistant Medium" w:cs="Assistant Medium"/>
+        </w:rPr>
+      </w:pPr>
+    </w:p>
+    <w:p>
+      <w:pPr>
+        <w:spacing w:after="0" w:line="360" w:lineRule="auto"/>
+        <w:rPr>
+          <w:rFonts w:ascii="Assistant Medium" w:hAnsi="Assistant Medium" w:cs="Assistant Medium"/>
+        </w:rPr>
+      </w:pPr>
+    </w:p>
+    <w:p>
+      <w:pPr>
+        <w:spacing w:after="0" w:line="360" w:lineRule="auto"/>
+        <w:rPr>
+          <w:rFonts w:ascii="Assistant Medium" w:hAnsi="Assistant Medium" w:cs="Assistant Medium"/>
+        </w:rPr>
+      </w:pPr>
+    </w:p>
+    <w:p>
+      <w:pPr>
+        <w:spacing w:after="0" w:line="360" w:lineRule="auto"/>
+        <w:rPr>
+          <w:rFonts w:ascii="Assistant Medium" w:hAnsi="Assistant Medium" w:cs="Assistant Medium"/>
+        </w:rPr>
+      </w:pPr>
+    </w:p>
+    <w:p>
+      <w:pPr>
+        <w:spacing w:after="0" w:line="360" w:lineRule="auto"/>
+        <w:rPr>
+          <w:rFonts w:ascii="Assistant Medium" w:hAnsi="Assistant Medium" w:cs="Assistant Medium"/>
+        </w:rPr>
+      </w:pPr>
+    </w:p>
+    <w:p>
+      <w:pPr>
+        <w:spacing w:after="0" w:line="360" w:lineRule="auto"/>
+        <w:rPr>
+          <w:rFonts w:ascii="Assistant Medium" w:hAnsi="Assistant Medium" w:cs="Assistant Medium"/>
+        </w:rPr>
+      </w:pPr>
+    </w:p>
+    <w:p>
+      <w:pPr>
+        <w:spacing w:after="0" w:line="360" w:lineRule="auto"/>
+        <w:rPr>
+          <w:rFonts w:ascii="Assistant Medium" w:hAnsi="Assistant Medium" w:cs="Assistant Medium"/>
+        </w:rPr>
+      </w:pPr>
+    </w:p>
+    <w:p>
+      <w:pPr>
+        <w:spacing w:after="0" w:line="360" w:lineRule="auto"/>
+        <w:rPr>
+          <w:rFonts w:ascii="Assistant Medium" w:hAnsi="Assistant Medium" w:cs="Assistant Medium"/>
+        </w:rPr>
+      </w:pPr>
+    </w:p>
+    <w:p>
+      <w:pPr>
+        <w:spacing w:after="0" w:line="360" w:lineRule="auto"/>
+        <w:rPr>
+          <w:rFonts w:ascii="Assistant Medium" w:hAnsi="Assistant Medium" w:cs="Assistant Medium"/>
+        </w:rPr>
+      </w:pPr>
+    </w:p>
+    <w:p>
+      <w:pPr>
+        <w:spacing w:after="0" w:line="360" w:lineRule="auto"/>
+        <w:rPr>
+          <w:rFonts w:ascii="Assistant Medium" w:hAnsi="Assistant Medium" w:cs="Assistant Medium"/>
+        </w:rPr>
+      </w:pPr>
+    </w:p>
+    <w:p>
+      <w:pPr>
+        <w:spacing w:after="0" w:line="360" w:lineRule="auto"/>
+        <w:rPr>
+          <w:rFonts w:ascii="Assistant Medium" w:hAnsi="Assistant Medium" w:cs="Assistant Medium"/>
+        </w:rPr>
+      </w:pPr>
+    </w:p>
+    <w:p>
+      <w:pPr>
+        <w:spacing w:after="0" w:line="360" w:lineRule="auto"/>
+        <w:rPr>
+          <w:rFonts w:ascii="Assistant Medium" w:hAnsi="Assistant Medium" w:cs="Assistant Medium"/>
+        </w:rPr>
       </w:pPr>
     </w:p>
     <w:p>
@@ -3478,10 +4922,7 @@
           <w:u w:val="single"/>
         </w:rPr>
       </w:pPr>
-    </w:p>
-    <w:p>
-      <w:pPr>
-        <w:spacing w:after="0" w:line="360" w:lineRule="auto"/>
+      <w:r>
         <w:rPr>
           <w:rFonts w:ascii="Assistant Medium" w:hAnsi="Assistant Medium" w:cs="Assistant Medium"/>
           <w:b/>
@@ -3490,6 +4931,644 @@
           <w:szCs w:val="28"/>
           <w:u w:val="single"/>
         </w:rPr>
+        <w:lastRenderedPageBreak/>
+        <w:t>Website</w:t>
+      </w:r>
+    </w:p>
+    <w:p>
+      <w:pPr>
+        <w:spacing w:after="0" w:line="360" w:lineRule="auto"/>
+        <w:rPr>
+          <w:rFonts w:ascii="Assistant Medium" w:hAnsi="Assistant Medium" w:cs="Assistant Medium"/>
+          <w:b/>
+          <w:bCs/>
+        </w:rPr>
+      </w:pPr>
+      <w:r>
+        <w:rPr>
+          <w:rFonts w:ascii="Assistant Medium" w:hAnsi="Assistant Medium" w:cs="Assistant Medium"/>
+          <w:b/>
+          <w:bCs/>
+        </w:rPr>
+        <w:t xml:space="preserve">Squarespace and bunny </w:t>
+      </w:r>
+      <w:proofErr w:type="spellStart"/>
+      <w:r>
+        <w:rPr>
+          <w:rFonts w:ascii="Assistant Medium" w:hAnsi="Assistant Medium" w:cs="Assistant Medium"/>
+          <w:b/>
+          <w:bCs/>
+        </w:rPr>
+        <w:t>cdn</w:t>
+      </w:r>
+      <w:proofErr w:type="spellEnd"/>
+    </w:p>
+    <w:p>
+      <w:pPr>
+        <w:pStyle w:val="ListParagraph"/>
+        <w:numPr>
+          <w:ilvl w:val="0"/>
+          <w:numId w:val="2"/>
+        </w:numPr>
+        <w:spacing w:after="0" w:line="360" w:lineRule="auto"/>
+        <w:rPr>
+          <w:rFonts w:ascii="Assistant Medium" w:hAnsi="Assistant Medium" w:cs="Assistant Medium"/>
+          <w:b/>
+          <w:bCs/>
+          <w:u w:val="single"/>
+        </w:rPr>
+      </w:pPr>
+      <w:r>
+        <w:rPr>
+          <w:rFonts w:ascii="Assistant Medium" w:hAnsi="Assistant Medium" w:cs="Assistant Medium"/>
+        </w:rPr>
+        <w:t>CDN</w:t>
+      </w:r>
+    </w:p>
+    <w:p>
+      <w:pPr>
+        <w:pStyle w:val="ListParagraph"/>
+        <w:numPr>
+          <w:ilvl w:val="0"/>
+          <w:numId w:val="2"/>
+        </w:numPr>
+        <w:spacing w:after="0" w:line="360" w:lineRule="auto"/>
+        <w:rPr>
+          <w:rFonts w:ascii="Assistant Medium" w:hAnsi="Assistant Medium" w:cs="Assistant Medium"/>
+          <w:b/>
+          <w:bCs/>
+          <w:u w:val="single"/>
+        </w:rPr>
+      </w:pPr>
+      <w:r>
+        <w:rPr>
+          <w:rFonts w:ascii="Assistant Medium" w:hAnsi="Assistant Medium" w:cs="Assistant Medium"/>
+        </w:rPr>
+        <w:t>DNS</w:t>
+      </w:r>
+    </w:p>
+    <w:p>
+      <w:pPr>
+        <w:pStyle w:val="ListParagraph"/>
+        <w:numPr>
+          <w:ilvl w:val="0"/>
+          <w:numId w:val="4"/>
+        </w:numPr>
+        <w:spacing w:after="0" w:line="360" w:lineRule="auto"/>
+        <w:rPr>
+          <w:rFonts w:ascii="Assistant Medium" w:hAnsi="Assistant Medium" w:cs="Assistant Medium"/>
+        </w:rPr>
+      </w:pPr>
+      <w:proofErr w:type="spellStart"/>
+      <w:r>
+        <w:rPr>
+          <w:rFonts w:ascii="Assistant Medium" w:hAnsi="Assistant Medium" w:cs="Assistant Medium"/>
+        </w:rPr>
+        <w:t>Dnssec</w:t>
+      </w:r>
+      <w:proofErr w:type="spellEnd"/>
+    </w:p>
+    <w:p>
+      <w:pPr>
+        <w:pStyle w:val="ListParagraph"/>
+        <w:numPr>
+          <w:ilvl w:val="0"/>
+          <w:numId w:val="4"/>
+        </w:numPr>
+        <w:spacing w:after="0" w:line="360" w:lineRule="auto"/>
+        <w:rPr>
+          <w:rFonts w:ascii="Assistant Medium" w:hAnsi="Assistant Medium" w:cs="Assistant Medium"/>
+        </w:rPr>
+      </w:pPr>
+      <w:proofErr w:type="spellStart"/>
+      <w:r>
+        <w:rPr>
+          <w:rFonts w:ascii="Assistant Medium" w:hAnsi="Assistant Medium" w:cs="Assistant Medium"/>
+        </w:rPr>
+        <w:t>Spf</w:t>
+      </w:r>
+      <w:proofErr w:type="spellEnd"/>
+    </w:p>
+    <w:p>
+      <w:pPr>
+        <w:pStyle w:val="ListParagraph"/>
+        <w:numPr>
+          <w:ilvl w:val="0"/>
+          <w:numId w:val="4"/>
+        </w:numPr>
+        <w:spacing w:after="0" w:line="360" w:lineRule="auto"/>
+        <w:rPr>
+          <w:rFonts w:ascii="Assistant Medium" w:hAnsi="Assistant Medium" w:cs="Assistant Medium"/>
+        </w:rPr>
+      </w:pPr>
+      <w:proofErr w:type="spellStart"/>
+      <w:r>
+        <w:rPr>
+          <w:rFonts w:ascii="Assistant Medium" w:hAnsi="Assistant Medium" w:cs="Assistant Medium"/>
+        </w:rPr>
+        <w:t>Mta-sts</w:t>
+      </w:r>
+      <w:proofErr w:type="spellEnd"/>
+    </w:p>
+    <w:p>
+      <w:pPr>
+        <w:pStyle w:val="ListParagraph"/>
+        <w:numPr>
+          <w:ilvl w:val="0"/>
+          <w:numId w:val="4"/>
+        </w:numPr>
+        <w:spacing w:after="0" w:line="360" w:lineRule="auto"/>
+        <w:rPr>
+          <w:rFonts w:ascii="Assistant Medium" w:hAnsi="Assistant Medium" w:cs="Assistant Medium"/>
+        </w:rPr>
+      </w:pPr>
+      <w:proofErr w:type="spellStart"/>
+      <w:r>
+        <w:rPr>
+          <w:rFonts w:ascii="Assistant Medium" w:hAnsi="Assistant Medium" w:cs="Assistant Medium"/>
+        </w:rPr>
+        <w:t>Dmarc</w:t>
+      </w:r>
+      <w:proofErr w:type="spellEnd"/>
+    </w:p>
+    <w:p>
+      <w:pPr>
+        <w:pStyle w:val="ListParagraph"/>
+        <w:numPr>
+          <w:ilvl w:val="0"/>
+          <w:numId w:val="4"/>
+        </w:numPr>
+        <w:spacing w:after="0" w:line="360" w:lineRule="auto"/>
+        <w:rPr>
+          <w:rFonts w:ascii="Assistant Medium" w:hAnsi="Assistant Medium" w:cs="Assistant Medium"/>
+        </w:rPr>
+      </w:pPr>
+      <w:proofErr w:type="spellStart"/>
+      <w:r>
+        <w:rPr>
+          <w:rFonts w:ascii="Assistant Medium" w:hAnsi="Assistant Medium" w:cs="Assistant Medium"/>
+        </w:rPr>
+        <w:t>Dkim</w:t>
+      </w:r>
+      <w:proofErr w:type="spellEnd"/>
+    </w:p>
+    <w:p>
+      <w:pPr>
+        <w:pStyle w:val="ListParagraph"/>
+        <w:numPr>
+          <w:ilvl w:val="0"/>
+          <w:numId w:val="4"/>
+        </w:numPr>
+        <w:spacing w:after="0" w:line="360" w:lineRule="auto"/>
+        <w:rPr>
+          <w:rFonts w:ascii="Assistant Medium" w:hAnsi="Assistant Medium" w:cs="Assistant Medium"/>
+        </w:rPr>
+      </w:pPr>
+      <w:proofErr w:type="spellStart"/>
+      <w:r>
+        <w:rPr>
+          <w:rFonts w:ascii="Assistant Medium" w:hAnsi="Assistant Medium" w:cs="Assistant Medium"/>
+        </w:rPr>
+        <w:t>Caa</w:t>
+      </w:r>
+      <w:proofErr w:type="spellEnd"/>
+    </w:p>
+    <w:p>
+      <w:pPr>
+        <w:pStyle w:val="ListParagraph"/>
+        <w:numPr>
+          <w:ilvl w:val="0"/>
+          <w:numId w:val="2"/>
+        </w:numPr>
+        <w:spacing w:after="0" w:line="360" w:lineRule="auto"/>
+        <w:rPr>
+          <w:rFonts w:ascii="Assistant Medium" w:hAnsi="Assistant Medium" w:cs="Assistant Medium"/>
+          <w:b/>
+          <w:bCs/>
+          <w:u w:val="single"/>
+        </w:rPr>
+      </w:pPr>
+      <w:r>
+        <w:rPr>
+          <w:rFonts w:ascii="Assistant Medium" w:hAnsi="Assistant Medium" w:cs="Assistant Medium"/>
+        </w:rPr>
+        <w:t>Geo blocking.</w:t>
+      </w:r>
+    </w:p>
+    <w:p>
+      <w:pPr>
+        <w:pStyle w:val="ListParagraph"/>
+        <w:numPr>
+          <w:ilvl w:val="0"/>
+          <w:numId w:val="2"/>
+        </w:numPr>
+        <w:spacing w:after="0" w:line="360" w:lineRule="auto"/>
+        <w:rPr>
+          <w:rFonts w:ascii="Assistant Medium" w:hAnsi="Assistant Medium" w:cs="Assistant Medium"/>
+          <w:b/>
+          <w:bCs/>
+          <w:u w:val="single"/>
+        </w:rPr>
+      </w:pPr>
+      <w:r>
+        <w:rPr>
+          <w:rFonts w:ascii="Assistant Medium" w:hAnsi="Assistant Medium" w:cs="Assistant Medium"/>
+        </w:rPr>
+        <w:t>Rate limit.</w:t>
+      </w:r>
+    </w:p>
+    <w:p>
+      <w:pPr>
+        <w:pStyle w:val="ListParagraph"/>
+        <w:numPr>
+          <w:ilvl w:val="0"/>
+          <w:numId w:val="2"/>
+        </w:numPr>
+        <w:spacing w:after="0" w:line="360" w:lineRule="auto"/>
+        <w:rPr>
+          <w:rFonts w:ascii="Assistant Medium" w:hAnsi="Assistant Medium" w:cs="Assistant Medium"/>
+          <w:b/>
+          <w:bCs/>
+          <w:u w:val="single"/>
+        </w:rPr>
+      </w:pPr>
+      <w:r>
+        <w:rPr>
+          <w:rFonts w:ascii="Assistant Medium" w:hAnsi="Assistant Medium" w:cs="Assistant Medium"/>
+        </w:rPr>
+        <w:t>WAF</w:t>
+      </w:r>
+      <w:r>
+        <w:rPr>
+          <w:rFonts w:ascii="Assistant Medium" w:hAnsi="Assistant Medium" w:cs="Assistant Medium"/>
+        </w:rPr>
+        <w:t>.</w:t>
+      </w:r>
+    </w:p>
+    <w:p>
+      <w:pPr>
+        <w:pStyle w:val="ListParagraph"/>
+        <w:numPr>
+          <w:ilvl w:val="0"/>
+          <w:numId w:val="2"/>
+        </w:numPr>
+        <w:spacing w:after="0" w:line="360" w:lineRule="auto"/>
+        <w:rPr>
+          <w:rFonts w:ascii="Assistant Medium" w:hAnsi="Assistant Medium" w:cs="Assistant Medium"/>
+          <w:b/>
+          <w:bCs/>
+          <w:u w:val="single"/>
+        </w:rPr>
+      </w:pPr>
+      <w:r>
+        <w:rPr>
+          <w:rFonts w:ascii="Assistant Medium" w:hAnsi="Assistant Medium" w:cs="Assistant Medium"/>
+        </w:rPr>
+        <w:t>Anti bot.</w:t>
+      </w:r>
+    </w:p>
+    <w:p>
+      <w:pPr>
+        <w:pStyle w:val="ListParagraph"/>
+        <w:numPr>
+          <w:ilvl w:val="0"/>
+          <w:numId w:val="2"/>
+        </w:numPr>
+        <w:spacing w:after="0" w:line="360" w:lineRule="auto"/>
+        <w:rPr>
+          <w:rFonts w:ascii="Assistant Medium" w:hAnsi="Assistant Medium" w:cs="Assistant Medium"/>
+          <w:b/>
+          <w:bCs/>
+          <w:u w:val="single"/>
+        </w:rPr>
+      </w:pPr>
+      <w:r>
+        <w:rPr>
+          <w:rFonts w:ascii="Assistant Medium" w:hAnsi="Assistant Medium" w:cs="Assistant Medium"/>
+        </w:rPr>
+        <w:t>D</w:t>
+      </w:r>
+      <w:r>
+        <w:rPr>
+          <w:rFonts w:ascii="Assistant Medium" w:hAnsi="Assistant Medium" w:cs="Assistant Medium"/>
+        </w:rPr>
+        <w:t>DOS</w:t>
+      </w:r>
+      <w:r>
+        <w:rPr>
+          <w:rFonts w:ascii="Assistant Medium" w:hAnsi="Assistant Medium" w:cs="Assistant Medium"/>
+        </w:rPr>
+        <w:t xml:space="preserve"> protection.</w:t>
+      </w:r>
+    </w:p>
+    <w:p>
+      <w:pPr>
+        <w:pStyle w:val="ListParagraph"/>
+        <w:numPr>
+          <w:ilvl w:val="0"/>
+          <w:numId w:val="2"/>
+        </w:numPr>
+        <w:spacing w:after="0" w:line="360" w:lineRule="auto"/>
+        <w:rPr>
+          <w:rFonts w:ascii="Assistant Medium" w:hAnsi="Assistant Medium" w:cs="Assistant Medium"/>
+          <w:b/>
+          <w:bCs/>
+          <w:u w:val="single"/>
+        </w:rPr>
+      </w:pPr>
+      <w:r>
+        <w:rPr>
+          <w:rFonts w:ascii="Assistant Medium" w:hAnsi="Assistant Medium" w:cs="Assistant Medium"/>
+        </w:rPr>
+        <w:t xml:space="preserve">Major access lists </w:t>
+      </w:r>
+    </w:p>
+    <w:p>
+      <w:pPr>
+        <w:pStyle w:val="ListParagraph"/>
+        <w:numPr>
+          <w:ilvl w:val="0"/>
+          <w:numId w:val="4"/>
+        </w:numPr>
+        <w:spacing w:after="0" w:line="360" w:lineRule="auto"/>
+        <w:rPr>
+          <w:rFonts w:ascii="Assistant Medium" w:hAnsi="Assistant Medium" w:cs="Assistant Medium"/>
+          <w:b/>
+          <w:bCs/>
+          <w:u w:val="single"/>
+        </w:rPr>
+      </w:pPr>
+      <w:r>
+        <w:rPr>
+          <w:rFonts w:ascii="Assistant Medium" w:hAnsi="Assistant Medium" w:cs="Assistant Medium"/>
+        </w:rPr>
+        <w:t>Block VPN.</w:t>
+      </w:r>
+    </w:p>
+    <w:p>
+      <w:pPr>
+        <w:pStyle w:val="ListParagraph"/>
+        <w:numPr>
+          <w:ilvl w:val="0"/>
+          <w:numId w:val="4"/>
+        </w:numPr>
+        <w:spacing w:after="0" w:line="360" w:lineRule="auto"/>
+        <w:rPr>
+          <w:rFonts w:ascii="Assistant Medium" w:hAnsi="Assistant Medium" w:cs="Assistant Medium"/>
+          <w:b/>
+          <w:bCs/>
+          <w:u w:val="single"/>
+        </w:rPr>
+      </w:pPr>
+      <w:r>
+        <w:rPr>
+          <w:rFonts w:ascii="Assistant Medium" w:hAnsi="Assistant Medium" w:cs="Assistant Medium"/>
+        </w:rPr>
+        <w:t>Block traffic from datacenters.</w:t>
+      </w:r>
+    </w:p>
+    <w:p>
+      <w:pPr>
+        <w:pStyle w:val="ListParagraph"/>
+        <w:numPr>
+          <w:ilvl w:val="0"/>
+          <w:numId w:val="4"/>
+        </w:numPr>
+        <w:spacing w:after="0" w:line="360" w:lineRule="auto"/>
+        <w:rPr>
+          <w:rFonts w:ascii="Assistant Medium" w:hAnsi="Assistant Medium" w:cs="Assistant Medium"/>
+          <w:b/>
+          <w:bCs/>
+          <w:u w:val="single"/>
+        </w:rPr>
+      </w:pPr>
+      <w:r>
+        <w:rPr>
+          <w:rFonts w:ascii="Assistant Medium" w:hAnsi="Assistant Medium" w:cs="Assistant Medium"/>
+        </w:rPr>
+        <w:t>Block TOR</w:t>
+      </w:r>
+    </w:p>
+    <w:p>
+      <w:pPr>
+        <w:pStyle w:val="ListParagraph"/>
+        <w:numPr>
+          <w:ilvl w:val="0"/>
+          <w:numId w:val="4"/>
+        </w:numPr>
+        <w:spacing w:after="0" w:line="360" w:lineRule="auto"/>
+        <w:rPr>
+          <w:rFonts w:ascii="Assistant Medium" w:hAnsi="Assistant Medium" w:cs="Assistant Medium"/>
+          <w:b/>
+          <w:bCs/>
+          <w:u w:val="single"/>
+        </w:rPr>
+      </w:pPr>
+      <w:r>
+        <w:rPr>
+          <w:rFonts w:ascii="Assistant Medium" w:hAnsi="Assistant Medium" w:cs="Assistant Medium"/>
+        </w:rPr>
+        <w:t>Block known BOTS.</w:t>
+      </w:r>
+    </w:p>
+    <w:p>
+      <w:pPr>
+        <w:pStyle w:val="ListParagraph"/>
+        <w:numPr>
+          <w:ilvl w:val="0"/>
+          <w:numId w:val="4"/>
+        </w:numPr>
+        <w:spacing w:after="0" w:line="360" w:lineRule="auto"/>
+        <w:rPr>
+          <w:rFonts w:ascii="Assistant Medium" w:hAnsi="Assistant Medium" w:cs="Assistant Medium"/>
+          <w:b/>
+          <w:bCs/>
+          <w:u w:val="single"/>
+        </w:rPr>
+      </w:pPr>
+      <w:proofErr w:type="spellStart"/>
+      <w:r>
+        <w:rPr>
+          <w:rFonts w:ascii="Assistant Medium" w:hAnsi="Assistant Medium" w:cs="Assistant Medium"/>
+        </w:rPr>
+        <w:t>Abuseipdb</w:t>
+      </w:r>
+      <w:proofErr w:type="spellEnd"/>
+      <w:r>
+        <w:rPr>
+          <w:rFonts w:ascii="Assistant Medium" w:hAnsi="Assistant Medium" w:cs="Assistant Medium"/>
+        </w:rPr>
+        <w:t xml:space="preserve"> and other known feeds.</w:t>
+      </w:r>
+    </w:p>
+    <w:p>
+      <w:pPr>
+        <w:pStyle w:val="ListParagraph"/>
+        <w:numPr>
+          <w:ilvl w:val="0"/>
+          <w:numId w:val="2"/>
+        </w:numPr>
+        <w:spacing w:after="0" w:line="360" w:lineRule="auto"/>
+        <w:rPr>
+          <w:rFonts w:ascii="Assistant Medium" w:hAnsi="Assistant Medium" w:cs="Assistant Medium"/>
+          <w:b/>
+          <w:bCs/>
+          <w:u w:val="single"/>
+        </w:rPr>
+      </w:pPr>
+      <w:r>
+        <w:rPr>
+          <w:rFonts w:ascii="Assistant Medium" w:hAnsi="Assistant Medium" w:cs="Assistant Medium"/>
+        </w:rPr>
+        <w:t>Upload scanning</w:t>
+      </w:r>
+      <w:r>
+        <w:rPr>
+          <w:rFonts w:ascii="Assistant Medium" w:hAnsi="Assistant Medium" w:cs="Assistant Medium"/>
+        </w:rPr>
+        <w:t xml:space="preserve"> against malwares and CSAM.</w:t>
+      </w:r>
+    </w:p>
+    <w:p>
+      <w:pPr>
+        <w:pStyle w:val="ListParagraph"/>
+        <w:numPr>
+          <w:ilvl w:val="0"/>
+          <w:numId w:val="2"/>
+        </w:numPr>
+        <w:spacing w:after="0" w:line="360" w:lineRule="auto"/>
+        <w:rPr>
+          <w:rFonts w:ascii="Assistant Medium" w:hAnsi="Assistant Medium" w:cs="Assistant Medium"/>
+          <w:b/>
+          <w:bCs/>
+          <w:u w:val="single"/>
+        </w:rPr>
+      </w:pPr>
+      <w:r>
+        <w:rPr>
+          <w:rFonts w:ascii="Assistant Medium" w:hAnsi="Assistant Medium" w:cs="Assistant Medium"/>
+        </w:rPr>
+        <w:t>Domain hold.</w:t>
+      </w:r>
+    </w:p>
+    <w:p>
+      <w:pPr>
+        <w:pStyle w:val="ListParagraph"/>
+        <w:numPr>
+          <w:ilvl w:val="0"/>
+          <w:numId w:val="2"/>
+        </w:numPr>
+        <w:spacing w:after="0" w:line="360" w:lineRule="auto"/>
+        <w:rPr>
+          <w:rFonts w:ascii="Assistant Medium" w:hAnsi="Assistant Medium" w:cs="Assistant Medium"/>
+          <w:b/>
+          <w:bCs/>
+          <w:u w:val="single"/>
+        </w:rPr>
+      </w:pPr>
+      <w:proofErr w:type="spellStart"/>
+      <w:proofErr w:type="gramStart"/>
+      <w:r>
+        <w:rPr>
+          <w:rFonts w:ascii="Assistant Medium" w:hAnsi="Assistant Medium" w:cs="Assistant Medium"/>
+        </w:rPr>
+        <w:t>Whois</w:t>
+      </w:r>
+      <w:proofErr w:type="spellEnd"/>
+      <w:proofErr w:type="gramEnd"/>
+      <w:r>
+        <w:rPr>
+          <w:rFonts w:ascii="Assistant Medium" w:hAnsi="Assistant Medium" w:cs="Assistant Medium"/>
+        </w:rPr>
+        <w:t xml:space="preserve"> privacy.</w:t>
+      </w:r>
+    </w:p>
+    <w:p>
+      <w:pPr>
+        <w:pStyle w:val="ListParagraph"/>
+        <w:numPr>
+          <w:ilvl w:val="0"/>
+          <w:numId w:val="2"/>
+        </w:numPr>
+        <w:spacing w:after="0" w:line="360" w:lineRule="auto"/>
+        <w:rPr>
+          <w:rFonts w:ascii="Assistant Medium" w:hAnsi="Assistant Medium" w:cs="Assistant Medium"/>
+          <w:b/>
+          <w:bCs/>
+          <w:u w:val="single"/>
+        </w:rPr>
+      </w:pPr>
+      <w:r>
+        <w:rPr>
+          <w:rFonts w:ascii="Assistant Medium" w:hAnsi="Assistant Medium" w:cs="Assistant Medium"/>
+        </w:rPr>
+        <w:t>Block post requests.</w:t>
+      </w:r>
+    </w:p>
+    <w:p>
+      <w:pPr>
+        <w:pStyle w:val="ListParagraph"/>
+        <w:numPr>
+          <w:ilvl w:val="0"/>
+          <w:numId w:val="2"/>
+        </w:numPr>
+        <w:spacing w:after="0" w:line="360" w:lineRule="auto"/>
+        <w:rPr>
+          <w:rFonts w:ascii="Assistant Medium" w:hAnsi="Assistant Medium" w:cs="Assistant Medium"/>
+          <w:b/>
+          <w:bCs/>
+          <w:u w:val="single"/>
+        </w:rPr>
+      </w:pPr>
+      <w:r>
+        <w:rPr>
+          <w:rFonts w:ascii="Assistant Medium" w:hAnsi="Assistant Medium" w:cs="Assistant Medium"/>
+        </w:rPr>
+        <w:t>Request and response body limit.</w:t>
+      </w:r>
+    </w:p>
+    <w:p>
+      <w:pPr>
+        <w:pStyle w:val="ListParagraph"/>
+        <w:numPr>
+          <w:ilvl w:val="0"/>
+          <w:numId w:val="2"/>
+        </w:numPr>
+        <w:spacing w:after="0" w:line="360" w:lineRule="auto"/>
+        <w:rPr>
+          <w:rFonts w:ascii="Assistant Medium" w:hAnsi="Assistant Medium" w:cs="Assistant Medium"/>
+        </w:rPr>
+      </w:pPr>
+      <w:r>
+        <w:rPr>
+          <w:rFonts w:ascii="Assistant Medium" w:hAnsi="Assistant Medium" w:cs="Assistant Medium"/>
+        </w:rPr>
+        <w:t>Real-time threat intelligence</w:t>
+      </w:r>
+      <w:r>
+        <w:rPr>
+          <w:rFonts w:ascii="Assistant Medium" w:hAnsi="Assistant Medium" w:cs="Assistant Medium"/>
+        </w:rPr>
+        <w:t>.</w:t>
+      </w:r>
+    </w:p>
+    <w:p>
+      <w:pPr>
+        <w:spacing w:after="0" w:line="360" w:lineRule="auto"/>
+        <w:rPr>
+          <w:rFonts w:ascii="Assistant Medium" w:hAnsi="Assistant Medium" w:cs="Assistant Medium"/>
+          <w:b/>
+          <w:bCs/>
+          <w:u w:val="single"/>
+        </w:rPr>
+      </w:pPr>
+    </w:p>
+    <w:p>
+      <w:pPr>
+        <w:spacing w:after="0" w:line="360" w:lineRule="auto"/>
+        <w:rPr>
+          <w:rFonts w:ascii="Assistant Medium" w:hAnsi="Assistant Medium" w:cs="Assistant Medium"/>
+        </w:rPr>
       </w:pPr>
     </w:p>
     <w:p>
@@ -3504,10 +5583,7 @@
           <w:u w:val="single"/>
         </w:rPr>
       </w:pPr>
-    </w:p>
-    <w:p>
-      <w:pPr>
-        <w:spacing w:after="0" w:line="360" w:lineRule="auto"/>
+      <w:r>
         <w:rPr>
           <w:rFonts w:ascii="Assistant Medium" w:hAnsi="Assistant Medium" w:cs="Assistant Medium"/>
           <w:b/>
@@ -3516,6 +5592,343 @@
           <w:szCs w:val="28"/>
           <w:u w:val="single"/>
         </w:rPr>
+        <w:lastRenderedPageBreak/>
+        <w:t>Backups</w:t>
+      </w:r>
+    </w:p>
+    <w:p>
+      <w:pPr>
+        <w:pStyle w:val="ListParagraph"/>
+        <w:numPr>
+          <w:ilvl w:val="0"/>
+          <w:numId w:val="2"/>
+        </w:numPr>
+        <w:spacing w:after="0" w:line="360" w:lineRule="auto"/>
+        <w:rPr>
+          <w:rFonts w:ascii="Assistant Medium" w:hAnsi="Assistant Medium" w:cs="Assistant Medium"/>
+          <w:u w:val="single"/>
+        </w:rPr>
+      </w:pPr>
+      <w:r>
+        <w:rPr>
+          <w:rFonts w:ascii="Assistant Medium" w:hAnsi="Assistant Medium" w:cs="Assistant Medium"/>
+        </w:rPr>
+        <w:t xml:space="preserve">Fast </w:t>
+      </w:r>
+      <w:r>
+        <w:rPr>
+          <w:rFonts w:ascii="Assistant Medium" w:hAnsi="Assistant Medium" w:cs="Assistant Medium"/>
+        </w:rPr>
+        <w:t>Large</w:t>
+      </w:r>
+      <w:r>
+        <w:rPr>
+          <w:rFonts w:ascii="Assistant Medium" w:hAnsi="Assistant Medium" w:cs="Assistant Medium"/>
+        </w:rPr>
+        <w:t xml:space="preserve"> </w:t>
+      </w:r>
+      <w:r>
+        <w:rPr>
+          <w:rFonts w:ascii="Assistant Medium" w:hAnsi="Assistant Medium" w:cs="Assistant Medium"/>
+        </w:rPr>
+        <w:t>capacity Disk on keys</w:t>
+      </w:r>
+      <w:r>
+        <w:rPr>
+          <w:rFonts w:ascii="Assistant Medium" w:hAnsi="Assistant Medium" w:cs="Assistant Medium"/>
+        </w:rPr>
+        <w:t xml:space="preserve"> up to 1TB each.</w:t>
+      </w:r>
+    </w:p>
+    <w:p>
+      <w:pPr>
+        <w:pStyle w:val="ListParagraph"/>
+        <w:numPr>
+          <w:ilvl w:val="0"/>
+          <w:numId w:val="2"/>
+        </w:numPr>
+        <w:spacing w:after="0" w:line="360" w:lineRule="auto"/>
+        <w:rPr>
+          <w:rFonts w:ascii="Assistant Medium" w:hAnsi="Assistant Medium" w:cs="Assistant Medium"/>
+          <w:u w:val="single"/>
+        </w:rPr>
+      </w:pPr>
+      <w:r>
+        <w:rPr>
+          <w:rFonts w:ascii="Assistant Medium" w:hAnsi="Assistant Medium" w:cs="Assistant Medium"/>
+        </w:rPr>
+        <w:t xml:space="preserve">Multiple </w:t>
+      </w:r>
+      <w:r>
+        <w:rPr>
+          <w:rFonts w:ascii="Assistant Medium" w:hAnsi="Assistant Medium" w:cs="Assistant Medium"/>
+        </w:rPr>
+        <w:t>Hard disks.</w:t>
+      </w:r>
+    </w:p>
+    <w:p>
+      <w:pPr>
+        <w:pStyle w:val="ListParagraph"/>
+        <w:numPr>
+          <w:ilvl w:val="0"/>
+          <w:numId w:val="2"/>
+        </w:numPr>
+        <w:spacing w:after="0" w:line="360" w:lineRule="auto"/>
+        <w:rPr>
+          <w:rFonts w:ascii="Assistant Medium" w:hAnsi="Assistant Medium" w:cs="Assistant Medium"/>
+          <w:u w:val="single"/>
+        </w:rPr>
+      </w:pPr>
+      <w:proofErr w:type="spellStart"/>
+      <w:r>
+        <w:rPr>
+          <w:rFonts w:ascii="Assistant Medium" w:hAnsi="Assistant Medium" w:cs="Assistant Medium"/>
+        </w:rPr>
+        <w:t>Onedrive</w:t>
+      </w:r>
+      <w:proofErr w:type="spellEnd"/>
+      <w:r>
+        <w:rPr>
+          <w:rFonts w:ascii="Assistant Medium" w:hAnsi="Assistant Medium" w:cs="Assistant Medium"/>
+        </w:rPr>
+        <w:t xml:space="preserve"> (6x1TB).</w:t>
+      </w:r>
+    </w:p>
+    <w:p>
+      <w:pPr>
+        <w:pStyle w:val="ListParagraph"/>
+        <w:numPr>
+          <w:ilvl w:val="0"/>
+          <w:numId w:val="2"/>
+        </w:numPr>
+        <w:spacing w:after="0" w:line="360" w:lineRule="auto"/>
+        <w:rPr>
+          <w:rFonts w:ascii="Assistant Medium" w:hAnsi="Assistant Medium" w:cs="Assistant Medium"/>
+          <w:u w:val="single"/>
+        </w:rPr>
+      </w:pPr>
+      <w:proofErr w:type="gramStart"/>
+      <w:r>
+        <w:rPr>
+          <w:rFonts w:ascii="Assistant Medium" w:hAnsi="Assistant Medium" w:cs="Assistant Medium"/>
+        </w:rPr>
+        <w:t>Family Google</w:t>
+      </w:r>
+      <w:proofErr w:type="gramEnd"/>
+      <w:r>
+        <w:rPr>
+          <w:rFonts w:ascii="Assistant Medium" w:hAnsi="Assistant Medium" w:cs="Assistant Medium"/>
+        </w:rPr>
+        <w:t xml:space="preserve"> storage</w:t>
+      </w:r>
+      <w:r>
+        <w:rPr>
+          <w:rFonts w:ascii="Assistant Medium" w:hAnsi="Assistant Medium" w:cs="Assistant Medium"/>
+        </w:rPr>
+        <w:t xml:space="preserve"> with combined </w:t>
+      </w:r>
+      <w:r>
+        <w:rPr>
+          <w:rFonts w:ascii="Assistant Medium" w:hAnsi="Assistant Medium" w:cs="Assistant Medium" w:hint="cs"/>
+          <w:rtl/>
+        </w:rPr>
+        <w:t>5</w:t>
+      </w:r>
+      <w:r>
+        <w:rPr>
+          <w:rFonts w:ascii="Assistant Medium" w:hAnsi="Assistant Medium" w:cs="Assistant Medium"/>
+        </w:rPr>
+        <w:t>TB shared with separate</w:t>
+      </w:r>
+      <w:r>
+        <w:rPr>
+          <w:rFonts w:ascii="Assistant Medium" w:hAnsi="Assistant Medium" w:cs="Assistant Medium"/>
+        </w:rPr>
+        <w:t xml:space="preserve"> allocation</w:t>
+      </w:r>
+      <w:r>
+        <w:rPr>
+          <w:rFonts w:ascii="Assistant Medium" w:hAnsi="Assistant Medium" w:cs="Assistant Medium"/>
+        </w:rPr>
+        <w:t xml:space="preserve"> per person.</w:t>
+      </w:r>
+    </w:p>
+    <w:p>
+      <w:pPr>
+        <w:pStyle w:val="ListParagraph"/>
+        <w:numPr>
+          <w:ilvl w:val="0"/>
+          <w:numId w:val="2"/>
+        </w:numPr>
+        <w:spacing w:after="0" w:line="360" w:lineRule="auto"/>
+        <w:rPr>
+          <w:rFonts w:ascii="Assistant Medium" w:hAnsi="Assistant Medium" w:cs="Assistant Medium"/>
+          <w:u w:val="single"/>
+        </w:rPr>
+      </w:pPr>
+      <w:r>
+        <w:rPr>
+          <w:rFonts w:ascii="Assistant Medium" w:hAnsi="Assistant Medium" w:cs="Assistant Medium"/>
+        </w:rPr>
+        <w:t>Servers’</w:t>
+      </w:r>
+      <w:r>
+        <w:rPr>
+          <w:rFonts w:ascii="Assistant Medium" w:hAnsi="Assistant Medium" w:cs="Assistant Medium"/>
+        </w:rPr>
+        <w:t xml:space="preserve"> snapshots on multiple separated regions.</w:t>
+      </w:r>
+    </w:p>
+    <w:p>
+      <w:pPr>
+        <w:spacing w:after="0" w:line="360" w:lineRule="auto"/>
+        <w:rPr>
+          <w:rFonts w:ascii="Assistant Medium" w:hAnsi="Assistant Medium" w:cs="Assistant Medium"/>
+          <w:u w:val="single"/>
+        </w:rPr>
+      </w:pPr>
+    </w:p>
+    <w:p>
+      <w:pPr>
+        <w:spacing w:after="0" w:line="360" w:lineRule="auto"/>
+        <w:rPr>
+          <w:rFonts w:ascii="Assistant Medium" w:hAnsi="Assistant Medium" w:cs="Assistant Medium"/>
+          <w:b/>
+          <w:bCs/>
+          <w:u w:val="single"/>
+        </w:rPr>
+      </w:pPr>
+      <w:r>
+        <w:rPr>
+          <w:rFonts w:ascii="Assistant Medium" w:hAnsi="Assistant Medium" w:cs="Assistant Medium"/>
+          <w:b/>
+          <w:bCs/>
+          <w:u w:val="single"/>
+        </w:rPr>
+        <w:t>AI</w:t>
+      </w:r>
+    </w:p>
+    <w:p>
+      <w:pPr>
+        <w:pStyle w:val="ListParagraph"/>
+        <w:numPr>
+          <w:ilvl w:val="0"/>
+          <w:numId w:val="2"/>
+        </w:numPr>
+        <w:spacing w:after="0" w:line="360" w:lineRule="auto"/>
+        <w:rPr>
+          <w:rFonts w:ascii="Assistant Medium" w:hAnsi="Assistant Medium" w:cs="Assistant Medium"/>
+        </w:rPr>
+      </w:pPr>
+      <w:r>
+        <w:rPr>
+          <w:rFonts w:ascii="Assistant Medium" w:hAnsi="Assistant Medium" w:cs="Assistant Medium"/>
+        </w:rPr>
+        <w:t>Perplexity (myself)</w:t>
+      </w:r>
+    </w:p>
+    <w:p>
+      <w:pPr>
+        <w:pStyle w:val="ListParagraph"/>
+        <w:numPr>
+          <w:ilvl w:val="0"/>
+          <w:numId w:val="2"/>
+        </w:numPr>
+        <w:spacing w:after="0" w:line="360" w:lineRule="auto"/>
+        <w:rPr>
+          <w:rFonts w:ascii="Assistant Medium" w:hAnsi="Assistant Medium" w:cs="Assistant Medium"/>
+        </w:rPr>
+      </w:pPr>
+      <w:r>
+        <w:rPr>
+          <w:rFonts w:ascii="Assistant Medium" w:hAnsi="Assistant Medium" w:cs="Assistant Medium"/>
+        </w:rPr>
+        <w:t>Gemini AI PRO</w:t>
+      </w:r>
+      <w:r>
+        <w:rPr>
+          <w:rFonts w:ascii="Assistant Medium" w:hAnsi="Assistant Medium" w:cs="Assistant Medium"/>
+        </w:rPr>
+        <w:t xml:space="preserve"> </w:t>
+      </w:r>
+      <w:r>
+        <w:rPr>
+          <w:rFonts w:ascii="Assistant Medium" w:hAnsi="Assistant Medium" w:cs="Assistant Medium"/>
+        </w:rPr>
+        <w:t xml:space="preserve">family plan </w:t>
+      </w:r>
+      <w:r>
+        <w:rPr>
+          <w:rFonts w:ascii="Assistant Medium" w:hAnsi="Assistant Medium" w:cs="Assistant Medium"/>
+        </w:rPr>
+        <w:t>with</w:t>
+      </w:r>
+      <w:r>
+        <w:rPr>
+          <w:rFonts w:ascii="Assistant Medium" w:hAnsi="Assistant Medium" w:cs="Assistant Medium"/>
+        </w:rPr>
+        <w:t xml:space="preserve"> 5TB shared storage included for all google services</w:t>
+      </w:r>
+      <w:r>
+        <w:rPr>
+          <w:rFonts w:ascii="Assistant Medium" w:hAnsi="Assistant Medium" w:cs="Assistant Medium"/>
+        </w:rPr>
+        <w:t xml:space="preserve"> (for family)</w:t>
+      </w:r>
+    </w:p>
+    <w:p>
+      <w:pPr>
+        <w:pStyle w:val="ListParagraph"/>
+        <w:numPr>
+          <w:ilvl w:val="0"/>
+          <w:numId w:val="2"/>
+        </w:numPr>
+        <w:spacing w:after="0" w:line="360" w:lineRule="auto"/>
+        <w:rPr>
+          <w:rFonts w:ascii="Assistant Medium" w:hAnsi="Assistant Medium" w:cs="Assistant Medium"/>
+        </w:rPr>
+      </w:pPr>
+      <w:proofErr w:type="spellStart"/>
+      <w:r>
+        <w:rPr>
+          <w:rFonts w:ascii="Assistant Medium" w:hAnsi="Assistant Medium" w:cs="Assistant Medium"/>
+        </w:rPr>
+        <w:t>Lm</w:t>
+      </w:r>
+      <w:proofErr w:type="spellEnd"/>
+      <w:r>
+        <w:rPr>
+          <w:rFonts w:ascii="Assistant Medium" w:hAnsi="Assistant Medium" w:cs="Assistant Medium"/>
+        </w:rPr>
+        <w:t xml:space="preserve"> </w:t>
+      </w:r>
+      <w:r>
+        <w:rPr>
+          <w:rFonts w:ascii="Assistant Medium" w:hAnsi="Assistant Medium" w:cs="Assistant Medium"/>
+        </w:rPr>
+        <w:t xml:space="preserve">studio Bionic - Local AI with internet capabilities (shell usage disabled) with </w:t>
+      </w:r>
+      <w:proofErr w:type="spellStart"/>
+      <w:r>
+        <w:rPr>
+          <w:rFonts w:ascii="Assistant Medium" w:hAnsi="Assistant Medium" w:cs="Assistant Medium"/>
+        </w:rPr>
+        <w:t>Lm</w:t>
+      </w:r>
+      <w:proofErr w:type="spellEnd"/>
+      <w:r>
+        <w:rPr>
+          <w:rFonts w:ascii="Assistant Medium" w:hAnsi="Assistant Medium" w:cs="Assistant Medium"/>
+        </w:rPr>
+        <w:t xml:space="preserve"> link for use of main computer power by remote laptop </w:t>
+      </w:r>
+    </w:p>
+    <w:p>
+      <w:pPr>
+        <w:spacing w:after="0" w:line="360" w:lineRule="auto"/>
+        <w:rPr>
+          <w:rFonts w:ascii="Assistant Medium" w:hAnsi="Assistant Medium" w:cs="Assistant Medium"/>
+        </w:rPr>
       </w:pPr>
     </w:p>
     <w:p>
@@ -3530,10 +5943,25 @@
           <w:u w:val="single"/>
         </w:rPr>
       </w:pPr>
-    </w:p>
-    <w:p>
-      <w:pPr>
-        <w:spacing w:after="0" w:line="360" w:lineRule="auto"/>
+      <w:r>
+        <w:rPr>
+          <w:rFonts w:ascii="Assistant Medium" w:hAnsi="Assistant Medium" w:cs="Assistant Medium"/>
+          <w:b/>
+          <w:bCs/>
+          <w:u w:val="single"/>
+        </w:rPr>
+        <w:t>IT</w:t>
+      </w:r>
+      <w:r>
+        <w:rPr>
+          <w:rFonts w:ascii="Assistant Medium" w:hAnsi="Assistant Medium" w:cs="Assistant Medium"/>
+          <w:b/>
+          <w:bCs/>
+          <w:u w:val="single"/>
+        </w:rPr>
+        <w:t xml:space="preserve"> </w:t>
+      </w:r>
+      <w:r>
         <w:rPr>
           <w:rFonts w:ascii="Assistant Medium" w:hAnsi="Assistant Medium" w:cs="Assistant Medium"/>
           <w:b/>
@@ -3542,11 +5970,9 @@
           <w:szCs w:val="28"/>
           <w:u w:val="single"/>
         </w:rPr>
-      </w:pPr>
-    </w:p>
-    <w:p>
-      <w:pPr>
-        <w:spacing w:after="0" w:line="360" w:lineRule="auto"/>
+        <w:t>OTHER</w:t>
+      </w:r>
+      <w:r>
         <w:rPr>
           <w:rFonts w:ascii="Assistant Medium" w:hAnsi="Assistant Medium" w:cs="Assistant Medium"/>
           <w:b/>
@@ -3555,8 +5981,240 @@
           <w:szCs w:val="28"/>
           <w:u w:val="single"/>
         </w:rPr>
-      </w:pPr>
-      <w:r>
+        <w:t xml:space="preserve"> – no security related</w:t>
+      </w:r>
+    </w:p>
+    <w:p>
+      <w:pPr>
+        <w:spacing w:after="0" w:line="360" w:lineRule="auto"/>
+        <w:rPr>
+          <w:rFonts w:ascii="Assistant Medium" w:hAnsi="Assistant Medium" w:cs="Assistant Medium"/>
+        </w:rPr>
+      </w:pPr>
+      <w:r>
+        <w:rPr>
+          <w:rFonts w:ascii="Assistant Medium" w:hAnsi="Assistant Medium" w:cs="Assistant Medium"/>
+        </w:rPr>
+        <w:t xml:space="preserve">For lowering risks from piracy </w:t>
+      </w:r>
+      <w:r>
+        <w:rPr>
+          <w:rFonts w:ascii="Assistant Medium" w:hAnsi="Assistant Medium" w:cs="Assistant Medium"/>
+        </w:rPr>
+        <w:t xml:space="preserve">and freeware/greyware </w:t>
+      </w:r>
+      <w:r>
+        <w:rPr>
+          <w:rFonts w:ascii="Assistant Medium" w:hAnsi="Assistant Medium" w:cs="Assistant Medium"/>
+        </w:rPr>
+        <w:t>and improve user experience.</w:t>
+      </w:r>
+    </w:p>
+    <w:p>
+      <w:pPr>
+        <w:pStyle w:val="ListParagraph"/>
+        <w:numPr>
+          <w:ilvl w:val="0"/>
+          <w:numId w:val="2"/>
+        </w:numPr>
+        <w:spacing w:after="0" w:line="360" w:lineRule="auto"/>
+        <w:rPr>
+          <w:rFonts w:ascii="Assistant Medium" w:hAnsi="Assistant Medium" w:cs="Assistant Medium"/>
+        </w:rPr>
+      </w:pPr>
+      <w:r>
+        <w:rPr>
+          <w:rFonts w:ascii="Assistant Medium" w:hAnsi="Assistant Medium" w:cs="Assistant Medium"/>
+        </w:rPr>
+        <w:t>Microsoft office 356 family plan.</w:t>
+      </w:r>
+    </w:p>
+    <w:p>
+      <w:pPr>
+        <w:pStyle w:val="ListParagraph"/>
+        <w:numPr>
+          <w:ilvl w:val="0"/>
+          <w:numId w:val="2"/>
+        </w:numPr>
+        <w:spacing w:after="0" w:line="360" w:lineRule="auto"/>
+        <w:rPr>
+          <w:rFonts w:ascii="Assistant Medium" w:hAnsi="Assistant Medium" w:cs="Assistant Medium"/>
+        </w:rPr>
+      </w:pPr>
+      <w:r>
+        <w:rPr>
+          <w:rFonts w:ascii="Assistant Medium" w:hAnsi="Assistant Medium" w:cs="Assistant Medium"/>
+        </w:rPr>
+        <w:t>Spotify</w:t>
+      </w:r>
+    </w:p>
+    <w:p>
+      <w:pPr>
+        <w:pStyle w:val="ListParagraph"/>
+        <w:numPr>
+          <w:ilvl w:val="0"/>
+          <w:numId w:val="2"/>
+        </w:numPr>
+        <w:spacing w:after="0" w:line="360" w:lineRule="auto"/>
+        <w:rPr>
+          <w:rFonts w:ascii="Assistant Medium" w:hAnsi="Assistant Medium" w:cs="Assistant Medium"/>
+        </w:rPr>
+      </w:pPr>
+      <w:r>
+        <w:rPr>
+          <w:rFonts w:ascii="Assistant Medium" w:hAnsi="Assistant Medium" w:cs="Assistant Medium"/>
+        </w:rPr>
+        <w:t>Netflix</w:t>
+      </w:r>
+      <w:r>
+        <w:rPr>
+          <w:rFonts w:ascii="Assistant Medium" w:hAnsi="Assistant Medium" w:cs="Assistant Medium"/>
+        </w:rPr>
+        <w:t>/Disney plus</w:t>
+      </w:r>
+    </w:p>
+    <w:p>
+      <w:pPr>
+        <w:pStyle w:val="ListParagraph"/>
+        <w:numPr>
+          <w:ilvl w:val="0"/>
+          <w:numId w:val="2"/>
+        </w:numPr>
+        <w:spacing w:after="0" w:line="360" w:lineRule="auto"/>
+        <w:rPr>
+          <w:rFonts w:ascii="Assistant Medium" w:hAnsi="Assistant Medium" w:cs="Assistant Medium"/>
+        </w:rPr>
+      </w:pPr>
+      <w:r>
+        <w:rPr>
+          <w:rFonts w:ascii="Assistant Medium" w:hAnsi="Assistant Medium" w:cs="Assistant Medium"/>
+        </w:rPr>
+        <w:t>Kartina.tv</w:t>
+      </w:r>
+    </w:p>
+    <w:p>
+      <w:pPr>
+        <w:pStyle w:val="ListParagraph"/>
+        <w:numPr>
+          <w:ilvl w:val="0"/>
+          <w:numId w:val="2"/>
+        </w:numPr>
+        <w:spacing w:after="0" w:line="360" w:lineRule="auto"/>
+        <w:rPr>
+          <w:rFonts w:ascii="Assistant Medium" w:hAnsi="Assistant Medium" w:cs="Assistant Medium"/>
+        </w:rPr>
+      </w:pPr>
+      <w:proofErr w:type="spellStart"/>
+      <w:r>
+        <w:rPr>
+          <w:rFonts w:ascii="Assistant Medium" w:hAnsi="Assistant Medium" w:cs="Assistant Medium"/>
+        </w:rPr>
+        <w:t>Youtube</w:t>
+      </w:r>
+      <w:proofErr w:type="spellEnd"/>
+      <w:r>
+        <w:rPr>
+          <w:rFonts w:ascii="Assistant Medium" w:hAnsi="Assistant Medium" w:cs="Assistant Medium"/>
+        </w:rPr>
+        <w:t xml:space="preserve"> premium family plan (no ads).</w:t>
+      </w:r>
+    </w:p>
+    <w:p>
+      <w:pPr>
+        <w:pStyle w:val="ListParagraph"/>
+        <w:numPr>
+          <w:ilvl w:val="0"/>
+          <w:numId w:val="2"/>
+        </w:numPr>
+        <w:spacing w:after="0" w:line="360" w:lineRule="auto"/>
+        <w:rPr>
+          <w:rFonts w:ascii="Assistant Medium" w:hAnsi="Assistant Medium" w:cs="Assistant Medium"/>
+        </w:rPr>
+      </w:pPr>
+      <w:r>
+        <w:rPr>
+          <w:rFonts w:ascii="Assistant Medium" w:hAnsi="Assistant Medium" w:cs="Assistant Medium"/>
+        </w:rPr>
+        <w:t xml:space="preserve">Tidal </w:t>
+      </w:r>
+    </w:p>
+    <w:p>
+      <w:pPr>
+        <w:pStyle w:val="ListParagraph"/>
+        <w:numPr>
+          <w:ilvl w:val="0"/>
+          <w:numId w:val="2"/>
+        </w:numPr>
+        <w:spacing w:after="0" w:line="360" w:lineRule="auto"/>
+        <w:rPr>
+          <w:rFonts w:ascii="Assistant Medium" w:hAnsi="Assistant Medium" w:cs="Assistant Medium"/>
+        </w:rPr>
+      </w:pPr>
+      <w:r>
+        <w:rPr>
+          <w:rFonts w:ascii="Assistant Medium" w:hAnsi="Assistant Medium" w:cs="Assistant Medium"/>
+        </w:rPr>
+        <w:t xml:space="preserve">Adobe creative cloud </w:t>
+      </w:r>
+    </w:p>
+    <w:p>
+      <w:pPr>
+        <w:pStyle w:val="ListParagraph"/>
+        <w:numPr>
+          <w:ilvl w:val="0"/>
+          <w:numId w:val="2"/>
+        </w:numPr>
+        <w:spacing w:after="0" w:line="360" w:lineRule="auto"/>
+        <w:rPr>
+          <w:rFonts w:ascii="Assistant Medium" w:hAnsi="Assistant Medium" w:cs="Assistant Medium"/>
+        </w:rPr>
+      </w:pPr>
+      <w:r>
+        <w:rPr>
+          <w:rFonts w:ascii="Assistant Medium" w:hAnsi="Assistant Medium" w:cs="Assistant Medium"/>
+        </w:rPr>
+        <w:t>Other entertainment apps.</w:t>
+      </w:r>
+    </w:p>
+    <w:p>
+      <w:pPr>
+        <w:spacing w:after="0" w:line="360" w:lineRule="auto"/>
+        <w:rPr>
+          <w:rFonts w:ascii="Assistant Medium" w:hAnsi="Assistant Medium" w:cs="Assistant Medium"/>
+          <w:u w:val="single"/>
+        </w:rPr>
+      </w:pPr>
+    </w:p>
+    <w:p>
+      <w:pPr>
+        <w:spacing w:after="0" w:line="360" w:lineRule="auto"/>
+        <w:rPr>
+          <w:rFonts w:ascii="Assistant Medium" w:hAnsi="Assistant Medium" w:cs="Assistant Medium"/>
+          <w:u w:val="single"/>
+        </w:rPr>
+      </w:pPr>
+    </w:p>
+    <w:p>
+      <w:pPr>
+        <w:spacing w:after="0" w:line="360" w:lineRule="auto"/>
+        <w:rPr>
+          <w:rFonts w:ascii="Assistant Medium" w:hAnsi="Assistant Medium" w:cs="Assistant Medium"/>
+          <w:u w:val="single"/>
+        </w:rPr>
+      </w:pPr>
+    </w:p>
+    <w:p>
+      <w:pPr>
+        <w:spacing w:after="0" w:line="360" w:lineRule="auto"/>
+        <w:rPr>
+          <w:rFonts w:ascii="Assistant Medium" w:hAnsi="Assistant Medium" w:cs="Assistant Medium"/>
+          <w:u w:val="single"/>
+        </w:rPr>
+      </w:pPr>
+    </w:p>
+    <w:p>
+      <w:pPr>
+        <w:spacing w:after="0" w:line="360" w:lineRule="auto"/>
         <w:rPr>
           <w:rFonts w:ascii="Assistant Medium" w:hAnsi="Assistant Medium" w:cs="Assistant Medium"/>
           <w:b/>
@@ -3565,567 +6223,6 @@
           <w:szCs w:val="28"/>
           <w:u w:val="single"/>
         </w:rPr>
-        <w:lastRenderedPageBreak/>
-        <w:t>Monitoring</w:t>
-      </w:r>
-    </w:p>
-    <w:p>
-      <w:pPr>
-        <w:pStyle w:val="ListParagraph"/>
-        <w:numPr>
-          <w:ilvl w:val="0"/>
-          <w:numId w:val="2"/>
-        </w:numPr>
-        <w:spacing w:after="0" w:line="360" w:lineRule="auto"/>
-        <w:rPr>
-          <w:rFonts w:ascii="Assistant Medium" w:hAnsi="Assistant Medium" w:cs="Assistant Medium"/>
-        </w:rPr>
-      </w:pPr>
-      <w:r>
-        <w:rPr>
-          <w:rFonts w:ascii="Assistant Medium" w:hAnsi="Assistant Medium" w:cs="Assistant Medium"/>
-        </w:rPr>
-        <w:t xml:space="preserve">Wazuh SIEM </w:t>
-      </w:r>
-      <w:r>
-        <w:rPr>
-          <w:rFonts w:ascii="Assistant Medium" w:hAnsi="Assistant Medium" w:cs="Assistant Medium"/>
-        </w:rPr>
-        <w:t xml:space="preserve">- located </w:t>
-      </w:r>
-      <w:r>
-        <w:rPr>
-          <w:rFonts w:ascii="Assistant Medium" w:hAnsi="Assistant Medium" w:cs="Assistant Medium"/>
-        </w:rPr>
-        <w:t>on EC2 AWS.</w:t>
-      </w:r>
-    </w:p>
-    <w:p>
-      <w:pPr>
-        <w:pStyle w:val="ListParagraph"/>
-        <w:numPr>
-          <w:ilvl w:val="0"/>
-          <w:numId w:val="4"/>
-        </w:numPr>
-        <w:spacing w:after="0" w:line="360" w:lineRule="auto"/>
-        <w:rPr>
-          <w:rFonts w:ascii="Assistant Medium" w:hAnsi="Assistant Medium" w:cs="Assistant Medium"/>
-        </w:rPr>
-      </w:pPr>
-      <w:r>
-        <w:rPr>
-          <w:rFonts w:ascii="Assistant Medium" w:hAnsi="Assistant Medium" w:cs="Assistant Medium"/>
-        </w:rPr>
-        <w:t xml:space="preserve">More than 550 custom rules. </w:t>
-      </w:r>
-    </w:p>
-    <w:p>
-      <w:pPr>
-        <w:pStyle w:val="ListParagraph"/>
-        <w:numPr>
-          <w:ilvl w:val="0"/>
-          <w:numId w:val="4"/>
-        </w:numPr>
-        <w:spacing w:after="0" w:line="360" w:lineRule="auto"/>
-        <w:rPr>
-          <w:rFonts w:ascii="Assistant Medium" w:hAnsi="Assistant Medium" w:cs="Assistant Medium"/>
-        </w:rPr>
-      </w:pPr>
-      <w:r>
-        <w:rPr>
-          <w:rFonts w:ascii="Assistant Medium" w:hAnsi="Assistant Medium" w:cs="Assistant Medium"/>
-        </w:rPr>
-        <w:t>Alerting immediately to Slack on my phone.</w:t>
-      </w:r>
-    </w:p>
-    <w:p>
-      <w:pPr>
-        <w:pStyle w:val="ListParagraph"/>
-        <w:numPr>
-          <w:ilvl w:val="0"/>
-          <w:numId w:val="4"/>
-        </w:numPr>
-        <w:spacing w:after="0" w:line="360" w:lineRule="auto"/>
-        <w:rPr>
-          <w:rFonts w:ascii="Assistant Medium" w:hAnsi="Assistant Medium" w:cs="Assistant Medium"/>
-        </w:rPr>
-      </w:pPr>
-      <w:r>
-        <w:rPr>
-          <w:rFonts w:ascii="Assistant Medium" w:hAnsi="Assistant Medium" w:cs="Assistant Medium"/>
-        </w:rPr>
-        <w:t xml:space="preserve">All windows computers </w:t>
-      </w:r>
-      <w:r>
-        <w:rPr>
-          <w:rFonts w:ascii="Assistant Medium" w:hAnsi="Assistant Medium" w:cs="Assistant Medium"/>
-        </w:rPr>
-        <w:t>have</w:t>
-      </w:r>
-      <w:r>
-        <w:rPr>
-          <w:rFonts w:ascii="Assistant Medium" w:hAnsi="Assistant Medium" w:cs="Assistant Medium"/>
-        </w:rPr>
-        <w:t xml:space="preserve"> agent</w:t>
-      </w:r>
-      <w:r>
-        <w:rPr>
-          <w:rFonts w:ascii="Assistant Medium" w:hAnsi="Assistant Medium" w:cs="Assistant Medium"/>
-        </w:rPr>
-        <w:t>s</w:t>
-      </w:r>
-      <w:r>
-        <w:rPr>
-          <w:rFonts w:ascii="Assistant Medium" w:hAnsi="Assistant Medium" w:cs="Assistant Medium"/>
-        </w:rPr>
-        <w:t xml:space="preserve"> on them.</w:t>
-      </w:r>
-    </w:p>
-    <w:p>
-      <w:pPr>
-        <w:pStyle w:val="ListParagraph"/>
-        <w:numPr>
-          <w:ilvl w:val="0"/>
-          <w:numId w:val="4"/>
-        </w:numPr>
-        <w:spacing w:after="0" w:line="360" w:lineRule="auto"/>
-        <w:rPr>
-          <w:rFonts w:ascii="Assistant Medium" w:hAnsi="Assistant Medium" w:cs="Assistant Medium"/>
-        </w:rPr>
-      </w:pPr>
-      <w:r>
-        <w:rPr>
-          <w:rFonts w:ascii="Assistant Medium" w:hAnsi="Assistant Medium" w:cs="Assistant Medium"/>
-        </w:rPr>
-        <w:t>All servers have agent</w:t>
-      </w:r>
-      <w:r>
-        <w:rPr>
-          <w:rFonts w:ascii="Assistant Medium" w:hAnsi="Assistant Medium" w:cs="Assistant Medium"/>
-        </w:rPr>
-        <w:t>s</w:t>
-      </w:r>
-      <w:r>
-        <w:rPr>
-          <w:rFonts w:ascii="Assistant Medium" w:hAnsi="Assistant Medium" w:cs="Assistant Medium"/>
-        </w:rPr>
-        <w:t xml:space="preserve"> on them.</w:t>
-      </w:r>
-    </w:p>
-    <w:p>
-      <w:pPr>
-        <w:pStyle w:val="ListParagraph"/>
-        <w:numPr>
-          <w:ilvl w:val="0"/>
-          <w:numId w:val="4"/>
-        </w:numPr>
-        <w:spacing w:after="0" w:line="360" w:lineRule="auto"/>
-        <w:rPr>
-          <w:rFonts w:ascii="Assistant Medium" w:hAnsi="Assistant Medium" w:cs="Assistant Medium"/>
-        </w:rPr>
-      </w:pPr>
-      <w:r>
-        <w:rPr>
-          <w:rFonts w:ascii="Assistant Medium" w:hAnsi="Assistant Medium" w:cs="Assistant Medium"/>
-        </w:rPr>
-        <w:t>The Firewall</w:t>
-      </w:r>
-      <w:r>
-        <w:rPr>
-          <w:rFonts w:ascii="Assistant Medium" w:hAnsi="Assistant Medium" w:cs="Assistant Medium"/>
-        </w:rPr>
-        <w:t>s</w:t>
-      </w:r>
-      <w:r>
-        <w:rPr>
-          <w:rFonts w:ascii="Assistant Medium" w:hAnsi="Assistant Medium" w:cs="Assistant Medium"/>
-        </w:rPr>
-        <w:t xml:space="preserve"> gets monitored.</w:t>
-      </w:r>
-    </w:p>
-    <w:p>
-      <w:pPr>
-        <w:pStyle w:val="ListParagraph"/>
-        <w:numPr>
-          <w:ilvl w:val="0"/>
-          <w:numId w:val="4"/>
-        </w:numPr>
-        <w:spacing w:after="0" w:line="360" w:lineRule="auto"/>
-        <w:rPr>
-          <w:rFonts w:ascii="Assistant Medium" w:hAnsi="Assistant Medium" w:cs="Assistant Medium"/>
-        </w:rPr>
-      </w:pPr>
-      <w:r>
-        <w:rPr>
-          <w:rFonts w:ascii="Assistant Medium" w:hAnsi="Assistant Medium" w:cs="Assistant Medium"/>
-        </w:rPr>
-        <w:t>Checkpoint EDR monitored on pc and server.</w:t>
-      </w:r>
-    </w:p>
-    <w:p>
-      <w:pPr>
-        <w:pStyle w:val="ListParagraph"/>
-        <w:numPr>
-          <w:ilvl w:val="0"/>
-          <w:numId w:val="4"/>
-        </w:numPr>
-        <w:spacing w:after="0" w:line="360" w:lineRule="auto"/>
-        <w:rPr>
-          <w:rFonts w:ascii="Assistant Medium" w:hAnsi="Assistant Medium" w:cs="Assistant Medium"/>
-        </w:rPr>
-      </w:pPr>
-      <w:r>
-        <w:rPr>
-          <w:rFonts w:ascii="Assistant Medium" w:hAnsi="Assistant Medium" w:cs="Assistant Medium"/>
-        </w:rPr>
-        <w:t>Checkpoint harmony mobile monitoring.</w:t>
-      </w:r>
-    </w:p>
-    <w:p>
-      <w:pPr>
-        <w:pStyle w:val="ListParagraph"/>
-        <w:numPr>
-          <w:ilvl w:val="0"/>
-          <w:numId w:val="4"/>
-        </w:numPr>
-        <w:spacing w:after="0" w:line="360" w:lineRule="auto"/>
-        <w:rPr>
-          <w:rFonts w:ascii="Assistant Medium" w:hAnsi="Assistant Medium" w:cs="Assistant Medium"/>
-        </w:rPr>
-      </w:pPr>
-      <w:r>
-        <w:rPr>
-          <w:rFonts w:ascii="Assistant Medium" w:hAnsi="Assistant Medium" w:cs="Assistant Medium"/>
-        </w:rPr>
-        <w:t>Checkpoint Email monitoring</w:t>
-      </w:r>
-    </w:p>
-    <w:p>
-      <w:pPr>
-        <w:pStyle w:val="ListParagraph"/>
-        <w:numPr>
-          <w:ilvl w:val="0"/>
-          <w:numId w:val="4"/>
-        </w:numPr>
-        <w:spacing w:after="0" w:line="360" w:lineRule="auto"/>
-        <w:rPr>
-          <w:rFonts w:ascii="Assistant Medium" w:hAnsi="Assistant Medium" w:cs="Assistant Medium"/>
-        </w:rPr>
-      </w:pPr>
-      <w:r>
-        <w:rPr>
-          <w:rFonts w:ascii="Assistant Medium" w:hAnsi="Assistant Medium" w:cs="Assistant Medium"/>
-        </w:rPr>
-        <w:t>Virustotal on windows pc by agent.</w:t>
-      </w:r>
-    </w:p>
-    <w:p>
-      <w:pPr>
-        <w:pStyle w:val="ListParagraph"/>
-        <w:numPr>
-          <w:ilvl w:val="0"/>
-          <w:numId w:val="4"/>
-        </w:numPr>
-        <w:spacing w:after="0" w:line="360" w:lineRule="auto"/>
-        <w:rPr>
-          <w:rFonts w:ascii="Assistant Medium" w:hAnsi="Assistant Medium" w:cs="Assistant Medium"/>
-        </w:rPr>
-      </w:pPr>
-      <w:r>
-        <w:rPr>
-          <w:rFonts w:ascii="Assistant Medium" w:hAnsi="Assistant Medium" w:cs="Assistant Medium"/>
-        </w:rPr>
-        <w:t>File integrity monitoring.</w:t>
-      </w:r>
-    </w:p>
-    <w:p>
-      <w:pPr>
-        <w:pStyle w:val="ListParagraph"/>
-        <w:numPr>
-          <w:ilvl w:val="0"/>
-          <w:numId w:val="4"/>
-        </w:numPr>
-        <w:spacing w:after="0" w:line="360" w:lineRule="auto"/>
-        <w:rPr>
-          <w:rFonts w:ascii="Assistant Medium" w:hAnsi="Assistant Medium" w:cs="Assistant Medium"/>
-        </w:rPr>
-      </w:pPr>
-      <w:r>
-        <w:rPr>
-          <w:rFonts w:ascii="Assistant Medium" w:hAnsi="Assistant Medium" w:cs="Assistant Medium"/>
-        </w:rPr>
-        <w:t>Aws monitoring.</w:t>
-      </w:r>
-    </w:p>
-    <w:p>
-      <w:pPr>
-        <w:pStyle w:val="ListParagraph"/>
-        <w:numPr>
-          <w:ilvl w:val="0"/>
-          <w:numId w:val="4"/>
-        </w:numPr>
-        <w:spacing w:after="0" w:line="360" w:lineRule="auto"/>
-        <w:rPr>
-          <w:rFonts w:ascii="Assistant Medium" w:hAnsi="Assistant Medium" w:cs="Assistant Medium"/>
-        </w:rPr>
-      </w:pPr>
-      <w:r>
-        <w:rPr>
-          <w:rFonts w:ascii="Assistant Medium" w:hAnsi="Assistant Medium" w:cs="Assistant Medium"/>
-        </w:rPr>
-        <w:t>Cis benchmark checks.</w:t>
-      </w:r>
-    </w:p>
-    <w:p>
-      <w:pPr>
-        <w:pStyle w:val="ListParagraph"/>
-        <w:numPr>
-          <w:ilvl w:val="0"/>
-          <w:numId w:val="4"/>
-        </w:numPr>
-        <w:spacing w:after="0" w:line="360" w:lineRule="auto"/>
-        <w:rPr>
-          <w:rFonts w:ascii="Assistant Medium" w:hAnsi="Assistant Medium" w:cs="Assistant Medium"/>
-        </w:rPr>
-      </w:pPr>
-      <w:r>
-        <w:rPr>
-          <w:rFonts w:ascii="Assistant Medium" w:hAnsi="Assistant Medium" w:cs="Assistant Medium"/>
-        </w:rPr>
-        <w:t>Website monitoring for failures and ddos.</w:t>
-      </w:r>
-    </w:p>
-    <w:p>
-      <w:pPr>
-        <w:pStyle w:val="ListParagraph"/>
-        <w:numPr>
-          <w:ilvl w:val="0"/>
-          <w:numId w:val="4"/>
-        </w:numPr>
-        <w:spacing w:after="0" w:line="360" w:lineRule="auto"/>
-        <w:rPr>
-          <w:rFonts w:ascii="Assistant Medium" w:hAnsi="Assistant Medium" w:cs="Assistant Medium"/>
-        </w:rPr>
-      </w:pPr>
-      <w:r>
-        <w:rPr>
-          <w:rFonts w:ascii="Assistant Medium" w:hAnsi="Assistant Medium" w:cs="Assistant Medium"/>
-        </w:rPr>
-        <w:t>Additional services are monitored.</w:t>
-      </w:r>
-    </w:p>
-    <w:p>
-      <w:pPr>
-        <w:pStyle w:val="ListParagraph"/>
-        <w:numPr>
-          <w:ilvl w:val="0"/>
-          <w:numId w:val="2"/>
-        </w:numPr>
-        <w:spacing w:after="0" w:line="360" w:lineRule="auto"/>
-        <w:rPr>
-          <w:rFonts w:ascii="Assistant Medium" w:hAnsi="Assistant Medium" w:cs="Assistant Medium"/>
-        </w:rPr>
-      </w:pPr>
-      <w:r>
-        <w:rPr>
-          <w:rFonts w:ascii="Assistant Medium" w:hAnsi="Assistant Medium" w:cs="Assistant Medium"/>
-        </w:rPr>
-        <w:t>Dark web monitoring</w:t>
-      </w:r>
-    </w:p>
-    <w:p>
-      <w:pPr>
-        <w:pStyle w:val="ListParagraph"/>
-        <w:numPr>
-          <w:ilvl w:val="0"/>
-          <w:numId w:val="4"/>
-        </w:numPr>
-        <w:spacing w:after="0" w:line="360" w:lineRule="auto"/>
-        <w:rPr>
-          <w:rFonts w:ascii="Assistant Medium" w:hAnsi="Assistant Medium" w:cs="Assistant Medium"/>
-        </w:rPr>
-      </w:pPr>
-      <w:r>
-        <w:rPr>
-          <w:rFonts w:ascii="Assistant Medium" w:hAnsi="Assistant Medium" w:cs="Assistant Medium"/>
-        </w:rPr>
-        <w:t>Nordvpn darkweb monitoring</w:t>
-      </w:r>
-    </w:p>
-    <w:p>
-      <w:pPr>
-        <w:pStyle w:val="ListParagraph"/>
-        <w:numPr>
-          <w:ilvl w:val="0"/>
-          <w:numId w:val="4"/>
-        </w:numPr>
-        <w:spacing w:after="0" w:line="360" w:lineRule="auto"/>
-        <w:rPr>
-          <w:rFonts w:ascii="Assistant Medium" w:hAnsi="Assistant Medium" w:cs="Assistant Medium"/>
-        </w:rPr>
-      </w:pPr>
-      <w:r>
-        <w:rPr>
-          <w:rFonts w:ascii="Assistant Medium" w:hAnsi="Assistant Medium" w:cs="Assistant Medium"/>
-        </w:rPr>
-        <w:t>Roboform – part of their dark web monitoring.</w:t>
-      </w:r>
-    </w:p>
-    <w:p>
-      <w:pPr>
-        <w:pStyle w:val="ListParagraph"/>
-        <w:numPr>
-          <w:ilvl w:val="0"/>
-          <w:numId w:val="2"/>
-        </w:numPr>
-        <w:spacing w:after="0" w:line="360" w:lineRule="auto"/>
-        <w:rPr>
-          <w:rFonts w:ascii="Assistant Medium" w:hAnsi="Assistant Medium" w:cs="Assistant Medium"/>
-        </w:rPr>
-      </w:pPr>
-      <w:r>
-        <w:rPr>
-          <w:rFonts w:ascii="Assistant Medium" w:hAnsi="Assistant Medium" w:cs="Assistant Medium"/>
-        </w:rPr>
-        <w:t>S</w:t>
-      </w:r>
-      <w:r>
-        <w:rPr>
-          <w:rFonts w:ascii="Assistant Medium" w:hAnsi="Assistant Medium" w:cs="Assistant Medium"/>
-        </w:rPr>
-        <w:t xml:space="preserve">cout suite - AWS misconfiguration checks </w:t>
-      </w:r>
-      <w:r>
-        <w:rPr>
-          <w:rFonts w:ascii="Assistant Medium" w:hAnsi="Assistant Medium" w:cs="Assistant Medium"/>
-        </w:rPr>
-        <w:t>– Manual checks.</w:t>
-      </w:r>
-    </w:p>
-    <w:p>
-      <w:pPr>
-        <w:pStyle w:val="ListParagraph"/>
-        <w:numPr>
-          <w:ilvl w:val="0"/>
-          <w:numId w:val="2"/>
-        </w:numPr>
-        <w:spacing w:after="0" w:line="360" w:lineRule="auto"/>
-        <w:rPr>
-          <w:rFonts w:ascii="Assistant Medium" w:hAnsi="Assistant Medium" w:cs="Assistant Medium"/>
-        </w:rPr>
-      </w:pPr>
-      <w:r>
-        <w:rPr>
-          <w:rFonts w:ascii="Assistant Medium" w:hAnsi="Assistant Medium" w:cs="Assistant Medium"/>
-        </w:rPr>
-        <w:t>Guardduty – For AWS.</w:t>
-      </w:r>
-    </w:p>
-    <w:p>
-      <w:pPr>
-        <w:spacing w:after="0" w:line="360" w:lineRule="auto"/>
-        <w:rPr>
-          <w:rFonts w:ascii="Assistant Medium" w:hAnsi="Assistant Medium" w:cs="Assistant Medium"/>
-        </w:rPr>
-      </w:pPr>
-    </w:p>
-    <w:p>
-      <w:pPr>
-        <w:spacing w:after="0" w:line="360" w:lineRule="auto"/>
-        <w:rPr>
-          <w:rFonts w:ascii="Assistant Medium" w:hAnsi="Assistant Medium" w:cs="Assistant Medium"/>
-        </w:rPr>
-      </w:pPr>
-    </w:p>
-    <w:p>
-      <w:pPr>
-        <w:spacing w:after="0" w:line="360" w:lineRule="auto"/>
-        <w:rPr>
-          <w:rFonts w:ascii="Assistant Medium" w:hAnsi="Assistant Medium" w:cs="Assistant Medium"/>
-        </w:rPr>
-      </w:pPr>
-    </w:p>
-    <w:p>
-      <w:pPr>
-        <w:spacing w:after="0" w:line="360" w:lineRule="auto"/>
-        <w:rPr>
-          <w:rFonts w:ascii="Assistant Medium" w:hAnsi="Assistant Medium" w:cs="Assistant Medium"/>
-        </w:rPr>
-      </w:pPr>
-    </w:p>
-    <w:p>
-      <w:pPr>
-        <w:spacing w:after="0" w:line="360" w:lineRule="auto"/>
-        <w:rPr>
-          <w:rFonts w:ascii="Assistant Medium" w:hAnsi="Assistant Medium" w:cs="Assistant Medium"/>
-        </w:rPr>
-      </w:pPr>
-    </w:p>
-    <w:p>
-      <w:pPr>
-        <w:spacing w:after="0" w:line="360" w:lineRule="auto"/>
-        <w:rPr>
-          <w:rFonts w:ascii="Assistant Medium" w:hAnsi="Assistant Medium" w:cs="Assistant Medium"/>
-        </w:rPr>
-      </w:pPr>
-    </w:p>
-    <w:p>
-      <w:pPr>
-        <w:spacing w:after="0" w:line="360" w:lineRule="auto"/>
-        <w:rPr>
-          <w:rFonts w:ascii="Assistant Medium" w:hAnsi="Assistant Medium" w:cs="Assistant Medium"/>
-        </w:rPr>
-      </w:pPr>
-    </w:p>
-    <w:p>
-      <w:pPr>
-        <w:spacing w:after="0" w:line="360" w:lineRule="auto"/>
-        <w:rPr>
-          <w:rFonts w:ascii="Assistant Medium" w:hAnsi="Assistant Medium" w:cs="Assistant Medium"/>
-        </w:rPr>
-      </w:pPr>
-    </w:p>
-    <w:p>
-      <w:pPr>
-        <w:spacing w:after="0" w:line="360" w:lineRule="auto"/>
-        <w:rPr>
-          <w:rFonts w:ascii="Assistant Medium" w:hAnsi="Assistant Medium" w:cs="Assistant Medium"/>
-        </w:rPr>
-      </w:pPr>
-    </w:p>
-    <w:p>
-      <w:pPr>
-        <w:spacing w:after="0" w:line="360" w:lineRule="auto"/>
-        <w:rPr>
-          <w:rFonts w:ascii="Assistant Medium" w:hAnsi="Assistant Medium" w:cs="Assistant Medium"/>
-        </w:rPr>
-      </w:pPr>
-    </w:p>
-    <w:p>
-      <w:pPr>
-        <w:spacing w:after="0" w:line="360" w:lineRule="auto"/>
-        <w:rPr>
-          <w:rFonts w:ascii="Assistant Medium" w:hAnsi="Assistant Medium" w:cs="Assistant Medium"/>
-        </w:rPr>
-      </w:pPr>
-    </w:p>
-    <w:p>
-      <w:pPr>
-        <w:spacing w:after="0" w:line="360" w:lineRule="auto"/>
-        <w:rPr>
-          <w:rFonts w:ascii="Assistant Medium" w:hAnsi="Assistant Medium" w:cs="Assistant Medium"/>
-        </w:rPr>
-      </w:pPr>
-    </w:p>
-    <w:p>
-      <w:pPr>
-        <w:spacing w:after="0" w:line="360" w:lineRule="auto"/>
-        <w:rPr>
-          <w:rFonts w:ascii="Assistant Medium" w:hAnsi="Assistant Medium" w:cs="Assistant Medium"/>
-          <w:b/>
-          <w:bCs/>
-          <w:u w:val="single"/>
-        </w:rPr>
       </w:pPr>
       <w:r>
         <w:rPr>
@@ -4137,545 +6234,9 @@
           <w:u w:val="single"/>
         </w:rPr>
         <w:lastRenderedPageBreak/>
-        <w:t>Servers</w:t>
-      </w:r>
-    </w:p>
-    <w:p>
-      <w:pPr>
-        <w:spacing w:after="0" w:line="360" w:lineRule="auto"/>
-        <w:rPr>
-          <w:rFonts w:ascii="Assistant Medium" w:hAnsi="Assistant Medium" w:cs="Assistant Medium"/>
-          <w:b/>
-          <w:bCs/>
-          <w:u w:val="single"/>
-        </w:rPr>
-      </w:pPr>
-    </w:p>
-    <w:p>
-      <w:pPr>
-        <w:pStyle w:val="ListParagraph"/>
-        <w:numPr>
-          <w:ilvl w:val="0"/>
-          <w:numId w:val="2"/>
-        </w:numPr>
-        <w:spacing w:after="0" w:line="360" w:lineRule="auto"/>
-        <w:rPr>
-          <w:rFonts w:ascii="Assistant Medium" w:hAnsi="Assistant Medium" w:cs="Assistant Medium"/>
-        </w:rPr>
-      </w:pPr>
-      <w:r>
-        <w:rPr>
-          <w:rFonts w:ascii="Assistant Medium" w:hAnsi="Assistant Medium" w:cs="Assistant Medium"/>
-        </w:rPr>
-        <w:t>Wazuh</w:t>
-      </w:r>
-      <w:r>
-        <w:rPr>
-          <w:rFonts w:ascii="Assistant Medium" w:hAnsi="Assistant Medium" w:cs="Assistant Medium"/>
-        </w:rPr>
-        <w:t xml:space="preserve"> </w:t>
-      </w:r>
-      <w:r>
-        <w:rPr>
-          <w:rFonts w:ascii="Assistant Medium" w:hAnsi="Assistant Medium" w:cs="Assistant Medium"/>
-        </w:rPr>
-        <w:t xml:space="preserve">agent </w:t>
-      </w:r>
-      <w:r>
-        <w:rPr>
-          <w:rFonts w:ascii="Assistant Medium" w:hAnsi="Assistant Medium" w:cs="Assistant Medium"/>
-        </w:rPr>
-        <w:t>installed.</w:t>
-      </w:r>
-    </w:p>
-    <w:p>
-      <w:pPr>
-        <w:pStyle w:val="ListParagraph"/>
-        <w:numPr>
-          <w:ilvl w:val="0"/>
-          <w:numId w:val="2"/>
-        </w:numPr>
-        <w:spacing w:after="0" w:line="360" w:lineRule="auto"/>
-        <w:rPr>
-          <w:rFonts w:ascii="Assistant Medium" w:hAnsi="Assistant Medium" w:cs="Assistant Medium"/>
-        </w:rPr>
-      </w:pPr>
-      <w:r>
-        <w:rPr>
-          <w:rFonts w:ascii="Assistant Medium" w:hAnsi="Assistant Medium" w:cs="Assistant Medium"/>
-        </w:rPr>
-        <w:t>Check point harmony endpoint</w:t>
-      </w:r>
-      <w:r>
-        <w:rPr>
-          <w:rFonts w:ascii="Assistant Medium" w:hAnsi="Assistant Medium" w:cs="Assistant Medium"/>
-        </w:rPr>
-        <w:t xml:space="preserve"> EDR.</w:t>
-      </w:r>
-    </w:p>
-    <w:p>
-      <w:pPr>
-        <w:pStyle w:val="ListParagraph"/>
-        <w:numPr>
-          <w:ilvl w:val="0"/>
-          <w:numId w:val="2"/>
-        </w:numPr>
-        <w:spacing w:after="0" w:line="360" w:lineRule="auto"/>
-        <w:rPr>
-          <w:rFonts w:ascii="Assistant Medium" w:hAnsi="Assistant Medium" w:cs="Assistant Medium"/>
-        </w:rPr>
-      </w:pPr>
-      <w:r>
-        <w:rPr>
-          <w:rFonts w:ascii="Assistant Medium" w:hAnsi="Assistant Medium" w:cs="Assistant Medium"/>
-        </w:rPr>
-        <w:t>Custom security group</w:t>
-      </w:r>
-      <w:r>
-        <w:rPr>
-          <w:rFonts w:ascii="Assistant Medium" w:hAnsi="Assistant Medium" w:cs="Assistant Medium"/>
-        </w:rPr>
-        <w:t>s</w:t>
-      </w:r>
-      <w:r>
-        <w:rPr>
-          <w:rFonts w:ascii="Assistant Medium" w:hAnsi="Assistant Medium" w:cs="Assistant Medium"/>
-        </w:rPr>
-        <w:t xml:space="preserve"> on ec2.</w:t>
-      </w:r>
-    </w:p>
-    <w:p>
-      <w:pPr>
-        <w:pStyle w:val="ListParagraph"/>
-        <w:numPr>
-          <w:ilvl w:val="0"/>
-          <w:numId w:val="2"/>
-        </w:numPr>
-        <w:spacing w:after="0" w:line="360" w:lineRule="auto"/>
-        <w:rPr>
-          <w:rFonts w:ascii="Assistant Medium" w:hAnsi="Assistant Medium" w:cs="Assistant Medium"/>
-        </w:rPr>
-      </w:pPr>
-      <w:r>
-        <w:rPr>
-          <w:rFonts w:ascii="Assistant Medium" w:hAnsi="Assistant Medium" w:cs="Assistant Medium"/>
-        </w:rPr>
-        <w:t xml:space="preserve">UFW </w:t>
-      </w:r>
-    </w:p>
-    <w:p>
-      <w:pPr>
-        <w:pStyle w:val="ListParagraph"/>
-        <w:numPr>
-          <w:ilvl w:val="0"/>
-          <w:numId w:val="2"/>
-        </w:numPr>
-        <w:spacing w:after="0" w:line="360" w:lineRule="auto"/>
-        <w:rPr>
-          <w:rFonts w:ascii="Assistant Medium" w:hAnsi="Assistant Medium" w:cs="Assistant Medium"/>
-        </w:rPr>
-      </w:pPr>
-      <w:r>
-        <w:rPr>
-          <w:rFonts w:ascii="Assistant Medium" w:hAnsi="Assistant Medium" w:cs="Assistant Medium"/>
-        </w:rPr>
-        <w:t>Auditd.</w:t>
-      </w:r>
-    </w:p>
-    <w:p>
-      <w:pPr>
-        <w:pStyle w:val="ListParagraph"/>
-        <w:numPr>
-          <w:ilvl w:val="0"/>
-          <w:numId w:val="2"/>
-        </w:numPr>
-        <w:spacing w:after="0" w:line="360" w:lineRule="auto"/>
-        <w:rPr>
-          <w:rFonts w:ascii="Assistant Medium" w:hAnsi="Assistant Medium" w:cs="Assistant Medium"/>
-        </w:rPr>
-      </w:pPr>
-      <w:r>
-        <w:rPr>
-          <w:rFonts w:ascii="Assistant Medium" w:hAnsi="Assistant Medium" w:cs="Assistant Medium"/>
-        </w:rPr>
-        <w:t>Guardduty.</w:t>
-      </w:r>
-    </w:p>
-    <w:p>
-      <w:pPr>
-        <w:pStyle w:val="ListParagraph"/>
-        <w:numPr>
-          <w:ilvl w:val="0"/>
-          <w:numId w:val="2"/>
-        </w:numPr>
-        <w:spacing w:after="0" w:line="360" w:lineRule="auto"/>
-        <w:rPr>
-          <w:rFonts w:ascii="Assistant Medium" w:hAnsi="Assistant Medium" w:cs="Assistant Medium"/>
-        </w:rPr>
-      </w:pPr>
-      <w:r>
-        <w:rPr>
-          <w:rFonts w:ascii="Assistant Medium" w:hAnsi="Assistant Medium" w:cs="Assistant Medium"/>
-        </w:rPr>
-        <w:t>Login with cert</w:t>
-      </w:r>
-      <w:r>
-        <w:rPr>
-          <w:rFonts w:ascii="Assistant Medium" w:hAnsi="Assistant Medium" w:cs="Assistant Medium"/>
-        </w:rPr>
-        <w:t>s</w:t>
-      </w:r>
-      <w:r>
-        <w:rPr>
-          <w:rFonts w:ascii="Assistant Medium" w:hAnsi="Assistant Medium" w:cs="Assistant Medium"/>
-        </w:rPr>
-        <w:t xml:space="preserve"> from specific whitelisted IP’s.</w:t>
-      </w:r>
-    </w:p>
-    <w:p>
-      <w:pPr>
-        <w:pStyle w:val="ListParagraph"/>
-        <w:numPr>
-          <w:ilvl w:val="0"/>
-          <w:numId w:val="2"/>
-        </w:numPr>
-        <w:spacing w:after="0" w:line="360" w:lineRule="auto"/>
-        <w:rPr>
-          <w:rFonts w:ascii="Assistant Medium" w:hAnsi="Assistant Medium" w:cs="Assistant Medium"/>
-        </w:rPr>
-      </w:pPr>
-      <w:r>
-        <w:rPr>
-          <w:rFonts w:ascii="Assistant Medium" w:hAnsi="Assistant Medium" w:cs="Assistant Medium"/>
-        </w:rPr>
-        <w:t>No root login and additional hardening.</w:t>
-      </w:r>
-    </w:p>
-    <w:p>
-      <w:pPr>
-        <w:pStyle w:val="ListParagraph"/>
-        <w:numPr>
-          <w:ilvl w:val="0"/>
-          <w:numId w:val="2"/>
-        </w:numPr>
-        <w:spacing w:after="0" w:line="360" w:lineRule="auto"/>
-        <w:rPr>
-          <w:rFonts w:ascii="Assistant Medium" w:hAnsi="Assistant Medium" w:cs="Assistant Medium"/>
-        </w:rPr>
-      </w:pPr>
-      <w:r>
-        <w:rPr>
-          <w:rFonts w:ascii="Assistant Medium" w:hAnsi="Assistant Medium" w:cs="Assistant Medium"/>
-        </w:rPr>
-        <w:t xml:space="preserve">Monthly backup. Additional </w:t>
-      </w:r>
-      <w:r>
-        <w:rPr>
-          <w:rFonts w:ascii="Assistant Medium" w:hAnsi="Assistant Medium" w:cs="Assistant Medium"/>
-        </w:rPr>
-        <w:t xml:space="preserve">quarterly </w:t>
-      </w:r>
-      <w:r>
-        <w:rPr>
-          <w:rFonts w:ascii="Assistant Medium" w:hAnsi="Assistant Medium" w:cs="Assistant Medium"/>
-        </w:rPr>
-        <w:t xml:space="preserve">backup to different </w:t>
-      </w:r>
-      <w:r>
-        <w:rPr>
-          <w:rFonts w:ascii="Assistant Medium" w:hAnsi="Assistant Medium" w:cs="Assistant Medium"/>
-        </w:rPr>
-        <w:t>regions</w:t>
-      </w:r>
-      <w:r>
-        <w:rPr>
-          <w:rFonts w:ascii="Assistant Medium" w:hAnsi="Assistant Medium" w:cs="Assistant Medium"/>
-        </w:rPr>
-        <w:t>.</w:t>
-      </w:r>
-    </w:p>
-    <w:p>
-      <w:pPr>
-        <w:pStyle w:val="ListParagraph"/>
-        <w:numPr>
-          <w:ilvl w:val="0"/>
-          <w:numId w:val="2"/>
-        </w:numPr>
-        <w:spacing w:after="0" w:line="360" w:lineRule="auto"/>
-        <w:rPr>
-          <w:rFonts w:ascii="Assistant Medium" w:hAnsi="Assistant Medium" w:cs="Assistant Medium"/>
-        </w:rPr>
-      </w:pPr>
-      <w:r>
-        <w:rPr>
-          <w:rFonts w:ascii="Assistant Medium" w:hAnsi="Assistant Medium" w:cs="Assistant Medium"/>
-        </w:rPr>
-        <w:t xml:space="preserve">All disks </w:t>
-      </w:r>
-      <w:r>
-        <w:rPr>
-          <w:rFonts w:ascii="Assistant Medium" w:hAnsi="Assistant Medium" w:cs="Assistant Medium"/>
-        </w:rPr>
-        <w:t xml:space="preserve">are </w:t>
-      </w:r>
-      <w:r>
-        <w:rPr>
-          <w:rFonts w:ascii="Assistant Medium" w:hAnsi="Assistant Medium" w:cs="Assistant Medium"/>
-        </w:rPr>
-        <w:t>encrypted.</w:t>
-      </w:r>
-    </w:p>
-    <w:p>
-      <w:pPr>
-        <w:pStyle w:val="ListParagraph"/>
-        <w:numPr>
-          <w:ilvl w:val="0"/>
-          <w:numId w:val="2"/>
-        </w:numPr>
-        <w:spacing w:after="0" w:line="360" w:lineRule="auto"/>
-        <w:rPr>
-          <w:rFonts w:ascii="Assistant Medium" w:hAnsi="Assistant Medium" w:cs="Assistant Medium"/>
-        </w:rPr>
-      </w:pPr>
-      <w:r>
-        <w:rPr>
-          <w:rFonts w:ascii="Assistant Medium" w:hAnsi="Assistant Medium" w:cs="Assistant Medium"/>
-        </w:rPr>
-        <w:t>Scout suite - AWS misconfiguration checks – Manual checks.</w:t>
-      </w:r>
-    </w:p>
-    <w:p>
-      <w:pPr>
-        <w:pStyle w:val="ListParagraph"/>
-        <w:numPr>
-          <w:ilvl w:val="0"/>
-          <w:numId w:val="2"/>
-        </w:numPr>
-        <w:spacing w:after="0" w:line="360" w:lineRule="auto"/>
-        <w:rPr>
-          <w:rFonts w:ascii="Assistant Medium" w:hAnsi="Assistant Medium" w:cs="Assistant Medium"/>
-        </w:rPr>
-      </w:pPr>
-      <w:r>
-        <w:rPr>
-          <w:rFonts w:ascii="Assistant Medium" w:hAnsi="Assistant Medium" w:cs="Assistant Medium"/>
-        </w:rPr>
-        <w:t xml:space="preserve">Frequent </w:t>
-      </w:r>
-      <w:r>
-        <w:rPr>
-          <w:rFonts w:ascii="Assistant Medium" w:hAnsi="Assistant Medium" w:cs="Assistant Medium"/>
-        </w:rPr>
-        <w:t xml:space="preserve">apt </w:t>
-      </w:r>
-      <w:r>
-        <w:rPr>
-          <w:rFonts w:ascii="Assistant Medium" w:hAnsi="Assistant Medium" w:cs="Assistant Medium"/>
-        </w:rPr>
-        <w:t>updates.</w:t>
-      </w:r>
-    </w:p>
-    <w:p>
-      <w:pPr>
-        <w:pStyle w:val="ListParagraph"/>
-        <w:numPr>
-          <w:ilvl w:val="0"/>
-          <w:numId w:val="2"/>
-        </w:numPr>
-        <w:spacing w:after="0" w:line="360" w:lineRule="auto"/>
-        <w:rPr>
-          <w:rFonts w:ascii="Assistant Medium" w:hAnsi="Assistant Medium" w:cs="Assistant Medium"/>
-        </w:rPr>
-      </w:pPr>
-      <w:r>
-        <w:rPr>
-          <w:rFonts w:ascii="Assistant Medium" w:hAnsi="Assistant Medium" w:cs="Assistant Medium"/>
-        </w:rPr>
-        <w:t>Ubunto pro</w:t>
-      </w:r>
-      <w:r>
-        <w:rPr>
-          <w:rFonts w:ascii="Assistant Medium" w:hAnsi="Assistant Medium" w:cs="Assistant Medium"/>
-        </w:rPr>
-        <w:t xml:space="preserve"> on latest version.</w:t>
-      </w:r>
-    </w:p>
-    <w:p>
-      <w:pPr>
-        <w:pStyle w:val="ListParagraph"/>
-        <w:numPr>
-          <w:ilvl w:val="0"/>
-          <w:numId w:val="2"/>
-        </w:numPr>
-        <w:spacing w:after="0" w:line="360" w:lineRule="auto"/>
-        <w:rPr>
-          <w:rFonts w:ascii="Assistant Medium" w:hAnsi="Assistant Medium" w:cs="Assistant Medium"/>
-        </w:rPr>
-      </w:pPr>
-      <w:r>
-        <w:rPr>
-          <w:rFonts w:ascii="Assistant Medium" w:hAnsi="Assistant Medium" w:cs="Assistant Medium"/>
-        </w:rPr>
-        <w:t>Cloudtrail monitoring.</w:t>
-      </w:r>
-      <w:r>
-        <w:rPr>
-          <w:rFonts w:ascii="Assistant Medium" w:hAnsi="Assistant Medium" w:cs="Assistant Medium"/>
-        </w:rPr>
-        <w:t xml:space="preserve"> S3 not public, can </w:t>
-      </w:r>
-      <w:r>
-        <w:rPr>
-          <w:rFonts w:ascii="Assistant Medium" w:hAnsi="Assistant Medium" w:cs="Assistant Medium"/>
-        </w:rPr>
-        <w:t xml:space="preserve">read </w:t>
-      </w:r>
-      <w:r>
-        <w:rPr>
-          <w:rFonts w:ascii="Assistant Medium" w:hAnsi="Assistant Medium" w:cs="Assistant Medium"/>
-        </w:rPr>
-        <w:t>access from single IP.</w:t>
-      </w:r>
-    </w:p>
-    <w:p>
-      <w:pPr>
-        <w:spacing w:after="0" w:line="360" w:lineRule="auto"/>
-        <w:rPr>
-          <w:rFonts w:ascii="Assistant Medium" w:hAnsi="Assistant Medium" w:cs="Assistant Medium"/>
-        </w:rPr>
-      </w:pPr>
-    </w:p>
-    <w:p>
-      <w:pPr>
-        <w:spacing w:after="0" w:line="360" w:lineRule="auto"/>
-        <w:rPr>
-          <w:rFonts w:ascii="Assistant Medium" w:hAnsi="Assistant Medium" w:cs="Assistant Medium"/>
-        </w:rPr>
-      </w:pPr>
-    </w:p>
-    <w:p>
-      <w:pPr>
-        <w:spacing w:after="0" w:line="360" w:lineRule="auto"/>
-        <w:rPr>
-          <w:rFonts w:ascii="Assistant Medium" w:hAnsi="Assistant Medium" w:cs="Assistant Medium"/>
-        </w:rPr>
-      </w:pPr>
-    </w:p>
-    <w:p>
-      <w:pPr>
-        <w:spacing w:after="0" w:line="360" w:lineRule="auto"/>
-        <w:rPr>
-          <w:rFonts w:ascii="Assistant Medium" w:hAnsi="Assistant Medium" w:cs="Assistant Medium"/>
-        </w:rPr>
-      </w:pPr>
-    </w:p>
-    <w:p>
-      <w:pPr>
-        <w:spacing w:after="0" w:line="360" w:lineRule="auto"/>
-        <w:rPr>
-          <w:rFonts w:ascii="Assistant Medium" w:hAnsi="Assistant Medium" w:cs="Assistant Medium"/>
-        </w:rPr>
-      </w:pPr>
-    </w:p>
-    <w:p>
-      <w:pPr>
-        <w:spacing w:after="0" w:line="360" w:lineRule="auto"/>
-        <w:rPr>
-          <w:rFonts w:ascii="Assistant Medium" w:hAnsi="Assistant Medium" w:cs="Assistant Medium"/>
-        </w:rPr>
-      </w:pPr>
-    </w:p>
-    <w:p>
-      <w:pPr>
-        <w:spacing w:after="0" w:line="360" w:lineRule="auto"/>
-        <w:rPr>
-          <w:rFonts w:ascii="Assistant Medium" w:hAnsi="Assistant Medium" w:cs="Assistant Medium"/>
-        </w:rPr>
-      </w:pPr>
-    </w:p>
-    <w:p>
-      <w:pPr>
-        <w:spacing w:after="0" w:line="360" w:lineRule="auto"/>
-        <w:rPr>
-          <w:rFonts w:ascii="Assistant Medium" w:hAnsi="Assistant Medium" w:cs="Assistant Medium"/>
-        </w:rPr>
-      </w:pPr>
-    </w:p>
-    <w:p>
-      <w:pPr>
-        <w:spacing w:after="0" w:line="360" w:lineRule="auto"/>
-        <w:rPr>
-          <w:rFonts w:ascii="Assistant Medium" w:hAnsi="Assistant Medium" w:cs="Assistant Medium"/>
-        </w:rPr>
-      </w:pPr>
-    </w:p>
-    <w:p>
-      <w:pPr>
-        <w:spacing w:after="0" w:line="360" w:lineRule="auto"/>
-        <w:rPr>
-          <w:rFonts w:ascii="Assistant Medium" w:hAnsi="Assistant Medium" w:cs="Assistant Medium"/>
-        </w:rPr>
-      </w:pPr>
-    </w:p>
-    <w:p>
-      <w:pPr>
-        <w:spacing w:after="0" w:line="360" w:lineRule="auto"/>
-        <w:rPr>
-          <w:rFonts w:ascii="Assistant Medium" w:hAnsi="Assistant Medium" w:cs="Assistant Medium"/>
-        </w:rPr>
-      </w:pPr>
-    </w:p>
-    <w:p>
-      <w:pPr>
-        <w:spacing w:after="0" w:line="360" w:lineRule="auto"/>
-        <w:rPr>
-          <w:rFonts w:ascii="Assistant Medium" w:hAnsi="Assistant Medium" w:cs="Assistant Medium"/>
-        </w:rPr>
-      </w:pPr>
-    </w:p>
-    <w:p>
-      <w:pPr>
-        <w:spacing w:after="0" w:line="360" w:lineRule="auto"/>
-        <w:rPr>
-          <w:rFonts w:ascii="Assistant Medium" w:hAnsi="Assistant Medium" w:cs="Assistant Medium"/>
-        </w:rPr>
-      </w:pPr>
-    </w:p>
-    <w:p>
-      <w:pPr>
-        <w:spacing w:after="0" w:line="360" w:lineRule="auto"/>
-        <w:rPr>
-          <w:rFonts w:ascii="Assistant Medium" w:hAnsi="Assistant Medium" w:cs="Assistant Medium"/>
-        </w:rPr>
-      </w:pPr>
-    </w:p>
-    <w:p>
-      <w:pPr>
-        <w:spacing w:after="0" w:line="360" w:lineRule="auto"/>
-        <w:rPr>
-          <w:rFonts w:ascii="Assistant Medium" w:hAnsi="Assistant Medium" w:cs="Assistant Medium"/>
-        </w:rPr>
-      </w:pPr>
-    </w:p>
-    <w:p>
-      <w:pPr>
-        <w:spacing w:after="0" w:line="360" w:lineRule="auto"/>
-        <w:rPr>
-          <w:rFonts w:ascii="Assistant Medium" w:hAnsi="Assistant Medium" w:cs="Assistant Medium"/>
-        </w:rPr>
-      </w:pPr>
-    </w:p>
-    <w:p>
-      <w:pPr>
-        <w:spacing w:after="0" w:line="360" w:lineRule="auto"/>
-        <w:rPr>
-          <w:rFonts w:ascii="Assistant Medium" w:hAnsi="Assistant Medium" w:cs="Assistant Medium"/>
-        </w:rPr>
-      </w:pPr>
-    </w:p>
-    <w:p>
-      <w:pPr>
-        <w:spacing w:after="0" w:line="360" w:lineRule="auto"/>
+        <w:t xml:space="preserve">SPLUNK </w:t>
+      </w:r>
+      <w:r>
         <w:rPr>
           <w:rFonts w:ascii="Assistant Medium" w:hAnsi="Assistant Medium" w:cs="Assistant Medium"/>
           <w:b/>
@@ -4684,7 +6245,8 @@
           <w:szCs w:val="28"/>
           <w:u w:val="single"/>
         </w:rPr>
-      </w:pPr>
+        <w:t>Home lab, not production</w:t>
+      </w:r>
       <w:r>
         <w:rPr>
           <w:rFonts w:ascii="Assistant Medium" w:hAnsi="Assistant Medium" w:cs="Assistant Medium"/>
@@ -4694,601 +6256,803 @@
           <w:szCs w:val="28"/>
           <w:u w:val="single"/>
         </w:rPr>
+        <w:t>, as a testing environment</w:t>
+      </w:r>
+    </w:p>
+    <w:p>
+      <w:pPr>
+        <w:spacing w:after="0" w:line="360" w:lineRule="auto"/>
+        <w:rPr>
+          <w:rFonts w:ascii="Assistant Medium" w:hAnsi="Assistant Medium" w:cs="Assistant Medium"/>
+        </w:rPr>
+      </w:pPr>
+      <w:r>
+        <w:rPr>
+          <w:rFonts w:ascii="Assistant Medium" w:hAnsi="Assistant Medium" w:cs="Assistant Medium"/>
+        </w:rPr>
+        <w:t xml:space="preserve">Splunk Enterprise clusters with ES, as a testing environment for my enterprise clients. Build on </w:t>
+      </w:r>
+      <w:proofErr w:type="spellStart"/>
+      <w:r>
+        <w:rPr>
+          <w:rFonts w:ascii="Assistant Medium" w:hAnsi="Assistant Medium" w:cs="Assistant Medium"/>
+        </w:rPr>
+        <w:t>Vmware</w:t>
+      </w:r>
+      <w:proofErr w:type="spellEnd"/>
+      <w:r>
+        <w:rPr>
+          <w:rFonts w:ascii="Assistant Medium" w:hAnsi="Assistant Medium" w:cs="Assistant Medium"/>
+        </w:rPr>
+        <w:t xml:space="preserve"> workstation pro as VM'S (1</w:t>
+      </w:r>
+      <w:r>
+        <w:rPr>
+          <w:rFonts w:ascii="Assistant Medium" w:hAnsi="Assistant Medium" w:cs="Assistant Medium"/>
+        </w:rPr>
+        <w:t>6</w:t>
+      </w:r>
+      <w:r>
+        <w:rPr>
+          <w:rFonts w:ascii="Assistant Medium" w:hAnsi="Assistant Medium" w:cs="Assistant Medium"/>
+        </w:rPr>
+        <w:t xml:space="preserve"> VM'S) on two old computers</w:t>
+      </w:r>
+      <w:r>
+        <w:rPr>
+          <w:rFonts w:ascii="Assistant Medium" w:hAnsi="Assistant Medium" w:cs="Assistant Medium"/>
+        </w:rPr>
+        <w:t xml:space="preserve"> that most of the time </w:t>
+      </w:r>
+      <w:proofErr w:type="gramStart"/>
+      <w:r>
+        <w:rPr>
+          <w:rFonts w:ascii="Assistant Medium" w:hAnsi="Assistant Medium" w:cs="Assistant Medium"/>
+        </w:rPr>
+        <w:t>turned</w:t>
+      </w:r>
+      <w:proofErr w:type="gramEnd"/>
+      <w:r>
+        <w:rPr>
+          <w:rFonts w:ascii="Assistant Medium" w:hAnsi="Assistant Medium" w:cs="Assistant Medium"/>
+        </w:rPr>
+        <w:t xml:space="preserve"> off for electricity saving. But can be turned remotely</w:t>
+      </w:r>
+      <w:r>
+        <w:rPr>
+          <w:rFonts w:ascii="Assistant Medium" w:hAnsi="Assistant Medium" w:cs="Assistant Medium"/>
+        </w:rPr>
+        <w:t>.</w:t>
+      </w:r>
+    </w:p>
+    <w:p>
+      <w:pPr>
+        <w:pStyle w:val="ListParagraph"/>
+        <w:numPr>
+          <w:ilvl w:val="0"/>
+          <w:numId w:val="2"/>
+        </w:numPr>
+        <w:spacing w:after="0" w:line="360" w:lineRule="auto"/>
+        <w:rPr>
+          <w:rFonts w:ascii="Assistant Medium" w:hAnsi="Assistant Medium" w:cs="Assistant Medium"/>
+        </w:rPr>
+      </w:pPr>
+      <w:r>
+        <w:rPr>
+          <w:rFonts w:ascii="Assistant Medium" w:hAnsi="Assistant Medium" w:cs="Assistant Medium"/>
+        </w:rPr>
+        <w:t>1</w:t>
+      </w:r>
+      <w:r>
+        <w:rPr>
+          <w:rFonts w:ascii="Assistant Medium" w:hAnsi="Assistant Medium" w:cs="Assistant Medium"/>
+        </w:rPr>
+        <w:t>2</w:t>
+      </w:r>
+      <w:r>
+        <w:rPr>
+          <w:rFonts w:ascii="Assistant Medium" w:hAnsi="Assistant Medium" w:cs="Assistant Medium"/>
+        </w:rPr>
+        <w:t xml:space="preserve"> VM's in clusters mode.</w:t>
+      </w:r>
+    </w:p>
+    <w:p>
+      <w:pPr>
+        <w:pStyle w:val="ListParagraph"/>
+        <w:numPr>
+          <w:ilvl w:val="0"/>
+          <w:numId w:val="4"/>
+        </w:numPr>
+        <w:spacing w:after="0" w:line="360" w:lineRule="auto"/>
+        <w:rPr>
+          <w:rFonts w:ascii="Assistant Medium" w:hAnsi="Assistant Medium" w:cs="Assistant Medium"/>
+        </w:rPr>
+      </w:pPr>
+      <w:r>
+        <w:rPr>
+          <w:rFonts w:ascii="Assistant Medium" w:hAnsi="Assistant Medium" w:cs="Assistant Medium"/>
+        </w:rPr>
+        <w:t>Cluster manager.</w:t>
+      </w:r>
+    </w:p>
+    <w:p>
+      <w:pPr>
+        <w:pStyle w:val="ListParagraph"/>
+        <w:numPr>
+          <w:ilvl w:val="0"/>
+          <w:numId w:val="4"/>
+        </w:numPr>
+        <w:spacing w:after="0" w:line="360" w:lineRule="auto"/>
+        <w:rPr>
+          <w:rFonts w:ascii="Assistant Medium" w:hAnsi="Assistant Medium" w:cs="Assistant Medium"/>
+        </w:rPr>
+      </w:pPr>
+      <w:r>
+        <w:rPr>
+          <w:rFonts w:ascii="Assistant Medium" w:hAnsi="Assistant Medium" w:cs="Assistant Medium"/>
+        </w:rPr>
+        <w:t>Deployer</w:t>
+      </w:r>
+    </w:p>
+    <w:p>
+      <w:pPr>
+        <w:pStyle w:val="ListParagraph"/>
+        <w:numPr>
+          <w:ilvl w:val="0"/>
+          <w:numId w:val="4"/>
+        </w:numPr>
+        <w:spacing w:after="0" w:line="360" w:lineRule="auto"/>
+        <w:rPr>
+          <w:rFonts w:ascii="Assistant Medium" w:hAnsi="Assistant Medium" w:cs="Assistant Medium"/>
+        </w:rPr>
+      </w:pPr>
+      <w:r>
+        <w:rPr>
+          <w:rFonts w:ascii="Assistant Medium" w:hAnsi="Assistant Medium" w:cs="Assistant Medium"/>
+        </w:rPr>
+        <w:t>3 Indexers in clusters mode and multi-site</w:t>
+      </w:r>
+      <w:r>
+        <w:rPr>
+          <w:rFonts w:ascii="Assistant Medium" w:hAnsi="Assistant Medium" w:cs="Assistant Medium"/>
+        </w:rPr>
+        <w:t xml:space="preserve"> and 3 level indexes replications.</w:t>
+      </w:r>
+    </w:p>
+    <w:p>
+      <w:pPr>
+        <w:pStyle w:val="ListParagraph"/>
+        <w:numPr>
+          <w:ilvl w:val="0"/>
+          <w:numId w:val="4"/>
+        </w:numPr>
+        <w:spacing w:after="0" w:line="360" w:lineRule="auto"/>
+        <w:rPr>
+          <w:rFonts w:ascii="Assistant Medium" w:hAnsi="Assistant Medium" w:cs="Assistant Medium"/>
+        </w:rPr>
+      </w:pPr>
+      <w:r>
+        <w:rPr>
+          <w:rFonts w:ascii="Assistant Medium" w:hAnsi="Assistant Medium" w:cs="Assistant Medium"/>
+        </w:rPr>
+        <w:t xml:space="preserve">3 Search head with Enterprise security </w:t>
+      </w:r>
+      <w:r>
+        <w:rPr>
+          <w:rFonts w:ascii="Assistant Medium" w:hAnsi="Assistant Medium" w:cs="Assistant Medium"/>
+        </w:rPr>
+        <w:t>v</w:t>
+      </w:r>
+      <w:r>
+        <w:rPr>
+          <w:rFonts w:ascii="Assistant Medium" w:hAnsi="Assistant Medium" w:cs="Assistant Medium"/>
+        </w:rPr>
+        <w:t>8.3 in a cluster mode and multi</w:t>
+      </w:r>
+      <w:r>
+        <w:rPr>
+          <w:rFonts w:ascii="Assistant Medium" w:hAnsi="Assistant Medium" w:cs="Assistant Medium"/>
+        </w:rPr>
+        <w:t>-</w:t>
+      </w:r>
+      <w:r>
+        <w:rPr>
+          <w:rFonts w:ascii="Assistant Medium" w:hAnsi="Assistant Medium" w:cs="Assistant Medium"/>
+        </w:rPr>
+        <w:t>site</w:t>
+      </w:r>
+    </w:p>
+    <w:p>
+      <w:pPr>
+        <w:pStyle w:val="ListParagraph"/>
+        <w:numPr>
+          <w:ilvl w:val="0"/>
+          <w:numId w:val="4"/>
+        </w:numPr>
+        <w:spacing w:after="0" w:line="360" w:lineRule="auto"/>
+        <w:rPr>
+          <w:rFonts w:ascii="Assistant Medium" w:hAnsi="Assistant Medium" w:cs="Assistant Medium"/>
+        </w:rPr>
+      </w:pPr>
+      <w:r>
+        <w:rPr>
+          <w:rFonts w:ascii="Assistant Medium" w:hAnsi="Assistant Medium" w:cs="Assistant Medium"/>
+        </w:rPr>
+        <w:t>License manager with monitoring console</w:t>
+      </w:r>
+    </w:p>
+    <w:p>
+      <w:pPr>
+        <w:pStyle w:val="ListParagraph"/>
+        <w:numPr>
+          <w:ilvl w:val="0"/>
+          <w:numId w:val="4"/>
+        </w:numPr>
+        <w:spacing w:after="0" w:line="360" w:lineRule="auto"/>
+        <w:rPr>
+          <w:rFonts w:ascii="Assistant Medium" w:hAnsi="Assistant Medium" w:cs="Assistant Medium"/>
+        </w:rPr>
+      </w:pPr>
+      <w:r>
+        <w:rPr>
+          <w:rFonts w:ascii="Assistant Medium" w:hAnsi="Assistant Medium" w:cs="Assistant Medium"/>
+        </w:rPr>
+        <w:t>Deployment server</w:t>
+      </w:r>
+    </w:p>
+    <w:p>
+      <w:pPr>
+        <w:pStyle w:val="ListParagraph"/>
+        <w:numPr>
+          <w:ilvl w:val="0"/>
+          <w:numId w:val="4"/>
+        </w:numPr>
+        <w:spacing w:after="0" w:line="360" w:lineRule="auto"/>
+        <w:rPr>
+          <w:rFonts w:ascii="Assistant Medium" w:hAnsi="Assistant Medium" w:cs="Assistant Medium"/>
+        </w:rPr>
+      </w:pPr>
+      <w:r>
+        <w:rPr>
+          <w:rFonts w:ascii="Assistant Medium" w:hAnsi="Assistant Medium" w:cs="Assistant Medium"/>
+        </w:rPr>
+        <w:t>SC4S</w:t>
+      </w:r>
+    </w:p>
+    <w:p>
+      <w:pPr>
+        <w:pStyle w:val="ListParagraph"/>
+        <w:numPr>
+          <w:ilvl w:val="0"/>
+          <w:numId w:val="4"/>
+        </w:numPr>
+        <w:spacing w:after="0" w:line="360" w:lineRule="auto"/>
+        <w:rPr>
+          <w:rFonts w:ascii="Assistant Medium" w:hAnsi="Assistant Medium" w:cs="Assistant Medium"/>
+        </w:rPr>
+      </w:pPr>
+      <w:r>
+        <w:rPr>
+          <w:rFonts w:ascii="Assistant Medium" w:hAnsi="Assistant Medium" w:cs="Assistant Medium"/>
+        </w:rPr>
+        <w:t>Heavy forwarder</w:t>
+      </w:r>
+    </w:p>
+    <w:p>
+      <w:pPr>
+        <w:pStyle w:val="ListParagraph"/>
+        <w:numPr>
+          <w:ilvl w:val="0"/>
+          <w:numId w:val="4"/>
+        </w:numPr>
+        <w:spacing w:after="0" w:line="360" w:lineRule="auto"/>
+        <w:rPr>
+          <w:rFonts w:ascii="Assistant Medium" w:hAnsi="Assistant Medium" w:cs="Assistant Medium"/>
+        </w:rPr>
+      </w:pPr>
+      <w:r>
+        <w:rPr>
+          <w:rFonts w:ascii="Assistant Medium" w:hAnsi="Assistant Medium" w:cs="Assistant Medium"/>
+        </w:rPr>
+        <w:t xml:space="preserve">Linux VM for sending logs by UF, </w:t>
+      </w:r>
+      <w:proofErr w:type="gramStart"/>
+      <w:r>
+        <w:rPr>
+          <w:rFonts w:ascii="Assistant Medium" w:hAnsi="Assistant Medium" w:cs="Assistant Medium"/>
+        </w:rPr>
+        <w:t>and also</w:t>
+      </w:r>
+      <w:proofErr w:type="gramEnd"/>
+      <w:r>
+        <w:rPr>
+          <w:rFonts w:ascii="Assistant Medium" w:hAnsi="Assistant Medium" w:cs="Assistant Medium"/>
+        </w:rPr>
+        <w:t xml:space="preserve"> syslog by </w:t>
+      </w:r>
+      <w:proofErr w:type="spellStart"/>
+      <w:r>
+        <w:rPr>
+          <w:rFonts w:ascii="Assistant Medium" w:hAnsi="Assistant Medium" w:cs="Assistant Medium"/>
+        </w:rPr>
+        <w:t>Rsyslog</w:t>
+      </w:r>
+      <w:proofErr w:type="spellEnd"/>
+      <w:r>
+        <w:rPr>
+          <w:rFonts w:ascii="Assistant Medium" w:hAnsi="Assistant Medium" w:cs="Assistant Medium"/>
+        </w:rPr>
+        <w:t xml:space="preserve"> to SC4S.</w:t>
+      </w:r>
+    </w:p>
+    <w:p>
+      <w:pPr>
+        <w:pStyle w:val="ListParagraph"/>
+        <w:numPr>
+          <w:ilvl w:val="0"/>
+          <w:numId w:val="4"/>
+        </w:numPr>
+        <w:spacing w:after="0" w:line="360" w:lineRule="auto"/>
+        <w:rPr>
+          <w:rFonts w:ascii="Assistant Medium" w:hAnsi="Assistant Medium" w:cs="Assistant Medium"/>
+        </w:rPr>
+      </w:pPr>
+      <w:r>
+        <w:rPr>
+          <w:rFonts w:ascii="Assistant Medium" w:hAnsi="Assistant Medium" w:cs="Assistant Medium"/>
+        </w:rPr>
+        <w:t xml:space="preserve">Windows VM for sending logs by UF, </w:t>
+      </w:r>
+      <w:proofErr w:type="gramStart"/>
+      <w:r>
+        <w:rPr>
+          <w:rFonts w:ascii="Assistant Medium" w:hAnsi="Assistant Medium" w:cs="Assistant Medium"/>
+        </w:rPr>
+        <w:t>and also</w:t>
+      </w:r>
+      <w:proofErr w:type="gramEnd"/>
+      <w:r>
+        <w:rPr>
+          <w:rFonts w:ascii="Assistant Medium" w:hAnsi="Assistant Medium" w:cs="Assistant Medium"/>
+        </w:rPr>
+        <w:t xml:space="preserve"> Syslog to SC4S by </w:t>
+      </w:r>
+      <w:proofErr w:type="spellStart"/>
+      <w:r>
+        <w:rPr>
+          <w:rFonts w:ascii="Assistant Medium" w:hAnsi="Assistant Medium" w:cs="Assistant Medium"/>
+        </w:rPr>
+        <w:t>solarwinds</w:t>
+      </w:r>
+      <w:proofErr w:type="spellEnd"/>
+      <w:r>
+        <w:rPr>
+          <w:rFonts w:ascii="Assistant Medium" w:hAnsi="Assistant Medium" w:cs="Assistant Medium"/>
+        </w:rPr>
+        <w:t xml:space="preserve"> event forwarder -&gt; Kiwi Syslog server -&gt; SC4S -&gt; Splunk (Mimic air-gapped environment).</w:t>
+      </w:r>
+    </w:p>
+    <w:p>
+      <w:pPr>
+        <w:pStyle w:val="ListParagraph"/>
+        <w:numPr>
+          <w:ilvl w:val="0"/>
+          <w:numId w:val="2"/>
+        </w:numPr>
+        <w:spacing w:after="0" w:line="360" w:lineRule="auto"/>
+        <w:rPr>
+          <w:rFonts w:ascii="Assistant Medium" w:hAnsi="Assistant Medium" w:cs="Assistant Medium"/>
+        </w:rPr>
+      </w:pPr>
+      <w:r>
+        <w:rPr>
+          <w:rFonts w:ascii="Assistant Medium" w:hAnsi="Assistant Medium" w:cs="Assistant Medium"/>
+        </w:rPr>
+        <w:t>Custom</w:t>
+      </w:r>
+      <w:r>
+        <w:rPr>
+          <w:rFonts w:ascii="Assistant Medium" w:hAnsi="Assistant Medium" w:cs="Assistant Medium"/>
+        </w:rPr>
+        <w:t xml:space="preserve"> architecture for the implementation.</w:t>
+      </w:r>
+    </w:p>
+    <w:p>
+      <w:pPr>
+        <w:pStyle w:val="ListParagraph"/>
+        <w:numPr>
+          <w:ilvl w:val="0"/>
+          <w:numId w:val="4"/>
+        </w:numPr>
+        <w:spacing w:after="0" w:line="360" w:lineRule="auto"/>
+        <w:rPr>
+          <w:rFonts w:ascii="Assistant Medium" w:hAnsi="Assistant Medium" w:cs="Assistant Medium"/>
+        </w:rPr>
+      </w:pPr>
+      <w:r>
+        <w:rPr>
+          <w:rFonts w:ascii="Assistant Medium" w:hAnsi="Assistant Medium" w:cs="Assistant Medium"/>
+        </w:rPr>
+        <w:t>Using Raspberry pi on the same network for using wake on lan to turn on the computers (hosts).</w:t>
+      </w:r>
+    </w:p>
+    <w:p>
+      <w:pPr>
+        <w:pStyle w:val="ListParagraph"/>
+        <w:numPr>
+          <w:ilvl w:val="0"/>
+          <w:numId w:val="4"/>
+        </w:numPr>
+        <w:spacing w:after="0" w:line="360" w:lineRule="auto"/>
+        <w:rPr>
+          <w:rFonts w:ascii="Assistant Medium" w:hAnsi="Assistant Medium" w:cs="Assistant Medium"/>
+        </w:rPr>
+      </w:pPr>
+      <w:r>
+        <w:rPr>
+          <w:rFonts w:ascii="Assistant Medium" w:hAnsi="Assistant Medium" w:cs="Assistant Medium"/>
+        </w:rPr>
+        <w:t>Each VM gets a static IP by DHCP from check point firewall.</w:t>
+      </w:r>
+    </w:p>
+    <w:p>
+      <w:pPr>
+        <w:pStyle w:val="ListParagraph"/>
+        <w:numPr>
+          <w:ilvl w:val="0"/>
+          <w:numId w:val="4"/>
+        </w:numPr>
+        <w:spacing w:after="0" w:line="360" w:lineRule="auto"/>
+        <w:rPr>
+          <w:rFonts w:ascii="Assistant Medium" w:hAnsi="Assistant Medium" w:cs="Assistant Medium"/>
+        </w:rPr>
+      </w:pPr>
+      <w:r>
+        <w:rPr>
+          <w:rFonts w:ascii="Assistant Medium" w:hAnsi="Assistant Medium" w:cs="Assistant Medium"/>
+        </w:rPr>
+        <w:t xml:space="preserve">Using </w:t>
+      </w:r>
+      <w:proofErr w:type="spellStart"/>
+      <w:r>
+        <w:rPr>
+          <w:rFonts w:ascii="Assistant Medium" w:hAnsi="Assistant Medium" w:cs="Assistant Medium"/>
+        </w:rPr>
+        <w:t>Twingate</w:t>
+      </w:r>
+      <w:proofErr w:type="spellEnd"/>
+      <w:r>
+        <w:rPr>
+          <w:rFonts w:ascii="Assistant Medium" w:hAnsi="Assistant Medium" w:cs="Assistant Medium"/>
+        </w:rPr>
+        <w:t xml:space="preserve"> </w:t>
+      </w:r>
+      <w:proofErr w:type="spellStart"/>
+      <w:r>
+        <w:rPr>
+          <w:rFonts w:ascii="Assistant Medium" w:hAnsi="Assistant Medium" w:cs="Assistant Medium"/>
+        </w:rPr>
+        <w:t>ztna</w:t>
+      </w:r>
+      <w:proofErr w:type="spellEnd"/>
+      <w:r>
+        <w:rPr>
+          <w:rFonts w:ascii="Assistant Medium" w:hAnsi="Assistant Medium" w:cs="Assistant Medium"/>
+        </w:rPr>
+        <w:t xml:space="preserve"> connector on one of the VM for login to rest of the VM.</w:t>
+      </w:r>
+    </w:p>
+    <w:p>
+      <w:pPr>
+        <w:pStyle w:val="ListParagraph"/>
+        <w:numPr>
+          <w:ilvl w:val="0"/>
+          <w:numId w:val="4"/>
+        </w:numPr>
+        <w:spacing w:after="0" w:line="360" w:lineRule="auto"/>
+        <w:rPr>
+          <w:rFonts w:ascii="Assistant Medium" w:hAnsi="Assistant Medium" w:cs="Assistant Medium"/>
+        </w:rPr>
+      </w:pPr>
+      <w:r>
+        <w:rPr>
+          <w:rFonts w:ascii="Assistant Medium" w:hAnsi="Assistant Medium" w:cs="Assistant Medium"/>
+        </w:rPr>
+        <w:t>Custom DNS records on the DNS firewall for using local hostnames for the VM's.</w:t>
+      </w:r>
+    </w:p>
+    <w:p>
+      <w:pPr>
+        <w:pStyle w:val="ListParagraph"/>
+        <w:numPr>
+          <w:ilvl w:val="0"/>
+          <w:numId w:val="4"/>
+        </w:numPr>
+        <w:spacing w:after="0" w:line="360" w:lineRule="auto"/>
+        <w:rPr>
+          <w:rFonts w:ascii="Assistant Medium" w:hAnsi="Assistant Medium" w:cs="Assistant Medium"/>
+        </w:rPr>
+      </w:pPr>
+      <w:r>
+        <w:rPr>
+          <w:rFonts w:ascii="Assistant Medium" w:hAnsi="Assistant Medium" w:cs="Assistant Medium"/>
+        </w:rPr>
+        <w:t xml:space="preserve">Self-signed </w:t>
+      </w:r>
+      <w:proofErr w:type="spellStart"/>
+      <w:r>
+        <w:rPr>
+          <w:rFonts w:ascii="Assistant Medium" w:hAnsi="Assistant Medium" w:cs="Assistant Medium"/>
+        </w:rPr>
+        <w:t>tls</w:t>
+      </w:r>
+      <w:proofErr w:type="spellEnd"/>
+      <w:r>
+        <w:rPr>
+          <w:rFonts w:ascii="Assistant Medium" w:hAnsi="Assistant Medium" w:cs="Assistant Medium"/>
+        </w:rPr>
+        <w:t xml:space="preserve"> certificates.</w:t>
+      </w:r>
+    </w:p>
+    <w:p>
+      <w:pPr>
+        <w:pStyle w:val="ListParagraph"/>
+        <w:numPr>
+          <w:ilvl w:val="0"/>
+          <w:numId w:val="4"/>
+        </w:numPr>
+        <w:spacing w:after="0" w:line="360" w:lineRule="auto"/>
+        <w:rPr>
+          <w:rFonts w:ascii="Assistant Medium" w:hAnsi="Assistant Medium" w:cs="Assistant Medium"/>
+        </w:rPr>
+      </w:pPr>
+      <w:r>
+        <w:rPr>
+          <w:rFonts w:ascii="Assistant Medium" w:hAnsi="Assistant Medium" w:cs="Assistant Medium"/>
+        </w:rPr>
+        <w:t xml:space="preserve">Each Linux VM can't use ROOT login, and login </w:t>
+      </w:r>
+      <w:proofErr w:type="gramStart"/>
+      <w:r>
+        <w:rPr>
+          <w:rFonts w:ascii="Assistant Medium" w:hAnsi="Assistant Medium" w:cs="Assistant Medium"/>
+        </w:rPr>
+        <w:t>done</w:t>
+      </w:r>
+      <w:proofErr w:type="gramEnd"/>
+      <w:r>
+        <w:rPr>
+          <w:rFonts w:ascii="Assistant Medium" w:hAnsi="Assistant Medium" w:cs="Assistant Medium"/>
+        </w:rPr>
+        <w:t xml:space="preserve"> by CERT key.</w:t>
+      </w:r>
+    </w:p>
+    <w:p>
+      <w:pPr>
+        <w:pStyle w:val="ListParagraph"/>
+        <w:numPr>
+          <w:ilvl w:val="0"/>
+          <w:numId w:val="4"/>
+        </w:numPr>
+        <w:spacing w:after="0" w:line="360" w:lineRule="auto"/>
+        <w:rPr>
+          <w:rFonts w:ascii="Assistant Medium" w:hAnsi="Assistant Medium" w:cs="Assistant Medium"/>
+        </w:rPr>
+      </w:pPr>
+      <w:r>
+        <w:rPr>
+          <w:rFonts w:ascii="Assistant Medium" w:hAnsi="Assistant Medium" w:cs="Assistant Medium"/>
+        </w:rPr>
+        <w:t xml:space="preserve">The Checkpoint firewall has </w:t>
+      </w:r>
+      <w:proofErr w:type="spellStart"/>
+      <w:proofErr w:type="gramStart"/>
+      <w:r>
+        <w:rPr>
+          <w:rFonts w:ascii="Assistant Medium" w:hAnsi="Assistant Medium" w:cs="Assistant Medium"/>
+        </w:rPr>
+        <w:t>a</w:t>
+      </w:r>
+      <w:proofErr w:type="spellEnd"/>
+      <w:proofErr w:type="gramEnd"/>
+      <w:r>
+        <w:rPr>
+          <w:rFonts w:ascii="Assistant Medium" w:hAnsi="Assistant Medium" w:cs="Assistant Medium"/>
+        </w:rPr>
+        <w:t xml:space="preserve"> always </w:t>
+      </w:r>
+      <w:proofErr w:type="gramStart"/>
+      <w:r>
+        <w:rPr>
+          <w:rFonts w:ascii="Assistant Medium" w:hAnsi="Assistant Medium" w:cs="Assistant Medium"/>
+        </w:rPr>
+        <w:t>turned</w:t>
+      </w:r>
+      <w:proofErr w:type="gramEnd"/>
+      <w:r>
+        <w:rPr>
+          <w:rFonts w:ascii="Assistant Medium" w:hAnsi="Assistant Medium" w:cs="Assistant Medium"/>
+        </w:rPr>
+        <w:t xml:space="preserve"> on switch button, in case of power drop.</w:t>
+      </w:r>
+    </w:p>
+    <w:p>
+      <w:pPr>
+        <w:pStyle w:val="ListParagraph"/>
+        <w:numPr>
+          <w:ilvl w:val="0"/>
+          <w:numId w:val="2"/>
+        </w:numPr>
+        <w:spacing w:after="0" w:line="360" w:lineRule="auto"/>
+        <w:rPr>
+          <w:rFonts w:ascii="Assistant Medium" w:hAnsi="Assistant Medium" w:cs="Assistant Medium"/>
+        </w:rPr>
+      </w:pPr>
+      <w:r>
+        <w:rPr>
+          <w:rFonts w:ascii="Assistant Medium" w:hAnsi="Assistant Medium" w:cs="Assistant Medium"/>
+        </w:rPr>
+        <w:t xml:space="preserve">Additional servers for the </w:t>
+      </w:r>
+      <w:proofErr w:type="spellStart"/>
+      <w:r>
+        <w:rPr>
+          <w:rFonts w:ascii="Assistant Medium" w:hAnsi="Assistant Medium" w:cs="Assistant Medium"/>
+        </w:rPr>
+        <w:t>splunk</w:t>
+      </w:r>
+      <w:proofErr w:type="spellEnd"/>
+      <w:r>
+        <w:rPr>
+          <w:rFonts w:ascii="Assistant Medium" w:hAnsi="Assistant Medium" w:cs="Assistant Medium"/>
+        </w:rPr>
+        <w:t xml:space="preserve"> cluster:</w:t>
+      </w:r>
+    </w:p>
+    <w:p>
+      <w:pPr>
+        <w:pStyle w:val="ListParagraph"/>
+        <w:numPr>
+          <w:ilvl w:val="0"/>
+          <w:numId w:val="4"/>
+        </w:numPr>
+        <w:spacing w:after="0" w:line="360" w:lineRule="auto"/>
+        <w:rPr>
+          <w:rFonts w:ascii="Assistant Medium" w:hAnsi="Assistant Medium" w:cs="Assistant Medium"/>
+        </w:rPr>
+      </w:pPr>
+      <w:r>
+        <w:rPr>
+          <w:rFonts w:ascii="Assistant Medium" w:hAnsi="Assistant Medium" w:cs="Assistant Medium"/>
+        </w:rPr>
+        <w:t>MISP – was needed</w:t>
+      </w:r>
+      <w:r>
+        <w:rPr>
+          <w:rFonts w:ascii="Assistant Medium" w:hAnsi="Assistant Medium" w:cs="Assistant Medium"/>
+        </w:rPr>
+        <w:t xml:space="preserve"> for connecting </w:t>
+      </w:r>
+      <w:proofErr w:type="spellStart"/>
+      <w:r>
+        <w:rPr>
+          <w:rFonts w:ascii="Assistant Medium" w:hAnsi="Assistant Medium" w:cs="Assistant Medium"/>
+        </w:rPr>
+        <w:t>misp</w:t>
+      </w:r>
+      <w:proofErr w:type="spellEnd"/>
+      <w:r>
+        <w:rPr>
+          <w:rFonts w:ascii="Assistant Medium" w:hAnsi="Assistant Medium" w:cs="Assistant Medium"/>
+        </w:rPr>
+        <w:t xml:space="preserve"> to threat intelligence module.</w:t>
+      </w:r>
+      <w:r>
+        <w:rPr>
+          <w:rFonts w:ascii="Assistant Medium" w:hAnsi="Assistant Medium" w:cs="Assistant Medium"/>
+        </w:rPr>
+        <w:t xml:space="preserve"> </w:t>
+      </w:r>
+    </w:p>
+    <w:p>
+      <w:pPr>
+        <w:pStyle w:val="ListParagraph"/>
+        <w:numPr>
+          <w:ilvl w:val="0"/>
+          <w:numId w:val="4"/>
+        </w:numPr>
+        <w:spacing w:after="0" w:line="360" w:lineRule="auto"/>
+        <w:rPr>
+          <w:rFonts w:ascii="Assistant Medium" w:hAnsi="Assistant Medium" w:cs="Assistant Medium"/>
+        </w:rPr>
+      </w:pPr>
+      <w:r>
+        <w:rPr>
+          <w:rFonts w:ascii="Assistant Medium" w:hAnsi="Assistant Medium" w:cs="Assistant Medium"/>
+        </w:rPr>
         <w:lastRenderedPageBreak/>
-        <w:t>Website</w:t>
-      </w:r>
-    </w:p>
-    <w:p>
-      <w:pPr>
-        <w:spacing w:after="0" w:line="360" w:lineRule="auto"/>
-        <w:rPr>
-          <w:rFonts w:ascii="Assistant Medium" w:hAnsi="Assistant Medium" w:cs="Assistant Medium"/>
-          <w:b/>
-          <w:bCs/>
-        </w:rPr>
-      </w:pPr>
-      <w:r>
-        <w:rPr>
-          <w:rFonts w:ascii="Assistant Medium" w:hAnsi="Assistant Medium" w:cs="Assistant Medium"/>
-          <w:b/>
-          <w:bCs/>
-        </w:rPr>
-        <w:t>Squarespace and bunny cdn</w:t>
-      </w:r>
-    </w:p>
-    <w:p>
-      <w:pPr>
-        <w:pStyle w:val="ListParagraph"/>
-        <w:numPr>
-          <w:ilvl w:val="0"/>
-          <w:numId w:val="2"/>
-        </w:numPr>
-        <w:spacing w:after="0" w:line="360" w:lineRule="auto"/>
-        <w:rPr>
-          <w:rFonts w:ascii="Assistant Medium" w:hAnsi="Assistant Medium" w:cs="Assistant Medium"/>
-          <w:b/>
-          <w:bCs/>
-          <w:u w:val="single"/>
-        </w:rPr>
-      </w:pPr>
-      <w:r>
-        <w:rPr>
-          <w:rFonts w:ascii="Assistant Medium" w:hAnsi="Assistant Medium" w:cs="Assistant Medium"/>
-        </w:rPr>
-        <w:t>CDN</w:t>
-      </w:r>
-    </w:p>
-    <w:p>
-      <w:pPr>
-        <w:pStyle w:val="ListParagraph"/>
-        <w:numPr>
-          <w:ilvl w:val="0"/>
-          <w:numId w:val="2"/>
-        </w:numPr>
-        <w:spacing w:after="0" w:line="360" w:lineRule="auto"/>
-        <w:rPr>
-          <w:rFonts w:ascii="Assistant Medium" w:hAnsi="Assistant Medium" w:cs="Assistant Medium"/>
-          <w:b/>
-          <w:bCs/>
-          <w:u w:val="single"/>
-        </w:rPr>
-      </w:pPr>
-      <w:r>
-        <w:rPr>
-          <w:rFonts w:ascii="Assistant Medium" w:hAnsi="Assistant Medium" w:cs="Assistant Medium"/>
-        </w:rPr>
-        <w:t>DNS</w:t>
-      </w:r>
-    </w:p>
-    <w:p>
-      <w:pPr>
-        <w:pStyle w:val="ListParagraph"/>
-        <w:numPr>
-          <w:ilvl w:val="0"/>
-          <w:numId w:val="4"/>
-        </w:numPr>
-        <w:spacing w:after="0" w:line="360" w:lineRule="auto"/>
-        <w:rPr>
-          <w:rFonts w:ascii="Assistant Medium" w:hAnsi="Assistant Medium" w:cs="Assistant Medium"/>
-        </w:rPr>
-      </w:pPr>
-      <w:r>
-        <w:rPr>
-          <w:rFonts w:ascii="Assistant Medium" w:hAnsi="Assistant Medium" w:cs="Assistant Medium"/>
-        </w:rPr>
-        <w:t>Dnssec</w:t>
-      </w:r>
-    </w:p>
-    <w:p>
-      <w:pPr>
-        <w:pStyle w:val="ListParagraph"/>
-        <w:numPr>
-          <w:ilvl w:val="0"/>
-          <w:numId w:val="4"/>
-        </w:numPr>
-        <w:spacing w:after="0" w:line="360" w:lineRule="auto"/>
-        <w:rPr>
-          <w:rFonts w:ascii="Assistant Medium" w:hAnsi="Assistant Medium" w:cs="Assistant Medium"/>
-        </w:rPr>
-      </w:pPr>
-      <w:r>
-        <w:rPr>
-          <w:rFonts w:ascii="Assistant Medium" w:hAnsi="Assistant Medium" w:cs="Assistant Medium"/>
-        </w:rPr>
-        <w:t>Spf</w:t>
-      </w:r>
-    </w:p>
-    <w:p>
-      <w:pPr>
-        <w:pStyle w:val="ListParagraph"/>
-        <w:numPr>
-          <w:ilvl w:val="0"/>
-          <w:numId w:val="4"/>
-        </w:numPr>
-        <w:spacing w:after="0" w:line="360" w:lineRule="auto"/>
-        <w:rPr>
-          <w:rFonts w:ascii="Assistant Medium" w:hAnsi="Assistant Medium" w:cs="Assistant Medium"/>
-        </w:rPr>
-      </w:pPr>
-      <w:r>
-        <w:rPr>
-          <w:rFonts w:ascii="Assistant Medium" w:hAnsi="Assistant Medium" w:cs="Assistant Medium"/>
-        </w:rPr>
-        <w:t>Mta-sts</w:t>
-      </w:r>
-    </w:p>
-    <w:p>
-      <w:pPr>
-        <w:pStyle w:val="ListParagraph"/>
-        <w:numPr>
-          <w:ilvl w:val="0"/>
-          <w:numId w:val="4"/>
-        </w:numPr>
-        <w:spacing w:after="0" w:line="360" w:lineRule="auto"/>
-        <w:rPr>
-          <w:rFonts w:ascii="Assistant Medium" w:hAnsi="Assistant Medium" w:cs="Assistant Medium"/>
-        </w:rPr>
-      </w:pPr>
-      <w:r>
-        <w:rPr>
-          <w:rFonts w:ascii="Assistant Medium" w:hAnsi="Assistant Medium" w:cs="Assistant Medium"/>
-        </w:rPr>
-        <w:t>Dmarc</w:t>
-      </w:r>
-    </w:p>
-    <w:p>
-      <w:pPr>
-        <w:pStyle w:val="ListParagraph"/>
-        <w:numPr>
-          <w:ilvl w:val="0"/>
-          <w:numId w:val="4"/>
-        </w:numPr>
-        <w:spacing w:after="0" w:line="360" w:lineRule="auto"/>
-        <w:rPr>
-          <w:rFonts w:ascii="Assistant Medium" w:hAnsi="Assistant Medium" w:cs="Assistant Medium"/>
-        </w:rPr>
-      </w:pPr>
-      <w:r>
-        <w:rPr>
-          <w:rFonts w:ascii="Assistant Medium" w:hAnsi="Assistant Medium" w:cs="Assistant Medium"/>
-        </w:rPr>
-        <w:t>Dkim</w:t>
-      </w:r>
-    </w:p>
-    <w:p>
-      <w:pPr>
-        <w:pStyle w:val="ListParagraph"/>
-        <w:numPr>
-          <w:ilvl w:val="0"/>
-          <w:numId w:val="4"/>
-        </w:numPr>
-        <w:spacing w:after="0" w:line="360" w:lineRule="auto"/>
-        <w:rPr>
-          <w:rFonts w:ascii="Assistant Medium" w:hAnsi="Assistant Medium" w:cs="Assistant Medium"/>
-        </w:rPr>
-      </w:pPr>
-      <w:r>
-        <w:rPr>
-          <w:rFonts w:ascii="Assistant Medium" w:hAnsi="Assistant Medium" w:cs="Assistant Medium"/>
-        </w:rPr>
-        <w:t>Caa</w:t>
-      </w:r>
-    </w:p>
-    <w:p>
-      <w:pPr>
-        <w:pStyle w:val="ListParagraph"/>
-        <w:numPr>
-          <w:ilvl w:val="0"/>
-          <w:numId w:val="2"/>
-        </w:numPr>
-        <w:spacing w:after="0" w:line="360" w:lineRule="auto"/>
-        <w:rPr>
-          <w:rFonts w:ascii="Assistant Medium" w:hAnsi="Assistant Medium" w:cs="Assistant Medium"/>
-          <w:b/>
-          <w:bCs/>
-          <w:u w:val="single"/>
-        </w:rPr>
-      </w:pPr>
-      <w:r>
-        <w:rPr>
-          <w:rFonts w:ascii="Assistant Medium" w:hAnsi="Assistant Medium" w:cs="Assistant Medium"/>
-        </w:rPr>
-        <w:t>Geo blocking.</w:t>
-      </w:r>
-    </w:p>
-    <w:p>
-      <w:pPr>
-        <w:pStyle w:val="ListParagraph"/>
-        <w:numPr>
-          <w:ilvl w:val="0"/>
-          <w:numId w:val="2"/>
-        </w:numPr>
-        <w:spacing w:after="0" w:line="360" w:lineRule="auto"/>
-        <w:rPr>
-          <w:rFonts w:ascii="Assistant Medium" w:hAnsi="Assistant Medium" w:cs="Assistant Medium"/>
-          <w:b/>
-          <w:bCs/>
-          <w:u w:val="single"/>
-        </w:rPr>
-      </w:pPr>
-      <w:r>
-        <w:rPr>
-          <w:rFonts w:ascii="Assistant Medium" w:hAnsi="Assistant Medium" w:cs="Assistant Medium"/>
-        </w:rPr>
-        <w:t>Rate limit.</w:t>
-      </w:r>
-    </w:p>
-    <w:p>
-      <w:pPr>
-        <w:pStyle w:val="ListParagraph"/>
-        <w:numPr>
-          <w:ilvl w:val="0"/>
-          <w:numId w:val="2"/>
-        </w:numPr>
-        <w:spacing w:after="0" w:line="360" w:lineRule="auto"/>
-        <w:rPr>
-          <w:rFonts w:ascii="Assistant Medium" w:hAnsi="Assistant Medium" w:cs="Assistant Medium"/>
-          <w:b/>
-          <w:bCs/>
-          <w:u w:val="single"/>
-        </w:rPr>
-      </w:pPr>
-      <w:r>
-        <w:rPr>
-          <w:rFonts w:ascii="Assistant Medium" w:hAnsi="Assistant Medium" w:cs="Assistant Medium"/>
-        </w:rPr>
-        <w:t>WAF</w:t>
-      </w:r>
-      <w:r>
-        <w:rPr>
-          <w:rFonts w:ascii="Assistant Medium" w:hAnsi="Assistant Medium" w:cs="Assistant Medium"/>
-        </w:rPr>
-        <w:t>.</w:t>
-      </w:r>
-    </w:p>
-    <w:p>
-      <w:pPr>
-        <w:pStyle w:val="ListParagraph"/>
-        <w:numPr>
-          <w:ilvl w:val="0"/>
-          <w:numId w:val="2"/>
-        </w:numPr>
-        <w:spacing w:after="0" w:line="360" w:lineRule="auto"/>
-        <w:rPr>
-          <w:rFonts w:ascii="Assistant Medium" w:hAnsi="Assistant Medium" w:cs="Assistant Medium"/>
-          <w:b/>
-          <w:bCs/>
-          <w:u w:val="single"/>
-        </w:rPr>
-      </w:pPr>
-      <w:r>
-        <w:rPr>
-          <w:rFonts w:ascii="Assistant Medium" w:hAnsi="Assistant Medium" w:cs="Assistant Medium"/>
-        </w:rPr>
-        <w:t>Anti bot.</w:t>
-      </w:r>
-    </w:p>
-    <w:p>
-      <w:pPr>
-        <w:pStyle w:val="ListParagraph"/>
-        <w:numPr>
-          <w:ilvl w:val="0"/>
-          <w:numId w:val="2"/>
-        </w:numPr>
-        <w:spacing w:after="0" w:line="360" w:lineRule="auto"/>
-        <w:rPr>
-          <w:rFonts w:ascii="Assistant Medium" w:hAnsi="Assistant Medium" w:cs="Assistant Medium"/>
-          <w:b/>
-          <w:bCs/>
-          <w:u w:val="single"/>
-        </w:rPr>
-      </w:pPr>
-      <w:r>
-        <w:rPr>
-          <w:rFonts w:ascii="Assistant Medium" w:hAnsi="Assistant Medium" w:cs="Assistant Medium"/>
-        </w:rPr>
-        <w:t>D</w:t>
-      </w:r>
-      <w:r>
-        <w:rPr>
-          <w:rFonts w:ascii="Assistant Medium" w:hAnsi="Assistant Medium" w:cs="Assistant Medium"/>
-        </w:rPr>
-        <w:t>DOS</w:t>
-      </w:r>
-      <w:r>
-        <w:rPr>
-          <w:rFonts w:ascii="Assistant Medium" w:hAnsi="Assistant Medium" w:cs="Assistant Medium"/>
-        </w:rPr>
-        <w:t xml:space="preserve"> protection.</w:t>
-      </w:r>
-    </w:p>
-    <w:p>
-      <w:pPr>
-        <w:pStyle w:val="ListParagraph"/>
-        <w:numPr>
-          <w:ilvl w:val="0"/>
-          <w:numId w:val="2"/>
-        </w:numPr>
-        <w:spacing w:after="0" w:line="360" w:lineRule="auto"/>
-        <w:rPr>
-          <w:rFonts w:ascii="Assistant Medium" w:hAnsi="Assistant Medium" w:cs="Assistant Medium"/>
-          <w:b/>
-          <w:bCs/>
-          <w:u w:val="single"/>
-        </w:rPr>
-      </w:pPr>
-      <w:r>
-        <w:rPr>
-          <w:rFonts w:ascii="Assistant Medium" w:hAnsi="Assistant Medium" w:cs="Assistant Medium"/>
-        </w:rPr>
-        <w:t xml:space="preserve">Major access lists </w:t>
-      </w:r>
-    </w:p>
-    <w:p>
-      <w:pPr>
-        <w:pStyle w:val="ListParagraph"/>
-        <w:numPr>
-          <w:ilvl w:val="0"/>
-          <w:numId w:val="4"/>
-        </w:numPr>
-        <w:spacing w:after="0" w:line="360" w:lineRule="auto"/>
-        <w:rPr>
-          <w:rFonts w:ascii="Assistant Medium" w:hAnsi="Assistant Medium" w:cs="Assistant Medium"/>
-          <w:b/>
-          <w:bCs/>
-          <w:u w:val="single"/>
-        </w:rPr>
-      </w:pPr>
-      <w:r>
-        <w:rPr>
-          <w:rFonts w:ascii="Assistant Medium" w:hAnsi="Assistant Medium" w:cs="Assistant Medium"/>
-        </w:rPr>
-        <w:t>Block VPN.</w:t>
-      </w:r>
-    </w:p>
-    <w:p>
-      <w:pPr>
-        <w:pStyle w:val="ListParagraph"/>
-        <w:numPr>
-          <w:ilvl w:val="0"/>
-          <w:numId w:val="4"/>
-        </w:numPr>
-        <w:spacing w:after="0" w:line="360" w:lineRule="auto"/>
-        <w:rPr>
-          <w:rFonts w:ascii="Assistant Medium" w:hAnsi="Assistant Medium" w:cs="Assistant Medium"/>
-          <w:b/>
-          <w:bCs/>
-          <w:u w:val="single"/>
-        </w:rPr>
-      </w:pPr>
-      <w:r>
-        <w:rPr>
-          <w:rFonts w:ascii="Assistant Medium" w:hAnsi="Assistant Medium" w:cs="Assistant Medium"/>
-        </w:rPr>
-        <w:t>Block traffic from datacenters.</w:t>
-      </w:r>
-    </w:p>
-    <w:p>
-      <w:pPr>
-        <w:pStyle w:val="ListParagraph"/>
-        <w:numPr>
-          <w:ilvl w:val="0"/>
-          <w:numId w:val="4"/>
-        </w:numPr>
-        <w:spacing w:after="0" w:line="360" w:lineRule="auto"/>
-        <w:rPr>
-          <w:rFonts w:ascii="Assistant Medium" w:hAnsi="Assistant Medium" w:cs="Assistant Medium"/>
-          <w:b/>
-          <w:bCs/>
-          <w:u w:val="single"/>
-        </w:rPr>
-      </w:pPr>
-      <w:r>
-        <w:rPr>
-          <w:rFonts w:ascii="Assistant Medium" w:hAnsi="Assistant Medium" w:cs="Assistant Medium"/>
-        </w:rPr>
-        <w:t>Block TOR</w:t>
-      </w:r>
-    </w:p>
-    <w:p>
-      <w:pPr>
-        <w:pStyle w:val="ListParagraph"/>
-        <w:numPr>
-          <w:ilvl w:val="0"/>
-          <w:numId w:val="4"/>
-        </w:numPr>
-        <w:spacing w:after="0" w:line="360" w:lineRule="auto"/>
-        <w:rPr>
-          <w:rFonts w:ascii="Assistant Medium" w:hAnsi="Assistant Medium" w:cs="Assistant Medium"/>
-          <w:b/>
-          <w:bCs/>
-          <w:u w:val="single"/>
-        </w:rPr>
-      </w:pPr>
-      <w:r>
-        <w:rPr>
-          <w:rFonts w:ascii="Assistant Medium" w:hAnsi="Assistant Medium" w:cs="Assistant Medium"/>
-        </w:rPr>
-        <w:t>Block known BOTS.</w:t>
-      </w:r>
-    </w:p>
-    <w:p>
-      <w:pPr>
-        <w:pStyle w:val="ListParagraph"/>
-        <w:numPr>
-          <w:ilvl w:val="0"/>
-          <w:numId w:val="4"/>
-        </w:numPr>
-        <w:spacing w:after="0" w:line="360" w:lineRule="auto"/>
-        <w:rPr>
-          <w:rFonts w:ascii="Assistant Medium" w:hAnsi="Assistant Medium" w:cs="Assistant Medium"/>
-          <w:b/>
-          <w:bCs/>
-          <w:u w:val="single"/>
-        </w:rPr>
-      </w:pPr>
-      <w:r>
-        <w:rPr>
-          <w:rFonts w:ascii="Assistant Medium" w:hAnsi="Assistant Medium" w:cs="Assistant Medium"/>
-        </w:rPr>
-        <w:t>Abuseipdb and other known feeds.</w:t>
-      </w:r>
-    </w:p>
-    <w:p>
-      <w:pPr>
-        <w:pStyle w:val="ListParagraph"/>
-        <w:numPr>
-          <w:ilvl w:val="0"/>
-          <w:numId w:val="2"/>
-        </w:numPr>
-        <w:spacing w:after="0" w:line="360" w:lineRule="auto"/>
-        <w:rPr>
-          <w:rFonts w:ascii="Assistant Medium" w:hAnsi="Assistant Medium" w:cs="Assistant Medium"/>
-          <w:b/>
-          <w:bCs/>
-          <w:u w:val="single"/>
-        </w:rPr>
-      </w:pPr>
-      <w:r>
-        <w:rPr>
-          <w:rFonts w:ascii="Assistant Medium" w:hAnsi="Assistant Medium" w:cs="Assistant Medium"/>
-        </w:rPr>
-        <w:t>Upload scanning</w:t>
-      </w:r>
-      <w:r>
-        <w:rPr>
-          <w:rFonts w:ascii="Assistant Medium" w:hAnsi="Assistant Medium" w:cs="Assistant Medium"/>
-        </w:rPr>
-        <w:t xml:space="preserve"> against malwares and CSAM.</w:t>
-      </w:r>
-    </w:p>
-    <w:p>
-      <w:pPr>
-        <w:pStyle w:val="ListParagraph"/>
-        <w:numPr>
-          <w:ilvl w:val="0"/>
-          <w:numId w:val="2"/>
-        </w:numPr>
-        <w:spacing w:after="0" w:line="360" w:lineRule="auto"/>
-        <w:rPr>
-          <w:rFonts w:ascii="Assistant Medium" w:hAnsi="Assistant Medium" w:cs="Assistant Medium"/>
-          <w:b/>
-          <w:bCs/>
-          <w:u w:val="single"/>
-        </w:rPr>
-      </w:pPr>
-      <w:r>
-        <w:rPr>
-          <w:rFonts w:ascii="Assistant Medium" w:hAnsi="Assistant Medium" w:cs="Assistant Medium"/>
-        </w:rPr>
-        <w:t>Domain hold.</w:t>
-      </w:r>
-    </w:p>
-    <w:p>
-      <w:pPr>
-        <w:pStyle w:val="ListParagraph"/>
-        <w:numPr>
-          <w:ilvl w:val="0"/>
-          <w:numId w:val="2"/>
-        </w:numPr>
-        <w:spacing w:after="0" w:line="360" w:lineRule="auto"/>
-        <w:rPr>
-          <w:rFonts w:ascii="Assistant Medium" w:hAnsi="Assistant Medium" w:cs="Assistant Medium"/>
-          <w:b/>
-          <w:bCs/>
-          <w:u w:val="single"/>
-        </w:rPr>
-      </w:pPr>
-      <w:r>
-        <w:rPr>
-          <w:rFonts w:ascii="Assistant Medium" w:hAnsi="Assistant Medium" w:cs="Assistant Medium"/>
-        </w:rPr>
-        <w:t>Whois privacy.</w:t>
-      </w:r>
-    </w:p>
-    <w:p>
-      <w:pPr>
-        <w:pStyle w:val="ListParagraph"/>
-        <w:numPr>
-          <w:ilvl w:val="0"/>
-          <w:numId w:val="2"/>
-        </w:numPr>
-        <w:spacing w:after="0" w:line="360" w:lineRule="auto"/>
-        <w:rPr>
-          <w:rFonts w:ascii="Assistant Medium" w:hAnsi="Assistant Medium" w:cs="Assistant Medium"/>
-          <w:b/>
-          <w:bCs/>
-          <w:u w:val="single"/>
-        </w:rPr>
-      </w:pPr>
-      <w:r>
-        <w:rPr>
-          <w:rFonts w:ascii="Assistant Medium" w:hAnsi="Assistant Medium" w:cs="Assistant Medium"/>
-        </w:rPr>
-        <w:t>Block post requests.</w:t>
-      </w:r>
-    </w:p>
-    <w:p>
-      <w:pPr>
-        <w:pStyle w:val="ListParagraph"/>
-        <w:numPr>
-          <w:ilvl w:val="0"/>
-          <w:numId w:val="2"/>
-        </w:numPr>
-        <w:spacing w:after="0" w:line="360" w:lineRule="auto"/>
-        <w:rPr>
-          <w:rFonts w:ascii="Assistant Medium" w:hAnsi="Assistant Medium" w:cs="Assistant Medium"/>
-          <w:b/>
-          <w:bCs/>
-          <w:u w:val="single"/>
-        </w:rPr>
-      </w:pPr>
-      <w:r>
-        <w:rPr>
-          <w:rFonts w:ascii="Assistant Medium" w:hAnsi="Assistant Medium" w:cs="Assistant Medium"/>
-        </w:rPr>
-        <w:t>Request and response body limit.</w:t>
-      </w:r>
-    </w:p>
-    <w:p>
-      <w:pPr>
-        <w:pStyle w:val="ListParagraph"/>
-        <w:numPr>
-          <w:ilvl w:val="0"/>
-          <w:numId w:val="2"/>
-        </w:numPr>
-        <w:spacing w:after="0" w:line="360" w:lineRule="auto"/>
-        <w:rPr>
-          <w:rFonts w:ascii="Assistant Medium" w:hAnsi="Assistant Medium" w:cs="Assistant Medium"/>
-        </w:rPr>
-      </w:pPr>
-      <w:r>
-        <w:rPr>
-          <w:rFonts w:ascii="Assistant Medium" w:hAnsi="Assistant Medium" w:cs="Assistant Medium"/>
-        </w:rPr>
-        <w:t>Real-time threat intelligence</w:t>
-      </w:r>
-      <w:r>
-        <w:rPr>
-          <w:rFonts w:ascii="Assistant Medium" w:hAnsi="Assistant Medium" w:cs="Assistant Medium"/>
-        </w:rPr>
-        <w:t>.</w:t>
-      </w:r>
-    </w:p>
-    <w:p>
-      <w:pPr>
-        <w:spacing w:after="0" w:line="360" w:lineRule="auto"/>
-        <w:rPr>
-          <w:rFonts w:ascii="Assistant Medium" w:hAnsi="Assistant Medium" w:cs="Assistant Medium"/>
-          <w:b/>
-          <w:bCs/>
-          <w:u w:val="single"/>
-        </w:rPr>
-      </w:pPr>
-    </w:p>
-    <w:p>
-      <w:pPr>
-        <w:spacing w:after="0" w:line="360" w:lineRule="auto"/>
+        <w:t>Wazuh – needed for</w:t>
+      </w:r>
+      <w:r>
+        <w:rPr>
+          <w:rFonts w:ascii="Assistant Medium" w:hAnsi="Assistant Medium" w:cs="Assistant Medium"/>
+        </w:rPr>
+        <w:t xml:space="preserve"> testing sending to multiple sources </w:t>
+      </w:r>
+      <w:r>
+        <w:rPr>
+          <w:rFonts w:ascii="Assistant Medium" w:hAnsi="Assistant Medium" w:cs="Assistant Medium"/>
+        </w:rPr>
+        <w:t xml:space="preserve">from appliances that can send to just one </w:t>
+      </w:r>
+      <w:proofErr w:type="spellStart"/>
+      <w:r>
+        <w:rPr>
+          <w:rFonts w:ascii="Assistant Medium" w:hAnsi="Assistant Medium" w:cs="Assistant Medium"/>
+        </w:rPr>
+        <w:t>dest</w:t>
+      </w:r>
+      <w:proofErr w:type="spellEnd"/>
+      <w:r>
+        <w:rPr>
+          <w:rFonts w:ascii="Assistant Medium" w:hAnsi="Assistant Medium" w:cs="Assistant Medium"/>
+        </w:rPr>
+        <w:t xml:space="preserve">. </w:t>
+      </w:r>
+      <w:proofErr w:type="gramStart"/>
+      <w:r>
+        <w:rPr>
+          <w:rFonts w:ascii="Assistant Medium" w:hAnsi="Assistant Medium" w:cs="Assistant Medium"/>
+        </w:rPr>
+        <w:t>while</w:t>
+      </w:r>
+      <w:proofErr w:type="gramEnd"/>
+      <w:r>
+        <w:rPr>
+          <w:rFonts w:ascii="Assistant Medium" w:hAnsi="Assistant Medium" w:cs="Assistant Medium"/>
+        </w:rPr>
+        <w:t xml:space="preserve"> one of the sources isn't </w:t>
+      </w:r>
+      <w:proofErr w:type="spellStart"/>
+      <w:r>
+        <w:rPr>
+          <w:rFonts w:ascii="Assistant Medium" w:hAnsi="Assistant Medium" w:cs="Assistant Medium"/>
+        </w:rPr>
+        <w:t>splunk</w:t>
+      </w:r>
+      <w:proofErr w:type="spellEnd"/>
+      <w:r>
+        <w:rPr>
+          <w:rFonts w:ascii="Assistant Medium" w:hAnsi="Assistant Medium" w:cs="Assistant Medium"/>
+        </w:rPr>
+        <w:t xml:space="preserve"> SIEM.</w:t>
+      </w:r>
+    </w:p>
+    <w:p>
+      <w:pPr>
+        <w:pStyle w:val="ListParagraph"/>
+        <w:spacing w:after="0" w:line="360" w:lineRule="auto"/>
+        <w:ind w:left="1080"/>
+        <w:rPr>
+          <w:rFonts w:ascii="Assistant Medium" w:hAnsi="Assistant Medium" w:cs="Assistant Medium"/>
+        </w:rPr>
+      </w:pPr>
+    </w:p>
+    <w:p>
+      <w:pPr>
+        <w:pStyle w:val="ListParagraph"/>
+        <w:spacing w:after="0" w:line="360" w:lineRule="auto"/>
+        <w:ind w:left="1080"/>
+        <w:rPr>
+          <w:rFonts w:ascii="Assistant Medium" w:hAnsi="Assistant Medium" w:cs="Assistant Medium"/>
+        </w:rPr>
+      </w:pPr>
+    </w:p>
+    <w:p>
+      <w:pPr>
+        <w:pStyle w:val="ListParagraph"/>
+        <w:spacing w:after="0" w:line="360" w:lineRule="auto"/>
+        <w:ind w:left="1080"/>
         <w:rPr>
           <w:rFonts w:ascii="Assistant Medium" w:hAnsi="Assistant Medium" w:cs="Assistant Medium"/>
         </w:rPr>
@@ -5315,322 +7079,9 @@
           <w:szCs w:val="28"/>
           <w:u w:val="single"/>
         </w:rPr>
-        <w:t>Backups</w:t>
-      </w:r>
-    </w:p>
-    <w:p>
-      <w:pPr>
-        <w:pStyle w:val="ListParagraph"/>
-        <w:numPr>
-          <w:ilvl w:val="0"/>
-          <w:numId w:val="2"/>
-        </w:numPr>
-        <w:spacing w:after="0" w:line="360" w:lineRule="auto"/>
-        <w:rPr>
-          <w:rFonts w:ascii="Assistant Medium" w:hAnsi="Assistant Medium" w:cs="Assistant Medium"/>
-          <w:u w:val="single"/>
-        </w:rPr>
-      </w:pPr>
-      <w:r>
-        <w:rPr>
-          <w:rFonts w:ascii="Assistant Medium" w:hAnsi="Assistant Medium" w:cs="Assistant Medium"/>
-        </w:rPr>
-        <w:t xml:space="preserve">Fast </w:t>
-      </w:r>
-      <w:r>
-        <w:rPr>
-          <w:rFonts w:ascii="Assistant Medium" w:hAnsi="Assistant Medium" w:cs="Assistant Medium"/>
-        </w:rPr>
-        <w:t>Large</w:t>
-      </w:r>
-      <w:r>
-        <w:rPr>
-          <w:rFonts w:ascii="Assistant Medium" w:hAnsi="Assistant Medium" w:cs="Assistant Medium"/>
-        </w:rPr>
-        <w:t xml:space="preserve"> </w:t>
-      </w:r>
-      <w:r>
-        <w:rPr>
-          <w:rFonts w:ascii="Assistant Medium" w:hAnsi="Assistant Medium" w:cs="Assistant Medium"/>
-        </w:rPr>
-        <w:t>capacity Disk on keys</w:t>
-      </w:r>
-      <w:r>
-        <w:rPr>
-          <w:rFonts w:ascii="Assistant Medium" w:hAnsi="Assistant Medium" w:cs="Assistant Medium"/>
-        </w:rPr>
-        <w:t xml:space="preserve"> up to 1TB each.</w:t>
-      </w:r>
-    </w:p>
-    <w:p>
-      <w:pPr>
-        <w:pStyle w:val="ListParagraph"/>
-        <w:numPr>
-          <w:ilvl w:val="0"/>
-          <w:numId w:val="2"/>
-        </w:numPr>
-        <w:spacing w:after="0" w:line="360" w:lineRule="auto"/>
-        <w:rPr>
-          <w:rFonts w:ascii="Assistant Medium" w:hAnsi="Assistant Medium" w:cs="Assistant Medium"/>
-          <w:u w:val="single"/>
-        </w:rPr>
-      </w:pPr>
-      <w:r>
-        <w:rPr>
-          <w:rFonts w:ascii="Assistant Medium" w:hAnsi="Assistant Medium" w:cs="Assistant Medium"/>
-        </w:rPr>
-        <w:t xml:space="preserve">Multiple </w:t>
-      </w:r>
-      <w:r>
-        <w:rPr>
-          <w:rFonts w:ascii="Assistant Medium" w:hAnsi="Assistant Medium" w:cs="Assistant Medium"/>
-        </w:rPr>
-        <w:t>Hard disks.</w:t>
-      </w:r>
-    </w:p>
-    <w:p>
-      <w:pPr>
-        <w:pStyle w:val="ListParagraph"/>
-        <w:numPr>
-          <w:ilvl w:val="0"/>
-          <w:numId w:val="2"/>
-        </w:numPr>
-        <w:spacing w:after="0" w:line="360" w:lineRule="auto"/>
-        <w:rPr>
-          <w:rFonts w:ascii="Assistant Medium" w:hAnsi="Assistant Medium" w:cs="Assistant Medium"/>
-          <w:u w:val="single"/>
-        </w:rPr>
-      </w:pPr>
-      <w:r>
-        <w:rPr>
-          <w:rFonts w:ascii="Assistant Medium" w:hAnsi="Assistant Medium" w:cs="Assistant Medium"/>
-        </w:rPr>
-        <w:t>Onedrive (6x1TB).</w:t>
-      </w:r>
-    </w:p>
-    <w:p>
-      <w:pPr>
-        <w:pStyle w:val="ListParagraph"/>
-        <w:numPr>
-          <w:ilvl w:val="0"/>
-          <w:numId w:val="2"/>
-        </w:numPr>
-        <w:spacing w:after="0" w:line="360" w:lineRule="auto"/>
-        <w:rPr>
-          <w:rFonts w:ascii="Assistant Medium" w:hAnsi="Assistant Medium" w:cs="Assistant Medium"/>
-          <w:u w:val="single"/>
-        </w:rPr>
-      </w:pPr>
-      <w:r>
-        <w:rPr>
-          <w:rFonts w:ascii="Assistant Medium" w:hAnsi="Assistant Medium" w:cs="Assistant Medium"/>
-        </w:rPr>
-        <w:lastRenderedPageBreak/>
-        <w:t>Family Google</w:t>
-      </w:r>
-      <w:r>
-        <w:rPr>
-          <w:rFonts w:ascii="Assistant Medium" w:hAnsi="Assistant Medium" w:cs="Assistant Medium"/>
-        </w:rPr>
-        <w:t xml:space="preserve"> storage</w:t>
-      </w:r>
-      <w:r>
-        <w:rPr>
-          <w:rFonts w:ascii="Assistant Medium" w:hAnsi="Assistant Medium" w:cs="Assistant Medium"/>
-        </w:rPr>
-        <w:t xml:space="preserve"> with combined </w:t>
-      </w:r>
-      <w:r>
-        <w:rPr>
-          <w:rFonts w:ascii="Assistant Medium" w:hAnsi="Assistant Medium" w:cs="Assistant Medium" w:hint="cs"/>
-          <w:rtl/>
-        </w:rPr>
-        <w:t>5</w:t>
-      </w:r>
-      <w:r>
-        <w:rPr>
-          <w:rFonts w:ascii="Assistant Medium" w:hAnsi="Assistant Medium" w:cs="Assistant Medium"/>
-        </w:rPr>
-        <w:t>TB shared with separate</w:t>
-      </w:r>
-      <w:r>
-        <w:rPr>
-          <w:rFonts w:ascii="Assistant Medium" w:hAnsi="Assistant Medium" w:cs="Assistant Medium"/>
-        </w:rPr>
-        <w:t xml:space="preserve"> allocation</w:t>
-      </w:r>
-      <w:r>
-        <w:rPr>
-          <w:rFonts w:ascii="Assistant Medium" w:hAnsi="Assistant Medium" w:cs="Assistant Medium"/>
-        </w:rPr>
-        <w:t xml:space="preserve"> per person.</w:t>
-      </w:r>
-    </w:p>
-    <w:p>
-      <w:pPr>
-        <w:pStyle w:val="ListParagraph"/>
-        <w:numPr>
-          <w:ilvl w:val="0"/>
-          <w:numId w:val="2"/>
-        </w:numPr>
-        <w:spacing w:after="0" w:line="360" w:lineRule="auto"/>
-        <w:rPr>
-          <w:rFonts w:ascii="Assistant Medium" w:hAnsi="Assistant Medium" w:cs="Assistant Medium"/>
-          <w:u w:val="single"/>
-        </w:rPr>
-      </w:pPr>
-      <w:r>
-        <w:rPr>
-          <w:rFonts w:ascii="Assistant Medium" w:hAnsi="Assistant Medium" w:cs="Assistant Medium"/>
-        </w:rPr>
-        <w:t>Servers’</w:t>
-      </w:r>
-      <w:r>
-        <w:rPr>
-          <w:rFonts w:ascii="Assistant Medium" w:hAnsi="Assistant Medium" w:cs="Assistant Medium"/>
-        </w:rPr>
-        <w:t xml:space="preserve"> snapshots on multiple separated regions.</w:t>
-      </w:r>
-    </w:p>
-    <w:p>
-      <w:pPr>
-        <w:spacing w:after="0" w:line="360" w:lineRule="auto"/>
-        <w:rPr>
-          <w:rFonts w:ascii="Assistant Medium" w:hAnsi="Assistant Medium" w:cs="Assistant Medium"/>
-          <w:u w:val="single"/>
-        </w:rPr>
-      </w:pPr>
-    </w:p>
-    <w:p>
-      <w:pPr>
-        <w:spacing w:after="0" w:line="360" w:lineRule="auto"/>
-        <w:rPr>
-          <w:rFonts w:ascii="Assistant Medium" w:hAnsi="Assistant Medium" w:cs="Assistant Medium"/>
-          <w:b/>
-          <w:bCs/>
-          <w:u w:val="single"/>
-        </w:rPr>
-      </w:pPr>
-      <w:r>
-        <w:rPr>
-          <w:rFonts w:ascii="Assistant Medium" w:hAnsi="Assistant Medium" w:cs="Assistant Medium"/>
-          <w:b/>
-          <w:bCs/>
-          <w:u w:val="single"/>
-        </w:rPr>
-        <w:t>AI</w:t>
-      </w:r>
-    </w:p>
-    <w:p>
-      <w:pPr>
-        <w:pStyle w:val="ListParagraph"/>
-        <w:numPr>
-          <w:ilvl w:val="0"/>
-          <w:numId w:val="2"/>
-        </w:numPr>
-        <w:spacing w:after="0" w:line="360" w:lineRule="auto"/>
-        <w:rPr>
-          <w:rFonts w:ascii="Assistant Medium" w:hAnsi="Assistant Medium" w:cs="Assistant Medium"/>
-        </w:rPr>
-      </w:pPr>
-      <w:r>
-        <w:rPr>
-          <w:rFonts w:ascii="Assistant Medium" w:hAnsi="Assistant Medium" w:cs="Assistant Medium"/>
-        </w:rPr>
-        <w:t>Perplexity (myself)</w:t>
-      </w:r>
-    </w:p>
-    <w:p>
-      <w:pPr>
-        <w:pStyle w:val="ListParagraph"/>
-        <w:numPr>
-          <w:ilvl w:val="0"/>
-          <w:numId w:val="2"/>
-        </w:numPr>
-        <w:spacing w:after="0" w:line="360" w:lineRule="auto"/>
-        <w:rPr>
-          <w:rFonts w:ascii="Assistant Medium" w:hAnsi="Assistant Medium" w:cs="Assistant Medium"/>
-        </w:rPr>
-      </w:pPr>
-      <w:r>
-        <w:rPr>
-          <w:rFonts w:ascii="Assistant Medium" w:hAnsi="Assistant Medium" w:cs="Assistant Medium"/>
-        </w:rPr>
-        <w:t>Gemini AI PRO</w:t>
-      </w:r>
-      <w:r>
-        <w:rPr>
-          <w:rFonts w:ascii="Assistant Medium" w:hAnsi="Assistant Medium" w:cs="Assistant Medium"/>
-        </w:rPr>
-        <w:t xml:space="preserve"> </w:t>
-      </w:r>
-      <w:r>
-        <w:rPr>
-          <w:rFonts w:ascii="Assistant Medium" w:hAnsi="Assistant Medium" w:cs="Assistant Medium"/>
-        </w:rPr>
-        <w:t xml:space="preserve">family plan </w:t>
-      </w:r>
-      <w:r>
-        <w:rPr>
-          <w:rFonts w:ascii="Assistant Medium" w:hAnsi="Assistant Medium" w:cs="Assistant Medium"/>
-        </w:rPr>
-        <w:t>with</w:t>
-      </w:r>
-      <w:r>
-        <w:rPr>
-          <w:rFonts w:ascii="Assistant Medium" w:hAnsi="Assistant Medium" w:cs="Assistant Medium"/>
-        </w:rPr>
-        <w:t xml:space="preserve"> 5TB shared storage included for all google services</w:t>
-      </w:r>
-      <w:r>
-        <w:rPr>
-          <w:rFonts w:ascii="Assistant Medium" w:hAnsi="Assistant Medium" w:cs="Assistant Medium"/>
-        </w:rPr>
-        <w:t xml:space="preserve"> (for family)</w:t>
-      </w:r>
-    </w:p>
-    <w:p>
-      <w:pPr>
-        <w:pStyle w:val="ListParagraph"/>
-        <w:numPr>
-          <w:ilvl w:val="0"/>
-          <w:numId w:val="2"/>
-        </w:numPr>
-        <w:spacing w:after="0" w:line="360" w:lineRule="auto"/>
-        <w:rPr>
-          <w:rFonts w:ascii="Assistant Medium" w:hAnsi="Assistant Medium" w:cs="Assistant Medium"/>
-        </w:rPr>
-      </w:pPr>
-      <w:r>
-        <w:rPr>
-          <w:rFonts w:ascii="Assistant Medium" w:hAnsi="Assistant Medium" w:cs="Assistant Medium"/>
-        </w:rPr>
-        <w:t>Lm</w:t>
-      </w:r>
-      <w:r>
-        <w:rPr>
-          <w:rFonts w:ascii="Assistant Medium" w:hAnsi="Assistant Medium" w:cs="Assistant Medium"/>
-        </w:rPr>
-        <w:t xml:space="preserve"> </w:t>
-      </w:r>
-      <w:r>
-        <w:rPr>
-          <w:rFonts w:ascii="Assistant Medium" w:hAnsi="Assistant Medium" w:cs="Assistant Medium"/>
-        </w:rPr>
-        <w:t xml:space="preserve">studio Bionic - Local AI with internet capabilities (shell usage disabled) with Lm link for use of main computer power by remote laptop </w:t>
-      </w:r>
-    </w:p>
-    <w:p>
-      <w:pPr>
-        <w:spacing w:after="0" w:line="360" w:lineRule="auto"/>
-        <w:rPr>
-          <w:rFonts w:ascii="Assistant Medium" w:hAnsi="Assistant Medium" w:cs="Assistant Medium"/>
-        </w:rPr>
-      </w:pPr>
-    </w:p>
-    <w:p>
-      <w:pPr>
-        <w:spacing w:after="0" w:line="360" w:lineRule="auto"/>
+        <w:t xml:space="preserve">Previously </w:t>
+      </w:r>
+      <w:r>
         <w:rPr>
           <w:rFonts w:ascii="Assistant Medium" w:hAnsi="Assistant Medium" w:cs="Assistant Medium"/>
           <w:b/>
@@ -5639,24 +7090,7 @@
           <w:szCs w:val="28"/>
           <w:u w:val="single"/>
         </w:rPr>
-      </w:pPr>
-      <w:r>
-        <w:rPr>
-          <w:rFonts w:ascii="Assistant Medium" w:hAnsi="Assistant Medium" w:cs="Assistant Medium"/>
-          <w:b/>
-          <w:bCs/>
-          <w:u w:val="single"/>
-        </w:rPr>
-        <w:t>IT</w:t>
-      </w:r>
-      <w:r>
-        <w:rPr>
-          <w:rFonts w:ascii="Assistant Medium" w:hAnsi="Assistant Medium" w:cs="Assistant Medium"/>
-          <w:b/>
-          <w:bCs/>
-          <w:u w:val="single"/>
-        </w:rPr>
-        <w:t xml:space="preserve"> </w:t>
+        <w:t>used</w:t>
       </w:r>
       <w:r>
         <w:rPr>
@@ -5667,7 +7101,7 @@
           <w:szCs w:val="28"/>
           <w:u w:val="single"/>
         </w:rPr>
-        <w:t>OTHER</w:t>
+        <w:t>,</w:t>
       </w:r>
       <w:r>
         <w:rPr>
@@ -5678,304 +7112,9 @@
           <w:szCs w:val="28"/>
           <w:u w:val="single"/>
         </w:rPr>
-        <w:t xml:space="preserve"> – no security related</w:t>
-      </w:r>
-    </w:p>
-    <w:p>
-      <w:pPr>
-        <w:spacing w:after="0" w:line="360" w:lineRule="auto"/>
-        <w:rPr>
-          <w:rFonts w:ascii="Assistant Medium" w:hAnsi="Assistant Medium" w:cs="Assistant Medium"/>
-        </w:rPr>
-      </w:pPr>
-      <w:r>
-        <w:rPr>
-          <w:rFonts w:ascii="Assistant Medium" w:hAnsi="Assistant Medium" w:cs="Assistant Medium"/>
-        </w:rPr>
-        <w:t xml:space="preserve">For lowering risks from piracy </w:t>
-      </w:r>
-      <w:r>
-        <w:rPr>
-          <w:rFonts w:ascii="Assistant Medium" w:hAnsi="Assistant Medium" w:cs="Assistant Medium"/>
-        </w:rPr>
-        <w:t xml:space="preserve">and freeware/greyware </w:t>
-      </w:r>
-      <w:r>
-        <w:rPr>
-          <w:rFonts w:ascii="Assistant Medium" w:hAnsi="Assistant Medium" w:cs="Assistant Medium"/>
-        </w:rPr>
-        <w:t>and improve user experience.</w:t>
-      </w:r>
-    </w:p>
-    <w:p>
-      <w:pPr>
-        <w:pStyle w:val="ListParagraph"/>
-        <w:numPr>
-          <w:ilvl w:val="0"/>
-          <w:numId w:val="2"/>
-        </w:numPr>
-        <w:spacing w:after="0" w:line="360" w:lineRule="auto"/>
-        <w:rPr>
-          <w:rFonts w:ascii="Assistant Medium" w:hAnsi="Assistant Medium" w:cs="Assistant Medium"/>
-        </w:rPr>
-      </w:pPr>
-      <w:r>
-        <w:rPr>
-          <w:rFonts w:ascii="Assistant Medium" w:hAnsi="Assistant Medium" w:cs="Assistant Medium"/>
-        </w:rPr>
-        <w:t>Microsoft office 356 family plan.</w:t>
-      </w:r>
-    </w:p>
-    <w:p>
-      <w:pPr>
-        <w:pStyle w:val="ListParagraph"/>
-        <w:numPr>
-          <w:ilvl w:val="0"/>
-          <w:numId w:val="2"/>
-        </w:numPr>
-        <w:spacing w:after="0" w:line="360" w:lineRule="auto"/>
-        <w:rPr>
-          <w:rFonts w:ascii="Assistant Medium" w:hAnsi="Assistant Medium" w:cs="Assistant Medium"/>
-        </w:rPr>
-      </w:pPr>
-      <w:r>
-        <w:rPr>
-          <w:rFonts w:ascii="Assistant Medium" w:hAnsi="Assistant Medium" w:cs="Assistant Medium"/>
-        </w:rPr>
-        <w:t>Spotify</w:t>
-      </w:r>
-    </w:p>
-    <w:p>
-      <w:pPr>
-        <w:pStyle w:val="ListParagraph"/>
-        <w:numPr>
-          <w:ilvl w:val="0"/>
-          <w:numId w:val="2"/>
-        </w:numPr>
-        <w:spacing w:after="0" w:line="360" w:lineRule="auto"/>
-        <w:rPr>
-          <w:rFonts w:ascii="Assistant Medium" w:hAnsi="Assistant Medium" w:cs="Assistant Medium"/>
-        </w:rPr>
-      </w:pPr>
-      <w:r>
-        <w:rPr>
-          <w:rFonts w:ascii="Assistant Medium" w:hAnsi="Assistant Medium" w:cs="Assistant Medium"/>
-        </w:rPr>
-        <w:t>Netflix</w:t>
-      </w:r>
-      <w:r>
-        <w:rPr>
-          <w:rFonts w:ascii="Assistant Medium" w:hAnsi="Assistant Medium" w:cs="Assistant Medium"/>
-        </w:rPr>
-        <w:t>/Disney plus</w:t>
-      </w:r>
-    </w:p>
-    <w:p>
-      <w:pPr>
-        <w:pStyle w:val="ListParagraph"/>
-        <w:numPr>
-          <w:ilvl w:val="0"/>
-          <w:numId w:val="2"/>
-        </w:numPr>
-        <w:spacing w:after="0" w:line="360" w:lineRule="auto"/>
-        <w:rPr>
-          <w:rFonts w:ascii="Assistant Medium" w:hAnsi="Assistant Medium" w:cs="Assistant Medium"/>
-        </w:rPr>
-      </w:pPr>
-      <w:r>
-        <w:rPr>
-          <w:rFonts w:ascii="Assistant Medium" w:hAnsi="Assistant Medium" w:cs="Assistant Medium"/>
-        </w:rPr>
-        <w:t>Kartina.tv</w:t>
-      </w:r>
-    </w:p>
-    <w:p>
-      <w:pPr>
-        <w:pStyle w:val="ListParagraph"/>
-        <w:numPr>
-          <w:ilvl w:val="0"/>
-          <w:numId w:val="2"/>
-        </w:numPr>
-        <w:spacing w:after="0" w:line="360" w:lineRule="auto"/>
-        <w:rPr>
-          <w:rFonts w:ascii="Assistant Medium" w:hAnsi="Assistant Medium" w:cs="Assistant Medium"/>
-        </w:rPr>
-      </w:pPr>
-      <w:r>
-        <w:rPr>
-          <w:rFonts w:ascii="Assistant Medium" w:hAnsi="Assistant Medium" w:cs="Assistant Medium"/>
-        </w:rPr>
-        <w:t>Youtube premium family plan (no ads).</w:t>
-      </w:r>
-    </w:p>
-    <w:p>
-      <w:pPr>
-        <w:pStyle w:val="ListParagraph"/>
-        <w:numPr>
-          <w:ilvl w:val="0"/>
-          <w:numId w:val="2"/>
-        </w:numPr>
-        <w:spacing w:after="0" w:line="360" w:lineRule="auto"/>
-        <w:rPr>
-          <w:rFonts w:ascii="Assistant Medium" w:hAnsi="Assistant Medium" w:cs="Assistant Medium"/>
-        </w:rPr>
-      </w:pPr>
-      <w:r>
-        <w:rPr>
-          <w:rFonts w:ascii="Assistant Medium" w:hAnsi="Assistant Medium" w:cs="Assistant Medium"/>
-        </w:rPr>
-        <w:t xml:space="preserve">Tidal </w:t>
-      </w:r>
-    </w:p>
-    <w:p>
-      <w:pPr>
-        <w:pStyle w:val="ListParagraph"/>
-        <w:numPr>
-          <w:ilvl w:val="0"/>
-          <w:numId w:val="2"/>
-        </w:numPr>
-        <w:spacing w:after="0" w:line="360" w:lineRule="auto"/>
-        <w:rPr>
-          <w:rFonts w:ascii="Assistant Medium" w:hAnsi="Assistant Medium" w:cs="Assistant Medium"/>
-        </w:rPr>
-      </w:pPr>
-      <w:r>
-        <w:rPr>
-          <w:rFonts w:ascii="Assistant Medium" w:hAnsi="Assistant Medium" w:cs="Assistant Medium"/>
-        </w:rPr>
-        <w:t xml:space="preserve">Adobe creative cloud </w:t>
-      </w:r>
-    </w:p>
-    <w:p>
-      <w:pPr>
-        <w:pStyle w:val="ListParagraph"/>
-        <w:numPr>
-          <w:ilvl w:val="0"/>
-          <w:numId w:val="2"/>
-        </w:numPr>
-        <w:spacing w:after="0" w:line="360" w:lineRule="auto"/>
-        <w:rPr>
-          <w:rFonts w:ascii="Assistant Medium" w:hAnsi="Assistant Medium" w:cs="Assistant Medium"/>
-        </w:rPr>
-      </w:pPr>
-      <w:r>
-        <w:rPr>
-          <w:rFonts w:ascii="Assistant Medium" w:hAnsi="Assistant Medium" w:cs="Assistant Medium"/>
-        </w:rPr>
-        <w:t>Other entertainment apps.</w:t>
-      </w:r>
-    </w:p>
-    <w:p>
-      <w:pPr>
-        <w:spacing w:after="0" w:line="360" w:lineRule="auto"/>
-        <w:rPr>
-          <w:rFonts w:ascii="Assistant Medium" w:hAnsi="Assistant Medium" w:cs="Assistant Medium"/>
-          <w:u w:val="single"/>
-        </w:rPr>
-      </w:pPr>
-    </w:p>
-    <w:p>
-      <w:pPr>
-        <w:spacing w:after="0" w:line="360" w:lineRule="auto"/>
-        <w:rPr>
-          <w:rFonts w:ascii="Assistant Medium" w:hAnsi="Assistant Medium" w:cs="Assistant Medium"/>
-          <w:u w:val="single"/>
-        </w:rPr>
-      </w:pPr>
-    </w:p>
-    <w:p>
-      <w:pPr>
-        <w:spacing w:after="0" w:line="360" w:lineRule="auto"/>
-        <w:rPr>
-          <w:rFonts w:ascii="Assistant Medium" w:hAnsi="Assistant Medium" w:cs="Assistant Medium"/>
-          <w:u w:val="single"/>
-        </w:rPr>
-      </w:pPr>
-    </w:p>
-    <w:p>
-      <w:pPr>
-        <w:spacing w:after="0" w:line="360" w:lineRule="auto"/>
-        <w:rPr>
-          <w:rFonts w:ascii="Assistant Medium" w:hAnsi="Assistant Medium" w:cs="Assistant Medium"/>
-          <w:u w:val="single"/>
-        </w:rPr>
-      </w:pPr>
-    </w:p>
-    <w:p>
-      <w:pPr>
-        <w:spacing w:after="0" w:line="360" w:lineRule="auto"/>
-        <w:rPr>
-          <w:rFonts w:ascii="Assistant Medium" w:hAnsi="Assistant Medium" w:cs="Assistant Medium"/>
-          <w:u w:val="single"/>
-        </w:rPr>
-      </w:pPr>
-    </w:p>
-    <w:p>
-      <w:pPr>
-        <w:spacing w:after="0" w:line="360" w:lineRule="auto"/>
-        <w:rPr>
-          <w:rFonts w:ascii="Assistant Medium" w:hAnsi="Assistant Medium" w:cs="Assistant Medium"/>
-          <w:u w:val="single"/>
-        </w:rPr>
-      </w:pPr>
-    </w:p>
-    <w:p>
-      <w:pPr>
-        <w:spacing w:after="0" w:line="360" w:lineRule="auto"/>
-        <w:rPr>
-          <w:rFonts w:ascii="Assistant Medium" w:hAnsi="Assistant Medium" w:cs="Assistant Medium"/>
-          <w:u w:val="single"/>
-        </w:rPr>
-      </w:pPr>
-    </w:p>
-    <w:p>
-      <w:pPr>
-        <w:spacing w:after="0" w:line="360" w:lineRule="auto"/>
-        <w:rPr>
-          <w:rFonts w:ascii="Assistant Medium" w:hAnsi="Assistant Medium" w:cs="Assistant Medium"/>
-          <w:u w:val="single"/>
-        </w:rPr>
-      </w:pPr>
-    </w:p>
-    <w:p>
-      <w:pPr>
-        <w:spacing w:after="0" w:line="360" w:lineRule="auto"/>
-        <w:rPr>
-          <w:rFonts w:ascii="Assistant Medium" w:hAnsi="Assistant Medium" w:cs="Assistant Medium"/>
-          <w:u w:val="single"/>
-        </w:rPr>
-      </w:pPr>
-    </w:p>
-    <w:p>
-      <w:pPr>
-        <w:spacing w:after="0" w:line="360" w:lineRule="auto"/>
-        <w:rPr>
-          <w:rFonts w:ascii="Assistant Medium" w:hAnsi="Assistant Medium" w:cs="Assistant Medium"/>
-          <w:u w:val="single"/>
-        </w:rPr>
-      </w:pPr>
-    </w:p>
-    <w:p>
-      <w:pPr>
-        <w:spacing w:after="0" w:line="360" w:lineRule="auto"/>
-        <w:rPr>
-          <w:rFonts w:ascii="Assistant Medium" w:hAnsi="Assistant Medium" w:cs="Assistant Medium"/>
-          <w:u w:val="single"/>
-        </w:rPr>
-      </w:pPr>
-    </w:p>
-    <w:p>
-      <w:pPr>
-        <w:spacing w:after="0" w:line="360" w:lineRule="auto"/>
-        <w:rPr>
-          <w:rFonts w:ascii="Assistant Medium" w:hAnsi="Assistant Medium" w:cs="Assistant Medium"/>
-          <w:u w:val="single"/>
-        </w:rPr>
-      </w:pPr>
-    </w:p>
-    <w:p>
-      <w:pPr>
-        <w:spacing w:after="0" w:line="360" w:lineRule="auto"/>
+        <w:t xml:space="preserve"> </w:t>
+      </w:r>
+      <w:r>
         <w:rPr>
           <w:rFonts w:ascii="Assistant Medium" w:hAnsi="Assistant Medium" w:cs="Assistant Medium"/>
           <w:b/>
@@ -5984,72 +7123,77 @@
           <w:szCs w:val="28"/>
           <w:u w:val="single"/>
         </w:rPr>
-      </w:pPr>
-      <w:r>
-        <w:rPr>
-          <w:rFonts w:ascii="Assistant Medium" w:hAnsi="Assistant Medium" w:cs="Assistant Medium"/>
-          <w:b/>
-          <w:bCs/>
-          <w:sz w:val="28"/>
-          <w:szCs w:val="28"/>
-          <w:u w:val="single"/>
-        </w:rPr>
-        <w:lastRenderedPageBreak/>
-        <w:t xml:space="preserve">SPLUNK </w:t>
-      </w:r>
-      <w:r>
-        <w:rPr>
-          <w:rFonts w:ascii="Assistant Medium" w:hAnsi="Assistant Medium" w:cs="Assistant Medium"/>
-          <w:b/>
-          <w:bCs/>
-          <w:sz w:val="28"/>
-          <w:szCs w:val="28"/>
-          <w:u w:val="single"/>
-        </w:rPr>
-        <w:t>Home lab, not production</w:t>
-      </w:r>
-      <w:r>
-        <w:rPr>
-          <w:rFonts w:ascii="Assistant Medium" w:hAnsi="Assistant Medium" w:cs="Assistant Medium"/>
-          <w:b/>
-          <w:bCs/>
-          <w:sz w:val="28"/>
-          <w:szCs w:val="28"/>
-          <w:u w:val="single"/>
-        </w:rPr>
-        <w:t>, as a testing environment</w:t>
-      </w:r>
-    </w:p>
-    <w:p>
-      <w:pPr>
-        <w:spacing w:after="0" w:line="360" w:lineRule="auto"/>
-        <w:rPr>
-          <w:rFonts w:ascii="Assistant Medium" w:hAnsi="Assistant Medium" w:cs="Assistant Medium"/>
-        </w:rPr>
-      </w:pPr>
-      <w:r>
-        <w:rPr>
-          <w:rFonts w:ascii="Assistant Medium" w:hAnsi="Assistant Medium" w:cs="Assistant Medium"/>
-        </w:rPr>
-        <w:t>Splunk Enterprise clusters with ES, as a testing environment for my enterprise clients. Build on Vmware workstation pro as VM'S (1</w:t>
-      </w:r>
-      <w:r>
-        <w:rPr>
-          <w:rFonts w:ascii="Assistant Medium" w:hAnsi="Assistant Medium" w:cs="Assistant Medium"/>
-        </w:rPr>
-        <w:t>6</w:t>
-      </w:r>
-      <w:r>
-        <w:rPr>
-          <w:rFonts w:ascii="Assistant Medium" w:hAnsi="Assistant Medium" w:cs="Assistant Medium"/>
-        </w:rPr>
-        <w:t xml:space="preserve"> VM'S) on two old computers</w:t>
-      </w:r>
-      <w:r>
-        <w:rPr>
-          <w:rFonts w:ascii="Assistant Medium" w:hAnsi="Assistant Medium" w:cs="Assistant Medium"/>
-        </w:rPr>
-        <w:t xml:space="preserve"> that most of the time turned off for electricity saving. But can be turned remotely</w:t>
+        <w:t>currently not activated</w:t>
+      </w:r>
+    </w:p>
+    <w:p>
+      <w:pPr>
+        <w:pStyle w:val="ListParagraph"/>
+        <w:numPr>
+          <w:ilvl w:val="0"/>
+          <w:numId w:val="2"/>
+        </w:numPr>
+        <w:spacing w:after="0" w:line="360" w:lineRule="auto"/>
+        <w:rPr>
+          <w:rFonts w:ascii="Assistant Medium" w:hAnsi="Assistant Medium" w:cs="Assistant Medium"/>
+        </w:rPr>
+      </w:pPr>
+      <w:r>
+        <w:rPr>
+          <w:rFonts w:ascii="Assistant Medium" w:hAnsi="Assistant Medium" w:cs="Assistant Medium"/>
+        </w:rPr>
+        <w:t>pentester[.]</w:t>
+      </w:r>
+      <w:proofErr w:type="gramStart"/>
+      <w:r>
+        <w:rPr>
+          <w:rFonts w:ascii="Assistant Medium" w:hAnsi="Assistant Medium" w:cs="Assistant Medium"/>
+        </w:rPr>
+        <w:t xml:space="preserve">com </w:t>
+      </w:r>
+      <w:r>
+        <w:rPr>
+          <w:rFonts w:ascii="Assistant Medium" w:hAnsi="Assistant Medium" w:cs="Assistant Medium"/>
+        </w:rPr>
+        <w:t xml:space="preserve"> (</w:t>
+      </w:r>
+      <w:proofErr w:type="gramEnd"/>
+      <w:r>
+        <w:rPr>
+          <w:rFonts w:ascii="Assistant Medium" w:hAnsi="Assistant Medium" w:cs="Assistant Medium"/>
+        </w:rPr>
+        <w:t>temporary canceled because of duplication and issue with data broker removals</w:t>
+      </w:r>
+      <w:r>
+        <w:rPr>
+          <w:rFonts w:ascii="Assistant Medium" w:hAnsi="Assistant Medium" w:cs="Assistant Medium"/>
+        </w:rPr>
+        <w:t xml:space="preserve"> that not fully completed because of lack of supporting local laws</w:t>
+      </w:r>
+      <w:r>
+        <w:rPr>
+          <w:rFonts w:ascii="Assistant Medium" w:hAnsi="Assistant Medium" w:cs="Assistant Medium"/>
+        </w:rPr>
+        <w:t>).</w:t>
+      </w:r>
+    </w:p>
+    <w:p>
+      <w:pPr>
+        <w:pStyle w:val="ListParagraph"/>
+        <w:numPr>
+          <w:ilvl w:val="0"/>
+          <w:numId w:val="4"/>
+        </w:numPr>
+        <w:spacing w:after="0" w:line="360" w:lineRule="auto"/>
+        <w:rPr>
+          <w:rFonts w:ascii="Assistant Medium" w:hAnsi="Assistant Medium" w:cs="Assistant Medium"/>
+        </w:rPr>
+      </w:pPr>
+      <w:r>
+        <w:rPr>
+          <w:rFonts w:ascii="Assistant Medium" w:hAnsi="Assistant Medium" w:cs="Assistant Medium"/>
+        </w:rPr>
+        <w:t>Dark web monitoring for breached credentials</w:t>
       </w:r>
       <w:r>
         <w:rPr>
@@ -6063,669 +7207,6 @@
         <w:pStyle w:val="ListParagraph"/>
         <w:numPr>
           <w:ilvl w:val="0"/>
-          <w:numId w:val="2"/>
-        </w:numPr>
-        <w:spacing w:after="0" w:line="360" w:lineRule="auto"/>
-        <w:rPr>
-          <w:rFonts w:ascii="Assistant Medium" w:hAnsi="Assistant Medium" w:cs="Assistant Medium"/>
-        </w:rPr>
-      </w:pPr>
-      <w:r>
-        <w:rPr>
-          <w:rFonts w:ascii="Assistant Medium" w:hAnsi="Assistant Medium" w:cs="Assistant Medium"/>
-        </w:rPr>
-        <w:t>1</w:t>
-      </w:r>
-      <w:r>
-        <w:rPr>
-          <w:rFonts w:ascii="Assistant Medium" w:hAnsi="Assistant Medium" w:cs="Assistant Medium"/>
-        </w:rPr>
-        <w:t>2</w:t>
-      </w:r>
-      <w:r>
-        <w:rPr>
-          <w:rFonts w:ascii="Assistant Medium" w:hAnsi="Assistant Medium" w:cs="Assistant Medium"/>
-        </w:rPr>
-        <w:t xml:space="preserve"> VM's in clusters mode.</w:t>
-      </w:r>
-    </w:p>
-    <w:p>
-      <w:pPr>
-        <w:pStyle w:val="ListParagraph"/>
-        <w:numPr>
-          <w:ilvl w:val="0"/>
-          <w:numId w:val="4"/>
-        </w:numPr>
-        <w:spacing w:after="0" w:line="360" w:lineRule="auto"/>
-        <w:rPr>
-          <w:rFonts w:ascii="Assistant Medium" w:hAnsi="Assistant Medium" w:cs="Assistant Medium"/>
-        </w:rPr>
-      </w:pPr>
-      <w:r>
-        <w:rPr>
-          <w:rFonts w:ascii="Assistant Medium" w:hAnsi="Assistant Medium" w:cs="Assistant Medium"/>
-        </w:rPr>
-        <w:t>Cluster manager.</w:t>
-      </w:r>
-    </w:p>
-    <w:p>
-      <w:pPr>
-        <w:pStyle w:val="ListParagraph"/>
-        <w:numPr>
-          <w:ilvl w:val="0"/>
-          <w:numId w:val="4"/>
-        </w:numPr>
-        <w:spacing w:after="0" w:line="360" w:lineRule="auto"/>
-        <w:rPr>
-          <w:rFonts w:ascii="Assistant Medium" w:hAnsi="Assistant Medium" w:cs="Assistant Medium"/>
-        </w:rPr>
-      </w:pPr>
-      <w:r>
-        <w:rPr>
-          <w:rFonts w:ascii="Assistant Medium" w:hAnsi="Assistant Medium" w:cs="Assistant Medium"/>
-        </w:rPr>
-        <w:t>Deployer</w:t>
-      </w:r>
-    </w:p>
-    <w:p>
-      <w:pPr>
-        <w:pStyle w:val="ListParagraph"/>
-        <w:numPr>
-          <w:ilvl w:val="0"/>
-          <w:numId w:val="4"/>
-        </w:numPr>
-        <w:spacing w:after="0" w:line="360" w:lineRule="auto"/>
-        <w:rPr>
-          <w:rFonts w:ascii="Assistant Medium" w:hAnsi="Assistant Medium" w:cs="Assistant Medium"/>
-        </w:rPr>
-      </w:pPr>
-      <w:r>
-        <w:rPr>
-          <w:rFonts w:ascii="Assistant Medium" w:hAnsi="Assistant Medium" w:cs="Assistant Medium"/>
-        </w:rPr>
-        <w:t>3 Indexers in clusters mode and multi-site</w:t>
-      </w:r>
-      <w:r>
-        <w:rPr>
-          <w:rFonts w:ascii="Assistant Medium" w:hAnsi="Assistant Medium" w:cs="Assistant Medium"/>
-        </w:rPr>
-        <w:t xml:space="preserve"> and 3 level indexes replications.</w:t>
-      </w:r>
-    </w:p>
-    <w:p>
-      <w:pPr>
-        <w:pStyle w:val="ListParagraph"/>
-        <w:numPr>
-          <w:ilvl w:val="0"/>
-          <w:numId w:val="4"/>
-        </w:numPr>
-        <w:spacing w:after="0" w:line="360" w:lineRule="auto"/>
-        <w:rPr>
-          <w:rFonts w:ascii="Assistant Medium" w:hAnsi="Assistant Medium" w:cs="Assistant Medium"/>
-        </w:rPr>
-      </w:pPr>
-      <w:r>
-        <w:rPr>
-          <w:rFonts w:ascii="Assistant Medium" w:hAnsi="Assistant Medium" w:cs="Assistant Medium"/>
-        </w:rPr>
-        <w:t xml:space="preserve">3 Search head with Enterprise security </w:t>
-      </w:r>
-      <w:r>
-        <w:rPr>
-          <w:rFonts w:ascii="Assistant Medium" w:hAnsi="Assistant Medium" w:cs="Assistant Medium"/>
-        </w:rPr>
-        <w:t>v</w:t>
-      </w:r>
-      <w:r>
-        <w:rPr>
-          <w:rFonts w:ascii="Assistant Medium" w:hAnsi="Assistant Medium" w:cs="Assistant Medium"/>
-        </w:rPr>
-        <w:t>8.3 in a cluster mode and multi</w:t>
-      </w:r>
-      <w:r>
-        <w:rPr>
-          <w:rFonts w:ascii="Assistant Medium" w:hAnsi="Assistant Medium" w:cs="Assistant Medium"/>
-        </w:rPr>
-        <w:t>-</w:t>
-      </w:r>
-      <w:r>
-        <w:rPr>
-          <w:rFonts w:ascii="Assistant Medium" w:hAnsi="Assistant Medium" w:cs="Assistant Medium"/>
-        </w:rPr>
-        <w:t>site</w:t>
-      </w:r>
-    </w:p>
-    <w:p>
-      <w:pPr>
-        <w:pStyle w:val="ListParagraph"/>
-        <w:numPr>
-          <w:ilvl w:val="0"/>
-          <w:numId w:val="4"/>
-        </w:numPr>
-        <w:spacing w:after="0" w:line="360" w:lineRule="auto"/>
-        <w:rPr>
-          <w:rFonts w:ascii="Assistant Medium" w:hAnsi="Assistant Medium" w:cs="Assistant Medium"/>
-        </w:rPr>
-      </w:pPr>
-      <w:r>
-        <w:rPr>
-          <w:rFonts w:ascii="Assistant Medium" w:hAnsi="Assistant Medium" w:cs="Assistant Medium"/>
-        </w:rPr>
-        <w:t>License manager with monitoring console</w:t>
-      </w:r>
-    </w:p>
-    <w:p>
-      <w:pPr>
-        <w:pStyle w:val="ListParagraph"/>
-        <w:numPr>
-          <w:ilvl w:val="0"/>
-          <w:numId w:val="4"/>
-        </w:numPr>
-        <w:spacing w:after="0" w:line="360" w:lineRule="auto"/>
-        <w:rPr>
-          <w:rFonts w:ascii="Assistant Medium" w:hAnsi="Assistant Medium" w:cs="Assistant Medium"/>
-        </w:rPr>
-      </w:pPr>
-      <w:r>
-        <w:rPr>
-          <w:rFonts w:ascii="Assistant Medium" w:hAnsi="Assistant Medium" w:cs="Assistant Medium"/>
-        </w:rPr>
-        <w:t>Deployment server</w:t>
-      </w:r>
-    </w:p>
-    <w:p>
-      <w:pPr>
-        <w:pStyle w:val="ListParagraph"/>
-        <w:numPr>
-          <w:ilvl w:val="0"/>
-          <w:numId w:val="4"/>
-        </w:numPr>
-        <w:spacing w:after="0" w:line="360" w:lineRule="auto"/>
-        <w:rPr>
-          <w:rFonts w:ascii="Assistant Medium" w:hAnsi="Assistant Medium" w:cs="Assistant Medium"/>
-        </w:rPr>
-      </w:pPr>
-      <w:r>
-        <w:rPr>
-          <w:rFonts w:ascii="Assistant Medium" w:hAnsi="Assistant Medium" w:cs="Assistant Medium"/>
-        </w:rPr>
-        <w:t>SC4S</w:t>
-      </w:r>
-    </w:p>
-    <w:p>
-      <w:pPr>
-        <w:pStyle w:val="ListParagraph"/>
-        <w:numPr>
-          <w:ilvl w:val="0"/>
-          <w:numId w:val="4"/>
-        </w:numPr>
-        <w:spacing w:after="0" w:line="360" w:lineRule="auto"/>
-        <w:rPr>
-          <w:rFonts w:ascii="Assistant Medium" w:hAnsi="Assistant Medium" w:cs="Assistant Medium"/>
-        </w:rPr>
-      </w:pPr>
-      <w:r>
-        <w:rPr>
-          <w:rFonts w:ascii="Assistant Medium" w:hAnsi="Assistant Medium" w:cs="Assistant Medium"/>
-        </w:rPr>
-        <w:t>Heavy forwarder</w:t>
-      </w:r>
-    </w:p>
-    <w:p>
-      <w:pPr>
-        <w:pStyle w:val="ListParagraph"/>
-        <w:numPr>
-          <w:ilvl w:val="0"/>
-          <w:numId w:val="4"/>
-        </w:numPr>
-        <w:spacing w:after="0" w:line="360" w:lineRule="auto"/>
-        <w:rPr>
-          <w:rFonts w:ascii="Assistant Medium" w:hAnsi="Assistant Medium" w:cs="Assistant Medium"/>
-        </w:rPr>
-      </w:pPr>
-      <w:r>
-        <w:rPr>
-          <w:rFonts w:ascii="Assistant Medium" w:hAnsi="Assistant Medium" w:cs="Assistant Medium"/>
-        </w:rPr>
-        <w:t>Linux VM for sending logs by UF, and also syslog by Rsyslog to SC4S.</w:t>
-      </w:r>
-    </w:p>
-    <w:p>
-      <w:pPr>
-        <w:pStyle w:val="ListParagraph"/>
-        <w:numPr>
-          <w:ilvl w:val="0"/>
-          <w:numId w:val="4"/>
-        </w:numPr>
-        <w:spacing w:after="0" w:line="360" w:lineRule="auto"/>
-        <w:rPr>
-          <w:rFonts w:ascii="Assistant Medium" w:hAnsi="Assistant Medium" w:cs="Assistant Medium"/>
-        </w:rPr>
-      </w:pPr>
-      <w:r>
-        <w:rPr>
-          <w:rFonts w:ascii="Assistant Medium" w:hAnsi="Assistant Medium" w:cs="Assistant Medium"/>
-        </w:rPr>
-        <w:t>Windows VM for sending logs by UF, and also Syslog to SC4S by solarwinds event forwarder -&gt; Kiwi Syslog server -&gt; SC4S -&gt; Splunk (Mimic air-gapped environment).</w:t>
-      </w:r>
-    </w:p>
-    <w:p>
-      <w:pPr>
-        <w:pStyle w:val="ListParagraph"/>
-        <w:numPr>
-          <w:ilvl w:val="0"/>
-          <w:numId w:val="2"/>
-        </w:numPr>
-        <w:spacing w:after="0" w:line="360" w:lineRule="auto"/>
-        <w:rPr>
-          <w:rFonts w:ascii="Assistant Medium" w:hAnsi="Assistant Medium" w:cs="Assistant Medium"/>
-        </w:rPr>
-      </w:pPr>
-      <w:r>
-        <w:rPr>
-          <w:rFonts w:ascii="Assistant Medium" w:hAnsi="Assistant Medium" w:cs="Assistant Medium"/>
-        </w:rPr>
-        <w:t>Custom</w:t>
-      </w:r>
-      <w:r>
-        <w:rPr>
-          <w:rFonts w:ascii="Assistant Medium" w:hAnsi="Assistant Medium" w:cs="Assistant Medium"/>
-        </w:rPr>
-        <w:t xml:space="preserve"> architecture for the implementation.</w:t>
-      </w:r>
-    </w:p>
-    <w:p>
-      <w:pPr>
-        <w:pStyle w:val="ListParagraph"/>
-        <w:numPr>
-          <w:ilvl w:val="0"/>
-          <w:numId w:val="4"/>
-        </w:numPr>
-        <w:spacing w:after="0" w:line="360" w:lineRule="auto"/>
-        <w:rPr>
-          <w:rFonts w:ascii="Assistant Medium" w:hAnsi="Assistant Medium" w:cs="Assistant Medium"/>
-        </w:rPr>
-      </w:pPr>
-      <w:r>
-        <w:rPr>
-          <w:rFonts w:ascii="Assistant Medium" w:hAnsi="Assistant Medium" w:cs="Assistant Medium"/>
-        </w:rPr>
-        <w:t>Using Raspberry pi on the same network for using wake on lan to turn on the computers (hosts).</w:t>
-      </w:r>
-    </w:p>
-    <w:p>
-      <w:pPr>
-        <w:pStyle w:val="ListParagraph"/>
-        <w:numPr>
-          <w:ilvl w:val="0"/>
-          <w:numId w:val="4"/>
-        </w:numPr>
-        <w:spacing w:after="0" w:line="360" w:lineRule="auto"/>
-        <w:rPr>
-          <w:rFonts w:ascii="Assistant Medium" w:hAnsi="Assistant Medium" w:cs="Assistant Medium"/>
-        </w:rPr>
-      </w:pPr>
-      <w:r>
-        <w:rPr>
-          <w:rFonts w:ascii="Assistant Medium" w:hAnsi="Assistant Medium" w:cs="Assistant Medium"/>
-        </w:rPr>
-        <w:t>Each VM gets a static IP by DHCP from check point firewall.</w:t>
-      </w:r>
-    </w:p>
-    <w:p>
-      <w:pPr>
-        <w:pStyle w:val="ListParagraph"/>
-        <w:numPr>
-          <w:ilvl w:val="0"/>
-          <w:numId w:val="4"/>
-        </w:numPr>
-        <w:spacing w:after="0" w:line="360" w:lineRule="auto"/>
-        <w:rPr>
-          <w:rFonts w:ascii="Assistant Medium" w:hAnsi="Assistant Medium" w:cs="Assistant Medium"/>
-        </w:rPr>
-      </w:pPr>
-      <w:r>
-        <w:rPr>
-          <w:rFonts w:ascii="Assistant Medium" w:hAnsi="Assistant Medium" w:cs="Assistant Medium"/>
-        </w:rPr>
-        <w:t>Using Twingate ztna connector on one of the VM for login to rest of the VM.</w:t>
-      </w:r>
-    </w:p>
-    <w:p>
-      <w:pPr>
-        <w:pStyle w:val="ListParagraph"/>
-        <w:numPr>
-          <w:ilvl w:val="0"/>
-          <w:numId w:val="4"/>
-        </w:numPr>
-        <w:spacing w:after="0" w:line="360" w:lineRule="auto"/>
-        <w:rPr>
-          <w:rFonts w:ascii="Assistant Medium" w:hAnsi="Assistant Medium" w:cs="Assistant Medium"/>
-        </w:rPr>
-      </w:pPr>
-      <w:r>
-        <w:rPr>
-          <w:rFonts w:ascii="Assistant Medium" w:hAnsi="Assistant Medium" w:cs="Assistant Medium"/>
-        </w:rPr>
-        <w:t>Custom DNS records on the DNS firewall for using local hostnames for the VM's.</w:t>
-      </w:r>
-    </w:p>
-    <w:p>
-      <w:pPr>
-        <w:pStyle w:val="ListParagraph"/>
-        <w:numPr>
-          <w:ilvl w:val="0"/>
-          <w:numId w:val="4"/>
-        </w:numPr>
-        <w:spacing w:after="0" w:line="360" w:lineRule="auto"/>
-        <w:rPr>
-          <w:rFonts w:ascii="Assistant Medium" w:hAnsi="Assistant Medium" w:cs="Assistant Medium"/>
-        </w:rPr>
-      </w:pPr>
-      <w:r>
-        <w:rPr>
-          <w:rFonts w:ascii="Assistant Medium" w:hAnsi="Assistant Medium" w:cs="Assistant Medium"/>
-        </w:rPr>
-        <w:t>Self-signed tls certificates.</w:t>
-      </w:r>
-    </w:p>
-    <w:p>
-      <w:pPr>
-        <w:pStyle w:val="ListParagraph"/>
-        <w:numPr>
-          <w:ilvl w:val="0"/>
-          <w:numId w:val="4"/>
-        </w:numPr>
-        <w:spacing w:after="0" w:line="360" w:lineRule="auto"/>
-        <w:rPr>
-          <w:rFonts w:ascii="Assistant Medium" w:hAnsi="Assistant Medium" w:cs="Assistant Medium"/>
-        </w:rPr>
-      </w:pPr>
-      <w:r>
-        <w:rPr>
-          <w:rFonts w:ascii="Assistant Medium" w:hAnsi="Assistant Medium" w:cs="Assistant Medium"/>
-        </w:rPr>
-        <w:t>Each Linux VM can't use ROOT login, and login done by CERT key.</w:t>
-      </w:r>
-    </w:p>
-    <w:p>
-      <w:pPr>
-        <w:pStyle w:val="ListParagraph"/>
-        <w:numPr>
-          <w:ilvl w:val="0"/>
-          <w:numId w:val="4"/>
-        </w:numPr>
-        <w:spacing w:after="0" w:line="360" w:lineRule="auto"/>
-        <w:rPr>
-          <w:rFonts w:ascii="Assistant Medium" w:hAnsi="Assistant Medium" w:cs="Assistant Medium"/>
-        </w:rPr>
-      </w:pPr>
-      <w:r>
-        <w:rPr>
-          <w:rFonts w:ascii="Assistant Medium" w:hAnsi="Assistant Medium" w:cs="Assistant Medium"/>
-        </w:rPr>
-        <w:t>The Checkpoint firewall has a always turned on switch button, in case of power drop.</w:t>
-      </w:r>
-    </w:p>
-    <w:p>
-      <w:pPr>
-        <w:pStyle w:val="ListParagraph"/>
-        <w:numPr>
-          <w:ilvl w:val="0"/>
-          <w:numId w:val="2"/>
-        </w:numPr>
-        <w:spacing w:after="0" w:line="360" w:lineRule="auto"/>
-        <w:rPr>
-          <w:rFonts w:ascii="Assistant Medium" w:hAnsi="Assistant Medium" w:cs="Assistant Medium"/>
-        </w:rPr>
-      </w:pPr>
-      <w:r>
-        <w:rPr>
-          <w:rFonts w:ascii="Assistant Medium" w:hAnsi="Assistant Medium" w:cs="Assistant Medium"/>
-        </w:rPr>
-        <w:t>Additional servers for the splunk cluster:</w:t>
-      </w:r>
-    </w:p>
-    <w:p>
-      <w:pPr>
-        <w:pStyle w:val="ListParagraph"/>
-        <w:numPr>
-          <w:ilvl w:val="0"/>
-          <w:numId w:val="4"/>
-        </w:numPr>
-        <w:spacing w:after="0" w:line="360" w:lineRule="auto"/>
-        <w:rPr>
-          <w:rFonts w:ascii="Assistant Medium" w:hAnsi="Assistant Medium" w:cs="Assistant Medium"/>
-        </w:rPr>
-      </w:pPr>
-      <w:r>
-        <w:rPr>
-          <w:rFonts w:ascii="Assistant Medium" w:hAnsi="Assistant Medium" w:cs="Assistant Medium"/>
-        </w:rPr>
-        <w:t>MISP – was needed</w:t>
-      </w:r>
-      <w:r>
-        <w:rPr>
-          <w:rFonts w:ascii="Assistant Medium" w:hAnsi="Assistant Medium" w:cs="Assistant Medium"/>
-        </w:rPr>
-        <w:t xml:space="preserve"> for connecting misp to threat intelligence module.</w:t>
-      </w:r>
-      <w:r>
-        <w:rPr>
-          <w:rFonts w:ascii="Assistant Medium" w:hAnsi="Assistant Medium" w:cs="Assistant Medium"/>
-        </w:rPr>
-        <w:t xml:space="preserve"> </w:t>
-      </w:r>
-    </w:p>
-    <w:p>
-      <w:pPr>
-        <w:pStyle w:val="ListParagraph"/>
-        <w:numPr>
-          <w:ilvl w:val="0"/>
-          <w:numId w:val="4"/>
-        </w:numPr>
-        <w:spacing w:after="0" w:line="360" w:lineRule="auto"/>
-        <w:rPr>
-          <w:rFonts w:ascii="Assistant Medium" w:hAnsi="Assistant Medium" w:cs="Assistant Medium"/>
-        </w:rPr>
-      </w:pPr>
-      <w:r>
-        <w:rPr>
-          <w:rFonts w:ascii="Assistant Medium" w:hAnsi="Assistant Medium" w:cs="Assistant Medium"/>
-        </w:rPr>
-        <w:lastRenderedPageBreak/>
-        <w:t>Wazuh – needed for</w:t>
-      </w:r>
-      <w:r>
-        <w:rPr>
-          <w:rFonts w:ascii="Assistant Medium" w:hAnsi="Assistant Medium" w:cs="Assistant Medium"/>
-        </w:rPr>
-        <w:t xml:space="preserve"> testing sending to multiple sources </w:t>
-      </w:r>
-      <w:r>
-        <w:rPr>
-          <w:rFonts w:ascii="Assistant Medium" w:hAnsi="Assistant Medium" w:cs="Assistant Medium"/>
-        </w:rPr>
-        <w:t xml:space="preserve">from appliances that can send to just one dest. </w:t>
-      </w:r>
-      <w:r>
-        <w:rPr>
-          <w:rFonts w:ascii="Assistant Medium" w:hAnsi="Assistant Medium" w:cs="Assistant Medium"/>
-        </w:rPr>
-        <w:t>while one of the sources isn't splunk</w:t>
-      </w:r>
-      <w:r>
-        <w:rPr>
-          <w:rFonts w:ascii="Assistant Medium" w:hAnsi="Assistant Medium" w:cs="Assistant Medium"/>
-        </w:rPr>
-        <w:t xml:space="preserve"> SIEM.</w:t>
-      </w:r>
-    </w:p>
-    <w:p>
-      <w:pPr>
-        <w:pStyle w:val="ListParagraph"/>
-        <w:spacing w:after="0" w:line="360" w:lineRule="auto"/>
-        <w:ind w:left="1080"/>
-        <w:rPr>
-          <w:rFonts w:ascii="Assistant Medium" w:hAnsi="Assistant Medium" w:cs="Assistant Medium"/>
-        </w:rPr>
-      </w:pPr>
-    </w:p>
-    <w:p>
-      <w:pPr>
-        <w:pStyle w:val="ListParagraph"/>
-        <w:spacing w:after="0" w:line="360" w:lineRule="auto"/>
-        <w:ind w:left="1080"/>
-        <w:rPr>
-          <w:rFonts w:ascii="Assistant Medium" w:hAnsi="Assistant Medium" w:cs="Assistant Medium"/>
-        </w:rPr>
-      </w:pPr>
-    </w:p>
-    <w:p>
-      <w:pPr>
-        <w:pStyle w:val="ListParagraph"/>
-        <w:spacing w:after="0" w:line="360" w:lineRule="auto"/>
-        <w:ind w:left="1080"/>
-        <w:rPr>
-          <w:rFonts w:ascii="Assistant Medium" w:hAnsi="Assistant Medium" w:cs="Assistant Medium"/>
-        </w:rPr>
-      </w:pPr>
-    </w:p>
-    <w:p>
-      <w:pPr>
-        <w:spacing w:after="0" w:line="360" w:lineRule="auto"/>
-        <w:rPr>
-          <w:rFonts w:ascii="Assistant Medium" w:hAnsi="Assistant Medium" w:cs="Assistant Medium"/>
-          <w:b/>
-          <w:bCs/>
-          <w:sz w:val="28"/>
-          <w:szCs w:val="28"/>
-          <w:u w:val="single"/>
-        </w:rPr>
-      </w:pPr>
-      <w:r>
-        <w:rPr>
-          <w:rFonts w:ascii="Assistant Medium" w:hAnsi="Assistant Medium" w:cs="Assistant Medium"/>
-          <w:b/>
-          <w:bCs/>
-          <w:sz w:val="28"/>
-          <w:szCs w:val="28"/>
-          <w:u w:val="single"/>
-        </w:rPr>
-        <w:t xml:space="preserve">Previously </w:t>
-      </w:r>
-      <w:r>
-        <w:rPr>
-          <w:rFonts w:ascii="Assistant Medium" w:hAnsi="Assistant Medium" w:cs="Assistant Medium"/>
-          <w:b/>
-          <w:bCs/>
-          <w:sz w:val="28"/>
-          <w:szCs w:val="28"/>
-          <w:u w:val="single"/>
-        </w:rPr>
-        <w:t>used</w:t>
-      </w:r>
-      <w:r>
-        <w:rPr>
-          <w:rFonts w:ascii="Assistant Medium" w:hAnsi="Assistant Medium" w:cs="Assistant Medium"/>
-          <w:b/>
-          <w:bCs/>
-          <w:sz w:val="28"/>
-          <w:szCs w:val="28"/>
-          <w:u w:val="single"/>
-        </w:rPr>
-        <w:t>,</w:t>
-      </w:r>
-      <w:r>
-        <w:rPr>
-          <w:rFonts w:ascii="Assistant Medium" w:hAnsi="Assistant Medium" w:cs="Assistant Medium"/>
-          <w:b/>
-          <w:bCs/>
-          <w:sz w:val="28"/>
-          <w:szCs w:val="28"/>
-          <w:u w:val="single"/>
-        </w:rPr>
-        <w:t xml:space="preserve"> </w:t>
-      </w:r>
-      <w:r>
-        <w:rPr>
-          <w:rFonts w:ascii="Assistant Medium" w:hAnsi="Assistant Medium" w:cs="Assistant Medium"/>
-          <w:b/>
-          <w:bCs/>
-          <w:sz w:val="28"/>
-          <w:szCs w:val="28"/>
-          <w:u w:val="single"/>
-        </w:rPr>
-        <w:t>currently not activated</w:t>
-      </w:r>
-    </w:p>
-    <w:p>
-      <w:pPr>
-        <w:pStyle w:val="ListParagraph"/>
-        <w:numPr>
-          <w:ilvl w:val="0"/>
-          <w:numId w:val="2"/>
-        </w:numPr>
-        <w:spacing w:after="0" w:line="360" w:lineRule="auto"/>
-        <w:rPr>
-          <w:rFonts w:ascii="Assistant Medium" w:hAnsi="Assistant Medium" w:cs="Assistant Medium"/>
-        </w:rPr>
-      </w:pPr>
-      <w:r>
-        <w:rPr>
-          <w:rFonts w:ascii="Assistant Medium" w:hAnsi="Assistant Medium" w:cs="Assistant Medium"/>
-        </w:rPr>
-        <w:t xml:space="preserve">pentester[.]com </w:t>
-      </w:r>
-      <w:r>
-        <w:rPr>
-          <w:rFonts w:ascii="Assistant Medium" w:hAnsi="Assistant Medium" w:cs="Assistant Medium"/>
-        </w:rPr>
-        <w:t xml:space="preserve"> (temporary canceled because of duplication and issue with data broker removals</w:t>
-      </w:r>
-      <w:r>
-        <w:rPr>
-          <w:rFonts w:ascii="Assistant Medium" w:hAnsi="Assistant Medium" w:cs="Assistant Medium"/>
-        </w:rPr>
-        <w:t xml:space="preserve"> that not fully completed because of lack of supporting local laws</w:t>
-      </w:r>
-      <w:r>
-        <w:rPr>
-          <w:rFonts w:ascii="Assistant Medium" w:hAnsi="Assistant Medium" w:cs="Assistant Medium"/>
-        </w:rPr>
-        <w:t>).</w:t>
-      </w:r>
-    </w:p>
-    <w:p>
-      <w:pPr>
-        <w:pStyle w:val="ListParagraph"/>
-        <w:numPr>
-          <w:ilvl w:val="0"/>
-          <w:numId w:val="4"/>
-        </w:numPr>
-        <w:spacing w:after="0" w:line="360" w:lineRule="auto"/>
-        <w:rPr>
-          <w:rFonts w:ascii="Assistant Medium" w:hAnsi="Assistant Medium" w:cs="Assistant Medium"/>
-        </w:rPr>
-      </w:pPr>
-      <w:r>
-        <w:rPr>
-          <w:rFonts w:ascii="Assistant Medium" w:hAnsi="Assistant Medium" w:cs="Assistant Medium"/>
-        </w:rPr>
-        <w:t>Dark web monitoring for breached credentials</w:t>
-      </w:r>
-      <w:r>
-        <w:rPr>
-          <w:rFonts w:ascii="Assistant Medium" w:hAnsi="Assistant Medium" w:cs="Assistant Medium"/>
-        </w:rPr>
-        <w:t>.</w:t>
-      </w:r>
-    </w:p>
-    <w:p>
-      <w:pPr>
-        <w:pStyle w:val="ListParagraph"/>
-        <w:numPr>
-          <w:ilvl w:val="0"/>
           <w:numId w:val="4"/>
         </w:numPr>
         <w:spacing w:after="0" w:line="360" w:lineRule="auto"/>
@@ -6752,11 +7233,19 @@
           <w:rFonts w:ascii="Assistant Medium" w:hAnsi="Assistant Medium" w:cs="Assistant Medium"/>
         </w:rPr>
       </w:pPr>
-      <w:r>
-        <w:rPr>
-          <w:rFonts w:ascii="Assistant Medium" w:hAnsi="Assistant Medium" w:cs="Assistant Medium"/>
-        </w:rPr>
-        <w:t>osint intel</w:t>
+      <w:proofErr w:type="spellStart"/>
+      <w:r>
+        <w:rPr>
+          <w:rFonts w:ascii="Assistant Medium" w:hAnsi="Assistant Medium" w:cs="Assistant Medium"/>
+        </w:rPr>
+        <w:t>osint</w:t>
+      </w:r>
+      <w:proofErr w:type="spellEnd"/>
+      <w:r>
+        <w:rPr>
+          <w:rFonts w:ascii="Assistant Medium" w:hAnsi="Assistant Medium" w:cs="Assistant Medium"/>
+        </w:rPr>
+        <w:t xml:space="preserve"> intel</w:t>
       </w:r>
       <w:r>
         <w:rPr>
@@ -6904,6 +7393,12 @@
             <w:noProof/>
           </w:rPr>
           <w:fldChar w:fldCharType="end"/>
+        </w:r>
+        <w:r>
+          <w:rPr>
+            <w:noProof/>
+          </w:rPr>
+          <w:t>/11</w:t>
         </w:r>
       </w:p>
     </w:sdtContent>

--- a/Cyber Security Architecture.docx
+++ b/Cyber Security Architecture.docx
@@ -167,7 +167,7 @@
           <w:szCs w:val="32"/>
           <w:u w:val="single"/>
         </w:rPr>
-        <w:t>16</w:t>
+        <w:t>27</w:t>
       </w:r>
       <w:r>
         <w:rPr>
@@ -2143,6 +2143,33 @@
     </w:p>
     <w:p>
       <w:pPr>
+        <w:pStyle w:val="ListParagraph"/>
+        <w:numPr>
+          <w:ilvl w:val="0"/>
+          <w:numId w:val="2"/>
+        </w:numPr>
+        <w:spacing w:after="0" w:line="360" w:lineRule="auto"/>
+        <w:rPr>
+          <w:rFonts w:ascii="Assistant Medium" w:hAnsi="Assistant Medium" w:cs="Assistant Medium"/>
+        </w:rPr>
+      </w:pPr>
+      <w:proofErr w:type="spellStart"/>
+      <w:r>
+        <w:rPr>
+          <w:rFonts w:ascii="Assistant Medium" w:hAnsi="Assistant Medium" w:cs="Assistant Medium"/>
+        </w:rPr>
+        <w:t>Twingate</w:t>
+      </w:r>
+      <w:proofErr w:type="spellEnd"/>
+      <w:r>
+        <w:rPr>
+          <w:rFonts w:ascii="Assistant Medium" w:hAnsi="Assistant Medium" w:cs="Assistant Medium"/>
+        </w:rPr>
+        <w:t xml:space="preserve"> – for connecting to Local AI.</w:t>
+      </w:r>
+    </w:p>
+    <w:p>
+      <w:pPr>
         <w:spacing w:after="0" w:line="360" w:lineRule="auto"/>
         <w:rPr>
           <w:rFonts w:ascii="Assistant Medium" w:hAnsi="Assistant Medium" w:cs="Assistant Medium"/>
@@ -2498,6 +2525,7 @@
         <w:rPr>
           <w:rFonts w:ascii="Assistant Medium" w:hAnsi="Assistant Medium" w:cs="Assistant Medium"/>
         </w:rPr>
+        <w:lastRenderedPageBreak/>
         <w:t>Layer 3 block most lan to lan</w:t>
       </w:r>
       <w:r>
@@ -2551,670 +2579,670 @@
         <w:rPr>
           <w:rFonts w:ascii="Assistant Medium" w:hAnsi="Assistant Medium" w:cs="Assistant Medium"/>
         </w:rPr>
+        <w:t>Block wan to lan.</w:t>
+      </w:r>
+    </w:p>
+    <w:p>
+      <w:pPr>
+        <w:pStyle w:val="ListParagraph"/>
+        <w:numPr>
+          <w:ilvl w:val="0"/>
+          <w:numId w:val="4"/>
+        </w:numPr>
+        <w:spacing w:after="0" w:line="360" w:lineRule="auto"/>
+        <w:rPr>
+          <w:rFonts w:ascii="Assistant Medium" w:hAnsi="Assistant Medium" w:cs="Assistant Medium"/>
+        </w:rPr>
+      </w:pPr>
+      <w:r>
+        <w:rPr>
+          <w:rFonts w:ascii="Assistant Medium" w:hAnsi="Assistant Medium" w:cs="Assistant Medium"/>
+        </w:rPr>
+        <w:t>Block outbound risky ports.</w:t>
+      </w:r>
+    </w:p>
+    <w:p>
+      <w:pPr>
+        <w:pStyle w:val="ListParagraph"/>
+        <w:numPr>
+          <w:ilvl w:val="0"/>
+          <w:numId w:val="4"/>
+        </w:numPr>
+        <w:spacing w:after="0" w:line="360" w:lineRule="auto"/>
+        <w:rPr>
+          <w:rFonts w:ascii="Assistant Medium" w:hAnsi="Assistant Medium" w:cs="Assistant Medium"/>
+        </w:rPr>
+      </w:pPr>
+      <w:r>
+        <w:rPr>
+          <w:rFonts w:ascii="Assistant Medium" w:hAnsi="Assistant Medium" w:cs="Assistant Medium"/>
+        </w:rPr>
+        <w:t>Connected to DNS Firewall via DNS server on AWS.</w:t>
+      </w:r>
+    </w:p>
+    <w:p>
+      <w:pPr>
+        <w:pStyle w:val="ListParagraph"/>
+        <w:numPr>
+          <w:ilvl w:val="0"/>
+          <w:numId w:val="4"/>
+        </w:numPr>
+        <w:spacing w:after="0" w:line="360" w:lineRule="auto"/>
+        <w:rPr>
+          <w:rFonts w:ascii="Assistant Medium" w:hAnsi="Assistant Medium" w:cs="Assistant Medium"/>
+        </w:rPr>
+      </w:pPr>
+      <w:r>
+        <w:rPr>
+          <w:rFonts w:ascii="Assistant Medium" w:hAnsi="Assistant Medium" w:cs="Assistant Medium"/>
+        </w:rPr>
+        <w:t>Geo</w:t>
+      </w:r>
+      <w:r>
+        <w:rPr>
+          <w:rFonts w:ascii="Assistant Medium" w:hAnsi="Assistant Medium" w:cs="Assistant Medium"/>
+        </w:rPr>
+        <w:t xml:space="preserve"> blocking</w:t>
+      </w:r>
+      <w:r>
+        <w:rPr>
+          <w:rFonts w:ascii="Assistant Medium" w:hAnsi="Assistant Medium" w:cs="Assistant Medium"/>
+        </w:rPr>
+        <w:t xml:space="preserve"> also to </w:t>
+      </w:r>
+      <w:proofErr w:type="spellStart"/>
+      <w:r>
+        <w:rPr>
+          <w:rFonts w:ascii="Assistant Medium" w:hAnsi="Assistant Medium" w:cs="Assistant Medium"/>
+        </w:rPr>
+        <w:t>oudbound</w:t>
+      </w:r>
+      <w:proofErr w:type="spellEnd"/>
+      <w:r>
+        <w:rPr>
+          <w:rFonts w:ascii="Assistant Medium" w:hAnsi="Assistant Medium" w:cs="Assistant Medium"/>
+        </w:rPr>
+        <w:t>.</w:t>
+      </w:r>
+    </w:p>
+    <w:p>
+      <w:pPr>
+        <w:pStyle w:val="ListParagraph"/>
+        <w:numPr>
+          <w:ilvl w:val="0"/>
+          <w:numId w:val="4"/>
+        </w:numPr>
+        <w:spacing w:after="0" w:line="360" w:lineRule="auto"/>
+        <w:rPr>
+          <w:rFonts w:ascii="Assistant Medium" w:hAnsi="Assistant Medium" w:cs="Assistant Medium"/>
+        </w:rPr>
+      </w:pPr>
+      <w:r>
+        <w:rPr>
+          <w:rFonts w:ascii="Assistant Medium" w:hAnsi="Assistant Medium" w:cs="Assistant Medium"/>
+        </w:rPr>
+        <w:t>MFA for login</w:t>
+      </w:r>
+      <w:r>
+        <w:rPr>
+          <w:rFonts w:ascii="Assistant Medium" w:hAnsi="Assistant Medium" w:cs="Assistant Medium"/>
+        </w:rPr>
+        <w:t xml:space="preserve"> from LAN.</w:t>
+      </w:r>
+    </w:p>
+    <w:p>
+      <w:pPr>
+        <w:pStyle w:val="ListParagraph"/>
+        <w:numPr>
+          <w:ilvl w:val="0"/>
+          <w:numId w:val="2"/>
+        </w:numPr>
+        <w:spacing w:after="0" w:line="360" w:lineRule="auto"/>
+        <w:rPr>
+          <w:rFonts w:ascii="Assistant Medium" w:hAnsi="Assistant Medium" w:cs="Assistant Medium"/>
+        </w:rPr>
+      </w:pPr>
+      <w:r>
+        <w:rPr>
+          <w:rFonts w:ascii="Assistant Medium" w:hAnsi="Assistant Medium" w:cs="Assistant Medium"/>
+        </w:rPr>
+        <w:t>DNS Firewall</w:t>
+      </w:r>
+      <w:r>
+        <w:rPr>
+          <w:rFonts w:ascii="Assistant Medium" w:hAnsi="Assistant Medium" w:cs="Assistant Medium"/>
+        </w:rPr>
+        <w:t xml:space="preserve"> – </w:t>
+      </w:r>
+      <w:proofErr w:type="spellStart"/>
+      <w:r>
+        <w:rPr>
+          <w:rFonts w:ascii="Assistant Medium" w:hAnsi="Assistant Medium" w:cs="Assistant Medium"/>
+        </w:rPr>
+        <w:t>NextDNS</w:t>
+      </w:r>
+      <w:proofErr w:type="spellEnd"/>
+      <w:r>
+        <w:rPr>
+          <w:rFonts w:ascii="Assistant Medium" w:hAnsi="Assistant Medium" w:cs="Assistant Medium"/>
+        </w:rPr>
+        <w:t>.</w:t>
+      </w:r>
+    </w:p>
+    <w:p>
+      <w:pPr>
+        <w:pStyle w:val="ListParagraph"/>
+        <w:numPr>
+          <w:ilvl w:val="0"/>
+          <w:numId w:val="4"/>
+        </w:numPr>
+        <w:spacing w:after="0" w:line="360" w:lineRule="auto"/>
+        <w:rPr>
+          <w:rFonts w:ascii="Assistant Medium" w:hAnsi="Assistant Medium" w:cs="Assistant Medium"/>
+        </w:rPr>
+      </w:pPr>
+      <w:r>
+        <w:rPr>
+          <w:rFonts w:ascii="Assistant Medium" w:hAnsi="Assistant Medium" w:cs="Assistant Medium"/>
+        </w:rPr>
+        <w:t>Threat intelligence blocking feeds.</w:t>
+      </w:r>
+    </w:p>
+    <w:p>
+      <w:pPr>
+        <w:pStyle w:val="ListParagraph"/>
+        <w:numPr>
+          <w:ilvl w:val="0"/>
+          <w:numId w:val="4"/>
+        </w:numPr>
+        <w:spacing w:after="0" w:line="360" w:lineRule="auto"/>
+        <w:rPr>
+          <w:rFonts w:ascii="Assistant Medium" w:hAnsi="Assistant Medium" w:cs="Assistant Medium"/>
+        </w:rPr>
+      </w:pPr>
+      <w:r>
+        <w:rPr>
+          <w:rFonts w:ascii="Assistant Medium" w:hAnsi="Assistant Medium" w:cs="Assistant Medium"/>
+        </w:rPr>
+        <w:t>AI-Driven Threat Detection.</w:t>
+      </w:r>
+    </w:p>
+    <w:p>
+      <w:pPr>
+        <w:pStyle w:val="ListParagraph"/>
+        <w:numPr>
+          <w:ilvl w:val="0"/>
+          <w:numId w:val="4"/>
+        </w:numPr>
+        <w:spacing w:after="0" w:line="360" w:lineRule="auto"/>
+        <w:rPr>
+          <w:rFonts w:ascii="Assistant Medium" w:hAnsi="Assistant Medium" w:cs="Assistant Medium"/>
+        </w:rPr>
+      </w:pPr>
+      <w:r>
+        <w:rPr>
+          <w:rFonts w:ascii="Assistant Medium" w:hAnsi="Assistant Medium" w:cs="Assistant Medium"/>
+        </w:rPr>
+        <w:t>Google Safe Browsing.</w:t>
+      </w:r>
+    </w:p>
+    <w:p>
+      <w:pPr>
+        <w:pStyle w:val="ListParagraph"/>
+        <w:numPr>
+          <w:ilvl w:val="0"/>
+          <w:numId w:val="4"/>
+        </w:numPr>
+        <w:spacing w:after="0" w:line="360" w:lineRule="auto"/>
+        <w:rPr>
+          <w:rFonts w:ascii="Assistant Medium" w:hAnsi="Assistant Medium" w:cs="Assistant Medium"/>
+        </w:rPr>
+      </w:pPr>
+      <w:r>
+        <w:rPr>
+          <w:rFonts w:ascii="Assistant Medium" w:hAnsi="Assistant Medium" w:cs="Assistant Medium"/>
+        </w:rPr>
+        <w:t>Cryptojacking Protection.</w:t>
+      </w:r>
+    </w:p>
+    <w:p>
+      <w:pPr>
+        <w:pStyle w:val="ListParagraph"/>
+        <w:numPr>
+          <w:ilvl w:val="0"/>
+          <w:numId w:val="4"/>
+        </w:numPr>
+        <w:spacing w:after="0" w:line="360" w:lineRule="auto"/>
+        <w:rPr>
+          <w:rFonts w:ascii="Assistant Medium" w:hAnsi="Assistant Medium" w:cs="Assistant Medium"/>
+        </w:rPr>
+      </w:pPr>
+      <w:r>
+        <w:rPr>
+          <w:rFonts w:ascii="Assistant Medium" w:hAnsi="Assistant Medium" w:cs="Assistant Medium"/>
+        </w:rPr>
+        <w:t>IDN Homograph Attacks Protection.</w:t>
+      </w:r>
+    </w:p>
+    <w:p>
+      <w:pPr>
+        <w:pStyle w:val="ListParagraph"/>
+        <w:numPr>
+          <w:ilvl w:val="0"/>
+          <w:numId w:val="4"/>
+        </w:numPr>
+        <w:spacing w:after="0" w:line="360" w:lineRule="auto"/>
+        <w:rPr>
+          <w:rFonts w:ascii="Assistant Medium" w:hAnsi="Assistant Medium" w:cs="Assistant Medium"/>
+        </w:rPr>
+      </w:pPr>
+      <w:proofErr w:type="spellStart"/>
+      <w:r>
+        <w:rPr>
+          <w:rFonts w:ascii="Assistant Medium" w:hAnsi="Assistant Medium" w:cs="Assistant Medium"/>
+        </w:rPr>
+        <w:t>Typosquatting</w:t>
+      </w:r>
+      <w:proofErr w:type="spellEnd"/>
+      <w:r>
+        <w:rPr>
+          <w:rFonts w:ascii="Assistant Medium" w:hAnsi="Assistant Medium" w:cs="Assistant Medium"/>
+        </w:rPr>
+        <w:t xml:space="preserve"> Protection.</w:t>
+      </w:r>
+    </w:p>
+    <w:p>
+      <w:pPr>
+        <w:pStyle w:val="ListParagraph"/>
+        <w:numPr>
+          <w:ilvl w:val="0"/>
+          <w:numId w:val="4"/>
+        </w:numPr>
+        <w:spacing w:after="0" w:line="360" w:lineRule="auto"/>
+        <w:rPr>
+          <w:rFonts w:ascii="Assistant Medium" w:hAnsi="Assistant Medium" w:cs="Assistant Medium"/>
+        </w:rPr>
+      </w:pPr>
+      <w:r>
+        <w:rPr>
+          <w:rFonts w:ascii="Assistant Medium" w:hAnsi="Assistant Medium" w:cs="Assistant Medium"/>
+        </w:rPr>
+        <w:t>Domain Generation Algorithms (DGAs) Protection.</w:t>
+      </w:r>
+    </w:p>
+    <w:p>
+      <w:pPr>
+        <w:pStyle w:val="ListParagraph"/>
+        <w:numPr>
+          <w:ilvl w:val="0"/>
+          <w:numId w:val="4"/>
+        </w:numPr>
+        <w:spacing w:after="0" w:line="360" w:lineRule="auto"/>
+        <w:rPr>
+          <w:rFonts w:ascii="Assistant Medium" w:hAnsi="Assistant Medium" w:cs="Assistant Medium"/>
+        </w:rPr>
+      </w:pPr>
+      <w:r>
+        <w:rPr>
+          <w:rFonts w:ascii="Assistant Medium" w:hAnsi="Assistant Medium" w:cs="Assistant Medium"/>
+        </w:rPr>
+        <w:t>Block Newly Registered Domains (NRDs).</w:t>
+      </w:r>
+    </w:p>
+    <w:p>
+      <w:pPr>
+        <w:pStyle w:val="ListParagraph"/>
+        <w:numPr>
+          <w:ilvl w:val="0"/>
+          <w:numId w:val="4"/>
+        </w:numPr>
+        <w:spacing w:after="0" w:line="360" w:lineRule="auto"/>
+        <w:rPr>
+          <w:rFonts w:ascii="Assistant Medium" w:hAnsi="Assistant Medium" w:cs="Assistant Medium"/>
+        </w:rPr>
+      </w:pPr>
+      <w:r>
+        <w:rPr>
+          <w:rFonts w:ascii="Assistant Medium" w:hAnsi="Assistant Medium" w:cs="Assistant Medium"/>
+        </w:rPr>
+        <w:t>Block Dynamic DNS Hostnames.</w:t>
+      </w:r>
+    </w:p>
+    <w:p>
+      <w:pPr>
+        <w:pStyle w:val="ListParagraph"/>
+        <w:numPr>
+          <w:ilvl w:val="0"/>
+          <w:numId w:val="4"/>
+        </w:numPr>
+        <w:spacing w:after="0" w:line="360" w:lineRule="auto"/>
+        <w:rPr>
+          <w:rFonts w:ascii="Assistant Medium" w:hAnsi="Assistant Medium" w:cs="Assistant Medium"/>
+        </w:rPr>
+      </w:pPr>
+      <w:r>
+        <w:rPr>
+          <w:rFonts w:ascii="Assistant Medium" w:hAnsi="Assistant Medium" w:cs="Assistant Medium"/>
+        </w:rPr>
+        <w:t>Block Parked Domains.</w:t>
+      </w:r>
+    </w:p>
+    <w:p>
+      <w:pPr>
+        <w:pStyle w:val="ListParagraph"/>
+        <w:numPr>
+          <w:ilvl w:val="0"/>
+          <w:numId w:val="4"/>
+        </w:numPr>
+        <w:spacing w:after="0" w:line="360" w:lineRule="auto"/>
+        <w:rPr>
+          <w:rFonts w:ascii="Assistant Medium" w:hAnsi="Assistant Medium" w:cs="Assistant Medium"/>
+        </w:rPr>
+      </w:pPr>
+      <w:r>
+        <w:rPr>
+          <w:rFonts w:ascii="Assistant Medium" w:hAnsi="Assistant Medium" w:cs="Assistant Medium"/>
+        </w:rPr>
+        <w:t>Block many risky Top-Level Domains (TLDs)</w:t>
+      </w:r>
+    </w:p>
+    <w:p>
+      <w:pPr>
+        <w:pStyle w:val="ListParagraph"/>
+        <w:numPr>
+          <w:ilvl w:val="0"/>
+          <w:numId w:val="4"/>
+        </w:numPr>
+        <w:spacing w:after="0" w:line="360" w:lineRule="auto"/>
+        <w:rPr>
+          <w:rFonts w:ascii="Assistant Medium" w:hAnsi="Assistant Medium" w:cs="Assistant Medium"/>
+        </w:rPr>
+      </w:pPr>
+      <w:r>
+        <w:rPr>
+          <w:rFonts w:ascii="Assistant Medium" w:hAnsi="Assistant Medium" w:cs="Assistant Medium"/>
+        </w:rPr>
+        <w:t>Ad blocking</w:t>
+      </w:r>
+    </w:p>
+    <w:p>
+      <w:pPr>
+        <w:pStyle w:val="ListParagraph"/>
+        <w:numPr>
+          <w:ilvl w:val="0"/>
+          <w:numId w:val="4"/>
+        </w:numPr>
+        <w:spacing w:after="0" w:line="360" w:lineRule="auto"/>
+        <w:rPr>
+          <w:rFonts w:ascii="Assistant Medium" w:hAnsi="Assistant Medium" w:cs="Assistant Medium"/>
+        </w:rPr>
+      </w:pPr>
+      <w:r>
+        <w:rPr>
+          <w:rFonts w:ascii="Assistant Medium" w:hAnsi="Assistant Medium" w:cs="Assistant Medium"/>
+        </w:rPr>
+        <w:t>Tracking protection.</w:t>
+      </w:r>
+    </w:p>
+    <w:p>
+      <w:pPr>
+        <w:pStyle w:val="ListParagraph"/>
+        <w:numPr>
+          <w:ilvl w:val="0"/>
+          <w:numId w:val="4"/>
+        </w:numPr>
+        <w:spacing w:after="0" w:line="360" w:lineRule="auto"/>
+        <w:rPr>
+          <w:rFonts w:ascii="Assistant Medium" w:hAnsi="Assistant Medium" w:cs="Assistant Medium"/>
+        </w:rPr>
+      </w:pPr>
+      <w:r>
+        <w:rPr>
+          <w:rFonts w:ascii="Assistant Medium" w:hAnsi="Assistant Medium" w:cs="Assistant Medium"/>
+        </w:rPr>
+        <w:t>Block free hosting domains</w:t>
+      </w:r>
+    </w:p>
+    <w:p>
+      <w:pPr>
+        <w:pStyle w:val="ListParagraph"/>
+        <w:numPr>
+          <w:ilvl w:val="0"/>
+          <w:numId w:val="4"/>
+        </w:numPr>
+        <w:spacing w:after="0" w:line="360" w:lineRule="auto"/>
+        <w:rPr>
+          <w:rFonts w:ascii="Assistant Medium" w:hAnsi="Assistant Medium" w:cs="Assistant Medium"/>
+        </w:rPr>
+      </w:pPr>
+      <w:r>
+        <w:rPr>
+          <w:rFonts w:ascii="Assistant Medium" w:hAnsi="Assistant Medium" w:cs="Assistant Medium"/>
+        </w:rPr>
+        <w:t xml:space="preserve">Block </w:t>
+      </w:r>
+      <w:r>
+        <w:rPr>
+          <w:rFonts w:ascii="Assistant Medium" w:hAnsi="Assistant Medium" w:cs="Assistant Medium"/>
+        </w:rPr>
+        <w:t>Data Drop Services</w:t>
+      </w:r>
+    </w:p>
+    <w:p>
+      <w:pPr>
+        <w:pStyle w:val="ListParagraph"/>
+        <w:numPr>
+          <w:ilvl w:val="0"/>
+          <w:numId w:val="4"/>
+        </w:numPr>
+        <w:spacing w:after="0" w:line="360" w:lineRule="auto"/>
+        <w:rPr>
+          <w:rFonts w:ascii="Assistant Medium" w:hAnsi="Assistant Medium" w:cs="Assistant Medium"/>
+        </w:rPr>
+      </w:pPr>
+      <w:r>
+        <w:rPr>
+          <w:rFonts w:ascii="Assistant Medium" w:hAnsi="Assistant Medium" w:cs="Assistant Medium"/>
+        </w:rPr>
+        <w:t>Block Residential Hosting</w:t>
+      </w:r>
+    </w:p>
+    <w:p>
+      <w:pPr>
+        <w:pStyle w:val="ListParagraph"/>
+        <w:numPr>
+          <w:ilvl w:val="0"/>
+          <w:numId w:val="4"/>
+        </w:numPr>
+        <w:spacing w:after="0" w:line="360" w:lineRule="auto"/>
+        <w:rPr>
+          <w:rFonts w:ascii="Assistant Medium" w:hAnsi="Assistant Medium" w:cs="Assistant Medium"/>
+          <w:b/>
+          <w:bCs/>
+        </w:rPr>
+      </w:pPr>
+      <w:r>
+        <w:rPr>
+          <w:rFonts w:ascii="Assistant Medium" w:hAnsi="Assistant Medium" w:cs="Assistant Medium"/>
+        </w:rPr>
+        <w:t xml:space="preserve">Block </w:t>
+      </w:r>
+      <w:r>
+        <w:rPr>
+          <w:rFonts w:ascii="Assistant Medium" w:hAnsi="Assistant Medium" w:cs="Assistant Medium"/>
+        </w:rPr>
+        <w:t>Decentralized Web Gateways</w:t>
+      </w:r>
+    </w:p>
+    <w:p>
+      <w:pPr>
+        <w:pStyle w:val="ListParagraph"/>
+        <w:numPr>
+          <w:ilvl w:val="0"/>
+          <w:numId w:val="4"/>
+        </w:numPr>
+        <w:spacing w:after="0" w:line="360" w:lineRule="auto"/>
+        <w:rPr>
+          <w:rFonts w:ascii="Assistant Medium" w:hAnsi="Assistant Medium" w:cs="Assistant Medium"/>
+        </w:rPr>
+      </w:pPr>
+      <w:r>
+        <w:rPr>
+          <w:rFonts w:ascii="Assistant Medium" w:hAnsi="Assistant Medium" w:cs="Assistant Medium"/>
+        </w:rPr>
+        <w:t>block Child Sexual Abuse Material (CSAM)</w:t>
+      </w:r>
+    </w:p>
+    <w:p>
+      <w:pPr>
+        <w:pStyle w:val="ListParagraph"/>
+        <w:numPr>
+          <w:ilvl w:val="0"/>
+          <w:numId w:val="4"/>
+        </w:numPr>
+        <w:spacing w:after="0" w:line="360" w:lineRule="auto"/>
+        <w:rPr>
+          <w:rFonts w:ascii="Assistant Medium" w:hAnsi="Assistant Medium" w:cs="Assistant Medium"/>
+        </w:rPr>
+      </w:pPr>
+      <w:r>
+        <w:rPr>
+          <w:rFonts w:ascii="Assistant Medium" w:hAnsi="Assistant Medium" w:cs="Assistant Medium"/>
+        </w:rPr>
+        <w:t xml:space="preserve">Support </w:t>
+      </w:r>
+      <w:proofErr w:type="spellStart"/>
+      <w:r>
+        <w:rPr>
+          <w:rFonts w:ascii="Assistant Medium" w:hAnsi="Assistant Medium" w:cs="Assistant Medium"/>
+        </w:rPr>
+        <w:t>dnssec</w:t>
+      </w:r>
+      <w:proofErr w:type="spellEnd"/>
+      <w:r>
+        <w:rPr>
+          <w:rFonts w:ascii="Assistant Medium" w:hAnsi="Assistant Medium" w:cs="Assistant Medium"/>
+        </w:rPr>
+        <w:t>.</w:t>
+      </w:r>
+    </w:p>
+    <w:p>
+      <w:pPr>
+        <w:pStyle w:val="ListParagraph"/>
+        <w:numPr>
+          <w:ilvl w:val="0"/>
+          <w:numId w:val="4"/>
+        </w:numPr>
+        <w:spacing w:after="0" w:line="360" w:lineRule="auto"/>
+        <w:rPr>
+          <w:rFonts w:ascii="Assistant Medium" w:hAnsi="Assistant Medium" w:cs="Assistant Medium"/>
+        </w:rPr>
+      </w:pPr>
+      <w:r>
+        <w:rPr>
+          <w:rFonts w:ascii="Assistant Medium" w:hAnsi="Assistant Medium" w:cs="Assistant Medium"/>
+        </w:rPr>
+        <w:t xml:space="preserve">Used with </w:t>
+      </w:r>
+      <w:proofErr w:type="spellStart"/>
+      <w:r>
+        <w:rPr>
+          <w:rFonts w:ascii="Assistant Medium" w:hAnsi="Assistant Medium" w:cs="Assistant Medium"/>
+        </w:rPr>
+        <w:t>dns</w:t>
+      </w:r>
+      <w:proofErr w:type="spellEnd"/>
+      <w:r>
+        <w:rPr>
+          <w:rFonts w:ascii="Assistant Medium" w:hAnsi="Assistant Medium" w:cs="Assistant Medium"/>
+        </w:rPr>
+        <w:t xml:space="preserve"> over </w:t>
+      </w:r>
+      <w:proofErr w:type="spellStart"/>
+      <w:r>
+        <w:rPr>
+          <w:rFonts w:ascii="Assistant Medium" w:hAnsi="Assistant Medium" w:cs="Assistant Medium"/>
+        </w:rPr>
+        <w:t>tls</w:t>
+      </w:r>
+      <w:proofErr w:type="spellEnd"/>
+      <w:r>
+        <w:rPr>
+          <w:rFonts w:ascii="Assistant Medium" w:hAnsi="Assistant Medium" w:cs="Assistant Medium"/>
+        </w:rPr>
+        <w:t xml:space="preserve"> or https.</w:t>
+      </w:r>
+    </w:p>
+    <w:p>
+      <w:pPr>
+        <w:pStyle w:val="ListParagraph"/>
+        <w:numPr>
+          <w:ilvl w:val="0"/>
+          <w:numId w:val="2"/>
+        </w:numPr>
+        <w:spacing w:after="0" w:line="360" w:lineRule="auto"/>
+        <w:rPr>
+          <w:rFonts w:ascii="Assistant Medium" w:hAnsi="Assistant Medium" w:cs="Assistant Medium"/>
+        </w:rPr>
+      </w:pPr>
+      <w:r>
+        <w:rPr>
+          <w:rFonts w:ascii="Assistant Medium" w:hAnsi="Assistant Medium" w:cs="Assistant Medium"/>
+        </w:rPr>
+        <w:t xml:space="preserve">DNS server on AWS – </w:t>
+      </w:r>
+      <w:proofErr w:type="spellStart"/>
+      <w:r>
+        <w:rPr>
+          <w:rFonts w:ascii="Assistant Medium" w:hAnsi="Assistant Medium" w:cs="Assistant Medium"/>
+        </w:rPr>
+        <w:t>Adguard</w:t>
+      </w:r>
+      <w:proofErr w:type="spellEnd"/>
+      <w:r>
+        <w:rPr>
+          <w:rFonts w:ascii="Assistant Medium" w:hAnsi="Assistant Medium" w:cs="Assistant Medium"/>
+        </w:rPr>
+        <w:t xml:space="preserve"> home</w:t>
+      </w:r>
+      <w:r>
+        <w:rPr>
+          <w:rFonts w:ascii="Assistant Medium" w:hAnsi="Assistant Medium" w:cs="Assistant Medium"/>
+        </w:rPr>
+        <w:t xml:space="preserve"> – connected to </w:t>
+      </w:r>
+      <w:proofErr w:type="spellStart"/>
+      <w:r>
+        <w:rPr>
+          <w:rFonts w:ascii="Assistant Medium" w:hAnsi="Assistant Medium" w:cs="Assistant Medium"/>
+        </w:rPr>
+        <w:t>dns</w:t>
+      </w:r>
+      <w:proofErr w:type="spellEnd"/>
+      <w:r>
+        <w:rPr>
+          <w:rFonts w:ascii="Assistant Medium" w:hAnsi="Assistant Medium" w:cs="Assistant Medium"/>
+        </w:rPr>
+        <w:t xml:space="preserve"> firewall.</w:t>
+      </w:r>
+    </w:p>
+    <w:p>
+      <w:pPr>
+        <w:pStyle w:val="ListParagraph"/>
+        <w:numPr>
+          <w:ilvl w:val="0"/>
+          <w:numId w:val="4"/>
+        </w:numPr>
+        <w:spacing w:after="0" w:line="360" w:lineRule="auto"/>
+        <w:rPr>
+          <w:rFonts w:ascii="Assistant Medium" w:hAnsi="Assistant Medium" w:cs="Assistant Medium"/>
+        </w:rPr>
+      </w:pPr>
+      <w:r>
+        <w:rPr>
+          <w:rFonts w:ascii="Assistant Medium" w:hAnsi="Assistant Medium" w:cs="Assistant Medium"/>
+        </w:rPr>
         <w:lastRenderedPageBreak/>
-        <w:t>Block wan to lan.</w:t>
-      </w:r>
-    </w:p>
-    <w:p>
-      <w:pPr>
-        <w:pStyle w:val="ListParagraph"/>
-        <w:numPr>
-          <w:ilvl w:val="0"/>
-          <w:numId w:val="4"/>
-        </w:numPr>
-        <w:spacing w:after="0" w:line="360" w:lineRule="auto"/>
-        <w:rPr>
-          <w:rFonts w:ascii="Assistant Medium" w:hAnsi="Assistant Medium" w:cs="Assistant Medium"/>
-        </w:rPr>
-      </w:pPr>
-      <w:r>
-        <w:rPr>
-          <w:rFonts w:ascii="Assistant Medium" w:hAnsi="Assistant Medium" w:cs="Assistant Medium"/>
-        </w:rPr>
-        <w:t>Block outbound risky ports.</w:t>
-      </w:r>
-    </w:p>
-    <w:p>
-      <w:pPr>
-        <w:pStyle w:val="ListParagraph"/>
-        <w:numPr>
-          <w:ilvl w:val="0"/>
-          <w:numId w:val="4"/>
-        </w:numPr>
-        <w:spacing w:after="0" w:line="360" w:lineRule="auto"/>
-        <w:rPr>
-          <w:rFonts w:ascii="Assistant Medium" w:hAnsi="Assistant Medium" w:cs="Assistant Medium"/>
-        </w:rPr>
-      </w:pPr>
-      <w:r>
-        <w:rPr>
-          <w:rFonts w:ascii="Assistant Medium" w:hAnsi="Assistant Medium" w:cs="Assistant Medium"/>
-        </w:rPr>
-        <w:t>Connected to DNS Firewall via DNS server on AWS.</w:t>
-      </w:r>
-    </w:p>
-    <w:p>
-      <w:pPr>
-        <w:pStyle w:val="ListParagraph"/>
-        <w:numPr>
-          <w:ilvl w:val="0"/>
-          <w:numId w:val="4"/>
-        </w:numPr>
-        <w:spacing w:after="0" w:line="360" w:lineRule="auto"/>
-        <w:rPr>
-          <w:rFonts w:ascii="Assistant Medium" w:hAnsi="Assistant Medium" w:cs="Assistant Medium"/>
-        </w:rPr>
-      </w:pPr>
-      <w:r>
-        <w:rPr>
-          <w:rFonts w:ascii="Assistant Medium" w:hAnsi="Assistant Medium" w:cs="Assistant Medium"/>
-        </w:rPr>
-        <w:t>Geo</w:t>
-      </w:r>
-      <w:r>
-        <w:rPr>
-          <w:rFonts w:ascii="Assistant Medium" w:hAnsi="Assistant Medium" w:cs="Assistant Medium"/>
-        </w:rPr>
-        <w:t xml:space="preserve"> blocking</w:t>
-      </w:r>
-      <w:r>
-        <w:rPr>
-          <w:rFonts w:ascii="Assistant Medium" w:hAnsi="Assistant Medium" w:cs="Assistant Medium"/>
-        </w:rPr>
-        <w:t xml:space="preserve"> also to </w:t>
-      </w:r>
-      <w:proofErr w:type="spellStart"/>
-      <w:r>
-        <w:rPr>
-          <w:rFonts w:ascii="Assistant Medium" w:hAnsi="Assistant Medium" w:cs="Assistant Medium"/>
-        </w:rPr>
-        <w:t>oudbound</w:t>
-      </w:r>
-      <w:proofErr w:type="spellEnd"/>
-      <w:r>
-        <w:rPr>
-          <w:rFonts w:ascii="Assistant Medium" w:hAnsi="Assistant Medium" w:cs="Assistant Medium"/>
-        </w:rPr>
-        <w:t>.</w:t>
-      </w:r>
-    </w:p>
-    <w:p>
-      <w:pPr>
-        <w:pStyle w:val="ListParagraph"/>
-        <w:numPr>
-          <w:ilvl w:val="0"/>
-          <w:numId w:val="4"/>
-        </w:numPr>
-        <w:spacing w:after="0" w:line="360" w:lineRule="auto"/>
-        <w:rPr>
-          <w:rFonts w:ascii="Assistant Medium" w:hAnsi="Assistant Medium" w:cs="Assistant Medium"/>
-        </w:rPr>
-      </w:pPr>
-      <w:r>
-        <w:rPr>
-          <w:rFonts w:ascii="Assistant Medium" w:hAnsi="Assistant Medium" w:cs="Assistant Medium"/>
-        </w:rPr>
-        <w:t>MFA for login</w:t>
-      </w:r>
-      <w:r>
-        <w:rPr>
-          <w:rFonts w:ascii="Assistant Medium" w:hAnsi="Assistant Medium" w:cs="Assistant Medium"/>
-        </w:rPr>
-        <w:t xml:space="preserve"> from LAN.</w:t>
-      </w:r>
-    </w:p>
-    <w:p>
-      <w:pPr>
-        <w:pStyle w:val="ListParagraph"/>
-        <w:numPr>
-          <w:ilvl w:val="0"/>
-          <w:numId w:val="2"/>
-        </w:numPr>
-        <w:spacing w:after="0" w:line="360" w:lineRule="auto"/>
-        <w:rPr>
-          <w:rFonts w:ascii="Assistant Medium" w:hAnsi="Assistant Medium" w:cs="Assistant Medium"/>
-        </w:rPr>
-      </w:pPr>
-      <w:r>
-        <w:rPr>
-          <w:rFonts w:ascii="Assistant Medium" w:hAnsi="Assistant Medium" w:cs="Assistant Medium"/>
-        </w:rPr>
-        <w:t>DNS Firewall</w:t>
-      </w:r>
-      <w:r>
-        <w:rPr>
-          <w:rFonts w:ascii="Assistant Medium" w:hAnsi="Assistant Medium" w:cs="Assistant Medium"/>
-        </w:rPr>
-        <w:t xml:space="preserve"> – </w:t>
-      </w:r>
-      <w:proofErr w:type="spellStart"/>
-      <w:r>
-        <w:rPr>
-          <w:rFonts w:ascii="Assistant Medium" w:hAnsi="Assistant Medium" w:cs="Assistant Medium"/>
-        </w:rPr>
-        <w:t>NextDNS</w:t>
-      </w:r>
-      <w:proofErr w:type="spellEnd"/>
-      <w:r>
-        <w:rPr>
-          <w:rFonts w:ascii="Assistant Medium" w:hAnsi="Assistant Medium" w:cs="Assistant Medium"/>
-        </w:rPr>
-        <w:t>.</w:t>
-      </w:r>
-    </w:p>
-    <w:p>
-      <w:pPr>
-        <w:pStyle w:val="ListParagraph"/>
-        <w:numPr>
-          <w:ilvl w:val="0"/>
-          <w:numId w:val="4"/>
-        </w:numPr>
-        <w:spacing w:after="0" w:line="360" w:lineRule="auto"/>
-        <w:rPr>
-          <w:rFonts w:ascii="Assistant Medium" w:hAnsi="Assistant Medium" w:cs="Assistant Medium"/>
-        </w:rPr>
-      </w:pPr>
-      <w:r>
-        <w:rPr>
-          <w:rFonts w:ascii="Assistant Medium" w:hAnsi="Assistant Medium" w:cs="Assistant Medium"/>
-        </w:rPr>
-        <w:t>Threat intelligence blocking feeds.</w:t>
-      </w:r>
-    </w:p>
-    <w:p>
-      <w:pPr>
-        <w:pStyle w:val="ListParagraph"/>
-        <w:numPr>
-          <w:ilvl w:val="0"/>
-          <w:numId w:val="4"/>
-        </w:numPr>
-        <w:spacing w:after="0" w:line="360" w:lineRule="auto"/>
-        <w:rPr>
-          <w:rFonts w:ascii="Assistant Medium" w:hAnsi="Assistant Medium" w:cs="Assistant Medium"/>
-        </w:rPr>
-      </w:pPr>
-      <w:r>
-        <w:rPr>
-          <w:rFonts w:ascii="Assistant Medium" w:hAnsi="Assistant Medium" w:cs="Assistant Medium"/>
-        </w:rPr>
-        <w:t>AI-Driven Threat Detection.</w:t>
-      </w:r>
-    </w:p>
-    <w:p>
-      <w:pPr>
-        <w:pStyle w:val="ListParagraph"/>
-        <w:numPr>
-          <w:ilvl w:val="0"/>
-          <w:numId w:val="4"/>
-        </w:numPr>
-        <w:spacing w:after="0" w:line="360" w:lineRule="auto"/>
-        <w:rPr>
-          <w:rFonts w:ascii="Assistant Medium" w:hAnsi="Assistant Medium" w:cs="Assistant Medium"/>
-        </w:rPr>
-      </w:pPr>
-      <w:r>
-        <w:rPr>
-          <w:rFonts w:ascii="Assistant Medium" w:hAnsi="Assistant Medium" w:cs="Assistant Medium"/>
-        </w:rPr>
-        <w:t>Google Safe Browsing.</w:t>
-      </w:r>
-    </w:p>
-    <w:p>
-      <w:pPr>
-        <w:pStyle w:val="ListParagraph"/>
-        <w:numPr>
-          <w:ilvl w:val="0"/>
-          <w:numId w:val="4"/>
-        </w:numPr>
-        <w:spacing w:after="0" w:line="360" w:lineRule="auto"/>
-        <w:rPr>
-          <w:rFonts w:ascii="Assistant Medium" w:hAnsi="Assistant Medium" w:cs="Assistant Medium"/>
-        </w:rPr>
-      </w:pPr>
-      <w:r>
-        <w:rPr>
-          <w:rFonts w:ascii="Assistant Medium" w:hAnsi="Assistant Medium" w:cs="Assistant Medium"/>
-        </w:rPr>
-        <w:t>Cryptojacking Protection.</w:t>
-      </w:r>
-    </w:p>
-    <w:p>
-      <w:pPr>
-        <w:pStyle w:val="ListParagraph"/>
-        <w:numPr>
-          <w:ilvl w:val="0"/>
-          <w:numId w:val="4"/>
-        </w:numPr>
-        <w:spacing w:after="0" w:line="360" w:lineRule="auto"/>
-        <w:rPr>
-          <w:rFonts w:ascii="Assistant Medium" w:hAnsi="Assistant Medium" w:cs="Assistant Medium"/>
-        </w:rPr>
-      </w:pPr>
-      <w:r>
-        <w:rPr>
-          <w:rFonts w:ascii="Assistant Medium" w:hAnsi="Assistant Medium" w:cs="Assistant Medium"/>
-        </w:rPr>
-        <w:t>IDN Homograph Attacks Protection.</w:t>
-      </w:r>
-    </w:p>
-    <w:p>
-      <w:pPr>
-        <w:pStyle w:val="ListParagraph"/>
-        <w:numPr>
-          <w:ilvl w:val="0"/>
-          <w:numId w:val="4"/>
-        </w:numPr>
-        <w:spacing w:after="0" w:line="360" w:lineRule="auto"/>
-        <w:rPr>
-          <w:rFonts w:ascii="Assistant Medium" w:hAnsi="Assistant Medium" w:cs="Assistant Medium"/>
-        </w:rPr>
-      </w:pPr>
-      <w:proofErr w:type="spellStart"/>
-      <w:r>
-        <w:rPr>
-          <w:rFonts w:ascii="Assistant Medium" w:hAnsi="Assistant Medium" w:cs="Assistant Medium"/>
-        </w:rPr>
-        <w:t>Typosquatting</w:t>
-      </w:r>
-      <w:proofErr w:type="spellEnd"/>
-      <w:r>
-        <w:rPr>
-          <w:rFonts w:ascii="Assistant Medium" w:hAnsi="Assistant Medium" w:cs="Assistant Medium"/>
-        </w:rPr>
-        <w:t xml:space="preserve"> Protection.</w:t>
-      </w:r>
-    </w:p>
-    <w:p>
-      <w:pPr>
-        <w:pStyle w:val="ListParagraph"/>
-        <w:numPr>
-          <w:ilvl w:val="0"/>
-          <w:numId w:val="4"/>
-        </w:numPr>
-        <w:spacing w:after="0" w:line="360" w:lineRule="auto"/>
-        <w:rPr>
-          <w:rFonts w:ascii="Assistant Medium" w:hAnsi="Assistant Medium" w:cs="Assistant Medium"/>
-        </w:rPr>
-      </w:pPr>
-      <w:r>
-        <w:rPr>
-          <w:rFonts w:ascii="Assistant Medium" w:hAnsi="Assistant Medium" w:cs="Assistant Medium"/>
-        </w:rPr>
-        <w:t>Domain Generation Algorithms (DGAs) Protection.</w:t>
-      </w:r>
-    </w:p>
-    <w:p>
-      <w:pPr>
-        <w:pStyle w:val="ListParagraph"/>
-        <w:numPr>
-          <w:ilvl w:val="0"/>
-          <w:numId w:val="4"/>
-        </w:numPr>
-        <w:spacing w:after="0" w:line="360" w:lineRule="auto"/>
-        <w:rPr>
-          <w:rFonts w:ascii="Assistant Medium" w:hAnsi="Assistant Medium" w:cs="Assistant Medium"/>
-        </w:rPr>
-      </w:pPr>
-      <w:r>
-        <w:rPr>
-          <w:rFonts w:ascii="Assistant Medium" w:hAnsi="Assistant Medium" w:cs="Assistant Medium"/>
-        </w:rPr>
-        <w:t>Block Newly Registered Domains (NRDs).</w:t>
-      </w:r>
-    </w:p>
-    <w:p>
-      <w:pPr>
-        <w:pStyle w:val="ListParagraph"/>
-        <w:numPr>
-          <w:ilvl w:val="0"/>
-          <w:numId w:val="4"/>
-        </w:numPr>
-        <w:spacing w:after="0" w:line="360" w:lineRule="auto"/>
-        <w:rPr>
-          <w:rFonts w:ascii="Assistant Medium" w:hAnsi="Assistant Medium" w:cs="Assistant Medium"/>
-        </w:rPr>
-      </w:pPr>
-      <w:r>
-        <w:rPr>
-          <w:rFonts w:ascii="Assistant Medium" w:hAnsi="Assistant Medium" w:cs="Assistant Medium"/>
-        </w:rPr>
-        <w:t>Block Dynamic DNS Hostnames.</w:t>
-      </w:r>
-    </w:p>
-    <w:p>
-      <w:pPr>
-        <w:pStyle w:val="ListParagraph"/>
-        <w:numPr>
-          <w:ilvl w:val="0"/>
-          <w:numId w:val="4"/>
-        </w:numPr>
-        <w:spacing w:after="0" w:line="360" w:lineRule="auto"/>
-        <w:rPr>
-          <w:rFonts w:ascii="Assistant Medium" w:hAnsi="Assistant Medium" w:cs="Assistant Medium"/>
-        </w:rPr>
-      </w:pPr>
-      <w:r>
-        <w:rPr>
-          <w:rFonts w:ascii="Assistant Medium" w:hAnsi="Assistant Medium" w:cs="Assistant Medium"/>
-        </w:rPr>
-        <w:t>Block Parked Domains.</w:t>
-      </w:r>
-    </w:p>
-    <w:p>
-      <w:pPr>
-        <w:pStyle w:val="ListParagraph"/>
-        <w:numPr>
-          <w:ilvl w:val="0"/>
-          <w:numId w:val="4"/>
-        </w:numPr>
-        <w:spacing w:after="0" w:line="360" w:lineRule="auto"/>
-        <w:rPr>
-          <w:rFonts w:ascii="Assistant Medium" w:hAnsi="Assistant Medium" w:cs="Assistant Medium"/>
-        </w:rPr>
-      </w:pPr>
-      <w:r>
-        <w:rPr>
-          <w:rFonts w:ascii="Assistant Medium" w:hAnsi="Assistant Medium" w:cs="Assistant Medium"/>
-        </w:rPr>
-        <w:t>Block many risky Top-Level Domains (TLDs)</w:t>
-      </w:r>
-    </w:p>
-    <w:p>
-      <w:pPr>
-        <w:pStyle w:val="ListParagraph"/>
-        <w:numPr>
-          <w:ilvl w:val="0"/>
-          <w:numId w:val="4"/>
-        </w:numPr>
-        <w:spacing w:after="0" w:line="360" w:lineRule="auto"/>
-        <w:rPr>
-          <w:rFonts w:ascii="Assistant Medium" w:hAnsi="Assistant Medium" w:cs="Assistant Medium"/>
-        </w:rPr>
-      </w:pPr>
-      <w:r>
-        <w:rPr>
-          <w:rFonts w:ascii="Assistant Medium" w:hAnsi="Assistant Medium" w:cs="Assistant Medium"/>
-        </w:rPr>
-        <w:t>Ad blocking</w:t>
-      </w:r>
-    </w:p>
-    <w:p>
-      <w:pPr>
-        <w:pStyle w:val="ListParagraph"/>
-        <w:numPr>
-          <w:ilvl w:val="0"/>
-          <w:numId w:val="4"/>
-        </w:numPr>
-        <w:spacing w:after="0" w:line="360" w:lineRule="auto"/>
-        <w:rPr>
-          <w:rFonts w:ascii="Assistant Medium" w:hAnsi="Assistant Medium" w:cs="Assistant Medium"/>
-        </w:rPr>
-      </w:pPr>
-      <w:r>
-        <w:rPr>
-          <w:rFonts w:ascii="Assistant Medium" w:hAnsi="Assistant Medium" w:cs="Assistant Medium"/>
-        </w:rPr>
-        <w:t>Tracking protection.</w:t>
-      </w:r>
-    </w:p>
-    <w:p>
-      <w:pPr>
-        <w:pStyle w:val="ListParagraph"/>
-        <w:numPr>
-          <w:ilvl w:val="0"/>
-          <w:numId w:val="4"/>
-        </w:numPr>
-        <w:spacing w:after="0" w:line="360" w:lineRule="auto"/>
-        <w:rPr>
-          <w:rFonts w:ascii="Assistant Medium" w:hAnsi="Assistant Medium" w:cs="Assistant Medium"/>
-        </w:rPr>
-      </w:pPr>
-      <w:r>
-        <w:rPr>
-          <w:rFonts w:ascii="Assistant Medium" w:hAnsi="Assistant Medium" w:cs="Assistant Medium"/>
-        </w:rPr>
-        <w:t>Block free hosting domains</w:t>
-      </w:r>
-    </w:p>
-    <w:p>
-      <w:pPr>
-        <w:pStyle w:val="ListParagraph"/>
-        <w:numPr>
-          <w:ilvl w:val="0"/>
-          <w:numId w:val="4"/>
-        </w:numPr>
-        <w:spacing w:after="0" w:line="360" w:lineRule="auto"/>
-        <w:rPr>
-          <w:rFonts w:ascii="Assistant Medium" w:hAnsi="Assistant Medium" w:cs="Assistant Medium"/>
-        </w:rPr>
-      </w:pPr>
-      <w:r>
-        <w:rPr>
-          <w:rFonts w:ascii="Assistant Medium" w:hAnsi="Assistant Medium" w:cs="Assistant Medium"/>
-        </w:rPr>
-        <w:t xml:space="preserve">Block </w:t>
-      </w:r>
-      <w:r>
-        <w:rPr>
-          <w:rFonts w:ascii="Assistant Medium" w:hAnsi="Assistant Medium" w:cs="Assistant Medium"/>
-        </w:rPr>
-        <w:t>Data Drop Services</w:t>
-      </w:r>
-    </w:p>
-    <w:p>
-      <w:pPr>
-        <w:pStyle w:val="ListParagraph"/>
-        <w:numPr>
-          <w:ilvl w:val="0"/>
-          <w:numId w:val="4"/>
-        </w:numPr>
-        <w:spacing w:after="0" w:line="360" w:lineRule="auto"/>
-        <w:rPr>
-          <w:rFonts w:ascii="Assistant Medium" w:hAnsi="Assistant Medium" w:cs="Assistant Medium"/>
-        </w:rPr>
-      </w:pPr>
-      <w:r>
-        <w:rPr>
-          <w:rFonts w:ascii="Assistant Medium" w:hAnsi="Assistant Medium" w:cs="Assistant Medium"/>
-        </w:rPr>
-        <w:t>Block Residential Hosting</w:t>
-      </w:r>
-    </w:p>
-    <w:p>
-      <w:pPr>
-        <w:pStyle w:val="ListParagraph"/>
-        <w:numPr>
-          <w:ilvl w:val="0"/>
-          <w:numId w:val="4"/>
-        </w:numPr>
-        <w:spacing w:after="0" w:line="360" w:lineRule="auto"/>
-        <w:rPr>
-          <w:rFonts w:ascii="Assistant Medium" w:hAnsi="Assistant Medium" w:cs="Assistant Medium"/>
-          <w:b/>
-          <w:bCs/>
-        </w:rPr>
-      </w:pPr>
-      <w:r>
-        <w:rPr>
-          <w:rFonts w:ascii="Assistant Medium" w:hAnsi="Assistant Medium" w:cs="Assistant Medium"/>
-        </w:rPr>
-        <w:t xml:space="preserve">Block </w:t>
-      </w:r>
-      <w:r>
-        <w:rPr>
-          <w:rFonts w:ascii="Assistant Medium" w:hAnsi="Assistant Medium" w:cs="Assistant Medium"/>
-        </w:rPr>
-        <w:t>Decentralized Web Gateways</w:t>
-      </w:r>
-    </w:p>
-    <w:p>
-      <w:pPr>
-        <w:pStyle w:val="ListParagraph"/>
-        <w:numPr>
-          <w:ilvl w:val="0"/>
-          <w:numId w:val="4"/>
-        </w:numPr>
-        <w:spacing w:after="0" w:line="360" w:lineRule="auto"/>
-        <w:rPr>
-          <w:rFonts w:ascii="Assistant Medium" w:hAnsi="Assistant Medium" w:cs="Assistant Medium"/>
-        </w:rPr>
-      </w:pPr>
-      <w:r>
-        <w:rPr>
-          <w:rFonts w:ascii="Assistant Medium" w:hAnsi="Assistant Medium" w:cs="Assistant Medium"/>
-        </w:rPr>
-        <w:t>block Child Sexual Abuse Material (CSAM)</w:t>
-      </w:r>
-    </w:p>
-    <w:p>
-      <w:pPr>
-        <w:pStyle w:val="ListParagraph"/>
-        <w:numPr>
-          <w:ilvl w:val="0"/>
-          <w:numId w:val="4"/>
-        </w:numPr>
-        <w:spacing w:after="0" w:line="360" w:lineRule="auto"/>
-        <w:rPr>
-          <w:rFonts w:ascii="Assistant Medium" w:hAnsi="Assistant Medium" w:cs="Assistant Medium"/>
-        </w:rPr>
-      </w:pPr>
-      <w:r>
-        <w:rPr>
-          <w:rFonts w:ascii="Assistant Medium" w:hAnsi="Assistant Medium" w:cs="Assistant Medium"/>
-        </w:rPr>
-        <w:t xml:space="preserve">Support </w:t>
-      </w:r>
-      <w:proofErr w:type="spellStart"/>
-      <w:r>
-        <w:rPr>
-          <w:rFonts w:ascii="Assistant Medium" w:hAnsi="Assistant Medium" w:cs="Assistant Medium"/>
-        </w:rPr>
-        <w:t>dnssec</w:t>
-      </w:r>
-      <w:proofErr w:type="spellEnd"/>
-      <w:r>
-        <w:rPr>
-          <w:rFonts w:ascii="Assistant Medium" w:hAnsi="Assistant Medium" w:cs="Assistant Medium"/>
-        </w:rPr>
-        <w:t>.</w:t>
-      </w:r>
-    </w:p>
-    <w:p>
-      <w:pPr>
-        <w:pStyle w:val="ListParagraph"/>
-        <w:numPr>
-          <w:ilvl w:val="0"/>
-          <w:numId w:val="4"/>
-        </w:numPr>
-        <w:spacing w:after="0" w:line="360" w:lineRule="auto"/>
-        <w:rPr>
-          <w:rFonts w:ascii="Assistant Medium" w:hAnsi="Assistant Medium" w:cs="Assistant Medium"/>
-        </w:rPr>
-      </w:pPr>
-      <w:r>
-        <w:rPr>
-          <w:rFonts w:ascii="Assistant Medium" w:hAnsi="Assistant Medium" w:cs="Assistant Medium"/>
-        </w:rPr>
-        <w:t xml:space="preserve">Used with </w:t>
-      </w:r>
-      <w:proofErr w:type="spellStart"/>
-      <w:r>
-        <w:rPr>
-          <w:rFonts w:ascii="Assistant Medium" w:hAnsi="Assistant Medium" w:cs="Assistant Medium"/>
-        </w:rPr>
-        <w:t>dns</w:t>
-      </w:r>
-      <w:proofErr w:type="spellEnd"/>
-      <w:r>
-        <w:rPr>
-          <w:rFonts w:ascii="Assistant Medium" w:hAnsi="Assistant Medium" w:cs="Assistant Medium"/>
-        </w:rPr>
-        <w:t xml:space="preserve"> over </w:t>
-      </w:r>
-      <w:proofErr w:type="spellStart"/>
-      <w:r>
-        <w:rPr>
-          <w:rFonts w:ascii="Assistant Medium" w:hAnsi="Assistant Medium" w:cs="Assistant Medium"/>
-        </w:rPr>
-        <w:t>tls</w:t>
-      </w:r>
-      <w:proofErr w:type="spellEnd"/>
-      <w:r>
-        <w:rPr>
-          <w:rFonts w:ascii="Assistant Medium" w:hAnsi="Assistant Medium" w:cs="Assistant Medium"/>
-        </w:rPr>
-        <w:t xml:space="preserve"> or https.</w:t>
-      </w:r>
-    </w:p>
-    <w:p>
-      <w:pPr>
-        <w:pStyle w:val="ListParagraph"/>
-        <w:numPr>
-          <w:ilvl w:val="0"/>
-          <w:numId w:val="2"/>
-        </w:numPr>
-        <w:spacing w:after="0" w:line="360" w:lineRule="auto"/>
-        <w:rPr>
-          <w:rFonts w:ascii="Assistant Medium" w:hAnsi="Assistant Medium" w:cs="Assistant Medium"/>
-        </w:rPr>
-      </w:pPr>
-      <w:r>
-        <w:rPr>
-          <w:rFonts w:ascii="Assistant Medium" w:hAnsi="Assistant Medium" w:cs="Assistant Medium"/>
-        </w:rPr>
-        <w:t xml:space="preserve">DNS server on AWS – </w:t>
-      </w:r>
-      <w:proofErr w:type="spellStart"/>
-      <w:r>
-        <w:rPr>
-          <w:rFonts w:ascii="Assistant Medium" w:hAnsi="Assistant Medium" w:cs="Assistant Medium"/>
-        </w:rPr>
-        <w:t>Adguard</w:t>
-      </w:r>
-      <w:proofErr w:type="spellEnd"/>
-      <w:r>
-        <w:rPr>
-          <w:rFonts w:ascii="Assistant Medium" w:hAnsi="Assistant Medium" w:cs="Assistant Medium"/>
-        </w:rPr>
-        <w:t xml:space="preserve"> home</w:t>
-      </w:r>
-      <w:r>
-        <w:rPr>
-          <w:rFonts w:ascii="Assistant Medium" w:hAnsi="Assistant Medium" w:cs="Assistant Medium"/>
-        </w:rPr>
-        <w:t xml:space="preserve"> – connected to </w:t>
-      </w:r>
-      <w:proofErr w:type="spellStart"/>
-      <w:r>
-        <w:rPr>
-          <w:rFonts w:ascii="Assistant Medium" w:hAnsi="Assistant Medium" w:cs="Assistant Medium"/>
-        </w:rPr>
-        <w:t>dns</w:t>
-      </w:r>
-      <w:proofErr w:type="spellEnd"/>
-      <w:r>
-        <w:rPr>
-          <w:rFonts w:ascii="Assistant Medium" w:hAnsi="Assistant Medium" w:cs="Assistant Medium"/>
-        </w:rPr>
-        <w:t xml:space="preserve"> firewall.</w:t>
-      </w:r>
-    </w:p>
-    <w:p>
-      <w:pPr>
-        <w:pStyle w:val="ListParagraph"/>
-        <w:numPr>
-          <w:ilvl w:val="0"/>
-          <w:numId w:val="4"/>
-        </w:numPr>
-        <w:spacing w:after="0" w:line="360" w:lineRule="auto"/>
-        <w:rPr>
-          <w:rFonts w:ascii="Assistant Medium" w:hAnsi="Assistant Medium" w:cs="Assistant Medium"/>
-        </w:rPr>
-      </w:pPr>
-      <w:r>
-        <w:rPr>
-          <w:rFonts w:ascii="Assistant Medium" w:hAnsi="Assistant Medium" w:cs="Assistant Medium"/>
-        </w:rPr>
         <w:t>Threat intelligence feeds.</w:t>
       </w:r>
     </w:p>
@@ -3253,7 +3281,6 @@
         <w:rPr>
           <w:rFonts w:ascii="Assistant Medium" w:hAnsi="Assistant Medium" w:cs="Assistant Medium"/>
         </w:rPr>
-        <w:lastRenderedPageBreak/>
         <w:t>Tracking protection.</w:t>
       </w:r>
     </w:p>
@@ -3738,10 +3765,7 @@
           <w:u w:val="single"/>
         </w:rPr>
       </w:pPr>
-    </w:p>
-    <w:p>
-      <w:pPr>
-        <w:spacing w:after="0" w:line="360" w:lineRule="auto"/>
+      <w:r>
         <w:rPr>
           <w:rFonts w:ascii="Assistant Medium" w:hAnsi="Assistant Medium" w:cs="Assistant Medium"/>
           <w:b/>
@@ -3750,6 +3774,587 @@
           <w:szCs w:val="28"/>
           <w:u w:val="single"/>
         </w:rPr>
+        <w:lastRenderedPageBreak/>
+        <w:t>Monitoring</w:t>
+      </w:r>
+    </w:p>
+    <w:p>
+      <w:pPr>
+        <w:pStyle w:val="ListParagraph"/>
+        <w:numPr>
+          <w:ilvl w:val="0"/>
+          <w:numId w:val="2"/>
+        </w:numPr>
+        <w:spacing w:after="0" w:line="360" w:lineRule="auto"/>
+        <w:rPr>
+          <w:rFonts w:ascii="Assistant Medium" w:hAnsi="Assistant Medium" w:cs="Assistant Medium"/>
+        </w:rPr>
+      </w:pPr>
+      <w:r>
+        <w:rPr>
+          <w:rFonts w:ascii="Assistant Medium" w:hAnsi="Assistant Medium" w:cs="Assistant Medium"/>
+        </w:rPr>
+        <w:t xml:space="preserve">Wazuh SIEM </w:t>
+      </w:r>
+      <w:r>
+        <w:rPr>
+          <w:rFonts w:ascii="Assistant Medium" w:hAnsi="Assistant Medium" w:cs="Assistant Medium"/>
+        </w:rPr>
+        <w:t xml:space="preserve">- located </w:t>
+      </w:r>
+      <w:r>
+        <w:rPr>
+          <w:rFonts w:ascii="Assistant Medium" w:hAnsi="Assistant Medium" w:cs="Assistant Medium"/>
+        </w:rPr>
+        <w:t>on EC2 AWS.</w:t>
+      </w:r>
+    </w:p>
+    <w:p>
+      <w:pPr>
+        <w:pStyle w:val="ListParagraph"/>
+        <w:numPr>
+          <w:ilvl w:val="0"/>
+          <w:numId w:val="4"/>
+        </w:numPr>
+        <w:spacing w:after="0" w:line="360" w:lineRule="auto"/>
+        <w:rPr>
+          <w:rFonts w:ascii="Assistant Medium" w:hAnsi="Assistant Medium" w:cs="Assistant Medium"/>
+        </w:rPr>
+      </w:pPr>
+      <w:r>
+        <w:rPr>
+          <w:rFonts w:ascii="Assistant Medium" w:hAnsi="Assistant Medium" w:cs="Assistant Medium"/>
+        </w:rPr>
+        <w:t xml:space="preserve">More than 550 custom rules. </w:t>
+      </w:r>
+    </w:p>
+    <w:p>
+      <w:pPr>
+        <w:pStyle w:val="ListParagraph"/>
+        <w:numPr>
+          <w:ilvl w:val="0"/>
+          <w:numId w:val="4"/>
+        </w:numPr>
+        <w:spacing w:after="0" w:line="360" w:lineRule="auto"/>
+        <w:rPr>
+          <w:rFonts w:ascii="Assistant Medium" w:hAnsi="Assistant Medium" w:cs="Assistant Medium"/>
+        </w:rPr>
+      </w:pPr>
+      <w:r>
+        <w:rPr>
+          <w:rFonts w:ascii="Assistant Medium" w:hAnsi="Assistant Medium" w:cs="Assistant Medium"/>
+        </w:rPr>
+        <w:t>Alerting immediately to Slack on my phone.</w:t>
+      </w:r>
+    </w:p>
+    <w:p>
+      <w:pPr>
+        <w:pStyle w:val="ListParagraph"/>
+        <w:numPr>
+          <w:ilvl w:val="0"/>
+          <w:numId w:val="4"/>
+        </w:numPr>
+        <w:spacing w:after="0" w:line="360" w:lineRule="auto"/>
+        <w:rPr>
+          <w:rFonts w:ascii="Assistant Medium" w:hAnsi="Assistant Medium" w:cs="Assistant Medium"/>
+        </w:rPr>
+      </w:pPr>
+      <w:r>
+        <w:rPr>
+          <w:rFonts w:ascii="Assistant Medium" w:hAnsi="Assistant Medium" w:cs="Assistant Medium"/>
+        </w:rPr>
+        <w:t xml:space="preserve">All windows computers </w:t>
+      </w:r>
+      <w:r>
+        <w:rPr>
+          <w:rFonts w:ascii="Assistant Medium" w:hAnsi="Assistant Medium" w:cs="Assistant Medium"/>
+        </w:rPr>
+        <w:t>have</w:t>
+      </w:r>
+      <w:r>
+        <w:rPr>
+          <w:rFonts w:ascii="Assistant Medium" w:hAnsi="Assistant Medium" w:cs="Assistant Medium"/>
+        </w:rPr>
+        <w:t xml:space="preserve"> agent</w:t>
+      </w:r>
+      <w:r>
+        <w:rPr>
+          <w:rFonts w:ascii="Assistant Medium" w:hAnsi="Assistant Medium" w:cs="Assistant Medium"/>
+        </w:rPr>
+        <w:t>s</w:t>
+      </w:r>
+      <w:r>
+        <w:rPr>
+          <w:rFonts w:ascii="Assistant Medium" w:hAnsi="Assistant Medium" w:cs="Assistant Medium"/>
+        </w:rPr>
+        <w:t xml:space="preserve"> on them.</w:t>
+      </w:r>
+    </w:p>
+    <w:p>
+      <w:pPr>
+        <w:pStyle w:val="ListParagraph"/>
+        <w:numPr>
+          <w:ilvl w:val="0"/>
+          <w:numId w:val="4"/>
+        </w:numPr>
+        <w:spacing w:after="0" w:line="360" w:lineRule="auto"/>
+        <w:rPr>
+          <w:rFonts w:ascii="Assistant Medium" w:hAnsi="Assistant Medium" w:cs="Assistant Medium"/>
+        </w:rPr>
+      </w:pPr>
+      <w:r>
+        <w:rPr>
+          <w:rFonts w:ascii="Assistant Medium" w:hAnsi="Assistant Medium" w:cs="Assistant Medium"/>
+        </w:rPr>
+        <w:t>All servers have agent</w:t>
+      </w:r>
+      <w:r>
+        <w:rPr>
+          <w:rFonts w:ascii="Assistant Medium" w:hAnsi="Assistant Medium" w:cs="Assistant Medium"/>
+        </w:rPr>
+        <w:t>s</w:t>
+      </w:r>
+      <w:r>
+        <w:rPr>
+          <w:rFonts w:ascii="Assistant Medium" w:hAnsi="Assistant Medium" w:cs="Assistant Medium"/>
+        </w:rPr>
+        <w:t xml:space="preserve"> on them.</w:t>
+      </w:r>
+    </w:p>
+    <w:p>
+      <w:pPr>
+        <w:pStyle w:val="ListParagraph"/>
+        <w:numPr>
+          <w:ilvl w:val="0"/>
+          <w:numId w:val="4"/>
+        </w:numPr>
+        <w:spacing w:after="0" w:line="360" w:lineRule="auto"/>
+        <w:rPr>
+          <w:rFonts w:ascii="Assistant Medium" w:hAnsi="Assistant Medium" w:cs="Assistant Medium"/>
+        </w:rPr>
+      </w:pPr>
+      <w:r>
+        <w:rPr>
+          <w:rFonts w:ascii="Assistant Medium" w:hAnsi="Assistant Medium" w:cs="Assistant Medium"/>
+        </w:rPr>
+        <w:t>The Firewall</w:t>
+      </w:r>
+      <w:r>
+        <w:rPr>
+          <w:rFonts w:ascii="Assistant Medium" w:hAnsi="Assistant Medium" w:cs="Assistant Medium"/>
+        </w:rPr>
+        <w:t>s</w:t>
+      </w:r>
+      <w:r>
+        <w:rPr>
+          <w:rFonts w:ascii="Assistant Medium" w:hAnsi="Assistant Medium" w:cs="Assistant Medium"/>
+        </w:rPr>
+        <w:t xml:space="preserve"> gets monitored.</w:t>
+      </w:r>
+    </w:p>
+    <w:p>
+      <w:pPr>
+        <w:pStyle w:val="ListParagraph"/>
+        <w:numPr>
+          <w:ilvl w:val="0"/>
+          <w:numId w:val="4"/>
+        </w:numPr>
+        <w:spacing w:after="0" w:line="360" w:lineRule="auto"/>
+        <w:rPr>
+          <w:rFonts w:ascii="Assistant Medium" w:hAnsi="Assistant Medium" w:cs="Assistant Medium"/>
+        </w:rPr>
+      </w:pPr>
+      <w:r>
+        <w:rPr>
+          <w:rFonts w:ascii="Assistant Medium" w:hAnsi="Assistant Medium" w:cs="Assistant Medium"/>
+        </w:rPr>
+        <w:t>Checkpoint EDR monitored on pc and server.</w:t>
+      </w:r>
+    </w:p>
+    <w:p>
+      <w:pPr>
+        <w:pStyle w:val="ListParagraph"/>
+        <w:numPr>
+          <w:ilvl w:val="0"/>
+          <w:numId w:val="4"/>
+        </w:numPr>
+        <w:spacing w:after="0" w:line="360" w:lineRule="auto"/>
+        <w:rPr>
+          <w:rFonts w:ascii="Assistant Medium" w:hAnsi="Assistant Medium" w:cs="Assistant Medium"/>
+        </w:rPr>
+      </w:pPr>
+      <w:r>
+        <w:rPr>
+          <w:rFonts w:ascii="Assistant Medium" w:hAnsi="Assistant Medium" w:cs="Assistant Medium"/>
+        </w:rPr>
+        <w:t>Checkpoint harmony mobile monitoring.</w:t>
+      </w:r>
+    </w:p>
+    <w:p>
+      <w:pPr>
+        <w:pStyle w:val="ListParagraph"/>
+        <w:numPr>
+          <w:ilvl w:val="0"/>
+          <w:numId w:val="4"/>
+        </w:numPr>
+        <w:spacing w:after="0" w:line="360" w:lineRule="auto"/>
+        <w:rPr>
+          <w:rFonts w:ascii="Assistant Medium" w:hAnsi="Assistant Medium" w:cs="Assistant Medium"/>
+        </w:rPr>
+      </w:pPr>
+      <w:r>
+        <w:rPr>
+          <w:rFonts w:ascii="Assistant Medium" w:hAnsi="Assistant Medium" w:cs="Assistant Medium"/>
+        </w:rPr>
+        <w:t>Checkpoint Email monitoring</w:t>
+      </w:r>
+    </w:p>
+    <w:p>
+      <w:pPr>
+        <w:pStyle w:val="ListParagraph"/>
+        <w:numPr>
+          <w:ilvl w:val="0"/>
+          <w:numId w:val="4"/>
+        </w:numPr>
+        <w:spacing w:after="0" w:line="360" w:lineRule="auto"/>
+        <w:rPr>
+          <w:rFonts w:ascii="Assistant Medium" w:hAnsi="Assistant Medium" w:cs="Assistant Medium"/>
+        </w:rPr>
+      </w:pPr>
+      <w:proofErr w:type="spellStart"/>
+      <w:r>
+        <w:rPr>
+          <w:rFonts w:ascii="Assistant Medium" w:hAnsi="Assistant Medium" w:cs="Assistant Medium"/>
+        </w:rPr>
+        <w:t>Virustotal</w:t>
+      </w:r>
+      <w:proofErr w:type="spellEnd"/>
+      <w:r>
+        <w:rPr>
+          <w:rFonts w:ascii="Assistant Medium" w:hAnsi="Assistant Medium" w:cs="Assistant Medium"/>
+        </w:rPr>
+        <w:t xml:space="preserve"> on windows pc by agent.</w:t>
+      </w:r>
+    </w:p>
+    <w:p>
+      <w:pPr>
+        <w:pStyle w:val="ListParagraph"/>
+        <w:numPr>
+          <w:ilvl w:val="0"/>
+          <w:numId w:val="4"/>
+        </w:numPr>
+        <w:spacing w:after="0" w:line="360" w:lineRule="auto"/>
+        <w:rPr>
+          <w:rFonts w:ascii="Assistant Medium" w:hAnsi="Assistant Medium" w:cs="Assistant Medium"/>
+        </w:rPr>
+      </w:pPr>
+      <w:r>
+        <w:rPr>
+          <w:rFonts w:ascii="Assistant Medium" w:hAnsi="Assistant Medium" w:cs="Assistant Medium"/>
+        </w:rPr>
+        <w:t>File integrity monitoring.</w:t>
+      </w:r>
+    </w:p>
+    <w:p>
+      <w:pPr>
+        <w:pStyle w:val="ListParagraph"/>
+        <w:numPr>
+          <w:ilvl w:val="0"/>
+          <w:numId w:val="4"/>
+        </w:numPr>
+        <w:spacing w:after="0" w:line="360" w:lineRule="auto"/>
+        <w:rPr>
+          <w:rFonts w:ascii="Assistant Medium" w:hAnsi="Assistant Medium" w:cs="Assistant Medium"/>
+        </w:rPr>
+      </w:pPr>
+      <w:r>
+        <w:rPr>
+          <w:rFonts w:ascii="Assistant Medium" w:hAnsi="Assistant Medium" w:cs="Assistant Medium"/>
+        </w:rPr>
+        <w:t>Aws monitoring.</w:t>
+      </w:r>
+    </w:p>
+    <w:p>
+      <w:pPr>
+        <w:pStyle w:val="ListParagraph"/>
+        <w:numPr>
+          <w:ilvl w:val="0"/>
+          <w:numId w:val="4"/>
+        </w:numPr>
+        <w:spacing w:after="0" w:line="360" w:lineRule="auto"/>
+        <w:rPr>
+          <w:rFonts w:ascii="Assistant Medium" w:hAnsi="Assistant Medium" w:cs="Assistant Medium"/>
+        </w:rPr>
+      </w:pPr>
+      <w:r>
+        <w:rPr>
+          <w:rFonts w:ascii="Assistant Medium" w:hAnsi="Assistant Medium" w:cs="Assistant Medium"/>
+        </w:rPr>
+        <w:t>Cis benchmark checks.</w:t>
+      </w:r>
+    </w:p>
+    <w:p>
+      <w:pPr>
+        <w:pStyle w:val="ListParagraph"/>
+        <w:numPr>
+          <w:ilvl w:val="0"/>
+          <w:numId w:val="4"/>
+        </w:numPr>
+        <w:spacing w:after="0" w:line="360" w:lineRule="auto"/>
+        <w:rPr>
+          <w:rFonts w:ascii="Assistant Medium" w:hAnsi="Assistant Medium" w:cs="Assistant Medium"/>
+        </w:rPr>
+      </w:pPr>
+      <w:r>
+        <w:rPr>
+          <w:rFonts w:ascii="Assistant Medium" w:hAnsi="Assistant Medium" w:cs="Assistant Medium"/>
+        </w:rPr>
+        <w:t xml:space="preserve">Website monitoring for failures and </w:t>
+      </w:r>
+      <w:proofErr w:type="spellStart"/>
+      <w:r>
+        <w:rPr>
+          <w:rFonts w:ascii="Assistant Medium" w:hAnsi="Assistant Medium" w:cs="Assistant Medium"/>
+        </w:rPr>
+        <w:t>ddos</w:t>
+      </w:r>
+      <w:proofErr w:type="spellEnd"/>
+      <w:r>
+        <w:rPr>
+          <w:rFonts w:ascii="Assistant Medium" w:hAnsi="Assistant Medium" w:cs="Assistant Medium"/>
+        </w:rPr>
+        <w:t>.</w:t>
+      </w:r>
+    </w:p>
+    <w:p>
+      <w:pPr>
+        <w:pStyle w:val="ListParagraph"/>
+        <w:numPr>
+          <w:ilvl w:val="0"/>
+          <w:numId w:val="4"/>
+        </w:numPr>
+        <w:spacing w:after="0" w:line="360" w:lineRule="auto"/>
+        <w:rPr>
+          <w:rFonts w:ascii="Assistant Medium" w:hAnsi="Assistant Medium" w:cs="Assistant Medium"/>
+        </w:rPr>
+      </w:pPr>
+      <w:r>
+        <w:rPr>
+          <w:rFonts w:ascii="Assistant Medium" w:hAnsi="Assistant Medium" w:cs="Assistant Medium"/>
+        </w:rPr>
+        <w:t>Additional services are monitored.</w:t>
+      </w:r>
+    </w:p>
+    <w:p>
+      <w:pPr>
+        <w:pStyle w:val="ListParagraph"/>
+        <w:numPr>
+          <w:ilvl w:val="0"/>
+          <w:numId w:val="2"/>
+        </w:numPr>
+        <w:spacing w:after="0" w:line="360" w:lineRule="auto"/>
+        <w:rPr>
+          <w:rFonts w:ascii="Assistant Medium" w:hAnsi="Assistant Medium" w:cs="Assistant Medium"/>
+        </w:rPr>
+      </w:pPr>
+      <w:r>
+        <w:rPr>
+          <w:rFonts w:ascii="Assistant Medium" w:hAnsi="Assistant Medium" w:cs="Assistant Medium"/>
+        </w:rPr>
+        <w:t>Dark web monitoring</w:t>
+      </w:r>
+    </w:p>
+    <w:p>
+      <w:pPr>
+        <w:pStyle w:val="ListParagraph"/>
+        <w:numPr>
+          <w:ilvl w:val="0"/>
+          <w:numId w:val="4"/>
+        </w:numPr>
+        <w:spacing w:after="0" w:line="360" w:lineRule="auto"/>
+        <w:rPr>
+          <w:rFonts w:ascii="Assistant Medium" w:hAnsi="Assistant Medium" w:cs="Assistant Medium"/>
+        </w:rPr>
+      </w:pPr>
+      <w:proofErr w:type="spellStart"/>
+      <w:r>
+        <w:rPr>
+          <w:rFonts w:ascii="Assistant Medium" w:hAnsi="Assistant Medium" w:cs="Assistant Medium"/>
+        </w:rPr>
+        <w:t>Nordvpn</w:t>
+      </w:r>
+      <w:proofErr w:type="spellEnd"/>
+      <w:r>
+        <w:rPr>
+          <w:rFonts w:ascii="Assistant Medium" w:hAnsi="Assistant Medium" w:cs="Assistant Medium"/>
+        </w:rPr>
+        <w:t xml:space="preserve"> </w:t>
+      </w:r>
+      <w:proofErr w:type="spellStart"/>
+      <w:r>
+        <w:rPr>
+          <w:rFonts w:ascii="Assistant Medium" w:hAnsi="Assistant Medium" w:cs="Assistant Medium"/>
+        </w:rPr>
+        <w:t>darkweb</w:t>
+      </w:r>
+      <w:proofErr w:type="spellEnd"/>
+      <w:r>
+        <w:rPr>
+          <w:rFonts w:ascii="Assistant Medium" w:hAnsi="Assistant Medium" w:cs="Assistant Medium"/>
+        </w:rPr>
+        <w:t xml:space="preserve"> monitoring</w:t>
+      </w:r>
+    </w:p>
+    <w:p>
+      <w:pPr>
+        <w:pStyle w:val="ListParagraph"/>
+        <w:numPr>
+          <w:ilvl w:val="0"/>
+          <w:numId w:val="4"/>
+        </w:numPr>
+        <w:spacing w:after="0" w:line="360" w:lineRule="auto"/>
+        <w:rPr>
+          <w:rFonts w:ascii="Assistant Medium" w:hAnsi="Assistant Medium" w:cs="Assistant Medium"/>
+        </w:rPr>
+      </w:pPr>
+      <w:proofErr w:type="spellStart"/>
+      <w:r>
+        <w:rPr>
+          <w:rFonts w:ascii="Assistant Medium" w:hAnsi="Assistant Medium" w:cs="Assistant Medium"/>
+        </w:rPr>
+        <w:t>Roboform</w:t>
+      </w:r>
+      <w:proofErr w:type="spellEnd"/>
+      <w:r>
+        <w:rPr>
+          <w:rFonts w:ascii="Assistant Medium" w:hAnsi="Assistant Medium" w:cs="Assistant Medium"/>
+        </w:rPr>
+        <w:t xml:space="preserve"> – part of their dark web monitoring.</w:t>
+      </w:r>
+    </w:p>
+    <w:p>
+      <w:pPr>
+        <w:pStyle w:val="ListParagraph"/>
+        <w:numPr>
+          <w:ilvl w:val="0"/>
+          <w:numId w:val="2"/>
+        </w:numPr>
+        <w:spacing w:after="0" w:line="360" w:lineRule="auto"/>
+        <w:rPr>
+          <w:rFonts w:ascii="Assistant Medium" w:hAnsi="Assistant Medium" w:cs="Assistant Medium"/>
+        </w:rPr>
+      </w:pPr>
+      <w:r>
+        <w:rPr>
+          <w:rFonts w:ascii="Assistant Medium" w:hAnsi="Assistant Medium" w:cs="Assistant Medium"/>
+        </w:rPr>
+        <w:t>S</w:t>
+      </w:r>
+      <w:r>
+        <w:rPr>
+          <w:rFonts w:ascii="Assistant Medium" w:hAnsi="Assistant Medium" w:cs="Assistant Medium"/>
+        </w:rPr>
+        <w:t xml:space="preserve">cout suite - AWS misconfiguration checks </w:t>
+      </w:r>
+      <w:r>
+        <w:rPr>
+          <w:rFonts w:ascii="Assistant Medium" w:hAnsi="Assistant Medium" w:cs="Assistant Medium"/>
+        </w:rPr>
+        <w:t>– Manual checks.</w:t>
+      </w:r>
+    </w:p>
+    <w:p>
+      <w:pPr>
+        <w:pStyle w:val="ListParagraph"/>
+        <w:numPr>
+          <w:ilvl w:val="0"/>
+          <w:numId w:val="2"/>
+        </w:numPr>
+        <w:spacing w:after="0" w:line="360" w:lineRule="auto"/>
+        <w:rPr>
+          <w:rFonts w:ascii="Assistant Medium" w:hAnsi="Assistant Medium" w:cs="Assistant Medium"/>
+        </w:rPr>
+      </w:pPr>
+      <w:r>
+        <w:rPr>
+          <w:rFonts w:ascii="Assistant Medium" w:hAnsi="Assistant Medium" w:cs="Assistant Medium"/>
+        </w:rPr>
+        <w:t>Guardduty – For AWS.</w:t>
+      </w:r>
+    </w:p>
+    <w:p>
+      <w:pPr>
+        <w:spacing w:after="0" w:line="360" w:lineRule="auto"/>
+        <w:rPr>
+          <w:rFonts w:ascii="Assistant Medium" w:hAnsi="Assistant Medium" w:cs="Assistant Medium"/>
+        </w:rPr>
+      </w:pPr>
+    </w:p>
+    <w:p>
+      <w:pPr>
+        <w:spacing w:after="0" w:line="360" w:lineRule="auto"/>
+        <w:rPr>
+          <w:rFonts w:ascii="Assistant Medium" w:hAnsi="Assistant Medium" w:cs="Assistant Medium"/>
+        </w:rPr>
+      </w:pPr>
+    </w:p>
+    <w:p>
+      <w:pPr>
+        <w:spacing w:after="0" w:line="360" w:lineRule="auto"/>
+        <w:rPr>
+          <w:rFonts w:ascii="Assistant Medium" w:hAnsi="Assistant Medium" w:cs="Assistant Medium"/>
+        </w:rPr>
+      </w:pPr>
+    </w:p>
+    <w:p>
+      <w:pPr>
+        <w:spacing w:after="0" w:line="360" w:lineRule="auto"/>
+        <w:rPr>
+          <w:rFonts w:ascii="Assistant Medium" w:hAnsi="Assistant Medium" w:cs="Assistant Medium"/>
+        </w:rPr>
+      </w:pPr>
+    </w:p>
+    <w:p>
+      <w:pPr>
+        <w:spacing w:after="0" w:line="360" w:lineRule="auto"/>
+        <w:rPr>
+          <w:rFonts w:ascii="Assistant Medium" w:hAnsi="Assistant Medium" w:cs="Assistant Medium"/>
+        </w:rPr>
+      </w:pPr>
+    </w:p>
+    <w:p>
+      <w:pPr>
+        <w:spacing w:after="0" w:line="360" w:lineRule="auto"/>
+        <w:rPr>
+          <w:rFonts w:ascii="Assistant Medium" w:hAnsi="Assistant Medium" w:cs="Assistant Medium"/>
+        </w:rPr>
+      </w:pPr>
+    </w:p>
+    <w:p>
+      <w:pPr>
+        <w:spacing w:after="0" w:line="360" w:lineRule="auto"/>
+        <w:rPr>
+          <w:rFonts w:ascii="Assistant Medium" w:hAnsi="Assistant Medium" w:cs="Assistant Medium"/>
+        </w:rPr>
+      </w:pPr>
+    </w:p>
+    <w:p>
+      <w:pPr>
+        <w:spacing w:after="0" w:line="360" w:lineRule="auto"/>
+        <w:rPr>
+          <w:rFonts w:ascii="Assistant Medium" w:hAnsi="Assistant Medium" w:cs="Assistant Medium"/>
+        </w:rPr>
+      </w:pPr>
+    </w:p>
+    <w:p>
+      <w:pPr>
+        <w:spacing w:after="0" w:line="360" w:lineRule="auto"/>
+        <w:rPr>
+          <w:rFonts w:ascii="Assistant Medium" w:hAnsi="Assistant Medium" w:cs="Assistant Medium"/>
+          <w:b/>
+          <w:bCs/>
+          <w:u w:val="single"/>
+        </w:rPr>
       </w:pPr>
       <w:r>
         <w:rPr>
@@ -3761,8 +4366,19 @@
           <w:u w:val="single"/>
         </w:rPr>
         <w:lastRenderedPageBreak/>
-        <w:t>Monitoring</w:t>
-      </w:r>
+        <w:t>Servers</w:t>
+      </w:r>
+    </w:p>
+    <w:p>
+      <w:pPr>
+        <w:spacing w:after="0" w:line="360" w:lineRule="auto"/>
+        <w:rPr>
+          <w:rFonts w:ascii="Assistant Medium" w:hAnsi="Assistant Medium" w:cs="Assistant Medium"/>
+          <w:b/>
+          <w:bCs/>
+          <w:u w:val="single"/>
+        </w:rPr>
+      </w:pPr>
     </w:p>
     <w:p>
       <w:pPr>
@@ -3776,92 +4392,81 @@
           <w:rFonts w:ascii="Assistant Medium" w:hAnsi="Assistant Medium" w:cs="Assistant Medium"/>
         </w:rPr>
       </w:pPr>
-      <w:r>
-        <w:rPr>
-          <w:rFonts w:ascii="Assistant Medium" w:hAnsi="Assistant Medium" w:cs="Assistant Medium"/>
-        </w:rPr>
-        <w:t xml:space="preserve">Wazuh SIEM </w:t>
-      </w:r>
-      <w:r>
-        <w:rPr>
-          <w:rFonts w:ascii="Assistant Medium" w:hAnsi="Assistant Medium" w:cs="Assistant Medium"/>
-        </w:rPr>
-        <w:t xml:space="preserve">- located </w:t>
-      </w:r>
-      <w:r>
-        <w:rPr>
-          <w:rFonts w:ascii="Assistant Medium" w:hAnsi="Assistant Medium" w:cs="Assistant Medium"/>
-        </w:rPr>
-        <w:t>on EC2 AWS.</w:t>
-      </w:r>
-    </w:p>
-    <w:p>
-      <w:pPr>
-        <w:pStyle w:val="ListParagraph"/>
-        <w:numPr>
-          <w:ilvl w:val="0"/>
-          <w:numId w:val="4"/>
-        </w:numPr>
-        <w:spacing w:after="0" w:line="360" w:lineRule="auto"/>
-        <w:rPr>
-          <w:rFonts w:ascii="Assistant Medium" w:hAnsi="Assistant Medium" w:cs="Assistant Medium"/>
-        </w:rPr>
-      </w:pPr>
-      <w:r>
-        <w:rPr>
-          <w:rFonts w:ascii="Assistant Medium" w:hAnsi="Assistant Medium" w:cs="Assistant Medium"/>
-        </w:rPr>
-        <w:t xml:space="preserve">More than 550 custom rules. </w:t>
-      </w:r>
-    </w:p>
-    <w:p>
-      <w:pPr>
-        <w:pStyle w:val="ListParagraph"/>
-        <w:numPr>
-          <w:ilvl w:val="0"/>
-          <w:numId w:val="4"/>
-        </w:numPr>
-        <w:spacing w:after="0" w:line="360" w:lineRule="auto"/>
-        <w:rPr>
-          <w:rFonts w:ascii="Assistant Medium" w:hAnsi="Assistant Medium" w:cs="Assistant Medium"/>
-        </w:rPr>
-      </w:pPr>
-      <w:r>
-        <w:rPr>
-          <w:rFonts w:ascii="Assistant Medium" w:hAnsi="Assistant Medium" w:cs="Assistant Medium"/>
-        </w:rPr>
-        <w:t>Alerting immediately to Slack on my phone.</w:t>
-      </w:r>
-    </w:p>
-    <w:p>
-      <w:pPr>
-        <w:pStyle w:val="ListParagraph"/>
-        <w:numPr>
-          <w:ilvl w:val="0"/>
-          <w:numId w:val="4"/>
-        </w:numPr>
-        <w:spacing w:after="0" w:line="360" w:lineRule="auto"/>
-        <w:rPr>
-          <w:rFonts w:ascii="Assistant Medium" w:hAnsi="Assistant Medium" w:cs="Assistant Medium"/>
-        </w:rPr>
-      </w:pPr>
-      <w:r>
-        <w:rPr>
-          <w:rFonts w:ascii="Assistant Medium" w:hAnsi="Assistant Medium" w:cs="Assistant Medium"/>
-        </w:rPr>
-        <w:t xml:space="preserve">All windows computers </w:t>
-      </w:r>
-      <w:r>
-        <w:rPr>
-          <w:rFonts w:ascii="Assistant Medium" w:hAnsi="Assistant Medium" w:cs="Assistant Medium"/>
-        </w:rPr>
-        <w:t>have</w:t>
-      </w:r>
-      <w:r>
-        <w:rPr>
-          <w:rFonts w:ascii="Assistant Medium" w:hAnsi="Assistant Medium" w:cs="Assistant Medium"/>
-        </w:rPr>
-        <w:t xml:space="preserve"> agent</w:t>
+      <w:proofErr w:type="gramStart"/>
+      <w:r>
+        <w:rPr>
+          <w:rFonts w:ascii="Assistant Medium" w:hAnsi="Assistant Medium" w:cs="Assistant Medium"/>
+        </w:rPr>
+        <w:t>Wazuh</w:t>
+      </w:r>
+      <w:r>
+        <w:rPr>
+          <w:rFonts w:ascii="Assistant Medium" w:hAnsi="Assistant Medium" w:cs="Assistant Medium"/>
+        </w:rPr>
+        <w:t xml:space="preserve"> </w:t>
+      </w:r>
+      <w:r>
+        <w:rPr>
+          <w:rFonts w:ascii="Assistant Medium" w:hAnsi="Assistant Medium" w:cs="Assistant Medium"/>
+        </w:rPr>
+        <w:t>agent</w:t>
+      </w:r>
+      <w:proofErr w:type="gramEnd"/>
+      <w:r>
+        <w:rPr>
+          <w:rFonts w:ascii="Assistant Medium" w:hAnsi="Assistant Medium" w:cs="Assistant Medium"/>
+        </w:rPr>
+        <w:t xml:space="preserve"> </w:t>
+      </w:r>
+      <w:r>
+        <w:rPr>
+          <w:rFonts w:ascii="Assistant Medium" w:hAnsi="Assistant Medium" w:cs="Assistant Medium"/>
+        </w:rPr>
+        <w:t>installed.</w:t>
+      </w:r>
+    </w:p>
+    <w:p>
+      <w:pPr>
+        <w:pStyle w:val="ListParagraph"/>
+        <w:numPr>
+          <w:ilvl w:val="0"/>
+          <w:numId w:val="2"/>
+        </w:numPr>
+        <w:spacing w:after="0" w:line="360" w:lineRule="auto"/>
+        <w:rPr>
+          <w:rFonts w:ascii="Assistant Medium" w:hAnsi="Assistant Medium" w:cs="Assistant Medium"/>
+        </w:rPr>
+      </w:pPr>
+      <w:r>
+        <w:rPr>
+          <w:rFonts w:ascii="Assistant Medium" w:hAnsi="Assistant Medium" w:cs="Assistant Medium"/>
+        </w:rPr>
+        <w:t>Check point harmony endpoint</w:t>
+      </w:r>
+      <w:r>
+        <w:rPr>
+          <w:rFonts w:ascii="Assistant Medium" w:hAnsi="Assistant Medium" w:cs="Assistant Medium"/>
+        </w:rPr>
+        <w:t xml:space="preserve"> EDR.</w:t>
+      </w:r>
+    </w:p>
+    <w:p>
+      <w:pPr>
+        <w:pStyle w:val="ListParagraph"/>
+        <w:numPr>
+          <w:ilvl w:val="0"/>
+          <w:numId w:val="2"/>
+        </w:numPr>
+        <w:spacing w:after="0" w:line="360" w:lineRule="auto"/>
+        <w:rPr>
+          <w:rFonts w:ascii="Assistant Medium" w:hAnsi="Assistant Medium" w:cs="Assistant Medium"/>
+        </w:rPr>
+      </w:pPr>
+      <w:r>
+        <w:rPr>
+          <w:rFonts w:ascii="Assistant Medium" w:hAnsi="Assistant Medium" w:cs="Assistant Medium"/>
+        </w:rPr>
+        <w:t>Custom security group</w:t>
       </w:r>
       <w:r>
         <w:rPr>
@@ -3873,26 +4478,99 @@
         <w:rPr>
           <w:rFonts w:ascii="Assistant Medium" w:hAnsi="Assistant Medium" w:cs="Assistant Medium"/>
         </w:rPr>
-        <w:t xml:space="preserve"> on them.</w:t>
-      </w:r>
-    </w:p>
-    <w:p>
-      <w:pPr>
-        <w:pStyle w:val="ListParagraph"/>
-        <w:numPr>
-          <w:ilvl w:val="0"/>
-          <w:numId w:val="4"/>
-        </w:numPr>
-        <w:spacing w:after="0" w:line="360" w:lineRule="auto"/>
-        <w:rPr>
-          <w:rFonts w:ascii="Assistant Medium" w:hAnsi="Assistant Medium" w:cs="Assistant Medium"/>
-        </w:rPr>
-      </w:pPr>
-      <w:r>
-        <w:rPr>
-          <w:rFonts w:ascii="Assistant Medium" w:hAnsi="Assistant Medium" w:cs="Assistant Medium"/>
-        </w:rPr>
-        <w:t>All servers have agent</w:t>
+        <w:t xml:space="preserve"> on ec2.</w:t>
+      </w:r>
+    </w:p>
+    <w:p>
+      <w:pPr>
+        <w:pStyle w:val="ListParagraph"/>
+        <w:numPr>
+          <w:ilvl w:val="0"/>
+          <w:numId w:val="2"/>
+        </w:numPr>
+        <w:spacing w:after="0" w:line="360" w:lineRule="auto"/>
+        <w:rPr>
+          <w:rFonts w:ascii="Assistant Medium" w:hAnsi="Assistant Medium" w:cs="Assistant Medium"/>
+        </w:rPr>
+      </w:pPr>
+      <w:r>
+        <w:rPr>
+          <w:rFonts w:ascii="Assistant Medium" w:hAnsi="Assistant Medium" w:cs="Assistant Medium"/>
+        </w:rPr>
+        <w:t xml:space="preserve">UFW </w:t>
+      </w:r>
+    </w:p>
+    <w:p>
+      <w:pPr>
+        <w:pStyle w:val="ListParagraph"/>
+        <w:numPr>
+          <w:ilvl w:val="0"/>
+          <w:numId w:val="2"/>
+        </w:numPr>
+        <w:spacing w:after="0" w:line="360" w:lineRule="auto"/>
+        <w:rPr>
+          <w:rFonts w:ascii="Assistant Medium" w:hAnsi="Assistant Medium" w:cs="Assistant Medium"/>
+        </w:rPr>
+      </w:pPr>
+      <w:proofErr w:type="spellStart"/>
+      <w:r>
+        <w:rPr>
+          <w:rFonts w:ascii="Assistant Medium" w:hAnsi="Assistant Medium" w:cs="Assistant Medium"/>
+        </w:rPr>
+        <w:t>Auditd</w:t>
+      </w:r>
+      <w:proofErr w:type="spellEnd"/>
+      <w:r>
+        <w:rPr>
+          <w:rFonts w:ascii="Assistant Medium" w:hAnsi="Assistant Medium" w:cs="Assistant Medium"/>
+        </w:rPr>
+        <w:t>.</w:t>
+      </w:r>
+    </w:p>
+    <w:p>
+      <w:pPr>
+        <w:pStyle w:val="ListParagraph"/>
+        <w:numPr>
+          <w:ilvl w:val="0"/>
+          <w:numId w:val="2"/>
+        </w:numPr>
+        <w:spacing w:after="0" w:line="360" w:lineRule="auto"/>
+        <w:rPr>
+          <w:rFonts w:ascii="Assistant Medium" w:hAnsi="Assistant Medium" w:cs="Assistant Medium"/>
+        </w:rPr>
+      </w:pPr>
+      <w:proofErr w:type="gramStart"/>
+      <w:r>
+        <w:rPr>
+          <w:rFonts w:ascii="Assistant Medium" w:hAnsi="Assistant Medium" w:cs="Assistant Medium"/>
+        </w:rPr>
+        <w:t>Guardduty</w:t>
+      </w:r>
+      <w:proofErr w:type="gramEnd"/>
+      <w:r>
+        <w:rPr>
+          <w:rFonts w:ascii="Assistant Medium" w:hAnsi="Assistant Medium" w:cs="Assistant Medium"/>
+        </w:rPr>
+        <w:t>.</w:t>
+      </w:r>
+    </w:p>
+    <w:p>
+      <w:pPr>
+        <w:pStyle w:val="ListParagraph"/>
+        <w:numPr>
+          <w:ilvl w:val="0"/>
+          <w:numId w:val="2"/>
+        </w:numPr>
+        <w:spacing w:after="0" w:line="360" w:lineRule="auto"/>
+        <w:rPr>
+          <w:rFonts w:ascii="Assistant Medium" w:hAnsi="Assistant Medium" w:cs="Assistant Medium"/>
+        </w:rPr>
+      </w:pPr>
+      <w:r>
+        <w:rPr>
+          <w:rFonts w:ascii="Assistant Medium" w:hAnsi="Assistant Medium" w:cs="Assistant Medium"/>
+        </w:rPr>
+        <w:t>Login with cert</w:t>
       </w:r>
       <w:r>
         <w:rPr>
@@ -3904,103 +4582,172 @@
         <w:rPr>
           <w:rFonts w:ascii="Assistant Medium" w:hAnsi="Assistant Medium" w:cs="Assistant Medium"/>
         </w:rPr>
-        <w:t xml:space="preserve"> on them.</w:t>
-      </w:r>
-    </w:p>
-    <w:p>
-      <w:pPr>
-        <w:pStyle w:val="ListParagraph"/>
-        <w:numPr>
-          <w:ilvl w:val="0"/>
-          <w:numId w:val="4"/>
-        </w:numPr>
-        <w:spacing w:after="0" w:line="360" w:lineRule="auto"/>
-        <w:rPr>
-          <w:rFonts w:ascii="Assistant Medium" w:hAnsi="Assistant Medium" w:cs="Assistant Medium"/>
-        </w:rPr>
-      </w:pPr>
-      <w:r>
-        <w:rPr>
-          <w:rFonts w:ascii="Assistant Medium" w:hAnsi="Assistant Medium" w:cs="Assistant Medium"/>
-        </w:rPr>
-        <w:t>The Firewall</w:t>
-      </w:r>
-      <w:r>
-        <w:rPr>
-          <w:rFonts w:ascii="Assistant Medium" w:hAnsi="Assistant Medium" w:cs="Assistant Medium"/>
-        </w:rPr>
-        <w:t>s</w:t>
-      </w:r>
-      <w:r>
-        <w:rPr>
-          <w:rFonts w:ascii="Assistant Medium" w:hAnsi="Assistant Medium" w:cs="Assistant Medium"/>
-        </w:rPr>
-        <w:t xml:space="preserve"> gets monitored.</w:t>
-      </w:r>
-    </w:p>
-    <w:p>
-      <w:pPr>
-        <w:pStyle w:val="ListParagraph"/>
-        <w:numPr>
-          <w:ilvl w:val="0"/>
-          <w:numId w:val="4"/>
-        </w:numPr>
-        <w:spacing w:after="0" w:line="360" w:lineRule="auto"/>
-        <w:rPr>
-          <w:rFonts w:ascii="Assistant Medium" w:hAnsi="Assistant Medium" w:cs="Assistant Medium"/>
-        </w:rPr>
-      </w:pPr>
-      <w:r>
-        <w:rPr>
-          <w:rFonts w:ascii="Assistant Medium" w:hAnsi="Assistant Medium" w:cs="Assistant Medium"/>
-        </w:rPr>
-        <w:t>Checkpoint EDR monitored on pc and server.</w:t>
-      </w:r>
-    </w:p>
-    <w:p>
-      <w:pPr>
-        <w:pStyle w:val="ListParagraph"/>
-        <w:numPr>
-          <w:ilvl w:val="0"/>
-          <w:numId w:val="4"/>
-        </w:numPr>
-        <w:spacing w:after="0" w:line="360" w:lineRule="auto"/>
-        <w:rPr>
-          <w:rFonts w:ascii="Assistant Medium" w:hAnsi="Assistant Medium" w:cs="Assistant Medium"/>
-        </w:rPr>
-      </w:pPr>
-      <w:r>
-        <w:rPr>
-          <w:rFonts w:ascii="Assistant Medium" w:hAnsi="Assistant Medium" w:cs="Assistant Medium"/>
-        </w:rPr>
-        <w:t>Checkpoint harmony mobile monitoring.</w:t>
-      </w:r>
-    </w:p>
-    <w:p>
-      <w:pPr>
-        <w:pStyle w:val="ListParagraph"/>
-        <w:numPr>
-          <w:ilvl w:val="0"/>
-          <w:numId w:val="4"/>
-        </w:numPr>
-        <w:spacing w:after="0" w:line="360" w:lineRule="auto"/>
-        <w:rPr>
-          <w:rFonts w:ascii="Assistant Medium" w:hAnsi="Assistant Medium" w:cs="Assistant Medium"/>
-        </w:rPr>
-      </w:pPr>
-      <w:r>
-        <w:rPr>
-          <w:rFonts w:ascii="Assistant Medium" w:hAnsi="Assistant Medium" w:cs="Assistant Medium"/>
-        </w:rPr>
-        <w:t>Checkpoint Email monitoring</w:t>
-      </w:r>
-    </w:p>
-    <w:p>
-      <w:pPr>
-        <w:pStyle w:val="ListParagraph"/>
-        <w:numPr>
-          <w:ilvl w:val="0"/>
-          <w:numId w:val="4"/>
+        <w:t xml:space="preserve"> from specific whitelisted </w:t>
+      </w:r>
+      <w:proofErr w:type="gramStart"/>
+      <w:r>
+        <w:rPr>
+          <w:rFonts w:ascii="Assistant Medium" w:hAnsi="Assistant Medium" w:cs="Assistant Medium"/>
+        </w:rPr>
+        <w:t>IP’s</w:t>
+      </w:r>
+      <w:proofErr w:type="gramEnd"/>
+      <w:r>
+        <w:rPr>
+          <w:rFonts w:ascii="Assistant Medium" w:hAnsi="Assistant Medium" w:cs="Assistant Medium"/>
+        </w:rPr>
+        <w:t>.</w:t>
+      </w:r>
+    </w:p>
+    <w:p>
+      <w:pPr>
+        <w:pStyle w:val="ListParagraph"/>
+        <w:numPr>
+          <w:ilvl w:val="0"/>
+          <w:numId w:val="2"/>
+        </w:numPr>
+        <w:spacing w:after="0" w:line="360" w:lineRule="auto"/>
+        <w:rPr>
+          <w:rFonts w:ascii="Assistant Medium" w:hAnsi="Assistant Medium" w:cs="Assistant Medium"/>
+        </w:rPr>
+      </w:pPr>
+      <w:r>
+        <w:rPr>
+          <w:rFonts w:ascii="Assistant Medium" w:hAnsi="Assistant Medium" w:cs="Assistant Medium"/>
+        </w:rPr>
+        <w:t>No root login and additional hardening.</w:t>
+      </w:r>
+    </w:p>
+    <w:p>
+      <w:pPr>
+        <w:pStyle w:val="ListParagraph"/>
+        <w:numPr>
+          <w:ilvl w:val="0"/>
+          <w:numId w:val="2"/>
+        </w:numPr>
+        <w:spacing w:after="0" w:line="360" w:lineRule="auto"/>
+        <w:rPr>
+          <w:rFonts w:ascii="Assistant Medium" w:hAnsi="Assistant Medium" w:cs="Assistant Medium"/>
+        </w:rPr>
+      </w:pPr>
+      <w:r>
+        <w:rPr>
+          <w:rFonts w:ascii="Assistant Medium" w:hAnsi="Assistant Medium" w:cs="Assistant Medium"/>
+        </w:rPr>
+        <w:t xml:space="preserve">Monthly backup. Additional </w:t>
+      </w:r>
+      <w:r>
+        <w:rPr>
+          <w:rFonts w:ascii="Assistant Medium" w:hAnsi="Assistant Medium" w:cs="Assistant Medium"/>
+        </w:rPr>
+        <w:t xml:space="preserve">quarterly </w:t>
+      </w:r>
+      <w:r>
+        <w:rPr>
+          <w:rFonts w:ascii="Assistant Medium" w:hAnsi="Assistant Medium" w:cs="Assistant Medium"/>
+        </w:rPr>
+        <w:t xml:space="preserve">backup to different </w:t>
+      </w:r>
+      <w:r>
+        <w:rPr>
+          <w:rFonts w:ascii="Assistant Medium" w:hAnsi="Assistant Medium" w:cs="Assistant Medium"/>
+        </w:rPr>
+        <w:t>regions</w:t>
+      </w:r>
+      <w:r>
+        <w:rPr>
+          <w:rFonts w:ascii="Assistant Medium" w:hAnsi="Assistant Medium" w:cs="Assistant Medium"/>
+        </w:rPr>
+        <w:t>.</w:t>
+      </w:r>
+    </w:p>
+    <w:p>
+      <w:pPr>
+        <w:pStyle w:val="ListParagraph"/>
+        <w:numPr>
+          <w:ilvl w:val="0"/>
+          <w:numId w:val="2"/>
+        </w:numPr>
+        <w:spacing w:after="0" w:line="360" w:lineRule="auto"/>
+        <w:rPr>
+          <w:rFonts w:ascii="Assistant Medium" w:hAnsi="Assistant Medium" w:cs="Assistant Medium"/>
+        </w:rPr>
+      </w:pPr>
+      <w:r>
+        <w:rPr>
+          <w:rFonts w:ascii="Assistant Medium" w:hAnsi="Assistant Medium" w:cs="Assistant Medium"/>
+        </w:rPr>
+        <w:t xml:space="preserve">All disks </w:t>
+      </w:r>
+      <w:r>
+        <w:rPr>
+          <w:rFonts w:ascii="Assistant Medium" w:hAnsi="Assistant Medium" w:cs="Assistant Medium"/>
+        </w:rPr>
+        <w:t xml:space="preserve">are </w:t>
+      </w:r>
+      <w:r>
+        <w:rPr>
+          <w:rFonts w:ascii="Assistant Medium" w:hAnsi="Assistant Medium" w:cs="Assistant Medium"/>
+        </w:rPr>
+        <w:t>encrypted.</w:t>
+      </w:r>
+    </w:p>
+    <w:p>
+      <w:pPr>
+        <w:pStyle w:val="ListParagraph"/>
+        <w:numPr>
+          <w:ilvl w:val="0"/>
+          <w:numId w:val="2"/>
+        </w:numPr>
+        <w:spacing w:after="0" w:line="360" w:lineRule="auto"/>
+        <w:rPr>
+          <w:rFonts w:ascii="Assistant Medium" w:hAnsi="Assistant Medium" w:cs="Assistant Medium"/>
+        </w:rPr>
+      </w:pPr>
+      <w:r>
+        <w:rPr>
+          <w:rFonts w:ascii="Assistant Medium" w:hAnsi="Assistant Medium" w:cs="Assistant Medium"/>
+        </w:rPr>
+        <w:t>Scout suite - AWS misconfiguration checks – Manual checks.</w:t>
+      </w:r>
+    </w:p>
+    <w:p>
+      <w:pPr>
+        <w:pStyle w:val="ListParagraph"/>
+        <w:numPr>
+          <w:ilvl w:val="0"/>
+          <w:numId w:val="2"/>
+        </w:numPr>
+        <w:spacing w:after="0" w:line="360" w:lineRule="auto"/>
+        <w:rPr>
+          <w:rFonts w:ascii="Assistant Medium" w:hAnsi="Assistant Medium" w:cs="Assistant Medium"/>
+        </w:rPr>
+      </w:pPr>
+      <w:r>
+        <w:rPr>
+          <w:rFonts w:ascii="Assistant Medium" w:hAnsi="Assistant Medium" w:cs="Assistant Medium"/>
+        </w:rPr>
+        <w:t xml:space="preserve">Frequent </w:t>
+      </w:r>
+      <w:r>
+        <w:rPr>
+          <w:rFonts w:ascii="Assistant Medium" w:hAnsi="Assistant Medium" w:cs="Assistant Medium"/>
+        </w:rPr>
+        <w:t xml:space="preserve">apt </w:t>
+      </w:r>
+      <w:r>
+        <w:rPr>
+          <w:rFonts w:ascii="Assistant Medium" w:hAnsi="Assistant Medium" w:cs="Assistant Medium"/>
+        </w:rPr>
+        <w:t>updates.</w:t>
+      </w:r>
+    </w:p>
+    <w:p>
+      <w:pPr>
+        <w:pStyle w:val="ListParagraph"/>
+        <w:numPr>
+          <w:ilvl w:val="0"/>
+          <w:numId w:val="2"/>
         </w:numPr>
         <w:spacing w:after="0" w:line="360" w:lineRule="auto"/>
         <w:rPr>
@@ -4012,337 +4759,174 @@
         <w:rPr>
           <w:rFonts w:ascii="Assistant Medium" w:hAnsi="Assistant Medium" w:cs="Assistant Medium"/>
         </w:rPr>
-        <w:t>Virustotal</w:t>
+        <w:t>Ubunto</w:t>
       </w:r>
       <w:proofErr w:type="spellEnd"/>
       <w:r>
         <w:rPr>
           <w:rFonts w:ascii="Assistant Medium" w:hAnsi="Assistant Medium" w:cs="Assistant Medium"/>
         </w:rPr>
-        <w:t xml:space="preserve"> on windows pc by agent.</w:t>
-      </w:r>
-    </w:p>
-    <w:p>
-      <w:pPr>
-        <w:pStyle w:val="ListParagraph"/>
-        <w:numPr>
-          <w:ilvl w:val="0"/>
-          <w:numId w:val="4"/>
-        </w:numPr>
-        <w:spacing w:after="0" w:line="360" w:lineRule="auto"/>
-        <w:rPr>
-          <w:rFonts w:ascii="Assistant Medium" w:hAnsi="Assistant Medium" w:cs="Assistant Medium"/>
-        </w:rPr>
-      </w:pPr>
-      <w:r>
-        <w:rPr>
-          <w:rFonts w:ascii="Assistant Medium" w:hAnsi="Assistant Medium" w:cs="Assistant Medium"/>
-        </w:rPr>
-        <w:t>File integrity monitoring.</w:t>
-      </w:r>
-    </w:p>
-    <w:p>
-      <w:pPr>
-        <w:pStyle w:val="ListParagraph"/>
-        <w:numPr>
-          <w:ilvl w:val="0"/>
-          <w:numId w:val="4"/>
-        </w:numPr>
-        <w:spacing w:after="0" w:line="360" w:lineRule="auto"/>
-        <w:rPr>
-          <w:rFonts w:ascii="Assistant Medium" w:hAnsi="Assistant Medium" w:cs="Assistant Medium"/>
-        </w:rPr>
-      </w:pPr>
-      <w:r>
-        <w:rPr>
-          <w:rFonts w:ascii="Assistant Medium" w:hAnsi="Assistant Medium" w:cs="Assistant Medium"/>
-        </w:rPr>
-        <w:t>Aws monitoring.</w:t>
-      </w:r>
-    </w:p>
-    <w:p>
-      <w:pPr>
-        <w:pStyle w:val="ListParagraph"/>
-        <w:numPr>
-          <w:ilvl w:val="0"/>
-          <w:numId w:val="4"/>
-        </w:numPr>
-        <w:spacing w:after="0" w:line="360" w:lineRule="auto"/>
-        <w:rPr>
-          <w:rFonts w:ascii="Assistant Medium" w:hAnsi="Assistant Medium" w:cs="Assistant Medium"/>
-        </w:rPr>
-      </w:pPr>
-      <w:r>
-        <w:rPr>
-          <w:rFonts w:ascii="Assistant Medium" w:hAnsi="Assistant Medium" w:cs="Assistant Medium"/>
-        </w:rPr>
-        <w:t>Cis benchmark checks.</w:t>
-      </w:r>
-    </w:p>
-    <w:p>
-      <w:pPr>
-        <w:pStyle w:val="ListParagraph"/>
-        <w:numPr>
-          <w:ilvl w:val="0"/>
-          <w:numId w:val="4"/>
-        </w:numPr>
-        <w:spacing w:after="0" w:line="360" w:lineRule="auto"/>
-        <w:rPr>
-          <w:rFonts w:ascii="Assistant Medium" w:hAnsi="Assistant Medium" w:cs="Assistant Medium"/>
-        </w:rPr>
-      </w:pPr>
-      <w:r>
-        <w:rPr>
-          <w:rFonts w:ascii="Assistant Medium" w:hAnsi="Assistant Medium" w:cs="Assistant Medium"/>
-        </w:rPr>
-        <w:t xml:space="preserve">Website monitoring for failures and </w:t>
-      </w:r>
+        <w:t xml:space="preserve"> pro</w:t>
+      </w:r>
+      <w:r>
+        <w:rPr>
+          <w:rFonts w:ascii="Assistant Medium" w:hAnsi="Assistant Medium" w:cs="Assistant Medium"/>
+        </w:rPr>
+        <w:t xml:space="preserve"> on latest version.</w:t>
+      </w:r>
+    </w:p>
+    <w:p>
+      <w:pPr>
+        <w:pStyle w:val="ListParagraph"/>
+        <w:numPr>
+          <w:ilvl w:val="0"/>
+          <w:numId w:val="2"/>
+        </w:numPr>
+        <w:spacing w:after="0" w:line="360" w:lineRule="auto"/>
+        <w:rPr>
+          <w:rFonts w:ascii="Assistant Medium" w:hAnsi="Assistant Medium" w:cs="Assistant Medium"/>
+        </w:rPr>
+      </w:pPr>
       <w:proofErr w:type="spellStart"/>
       <w:r>
         <w:rPr>
           <w:rFonts w:ascii="Assistant Medium" w:hAnsi="Assistant Medium" w:cs="Assistant Medium"/>
         </w:rPr>
-        <w:t>ddos</w:t>
+        <w:t>Cloudtrail</w:t>
       </w:r>
       <w:proofErr w:type="spellEnd"/>
       <w:r>
         <w:rPr>
           <w:rFonts w:ascii="Assistant Medium" w:hAnsi="Assistant Medium" w:cs="Assistant Medium"/>
         </w:rPr>
-        <w:t>.</w:t>
-      </w:r>
-    </w:p>
-    <w:p>
-      <w:pPr>
-        <w:pStyle w:val="ListParagraph"/>
-        <w:numPr>
-          <w:ilvl w:val="0"/>
-          <w:numId w:val="4"/>
-        </w:numPr>
-        <w:spacing w:after="0" w:line="360" w:lineRule="auto"/>
-        <w:rPr>
-          <w:rFonts w:ascii="Assistant Medium" w:hAnsi="Assistant Medium" w:cs="Assistant Medium"/>
-        </w:rPr>
-      </w:pPr>
-      <w:r>
-        <w:rPr>
-          <w:rFonts w:ascii="Assistant Medium" w:hAnsi="Assistant Medium" w:cs="Assistant Medium"/>
-        </w:rPr>
-        <w:t>Additional services are monitored.</w:t>
-      </w:r>
-    </w:p>
-    <w:p>
-      <w:pPr>
-        <w:pStyle w:val="ListParagraph"/>
-        <w:numPr>
-          <w:ilvl w:val="0"/>
-          <w:numId w:val="2"/>
-        </w:numPr>
-        <w:spacing w:after="0" w:line="360" w:lineRule="auto"/>
-        <w:rPr>
-          <w:rFonts w:ascii="Assistant Medium" w:hAnsi="Assistant Medium" w:cs="Assistant Medium"/>
-        </w:rPr>
-      </w:pPr>
-      <w:r>
-        <w:rPr>
-          <w:rFonts w:ascii="Assistant Medium" w:hAnsi="Assistant Medium" w:cs="Assistant Medium"/>
-        </w:rPr>
-        <w:t>Dark web monitoring</w:t>
-      </w:r>
-    </w:p>
-    <w:p>
-      <w:pPr>
-        <w:pStyle w:val="ListParagraph"/>
-        <w:numPr>
-          <w:ilvl w:val="0"/>
-          <w:numId w:val="4"/>
-        </w:numPr>
-        <w:spacing w:after="0" w:line="360" w:lineRule="auto"/>
-        <w:rPr>
-          <w:rFonts w:ascii="Assistant Medium" w:hAnsi="Assistant Medium" w:cs="Assistant Medium"/>
-        </w:rPr>
-      </w:pPr>
-      <w:proofErr w:type="spellStart"/>
-      <w:r>
-        <w:rPr>
-          <w:rFonts w:ascii="Assistant Medium" w:hAnsi="Assistant Medium" w:cs="Assistant Medium"/>
-        </w:rPr>
-        <w:t>Nordvpn</w:t>
-      </w:r>
-      <w:proofErr w:type="spellEnd"/>
-      <w:r>
-        <w:rPr>
-          <w:rFonts w:ascii="Assistant Medium" w:hAnsi="Assistant Medium" w:cs="Assistant Medium"/>
-        </w:rPr>
-        <w:t xml:space="preserve"> </w:t>
-      </w:r>
-      <w:proofErr w:type="spellStart"/>
-      <w:r>
-        <w:rPr>
-          <w:rFonts w:ascii="Assistant Medium" w:hAnsi="Assistant Medium" w:cs="Assistant Medium"/>
-        </w:rPr>
-        <w:t>darkweb</w:t>
-      </w:r>
-      <w:proofErr w:type="spellEnd"/>
-      <w:r>
-        <w:rPr>
-          <w:rFonts w:ascii="Assistant Medium" w:hAnsi="Assistant Medium" w:cs="Assistant Medium"/>
-        </w:rPr>
-        <w:t xml:space="preserve"> monitoring</w:t>
-      </w:r>
-    </w:p>
-    <w:p>
-      <w:pPr>
-        <w:pStyle w:val="ListParagraph"/>
-        <w:numPr>
-          <w:ilvl w:val="0"/>
-          <w:numId w:val="4"/>
-        </w:numPr>
-        <w:spacing w:after="0" w:line="360" w:lineRule="auto"/>
-        <w:rPr>
-          <w:rFonts w:ascii="Assistant Medium" w:hAnsi="Assistant Medium" w:cs="Assistant Medium"/>
-        </w:rPr>
-      </w:pPr>
-      <w:proofErr w:type="spellStart"/>
-      <w:r>
-        <w:rPr>
-          <w:rFonts w:ascii="Assistant Medium" w:hAnsi="Assistant Medium" w:cs="Assistant Medium"/>
-        </w:rPr>
-        <w:t>Roboform</w:t>
-      </w:r>
-      <w:proofErr w:type="spellEnd"/>
-      <w:r>
-        <w:rPr>
-          <w:rFonts w:ascii="Assistant Medium" w:hAnsi="Assistant Medium" w:cs="Assistant Medium"/>
-        </w:rPr>
-        <w:t xml:space="preserve"> – part of their dark web monitoring.</w:t>
-      </w:r>
-    </w:p>
-    <w:p>
-      <w:pPr>
-        <w:pStyle w:val="ListParagraph"/>
-        <w:numPr>
-          <w:ilvl w:val="0"/>
-          <w:numId w:val="2"/>
-        </w:numPr>
-        <w:spacing w:after="0" w:line="360" w:lineRule="auto"/>
-        <w:rPr>
-          <w:rFonts w:ascii="Assistant Medium" w:hAnsi="Assistant Medium" w:cs="Assistant Medium"/>
-        </w:rPr>
-      </w:pPr>
-      <w:r>
-        <w:rPr>
-          <w:rFonts w:ascii="Assistant Medium" w:hAnsi="Assistant Medium" w:cs="Assistant Medium"/>
-        </w:rPr>
-        <w:t>S</w:t>
-      </w:r>
-      <w:r>
-        <w:rPr>
-          <w:rFonts w:ascii="Assistant Medium" w:hAnsi="Assistant Medium" w:cs="Assistant Medium"/>
-        </w:rPr>
-        <w:t xml:space="preserve">cout suite - AWS misconfiguration checks </w:t>
-      </w:r>
-      <w:r>
-        <w:rPr>
-          <w:rFonts w:ascii="Assistant Medium" w:hAnsi="Assistant Medium" w:cs="Assistant Medium"/>
-        </w:rPr>
-        <w:t>– Manual checks.</w:t>
-      </w:r>
-    </w:p>
-    <w:p>
-      <w:pPr>
-        <w:pStyle w:val="ListParagraph"/>
-        <w:numPr>
-          <w:ilvl w:val="0"/>
-          <w:numId w:val="2"/>
-        </w:numPr>
-        <w:spacing w:after="0" w:line="360" w:lineRule="auto"/>
-        <w:rPr>
-          <w:rFonts w:ascii="Assistant Medium" w:hAnsi="Assistant Medium" w:cs="Assistant Medium"/>
-        </w:rPr>
-      </w:pPr>
-      <w:r>
-        <w:rPr>
-          <w:rFonts w:ascii="Assistant Medium" w:hAnsi="Assistant Medium" w:cs="Assistant Medium"/>
-        </w:rPr>
-        <w:t>Guardduty – For AWS.</w:t>
-      </w:r>
-    </w:p>
-    <w:p>
-      <w:pPr>
-        <w:spacing w:after="0" w:line="360" w:lineRule="auto"/>
-        <w:rPr>
-          <w:rFonts w:ascii="Assistant Medium" w:hAnsi="Assistant Medium" w:cs="Assistant Medium"/>
-        </w:rPr>
-      </w:pPr>
-    </w:p>
-    <w:p>
-      <w:pPr>
-        <w:spacing w:after="0" w:line="360" w:lineRule="auto"/>
-        <w:rPr>
-          <w:rFonts w:ascii="Assistant Medium" w:hAnsi="Assistant Medium" w:cs="Assistant Medium"/>
-        </w:rPr>
-      </w:pPr>
-    </w:p>
-    <w:p>
-      <w:pPr>
-        <w:spacing w:after="0" w:line="360" w:lineRule="auto"/>
-        <w:rPr>
-          <w:rFonts w:ascii="Assistant Medium" w:hAnsi="Assistant Medium" w:cs="Assistant Medium"/>
-        </w:rPr>
-      </w:pPr>
-    </w:p>
-    <w:p>
-      <w:pPr>
-        <w:spacing w:after="0" w:line="360" w:lineRule="auto"/>
-        <w:rPr>
-          <w:rFonts w:ascii="Assistant Medium" w:hAnsi="Assistant Medium" w:cs="Assistant Medium"/>
-        </w:rPr>
-      </w:pPr>
-    </w:p>
-    <w:p>
-      <w:pPr>
-        <w:spacing w:after="0" w:line="360" w:lineRule="auto"/>
-        <w:rPr>
-          <w:rFonts w:ascii="Assistant Medium" w:hAnsi="Assistant Medium" w:cs="Assistant Medium"/>
-        </w:rPr>
-      </w:pPr>
-    </w:p>
-    <w:p>
-      <w:pPr>
-        <w:spacing w:after="0" w:line="360" w:lineRule="auto"/>
-        <w:rPr>
-          <w:rFonts w:ascii="Assistant Medium" w:hAnsi="Assistant Medium" w:cs="Assistant Medium"/>
-        </w:rPr>
-      </w:pPr>
-    </w:p>
-    <w:p>
-      <w:pPr>
-        <w:spacing w:after="0" w:line="360" w:lineRule="auto"/>
-        <w:rPr>
-          <w:rFonts w:ascii="Assistant Medium" w:hAnsi="Assistant Medium" w:cs="Assistant Medium"/>
-        </w:rPr>
-      </w:pPr>
-    </w:p>
-    <w:p>
-      <w:pPr>
-        <w:spacing w:after="0" w:line="360" w:lineRule="auto"/>
-        <w:rPr>
-          <w:rFonts w:ascii="Assistant Medium" w:hAnsi="Assistant Medium" w:cs="Assistant Medium"/>
-        </w:rPr>
-      </w:pPr>
-    </w:p>
-    <w:p>
-      <w:pPr>
-        <w:spacing w:after="0" w:line="360" w:lineRule="auto"/>
-        <w:rPr>
-          <w:rFonts w:ascii="Assistant Medium" w:hAnsi="Assistant Medium" w:cs="Assistant Medium"/>
-          <w:b/>
-          <w:bCs/>
-          <w:u w:val="single"/>
-        </w:rPr>
-      </w:pPr>
-      <w:r>
+        <w:t xml:space="preserve"> monitoring.</w:t>
+      </w:r>
+      <w:r>
+        <w:rPr>
+          <w:rFonts w:ascii="Assistant Medium" w:hAnsi="Assistant Medium" w:cs="Assistant Medium"/>
+        </w:rPr>
+        <w:t xml:space="preserve"> S3 not public, can </w:t>
+      </w:r>
+      <w:r>
+        <w:rPr>
+          <w:rFonts w:ascii="Assistant Medium" w:hAnsi="Assistant Medium" w:cs="Assistant Medium"/>
+        </w:rPr>
+        <w:t xml:space="preserve">read </w:t>
+      </w:r>
+      <w:r>
+        <w:rPr>
+          <w:rFonts w:ascii="Assistant Medium" w:hAnsi="Assistant Medium" w:cs="Assistant Medium"/>
+        </w:rPr>
+        <w:t>access from single IP.</w:t>
+      </w:r>
+    </w:p>
+    <w:p>
+      <w:pPr>
+        <w:spacing w:after="0" w:line="360" w:lineRule="auto"/>
+        <w:rPr>
+          <w:rFonts w:ascii="Assistant Medium" w:hAnsi="Assistant Medium" w:cs="Assistant Medium"/>
+        </w:rPr>
+      </w:pPr>
+    </w:p>
+    <w:p>
+      <w:pPr>
+        <w:spacing w:after="0" w:line="360" w:lineRule="auto"/>
+        <w:rPr>
+          <w:rFonts w:ascii="Assistant Medium" w:hAnsi="Assistant Medium" w:cs="Assistant Medium"/>
+        </w:rPr>
+      </w:pPr>
+    </w:p>
+    <w:p>
+      <w:pPr>
+        <w:spacing w:after="0" w:line="360" w:lineRule="auto"/>
+        <w:rPr>
+          <w:rFonts w:ascii="Assistant Medium" w:hAnsi="Assistant Medium" w:cs="Assistant Medium"/>
+        </w:rPr>
+      </w:pPr>
+    </w:p>
+    <w:p>
+      <w:pPr>
+        <w:spacing w:after="0" w:line="360" w:lineRule="auto"/>
+        <w:rPr>
+          <w:rFonts w:ascii="Assistant Medium" w:hAnsi="Assistant Medium" w:cs="Assistant Medium"/>
+        </w:rPr>
+      </w:pPr>
+    </w:p>
+    <w:p>
+      <w:pPr>
+        <w:spacing w:after="0" w:line="360" w:lineRule="auto"/>
+        <w:rPr>
+          <w:rFonts w:ascii="Assistant Medium" w:hAnsi="Assistant Medium" w:cs="Assistant Medium"/>
+        </w:rPr>
+      </w:pPr>
+    </w:p>
+    <w:p>
+      <w:pPr>
+        <w:spacing w:after="0" w:line="360" w:lineRule="auto"/>
+        <w:rPr>
+          <w:rFonts w:ascii="Assistant Medium" w:hAnsi="Assistant Medium" w:cs="Assistant Medium"/>
+        </w:rPr>
+      </w:pPr>
+    </w:p>
+    <w:p>
+      <w:pPr>
+        <w:spacing w:after="0" w:line="360" w:lineRule="auto"/>
+        <w:rPr>
+          <w:rFonts w:ascii="Assistant Medium" w:hAnsi="Assistant Medium" w:cs="Assistant Medium"/>
+        </w:rPr>
+      </w:pPr>
+    </w:p>
+    <w:p>
+      <w:pPr>
+        <w:spacing w:after="0" w:line="360" w:lineRule="auto"/>
+        <w:rPr>
+          <w:rFonts w:ascii="Assistant Medium" w:hAnsi="Assistant Medium" w:cs="Assistant Medium"/>
+        </w:rPr>
+      </w:pPr>
+    </w:p>
+    <w:p>
+      <w:pPr>
+        <w:spacing w:after="0" w:line="360" w:lineRule="auto"/>
+        <w:rPr>
+          <w:rFonts w:ascii="Assistant Medium" w:hAnsi="Assistant Medium" w:cs="Assistant Medium"/>
+        </w:rPr>
+      </w:pPr>
+    </w:p>
+    <w:p>
+      <w:pPr>
+        <w:spacing w:after="0" w:line="360" w:lineRule="auto"/>
+        <w:rPr>
+          <w:rFonts w:ascii="Assistant Medium" w:hAnsi="Assistant Medium" w:cs="Assistant Medium"/>
+        </w:rPr>
+      </w:pPr>
+    </w:p>
+    <w:p>
+      <w:pPr>
+        <w:spacing w:after="0" w:line="360" w:lineRule="auto"/>
+        <w:rPr>
+          <w:rFonts w:ascii="Assistant Medium" w:hAnsi="Assistant Medium" w:cs="Assistant Medium"/>
+        </w:rPr>
+      </w:pPr>
+    </w:p>
+    <w:p>
+      <w:pPr>
+        <w:spacing w:after="0" w:line="360" w:lineRule="auto"/>
+        <w:rPr>
+          <w:rFonts w:ascii="Assistant Medium" w:hAnsi="Assistant Medium" w:cs="Assistant Medium"/>
+        </w:rPr>
+      </w:pPr>
+    </w:p>
+    <w:p>
+      <w:pPr>
+        <w:spacing w:after="0" w:line="360" w:lineRule="auto"/>
+        <w:rPr>
+          <w:rFonts w:ascii="Assistant Medium" w:hAnsi="Assistant Medium" w:cs="Assistant Medium"/>
+        </w:rPr>
+      </w:pPr>
+    </w:p>
+    <w:p>
+      <w:pPr>
+        <w:spacing w:after="0" w:line="360" w:lineRule="auto"/>
         <w:rPr>
           <w:rFonts w:ascii="Assistant Medium" w:hAnsi="Assistant Medium" w:cs="Assistant Medium"/>
           <w:b/>
@@ -4351,568 +4935,8 @@
           <w:szCs w:val="28"/>
           <w:u w:val="single"/>
         </w:rPr>
-        <w:lastRenderedPageBreak/>
-        <w:t>Servers</w:t>
-      </w:r>
-    </w:p>
-    <w:p>
-      <w:pPr>
-        <w:spacing w:after="0" w:line="360" w:lineRule="auto"/>
-        <w:rPr>
-          <w:rFonts w:ascii="Assistant Medium" w:hAnsi="Assistant Medium" w:cs="Assistant Medium"/>
-          <w:b/>
-          <w:bCs/>
-          <w:u w:val="single"/>
-        </w:rPr>
-      </w:pPr>
-    </w:p>
-    <w:p>
-      <w:pPr>
-        <w:pStyle w:val="ListParagraph"/>
-        <w:numPr>
-          <w:ilvl w:val="0"/>
-          <w:numId w:val="2"/>
-        </w:numPr>
-        <w:spacing w:after="0" w:line="360" w:lineRule="auto"/>
-        <w:rPr>
-          <w:rFonts w:ascii="Assistant Medium" w:hAnsi="Assistant Medium" w:cs="Assistant Medium"/>
-        </w:rPr>
-      </w:pPr>
-      <w:proofErr w:type="gramStart"/>
-      <w:r>
-        <w:rPr>
-          <w:rFonts w:ascii="Assistant Medium" w:hAnsi="Assistant Medium" w:cs="Assistant Medium"/>
-        </w:rPr>
-        <w:t>Wazuh</w:t>
-      </w:r>
-      <w:r>
-        <w:rPr>
-          <w:rFonts w:ascii="Assistant Medium" w:hAnsi="Assistant Medium" w:cs="Assistant Medium"/>
-        </w:rPr>
-        <w:t xml:space="preserve"> </w:t>
-      </w:r>
-      <w:r>
-        <w:rPr>
-          <w:rFonts w:ascii="Assistant Medium" w:hAnsi="Assistant Medium" w:cs="Assistant Medium"/>
-        </w:rPr>
-        <w:t>agent</w:t>
-      </w:r>
-      <w:proofErr w:type="gramEnd"/>
-      <w:r>
-        <w:rPr>
-          <w:rFonts w:ascii="Assistant Medium" w:hAnsi="Assistant Medium" w:cs="Assistant Medium"/>
-        </w:rPr>
-        <w:t xml:space="preserve"> </w:t>
-      </w:r>
-      <w:r>
-        <w:rPr>
-          <w:rFonts w:ascii="Assistant Medium" w:hAnsi="Assistant Medium" w:cs="Assistant Medium"/>
-        </w:rPr>
-        <w:t>installed.</w:t>
-      </w:r>
-    </w:p>
-    <w:p>
-      <w:pPr>
-        <w:pStyle w:val="ListParagraph"/>
-        <w:numPr>
-          <w:ilvl w:val="0"/>
-          <w:numId w:val="2"/>
-        </w:numPr>
-        <w:spacing w:after="0" w:line="360" w:lineRule="auto"/>
-        <w:rPr>
-          <w:rFonts w:ascii="Assistant Medium" w:hAnsi="Assistant Medium" w:cs="Assistant Medium"/>
-        </w:rPr>
-      </w:pPr>
-      <w:r>
-        <w:rPr>
-          <w:rFonts w:ascii="Assistant Medium" w:hAnsi="Assistant Medium" w:cs="Assistant Medium"/>
-        </w:rPr>
-        <w:t>Check point harmony endpoint</w:t>
-      </w:r>
-      <w:r>
-        <w:rPr>
-          <w:rFonts w:ascii="Assistant Medium" w:hAnsi="Assistant Medium" w:cs="Assistant Medium"/>
-        </w:rPr>
-        <w:t xml:space="preserve"> EDR.</w:t>
-      </w:r>
-    </w:p>
-    <w:p>
-      <w:pPr>
-        <w:pStyle w:val="ListParagraph"/>
-        <w:numPr>
-          <w:ilvl w:val="0"/>
-          <w:numId w:val="2"/>
-        </w:numPr>
-        <w:spacing w:after="0" w:line="360" w:lineRule="auto"/>
-        <w:rPr>
-          <w:rFonts w:ascii="Assistant Medium" w:hAnsi="Assistant Medium" w:cs="Assistant Medium"/>
-        </w:rPr>
-      </w:pPr>
-      <w:r>
-        <w:rPr>
-          <w:rFonts w:ascii="Assistant Medium" w:hAnsi="Assistant Medium" w:cs="Assistant Medium"/>
-        </w:rPr>
-        <w:t>Custom security group</w:t>
-      </w:r>
-      <w:r>
-        <w:rPr>
-          <w:rFonts w:ascii="Assistant Medium" w:hAnsi="Assistant Medium" w:cs="Assistant Medium"/>
-        </w:rPr>
-        <w:t>s</w:t>
-      </w:r>
-      <w:r>
-        <w:rPr>
-          <w:rFonts w:ascii="Assistant Medium" w:hAnsi="Assistant Medium" w:cs="Assistant Medium"/>
-        </w:rPr>
-        <w:t xml:space="preserve"> on ec2.</w:t>
-      </w:r>
-    </w:p>
-    <w:p>
-      <w:pPr>
-        <w:pStyle w:val="ListParagraph"/>
-        <w:numPr>
-          <w:ilvl w:val="0"/>
-          <w:numId w:val="2"/>
-        </w:numPr>
-        <w:spacing w:after="0" w:line="360" w:lineRule="auto"/>
-        <w:rPr>
-          <w:rFonts w:ascii="Assistant Medium" w:hAnsi="Assistant Medium" w:cs="Assistant Medium"/>
-        </w:rPr>
-      </w:pPr>
-      <w:r>
-        <w:rPr>
-          <w:rFonts w:ascii="Assistant Medium" w:hAnsi="Assistant Medium" w:cs="Assistant Medium"/>
-        </w:rPr>
-        <w:t xml:space="preserve">UFW </w:t>
-      </w:r>
-    </w:p>
-    <w:p>
-      <w:pPr>
-        <w:pStyle w:val="ListParagraph"/>
-        <w:numPr>
-          <w:ilvl w:val="0"/>
-          <w:numId w:val="2"/>
-        </w:numPr>
-        <w:spacing w:after="0" w:line="360" w:lineRule="auto"/>
-        <w:rPr>
-          <w:rFonts w:ascii="Assistant Medium" w:hAnsi="Assistant Medium" w:cs="Assistant Medium"/>
-        </w:rPr>
-      </w:pPr>
-      <w:proofErr w:type="spellStart"/>
-      <w:r>
-        <w:rPr>
-          <w:rFonts w:ascii="Assistant Medium" w:hAnsi="Assistant Medium" w:cs="Assistant Medium"/>
-        </w:rPr>
-        <w:t>Auditd</w:t>
-      </w:r>
-      <w:proofErr w:type="spellEnd"/>
-      <w:r>
-        <w:rPr>
-          <w:rFonts w:ascii="Assistant Medium" w:hAnsi="Assistant Medium" w:cs="Assistant Medium"/>
-        </w:rPr>
-        <w:t>.</w:t>
-      </w:r>
-    </w:p>
-    <w:p>
-      <w:pPr>
-        <w:pStyle w:val="ListParagraph"/>
-        <w:numPr>
-          <w:ilvl w:val="0"/>
-          <w:numId w:val="2"/>
-        </w:numPr>
-        <w:spacing w:after="0" w:line="360" w:lineRule="auto"/>
-        <w:rPr>
-          <w:rFonts w:ascii="Assistant Medium" w:hAnsi="Assistant Medium" w:cs="Assistant Medium"/>
-        </w:rPr>
-      </w:pPr>
-      <w:proofErr w:type="gramStart"/>
-      <w:r>
-        <w:rPr>
-          <w:rFonts w:ascii="Assistant Medium" w:hAnsi="Assistant Medium" w:cs="Assistant Medium"/>
-        </w:rPr>
-        <w:t>Guardduty</w:t>
-      </w:r>
-      <w:proofErr w:type="gramEnd"/>
-      <w:r>
-        <w:rPr>
-          <w:rFonts w:ascii="Assistant Medium" w:hAnsi="Assistant Medium" w:cs="Assistant Medium"/>
-        </w:rPr>
-        <w:t>.</w:t>
-      </w:r>
-    </w:p>
-    <w:p>
-      <w:pPr>
-        <w:pStyle w:val="ListParagraph"/>
-        <w:numPr>
-          <w:ilvl w:val="0"/>
-          <w:numId w:val="2"/>
-        </w:numPr>
-        <w:spacing w:after="0" w:line="360" w:lineRule="auto"/>
-        <w:rPr>
-          <w:rFonts w:ascii="Assistant Medium" w:hAnsi="Assistant Medium" w:cs="Assistant Medium"/>
-        </w:rPr>
-      </w:pPr>
-      <w:r>
-        <w:rPr>
-          <w:rFonts w:ascii="Assistant Medium" w:hAnsi="Assistant Medium" w:cs="Assistant Medium"/>
-        </w:rPr>
-        <w:t>Login with cert</w:t>
-      </w:r>
-      <w:r>
-        <w:rPr>
-          <w:rFonts w:ascii="Assistant Medium" w:hAnsi="Assistant Medium" w:cs="Assistant Medium"/>
-        </w:rPr>
-        <w:t>s</w:t>
-      </w:r>
-      <w:r>
-        <w:rPr>
-          <w:rFonts w:ascii="Assistant Medium" w:hAnsi="Assistant Medium" w:cs="Assistant Medium"/>
-        </w:rPr>
-        <w:t xml:space="preserve"> from specific whitelisted </w:t>
-      </w:r>
-      <w:proofErr w:type="gramStart"/>
-      <w:r>
-        <w:rPr>
-          <w:rFonts w:ascii="Assistant Medium" w:hAnsi="Assistant Medium" w:cs="Assistant Medium"/>
-        </w:rPr>
-        <w:t>IP’s</w:t>
-      </w:r>
-      <w:proofErr w:type="gramEnd"/>
-      <w:r>
-        <w:rPr>
-          <w:rFonts w:ascii="Assistant Medium" w:hAnsi="Assistant Medium" w:cs="Assistant Medium"/>
-        </w:rPr>
-        <w:t>.</w:t>
-      </w:r>
-    </w:p>
-    <w:p>
-      <w:pPr>
-        <w:pStyle w:val="ListParagraph"/>
-        <w:numPr>
-          <w:ilvl w:val="0"/>
-          <w:numId w:val="2"/>
-        </w:numPr>
-        <w:spacing w:after="0" w:line="360" w:lineRule="auto"/>
-        <w:rPr>
-          <w:rFonts w:ascii="Assistant Medium" w:hAnsi="Assistant Medium" w:cs="Assistant Medium"/>
-        </w:rPr>
-      </w:pPr>
-      <w:r>
-        <w:rPr>
-          <w:rFonts w:ascii="Assistant Medium" w:hAnsi="Assistant Medium" w:cs="Assistant Medium"/>
-        </w:rPr>
-        <w:t>No root login and additional hardening.</w:t>
-      </w:r>
-    </w:p>
-    <w:p>
-      <w:pPr>
-        <w:pStyle w:val="ListParagraph"/>
-        <w:numPr>
-          <w:ilvl w:val="0"/>
-          <w:numId w:val="2"/>
-        </w:numPr>
-        <w:spacing w:after="0" w:line="360" w:lineRule="auto"/>
-        <w:rPr>
-          <w:rFonts w:ascii="Assistant Medium" w:hAnsi="Assistant Medium" w:cs="Assistant Medium"/>
-        </w:rPr>
-      </w:pPr>
-      <w:r>
-        <w:rPr>
-          <w:rFonts w:ascii="Assistant Medium" w:hAnsi="Assistant Medium" w:cs="Assistant Medium"/>
-        </w:rPr>
-        <w:t xml:space="preserve">Monthly backup. Additional </w:t>
-      </w:r>
-      <w:r>
-        <w:rPr>
-          <w:rFonts w:ascii="Assistant Medium" w:hAnsi="Assistant Medium" w:cs="Assistant Medium"/>
-        </w:rPr>
-        <w:t xml:space="preserve">quarterly </w:t>
-      </w:r>
-      <w:r>
-        <w:rPr>
-          <w:rFonts w:ascii="Assistant Medium" w:hAnsi="Assistant Medium" w:cs="Assistant Medium"/>
-        </w:rPr>
-        <w:t xml:space="preserve">backup to different </w:t>
-      </w:r>
-      <w:r>
-        <w:rPr>
-          <w:rFonts w:ascii="Assistant Medium" w:hAnsi="Assistant Medium" w:cs="Assistant Medium"/>
-        </w:rPr>
-        <w:t>regions</w:t>
-      </w:r>
-      <w:r>
-        <w:rPr>
-          <w:rFonts w:ascii="Assistant Medium" w:hAnsi="Assistant Medium" w:cs="Assistant Medium"/>
-        </w:rPr>
-        <w:t>.</w:t>
-      </w:r>
-    </w:p>
-    <w:p>
-      <w:pPr>
-        <w:pStyle w:val="ListParagraph"/>
-        <w:numPr>
-          <w:ilvl w:val="0"/>
-          <w:numId w:val="2"/>
-        </w:numPr>
-        <w:spacing w:after="0" w:line="360" w:lineRule="auto"/>
-        <w:rPr>
-          <w:rFonts w:ascii="Assistant Medium" w:hAnsi="Assistant Medium" w:cs="Assistant Medium"/>
-        </w:rPr>
-      </w:pPr>
-      <w:r>
-        <w:rPr>
-          <w:rFonts w:ascii="Assistant Medium" w:hAnsi="Assistant Medium" w:cs="Assistant Medium"/>
-        </w:rPr>
-        <w:t xml:space="preserve">All disks </w:t>
-      </w:r>
-      <w:r>
-        <w:rPr>
-          <w:rFonts w:ascii="Assistant Medium" w:hAnsi="Assistant Medium" w:cs="Assistant Medium"/>
-        </w:rPr>
-        <w:t xml:space="preserve">are </w:t>
-      </w:r>
-      <w:r>
-        <w:rPr>
-          <w:rFonts w:ascii="Assistant Medium" w:hAnsi="Assistant Medium" w:cs="Assistant Medium"/>
-        </w:rPr>
-        <w:t>encrypted.</w:t>
-      </w:r>
-    </w:p>
-    <w:p>
-      <w:pPr>
-        <w:pStyle w:val="ListParagraph"/>
-        <w:numPr>
-          <w:ilvl w:val="0"/>
-          <w:numId w:val="2"/>
-        </w:numPr>
-        <w:spacing w:after="0" w:line="360" w:lineRule="auto"/>
-        <w:rPr>
-          <w:rFonts w:ascii="Assistant Medium" w:hAnsi="Assistant Medium" w:cs="Assistant Medium"/>
-        </w:rPr>
-      </w:pPr>
-      <w:r>
-        <w:rPr>
-          <w:rFonts w:ascii="Assistant Medium" w:hAnsi="Assistant Medium" w:cs="Assistant Medium"/>
-        </w:rPr>
-        <w:t>Scout suite - AWS misconfiguration checks – Manual checks.</w:t>
-      </w:r>
-    </w:p>
-    <w:p>
-      <w:pPr>
-        <w:pStyle w:val="ListParagraph"/>
-        <w:numPr>
-          <w:ilvl w:val="0"/>
-          <w:numId w:val="2"/>
-        </w:numPr>
-        <w:spacing w:after="0" w:line="360" w:lineRule="auto"/>
-        <w:rPr>
-          <w:rFonts w:ascii="Assistant Medium" w:hAnsi="Assistant Medium" w:cs="Assistant Medium"/>
-        </w:rPr>
-      </w:pPr>
-      <w:r>
-        <w:rPr>
-          <w:rFonts w:ascii="Assistant Medium" w:hAnsi="Assistant Medium" w:cs="Assistant Medium"/>
-        </w:rPr>
-        <w:t xml:space="preserve">Frequent </w:t>
-      </w:r>
-      <w:r>
-        <w:rPr>
-          <w:rFonts w:ascii="Assistant Medium" w:hAnsi="Assistant Medium" w:cs="Assistant Medium"/>
-        </w:rPr>
-        <w:t xml:space="preserve">apt </w:t>
-      </w:r>
-      <w:r>
-        <w:rPr>
-          <w:rFonts w:ascii="Assistant Medium" w:hAnsi="Assistant Medium" w:cs="Assistant Medium"/>
-        </w:rPr>
-        <w:t>updates.</w:t>
-      </w:r>
-    </w:p>
-    <w:p>
-      <w:pPr>
-        <w:pStyle w:val="ListParagraph"/>
-        <w:numPr>
-          <w:ilvl w:val="0"/>
-          <w:numId w:val="2"/>
-        </w:numPr>
-        <w:spacing w:after="0" w:line="360" w:lineRule="auto"/>
-        <w:rPr>
-          <w:rFonts w:ascii="Assistant Medium" w:hAnsi="Assistant Medium" w:cs="Assistant Medium"/>
-        </w:rPr>
-      </w:pPr>
-      <w:proofErr w:type="spellStart"/>
-      <w:r>
-        <w:rPr>
-          <w:rFonts w:ascii="Assistant Medium" w:hAnsi="Assistant Medium" w:cs="Assistant Medium"/>
-        </w:rPr>
-        <w:t>Ubunto</w:t>
-      </w:r>
-      <w:proofErr w:type="spellEnd"/>
-      <w:r>
-        <w:rPr>
-          <w:rFonts w:ascii="Assistant Medium" w:hAnsi="Assistant Medium" w:cs="Assistant Medium"/>
-        </w:rPr>
-        <w:t xml:space="preserve"> pro</w:t>
-      </w:r>
-      <w:r>
-        <w:rPr>
-          <w:rFonts w:ascii="Assistant Medium" w:hAnsi="Assistant Medium" w:cs="Assistant Medium"/>
-        </w:rPr>
-        <w:t xml:space="preserve"> on latest version.</w:t>
-      </w:r>
-    </w:p>
-    <w:p>
-      <w:pPr>
-        <w:pStyle w:val="ListParagraph"/>
-        <w:numPr>
-          <w:ilvl w:val="0"/>
-          <w:numId w:val="2"/>
-        </w:numPr>
-        <w:spacing w:after="0" w:line="360" w:lineRule="auto"/>
-        <w:rPr>
-          <w:rFonts w:ascii="Assistant Medium" w:hAnsi="Assistant Medium" w:cs="Assistant Medium"/>
-        </w:rPr>
-      </w:pPr>
-      <w:proofErr w:type="spellStart"/>
-      <w:r>
-        <w:rPr>
-          <w:rFonts w:ascii="Assistant Medium" w:hAnsi="Assistant Medium" w:cs="Assistant Medium"/>
-        </w:rPr>
-        <w:t>Cloudtrail</w:t>
-      </w:r>
-      <w:proofErr w:type="spellEnd"/>
-      <w:r>
-        <w:rPr>
-          <w:rFonts w:ascii="Assistant Medium" w:hAnsi="Assistant Medium" w:cs="Assistant Medium"/>
-        </w:rPr>
-        <w:t xml:space="preserve"> monitoring.</w:t>
-      </w:r>
-      <w:r>
-        <w:rPr>
-          <w:rFonts w:ascii="Assistant Medium" w:hAnsi="Assistant Medium" w:cs="Assistant Medium"/>
-        </w:rPr>
-        <w:t xml:space="preserve"> S3 not public, can </w:t>
-      </w:r>
-      <w:r>
-        <w:rPr>
-          <w:rFonts w:ascii="Assistant Medium" w:hAnsi="Assistant Medium" w:cs="Assistant Medium"/>
-        </w:rPr>
-        <w:t xml:space="preserve">read </w:t>
-      </w:r>
-      <w:r>
-        <w:rPr>
-          <w:rFonts w:ascii="Assistant Medium" w:hAnsi="Assistant Medium" w:cs="Assistant Medium"/>
-        </w:rPr>
-        <w:t>access from single IP.</w:t>
-      </w:r>
-    </w:p>
-    <w:p>
-      <w:pPr>
-        <w:spacing w:after="0" w:line="360" w:lineRule="auto"/>
-        <w:rPr>
-          <w:rFonts w:ascii="Assistant Medium" w:hAnsi="Assistant Medium" w:cs="Assistant Medium"/>
-        </w:rPr>
-      </w:pPr>
-    </w:p>
-    <w:p>
-      <w:pPr>
-        <w:spacing w:after="0" w:line="360" w:lineRule="auto"/>
-        <w:rPr>
-          <w:rFonts w:ascii="Assistant Medium" w:hAnsi="Assistant Medium" w:cs="Assistant Medium"/>
-        </w:rPr>
-      </w:pPr>
-    </w:p>
-    <w:p>
-      <w:pPr>
-        <w:spacing w:after="0" w:line="360" w:lineRule="auto"/>
-        <w:rPr>
-          <w:rFonts w:ascii="Assistant Medium" w:hAnsi="Assistant Medium" w:cs="Assistant Medium"/>
-        </w:rPr>
-      </w:pPr>
-    </w:p>
-    <w:p>
-      <w:pPr>
-        <w:spacing w:after="0" w:line="360" w:lineRule="auto"/>
-        <w:rPr>
-          <w:rFonts w:ascii="Assistant Medium" w:hAnsi="Assistant Medium" w:cs="Assistant Medium"/>
-        </w:rPr>
-      </w:pPr>
-    </w:p>
-    <w:p>
-      <w:pPr>
-        <w:spacing w:after="0" w:line="360" w:lineRule="auto"/>
-        <w:rPr>
-          <w:rFonts w:ascii="Assistant Medium" w:hAnsi="Assistant Medium" w:cs="Assistant Medium"/>
-        </w:rPr>
-      </w:pPr>
-    </w:p>
-    <w:p>
-      <w:pPr>
-        <w:spacing w:after="0" w:line="360" w:lineRule="auto"/>
-        <w:rPr>
-          <w:rFonts w:ascii="Assistant Medium" w:hAnsi="Assistant Medium" w:cs="Assistant Medium"/>
-        </w:rPr>
-      </w:pPr>
-    </w:p>
-    <w:p>
-      <w:pPr>
-        <w:spacing w:after="0" w:line="360" w:lineRule="auto"/>
-        <w:rPr>
-          <w:rFonts w:ascii="Assistant Medium" w:hAnsi="Assistant Medium" w:cs="Assistant Medium"/>
-        </w:rPr>
-      </w:pPr>
-    </w:p>
-    <w:p>
-      <w:pPr>
-        <w:spacing w:after="0" w:line="360" w:lineRule="auto"/>
-        <w:rPr>
-          <w:rFonts w:ascii="Assistant Medium" w:hAnsi="Assistant Medium" w:cs="Assistant Medium"/>
-        </w:rPr>
-      </w:pPr>
-    </w:p>
-    <w:p>
-      <w:pPr>
-        <w:spacing w:after="0" w:line="360" w:lineRule="auto"/>
-        <w:rPr>
-          <w:rFonts w:ascii="Assistant Medium" w:hAnsi="Assistant Medium" w:cs="Assistant Medium"/>
-        </w:rPr>
-      </w:pPr>
-    </w:p>
-    <w:p>
-      <w:pPr>
-        <w:spacing w:after="0" w:line="360" w:lineRule="auto"/>
-        <w:rPr>
-          <w:rFonts w:ascii="Assistant Medium" w:hAnsi="Assistant Medium" w:cs="Assistant Medium"/>
-        </w:rPr>
-      </w:pPr>
-    </w:p>
-    <w:p>
-      <w:pPr>
-        <w:spacing w:after="0" w:line="360" w:lineRule="auto"/>
-        <w:rPr>
-          <w:rFonts w:ascii="Assistant Medium" w:hAnsi="Assistant Medium" w:cs="Assistant Medium"/>
-        </w:rPr>
-      </w:pPr>
-    </w:p>
-    <w:p>
-      <w:pPr>
-        <w:spacing w:after="0" w:line="360" w:lineRule="auto"/>
-        <w:rPr>
-          <w:rFonts w:ascii="Assistant Medium" w:hAnsi="Assistant Medium" w:cs="Assistant Medium"/>
-        </w:rPr>
-      </w:pPr>
-    </w:p>
-    <w:p>
-      <w:pPr>
-        <w:spacing w:after="0" w:line="360" w:lineRule="auto"/>
-        <w:rPr>
-          <w:rFonts w:ascii="Assistant Medium" w:hAnsi="Assistant Medium" w:cs="Assistant Medium"/>
-        </w:rPr>
-      </w:pPr>
-    </w:p>
-    <w:p>
-      <w:pPr>
-        <w:spacing w:after="0" w:line="360" w:lineRule="auto"/>
+      </w:pPr>
+      <w:r>
         <w:rPr>
           <w:rFonts w:ascii="Assistant Medium" w:hAnsi="Assistant Medium" w:cs="Assistant Medium"/>
           <w:b/>
@@ -4921,8 +4945,649 @@
           <w:szCs w:val="28"/>
           <w:u w:val="single"/>
         </w:rPr>
-      </w:pPr>
-      <w:r>
+        <w:lastRenderedPageBreak/>
+        <w:t>Website</w:t>
+      </w:r>
+    </w:p>
+    <w:p>
+      <w:pPr>
+        <w:spacing w:after="0" w:line="360" w:lineRule="auto"/>
+        <w:rPr>
+          <w:rFonts w:ascii="Assistant Medium" w:hAnsi="Assistant Medium" w:cs="Assistant Medium"/>
+          <w:b/>
+          <w:bCs/>
+        </w:rPr>
+      </w:pPr>
+      <w:r>
+        <w:rPr>
+          <w:rFonts w:ascii="Assistant Medium" w:hAnsi="Assistant Medium" w:cs="Assistant Medium"/>
+          <w:b/>
+          <w:bCs/>
+        </w:rPr>
+        <w:t xml:space="preserve">Squarespace and bunny </w:t>
+      </w:r>
+      <w:proofErr w:type="spellStart"/>
+      <w:r>
+        <w:rPr>
+          <w:rFonts w:ascii="Assistant Medium" w:hAnsi="Assistant Medium" w:cs="Assistant Medium"/>
+          <w:b/>
+          <w:bCs/>
+        </w:rPr>
+        <w:t>cdn</w:t>
+      </w:r>
+      <w:proofErr w:type="spellEnd"/>
+    </w:p>
+    <w:p>
+      <w:pPr>
+        <w:pStyle w:val="ListParagraph"/>
+        <w:numPr>
+          <w:ilvl w:val="0"/>
+          <w:numId w:val="2"/>
+        </w:numPr>
+        <w:spacing w:after="0" w:line="360" w:lineRule="auto"/>
+        <w:rPr>
+          <w:rFonts w:ascii="Assistant Medium" w:hAnsi="Assistant Medium" w:cs="Assistant Medium"/>
+          <w:b/>
+          <w:bCs/>
+          <w:u w:val="single"/>
+        </w:rPr>
+      </w:pPr>
+      <w:r>
+        <w:rPr>
+          <w:rFonts w:ascii="Assistant Medium" w:hAnsi="Assistant Medium" w:cs="Assistant Medium"/>
+        </w:rPr>
+        <w:t>CDN</w:t>
+      </w:r>
+    </w:p>
+    <w:p>
+      <w:pPr>
+        <w:pStyle w:val="ListParagraph"/>
+        <w:numPr>
+          <w:ilvl w:val="0"/>
+          <w:numId w:val="2"/>
+        </w:numPr>
+        <w:spacing w:after="0" w:line="360" w:lineRule="auto"/>
+        <w:rPr>
+          <w:rFonts w:ascii="Assistant Medium" w:hAnsi="Assistant Medium" w:cs="Assistant Medium"/>
+          <w:b/>
+          <w:bCs/>
+          <w:u w:val="single"/>
+        </w:rPr>
+      </w:pPr>
+      <w:r>
+        <w:rPr>
+          <w:rFonts w:ascii="Assistant Medium" w:hAnsi="Assistant Medium" w:cs="Assistant Medium"/>
+        </w:rPr>
+        <w:t>DNS</w:t>
+      </w:r>
+    </w:p>
+    <w:p>
+      <w:pPr>
+        <w:pStyle w:val="ListParagraph"/>
+        <w:numPr>
+          <w:ilvl w:val="0"/>
+          <w:numId w:val="4"/>
+        </w:numPr>
+        <w:spacing w:after="0" w:line="360" w:lineRule="auto"/>
+        <w:rPr>
+          <w:rFonts w:ascii="Assistant Medium" w:hAnsi="Assistant Medium" w:cs="Assistant Medium"/>
+        </w:rPr>
+      </w:pPr>
+      <w:proofErr w:type="spellStart"/>
+      <w:r>
+        <w:rPr>
+          <w:rFonts w:ascii="Assistant Medium" w:hAnsi="Assistant Medium" w:cs="Assistant Medium"/>
+        </w:rPr>
+        <w:t>Dnssec</w:t>
+      </w:r>
+      <w:proofErr w:type="spellEnd"/>
+    </w:p>
+    <w:p>
+      <w:pPr>
+        <w:pStyle w:val="ListParagraph"/>
+        <w:numPr>
+          <w:ilvl w:val="0"/>
+          <w:numId w:val="4"/>
+        </w:numPr>
+        <w:spacing w:after="0" w:line="360" w:lineRule="auto"/>
+        <w:rPr>
+          <w:rFonts w:ascii="Assistant Medium" w:hAnsi="Assistant Medium" w:cs="Assistant Medium"/>
+        </w:rPr>
+      </w:pPr>
+      <w:proofErr w:type="spellStart"/>
+      <w:r>
+        <w:rPr>
+          <w:rFonts w:ascii="Assistant Medium" w:hAnsi="Assistant Medium" w:cs="Assistant Medium"/>
+        </w:rPr>
+        <w:t>Spf</w:t>
+      </w:r>
+      <w:proofErr w:type="spellEnd"/>
+    </w:p>
+    <w:p>
+      <w:pPr>
+        <w:pStyle w:val="ListParagraph"/>
+        <w:numPr>
+          <w:ilvl w:val="0"/>
+          <w:numId w:val="4"/>
+        </w:numPr>
+        <w:spacing w:after="0" w:line="360" w:lineRule="auto"/>
+        <w:rPr>
+          <w:rFonts w:ascii="Assistant Medium" w:hAnsi="Assistant Medium" w:cs="Assistant Medium"/>
+        </w:rPr>
+      </w:pPr>
+      <w:proofErr w:type="spellStart"/>
+      <w:r>
+        <w:rPr>
+          <w:rFonts w:ascii="Assistant Medium" w:hAnsi="Assistant Medium" w:cs="Assistant Medium"/>
+        </w:rPr>
+        <w:t>Mta-sts</w:t>
+      </w:r>
+      <w:proofErr w:type="spellEnd"/>
+    </w:p>
+    <w:p>
+      <w:pPr>
+        <w:pStyle w:val="ListParagraph"/>
+        <w:numPr>
+          <w:ilvl w:val="0"/>
+          <w:numId w:val="4"/>
+        </w:numPr>
+        <w:spacing w:after="0" w:line="360" w:lineRule="auto"/>
+        <w:rPr>
+          <w:rFonts w:ascii="Assistant Medium" w:hAnsi="Assistant Medium" w:cs="Assistant Medium"/>
+        </w:rPr>
+      </w:pPr>
+      <w:proofErr w:type="spellStart"/>
+      <w:r>
+        <w:rPr>
+          <w:rFonts w:ascii="Assistant Medium" w:hAnsi="Assistant Medium" w:cs="Assistant Medium"/>
+        </w:rPr>
+        <w:t>Dmarc</w:t>
+      </w:r>
+      <w:proofErr w:type="spellEnd"/>
+    </w:p>
+    <w:p>
+      <w:pPr>
+        <w:pStyle w:val="ListParagraph"/>
+        <w:numPr>
+          <w:ilvl w:val="0"/>
+          <w:numId w:val="4"/>
+        </w:numPr>
+        <w:spacing w:after="0" w:line="360" w:lineRule="auto"/>
+        <w:rPr>
+          <w:rFonts w:ascii="Assistant Medium" w:hAnsi="Assistant Medium" w:cs="Assistant Medium"/>
+        </w:rPr>
+      </w:pPr>
+      <w:proofErr w:type="spellStart"/>
+      <w:r>
+        <w:rPr>
+          <w:rFonts w:ascii="Assistant Medium" w:hAnsi="Assistant Medium" w:cs="Assistant Medium"/>
+        </w:rPr>
+        <w:t>Dkim</w:t>
+      </w:r>
+      <w:proofErr w:type="spellEnd"/>
+    </w:p>
+    <w:p>
+      <w:pPr>
+        <w:pStyle w:val="ListParagraph"/>
+        <w:numPr>
+          <w:ilvl w:val="0"/>
+          <w:numId w:val="4"/>
+        </w:numPr>
+        <w:spacing w:after="0" w:line="360" w:lineRule="auto"/>
+        <w:rPr>
+          <w:rFonts w:ascii="Assistant Medium" w:hAnsi="Assistant Medium" w:cs="Assistant Medium"/>
+        </w:rPr>
+      </w:pPr>
+      <w:proofErr w:type="spellStart"/>
+      <w:r>
+        <w:rPr>
+          <w:rFonts w:ascii="Assistant Medium" w:hAnsi="Assistant Medium" w:cs="Assistant Medium"/>
+        </w:rPr>
+        <w:t>Caa</w:t>
+      </w:r>
+      <w:proofErr w:type="spellEnd"/>
+    </w:p>
+    <w:p>
+      <w:pPr>
+        <w:pStyle w:val="ListParagraph"/>
+        <w:numPr>
+          <w:ilvl w:val="0"/>
+          <w:numId w:val="2"/>
+        </w:numPr>
+        <w:spacing w:after="0" w:line="360" w:lineRule="auto"/>
+        <w:rPr>
+          <w:rFonts w:ascii="Assistant Medium" w:hAnsi="Assistant Medium" w:cs="Assistant Medium"/>
+          <w:b/>
+          <w:bCs/>
+          <w:u w:val="single"/>
+        </w:rPr>
+      </w:pPr>
+      <w:r>
+        <w:rPr>
+          <w:rFonts w:ascii="Assistant Medium" w:hAnsi="Assistant Medium" w:cs="Assistant Medium"/>
+        </w:rPr>
+        <w:t>Geo blocking.</w:t>
+      </w:r>
+    </w:p>
+    <w:p>
+      <w:pPr>
+        <w:pStyle w:val="ListParagraph"/>
+        <w:numPr>
+          <w:ilvl w:val="0"/>
+          <w:numId w:val="2"/>
+        </w:numPr>
+        <w:spacing w:after="0" w:line="360" w:lineRule="auto"/>
+        <w:rPr>
+          <w:rFonts w:ascii="Assistant Medium" w:hAnsi="Assistant Medium" w:cs="Assistant Medium"/>
+          <w:b/>
+          <w:bCs/>
+          <w:u w:val="single"/>
+        </w:rPr>
+      </w:pPr>
+      <w:r>
+        <w:rPr>
+          <w:rFonts w:ascii="Assistant Medium" w:hAnsi="Assistant Medium" w:cs="Assistant Medium"/>
+        </w:rPr>
+        <w:t>Rate limit.</w:t>
+      </w:r>
+    </w:p>
+    <w:p>
+      <w:pPr>
+        <w:pStyle w:val="ListParagraph"/>
+        <w:numPr>
+          <w:ilvl w:val="0"/>
+          <w:numId w:val="2"/>
+        </w:numPr>
+        <w:spacing w:after="0" w:line="360" w:lineRule="auto"/>
+        <w:rPr>
+          <w:rFonts w:ascii="Assistant Medium" w:hAnsi="Assistant Medium" w:cs="Assistant Medium"/>
+          <w:b/>
+          <w:bCs/>
+          <w:u w:val="single"/>
+        </w:rPr>
+      </w:pPr>
+      <w:r>
+        <w:rPr>
+          <w:rFonts w:ascii="Assistant Medium" w:hAnsi="Assistant Medium" w:cs="Assistant Medium"/>
+        </w:rPr>
+        <w:t>WAF</w:t>
+      </w:r>
+      <w:r>
+        <w:rPr>
+          <w:rFonts w:ascii="Assistant Medium" w:hAnsi="Assistant Medium" w:cs="Assistant Medium"/>
+        </w:rPr>
+        <w:t>.</w:t>
+      </w:r>
+    </w:p>
+    <w:p>
+      <w:pPr>
+        <w:pStyle w:val="ListParagraph"/>
+        <w:numPr>
+          <w:ilvl w:val="0"/>
+          <w:numId w:val="2"/>
+        </w:numPr>
+        <w:spacing w:after="0" w:line="360" w:lineRule="auto"/>
+        <w:rPr>
+          <w:rFonts w:ascii="Assistant Medium" w:hAnsi="Assistant Medium" w:cs="Assistant Medium"/>
+          <w:b/>
+          <w:bCs/>
+          <w:u w:val="single"/>
+        </w:rPr>
+      </w:pPr>
+      <w:r>
+        <w:rPr>
+          <w:rFonts w:ascii="Assistant Medium" w:hAnsi="Assistant Medium" w:cs="Assistant Medium"/>
+        </w:rPr>
+        <w:t>Anti bot.</w:t>
+      </w:r>
+    </w:p>
+    <w:p>
+      <w:pPr>
+        <w:pStyle w:val="ListParagraph"/>
+        <w:numPr>
+          <w:ilvl w:val="0"/>
+          <w:numId w:val="2"/>
+        </w:numPr>
+        <w:spacing w:after="0" w:line="360" w:lineRule="auto"/>
+        <w:rPr>
+          <w:rFonts w:ascii="Assistant Medium" w:hAnsi="Assistant Medium" w:cs="Assistant Medium"/>
+          <w:b/>
+          <w:bCs/>
+          <w:u w:val="single"/>
+        </w:rPr>
+      </w:pPr>
+      <w:r>
+        <w:rPr>
+          <w:rFonts w:ascii="Assistant Medium" w:hAnsi="Assistant Medium" w:cs="Assistant Medium"/>
+        </w:rPr>
+        <w:t>D</w:t>
+      </w:r>
+      <w:r>
+        <w:rPr>
+          <w:rFonts w:ascii="Assistant Medium" w:hAnsi="Assistant Medium" w:cs="Assistant Medium"/>
+        </w:rPr>
+        <w:t>DOS</w:t>
+      </w:r>
+      <w:r>
+        <w:rPr>
+          <w:rFonts w:ascii="Assistant Medium" w:hAnsi="Assistant Medium" w:cs="Assistant Medium"/>
+        </w:rPr>
+        <w:t xml:space="preserve"> protection.</w:t>
+      </w:r>
+    </w:p>
+    <w:p>
+      <w:pPr>
+        <w:pStyle w:val="ListParagraph"/>
+        <w:numPr>
+          <w:ilvl w:val="0"/>
+          <w:numId w:val="2"/>
+        </w:numPr>
+        <w:spacing w:after="0" w:line="360" w:lineRule="auto"/>
+        <w:rPr>
+          <w:rFonts w:ascii="Assistant Medium" w:hAnsi="Assistant Medium" w:cs="Assistant Medium"/>
+          <w:b/>
+          <w:bCs/>
+          <w:u w:val="single"/>
+        </w:rPr>
+      </w:pPr>
+      <w:r>
+        <w:rPr>
+          <w:rFonts w:ascii="Assistant Medium" w:hAnsi="Assistant Medium" w:cs="Assistant Medium"/>
+        </w:rPr>
+        <w:t xml:space="preserve">Major access lists </w:t>
+      </w:r>
+    </w:p>
+    <w:p>
+      <w:pPr>
+        <w:pStyle w:val="ListParagraph"/>
+        <w:numPr>
+          <w:ilvl w:val="0"/>
+          <w:numId w:val="4"/>
+        </w:numPr>
+        <w:spacing w:after="0" w:line="360" w:lineRule="auto"/>
+        <w:rPr>
+          <w:rFonts w:ascii="Assistant Medium" w:hAnsi="Assistant Medium" w:cs="Assistant Medium"/>
+          <w:b/>
+          <w:bCs/>
+          <w:u w:val="single"/>
+        </w:rPr>
+      </w:pPr>
+      <w:r>
+        <w:rPr>
+          <w:rFonts w:ascii="Assistant Medium" w:hAnsi="Assistant Medium" w:cs="Assistant Medium"/>
+        </w:rPr>
+        <w:t>Block VPN.</w:t>
+      </w:r>
+    </w:p>
+    <w:p>
+      <w:pPr>
+        <w:pStyle w:val="ListParagraph"/>
+        <w:numPr>
+          <w:ilvl w:val="0"/>
+          <w:numId w:val="4"/>
+        </w:numPr>
+        <w:spacing w:after="0" w:line="360" w:lineRule="auto"/>
+        <w:rPr>
+          <w:rFonts w:ascii="Assistant Medium" w:hAnsi="Assistant Medium" w:cs="Assistant Medium"/>
+          <w:b/>
+          <w:bCs/>
+          <w:u w:val="single"/>
+        </w:rPr>
+      </w:pPr>
+      <w:r>
+        <w:rPr>
+          <w:rFonts w:ascii="Assistant Medium" w:hAnsi="Assistant Medium" w:cs="Assistant Medium"/>
+        </w:rPr>
+        <w:t>Block traffic from datacenters.</w:t>
+      </w:r>
+    </w:p>
+    <w:p>
+      <w:pPr>
+        <w:pStyle w:val="ListParagraph"/>
+        <w:numPr>
+          <w:ilvl w:val="0"/>
+          <w:numId w:val="4"/>
+        </w:numPr>
+        <w:spacing w:after="0" w:line="360" w:lineRule="auto"/>
+        <w:rPr>
+          <w:rFonts w:ascii="Assistant Medium" w:hAnsi="Assistant Medium" w:cs="Assistant Medium"/>
+          <w:b/>
+          <w:bCs/>
+          <w:u w:val="single"/>
+        </w:rPr>
+      </w:pPr>
+      <w:r>
+        <w:rPr>
+          <w:rFonts w:ascii="Assistant Medium" w:hAnsi="Assistant Medium" w:cs="Assistant Medium"/>
+        </w:rPr>
+        <w:t>Block TOR</w:t>
+      </w:r>
+    </w:p>
+    <w:p>
+      <w:pPr>
+        <w:pStyle w:val="ListParagraph"/>
+        <w:numPr>
+          <w:ilvl w:val="0"/>
+          <w:numId w:val="4"/>
+        </w:numPr>
+        <w:spacing w:after="0" w:line="360" w:lineRule="auto"/>
+        <w:rPr>
+          <w:rFonts w:ascii="Assistant Medium" w:hAnsi="Assistant Medium" w:cs="Assistant Medium"/>
+          <w:b/>
+          <w:bCs/>
+          <w:u w:val="single"/>
+        </w:rPr>
+      </w:pPr>
+      <w:r>
+        <w:rPr>
+          <w:rFonts w:ascii="Assistant Medium" w:hAnsi="Assistant Medium" w:cs="Assistant Medium"/>
+        </w:rPr>
+        <w:t>Block known BOTS.</w:t>
+      </w:r>
+    </w:p>
+    <w:p>
+      <w:pPr>
+        <w:pStyle w:val="ListParagraph"/>
+        <w:numPr>
+          <w:ilvl w:val="0"/>
+          <w:numId w:val="4"/>
+        </w:numPr>
+        <w:spacing w:after="0" w:line="360" w:lineRule="auto"/>
+        <w:rPr>
+          <w:rFonts w:ascii="Assistant Medium" w:hAnsi="Assistant Medium" w:cs="Assistant Medium"/>
+          <w:b/>
+          <w:bCs/>
+          <w:u w:val="single"/>
+        </w:rPr>
+      </w:pPr>
+      <w:proofErr w:type="spellStart"/>
+      <w:r>
+        <w:rPr>
+          <w:rFonts w:ascii="Assistant Medium" w:hAnsi="Assistant Medium" w:cs="Assistant Medium"/>
+        </w:rPr>
+        <w:t>Abuseipdb</w:t>
+      </w:r>
+      <w:proofErr w:type="spellEnd"/>
+      <w:r>
+        <w:rPr>
+          <w:rFonts w:ascii="Assistant Medium" w:hAnsi="Assistant Medium" w:cs="Assistant Medium"/>
+        </w:rPr>
+        <w:t xml:space="preserve"> and other known feeds.</w:t>
+      </w:r>
+    </w:p>
+    <w:p>
+      <w:pPr>
+        <w:pStyle w:val="ListParagraph"/>
+        <w:numPr>
+          <w:ilvl w:val="0"/>
+          <w:numId w:val="2"/>
+        </w:numPr>
+        <w:spacing w:after="0" w:line="360" w:lineRule="auto"/>
+        <w:rPr>
+          <w:rFonts w:ascii="Assistant Medium" w:hAnsi="Assistant Medium" w:cs="Assistant Medium"/>
+          <w:b/>
+          <w:bCs/>
+          <w:u w:val="single"/>
+        </w:rPr>
+      </w:pPr>
+      <w:r>
+        <w:rPr>
+          <w:rFonts w:ascii="Assistant Medium" w:hAnsi="Assistant Medium" w:cs="Assistant Medium"/>
+        </w:rPr>
+        <w:t>Upload scanning</w:t>
+      </w:r>
+      <w:r>
+        <w:rPr>
+          <w:rFonts w:ascii="Assistant Medium" w:hAnsi="Assistant Medium" w:cs="Assistant Medium"/>
+        </w:rPr>
+        <w:t xml:space="preserve"> against malwares and CSAM.</w:t>
+      </w:r>
+    </w:p>
+    <w:p>
+      <w:pPr>
+        <w:pStyle w:val="ListParagraph"/>
+        <w:numPr>
+          <w:ilvl w:val="0"/>
+          <w:numId w:val="2"/>
+        </w:numPr>
+        <w:spacing w:after="0" w:line="360" w:lineRule="auto"/>
+        <w:rPr>
+          <w:rFonts w:ascii="Assistant Medium" w:hAnsi="Assistant Medium" w:cs="Assistant Medium"/>
+          <w:b/>
+          <w:bCs/>
+          <w:u w:val="single"/>
+        </w:rPr>
+      </w:pPr>
+      <w:r>
+        <w:rPr>
+          <w:rFonts w:ascii="Assistant Medium" w:hAnsi="Assistant Medium" w:cs="Assistant Medium"/>
+        </w:rPr>
+        <w:t>Domain hold.</w:t>
+      </w:r>
+    </w:p>
+    <w:p>
+      <w:pPr>
+        <w:pStyle w:val="ListParagraph"/>
+        <w:numPr>
+          <w:ilvl w:val="0"/>
+          <w:numId w:val="2"/>
+        </w:numPr>
+        <w:spacing w:after="0" w:line="360" w:lineRule="auto"/>
+        <w:rPr>
+          <w:rFonts w:ascii="Assistant Medium" w:hAnsi="Assistant Medium" w:cs="Assistant Medium"/>
+          <w:b/>
+          <w:bCs/>
+          <w:u w:val="single"/>
+        </w:rPr>
+      </w:pPr>
+      <w:proofErr w:type="spellStart"/>
+      <w:proofErr w:type="gramStart"/>
+      <w:r>
+        <w:rPr>
+          <w:rFonts w:ascii="Assistant Medium" w:hAnsi="Assistant Medium" w:cs="Assistant Medium"/>
+        </w:rPr>
+        <w:t>Whois</w:t>
+      </w:r>
+      <w:proofErr w:type="spellEnd"/>
+      <w:proofErr w:type="gramEnd"/>
+      <w:r>
+        <w:rPr>
+          <w:rFonts w:ascii="Assistant Medium" w:hAnsi="Assistant Medium" w:cs="Assistant Medium"/>
+        </w:rPr>
+        <w:t xml:space="preserve"> privacy.</w:t>
+      </w:r>
+    </w:p>
+    <w:p>
+      <w:pPr>
+        <w:pStyle w:val="ListParagraph"/>
+        <w:numPr>
+          <w:ilvl w:val="0"/>
+          <w:numId w:val="2"/>
+        </w:numPr>
+        <w:spacing w:after="0" w:line="360" w:lineRule="auto"/>
+        <w:rPr>
+          <w:rFonts w:ascii="Assistant Medium" w:hAnsi="Assistant Medium" w:cs="Assistant Medium"/>
+          <w:b/>
+          <w:bCs/>
+          <w:u w:val="single"/>
+        </w:rPr>
+      </w:pPr>
+      <w:r>
+        <w:rPr>
+          <w:rFonts w:ascii="Assistant Medium" w:hAnsi="Assistant Medium" w:cs="Assistant Medium"/>
+        </w:rPr>
+        <w:t>Block post requests.</w:t>
+      </w:r>
+    </w:p>
+    <w:p>
+      <w:pPr>
+        <w:pStyle w:val="ListParagraph"/>
+        <w:numPr>
+          <w:ilvl w:val="0"/>
+          <w:numId w:val="2"/>
+        </w:numPr>
+        <w:spacing w:after="0" w:line="360" w:lineRule="auto"/>
+        <w:rPr>
+          <w:rFonts w:ascii="Assistant Medium" w:hAnsi="Assistant Medium" w:cs="Assistant Medium"/>
+          <w:b/>
+          <w:bCs/>
+          <w:u w:val="single"/>
+        </w:rPr>
+      </w:pPr>
+      <w:r>
+        <w:rPr>
+          <w:rFonts w:ascii="Assistant Medium" w:hAnsi="Assistant Medium" w:cs="Assistant Medium"/>
+        </w:rPr>
+        <w:t>Request and response body limit.</w:t>
+      </w:r>
+    </w:p>
+    <w:p>
+      <w:pPr>
+        <w:pStyle w:val="ListParagraph"/>
+        <w:numPr>
+          <w:ilvl w:val="0"/>
+          <w:numId w:val="2"/>
+        </w:numPr>
+        <w:spacing w:after="0" w:line="360" w:lineRule="auto"/>
+        <w:rPr>
+          <w:rFonts w:ascii="Assistant Medium" w:hAnsi="Assistant Medium" w:cs="Assistant Medium"/>
+        </w:rPr>
+      </w:pPr>
+      <w:r>
+        <w:rPr>
+          <w:rFonts w:ascii="Assistant Medium" w:hAnsi="Assistant Medium" w:cs="Assistant Medium"/>
+        </w:rPr>
+        <w:t>Real-time threat intelligence</w:t>
+      </w:r>
+      <w:r>
+        <w:rPr>
+          <w:rFonts w:ascii="Assistant Medium" w:hAnsi="Assistant Medium" w:cs="Assistant Medium"/>
+        </w:rPr>
+        <w:t>.</w:t>
+      </w:r>
+    </w:p>
+    <w:p>
+      <w:pPr>
+        <w:spacing w:after="0" w:line="360" w:lineRule="auto"/>
+        <w:rPr>
+          <w:rFonts w:ascii="Assistant Medium" w:hAnsi="Assistant Medium" w:cs="Assistant Medium"/>
+          <w:b/>
+          <w:bCs/>
+          <w:u w:val="single"/>
+        </w:rPr>
+      </w:pPr>
+    </w:p>
+    <w:p>
+      <w:pPr>
+        <w:spacing w:after="0" w:line="360" w:lineRule="auto"/>
+        <w:rPr>
+          <w:rFonts w:ascii="Assistant Medium" w:hAnsi="Assistant Medium" w:cs="Assistant Medium"/>
+        </w:rPr>
+      </w:pPr>
+    </w:p>
+    <w:p>
+      <w:pPr>
+        <w:spacing w:after="0" w:line="360" w:lineRule="auto"/>
         <w:rPr>
           <w:rFonts w:ascii="Assistant Medium" w:hAnsi="Assistant Medium" w:cs="Assistant Medium"/>
           <w:b/>
@@ -4931,649 +5596,8 @@
           <w:szCs w:val="28"/>
           <w:u w:val="single"/>
         </w:rPr>
-        <w:lastRenderedPageBreak/>
-        <w:t>Website</w:t>
-      </w:r>
-    </w:p>
-    <w:p>
-      <w:pPr>
-        <w:spacing w:after="0" w:line="360" w:lineRule="auto"/>
-        <w:rPr>
-          <w:rFonts w:ascii="Assistant Medium" w:hAnsi="Assistant Medium" w:cs="Assistant Medium"/>
-          <w:b/>
-          <w:bCs/>
-        </w:rPr>
-      </w:pPr>
-      <w:r>
-        <w:rPr>
-          <w:rFonts w:ascii="Assistant Medium" w:hAnsi="Assistant Medium" w:cs="Assistant Medium"/>
-          <w:b/>
-          <w:bCs/>
-        </w:rPr>
-        <w:t xml:space="preserve">Squarespace and bunny </w:t>
-      </w:r>
-      <w:proofErr w:type="spellStart"/>
-      <w:r>
-        <w:rPr>
-          <w:rFonts w:ascii="Assistant Medium" w:hAnsi="Assistant Medium" w:cs="Assistant Medium"/>
-          <w:b/>
-          <w:bCs/>
-        </w:rPr>
-        <w:t>cdn</w:t>
-      </w:r>
-      <w:proofErr w:type="spellEnd"/>
-    </w:p>
-    <w:p>
-      <w:pPr>
-        <w:pStyle w:val="ListParagraph"/>
-        <w:numPr>
-          <w:ilvl w:val="0"/>
-          <w:numId w:val="2"/>
-        </w:numPr>
-        <w:spacing w:after="0" w:line="360" w:lineRule="auto"/>
-        <w:rPr>
-          <w:rFonts w:ascii="Assistant Medium" w:hAnsi="Assistant Medium" w:cs="Assistant Medium"/>
-          <w:b/>
-          <w:bCs/>
-          <w:u w:val="single"/>
-        </w:rPr>
-      </w:pPr>
-      <w:r>
-        <w:rPr>
-          <w:rFonts w:ascii="Assistant Medium" w:hAnsi="Assistant Medium" w:cs="Assistant Medium"/>
-        </w:rPr>
-        <w:t>CDN</w:t>
-      </w:r>
-    </w:p>
-    <w:p>
-      <w:pPr>
-        <w:pStyle w:val="ListParagraph"/>
-        <w:numPr>
-          <w:ilvl w:val="0"/>
-          <w:numId w:val="2"/>
-        </w:numPr>
-        <w:spacing w:after="0" w:line="360" w:lineRule="auto"/>
-        <w:rPr>
-          <w:rFonts w:ascii="Assistant Medium" w:hAnsi="Assistant Medium" w:cs="Assistant Medium"/>
-          <w:b/>
-          <w:bCs/>
-          <w:u w:val="single"/>
-        </w:rPr>
-      </w:pPr>
-      <w:r>
-        <w:rPr>
-          <w:rFonts w:ascii="Assistant Medium" w:hAnsi="Assistant Medium" w:cs="Assistant Medium"/>
-        </w:rPr>
-        <w:t>DNS</w:t>
-      </w:r>
-    </w:p>
-    <w:p>
-      <w:pPr>
-        <w:pStyle w:val="ListParagraph"/>
-        <w:numPr>
-          <w:ilvl w:val="0"/>
-          <w:numId w:val="4"/>
-        </w:numPr>
-        <w:spacing w:after="0" w:line="360" w:lineRule="auto"/>
-        <w:rPr>
-          <w:rFonts w:ascii="Assistant Medium" w:hAnsi="Assistant Medium" w:cs="Assistant Medium"/>
-        </w:rPr>
-      </w:pPr>
-      <w:proofErr w:type="spellStart"/>
-      <w:r>
-        <w:rPr>
-          <w:rFonts w:ascii="Assistant Medium" w:hAnsi="Assistant Medium" w:cs="Assistant Medium"/>
-        </w:rPr>
-        <w:t>Dnssec</w:t>
-      </w:r>
-      <w:proofErr w:type="spellEnd"/>
-    </w:p>
-    <w:p>
-      <w:pPr>
-        <w:pStyle w:val="ListParagraph"/>
-        <w:numPr>
-          <w:ilvl w:val="0"/>
-          <w:numId w:val="4"/>
-        </w:numPr>
-        <w:spacing w:after="0" w:line="360" w:lineRule="auto"/>
-        <w:rPr>
-          <w:rFonts w:ascii="Assistant Medium" w:hAnsi="Assistant Medium" w:cs="Assistant Medium"/>
-        </w:rPr>
-      </w:pPr>
-      <w:proofErr w:type="spellStart"/>
-      <w:r>
-        <w:rPr>
-          <w:rFonts w:ascii="Assistant Medium" w:hAnsi="Assistant Medium" w:cs="Assistant Medium"/>
-        </w:rPr>
-        <w:t>Spf</w:t>
-      </w:r>
-      <w:proofErr w:type="spellEnd"/>
-    </w:p>
-    <w:p>
-      <w:pPr>
-        <w:pStyle w:val="ListParagraph"/>
-        <w:numPr>
-          <w:ilvl w:val="0"/>
-          <w:numId w:val="4"/>
-        </w:numPr>
-        <w:spacing w:after="0" w:line="360" w:lineRule="auto"/>
-        <w:rPr>
-          <w:rFonts w:ascii="Assistant Medium" w:hAnsi="Assistant Medium" w:cs="Assistant Medium"/>
-        </w:rPr>
-      </w:pPr>
-      <w:proofErr w:type="spellStart"/>
-      <w:r>
-        <w:rPr>
-          <w:rFonts w:ascii="Assistant Medium" w:hAnsi="Assistant Medium" w:cs="Assistant Medium"/>
-        </w:rPr>
-        <w:t>Mta-sts</w:t>
-      </w:r>
-      <w:proofErr w:type="spellEnd"/>
-    </w:p>
-    <w:p>
-      <w:pPr>
-        <w:pStyle w:val="ListParagraph"/>
-        <w:numPr>
-          <w:ilvl w:val="0"/>
-          <w:numId w:val="4"/>
-        </w:numPr>
-        <w:spacing w:after="0" w:line="360" w:lineRule="auto"/>
-        <w:rPr>
-          <w:rFonts w:ascii="Assistant Medium" w:hAnsi="Assistant Medium" w:cs="Assistant Medium"/>
-        </w:rPr>
-      </w:pPr>
-      <w:proofErr w:type="spellStart"/>
-      <w:r>
-        <w:rPr>
-          <w:rFonts w:ascii="Assistant Medium" w:hAnsi="Assistant Medium" w:cs="Assistant Medium"/>
-        </w:rPr>
-        <w:t>Dmarc</w:t>
-      </w:r>
-      <w:proofErr w:type="spellEnd"/>
-    </w:p>
-    <w:p>
-      <w:pPr>
-        <w:pStyle w:val="ListParagraph"/>
-        <w:numPr>
-          <w:ilvl w:val="0"/>
-          <w:numId w:val="4"/>
-        </w:numPr>
-        <w:spacing w:after="0" w:line="360" w:lineRule="auto"/>
-        <w:rPr>
-          <w:rFonts w:ascii="Assistant Medium" w:hAnsi="Assistant Medium" w:cs="Assistant Medium"/>
-        </w:rPr>
-      </w:pPr>
-      <w:proofErr w:type="spellStart"/>
-      <w:r>
-        <w:rPr>
-          <w:rFonts w:ascii="Assistant Medium" w:hAnsi="Assistant Medium" w:cs="Assistant Medium"/>
-        </w:rPr>
-        <w:t>Dkim</w:t>
-      </w:r>
-      <w:proofErr w:type="spellEnd"/>
-    </w:p>
-    <w:p>
-      <w:pPr>
-        <w:pStyle w:val="ListParagraph"/>
-        <w:numPr>
-          <w:ilvl w:val="0"/>
-          <w:numId w:val="4"/>
-        </w:numPr>
-        <w:spacing w:after="0" w:line="360" w:lineRule="auto"/>
-        <w:rPr>
-          <w:rFonts w:ascii="Assistant Medium" w:hAnsi="Assistant Medium" w:cs="Assistant Medium"/>
-        </w:rPr>
-      </w:pPr>
-      <w:proofErr w:type="spellStart"/>
-      <w:r>
-        <w:rPr>
-          <w:rFonts w:ascii="Assistant Medium" w:hAnsi="Assistant Medium" w:cs="Assistant Medium"/>
-        </w:rPr>
-        <w:t>Caa</w:t>
-      </w:r>
-      <w:proofErr w:type="spellEnd"/>
-    </w:p>
-    <w:p>
-      <w:pPr>
-        <w:pStyle w:val="ListParagraph"/>
-        <w:numPr>
-          <w:ilvl w:val="0"/>
-          <w:numId w:val="2"/>
-        </w:numPr>
-        <w:spacing w:after="0" w:line="360" w:lineRule="auto"/>
-        <w:rPr>
-          <w:rFonts w:ascii="Assistant Medium" w:hAnsi="Assistant Medium" w:cs="Assistant Medium"/>
-          <w:b/>
-          <w:bCs/>
-          <w:u w:val="single"/>
-        </w:rPr>
-      </w:pPr>
-      <w:r>
-        <w:rPr>
-          <w:rFonts w:ascii="Assistant Medium" w:hAnsi="Assistant Medium" w:cs="Assistant Medium"/>
-        </w:rPr>
-        <w:t>Geo blocking.</w:t>
-      </w:r>
-    </w:p>
-    <w:p>
-      <w:pPr>
-        <w:pStyle w:val="ListParagraph"/>
-        <w:numPr>
-          <w:ilvl w:val="0"/>
-          <w:numId w:val="2"/>
-        </w:numPr>
-        <w:spacing w:after="0" w:line="360" w:lineRule="auto"/>
-        <w:rPr>
-          <w:rFonts w:ascii="Assistant Medium" w:hAnsi="Assistant Medium" w:cs="Assistant Medium"/>
-          <w:b/>
-          <w:bCs/>
-          <w:u w:val="single"/>
-        </w:rPr>
-      </w:pPr>
-      <w:r>
-        <w:rPr>
-          <w:rFonts w:ascii="Assistant Medium" w:hAnsi="Assistant Medium" w:cs="Assistant Medium"/>
-        </w:rPr>
-        <w:t>Rate limit.</w:t>
-      </w:r>
-    </w:p>
-    <w:p>
-      <w:pPr>
-        <w:pStyle w:val="ListParagraph"/>
-        <w:numPr>
-          <w:ilvl w:val="0"/>
-          <w:numId w:val="2"/>
-        </w:numPr>
-        <w:spacing w:after="0" w:line="360" w:lineRule="auto"/>
-        <w:rPr>
-          <w:rFonts w:ascii="Assistant Medium" w:hAnsi="Assistant Medium" w:cs="Assistant Medium"/>
-          <w:b/>
-          <w:bCs/>
-          <w:u w:val="single"/>
-        </w:rPr>
-      </w:pPr>
-      <w:r>
-        <w:rPr>
-          <w:rFonts w:ascii="Assistant Medium" w:hAnsi="Assistant Medium" w:cs="Assistant Medium"/>
-        </w:rPr>
-        <w:t>WAF</w:t>
-      </w:r>
-      <w:r>
-        <w:rPr>
-          <w:rFonts w:ascii="Assistant Medium" w:hAnsi="Assistant Medium" w:cs="Assistant Medium"/>
-        </w:rPr>
-        <w:t>.</w:t>
-      </w:r>
-    </w:p>
-    <w:p>
-      <w:pPr>
-        <w:pStyle w:val="ListParagraph"/>
-        <w:numPr>
-          <w:ilvl w:val="0"/>
-          <w:numId w:val="2"/>
-        </w:numPr>
-        <w:spacing w:after="0" w:line="360" w:lineRule="auto"/>
-        <w:rPr>
-          <w:rFonts w:ascii="Assistant Medium" w:hAnsi="Assistant Medium" w:cs="Assistant Medium"/>
-          <w:b/>
-          <w:bCs/>
-          <w:u w:val="single"/>
-        </w:rPr>
-      </w:pPr>
-      <w:r>
-        <w:rPr>
-          <w:rFonts w:ascii="Assistant Medium" w:hAnsi="Assistant Medium" w:cs="Assistant Medium"/>
-        </w:rPr>
-        <w:t>Anti bot.</w:t>
-      </w:r>
-    </w:p>
-    <w:p>
-      <w:pPr>
-        <w:pStyle w:val="ListParagraph"/>
-        <w:numPr>
-          <w:ilvl w:val="0"/>
-          <w:numId w:val="2"/>
-        </w:numPr>
-        <w:spacing w:after="0" w:line="360" w:lineRule="auto"/>
-        <w:rPr>
-          <w:rFonts w:ascii="Assistant Medium" w:hAnsi="Assistant Medium" w:cs="Assistant Medium"/>
-          <w:b/>
-          <w:bCs/>
-          <w:u w:val="single"/>
-        </w:rPr>
-      </w:pPr>
-      <w:r>
-        <w:rPr>
-          <w:rFonts w:ascii="Assistant Medium" w:hAnsi="Assistant Medium" w:cs="Assistant Medium"/>
-        </w:rPr>
-        <w:t>D</w:t>
-      </w:r>
-      <w:r>
-        <w:rPr>
-          <w:rFonts w:ascii="Assistant Medium" w:hAnsi="Assistant Medium" w:cs="Assistant Medium"/>
-        </w:rPr>
-        <w:t>DOS</w:t>
-      </w:r>
-      <w:r>
-        <w:rPr>
-          <w:rFonts w:ascii="Assistant Medium" w:hAnsi="Assistant Medium" w:cs="Assistant Medium"/>
-        </w:rPr>
-        <w:t xml:space="preserve"> protection.</w:t>
-      </w:r>
-    </w:p>
-    <w:p>
-      <w:pPr>
-        <w:pStyle w:val="ListParagraph"/>
-        <w:numPr>
-          <w:ilvl w:val="0"/>
-          <w:numId w:val="2"/>
-        </w:numPr>
-        <w:spacing w:after="0" w:line="360" w:lineRule="auto"/>
-        <w:rPr>
-          <w:rFonts w:ascii="Assistant Medium" w:hAnsi="Assistant Medium" w:cs="Assistant Medium"/>
-          <w:b/>
-          <w:bCs/>
-          <w:u w:val="single"/>
-        </w:rPr>
-      </w:pPr>
-      <w:r>
-        <w:rPr>
-          <w:rFonts w:ascii="Assistant Medium" w:hAnsi="Assistant Medium" w:cs="Assistant Medium"/>
-        </w:rPr>
-        <w:t xml:space="preserve">Major access lists </w:t>
-      </w:r>
-    </w:p>
-    <w:p>
-      <w:pPr>
-        <w:pStyle w:val="ListParagraph"/>
-        <w:numPr>
-          <w:ilvl w:val="0"/>
-          <w:numId w:val="4"/>
-        </w:numPr>
-        <w:spacing w:after="0" w:line="360" w:lineRule="auto"/>
-        <w:rPr>
-          <w:rFonts w:ascii="Assistant Medium" w:hAnsi="Assistant Medium" w:cs="Assistant Medium"/>
-          <w:b/>
-          <w:bCs/>
-          <w:u w:val="single"/>
-        </w:rPr>
-      </w:pPr>
-      <w:r>
-        <w:rPr>
-          <w:rFonts w:ascii="Assistant Medium" w:hAnsi="Assistant Medium" w:cs="Assistant Medium"/>
-        </w:rPr>
-        <w:t>Block VPN.</w:t>
-      </w:r>
-    </w:p>
-    <w:p>
-      <w:pPr>
-        <w:pStyle w:val="ListParagraph"/>
-        <w:numPr>
-          <w:ilvl w:val="0"/>
-          <w:numId w:val="4"/>
-        </w:numPr>
-        <w:spacing w:after="0" w:line="360" w:lineRule="auto"/>
-        <w:rPr>
-          <w:rFonts w:ascii="Assistant Medium" w:hAnsi="Assistant Medium" w:cs="Assistant Medium"/>
-          <w:b/>
-          <w:bCs/>
-          <w:u w:val="single"/>
-        </w:rPr>
-      </w:pPr>
-      <w:r>
-        <w:rPr>
-          <w:rFonts w:ascii="Assistant Medium" w:hAnsi="Assistant Medium" w:cs="Assistant Medium"/>
-        </w:rPr>
-        <w:t>Block traffic from datacenters.</w:t>
-      </w:r>
-    </w:p>
-    <w:p>
-      <w:pPr>
-        <w:pStyle w:val="ListParagraph"/>
-        <w:numPr>
-          <w:ilvl w:val="0"/>
-          <w:numId w:val="4"/>
-        </w:numPr>
-        <w:spacing w:after="0" w:line="360" w:lineRule="auto"/>
-        <w:rPr>
-          <w:rFonts w:ascii="Assistant Medium" w:hAnsi="Assistant Medium" w:cs="Assistant Medium"/>
-          <w:b/>
-          <w:bCs/>
-          <w:u w:val="single"/>
-        </w:rPr>
-      </w:pPr>
-      <w:r>
-        <w:rPr>
-          <w:rFonts w:ascii="Assistant Medium" w:hAnsi="Assistant Medium" w:cs="Assistant Medium"/>
-        </w:rPr>
-        <w:t>Block TOR</w:t>
-      </w:r>
-    </w:p>
-    <w:p>
-      <w:pPr>
-        <w:pStyle w:val="ListParagraph"/>
-        <w:numPr>
-          <w:ilvl w:val="0"/>
-          <w:numId w:val="4"/>
-        </w:numPr>
-        <w:spacing w:after="0" w:line="360" w:lineRule="auto"/>
-        <w:rPr>
-          <w:rFonts w:ascii="Assistant Medium" w:hAnsi="Assistant Medium" w:cs="Assistant Medium"/>
-          <w:b/>
-          <w:bCs/>
-          <w:u w:val="single"/>
-        </w:rPr>
-      </w:pPr>
-      <w:r>
-        <w:rPr>
-          <w:rFonts w:ascii="Assistant Medium" w:hAnsi="Assistant Medium" w:cs="Assistant Medium"/>
-        </w:rPr>
-        <w:t>Block known BOTS.</w:t>
-      </w:r>
-    </w:p>
-    <w:p>
-      <w:pPr>
-        <w:pStyle w:val="ListParagraph"/>
-        <w:numPr>
-          <w:ilvl w:val="0"/>
-          <w:numId w:val="4"/>
-        </w:numPr>
-        <w:spacing w:after="0" w:line="360" w:lineRule="auto"/>
-        <w:rPr>
-          <w:rFonts w:ascii="Assistant Medium" w:hAnsi="Assistant Medium" w:cs="Assistant Medium"/>
-          <w:b/>
-          <w:bCs/>
-          <w:u w:val="single"/>
-        </w:rPr>
-      </w:pPr>
-      <w:proofErr w:type="spellStart"/>
-      <w:r>
-        <w:rPr>
-          <w:rFonts w:ascii="Assistant Medium" w:hAnsi="Assistant Medium" w:cs="Assistant Medium"/>
-        </w:rPr>
-        <w:t>Abuseipdb</w:t>
-      </w:r>
-      <w:proofErr w:type="spellEnd"/>
-      <w:r>
-        <w:rPr>
-          <w:rFonts w:ascii="Assistant Medium" w:hAnsi="Assistant Medium" w:cs="Assistant Medium"/>
-        </w:rPr>
-        <w:t xml:space="preserve"> and other known feeds.</w:t>
-      </w:r>
-    </w:p>
-    <w:p>
-      <w:pPr>
-        <w:pStyle w:val="ListParagraph"/>
-        <w:numPr>
-          <w:ilvl w:val="0"/>
-          <w:numId w:val="2"/>
-        </w:numPr>
-        <w:spacing w:after="0" w:line="360" w:lineRule="auto"/>
-        <w:rPr>
-          <w:rFonts w:ascii="Assistant Medium" w:hAnsi="Assistant Medium" w:cs="Assistant Medium"/>
-          <w:b/>
-          <w:bCs/>
-          <w:u w:val="single"/>
-        </w:rPr>
-      </w:pPr>
-      <w:r>
-        <w:rPr>
-          <w:rFonts w:ascii="Assistant Medium" w:hAnsi="Assistant Medium" w:cs="Assistant Medium"/>
-        </w:rPr>
-        <w:t>Upload scanning</w:t>
-      </w:r>
-      <w:r>
-        <w:rPr>
-          <w:rFonts w:ascii="Assistant Medium" w:hAnsi="Assistant Medium" w:cs="Assistant Medium"/>
-        </w:rPr>
-        <w:t xml:space="preserve"> against malwares and CSAM.</w:t>
-      </w:r>
-    </w:p>
-    <w:p>
-      <w:pPr>
-        <w:pStyle w:val="ListParagraph"/>
-        <w:numPr>
-          <w:ilvl w:val="0"/>
-          <w:numId w:val="2"/>
-        </w:numPr>
-        <w:spacing w:after="0" w:line="360" w:lineRule="auto"/>
-        <w:rPr>
-          <w:rFonts w:ascii="Assistant Medium" w:hAnsi="Assistant Medium" w:cs="Assistant Medium"/>
-          <w:b/>
-          <w:bCs/>
-          <w:u w:val="single"/>
-        </w:rPr>
-      </w:pPr>
-      <w:r>
-        <w:rPr>
-          <w:rFonts w:ascii="Assistant Medium" w:hAnsi="Assistant Medium" w:cs="Assistant Medium"/>
-        </w:rPr>
-        <w:t>Domain hold.</w:t>
-      </w:r>
-    </w:p>
-    <w:p>
-      <w:pPr>
-        <w:pStyle w:val="ListParagraph"/>
-        <w:numPr>
-          <w:ilvl w:val="0"/>
-          <w:numId w:val="2"/>
-        </w:numPr>
-        <w:spacing w:after="0" w:line="360" w:lineRule="auto"/>
-        <w:rPr>
-          <w:rFonts w:ascii="Assistant Medium" w:hAnsi="Assistant Medium" w:cs="Assistant Medium"/>
-          <w:b/>
-          <w:bCs/>
-          <w:u w:val="single"/>
-        </w:rPr>
-      </w:pPr>
-      <w:proofErr w:type="spellStart"/>
-      <w:proofErr w:type="gramStart"/>
-      <w:r>
-        <w:rPr>
-          <w:rFonts w:ascii="Assistant Medium" w:hAnsi="Assistant Medium" w:cs="Assistant Medium"/>
-        </w:rPr>
-        <w:t>Whois</w:t>
-      </w:r>
-      <w:proofErr w:type="spellEnd"/>
-      <w:proofErr w:type="gramEnd"/>
-      <w:r>
-        <w:rPr>
-          <w:rFonts w:ascii="Assistant Medium" w:hAnsi="Assistant Medium" w:cs="Assistant Medium"/>
-        </w:rPr>
-        <w:t xml:space="preserve"> privacy.</w:t>
-      </w:r>
-    </w:p>
-    <w:p>
-      <w:pPr>
-        <w:pStyle w:val="ListParagraph"/>
-        <w:numPr>
-          <w:ilvl w:val="0"/>
-          <w:numId w:val="2"/>
-        </w:numPr>
-        <w:spacing w:after="0" w:line="360" w:lineRule="auto"/>
-        <w:rPr>
-          <w:rFonts w:ascii="Assistant Medium" w:hAnsi="Assistant Medium" w:cs="Assistant Medium"/>
-          <w:b/>
-          <w:bCs/>
-          <w:u w:val="single"/>
-        </w:rPr>
-      </w:pPr>
-      <w:r>
-        <w:rPr>
-          <w:rFonts w:ascii="Assistant Medium" w:hAnsi="Assistant Medium" w:cs="Assistant Medium"/>
-        </w:rPr>
-        <w:t>Block post requests.</w:t>
-      </w:r>
-    </w:p>
-    <w:p>
-      <w:pPr>
-        <w:pStyle w:val="ListParagraph"/>
-        <w:numPr>
-          <w:ilvl w:val="0"/>
-          <w:numId w:val="2"/>
-        </w:numPr>
-        <w:spacing w:after="0" w:line="360" w:lineRule="auto"/>
-        <w:rPr>
-          <w:rFonts w:ascii="Assistant Medium" w:hAnsi="Assistant Medium" w:cs="Assistant Medium"/>
-          <w:b/>
-          <w:bCs/>
-          <w:u w:val="single"/>
-        </w:rPr>
-      </w:pPr>
-      <w:r>
-        <w:rPr>
-          <w:rFonts w:ascii="Assistant Medium" w:hAnsi="Assistant Medium" w:cs="Assistant Medium"/>
-        </w:rPr>
-        <w:t>Request and response body limit.</w:t>
-      </w:r>
-    </w:p>
-    <w:p>
-      <w:pPr>
-        <w:pStyle w:val="ListParagraph"/>
-        <w:numPr>
-          <w:ilvl w:val="0"/>
-          <w:numId w:val="2"/>
-        </w:numPr>
-        <w:spacing w:after="0" w:line="360" w:lineRule="auto"/>
-        <w:rPr>
-          <w:rFonts w:ascii="Assistant Medium" w:hAnsi="Assistant Medium" w:cs="Assistant Medium"/>
-        </w:rPr>
-      </w:pPr>
-      <w:r>
-        <w:rPr>
-          <w:rFonts w:ascii="Assistant Medium" w:hAnsi="Assistant Medium" w:cs="Assistant Medium"/>
-        </w:rPr>
-        <w:t>Real-time threat intelligence</w:t>
-      </w:r>
-      <w:r>
-        <w:rPr>
-          <w:rFonts w:ascii="Assistant Medium" w:hAnsi="Assistant Medium" w:cs="Assistant Medium"/>
-        </w:rPr>
-        <w:t>.</w:t>
-      </w:r>
-    </w:p>
-    <w:p>
-      <w:pPr>
-        <w:spacing w:after="0" w:line="360" w:lineRule="auto"/>
-        <w:rPr>
-          <w:rFonts w:ascii="Assistant Medium" w:hAnsi="Assistant Medium" w:cs="Assistant Medium"/>
-          <w:b/>
-          <w:bCs/>
-          <w:u w:val="single"/>
-        </w:rPr>
-      </w:pPr>
-    </w:p>
-    <w:p>
-      <w:pPr>
-        <w:spacing w:after="0" w:line="360" w:lineRule="auto"/>
-        <w:rPr>
-          <w:rFonts w:ascii="Assistant Medium" w:hAnsi="Assistant Medium" w:cs="Assistant Medium"/>
-        </w:rPr>
-      </w:pPr>
-    </w:p>
-    <w:p>
-      <w:pPr>
-        <w:spacing w:after="0" w:line="360" w:lineRule="auto"/>
+      </w:pPr>
+      <w:r>
         <w:rPr>
           <w:rFonts w:ascii="Assistant Medium" w:hAnsi="Assistant Medium" w:cs="Assistant Medium"/>
           <w:b/>
@@ -5582,8 +5606,730 @@
           <w:szCs w:val="28"/>
           <w:u w:val="single"/>
         </w:rPr>
-      </w:pPr>
-      <w:r>
+        <w:lastRenderedPageBreak/>
+        <w:t>Backups</w:t>
+      </w:r>
+    </w:p>
+    <w:p>
+      <w:pPr>
+        <w:pStyle w:val="ListParagraph"/>
+        <w:numPr>
+          <w:ilvl w:val="0"/>
+          <w:numId w:val="2"/>
+        </w:numPr>
+        <w:spacing w:after="0" w:line="360" w:lineRule="auto"/>
+        <w:rPr>
+          <w:rFonts w:ascii="Assistant Medium" w:hAnsi="Assistant Medium" w:cs="Assistant Medium"/>
+          <w:u w:val="single"/>
+        </w:rPr>
+      </w:pPr>
+      <w:r>
+        <w:rPr>
+          <w:rFonts w:ascii="Assistant Medium" w:hAnsi="Assistant Medium" w:cs="Assistant Medium"/>
+        </w:rPr>
+        <w:t xml:space="preserve">Fast </w:t>
+      </w:r>
+      <w:r>
+        <w:rPr>
+          <w:rFonts w:ascii="Assistant Medium" w:hAnsi="Assistant Medium" w:cs="Assistant Medium"/>
+        </w:rPr>
+        <w:t>Large</w:t>
+      </w:r>
+      <w:r>
+        <w:rPr>
+          <w:rFonts w:ascii="Assistant Medium" w:hAnsi="Assistant Medium" w:cs="Assistant Medium"/>
+        </w:rPr>
+        <w:t xml:space="preserve"> </w:t>
+      </w:r>
+      <w:r>
+        <w:rPr>
+          <w:rFonts w:ascii="Assistant Medium" w:hAnsi="Assistant Medium" w:cs="Assistant Medium"/>
+        </w:rPr>
+        <w:t>capacity Disk on keys</w:t>
+      </w:r>
+      <w:r>
+        <w:rPr>
+          <w:rFonts w:ascii="Assistant Medium" w:hAnsi="Assistant Medium" w:cs="Assistant Medium"/>
+        </w:rPr>
+        <w:t xml:space="preserve"> up to 1TB each.</w:t>
+      </w:r>
+    </w:p>
+    <w:p>
+      <w:pPr>
+        <w:pStyle w:val="ListParagraph"/>
+        <w:numPr>
+          <w:ilvl w:val="0"/>
+          <w:numId w:val="2"/>
+        </w:numPr>
+        <w:spacing w:after="0" w:line="360" w:lineRule="auto"/>
+        <w:rPr>
+          <w:rFonts w:ascii="Assistant Medium" w:hAnsi="Assistant Medium" w:cs="Assistant Medium"/>
+          <w:u w:val="single"/>
+        </w:rPr>
+      </w:pPr>
+      <w:r>
+        <w:rPr>
+          <w:rFonts w:ascii="Assistant Medium" w:hAnsi="Assistant Medium" w:cs="Assistant Medium"/>
+        </w:rPr>
+        <w:t xml:space="preserve">Multiple </w:t>
+      </w:r>
+      <w:r>
+        <w:rPr>
+          <w:rFonts w:ascii="Assistant Medium" w:hAnsi="Assistant Medium" w:cs="Assistant Medium"/>
+        </w:rPr>
+        <w:t>Hard disks.</w:t>
+      </w:r>
+    </w:p>
+    <w:p>
+      <w:pPr>
+        <w:pStyle w:val="ListParagraph"/>
+        <w:numPr>
+          <w:ilvl w:val="0"/>
+          <w:numId w:val="2"/>
+        </w:numPr>
+        <w:spacing w:after="0" w:line="360" w:lineRule="auto"/>
+        <w:rPr>
+          <w:rFonts w:ascii="Assistant Medium" w:hAnsi="Assistant Medium" w:cs="Assistant Medium"/>
+          <w:u w:val="single"/>
+        </w:rPr>
+      </w:pPr>
+      <w:proofErr w:type="spellStart"/>
+      <w:r>
+        <w:rPr>
+          <w:rFonts w:ascii="Assistant Medium" w:hAnsi="Assistant Medium" w:cs="Assistant Medium"/>
+        </w:rPr>
+        <w:t>Onedrive</w:t>
+      </w:r>
+      <w:proofErr w:type="spellEnd"/>
+      <w:r>
+        <w:rPr>
+          <w:rFonts w:ascii="Assistant Medium" w:hAnsi="Assistant Medium" w:cs="Assistant Medium"/>
+        </w:rPr>
+        <w:t xml:space="preserve"> (6x1TB).</w:t>
+      </w:r>
+    </w:p>
+    <w:p>
+      <w:pPr>
+        <w:pStyle w:val="ListParagraph"/>
+        <w:numPr>
+          <w:ilvl w:val="0"/>
+          <w:numId w:val="2"/>
+        </w:numPr>
+        <w:spacing w:after="0" w:line="360" w:lineRule="auto"/>
+        <w:rPr>
+          <w:rFonts w:ascii="Assistant Medium" w:hAnsi="Assistant Medium" w:cs="Assistant Medium"/>
+          <w:u w:val="single"/>
+        </w:rPr>
+      </w:pPr>
+      <w:proofErr w:type="gramStart"/>
+      <w:r>
+        <w:rPr>
+          <w:rFonts w:ascii="Assistant Medium" w:hAnsi="Assistant Medium" w:cs="Assistant Medium"/>
+        </w:rPr>
+        <w:t>Family Google</w:t>
+      </w:r>
+      <w:proofErr w:type="gramEnd"/>
+      <w:r>
+        <w:rPr>
+          <w:rFonts w:ascii="Assistant Medium" w:hAnsi="Assistant Medium" w:cs="Assistant Medium"/>
+        </w:rPr>
+        <w:t xml:space="preserve"> storage</w:t>
+      </w:r>
+      <w:r>
+        <w:rPr>
+          <w:rFonts w:ascii="Assistant Medium" w:hAnsi="Assistant Medium" w:cs="Assistant Medium"/>
+        </w:rPr>
+        <w:t xml:space="preserve"> with combined </w:t>
+      </w:r>
+      <w:r>
+        <w:rPr>
+          <w:rFonts w:ascii="Assistant Medium" w:hAnsi="Assistant Medium" w:cs="Assistant Medium" w:hint="cs"/>
+          <w:rtl/>
+        </w:rPr>
+        <w:t>5</w:t>
+      </w:r>
+      <w:r>
+        <w:rPr>
+          <w:rFonts w:ascii="Assistant Medium" w:hAnsi="Assistant Medium" w:cs="Assistant Medium"/>
+        </w:rPr>
+        <w:t>TB shared with separate</w:t>
+      </w:r>
+      <w:r>
+        <w:rPr>
+          <w:rFonts w:ascii="Assistant Medium" w:hAnsi="Assistant Medium" w:cs="Assistant Medium"/>
+        </w:rPr>
+        <w:t xml:space="preserve"> allocation</w:t>
+      </w:r>
+      <w:r>
+        <w:rPr>
+          <w:rFonts w:ascii="Assistant Medium" w:hAnsi="Assistant Medium" w:cs="Assistant Medium"/>
+        </w:rPr>
+        <w:t xml:space="preserve"> per person.</w:t>
+      </w:r>
+    </w:p>
+    <w:p>
+      <w:pPr>
+        <w:pStyle w:val="ListParagraph"/>
+        <w:numPr>
+          <w:ilvl w:val="0"/>
+          <w:numId w:val="2"/>
+        </w:numPr>
+        <w:spacing w:after="0" w:line="360" w:lineRule="auto"/>
+        <w:rPr>
+          <w:rFonts w:ascii="Assistant Medium" w:hAnsi="Assistant Medium" w:cs="Assistant Medium"/>
+          <w:u w:val="single"/>
+        </w:rPr>
+      </w:pPr>
+      <w:r>
+        <w:rPr>
+          <w:rFonts w:ascii="Assistant Medium" w:hAnsi="Assistant Medium" w:cs="Assistant Medium"/>
+        </w:rPr>
+        <w:t>Servers’</w:t>
+      </w:r>
+      <w:r>
+        <w:rPr>
+          <w:rFonts w:ascii="Assistant Medium" w:hAnsi="Assistant Medium" w:cs="Assistant Medium"/>
+        </w:rPr>
+        <w:t xml:space="preserve"> snapshots on multiple separated regions.</w:t>
+      </w:r>
+    </w:p>
+    <w:p>
+      <w:pPr>
+        <w:spacing w:after="0" w:line="360" w:lineRule="auto"/>
+        <w:rPr>
+          <w:rFonts w:ascii="Assistant Medium" w:hAnsi="Assistant Medium" w:cs="Assistant Medium"/>
+          <w:u w:val="single"/>
+        </w:rPr>
+      </w:pPr>
+    </w:p>
+    <w:p>
+      <w:pPr>
+        <w:spacing w:after="0" w:line="360" w:lineRule="auto"/>
+        <w:rPr>
+          <w:rFonts w:ascii="Assistant Medium" w:hAnsi="Assistant Medium" w:cs="Assistant Medium"/>
+          <w:b/>
+          <w:bCs/>
+          <w:u w:val="single"/>
+        </w:rPr>
+      </w:pPr>
+      <w:r>
+        <w:rPr>
+          <w:rFonts w:ascii="Assistant Medium" w:hAnsi="Assistant Medium" w:cs="Assistant Medium"/>
+          <w:b/>
+          <w:bCs/>
+          <w:u w:val="single"/>
+        </w:rPr>
+        <w:t>AI</w:t>
+      </w:r>
+    </w:p>
+    <w:p>
+      <w:pPr>
+        <w:pStyle w:val="ListParagraph"/>
+        <w:numPr>
+          <w:ilvl w:val="0"/>
+          <w:numId w:val="2"/>
+        </w:numPr>
+      </w:pPr>
+      <w:r>
+        <w:t>Local AI Pipeline with private and secure connection between Desktop to remote phones and laptop.</w:t>
+      </w:r>
+    </w:p>
+    <w:p>
+      <w:r>
+        <w:t>The pipeline:</w:t>
+      </w:r>
+    </w:p>
+    <w:p>
+      <w:pPr>
+        <w:pStyle w:val="ListParagraph"/>
+        <w:numPr>
+          <w:ilvl w:val="0"/>
+          <w:numId w:val="7"/>
+        </w:numPr>
+      </w:pPr>
+      <w:r>
+        <w:t xml:space="preserve">On a Desktop with 16 GB </w:t>
+      </w:r>
+      <w:proofErr w:type="spellStart"/>
+      <w:r>
+        <w:t>Vram</w:t>
+      </w:r>
+      <w:proofErr w:type="spellEnd"/>
+      <w:r>
+        <w:t xml:space="preserve"> (AMD) I have LM studio or </w:t>
+      </w:r>
+      <w:proofErr w:type="spellStart"/>
+      <w:r>
+        <w:t>Lmstudio</w:t>
+      </w:r>
+      <w:proofErr w:type="spellEnd"/>
+      <w:r>
+        <w:t xml:space="preserve"> bionic with Gemma 4 26b a4b qat. It </w:t>
+      </w:r>
+      <w:proofErr w:type="gramStart"/>
+      <w:r>
+        <w:t>act</w:t>
+      </w:r>
+      <w:proofErr w:type="gramEnd"/>
+      <w:r>
+        <w:t xml:space="preserve"> as a server with </w:t>
+      </w:r>
+      <w:proofErr w:type="gramStart"/>
+      <w:r>
+        <w:t xml:space="preserve">exposed </w:t>
+      </w:r>
+      <w:r>
+        <w:t>API</w:t>
+      </w:r>
+      <w:proofErr w:type="gramEnd"/>
+      <w:r>
+        <w:t xml:space="preserve"> to the local network.</w:t>
+      </w:r>
+    </w:p>
+    <w:p>
+      <w:pPr>
+        <w:pStyle w:val="ListParagraph"/>
+        <w:numPr>
+          <w:ilvl w:val="0"/>
+          <w:numId w:val="7"/>
+        </w:numPr>
+      </w:pPr>
+      <w:r>
+        <w:t>On a raspberry pi on the local network I have a docker with open</w:t>
+      </w:r>
+      <w:r>
+        <w:t xml:space="preserve"> </w:t>
+      </w:r>
+      <w:proofErr w:type="spellStart"/>
+      <w:r>
+        <w:t>webui</w:t>
+      </w:r>
+      <w:proofErr w:type="spellEnd"/>
+      <w:r>
+        <w:t xml:space="preserve"> on it that connected to the </w:t>
+      </w:r>
+      <w:r>
+        <w:t>API</w:t>
+      </w:r>
+      <w:r>
+        <w:t>.</w:t>
+      </w:r>
+    </w:p>
+    <w:p>
+      <w:pPr>
+        <w:pStyle w:val="ListParagraph"/>
+        <w:numPr>
+          <w:ilvl w:val="0"/>
+          <w:numId w:val="7"/>
+        </w:numPr>
+      </w:pPr>
+      <w:r>
+        <w:t>For https I have on the raspberry pi a component called caddy.</w:t>
+      </w:r>
+    </w:p>
+    <w:p>
+      <w:pPr>
+        <w:pStyle w:val="ListParagraph"/>
+        <w:numPr>
+          <w:ilvl w:val="0"/>
+          <w:numId w:val="7"/>
+        </w:numPr>
+      </w:pPr>
+      <w:r>
+        <w:t>The open</w:t>
+      </w:r>
+      <w:r>
+        <w:t xml:space="preserve"> </w:t>
+      </w:r>
+      <w:proofErr w:type="spellStart"/>
+      <w:r>
+        <w:t>webui</w:t>
+      </w:r>
+      <w:proofErr w:type="spellEnd"/>
+      <w:r>
+        <w:t xml:space="preserve"> is set to enable web search with a toggle on the chat itself. The interface </w:t>
+      </w:r>
+      <w:r>
+        <w:t>is set</w:t>
+      </w:r>
+      <w:r>
+        <w:t xml:space="preserve"> to temporary chats without saving chats. The model set to not remember memories or </w:t>
+      </w:r>
+      <w:r>
+        <w:t>check</w:t>
+      </w:r>
+      <w:r>
+        <w:t xml:space="preserve"> older chats.</w:t>
+      </w:r>
+      <w:r>
+        <w:t xml:space="preserve"> </w:t>
+      </w:r>
+      <w:r>
+        <w:rPr>
+          <w:rFonts w:ascii="Assistant Medium" w:hAnsi="Assistant Medium" w:cs="Assistant Medium"/>
+        </w:rPr>
+        <w:t>shell usage disabled</w:t>
+      </w:r>
+      <w:r>
+        <w:rPr>
+          <w:rFonts w:ascii="Assistant Medium" w:hAnsi="Assistant Medium" w:cs="Assistant Medium"/>
+        </w:rPr>
+        <w:t>.</w:t>
+      </w:r>
+    </w:p>
+    <w:p>
+      <w:pPr>
+        <w:pStyle w:val="ListParagraph"/>
+        <w:numPr>
+          <w:ilvl w:val="0"/>
+          <w:numId w:val="7"/>
+        </w:numPr>
+      </w:pPr>
+      <w:r>
+        <w:t xml:space="preserve">On the raspberry </w:t>
+      </w:r>
+      <w:proofErr w:type="gramStart"/>
+      <w:r>
+        <w:t>pi</w:t>
+      </w:r>
+      <w:proofErr w:type="gramEnd"/>
+      <w:r>
+        <w:t xml:space="preserve"> </w:t>
+      </w:r>
+      <w:r>
+        <w:t>was installed</w:t>
+      </w:r>
+      <w:r>
+        <w:t xml:space="preserve"> </w:t>
+      </w:r>
+      <w:proofErr w:type="spellStart"/>
+      <w:r>
+        <w:t>Twingate</w:t>
+      </w:r>
+      <w:proofErr w:type="spellEnd"/>
+      <w:r>
+        <w:t xml:space="preserve"> connector as ZTNA. On </w:t>
+      </w:r>
+      <w:proofErr w:type="spellStart"/>
+      <w:r>
+        <w:t>T</w:t>
+      </w:r>
+      <w:r>
+        <w:t>wingate</w:t>
+      </w:r>
+      <w:proofErr w:type="spellEnd"/>
+      <w:r>
+        <w:t xml:space="preserve"> I set a resource with specific port and alias for the internal domain name.</w:t>
+      </w:r>
+    </w:p>
+    <w:p>
+      <w:pPr>
+        <w:pStyle w:val="ListParagraph"/>
+        <w:numPr>
+          <w:ilvl w:val="0"/>
+          <w:numId w:val="7"/>
+        </w:numPr>
+      </w:pPr>
+      <w:r>
+        <w:t xml:space="preserve">On Android phone I've set inside a secure folder the </w:t>
+      </w:r>
+      <w:proofErr w:type="spellStart"/>
+      <w:r>
+        <w:t>twingate</w:t>
+      </w:r>
+      <w:proofErr w:type="spellEnd"/>
+      <w:r>
+        <w:t xml:space="preserve"> app, so it won't interfere with the tunneling </w:t>
+      </w:r>
+      <w:r>
+        <w:t>protocol I</w:t>
+      </w:r>
+      <w:r>
+        <w:t xml:space="preserve"> have on the standard profile (Check point harmony mobile MTD).</w:t>
+      </w:r>
+    </w:p>
+    <w:p>
+      <w:pPr>
+        <w:pStyle w:val="ListParagraph"/>
+        <w:numPr>
+          <w:ilvl w:val="0"/>
+          <w:numId w:val="7"/>
+        </w:numPr>
+      </w:pPr>
+      <w:r>
+        <w:t xml:space="preserve">I've installed Caddy generated ca cert on the secure folder. I've </w:t>
+      </w:r>
+      <w:r>
+        <w:t>enabled</w:t>
+      </w:r>
+      <w:r>
+        <w:t xml:space="preserve"> the debug secret menu on Firefox on the secure folder, so I would be able to set </w:t>
+      </w:r>
+      <w:r>
+        <w:t>Firefox</w:t>
+      </w:r>
+      <w:r>
+        <w:t xml:space="preserve"> to use third party CA certificates. </w:t>
+      </w:r>
+    </w:p>
+    <w:p>
+      <w:pPr>
+        <w:pStyle w:val="ListParagraph"/>
+        <w:numPr>
+          <w:ilvl w:val="0"/>
+          <w:numId w:val="7"/>
+        </w:numPr>
+      </w:pPr>
+      <w:r>
+        <w:t xml:space="preserve">Connecting to </w:t>
+      </w:r>
+      <w:proofErr w:type="spellStart"/>
+      <w:r>
+        <w:t>Twingate</w:t>
+      </w:r>
+      <w:proofErr w:type="spellEnd"/>
+      <w:r>
+        <w:t xml:space="preserve"> via fingerprint and from there to the https internal site I've set of open </w:t>
+      </w:r>
+      <w:proofErr w:type="spellStart"/>
+      <w:r>
+        <w:t>webui</w:t>
+      </w:r>
+      <w:proofErr w:type="spellEnd"/>
+      <w:r>
+        <w:t>.</w:t>
+      </w:r>
+    </w:p>
+    <w:p>
+      <w:pPr>
+        <w:spacing w:after="0" w:line="360" w:lineRule="auto"/>
+        <w:rPr>
+          <w:rFonts w:ascii="Assistant Medium" w:hAnsi="Assistant Medium" w:cs="Assistant Medium"/>
+          <w:b/>
+          <w:bCs/>
+          <w:u w:val="single"/>
+        </w:rPr>
+      </w:pPr>
+    </w:p>
+    <w:p>
+      <w:pPr>
+        <w:pStyle w:val="ListParagraph"/>
+        <w:numPr>
+          <w:ilvl w:val="0"/>
+          <w:numId w:val="2"/>
+        </w:numPr>
+        <w:spacing w:after="0" w:line="360" w:lineRule="auto"/>
+        <w:rPr>
+          <w:rFonts w:ascii="Assistant Medium" w:hAnsi="Assistant Medium" w:cs="Assistant Medium"/>
+        </w:rPr>
+      </w:pPr>
+      <w:r>
+        <w:rPr>
+          <w:rFonts w:ascii="Assistant Medium" w:hAnsi="Assistant Medium" w:cs="Assistant Medium"/>
+        </w:rPr>
+        <w:t>Perplexity (</w:t>
+      </w:r>
+      <w:r>
+        <w:rPr>
+          <w:rFonts w:ascii="Assistant Medium" w:hAnsi="Assistant Medium" w:cs="Assistant Medium"/>
+        </w:rPr>
+        <w:t xml:space="preserve">For </w:t>
+      </w:r>
+      <w:r>
+        <w:rPr>
+          <w:rFonts w:ascii="Assistant Medium" w:hAnsi="Assistant Medium" w:cs="Assistant Medium"/>
+        </w:rPr>
+        <w:t>myself)</w:t>
+      </w:r>
+    </w:p>
+    <w:p>
+      <w:pPr>
+        <w:pStyle w:val="ListParagraph"/>
+        <w:numPr>
+          <w:ilvl w:val="0"/>
+          <w:numId w:val="2"/>
+        </w:numPr>
+        <w:spacing w:after="0" w:line="360" w:lineRule="auto"/>
+        <w:rPr>
+          <w:rFonts w:ascii="Assistant Medium" w:hAnsi="Assistant Medium" w:cs="Assistant Medium"/>
+        </w:rPr>
+      </w:pPr>
+      <w:r>
+        <w:rPr>
+          <w:rFonts w:ascii="Assistant Medium" w:hAnsi="Assistant Medium" w:cs="Assistant Medium"/>
+        </w:rPr>
+        <w:t>Gemini AI PRO</w:t>
+      </w:r>
+      <w:r>
+        <w:rPr>
+          <w:rFonts w:ascii="Assistant Medium" w:hAnsi="Assistant Medium" w:cs="Assistant Medium"/>
+        </w:rPr>
+        <w:t xml:space="preserve"> </w:t>
+      </w:r>
+      <w:r>
+        <w:rPr>
+          <w:rFonts w:ascii="Assistant Medium" w:hAnsi="Assistant Medium" w:cs="Assistant Medium"/>
+        </w:rPr>
+        <w:t xml:space="preserve">family plan </w:t>
+      </w:r>
+      <w:r>
+        <w:rPr>
+          <w:rFonts w:ascii="Assistant Medium" w:hAnsi="Assistant Medium" w:cs="Assistant Medium"/>
+        </w:rPr>
+        <w:t>with</w:t>
+      </w:r>
+      <w:r>
+        <w:rPr>
+          <w:rFonts w:ascii="Assistant Medium" w:hAnsi="Assistant Medium" w:cs="Assistant Medium"/>
+        </w:rPr>
+        <w:t xml:space="preserve"> 5TB shared storage included for all google services</w:t>
+      </w:r>
+      <w:r>
+        <w:rPr>
+          <w:rFonts w:ascii="Assistant Medium" w:hAnsi="Assistant Medium" w:cs="Assistant Medium"/>
+        </w:rPr>
+        <w:t xml:space="preserve"> (for family)</w:t>
+      </w:r>
+    </w:p>
+    <w:p>
+      <w:pPr>
+        <w:pStyle w:val="ListParagraph"/>
+        <w:numPr>
+          <w:ilvl w:val="0"/>
+          <w:numId w:val="2"/>
+        </w:numPr>
+        <w:spacing w:after="0" w:line="360" w:lineRule="auto"/>
+        <w:rPr>
+          <w:rFonts w:ascii="Assistant Medium" w:hAnsi="Assistant Medium" w:cs="Assistant Medium"/>
+        </w:rPr>
+      </w:pPr>
+      <w:proofErr w:type="spellStart"/>
+      <w:r>
+        <w:rPr>
+          <w:rFonts w:ascii="Assistant Medium" w:hAnsi="Assistant Medium" w:cs="Assistant Medium"/>
+        </w:rPr>
+        <w:lastRenderedPageBreak/>
+        <w:t>Lm</w:t>
+      </w:r>
+      <w:proofErr w:type="spellEnd"/>
+      <w:r>
+        <w:rPr>
+          <w:rFonts w:ascii="Assistant Medium" w:hAnsi="Assistant Medium" w:cs="Assistant Medium"/>
+        </w:rPr>
+        <w:t xml:space="preserve"> </w:t>
+      </w:r>
+      <w:r>
+        <w:rPr>
+          <w:rFonts w:ascii="Assistant Medium" w:hAnsi="Assistant Medium" w:cs="Assistant Medium"/>
+        </w:rPr>
+        <w:t xml:space="preserve">studio Bionic - Local AI with </w:t>
+      </w:r>
+      <w:proofErr w:type="spellStart"/>
+      <w:r>
+        <w:rPr>
+          <w:rFonts w:ascii="Assistant Medium" w:hAnsi="Assistant Medium" w:cs="Assistant Medium"/>
+        </w:rPr>
+        <w:t>gui</w:t>
+      </w:r>
+      <w:proofErr w:type="spellEnd"/>
+      <w:r>
+        <w:rPr>
+          <w:rFonts w:ascii="Assistant Medium" w:hAnsi="Assistant Medium" w:cs="Assistant Medium"/>
+        </w:rPr>
+        <w:t xml:space="preserve"> and </w:t>
+      </w:r>
+      <w:r>
+        <w:rPr>
+          <w:rFonts w:ascii="Assistant Medium" w:hAnsi="Assistant Medium" w:cs="Assistant Medium"/>
+        </w:rPr>
+        <w:t xml:space="preserve">internet capabilities (shell usage disabled) with </w:t>
+      </w:r>
+      <w:proofErr w:type="spellStart"/>
+      <w:r>
+        <w:rPr>
+          <w:rFonts w:ascii="Assistant Medium" w:hAnsi="Assistant Medium" w:cs="Assistant Medium"/>
+        </w:rPr>
+        <w:t>Lm</w:t>
+      </w:r>
+      <w:proofErr w:type="spellEnd"/>
+      <w:r>
+        <w:rPr>
+          <w:rFonts w:ascii="Assistant Medium" w:hAnsi="Assistant Medium" w:cs="Assistant Medium"/>
+        </w:rPr>
+        <w:t xml:space="preserve"> link for use of main computer power by remote laptop</w:t>
+      </w:r>
+      <w:r>
+        <w:rPr>
+          <w:rFonts w:ascii="Assistant Medium" w:hAnsi="Assistant Medium" w:cs="Assistant Medium"/>
+        </w:rPr>
+        <w:t>.</w:t>
+      </w:r>
+    </w:p>
+    <w:p>
+      <w:pPr>
+        <w:pStyle w:val="ListParagraph"/>
+        <w:numPr>
+          <w:ilvl w:val="0"/>
+          <w:numId w:val="2"/>
+        </w:numPr>
+        <w:spacing w:after="0" w:line="360" w:lineRule="auto"/>
+        <w:rPr>
+          <w:rFonts w:ascii="Assistant Medium" w:hAnsi="Assistant Medium" w:cs="Assistant Medium"/>
+        </w:rPr>
+      </w:pPr>
+      <w:proofErr w:type="spellStart"/>
+      <w:r>
+        <w:rPr>
+          <w:rFonts w:ascii="Assistant Medium" w:hAnsi="Assistant Medium" w:cs="Assistant Medium"/>
+        </w:rPr>
+        <w:t>Lm</w:t>
+      </w:r>
+      <w:proofErr w:type="spellEnd"/>
+      <w:r>
+        <w:rPr>
+          <w:rFonts w:ascii="Assistant Medium" w:hAnsi="Assistant Medium" w:cs="Assistant Medium"/>
+        </w:rPr>
+        <w:t xml:space="preserve"> studio – Local AI with GUI.</w:t>
+      </w:r>
+    </w:p>
+    <w:p>
+      <w:pPr>
+        <w:spacing w:after="0" w:line="360" w:lineRule="auto"/>
+        <w:rPr>
+          <w:rFonts w:ascii="Assistant Medium" w:hAnsi="Assistant Medium" w:cs="Assistant Medium"/>
+        </w:rPr>
+      </w:pPr>
+    </w:p>
+    <w:p>
+      <w:pPr>
+        <w:spacing w:after="0" w:line="360" w:lineRule="auto"/>
+        <w:rPr>
+          <w:rFonts w:ascii="Assistant Medium" w:hAnsi="Assistant Medium" w:cs="Assistant Medium"/>
+          <w:u w:val="single"/>
+        </w:rPr>
+      </w:pPr>
+    </w:p>
+    <w:p>
+      <w:pPr>
+        <w:spacing w:after="0" w:line="360" w:lineRule="auto"/>
+        <w:rPr>
+          <w:rFonts w:ascii="Assistant Medium" w:hAnsi="Assistant Medium" w:cs="Assistant Medium"/>
+          <w:u w:val="single"/>
+        </w:rPr>
+      </w:pPr>
+    </w:p>
+    <w:p>
+      <w:pPr>
+        <w:spacing w:after="0" w:line="360" w:lineRule="auto"/>
+        <w:rPr>
+          <w:rFonts w:ascii="Assistant Medium" w:hAnsi="Assistant Medium" w:cs="Assistant Medium"/>
+          <w:u w:val="single"/>
+        </w:rPr>
+      </w:pPr>
+    </w:p>
+    <w:p>
+      <w:pPr>
+        <w:spacing w:after="0" w:line="360" w:lineRule="auto"/>
         <w:rPr>
           <w:rFonts w:ascii="Assistant Medium" w:hAnsi="Assistant Medium" w:cs="Assistant Medium"/>
           <w:b/>
@@ -5592,348 +6338,8 @@
           <w:szCs w:val="28"/>
           <w:u w:val="single"/>
         </w:rPr>
-        <w:lastRenderedPageBreak/>
-        <w:t>Backups</w:t>
-      </w:r>
-    </w:p>
-    <w:p>
-      <w:pPr>
-        <w:pStyle w:val="ListParagraph"/>
-        <w:numPr>
-          <w:ilvl w:val="0"/>
-          <w:numId w:val="2"/>
-        </w:numPr>
-        <w:spacing w:after="0" w:line="360" w:lineRule="auto"/>
-        <w:rPr>
-          <w:rFonts w:ascii="Assistant Medium" w:hAnsi="Assistant Medium" w:cs="Assistant Medium"/>
-          <w:u w:val="single"/>
-        </w:rPr>
-      </w:pPr>
-      <w:r>
-        <w:rPr>
-          <w:rFonts w:ascii="Assistant Medium" w:hAnsi="Assistant Medium" w:cs="Assistant Medium"/>
-        </w:rPr>
-        <w:t xml:space="preserve">Fast </w:t>
-      </w:r>
-      <w:r>
-        <w:rPr>
-          <w:rFonts w:ascii="Assistant Medium" w:hAnsi="Assistant Medium" w:cs="Assistant Medium"/>
-        </w:rPr>
-        <w:t>Large</w:t>
-      </w:r>
-      <w:r>
-        <w:rPr>
-          <w:rFonts w:ascii="Assistant Medium" w:hAnsi="Assistant Medium" w:cs="Assistant Medium"/>
-        </w:rPr>
-        <w:t xml:space="preserve"> </w:t>
-      </w:r>
-      <w:r>
-        <w:rPr>
-          <w:rFonts w:ascii="Assistant Medium" w:hAnsi="Assistant Medium" w:cs="Assistant Medium"/>
-        </w:rPr>
-        <w:t>capacity Disk on keys</w:t>
-      </w:r>
-      <w:r>
-        <w:rPr>
-          <w:rFonts w:ascii="Assistant Medium" w:hAnsi="Assistant Medium" w:cs="Assistant Medium"/>
-        </w:rPr>
-        <w:t xml:space="preserve"> up to 1TB each.</w:t>
-      </w:r>
-    </w:p>
-    <w:p>
-      <w:pPr>
-        <w:pStyle w:val="ListParagraph"/>
-        <w:numPr>
-          <w:ilvl w:val="0"/>
-          <w:numId w:val="2"/>
-        </w:numPr>
-        <w:spacing w:after="0" w:line="360" w:lineRule="auto"/>
-        <w:rPr>
-          <w:rFonts w:ascii="Assistant Medium" w:hAnsi="Assistant Medium" w:cs="Assistant Medium"/>
-          <w:u w:val="single"/>
-        </w:rPr>
-      </w:pPr>
-      <w:r>
-        <w:rPr>
-          <w:rFonts w:ascii="Assistant Medium" w:hAnsi="Assistant Medium" w:cs="Assistant Medium"/>
-        </w:rPr>
-        <w:t xml:space="preserve">Multiple </w:t>
-      </w:r>
-      <w:r>
-        <w:rPr>
-          <w:rFonts w:ascii="Assistant Medium" w:hAnsi="Assistant Medium" w:cs="Assistant Medium"/>
-        </w:rPr>
-        <w:t>Hard disks.</w:t>
-      </w:r>
-    </w:p>
-    <w:p>
-      <w:pPr>
-        <w:pStyle w:val="ListParagraph"/>
-        <w:numPr>
-          <w:ilvl w:val="0"/>
-          <w:numId w:val="2"/>
-        </w:numPr>
-        <w:spacing w:after="0" w:line="360" w:lineRule="auto"/>
-        <w:rPr>
-          <w:rFonts w:ascii="Assistant Medium" w:hAnsi="Assistant Medium" w:cs="Assistant Medium"/>
-          <w:u w:val="single"/>
-        </w:rPr>
-      </w:pPr>
-      <w:proofErr w:type="spellStart"/>
-      <w:r>
-        <w:rPr>
-          <w:rFonts w:ascii="Assistant Medium" w:hAnsi="Assistant Medium" w:cs="Assistant Medium"/>
-        </w:rPr>
-        <w:t>Onedrive</w:t>
-      </w:r>
-      <w:proofErr w:type="spellEnd"/>
-      <w:r>
-        <w:rPr>
-          <w:rFonts w:ascii="Assistant Medium" w:hAnsi="Assistant Medium" w:cs="Assistant Medium"/>
-        </w:rPr>
-        <w:t xml:space="preserve"> (6x1TB).</w:t>
-      </w:r>
-    </w:p>
-    <w:p>
-      <w:pPr>
-        <w:pStyle w:val="ListParagraph"/>
-        <w:numPr>
-          <w:ilvl w:val="0"/>
-          <w:numId w:val="2"/>
-        </w:numPr>
-        <w:spacing w:after="0" w:line="360" w:lineRule="auto"/>
-        <w:rPr>
-          <w:rFonts w:ascii="Assistant Medium" w:hAnsi="Assistant Medium" w:cs="Assistant Medium"/>
-          <w:u w:val="single"/>
-        </w:rPr>
-      </w:pPr>
-      <w:proofErr w:type="gramStart"/>
-      <w:r>
-        <w:rPr>
-          <w:rFonts w:ascii="Assistant Medium" w:hAnsi="Assistant Medium" w:cs="Assistant Medium"/>
-        </w:rPr>
-        <w:t>Family Google</w:t>
-      </w:r>
-      <w:proofErr w:type="gramEnd"/>
-      <w:r>
-        <w:rPr>
-          <w:rFonts w:ascii="Assistant Medium" w:hAnsi="Assistant Medium" w:cs="Assistant Medium"/>
-        </w:rPr>
-        <w:t xml:space="preserve"> storage</w:t>
-      </w:r>
-      <w:r>
-        <w:rPr>
-          <w:rFonts w:ascii="Assistant Medium" w:hAnsi="Assistant Medium" w:cs="Assistant Medium"/>
-        </w:rPr>
-        <w:t xml:space="preserve"> with combined </w:t>
-      </w:r>
-      <w:r>
-        <w:rPr>
-          <w:rFonts w:ascii="Assistant Medium" w:hAnsi="Assistant Medium" w:cs="Assistant Medium" w:hint="cs"/>
-          <w:rtl/>
-        </w:rPr>
-        <w:t>5</w:t>
-      </w:r>
-      <w:r>
-        <w:rPr>
-          <w:rFonts w:ascii="Assistant Medium" w:hAnsi="Assistant Medium" w:cs="Assistant Medium"/>
-        </w:rPr>
-        <w:t>TB shared with separate</w:t>
-      </w:r>
-      <w:r>
-        <w:rPr>
-          <w:rFonts w:ascii="Assistant Medium" w:hAnsi="Assistant Medium" w:cs="Assistant Medium"/>
-        </w:rPr>
-        <w:t xml:space="preserve"> allocation</w:t>
-      </w:r>
-      <w:r>
-        <w:rPr>
-          <w:rFonts w:ascii="Assistant Medium" w:hAnsi="Assistant Medium" w:cs="Assistant Medium"/>
-        </w:rPr>
-        <w:t xml:space="preserve"> per person.</w:t>
-      </w:r>
-    </w:p>
-    <w:p>
-      <w:pPr>
-        <w:pStyle w:val="ListParagraph"/>
-        <w:numPr>
-          <w:ilvl w:val="0"/>
-          <w:numId w:val="2"/>
-        </w:numPr>
-        <w:spacing w:after="0" w:line="360" w:lineRule="auto"/>
-        <w:rPr>
-          <w:rFonts w:ascii="Assistant Medium" w:hAnsi="Assistant Medium" w:cs="Assistant Medium"/>
-          <w:u w:val="single"/>
-        </w:rPr>
-      </w:pPr>
-      <w:r>
-        <w:rPr>
-          <w:rFonts w:ascii="Assistant Medium" w:hAnsi="Assistant Medium" w:cs="Assistant Medium"/>
-        </w:rPr>
-        <w:t>Servers’</w:t>
-      </w:r>
-      <w:r>
-        <w:rPr>
-          <w:rFonts w:ascii="Assistant Medium" w:hAnsi="Assistant Medium" w:cs="Assistant Medium"/>
-        </w:rPr>
-        <w:t xml:space="preserve"> snapshots on multiple separated regions.</w:t>
-      </w:r>
-    </w:p>
-    <w:p>
-      <w:pPr>
-        <w:spacing w:after="0" w:line="360" w:lineRule="auto"/>
-        <w:rPr>
-          <w:rFonts w:ascii="Assistant Medium" w:hAnsi="Assistant Medium" w:cs="Assistant Medium"/>
-          <w:u w:val="single"/>
-        </w:rPr>
-      </w:pPr>
-    </w:p>
-    <w:p>
-      <w:pPr>
-        <w:spacing w:after="0" w:line="360" w:lineRule="auto"/>
-        <w:rPr>
-          <w:rFonts w:ascii="Assistant Medium" w:hAnsi="Assistant Medium" w:cs="Assistant Medium"/>
-          <w:b/>
-          <w:bCs/>
-          <w:u w:val="single"/>
-        </w:rPr>
-      </w:pPr>
-      <w:r>
-        <w:rPr>
-          <w:rFonts w:ascii="Assistant Medium" w:hAnsi="Assistant Medium" w:cs="Assistant Medium"/>
-          <w:b/>
-          <w:bCs/>
-          <w:u w:val="single"/>
-        </w:rPr>
-        <w:t>AI</w:t>
-      </w:r>
-    </w:p>
-    <w:p>
-      <w:pPr>
-        <w:pStyle w:val="ListParagraph"/>
-        <w:numPr>
-          <w:ilvl w:val="0"/>
-          <w:numId w:val="2"/>
-        </w:numPr>
-        <w:spacing w:after="0" w:line="360" w:lineRule="auto"/>
-        <w:rPr>
-          <w:rFonts w:ascii="Assistant Medium" w:hAnsi="Assistant Medium" w:cs="Assistant Medium"/>
-        </w:rPr>
-      </w:pPr>
-      <w:r>
-        <w:rPr>
-          <w:rFonts w:ascii="Assistant Medium" w:hAnsi="Assistant Medium" w:cs="Assistant Medium"/>
-        </w:rPr>
-        <w:t>Perplexity (myself)</w:t>
-      </w:r>
-    </w:p>
-    <w:p>
-      <w:pPr>
-        <w:pStyle w:val="ListParagraph"/>
-        <w:numPr>
-          <w:ilvl w:val="0"/>
-          <w:numId w:val="2"/>
-        </w:numPr>
-        <w:spacing w:after="0" w:line="360" w:lineRule="auto"/>
-        <w:rPr>
-          <w:rFonts w:ascii="Assistant Medium" w:hAnsi="Assistant Medium" w:cs="Assistant Medium"/>
-        </w:rPr>
-      </w:pPr>
-      <w:r>
-        <w:rPr>
-          <w:rFonts w:ascii="Assistant Medium" w:hAnsi="Assistant Medium" w:cs="Assistant Medium"/>
-        </w:rPr>
-        <w:t>Gemini AI PRO</w:t>
-      </w:r>
-      <w:r>
-        <w:rPr>
-          <w:rFonts w:ascii="Assistant Medium" w:hAnsi="Assistant Medium" w:cs="Assistant Medium"/>
-        </w:rPr>
-        <w:t xml:space="preserve"> </w:t>
-      </w:r>
-      <w:r>
-        <w:rPr>
-          <w:rFonts w:ascii="Assistant Medium" w:hAnsi="Assistant Medium" w:cs="Assistant Medium"/>
-        </w:rPr>
-        <w:t xml:space="preserve">family plan </w:t>
-      </w:r>
-      <w:r>
-        <w:rPr>
-          <w:rFonts w:ascii="Assistant Medium" w:hAnsi="Assistant Medium" w:cs="Assistant Medium"/>
-        </w:rPr>
-        <w:t>with</w:t>
-      </w:r>
-      <w:r>
-        <w:rPr>
-          <w:rFonts w:ascii="Assistant Medium" w:hAnsi="Assistant Medium" w:cs="Assistant Medium"/>
-        </w:rPr>
-        <w:t xml:space="preserve"> 5TB shared storage included for all google services</w:t>
-      </w:r>
-      <w:r>
-        <w:rPr>
-          <w:rFonts w:ascii="Assistant Medium" w:hAnsi="Assistant Medium" w:cs="Assistant Medium"/>
-        </w:rPr>
-        <w:t xml:space="preserve"> (for family)</w:t>
-      </w:r>
-    </w:p>
-    <w:p>
-      <w:pPr>
-        <w:pStyle w:val="ListParagraph"/>
-        <w:numPr>
-          <w:ilvl w:val="0"/>
-          <w:numId w:val="2"/>
-        </w:numPr>
-        <w:spacing w:after="0" w:line="360" w:lineRule="auto"/>
-        <w:rPr>
-          <w:rFonts w:ascii="Assistant Medium" w:hAnsi="Assistant Medium" w:cs="Assistant Medium"/>
-        </w:rPr>
-      </w:pPr>
-      <w:proofErr w:type="spellStart"/>
-      <w:r>
-        <w:rPr>
-          <w:rFonts w:ascii="Assistant Medium" w:hAnsi="Assistant Medium" w:cs="Assistant Medium"/>
-        </w:rPr>
-        <w:t>Lm</w:t>
-      </w:r>
-      <w:proofErr w:type="spellEnd"/>
-      <w:r>
-        <w:rPr>
-          <w:rFonts w:ascii="Assistant Medium" w:hAnsi="Assistant Medium" w:cs="Assistant Medium"/>
-        </w:rPr>
-        <w:t xml:space="preserve"> </w:t>
-      </w:r>
-      <w:r>
-        <w:rPr>
-          <w:rFonts w:ascii="Assistant Medium" w:hAnsi="Assistant Medium" w:cs="Assistant Medium"/>
-        </w:rPr>
-        <w:t xml:space="preserve">studio Bionic - Local AI with internet capabilities (shell usage disabled) with </w:t>
-      </w:r>
-      <w:proofErr w:type="spellStart"/>
-      <w:r>
-        <w:rPr>
-          <w:rFonts w:ascii="Assistant Medium" w:hAnsi="Assistant Medium" w:cs="Assistant Medium"/>
-        </w:rPr>
-        <w:t>Lm</w:t>
-      </w:r>
-      <w:proofErr w:type="spellEnd"/>
-      <w:r>
-        <w:rPr>
-          <w:rFonts w:ascii="Assistant Medium" w:hAnsi="Assistant Medium" w:cs="Assistant Medium"/>
-        </w:rPr>
-        <w:t xml:space="preserve"> link for use of main computer power by remote laptop </w:t>
-      </w:r>
-    </w:p>
-    <w:p>
-      <w:pPr>
-        <w:spacing w:after="0" w:line="360" w:lineRule="auto"/>
-        <w:rPr>
-          <w:rFonts w:ascii="Assistant Medium" w:hAnsi="Assistant Medium" w:cs="Assistant Medium"/>
-        </w:rPr>
-      </w:pPr>
-    </w:p>
-    <w:p>
-      <w:pPr>
-        <w:spacing w:after="0" w:line="360" w:lineRule="auto"/>
+      </w:pPr>
+      <w:r>
         <w:rPr>
           <w:rFonts w:ascii="Assistant Medium" w:hAnsi="Assistant Medium" w:cs="Assistant Medium"/>
           <w:b/>
@@ -5942,24 +6348,7 @@
           <w:szCs w:val="28"/>
           <w:u w:val="single"/>
         </w:rPr>
-      </w:pPr>
-      <w:r>
-        <w:rPr>
-          <w:rFonts w:ascii="Assistant Medium" w:hAnsi="Assistant Medium" w:cs="Assistant Medium"/>
-          <w:b/>
-          <w:bCs/>
-          <w:u w:val="single"/>
-        </w:rPr>
-        <w:t>IT</w:t>
-      </w:r>
-      <w:r>
-        <w:rPr>
-          <w:rFonts w:ascii="Assistant Medium" w:hAnsi="Assistant Medium" w:cs="Assistant Medium"/>
-          <w:b/>
-          <w:bCs/>
-          <w:u w:val="single"/>
-        </w:rPr>
-        <w:t xml:space="preserve"> </w:t>
+        <w:t xml:space="preserve">SPLUNK </w:t>
       </w:r>
       <w:r>
         <w:rPr>
@@ -5970,7 +6359,7 @@
           <w:szCs w:val="28"/>
           <w:u w:val="single"/>
         </w:rPr>
-        <w:t>OTHER</w:t>
+        <w:t>Home lab, not production</w:t>
       </w:r>
       <w:r>
         <w:rPr>
@@ -5981,33 +6370,73 @@
           <w:szCs w:val="28"/>
           <w:u w:val="single"/>
         </w:rPr>
-        <w:t xml:space="preserve"> – no security related</w:t>
-      </w:r>
-    </w:p>
-    <w:p>
-      <w:pPr>
-        <w:spacing w:after="0" w:line="360" w:lineRule="auto"/>
-        <w:rPr>
-          <w:rFonts w:ascii="Assistant Medium" w:hAnsi="Assistant Medium" w:cs="Assistant Medium"/>
-        </w:rPr>
-      </w:pPr>
-      <w:r>
-        <w:rPr>
-          <w:rFonts w:ascii="Assistant Medium" w:hAnsi="Assistant Medium" w:cs="Assistant Medium"/>
-        </w:rPr>
-        <w:t xml:space="preserve">For lowering risks from piracy </w:t>
-      </w:r>
-      <w:r>
-        <w:rPr>
-          <w:rFonts w:ascii="Assistant Medium" w:hAnsi="Assistant Medium" w:cs="Assistant Medium"/>
-        </w:rPr>
-        <w:t xml:space="preserve">and freeware/greyware </w:t>
-      </w:r>
-      <w:r>
-        <w:rPr>
-          <w:rFonts w:ascii="Assistant Medium" w:hAnsi="Assistant Medium" w:cs="Assistant Medium"/>
-        </w:rPr>
-        <w:t>and improve user experience.</w:t>
+        <w:t>, as a testing environment</w:t>
+      </w:r>
+    </w:p>
+    <w:p>
+      <w:pPr>
+        <w:spacing w:after="0" w:line="360" w:lineRule="auto"/>
+        <w:rPr>
+          <w:rFonts w:ascii="Assistant Medium" w:hAnsi="Assistant Medium" w:cs="Assistant Medium"/>
+        </w:rPr>
+      </w:pPr>
+      <w:r>
+        <w:rPr>
+          <w:rFonts w:ascii="Assistant Medium" w:hAnsi="Assistant Medium" w:cs="Assistant Medium"/>
+        </w:rPr>
+        <w:t xml:space="preserve">Splunk Enterprise clusters with ES, as a testing environment for my enterprise clients. Build on </w:t>
+      </w:r>
+      <w:proofErr w:type="spellStart"/>
+      <w:r>
+        <w:rPr>
+          <w:rFonts w:ascii="Assistant Medium" w:hAnsi="Assistant Medium" w:cs="Assistant Medium"/>
+        </w:rPr>
+        <w:t>Vmware</w:t>
+      </w:r>
+      <w:proofErr w:type="spellEnd"/>
+      <w:r>
+        <w:rPr>
+          <w:rFonts w:ascii="Assistant Medium" w:hAnsi="Assistant Medium" w:cs="Assistant Medium"/>
+        </w:rPr>
+        <w:t xml:space="preserve"> workstation pro as VM'S (1</w:t>
+      </w:r>
+      <w:r>
+        <w:rPr>
+          <w:rFonts w:ascii="Assistant Medium" w:hAnsi="Assistant Medium" w:cs="Assistant Medium"/>
+        </w:rPr>
+        <w:t>6</w:t>
+      </w:r>
+      <w:r>
+        <w:rPr>
+          <w:rFonts w:ascii="Assistant Medium" w:hAnsi="Assistant Medium" w:cs="Assistant Medium"/>
+        </w:rPr>
+        <w:t xml:space="preserve"> VM'S) on two old computers</w:t>
+      </w:r>
+      <w:r>
+        <w:rPr>
+          <w:rFonts w:ascii="Assistant Medium" w:hAnsi="Assistant Medium" w:cs="Assistant Medium"/>
+        </w:rPr>
+        <w:t xml:space="preserve"> that most of the time </w:t>
+      </w:r>
+      <w:proofErr w:type="gramStart"/>
+      <w:r>
+        <w:rPr>
+          <w:rFonts w:ascii="Assistant Medium" w:hAnsi="Assistant Medium" w:cs="Assistant Medium"/>
+        </w:rPr>
+        <w:t>turned</w:t>
+      </w:r>
+      <w:proofErr w:type="gramEnd"/>
+      <w:r>
+        <w:rPr>
+          <w:rFonts w:ascii="Assistant Medium" w:hAnsi="Assistant Medium" w:cs="Assistant Medium"/>
+        </w:rPr>
+        <w:t xml:space="preserve"> off for electricity saving. But can be turned remotely</w:t>
+      </w:r>
+      <w:r>
+        <w:rPr>
+          <w:rFonts w:ascii="Assistant Medium" w:hAnsi="Assistant Medium" w:cs="Assistant Medium"/>
+        </w:rPr>
+        <w:t>.</w:t>
       </w:r>
     </w:p>
     <w:p>
@@ -6026,7 +6455,295 @@
         <w:rPr>
           <w:rFonts w:ascii="Assistant Medium" w:hAnsi="Assistant Medium" w:cs="Assistant Medium"/>
         </w:rPr>
-        <w:t>Microsoft office 356 family plan.</w:t>
+        <w:t>1</w:t>
+      </w:r>
+      <w:r>
+        <w:rPr>
+          <w:rFonts w:ascii="Assistant Medium" w:hAnsi="Assistant Medium" w:cs="Assistant Medium"/>
+        </w:rPr>
+        <w:t>2</w:t>
+      </w:r>
+      <w:r>
+        <w:rPr>
+          <w:rFonts w:ascii="Assistant Medium" w:hAnsi="Assistant Medium" w:cs="Assistant Medium"/>
+        </w:rPr>
+        <w:t xml:space="preserve"> VM's in clusters mode.</w:t>
+      </w:r>
+    </w:p>
+    <w:p>
+      <w:pPr>
+        <w:pStyle w:val="ListParagraph"/>
+        <w:numPr>
+          <w:ilvl w:val="0"/>
+          <w:numId w:val="4"/>
+        </w:numPr>
+        <w:spacing w:after="0" w:line="360" w:lineRule="auto"/>
+        <w:rPr>
+          <w:rFonts w:ascii="Assistant Medium" w:hAnsi="Assistant Medium" w:cs="Assistant Medium"/>
+        </w:rPr>
+      </w:pPr>
+      <w:r>
+        <w:rPr>
+          <w:rFonts w:ascii="Assistant Medium" w:hAnsi="Assistant Medium" w:cs="Assistant Medium"/>
+        </w:rPr>
+        <w:t>Cluster manager.</w:t>
+      </w:r>
+    </w:p>
+    <w:p>
+      <w:pPr>
+        <w:pStyle w:val="ListParagraph"/>
+        <w:numPr>
+          <w:ilvl w:val="0"/>
+          <w:numId w:val="4"/>
+        </w:numPr>
+        <w:spacing w:after="0" w:line="360" w:lineRule="auto"/>
+        <w:rPr>
+          <w:rFonts w:ascii="Assistant Medium" w:hAnsi="Assistant Medium" w:cs="Assistant Medium"/>
+        </w:rPr>
+      </w:pPr>
+      <w:r>
+        <w:rPr>
+          <w:rFonts w:ascii="Assistant Medium" w:hAnsi="Assistant Medium" w:cs="Assistant Medium"/>
+        </w:rPr>
+        <w:t>Deployer</w:t>
+      </w:r>
+    </w:p>
+    <w:p>
+      <w:pPr>
+        <w:pStyle w:val="ListParagraph"/>
+        <w:numPr>
+          <w:ilvl w:val="0"/>
+          <w:numId w:val="4"/>
+        </w:numPr>
+        <w:spacing w:after="0" w:line="360" w:lineRule="auto"/>
+        <w:rPr>
+          <w:rFonts w:ascii="Assistant Medium" w:hAnsi="Assistant Medium" w:cs="Assistant Medium"/>
+        </w:rPr>
+      </w:pPr>
+      <w:r>
+        <w:rPr>
+          <w:rFonts w:ascii="Assistant Medium" w:hAnsi="Assistant Medium" w:cs="Assistant Medium"/>
+        </w:rPr>
+        <w:t>3 Indexers in clusters mode and multi-site</w:t>
+      </w:r>
+      <w:r>
+        <w:rPr>
+          <w:rFonts w:ascii="Assistant Medium" w:hAnsi="Assistant Medium" w:cs="Assistant Medium"/>
+        </w:rPr>
+        <w:t xml:space="preserve"> and 3 level indexes replications.</w:t>
+      </w:r>
+    </w:p>
+    <w:p>
+      <w:pPr>
+        <w:pStyle w:val="ListParagraph"/>
+        <w:numPr>
+          <w:ilvl w:val="0"/>
+          <w:numId w:val="4"/>
+        </w:numPr>
+        <w:spacing w:after="0" w:line="360" w:lineRule="auto"/>
+        <w:rPr>
+          <w:rFonts w:ascii="Assistant Medium" w:hAnsi="Assistant Medium" w:cs="Assistant Medium"/>
+        </w:rPr>
+      </w:pPr>
+      <w:r>
+        <w:rPr>
+          <w:rFonts w:ascii="Assistant Medium" w:hAnsi="Assistant Medium" w:cs="Assistant Medium"/>
+        </w:rPr>
+        <w:t xml:space="preserve">3 Search head with Enterprise security </w:t>
+      </w:r>
+      <w:r>
+        <w:rPr>
+          <w:rFonts w:ascii="Assistant Medium" w:hAnsi="Assistant Medium" w:cs="Assistant Medium"/>
+        </w:rPr>
+        <w:t>v</w:t>
+      </w:r>
+      <w:r>
+        <w:rPr>
+          <w:rFonts w:ascii="Assistant Medium" w:hAnsi="Assistant Medium" w:cs="Assistant Medium"/>
+        </w:rPr>
+        <w:t>8.3 in a cluster mode and multi</w:t>
+      </w:r>
+      <w:r>
+        <w:rPr>
+          <w:rFonts w:ascii="Assistant Medium" w:hAnsi="Assistant Medium" w:cs="Assistant Medium"/>
+        </w:rPr>
+        <w:t>-</w:t>
+      </w:r>
+      <w:r>
+        <w:rPr>
+          <w:rFonts w:ascii="Assistant Medium" w:hAnsi="Assistant Medium" w:cs="Assistant Medium"/>
+        </w:rPr>
+        <w:t>site</w:t>
+      </w:r>
+    </w:p>
+    <w:p>
+      <w:pPr>
+        <w:pStyle w:val="ListParagraph"/>
+        <w:numPr>
+          <w:ilvl w:val="0"/>
+          <w:numId w:val="4"/>
+        </w:numPr>
+        <w:spacing w:after="0" w:line="360" w:lineRule="auto"/>
+        <w:rPr>
+          <w:rFonts w:ascii="Assistant Medium" w:hAnsi="Assistant Medium" w:cs="Assistant Medium"/>
+        </w:rPr>
+      </w:pPr>
+      <w:r>
+        <w:rPr>
+          <w:rFonts w:ascii="Assistant Medium" w:hAnsi="Assistant Medium" w:cs="Assistant Medium"/>
+        </w:rPr>
+        <w:t>License manager with monitoring console</w:t>
+      </w:r>
+    </w:p>
+    <w:p>
+      <w:pPr>
+        <w:pStyle w:val="ListParagraph"/>
+        <w:numPr>
+          <w:ilvl w:val="0"/>
+          <w:numId w:val="4"/>
+        </w:numPr>
+        <w:spacing w:after="0" w:line="360" w:lineRule="auto"/>
+        <w:rPr>
+          <w:rFonts w:ascii="Assistant Medium" w:hAnsi="Assistant Medium" w:cs="Assistant Medium"/>
+        </w:rPr>
+      </w:pPr>
+      <w:r>
+        <w:rPr>
+          <w:rFonts w:ascii="Assistant Medium" w:hAnsi="Assistant Medium" w:cs="Assistant Medium"/>
+        </w:rPr>
+        <w:t>Deployment server</w:t>
+      </w:r>
+    </w:p>
+    <w:p>
+      <w:pPr>
+        <w:pStyle w:val="ListParagraph"/>
+        <w:numPr>
+          <w:ilvl w:val="0"/>
+          <w:numId w:val="4"/>
+        </w:numPr>
+        <w:spacing w:after="0" w:line="360" w:lineRule="auto"/>
+        <w:rPr>
+          <w:rFonts w:ascii="Assistant Medium" w:hAnsi="Assistant Medium" w:cs="Assistant Medium"/>
+        </w:rPr>
+      </w:pPr>
+      <w:r>
+        <w:rPr>
+          <w:rFonts w:ascii="Assistant Medium" w:hAnsi="Assistant Medium" w:cs="Assistant Medium"/>
+        </w:rPr>
+        <w:t>SC4S</w:t>
+      </w:r>
+    </w:p>
+    <w:p>
+      <w:pPr>
+        <w:pStyle w:val="ListParagraph"/>
+        <w:numPr>
+          <w:ilvl w:val="0"/>
+          <w:numId w:val="4"/>
+        </w:numPr>
+        <w:spacing w:after="0" w:line="360" w:lineRule="auto"/>
+        <w:rPr>
+          <w:rFonts w:ascii="Assistant Medium" w:hAnsi="Assistant Medium" w:cs="Assistant Medium"/>
+        </w:rPr>
+      </w:pPr>
+      <w:r>
+        <w:rPr>
+          <w:rFonts w:ascii="Assistant Medium" w:hAnsi="Assistant Medium" w:cs="Assistant Medium"/>
+        </w:rPr>
+        <w:t>Heavy forwarder</w:t>
+      </w:r>
+    </w:p>
+    <w:p>
+      <w:pPr>
+        <w:pStyle w:val="ListParagraph"/>
+        <w:numPr>
+          <w:ilvl w:val="0"/>
+          <w:numId w:val="4"/>
+        </w:numPr>
+        <w:spacing w:after="0" w:line="360" w:lineRule="auto"/>
+        <w:rPr>
+          <w:rFonts w:ascii="Assistant Medium" w:hAnsi="Assistant Medium" w:cs="Assistant Medium"/>
+        </w:rPr>
+      </w:pPr>
+      <w:r>
+        <w:rPr>
+          <w:rFonts w:ascii="Assistant Medium" w:hAnsi="Assistant Medium" w:cs="Assistant Medium"/>
+        </w:rPr>
+        <w:t xml:space="preserve">Linux VM for sending logs by UF, </w:t>
+      </w:r>
+      <w:proofErr w:type="gramStart"/>
+      <w:r>
+        <w:rPr>
+          <w:rFonts w:ascii="Assistant Medium" w:hAnsi="Assistant Medium" w:cs="Assistant Medium"/>
+        </w:rPr>
+        <w:t>and also</w:t>
+      </w:r>
+      <w:proofErr w:type="gramEnd"/>
+      <w:r>
+        <w:rPr>
+          <w:rFonts w:ascii="Assistant Medium" w:hAnsi="Assistant Medium" w:cs="Assistant Medium"/>
+        </w:rPr>
+        <w:t xml:space="preserve"> syslog by </w:t>
+      </w:r>
+      <w:proofErr w:type="spellStart"/>
+      <w:r>
+        <w:rPr>
+          <w:rFonts w:ascii="Assistant Medium" w:hAnsi="Assistant Medium" w:cs="Assistant Medium"/>
+        </w:rPr>
+        <w:t>Rsyslog</w:t>
+      </w:r>
+      <w:proofErr w:type="spellEnd"/>
+      <w:r>
+        <w:rPr>
+          <w:rFonts w:ascii="Assistant Medium" w:hAnsi="Assistant Medium" w:cs="Assistant Medium"/>
+        </w:rPr>
+        <w:t xml:space="preserve"> to SC4S.</w:t>
+      </w:r>
+    </w:p>
+    <w:p>
+      <w:pPr>
+        <w:pStyle w:val="ListParagraph"/>
+        <w:numPr>
+          <w:ilvl w:val="0"/>
+          <w:numId w:val="4"/>
+        </w:numPr>
+        <w:spacing w:after="0" w:line="360" w:lineRule="auto"/>
+        <w:rPr>
+          <w:rFonts w:ascii="Assistant Medium" w:hAnsi="Assistant Medium" w:cs="Assistant Medium"/>
+        </w:rPr>
+      </w:pPr>
+      <w:r>
+        <w:rPr>
+          <w:rFonts w:ascii="Assistant Medium" w:hAnsi="Assistant Medium" w:cs="Assistant Medium"/>
+        </w:rPr>
+        <w:t xml:space="preserve">Windows VM for sending logs by UF, </w:t>
+      </w:r>
+      <w:proofErr w:type="gramStart"/>
+      <w:r>
+        <w:rPr>
+          <w:rFonts w:ascii="Assistant Medium" w:hAnsi="Assistant Medium" w:cs="Assistant Medium"/>
+        </w:rPr>
+        <w:t>and also</w:t>
+      </w:r>
+      <w:proofErr w:type="gramEnd"/>
+      <w:r>
+        <w:rPr>
+          <w:rFonts w:ascii="Assistant Medium" w:hAnsi="Assistant Medium" w:cs="Assistant Medium"/>
+        </w:rPr>
+        <w:t xml:space="preserve"> Syslog to SC4S by </w:t>
+      </w:r>
+      <w:proofErr w:type="spellStart"/>
+      <w:r>
+        <w:rPr>
+          <w:rFonts w:ascii="Assistant Medium" w:hAnsi="Assistant Medium" w:cs="Assistant Medium"/>
+        </w:rPr>
+        <w:t>solarwinds</w:t>
+      </w:r>
+      <w:proofErr w:type="spellEnd"/>
+      <w:r>
+        <w:rPr>
+          <w:rFonts w:ascii="Assistant Medium" w:hAnsi="Assistant Medium" w:cs="Assistant Medium"/>
+        </w:rPr>
+        <w:t xml:space="preserve"> event forwarder -&gt; Kiwi Syslog server -&gt; SC4S -&gt; Splunk (Mimic air-gapped environment).</w:t>
       </w:r>
     </w:p>
     <w:p>
@@ -6045,7 +6762,233 @@
         <w:rPr>
           <w:rFonts w:ascii="Assistant Medium" w:hAnsi="Assistant Medium" w:cs="Assistant Medium"/>
         </w:rPr>
-        <w:t>Spotify</w:t>
+        <w:t>Custom</w:t>
+      </w:r>
+      <w:r>
+        <w:rPr>
+          <w:rFonts w:ascii="Assistant Medium" w:hAnsi="Assistant Medium" w:cs="Assistant Medium"/>
+        </w:rPr>
+        <w:t xml:space="preserve"> architecture for the implementation.</w:t>
+      </w:r>
+    </w:p>
+    <w:p>
+      <w:pPr>
+        <w:pStyle w:val="ListParagraph"/>
+        <w:numPr>
+          <w:ilvl w:val="0"/>
+          <w:numId w:val="4"/>
+        </w:numPr>
+        <w:spacing w:after="0" w:line="360" w:lineRule="auto"/>
+        <w:rPr>
+          <w:rFonts w:ascii="Assistant Medium" w:hAnsi="Assistant Medium" w:cs="Assistant Medium"/>
+        </w:rPr>
+      </w:pPr>
+      <w:r>
+        <w:rPr>
+          <w:rFonts w:ascii="Assistant Medium" w:hAnsi="Assistant Medium" w:cs="Assistant Medium"/>
+        </w:rPr>
+        <w:t>Using Raspberry pi on the same network for using wake on lan to turn on the computers (hosts).</w:t>
+      </w:r>
+    </w:p>
+    <w:p>
+      <w:pPr>
+        <w:pStyle w:val="ListParagraph"/>
+        <w:numPr>
+          <w:ilvl w:val="0"/>
+          <w:numId w:val="4"/>
+        </w:numPr>
+        <w:spacing w:after="0" w:line="360" w:lineRule="auto"/>
+        <w:rPr>
+          <w:rFonts w:ascii="Assistant Medium" w:hAnsi="Assistant Medium" w:cs="Assistant Medium"/>
+        </w:rPr>
+      </w:pPr>
+      <w:r>
+        <w:rPr>
+          <w:rFonts w:ascii="Assistant Medium" w:hAnsi="Assistant Medium" w:cs="Assistant Medium"/>
+        </w:rPr>
+        <w:t>Each VM gets a static IP by DHCP from check point firewall.</w:t>
+      </w:r>
+    </w:p>
+    <w:p>
+      <w:pPr>
+        <w:pStyle w:val="ListParagraph"/>
+        <w:numPr>
+          <w:ilvl w:val="0"/>
+          <w:numId w:val="4"/>
+        </w:numPr>
+        <w:spacing w:after="0" w:line="360" w:lineRule="auto"/>
+        <w:rPr>
+          <w:rFonts w:ascii="Assistant Medium" w:hAnsi="Assistant Medium" w:cs="Assistant Medium"/>
+        </w:rPr>
+      </w:pPr>
+      <w:r>
+        <w:rPr>
+          <w:rFonts w:ascii="Assistant Medium" w:hAnsi="Assistant Medium" w:cs="Assistant Medium"/>
+        </w:rPr>
+        <w:t xml:space="preserve">Using </w:t>
+      </w:r>
+      <w:proofErr w:type="spellStart"/>
+      <w:r>
+        <w:rPr>
+          <w:rFonts w:ascii="Assistant Medium" w:hAnsi="Assistant Medium" w:cs="Assistant Medium"/>
+        </w:rPr>
+        <w:t>Twingate</w:t>
+      </w:r>
+      <w:proofErr w:type="spellEnd"/>
+      <w:r>
+        <w:rPr>
+          <w:rFonts w:ascii="Assistant Medium" w:hAnsi="Assistant Medium" w:cs="Assistant Medium"/>
+        </w:rPr>
+        <w:t xml:space="preserve"> </w:t>
+      </w:r>
+      <w:proofErr w:type="spellStart"/>
+      <w:r>
+        <w:rPr>
+          <w:rFonts w:ascii="Assistant Medium" w:hAnsi="Assistant Medium" w:cs="Assistant Medium"/>
+        </w:rPr>
+        <w:t>ztna</w:t>
+      </w:r>
+      <w:proofErr w:type="spellEnd"/>
+      <w:r>
+        <w:rPr>
+          <w:rFonts w:ascii="Assistant Medium" w:hAnsi="Assistant Medium" w:cs="Assistant Medium"/>
+        </w:rPr>
+        <w:t xml:space="preserve"> connector on one of the VM for login to rest of the VM.</w:t>
+      </w:r>
+    </w:p>
+    <w:p>
+      <w:pPr>
+        <w:pStyle w:val="ListParagraph"/>
+        <w:numPr>
+          <w:ilvl w:val="0"/>
+          <w:numId w:val="4"/>
+        </w:numPr>
+        <w:spacing w:after="0" w:line="360" w:lineRule="auto"/>
+        <w:rPr>
+          <w:rFonts w:ascii="Assistant Medium" w:hAnsi="Assistant Medium" w:cs="Assistant Medium"/>
+        </w:rPr>
+      </w:pPr>
+      <w:r>
+        <w:rPr>
+          <w:rFonts w:ascii="Assistant Medium" w:hAnsi="Assistant Medium" w:cs="Assistant Medium"/>
+        </w:rPr>
+        <w:lastRenderedPageBreak/>
+        <w:t>Custom DNS records on the DNS firewall for using local hostnames for the VM's.</w:t>
+      </w:r>
+    </w:p>
+    <w:p>
+      <w:pPr>
+        <w:pStyle w:val="ListParagraph"/>
+        <w:numPr>
+          <w:ilvl w:val="0"/>
+          <w:numId w:val="4"/>
+        </w:numPr>
+        <w:spacing w:after="0" w:line="360" w:lineRule="auto"/>
+        <w:rPr>
+          <w:rFonts w:ascii="Assistant Medium" w:hAnsi="Assistant Medium" w:cs="Assistant Medium"/>
+        </w:rPr>
+      </w:pPr>
+      <w:r>
+        <w:rPr>
+          <w:rFonts w:ascii="Assistant Medium" w:hAnsi="Assistant Medium" w:cs="Assistant Medium"/>
+        </w:rPr>
+        <w:t xml:space="preserve">Self-signed </w:t>
+      </w:r>
+      <w:proofErr w:type="spellStart"/>
+      <w:r>
+        <w:rPr>
+          <w:rFonts w:ascii="Assistant Medium" w:hAnsi="Assistant Medium" w:cs="Assistant Medium"/>
+        </w:rPr>
+        <w:t>tls</w:t>
+      </w:r>
+      <w:proofErr w:type="spellEnd"/>
+      <w:r>
+        <w:rPr>
+          <w:rFonts w:ascii="Assistant Medium" w:hAnsi="Assistant Medium" w:cs="Assistant Medium"/>
+        </w:rPr>
+        <w:t xml:space="preserve"> certificates.</w:t>
+      </w:r>
+    </w:p>
+    <w:p>
+      <w:pPr>
+        <w:pStyle w:val="ListParagraph"/>
+        <w:numPr>
+          <w:ilvl w:val="0"/>
+          <w:numId w:val="4"/>
+        </w:numPr>
+        <w:spacing w:after="0" w:line="360" w:lineRule="auto"/>
+        <w:rPr>
+          <w:rFonts w:ascii="Assistant Medium" w:hAnsi="Assistant Medium" w:cs="Assistant Medium"/>
+        </w:rPr>
+      </w:pPr>
+      <w:r>
+        <w:rPr>
+          <w:rFonts w:ascii="Assistant Medium" w:hAnsi="Assistant Medium" w:cs="Assistant Medium"/>
+        </w:rPr>
+        <w:t xml:space="preserve">Each Linux VM can't use ROOT login, and login </w:t>
+      </w:r>
+      <w:proofErr w:type="gramStart"/>
+      <w:r>
+        <w:rPr>
+          <w:rFonts w:ascii="Assistant Medium" w:hAnsi="Assistant Medium" w:cs="Assistant Medium"/>
+        </w:rPr>
+        <w:t>done</w:t>
+      </w:r>
+      <w:proofErr w:type="gramEnd"/>
+      <w:r>
+        <w:rPr>
+          <w:rFonts w:ascii="Assistant Medium" w:hAnsi="Assistant Medium" w:cs="Assistant Medium"/>
+        </w:rPr>
+        <w:t xml:space="preserve"> by CERT key.</w:t>
+      </w:r>
+    </w:p>
+    <w:p>
+      <w:pPr>
+        <w:pStyle w:val="ListParagraph"/>
+        <w:numPr>
+          <w:ilvl w:val="0"/>
+          <w:numId w:val="4"/>
+        </w:numPr>
+        <w:spacing w:after="0" w:line="360" w:lineRule="auto"/>
+        <w:rPr>
+          <w:rFonts w:ascii="Assistant Medium" w:hAnsi="Assistant Medium" w:cs="Assistant Medium"/>
+        </w:rPr>
+      </w:pPr>
+      <w:r>
+        <w:rPr>
+          <w:rFonts w:ascii="Assistant Medium" w:hAnsi="Assistant Medium" w:cs="Assistant Medium"/>
+        </w:rPr>
+        <w:t xml:space="preserve">The Checkpoint firewall has </w:t>
+      </w:r>
+      <w:proofErr w:type="spellStart"/>
+      <w:proofErr w:type="gramStart"/>
+      <w:r>
+        <w:rPr>
+          <w:rFonts w:ascii="Assistant Medium" w:hAnsi="Assistant Medium" w:cs="Assistant Medium"/>
+        </w:rPr>
+        <w:t>a</w:t>
+      </w:r>
+      <w:proofErr w:type="spellEnd"/>
+      <w:proofErr w:type="gramEnd"/>
+      <w:r>
+        <w:rPr>
+          <w:rFonts w:ascii="Assistant Medium" w:hAnsi="Assistant Medium" w:cs="Assistant Medium"/>
+        </w:rPr>
+        <w:t xml:space="preserve"> always </w:t>
+      </w:r>
+      <w:proofErr w:type="gramStart"/>
+      <w:r>
+        <w:rPr>
+          <w:rFonts w:ascii="Assistant Medium" w:hAnsi="Assistant Medium" w:cs="Assistant Medium"/>
+        </w:rPr>
+        <w:t>turned</w:t>
+      </w:r>
+      <w:proofErr w:type="gramEnd"/>
+      <w:r>
+        <w:rPr>
+          <w:rFonts w:ascii="Assistant Medium" w:hAnsi="Assistant Medium" w:cs="Assistant Medium"/>
+        </w:rPr>
+        <w:t xml:space="preserve"> on switch button, in case of power drop.</w:t>
       </w:r>
     </w:p>
     <w:p>
@@ -6064,151 +7007,156 @@
         <w:rPr>
           <w:rFonts w:ascii="Assistant Medium" w:hAnsi="Assistant Medium" w:cs="Assistant Medium"/>
         </w:rPr>
-        <w:t>Netflix</w:t>
-      </w:r>
-      <w:r>
-        <w:rPr>
-          <w:rFonts w:ascii="Assistant Medium" w:hAnsi="Assistant Medium" w:cs="Assistant Medium"/>
-        </w:rPr>
-        <w:t>/Disney plus</w:t>
-      </w:r>
-    </w:p>
-    <w:p>
-      <w:pPr>
-        <w:pStyle w:val="ListParagraph"/>
-        <w:numPr>
-          <w:ilvl w:val="0"/>
-          <w:numId w:val="2"/>
-        </w:numPr>
-        <w:spacing w:after="0" w:line="360" w:lineRule="auto"/>
-        <w:rPr>
-          <w:rFonts w:ascii="Assistant Medium" w:hAnsi="Assistant Medium" w:cs="Assistant Medium"/>
-        </w:rPr>
-      </w:pPr>
-      <w:r>
-        <w:rPr>
-          <w:rFonts w:ascii="Assistant Medium" w:hAnsi="Assistant Medium" w:cs="Assistant Medium"/>
-        </w:rPr>
-        <w:t>Kartina.tv</w:t>
-      </w:r>
-    </w:p>
-    <w:p>
-      <w:pPr>
-        <w:pStyle w:val="ListParagraph"/>
-        <w:numPr>
-          <w:ilvl w:val="0"/>
-          <w:numId w:val="2"/>
-        </w:numPr>
-        <w:spacing w:after="0" w:line="360" w:lineRule="auto"/>
-        <w:rPr>
-          <w:rFonts w:ascii="Assistant Medium" w:hAnsi="Assistant Medium" w:cs="Assistant Medium"/>
-        </w:rPr>
-      </w:pPr>
+        <w:t xml:space="preserve">Additional servers for the </w:t>
+      </w:r>
       <w:proofErr w:type="spellStart"/>
       <w:r>
         <w:rPr>
           <w:rFonts w:ascii="Assistant Medium" w:hAnsi="Assistant Medium" w:cs="Assistant Medium"/>
         </w:rPr>
-        <w:t>Youtube</w:t>
+        <w:t>splunk</w:t>
       </w:r>
       <w:proofErr w:type="spellEnd"/>
       <w:r>
         <w:rPr>
           <w:rFonts w:ascii="Assistant Medium" w:hAnsi="Assistant Medium" w:cs="Assistant Medium"/>
         </w:rPr>
-        <w:t xml:space="preserve"> premium family plan (no ads).</w:t>
-      </w:r>
-    </w:p>
-    <w:p>
-      <w:pPr>
-        <w:pStyle w:val="ListParagraph"/>
-        <w:numPr>
-          <w:ilvl w:val="0"/>
-          <w:numId w:val="2"/>
-        </w:numPr>
-        <w:spacing w:after="0" w:line="360" w:lineRule="auto"/>
-        <w:rPr>
-          <w:rFonts w:ascii="Assistant Medium" w:hAnsi="Assistant Medium" w:cs="Assistant Medium"/>
-        </w:rPr>
-      </w:pPr>
-      <w:r>
-        <w:rPr>
-          <w:rFonts w:ascii="Assistant Medium" w:hAnsi="Assistant Medium" w:cs="Assistant Medium"/>
-        </w:rPr>
-        <w:t xml:space="preserve">Tidal </w:t>
-      </w:r>
-    </w:p>
-    <w:p>
-      <w:pPr>
-        <w:pStyle w:val="ListParagraph"/>
-        <w:numPr>
-          <w:ilvl w:val="0"/>
-          <w:numId w:val="2"/>
-        </w:numPr>
-        <w:spacing w:after="0" w:line="360" w:lineRule="auto"/>
-        <w:rPr>
-          <w:rFonts w:ascii="Assistant Medium" w:hAnsi="Assistant Medium" w:cs="Assistant Medium"/>
-        </w:rPr>
-      </w:pPr>
-      <w:r>
-        <w:rPr>
-          <w:rFonts w:ascii="Assistant Medium" w:hAnsi="Assistant Medium" w:cs="Assistant Medium"/>
-        </w:rPr>
-        <w:t xml:space="preserve">Adobe creative cloud </w:t>
-      </w:r>
-    </w:p>
-    <w:p>
-      <w:pPr>
-        <w:pStyle w:val="ListParagraph"/>
-        <w:numPr>
-          <w:ilvl w:val="0"/>
-          <w:numId w:val="2"/>
-        </w:numPr>
-        <w:spacing w:after="0" w:line="360" w:lineRule="auto"/>
-        <w:rPr>
-          <w:rFonts w:ascii="Assistant Medium" w:hAnsi="Assistant Medium" w:cs="Assistant Medium"/>
-        </w:rPr>
-      </w:pPr>
-      <w:r>
-        <w:rPr>
-          <w:rFonts w:ascii="Assistant Medium" w:hAnsi="Assistant Medium" w:cs="Assistant Medium"/>
-        </w:rPr>
-        <w:t>Other entertainment apps.</w:t>
-      </w:r>
-    </w:p>
-    <w:p>
-      <w:pPr>
-        <w:spacing w:after="0" w:line="360" w:lineRule="auto"/>
-        <w:rPr>
-          <w:rFonts w:ascii="Assistant Medium" w:hAnsi="Assistant Medium" w:cs="Assistant Medium"/>
-          <w:u w:val="single"/>
-        </w:rPr>
-      </w:pPr>
-    </w:p>
-    <w:p>
-      <w:pPr>
-        <w:spacing w:after="0" w:line="360" w:lineRule="auto"/>
-        <w:rPr>
-          <w:rFonts w:ascii="Assistant Medium" w:hAnsi="Assistant Medium" w:cs="Assistant Medium"/>
-          <w:u w:val="single"/>
-        </w:rPr>
-      </w:pPr>
-    </w:p>
-    <w:p>
-      <w:pPr>
-        <w:spacing w:after="0" w:line="360" w:lineRule="auto"/>
-        <w:rPr>
-          <w:rFonts w:ascii="Assistant Medium" w:hAnsi="Assistant Medium" w:cs="Assistant Medium"/>
-          <w:u w:val="single"/>
-        </w:rPr>
-      </w:pPr>
-    </w:p>
-    <w:p>
-      <w:pPr>
-        <w:spacing w:after="0" w:line="360" w:lineRule="auto"/>
-        <w:rPr>
-          <w:rFonts w:ascii="Assistant Medium" w:hAnsi="Assistant Medium" w:cs="Assistant Medium"/>
-          <w:u w:val="single"/>
+        <w:t xml:space="preserve"> cluster:</w:t>
+      </w:r>
+    </w:p>
+    <w:p>
+      <w:pPr>
+        <w:pStyle w:val="ListParagraph"/>
+        <w:numPr>
+          <w:ilvl w:val="0"/>
+          <w:numId w:val="4"/>
+        </w:numPr>
+        <w:spacing w:after="0" w:line="360" w:lineRule="auto"/>
+        <w:rPr>
+          <w:rFonts w:ascii="Assistant Medium" w:hAnsi="Assistant Medium" w:cs="Assistant Medium"/>
+        </w:rPr>
+      </w:pPr>
+      <w:r>
+        <w:rPr>
+          <w:rFonts w:ascii="Assistant Medium" w:hAnsi="Assistant Medium" w:cs="Assistant Medium"/>
+        </w:rPr>
+        <w:t>MISP – was needed</w:t>
+      </w:r>
+      <w:r>
+        <w:rPr>
+          <w:rFonts w:ascii="Assistant Medium" w:hAnsi="Assistant Medium" w:cs="Assistant Medium"/>
+        </w:rPr>
+        <w:t xml:space="preserve"> for connecting </w:t>
+      </w:r>
+      <w:proofErr w:type="spellStart"/>
+      <w:r>
+        <w:rPr>
+          <w:rFonts w:ascii="Assistant Medium" w:hAnsi="Assistant Medium" w:cs="Assistant Medium"/>
+        </w:rPr>
+        <w:t>misp</w:t>
+      </w:r>
+      <w:proofErr w:type="spellEnd"/>
+      <w:r>
+        <w:rPr>
+          <w:rFonts w:ascii="Assistant Medium" w:hAnsi="Assistant Medium" w:cs="Assistant Medium"/>
+        </w:rPr>
+        <w:t xml:space="preserve"> to threat intelligence module.</w:t>
+      </w:r>
+      <w:r>
+        <w:rPr>
+          <w:rFonts w:ascii="Assistant Medium" w:hAnsi="Assistant Medium" w:cs="Assistant Medium"/>
+        </w:rPr>
+        <w:t xml:space="preserve"> </w:t>
+      </w:r>
+    </w:p>
+    <w:p>
+      <w:pPr>
+        <w:pStyle w:val="ListParagraph"/>
+        <w:numPr>
+          <w:ilvl w:val="0"/>
+          <w:numId w:val="4"/>
+        </w:numPr>
+        <w:spacing w:after="0" w:line="360" w:lineRule="auto"/>
+        <w:rPr>
+          <w:rFonts w:ascii="Assistant Medium" w:hAnsi="Assistant Medium" w:cs="Assistant Medium"/>
+        </w:rPr>
+      </w:pPr>
+      <w:r>
+        <w:rPr>
+          <w:rFonts w:ascii="Assistant Medium" w:hAnsi="Assistant Medium" w:cs="Assistant Medium"/>
+        </w:rPr>
+        <w:t>Wazuh – needed for</w:t>
+      </w:r>
+      <w:r>
+        <w:rPr>
+          <w:rFonts w:ascii="Assistant Medium" w:hAnsi="Assistant Medium" w:cs="Assistant Medium"/>
+        </w:rPr>
+        <w:t xml:space="preserve"> testing sending to multiple sources </w:t>
+      </w:r>
+      <w:r>
+        <w:rPr>
+          <w:rFonts w:ascii="Assistant Medium" w:hAnsi="Assistant Medium" w:cs="Assistant Medium"/>
+        </w:rPr>
+        <w:t xml:space="preserve">from appliances that can send to just one </w:t>
+      </w:r>
+      <w:proofErr w:type="spellStart"/>
+      <w:r>
+        <w:rPr>
+          <w:rFonts w:ascii="Assistant Medium" w:hAnsi="Assistant Medium" w:cs="Assistant Medium"/>
+        </w:rPr>
+        <w:t>dest</w:t>
+      </w:r>
+      <w:proofErr w:type="spellEnd"/>
+      <w:r>
+        <w:rPr>
+          <w:rFonts w:ascii="Assistant Medium" w:hAnsi="Assistant Medium" w:cs="Assistant Medium"/>
+        </w:rPr>
+        <w:t xml:space="preserve">. </w:t>
+      </w:r>
+      <w:proofErr w:type="gramStart"/>
+      <w:r>
+        <w:rPr>
+          <w:rFonts w:ascii="Assistant Medium" w:hAnsi="Assistant Medium" w:cs="Assistant Medium"/>
+        </w:rPr>
+        <w:t>while</w:t>
+      </w:r>
+      <w:proofErr w:type="gramEnd"/>
+      <w:r>
+        <w:rPr>
+          <w:rFonts w:ascii="Assistant Medium" w:hAnsi="Assistant Medium" w:cs="Assistant Medium"/>
+        </w:rPr>
+        <w:t xml:space="preserve"> one of the sources isn't </w:t>
+      </w:r>
+      <w:proofErr w:type="spellStart"/>
+      <w:r>
+        <w:rPr>
+          <w:rFonts w:ascii="Assistant Medium" w:hAnsi="Assistant Medium" w:cs="Assistant Medium"/>
+        </w:rPr>
+        <w:t>splunk</w:t>
+      </w:r>
+      <w:proofErr w:type="spellEnd"/>
+      <w:r>
+        <w:rPr>
+          <w:rFonts w:ascii="Assistant Medium" w:hAnsi="Assistant Medium" w:cs="Assistant Medium"/>
+        </w:rPr>
+        <w:t xml:space="preserve"> SIEM.</w:t>
+      </w:r>
+    </w:p>
+    <w:p>
+      <w:pPr>
+        <w:spacing w:after="0" w:line="360" w:lineRule="auto"/>
+        <w:rPr>
+          <w:rFonts w:ascii="Assistant Medium" w:hAnsi="Assistant Medium" w:cs="Assistant Medium"/>
+        </w:rPr>
+      </w:pPr>
+    </w:p>
+    <w:p>
+      <w:pPr>
+        <w:pStyle w:val="ListParagraph"/>
+        <w:spacing w:after="0" w:line="360" w:lineRule="auto"/>
+        <w:ind w:left="1080"/>
+        <w:rPr>
+          <w:rFonts w:ascii="Assistant Medium" w:hAnsi="Assistant Medium" w:cs="Assistant Medium"/>
         </w:rPr>
       </w:pPr>
     </w:p>
@@ -6233,8 +7181,7 @@
           <w:szCs w:val="28"/>
           <w:u w:val="single"/>
         </w:rPr>
-        <w:lastRenderedPageBreak/>
-        <w:t xml:space="preserve">SPLUNK </w:t>
+        <w:t xml:space="preserve">Previously </w:t>
       </w:r>
       <w:r>
         <w:rPr>
@@ -6245,7 +7192,7 @@
           <w:szCs w:val="28"/>
           <w:u w:val="single"/>
         </w:rPr>
-        <w:t>Home lab, not production</w:t>
+        <w:t>used</w:t>
       </w:r>
       <w:r>
         <w:rPr>
@@ -6256,811 +7203,9 @@
           <w:szCs w:val="28"/>
           <w:u w:val="single"/>
         </w:rPr>
-        <w:t>, as a testing environment</w:t>
-      </w:r>
-    </w:p>
-    <w:p>
-      <w:pPr>
-        <w:spacing w:after="0" w:line="360" w:lineRule="auto"/>
-        <w:rPr>
-          <w:rFonts w:ascii="Assistant Medium" w:hAnsi="Assistant Medium" w:cs="Assistant Medium"/>
-        </w:rPr>
-      </w:pPr>
-      <w:r>
-        <w:rPr>
-          <w:rFonts w:ascii="Assistant Medium" w:hAnsi="Assistant Medium" w:cs="Assistant Medium"/>
-        </w:rPr>
-        <w:t xml:space="preserve">Splunk Enterprise clusters with ES, as a testing environment for my enterprise clients. Build on </w:t>
-      </w:r>
-      <w:proofErr w:type="spellStart"/>
-      <w:r>
-        <w:rPr>
-          <w:rFonts w:ascii="Assistant Medium" w:hAnsi="Assistant Medium" w:cs="Assistant Medium"/>
-        </w:rPr>
-        <w:t>Vmware</w:t>
-      </w:r>
-      <w:proofErr w:type="spellEnd"/>
-      <w:r>
-        <w:rPr>
-          <w:rFonts w:ascii="Assistant Medium" w:hAnsi="Assistant Medium" w:cs="Assistant Medium"/>
-        </w:rPr>
-        <w:t xml:space="preserve"> workstation pro as VM'S (1</w:t>
-      </w:r>
-      <w:r>
-        <w:rPr>
-          <w:rFonts w:ascii="Assistant Medium" w:hAnsi="Assistant Medium" w:cs="Assistant Medium"/>
-        </w:rPr>
-        <w:t>6</w:t>
-      </w:r>
-      <w:r>
-        <w:rPr>
-          <w:rFonts w:ascii="Assistant Medium" w:hAnsi="Assistant Medium" w:cs="Assistant Medium"/>
-        </w:rPr>
-        <w:t xml:space="preserve"> VM'S) on two old computers</w:t>
-      </w:r>
-      <w:r>
-        <w:rPr>
-          <w:rFonts w:ascii="Assistant Medium" w:hAnsi="Assistant Medium" w:cs="Assistant Medium"/>
-        </w:rPr>
-        <w:t xml:space="preserve"> that most of the time </w:t>
-      </w:r>
-      <w:proofErr w:type="gramStart"/>
-      <w:r>
-        <w:rPr>
-          <w:rFonts w:ascii="Assistant Medium" w:hAnsi="Assistant Medium" w:cs="Assistant Medium"/>
-        </w:rPr>
-        <w:t>turned</w:t>
-      </w:r>
-      <w:proofErr w:type="gramEnd"/>
-      <w:r>
-        <w:rPr>
-          <w:rFonts w:ascii="Assistant Medium" w:hAnsi="Assistant Medium" w:cs="Assistant Medium"/>
-        </w:rPr>
-        <w:t xml:space="preserve"> off for electricity saving. But can be turned remotely</w:t>
-      </w:r>
-      <w:r>
-        <w:rPr>
-          <w:rFonts w:ascii="Assistant Medium" w:hAnsi="Assistant Medium" w:cs="Assistant Medium"/>
-        </w:rPr>
-        <w:t>.</w:t>
-      </w:r>
-    </w:p>
-    <w:p>
-      <w:pPr>
-        <w:pStyle w:val="ListParagraph"/>
-        <w:numPr>
-          <w:ilvl w:val="0"/>
-          <w:numId w:val="2"/>
-        </w:numPr>
-        <w:spacing w:after="0" w:line="360" w:lineRule="auto"/>
-        <w:rPr>
-          <w:rFonts w:ascii="Assistant Medium" w:hAnsi="Assistant Medium" w:cs="Assistant Medium"/>
-        </w:rPr>
-      </w:pPr>
-      <w:r>
-        <w:rPr>
-          <w:rFonts w:ascii="Assistant Medium" w:hAnsi="Assistant Medium" w:cs="Assistant Medium"/>
-        </w:rPr>
-        <w:t>1</w:t>
-      </w:r>
-      <w:r>
-        <w:rPr>
-          <w:rFonts w:ascii="Assistant Medium" w:hAnsi="Assistant Medium" w:cs="Assistant Medium"/>
-        </w:rPr>
-        <w:t>2</w:t>
-      </w:r>
-      <w:r>
-        <w:rPr>
-          <w:rFonts w:ascii="Assistant Medium" w:hAnsi="Assistant Medium" w:cs="Assistant Medium"/>
-        </w:rPr>
-        <w:t xml:space="preserve"> VM's in clusters mode.</w:t>
-      </w:r>
-    </w:p>
-    <w:p>
-      <w:pPr>
-        <w:pStyle w:val="ListParagraph"/>
-        <w:numPr>
-          <w:ilvl w:val="0"/>
-          <w:numId w:val="4"/>
-        </w:numPr>
-        <w:spacing w:after="0" w:line="360" w:lineRule="auto"/>
-        <w:rPr>
-          <w:rFonts w:ascii="Assistant Medium" w:hAnsi="Assistant Medium" w:cs="Assistant Medium"/>
-        </w:rPr>
-      </w:pPr>
-      <w:r>
-        <w:rPr>
-          <w:rFonts w:ascii="Assistant Medium" w:hAnsi="Assistant Medium" w:cs="Assistant Medium"/>
-        </w:rPr>
-        <w:t>Cluster manager.</w:t>
-      </w:r>
-    </w:p>
-    <w:p>
-      <w:pPr>
-        <w:pStyle w:val="ListParagraph"/>
-        <w:numPr>
-          <w:ilvl w:val="0"/>
-          <w:numId w:val="4"/>
-        </w:numPr>
-        <w:spacing w:after="0" w:line="360" w:lineRule="auto"/>
-        <w:rPr>
-          <w:rFonts w:ascii="Assistant Medium" w:hAnsi="Assistant Medium" w:cs="Assistant Medium"/>
-        </w:rPr>
-      </w:pPr>
-      <w:r>
-        <w:rPr>
-          <w:rFonts w:ascii="Assistant Medium" w:hAnsi="Assistant Medium" w:cs="Assistant Medium"/>
-        </w:rPr>
-        <w:t>Deployer</w:t>
-      </w:r>
-    </w:p>
-    <w:p>
-      <w:pPr>
-        <w:pStyle w:val="ListParagraph"/>
-        <w:numPr>
-          <w:ilvl w:val="0"/>
-          <w:numId w:val="4"/>
-        </w:numPr>
-        <w:spacing w:after="0" w:line="360" w:lineRule="auto"/>
-        <w:rPr>
-          <w:rFonts w:ascii="Assistant Medium" w:hAnsi="Assistant Medium" w:cs="Assistant Medium"/>
-        </w:rPr>
-      </w:pPr>
-      <w:r>
-        <w:rPr>
-          <w:rFonts w:ascii="Assistant Medium" w:hAnsi="Assistant Medium" w:cs="Assistant Medium"/>
-        </w:rPr>
-        <w:t>3 Indexers in clusters mode and multi-site</w:t>
-      </w:r>
-      <w:r>
-        <w:rPr>
-          <w:rFonts w:ascii="Assistant Medium" w:hAnsi="Assistant Medium" w:cs="Assistant Medium"/>
-        </w:rPr>
-        <w:t xml:space="preserve"> and 3 level indexes replications.</w:t>
-      </w:r>
-    </w:p>
-    <w:p>
-      <w:pPr>
-        <w:pStyle w:val="ListParagraph"/>
-        <w:numPr>
-          <w:ilvl w:val="0"/>
-          <w:numId w:val="4"/>
-        </w:numPr>
-        <w:spacing w:after="0" w:line="360" w:lineRule="auto"/>
-        <w:rPr>
-          <w:rFonts w:ascii="Assistant Medium" w:hAnsi="Assistant Medium" w:cs="Assistant Medium"/>
-        </w:rPr>
-      </w:pPr>
-      <w:r>
-        <w:rPr>
-          <w:rFonts w:ascii="Assistant Medium" w:hAnsi="Assistant Medium" w:cs="Assistant Medium"/>
-        </w:rPr>
-        <w:t xml:space="preserve">3 Search head with Enterprise security </w:t>
-      </w:r>
-      <w:r>
-        <w:rPr>
-          <w:rFonts w:ascii="Assistant Medium" w:hAnsi="Assistant Medium" w:cs="Assistant Medium"/>
-        </w:rPr>
-        <w:t>v</w:t>
-      </w:r>
-      <w:r>
-        <w:rPr>
-          <w:rFonts w:ascii="Assistant Medium" w:hAnsi="Assistant Medium" w:cs="Assistant Medium"/>
-        </w:rPr>
-        <w:t>8.3 in a cluster mode and multi</w:t>
-      </w:r>
-      <w:r>
-        <w:rPr>
-          <w:rFonts w:ascii="Assistant Medium" w:hAnsi="Assistant Medium" w:cs="Assistant Medium"/>
-        </w:rPr>
-        <w:t>-</w:t>
-      </w:r>
-      <w:r>
-        <w:rPr>
-          <w:rFonts w:ascii="Assistant Medium" w:hAnsi="Assistant Medium" w:cs="Assistant Medium"/>
-        </w:rPr>
-        <w:t>site</w:t>
-      </w:r>
-    </w:p>
-    <w:p>
-      <w:pPr>
-        <w:pStyle w:val="ListParagraph"/>
-        <w:numPr>
-          <w:ilvl w:val="0"/>
-          <w:numId w:val="4"/>
-        </w:numPr>
-        <w:spacing w:after="0" w:line="360" w:lineRule="auto"/>
-        <w:rPr>
-          <w:rFonts w:ascii="Assistant Medium" w:hAnsi="Assistant Medium" w:cs="Assistant Medium"/>
-        </w:rPr>
-      </w:pPr>
-      <w:r>
-        <w:rPr>
-          <w:rFonts w:ascii="Assistant Medium" w:hAnsi="Assistant Medium" w:cs="Assistant Medium"/>
-        </w:rPr>
-        <w:t>License manager with monitoring console</w:t>
-      </w:r>
-    </w:p>
-    <w:p>
-      <w:pPr>
-        <w:pStyle w:val="ListParagraph"/>
-        <w:numPr>
-          <w:ilvl w:val="0"/>
-          <w:numId w:val="4"/>
-        </w:numPr>
-        <w:spacing w:after="0" w:line="360" w:lineRule="auto"/>
-        <w:rPr>
-          <w:rFonts w:ascii="Assistant Medium" w:hAnsi="Assistant Medium" w:cs="Assistant Medium"/>
-        </w:rPr>
-      </w:pPr>
-      <w:r>
-        <w:rPr>
-          <w:rFonts w:ascii="Assistant Medium" w:hAnsi="Assistant Medium" w:cs="Assistant Medium"/>
-        </w:rPr>
-        <w:t>Deployment server</w:t>
-      </w:r>
-    </w:p>
-    <w:p>
-      <w:pPr>
-        <w:pStyle w:val="ListParagraph"/>
-        <w:numPr>
-          <w:ilvl w:val="0"/>
-          <w:numId w:val="4"/>
-        </w:numPr>
-        <w:spacing w:after="0" w:line="360" w:lineRule="auto"/>
-        <w:rPr>
-          <w:rFonts w:ascii="Assistant Medium" w:hAnsi="Assistant Medium" w:cs="Assistant Medium"/>
-        </w:rPr>
-      </w:pPr>
-      <w:r>
-        <w:rPr>
-          <w:rFonts w:ascii="Assistant Medium" w:hAnsi="Assistant Medium" w:cs="Assistant Medium"/>
-        </w:rPr>
-        <w:t>SC4S</w:t>
-      </w:r>
-    </w:p>
-    <w:p>
-      <w:pPr>
-        <w:pStyle w:val="ListParagraph"/>
-        <w:numPr>
-          <w:ilvl w:val="0"/>
-          <w:numId w:val="4"/>
-        </w:numPr>
-        <w:spacing w:after="0" w:line="360" w:lineRule="auto"/>
-        <w:rPr>
-          <w:rFonts w:ascii="Assistant Medium" w:hAnsi="Assistant Medium" w:cs="Assistant Medium"/>
-        </w:rPr>
-      </w:pPr>
-      <w:r>
-        <w:rPr>
-          <w:rFonts w:ascii="Assistant Medium" w:hAnsi="Assistant Medium" w:cs="Assistant Medium"/>
-        </w:rPr>
-        <w:t>Heavy forwarder</w:t>
-      </w:r>
-    </w:p>
-    <w:p>
-      <w:pPr>
-        <w:pStyle w:val="ListParagraph"/>
-        <w:numPr>
-          <w:ilvl w:val="0"/>
-          <w:numId w:val="4"/>
-        </w:numPr>
-        <w:spacing w:after="0" w:line="360" w:lineRule="auto"/>
-        <w:rPr>
-          <w:rFonts w:ascii="Assistant Medium" w:hAnsi="Assistant Medium" w:cs="Assistant Medium"/>
-        </w:rPr>
-      </w:pPr>
-      <w:r>
-        <w:rPr>
-          <w:rFonts w:ascii="Assistant Medium" w:hAnsi="Assistant Medium" w:cs="Assistant Medium"/>
-        </w:rPr>
-        <w:t xml:space="preserve">Linux VM for sending logs by UF, </w:t>
-      </w:r>
-      <w:proofErr w:type="gramStart"/>
-      <w:r>
-        <w:rPr>
-          <w:rFonts w:ascii="Assistant Medium" w:hAnsi="Assistant Medium" w:cs="Assistant Medium"/>
-        </w:rPr>
-        <w:t>and also</w:t>
-      </w:r>
-      <w:proofErr w:type="gramEnd"/>
-      <w:r>
-        <w:rPr>
-          <w:rFonts w:ascii="Assistant Medium" w:hAnsi="Assistant Medium" w:cs="Assistant Medium"/>
-        </w:rPr>
-        <w:t xml:space="preserve"> syslog by </w:t>
-      </w:r>
-      <w:proofErr w:type="spellStart"/>
-      <w:r>
-        <w:rPr>
-          <w:rFonts w:ascii="Assistant Medium" w:hAnsi="Assistant Medium" w:cs="Assistant Medium"/>
-        </w:rPr>
-        <w:t>Rsyslog</w:t>
-      </w:r>
-      <w:proofErr w:type="spellEnd"/>
-      <w:r>
-        <w:rPr>
-          <w:rFonts w:ascii="Assistant Medium" w:hAnsi="Assistant Medium" w:cs="Assistant Medium"/>
-        </w:rPr>
-        <w:t xml:space="preserve"> to SC4S.</w:t>
-      </w:r>
-    </w:p>
-    <w:p>
-      <w:pPr>
-        <w:pStyle w:val="ListParagraph"/>
-        <w:numPr>
-          <w:ilvl w:val="0"/>
-          <w:numId w:val="4"/>
-        </w:numPr>
-        <w:spacing w:after="0" w:line="360" w:lineRule="auto"/>
-        <w:rPr>
-          <w:rFonts w:ascii="Assistant Medium" w:hAnsi="Assistant Medium" w:cs="Assistant Medium"/>
-        </w:rPr>
-      </w:pPr>
-      <w:r>
-        <w:rPr>
-          <w:rFonts w:ascii="Assistant Medium" w:hAnsi="Assistant Medium" w:cs="Assistant Medium"/>
-        </w:rPr>
-        <w:t xml:space="preserve">Windows VM for sending logs by UF, </w:t>
-      </w:r>
-      <w:proofErr w:type="gramStart"/>
-      <w:r>
-        <w:rPr>
-          <w:rFonts w:ascii="Assistant Medium" w:hAnsi="Assistant Medium" w:cs="Assistant Medium"/>
-        </w:rPr>
-        <w:t>and also</w:t>
-      </w:r>
-      <w:proofErr w:type="gramEnd"/>
-      <w:r>
-        <w:rPr>
-          <w:rFonts w:ascii="Assistant Medium" w:hAnsi="Assistant Medium" w:cs="Assistant Medium"/>
-        </w:rPr>
-        <w:t xml:space="preserve"> Syslog to SC4S by </w:t>
-      </w:r>
-      <w:proofErr w:type="spellStart"/>
-      <w:r>
-        <w:rPr>
-          <w:rFonts w:ascii="Assistant Medium" w:hAnsi="Assistant Medium" w:cs="Assistant Medium"/>
-        </w:rPr>
-        <w:t>solarwinds</w:t>
-      </w:r>
-      <w:proofErr w:type="spellEnd"/>
-      <w:r>
-        <w:rPr>
-          <w:rFonts w:ascii="Assistant Medium" w:hAnsi="Assistant Medium" w:cs="Assistant Medium"/>
-        </w:rPr>
-        <w:t xml:space="preserve"> event forwarder -&gt; Kiwi Syslog server -&gt; SC4S -&gt; Splunk (Mimic air-gapped environment).</w:t>
-      </w:r>
-    </w:p>
-    <w:p>
-      <w:pPr>
-        <w:pStyle w:val="ListParagraph"/>
-        <w:numPr>
-          <w:ilvl w:val="0"/>
-          <w:numId w:val="2"/>
-        </w:numPr>
-        <w:spacing w:after="0" w:line="360" w:lineRule="auto"/>
-        <w:rPr>
-          <w:rFonts w:ascii="Assistant Medium" w:hAnsi="Assistant Medium" w:cs="Assistant Medium"/>
-        </w:rPr>
-      </w:pPr>
-      <w:r>
-        <w:rPr>
-          <w:rFonts w:ascii="Assistant Medium" w:hAnsi="Assistant Medium" w:cs="Assistant Medium"/>
-        </w:rPr>
-        <w:t>Custom</w:t>
-      </w:r>
-      <w:r>
-        <w:rPr>
-          <w:rFonts w:ascii="Assistant Medium" w:hAnsi="Assistant Medium" w:cs="Assistant Medium"/>
-        </w:rPr>
-        <w:t xml:space="preserve"> architecture for the implementation.</w:t>
-      </w:r>
-    </w:p>
-    <w:p>
-      <w:pPr>
-        <w:pStyle w:val="ListParagraph"/>
-        <w:numPr>
-          <w:ilvl w:val="0"/>
-          <w:numId w:val="4"/>
-        </w:numPr>
-        <w:spacing w:after="0" w:line="360" w:lineRule="auto"/>
-        <w:rPr>
-          <w:rFonts w:ascii="Assistant Medium" w:hAnsi="Assistant Medium" w:cs="Assistant Medium"/>
-        </w:rPr>
-      </w:pPr>
-      <w:r>
-        <w:rPr>
-          <w:rFonts w:ascii="Assistant Medium" w:hAnsi="Assistant Medium" w:cs="Assistant Medium"/>
-        </w:rPr>
-        <w:t>Using Raspberry pi on the same network for using wake on lan to turn on the computers (hosts).</w:t>
-      </w:r>
-    </w:p>
-    <w:p>
-      <w:pPr>
-        <w:pStyle w:val="ListParagraph"/>
-        <w:numPr>
-          <w:ilvl w:val="0"/>
-          <w:numId w:val="4"/>
-        </w:numPr>
-        <w:spacing w:after="0" w:line="360" w:lineRule="auto"/>
-        <w:rPr>
-          <w:rFonts w:ascii="Assistant Medium" w:hAnsi="Assistant Medium" w:cs="Assistant Medium"/>
-        </w:rPr>
-      </w:pPr>
-      <w:r>
-        <w:rPr>
-          <w:rFonts w:ascii="Assistant Medium" w:hAnsi="Assistant Medium" w:cs="Assistant Medium"/>
-        </w:rPr>
-        <w:t>Each VM gets a static IP by DHCP from check point firewall.</w:t>
-      </w:r>
-    </w:p>
-    <w:p>
-      <w:pPr>
-        <w:pStyle w:val="ListParagraph"/>
-        <w:numPr>
-          <w:ilvl w:val="0"/>
-          <w:numId w:val="4"/>
-        </w:numPr>
-        <w:spacing w:after="0" w:line="360" w:lineRule="auto"/>
-        <w:rPr>
-          <w:rFonts w:ascii="Assistant Medium" w:hAnsi="Assistant Medium" w:cs="Assistant Medium"/>
-        </w:rPr>
-      </w:pPr>
-      <w:r>
-        <w:rPr>
-          <w:rFonts w:ascii="Assistant Medium" w:hAnsi="Assistant Medium" w:cs="Assistant Medium"/>
-        </w:rPr>
-        <w:t xml:space="preserve">Using </w:t>
-      </w:r>
-      <w:proofErr w:type="spellStart"/>
-      <w:r>
-        <w:rPr>
-          <w:rFonts w:ascii="Assistant Medium" w:hAnsi="Assistant Medium" w:cs="Assistant Medium"/>
-        </w:rPr>
-        <w:t>Twingate</w:t>
-      </w:r>
-      <w:proofErr w:type="spellEnd"/>
-      <w:r>
-        <w:rPr>
-          <w:rFonts w:ascii="Assistant Medium" w:hAnsi="Assistant Medium" w:cs="Assistant Medium"/>
-        </w:rPr>
-        <w:t xml:space="preserve"> </w:t>
-      </w:r>
-      <w:proofErr w:type="spellStart"/>
-      <w:r>
-        <w:rPr>
-          <w:rFonts w:ascii="Assistant Medium" w:hAnsi="Assistant Medium" w:cs="Assistant Medium"/>
-        </w:rPr>
-        <w:t>ztna</w:t>
-      </w:r>
-      <w:proofErr w:type="spellEnd"/>
-      <w:r>
-        <w:rPr>
-          <w:rFonts w:ascii="Assistant Medium" w:hAnsi="Assistant Medium" w:cs="Assistant Medium"/>
-        </w:rPr>
-        <w:t xml:space="preserve"> connector on one of the VM for login to rest of the VM.</w:t>
-      </w:r>
-    </w:p>
-    <w:p>
-      <w:pPr>
-        <w:pStyle w:val="ListParagraph"/>
-        <w:numPr>
-          <w:ilvl w:val="0"/>
-          <w:numId w:val="4"/>
-        </w:numPr>
-        <w:spacing w:after="0" w:line="360" w:lineRule="auto"/>
-        <w:rPr>
-          <w:rFonts w:ascii="Assistant Medium" w:hAnsi="Assistant Medium" w:cs="Assistant Medium"/>
-        </w:rPr>
-      </w:pPr>
-      <w:r>
-        <w:rPr>
-          <w:rFonts w:ascii="Assistant Medium" w:hAnsi="Assistant Medium" w:cs="Assistant Medium"/>
-        </w:rPr>
-        <w:t>Custom DNS records on the DNS firewall for using local hostnames for the VM's.</w:t>
-      </w:r>
-    </w:p>
-    <w:p>
-      <w:pPr>
-        <w:pStyle w:val="ListParagraph"/>
-        <w:numPr>
-          <w:ilvl w:val="0"/>
-          <w:numId w:val="4"/>
-        </w:numPr>
-        <w:spacing w:after="0" w:line="360" w:lineRule="auto"/>
-        <w:rPr>
-          <w:rFonts w:ascii="Assistant Medium" w:hAnsi="Assistant Medium" w:cs="Assistant Medium"/>
-        </w:rPr>
-      </w:pPr>
-      <w:r>
-        <w:rPr>
-          <w:rFonts w:ascii="Assistant Medium" w:hAnsi="Assistant Medium" w:cs="Assistant Medium"/>
-        </w:rPr>
-        <w:t xml:space="preserve">Self-signed </w:t>
-      </w:r>
-      <w:proofErr w:type="spellStart"/>
-      <w:r>
-        <w:rPr>
-          <w:rFonts w:ascii="Assistant Medium" w:hAnsi="Assistant Medium" w:cs="Assistant Medium"/>
-        </w:rPr>
-        <w:t>tls</w:t>
-      </w:r>
-      <w:proofErr w:type="spellEnd"/>
-      <w:r>
-        <w:rPr>
-          <w:rFonts w:ascii="Assistant Medium" w:hAnsi="Assistant Medium" w:cs="Assistant Medium"/>
-        </w:rPr>
-        <w:t xml:space="preserve"> certificates.</w:t>
-      </w:r>
-    </w:p>
-    <w:p>
-      <w:pPr>
-        <w:pStyle w:val="ListParagraph"/>
-        <w:numPr>
-          <w:ilvl w:val="0"/>
-          <w:numId w:val="4"/>
-        </w:numPr>
-        <w:spacing w:after="0" w:line="360" w:lineRule="auto"/>
-        <w:rPr>
-          <w:rFonts w:ascii="Assistant Medium" w:hAnsi="Assistant Medium" w:cs="Assistant Medium"/>
-        </w:rPr>
-      </w:pPr>
-      <w:r>
-        <w:rPr>
-          <w:rFonts w:ascii="Assistant Medium" w:hAnsi="Assistant Medium" w:cs="Assistant Medium"/>
-        </w:rPr>
-        <w:t xml:space="preserve">Each Linux VM can't use ROOT login, and login </w:t>
-      </w:r>
-      <w:proofErr w:type="gramStart"/>
-      <w:r>
-        <w:rPr>
-          <w:rFonts w:ascii="Assistant Medium" w:hAnsi="Assistant Medium" w:cs="Assistant Medium"/>
-        </w:rPr>
-        <w:t>done</w:t>
-      </w:r>
-      <w:proofErr w:type="gramEnd"/>
-      <w:r>
-        <w:rPr>
-          <w:rFonts w:ascii="Assistant Medium" w:hAnsi="Assistant Medium" w:cs="Assistant Medium"/>
-        </w:rPr>
-        <w:t xml:space="preserve"> by CERT key.</w:t>
-      </w:r>
-    </w:p>
-    <w:p>
-      <w:pPr>
-        <w:pStyle w:val="ListParagraph"/>
-        <w:numPr>
-          <w:ilvl w:val="0"/>
-          <w:numId w:val="4"/>
-        </w:numPr>
-        <w:spacing w:after="0" w:line="360" w:lineRule="auto"/>
-        <w:rPr>
-          <w:rFonts w:ascii="Assistant Medium" w:hAnsi="Assistant Medium" w:cs="Assistant Medium"/>
-        </w:rPr>
-      </w:pPr>
-      <w:r>
-        <w:rPr>
-          <w:rFonts w:ascii="Assistant Medium" w:hAnsi="Assistant Medium" w:cs="Assistant Medium"/>
-        </w:rPr>
-        <w:t xml:space="preserve">The Checkpoint firewall has </w:t>
-      </w:r>
-      <w:proofErr w:type="spellStart"/>
-      <w:proofErr w:type="gramStart"/>
-      <w:r>
-        <w:rPr>
-          <w:rFonts w:ascii="Assistant Medium" w:hAnsi="Assistant Medium" w:cs="Assistant Medium"/>
-        </w:rPr>
-        <w:t>a</w:t>
-      </w:r>
-      <w:proofErr w:type="spellEnd"/>
-      <w:proofErr w:type="gramEnd"/>
-      <w:r>
-        <w:rPr>
-          <w:rFonts w:ascii="Assistant Medium" w:hAnsi="Assistant Medium" w:cs="Assistant Medium"/>
-        </w:rPr>
-        <w:t xml:space="preserve"> always </w:t>
-      </w:r>
-      <w:proofErr w:type="gramStart"/>
-      <w:r>
-        <w:rPr>
-          <w:rFonts w:ascii="Assistant Medium" w:hAnsi="Assistant Medium" w:cs="Assistant Medium"/>
-        </w:rPr>
-        <w:t>turned</w:t>
-      </w:r>
-      <w:proofErr w:type="gramEnd"/>
-      <w:r>
-        <w:rPr>
-          <w:rFonts w:ascii="Assistant Medium" w:hAnsi="Assistant Medium" w:cs="Assistant Medium"/>
-        </w:rPr>
-        <w:t xml:space="preserve"> on switch button, in case of power drop.</w:t>
-      </w:r>
-    </w:p>
-    <w:p>
-      <w:pPr>
-        <w:pStyle w:val="ListParagraph"/>
-        <w:numPr>
-          <w:ilvl w:val="0"/>
-          <w:numId w:val="2"/>
-        </w:numPr>
-        <w:spacing w:after="0" w:line="360" w:lineRule="auto"/>
-        <w:rPr>
-          <w:rFonts w:ascii="Assistant Medium" w:hAnsi="Assistant Medium" w:cs="Assistant Medium"/>
-        </w:rPr>
-      </w:pPr>
-      <w:r>
-        <w:rPr>
-          <w:rFonts w:ascii="Assistant Medium" w:hAnsi="Assistant Medium" w:cs="Assistant Medium"/>
-        </w:rPr>
-        <w:t xml:space="preserve">Additional servers for the </w:t>
-      </w:r>
-      <w:proofErr w:type="spellStart"/>
-      <w:r>
-        <w:rPr>
-          <w:rFonts w:ascii="Assistant Medium" w:hAnsi="Assistant Medium" w:cs="Assistant Medium"/>
-        </w:rPr>
-        <w:t>splunk</w:t>
-      </w:r>
-      <w:proofErr w:type="spellEnd"/>
-      <w:r>
-        <w:rPr>
-          <w:rFonts w:ascii="Assistant Medium" w:hAnsi="Assistant Medium" w:cs="Assistant Medium"/>
-        </w:rPr>
-        <w:t xml:space="preserve"> cluster:</w:t>
-      </w:r>
-    </w:p>
-    <w:p>
-      <w:pPr>
-        <w:pStyle w:val="ListParagraph"/>
-        <w:numPr>
-          <w:ilvl w:val="0"/>
-          <w:numId w:val="4"/>
-        </w:numPr>
-        <w:spacing w:after="0" w:line="360" w:lineRule="auto"/>
-        <w:rPr>
-          <w:rFonts w:ascii="Assistant Medium" w:hAnsi="Assistant Medium" w:cs="Assistant Medium"/>
-        </w:rPr>
-      </w:pPr>
-      <w:r>
-        <w:rPr>
-          <w:rFonts w:ascii="Assistant Medium" w:hAnsi="Assistant Medium" w:cs="Assistant Medium"/>
-        </w:rPr>
-        <w:t>MISP – was needed</w:t>
-      </w:r>
-      <w:r>
-        <w:rPr>
-          <w:rFonts w:ascii="Assistant Medium" w:hAnsi="Assistant Medium" w:cs="Assistant Medium"/>
-        </w:rPr>
-        <w:t xml:space="preserve"> for connecting </w:t>
-      </w:r>
-      <w:proofErr w:type="spellStart"/>
-      <w:r>
-        <w:rPr>
-          <w:rFonts w:ascii="Assistant Medium" w:hAnsi="Assistant Medium" w:cs="Assistant Medium"/>
-        </w:rPr>
-        <w:t>misp</w:t>
-      </w:r>
-      <w:proofErr w:type="spellEnd"/>
-      <w:r>
-        <w:rPr>
-          <w:rFonts w:ascii="Assistant Medium" w:hAnsi="Assistant Medium" w:cs="Assistant Medium"/>
-        </w:rPr>
-        <w:t xml:space="preserve"> to threat intelligence module.</w:t>
-      </w:r>
-      <w:r>
-        <w:rPr>
-          <w:rFonts w:ascii="Assistant Medium" w:hAnsi="Assistant Medium" w:cs="Assistant Medium"/>
-        </w:rPr>
-        <w:t xml:space="preserve"> </w:t>
-      </w:r>
-    </w:p>
-    <w:p>
-      <w:pPr>
-        <w:pStyle w:val="ListParagraph"/>
-        <w:numPr>
-          <w:ilvl w:val="0"/>
-          <w:numId w:val="4"/>
-        </w:numPr>
-        <w:spacing w:after="0" w:line="360" w:lineRule="auto"/>
-        <w:rPr>
-          <w:rFonts w:ascii="Assistant Medium" w:hAnsi="Assistant Medium" w:cs="Assistant Medium"/>
-        </w:rPr>
-      </w:pPr>
-      <w:r>
-        <w:rPr>
-          <w:rFonts w:ascii="Assistant Medium" w:hAnsi="Assistant Medium" w:cs="Assistant Medium"/>
-        </w:rPr>
-        <w:lastRenderedPageBreak/>
-        <w:t>Wazuh – needed for</w:t>
-      </w:r>
-      <w:r>
-        <w:rPr>
-          <w:rFonts w:ascii="Assistant Medium" w:hAnsi="Assistant Medium" w:cs="Assistant Medium"/>
-        </w:rPr>
-        <w:t xml:space="preserve"> testing sending to multiple sources </w:t>
-      </w:r>
-      <w:r>
-        <w:rPr>
-          <w:rFonts w:ascii="Assistant Medium" w:hAnsi="Assistant Medium" w:cs="Assistant Medium"/>
-        </w:rPr>
-        <w:t xml:space="preserve">from appliances that can send to just one </w:t>
-      </w:r>
-      <w:proofErr w:type="spellStart"/>
-      <w:r>
-        <w:rPr>
-          <w:rFonts w:ascii="Assistant Medium" w:hAnsi="Assistant Medium" w:cs="Assistant Medium"/>
-        </w:rPr>
-        <w:t>dest</w:t>
-      </w:r>
-      <w:proofErr w:type="spellEnd"/>
-      <w:r>
-        <w:rPr>
-          <w:rFonts w:ascii="Assistant Medium" w:hAnsi="Assistant Medium" w:cs="Assistant Medium"/>
-        </w:rPr>
-        <w:t xml:space="preserve">. </w:t>
-      </w:r>
-      <w:proofErr w:type="gramStart"/>
-      <w:r>
-        <w:rPr>
-          <w:rFonts w:ascii="Assistant Medium" w:hAnsi="Assistant Medium" w:cs="Assistant Medium"/>
-        </w:rPr>
-        <w:t>while</w:t>
-      </w:r>
-      <w:proofErr w:type="gramEnd"/>
-      <w:r>
-        <w:rPr>
-          <w:rFonts w:ascii="Assistant Medium" w:hAnsi="Assistant Medium" w:cs="Assistant Medium"/>
-        </w:rPr>
-        <w:t xml:space="preserve"> one of the sources isn't </w:t>
-      </w:r>
-      <w:proofErr w:type="spellStart"/>
-      <w:r>
-        <w:rPr>
-          <w:rFonts w:ascii="Assistant Medium" w:hAnsi="Assistant Medium" w:cs="Assistant Medium"/>
-        </w:rPr>
-        <w:t>splunk</w:t>
-      </w:r>
-      <w:proofErr w:type="spellEnd"/>
-      <w:r>
-        <w:rPr>
-          <w:rFonts w:ascii="Assistant Medium" w:hAnsi="Assistant Medium" w:cs="Assistant Medium"/>
-        </w:rPr>
-        <w:t xml:space="preserve"> SIEM.</w:t>
-      </w:r>
-    </w:p>
-    <w:p>
-      <w:pPr>
-        <w:pStyle w:val="ListParagraph"/>
-        <w:spacing w:after="0" w:line="360" w:lineRule="auto"/>
-        <w:ind w:left="1080"/>
-        <w:rPr>
-          <w:rFonts w:ascii="Assistant Medium" w:hAnsi="Assistant Medium" w:cs="Assistant Medium"/>
-        </w:rPr>
-      </w:pPr>
-    </w:p>
-    <w:p>
-      <w:pPr>
-        <w:pStyle w:val="ListParagraph"/>
-        <w:spacing w:after="0" w:line="360" w:lineRule="auto"/>
-        <w:ind w:left="1080"/>
-        <w:rPr>
-          <w:rFonts w:ascii="Assistant Medium" w:hAnsi="Assistant Medium" w:cs="Assistant Medium"/>
-        </w:rPr>
-      </w:pPr>
-    </w:p>
-    <w:p>
-      <w:pPr>
-        <w:pStyle w:val="ListParagraph"/>
-        <w:spacing w:after="0" w:line="360" w:lineRule="auto"/>
-        <w:ind w:left="1080"/>
-        <w:rPr>
-          <w:rFonts w:ascii="Assistant Medium" w:hAnsi="Assistant Medium" w:cs="Assistant Medium"/>
-        </w:rPr>
-      </w:pPr>
-    </w:p>
-    <w:p>
-      <w:pPr>
-        <w:spacing w:after="0" w:line="360" w:lineRule="auto"/>
+        <w:t>,</w:t>
+      </w:r>
+      <w:r>
         <w:rPr>
           <w:rFonts w:ascii="Assistant Medium" w:hAnsi="Assistant Medium" w:cs="Assistant Medium"/>
           <w:b/>
@@ -7069,7 +7214,8 @@
           <w:szCs w:val="28"/>
           <w:u w:val="single"/>
         </w:rPr>
-      </w:pPr>
+        <w:t xml:space="preserve"> </w:t>
+      </w:r>
       <w:r>
         <w:rPr>
           <w:rFonts w:ascii="Assistant Medium" w:hAnsi="Assistant Medium" w:cs="Assistant Medium"/>
@@ -7079,9 +7225,195 @@
           <w:szCs w:val="28"/>
           <w:u w:val="single"/>
         </w:rPr>
-        <w:t xml:space="preserve">Previously </w:t>
-      </w:r>
-      <w:r>
+        <w:t>currently not activated</w:t>
+      </w:r>
+    </w:p>
+    <w:p>
+      <w:pPr>
+        <w:pStyle w:val="ListParagraph"/>
+        <w:numPr>
+          <w:ilvl w:val="0"/>
+          <w:numId w:val="2"/>
+        </w:numPr>
+        <w:spacing w:after="0" w:line="360" w:lineRule="auto"/>
+        <w:rPr>
+          <w:rFonts w:ascii="Assistant Medium" w:hAnsi="Assistant Medium" w:cs="Assistant Medium"/>
+        </w:rPr>
+      </w:pPr>
+      <w:r>
+        <w:rPr>
+          <w:rFonts w:ascii="Assistant Medium" w:hAnsi="Assistant Medium" w:cs="Assistant Medium"/>
+        </w:rPr>
+        <w:t xml:space="preserve">pentester[.]com </w:t>
+      </w:r>
+      <w:r>
+        <w:rPr>
+          <w:rFonts w:ascii="Assistant Medium" w:hAnsi="Assistant Medium" w:cs="Assistant Medium"/>
+        </w:rPr>
+        <w:t>(temporary canceled because of duplication and issue with data broker removals</w:t>
+      </w:r>
+      <w:r>
+        <w:rPr>
+          <w:rFonts w:ascii="Assistant Medium" w:hAnsi="Assistant Medium" w:cs="Assistant Medium"/>
+        </w:rPr>
+        <w:t xml:space="preserve"> that not fully completed because of lack of supporting local laws</w:t>
+      </w:r>
+      <w:r>
+        <w:rPr>
+          <w:rFonts w:ascii="Assistant Medium" w:hAnsi="Assistant Medium" w:cs="Assistant Medium"/>
+        </w:rPr>
+        <w:t>).</w:t>
+      </w:r>
+    </w:p>
+    <w:p>
+      <w:pPr>
+        <w:pStyle w:val="ListParagraph"/>
+        <w:numPr>
+          <w:ilvl w:val="0"/>
+          <w:numId w:val="4"/>
+        </w:numPr>
+        <w:spacing w:after="0" w:line="360" w:lineRule="auto"/>
+        <w:rPr>
+          <w:rFonts w:ascii="Assistant Medium" w:hAnsi="Assistant Medium" w:cs="Assistant Medium"/>
+        </w:rPr>
+      </w:pPr>
+      <w:r>
+        <w:rPr>
+          <w:rFonts w:ascii="Assistant Medium" w:hAnsi="Assistant Medium" w:cs="Assistant Medium"/>
+        </w:rPr>
+        <w:t>Dark web monitoring for breached credentials</w:t>
+      </w:r>
+      <w:r>
+        <w:rPr>
+          <w:rFonts w:ascii="Assistant Medium" w:hAnsi="Assistant Medium" w:cs="Assistant Medium"/>
+        </w:rPr>
+        <w:t>.</w:t>
+      </w:r>
+    </w:p>
+    <w:p>
+      <w:pPr>
+        <w:pStyle w:val="ListParagraph"/>
+        <w:numPr>
+          <w:ilvl w:val="0"/>
+          <w:numId w:val="4"/>
+        </w:numPr>
+        <w:spacing w:after="0" w:line="360" w:lineRule="auto"/>
+        <w:rPr>
+          <w:rFonts w:ascii="Assistant Medium" w:hAnsi="Assistant Medium" w:cs="Assistant Medium"/>
+        </w:rPr>
+      </w:pPr>
+      <w:r>
+        <w:rPr>
+          <w:rFonts w:ascii="Assistant Medium" w:hAnsi="Assistant Medium" w:cs="Assistant Medium"/>
+        </w:rPr>
+        <w:t xml:space="preserve"> data broker removal</w:t>
+      </w:r>
+    </w:p>
+    <w:p>
+      <w:pPr>
+        <w:pStyle w:val="ListParagraph"/>
+        <w:numPr>
+          <w:ilvl w:val="0"/>
+          <w:numId w:val="4"/>
+        </w:numPr>
+        <w:spacing w:after="0" w:line="360" w:lineRule="auto"/>
+        <w:rPr>
+          <w:rFonts w:ascii="Assistant Medium" w:hAnsi="Assistant Medium" w:cs="Assistant Medium"/>
+        </w:rPr>
+      </w:pPr>
+      <w:proofErr w:type="spellStart"/>
+      <w:r>
+        <w:rPr>
+          <w:rFonts w:ascii="Assistant Medium" w:hAnsi="Assistant Medium" w:cs="Assistant Medium"/>
+        </w:rPr>
+        <w:t>osint</w:t>
+      </w:r>
+      <w:proofErr w:type="spellEnd"/>
+      <w:r>
+        <w:rPr>
+          <w:rFonts w:ascii="Assistant Medium" w:hAnsi="Assistant Medium" w:cs="Assistant Medium"/>
+        </w:rPr>
+        <w:t xml:space="preserve"> intel</w:t>
+      </w:r>
+      <w:r>
+        <w:rPr>
+          <w:rFonts w:ascii="Assistant Medium" w:hAnsi="Assistant Medium" w:cs="Assistant Medium"/>
+        </w:rPr>
+        <w:t>.</w:t>
+      </w:r>
+    </w:p>
+    <w:p>
+      <w:pPr>
+        <w:pStyle w:val="ListParagraph"/>
+        <w:numPr>
+          <w:ilvl w:val="0"/>
+          <w:numId w:val="2"/>
+        </w:numPr>
+        <w:spacing w:after="0" w:line="360" w:lineRule="auto"/>
+        <w:rPr>
+          <w:rFonts w:ascii="Assistant Medium" w:hAnsi="Assistant Medium" w:cs="Assistant Medium"/>
+        </w:rPr>
+      </w:pPr>
+      <w:r>
+        <w:rPr>
+          <w:rFonts w:ascii="Assistant Medium" w:hAnsi="Assistant Medium" w:cs="Assistant Medium"/>
+        </w:rPr>
+        <w:t>Yara</w:t>
+      </w:r>
+      <w:r>
+        <w:rPr>
+          <w:rFonts w:ascii="Assistant Medium" w:hAnsi="Assistant Medium" w:cs="Assistant Medium"/>
+        </w:rPr>
+        <w:t xml:space="preserve"> </w:t>
+      </w:r>
+      <w:r>
+        <w:rPr>
+          <w:rFonts w:ascii="Assistant Medium" w:hAnsi="Assistant Medium" w:cs="Assistant Medium"/>
+        </w:rPr>
+        <w:t xml:space="preserve">detection and auto remove IOC </w:t>
+      </w:r>
+      <w:r>
+        <w:rPr>
+          <w:rFonts w:ascii="Assistant Medium" w:hAnsi="Assistant Medium" w:cs="Assistant Medium"/>
+        </w:rPr>
+        <w:t>on pc’s</w:t>
+      </w:r>
+      <w:r>
+        <w:rPr>
+          <w:rFonts w:ascii="Assistant Medium" w:hAnsi="Assistant Medium" w:cs="Assistant Medium"/>
+        </w:rPr>
+        <w:t xml:space="preserve"> (Issue to maintain</w:t>
+      </w:r>
+      <w:r>
+        <w:rPr>
+          <w:rFonts w:ascii="Assistant Medium" w:hAnsi="Assistant Medium" w:cs="Assistant Medium"/>
+        </w:rPr>
+        <w:t xml:space="preserve"> remotely</w:t>
+      </w:r>
+      <w:r>
+        <w:rPr>
+          <w:rFonts w:ascii="Assistant Medium" w:hAnsi="Assistant Medium" w:cs="Assistant Medium"/>
+        </w:rPr>
+        <w:t>)</w:t>
+      </w:r>
+      <w:r>
+        <w:rPr>
+          <w:rFonts w:ascii="Assistant Medium" w:hAnsi="Assistant Medium" w:cs="Assistant Medium"/>
+        </w:rPr>
+        <w:t>.</w:t>
+      </w:r>
+    </w:p>
+    <w:p>
+      <w:pPr>
+        <w:spacing w:after="0" w:line="360" w:lineRule="auto"/>
+        <w:rPr>
+          <w:rFonts w:ascii="Assistant Medium" w:hAnsi="Assistant Medium" w:cs="Assistant Medium"/>
+        </w:rPr>
+      </w:pPr>
+    </w:p>
+    <w:p>
+      <w:pPr>
+        <w:spacing w:after="0" w:line="360" w:lineRule="auto"/>
         <w:rPr>
           <w:rFonts w:ascii="Assistant Medium" w:hAnsi="Assistant Medium" w:cs="Assistant Medium"/>
           <w:b/>
@@ -7090,8 +7422,7 @@
           <w:szCs w:val="28"/>
           <w:u w:val="single"/>
         </w:rPr>
-        <w:t>used</w:t>
-      </w:r>
+      </w:pPr>
       <w:r>
         <w:rPr>
           <w:rFonts w:ascii="Assistant Medium" w:hAnsi="Assistant Medium" w:cs="Assistant Medium"/>
@@ -7101,7 +7432,7 @@
           <w:szCs w:val="28"/>
           <w:u w:val="single"/>
         </w:rPr>
-        <w:t>,</w:t>
+        <w:t xml:space="preserve">IT </w:t>
       </w:r>
       <w:r>
         <w:rPr>
@@ -7112,7 +7443,7 @@
           <w:szCs w:val="28"/>
           <w:u w:val="single"/>
         </w:rPr>
-        <w:t xml:space="preserve"> </w:t>
+        <w:t>OTHER</w:t>
       </w:r>
       <w:r>
         <w:rPr>
@@ -7123,7 +7454,33 @@
           <w:szCs w:val="28"/>
           <w:u w:val="single"/>
         </w:rPr>
-        <w:t>currently not activated</w:t>
+        <w:t xml:space="preserve"> – no security related</w:t>
+      </w:r>
+    </w:p>
+    <w:p>
+      <w:pPr>
+        <w:spacing w:after="0" w:line="360" w:lineRule="auto"/>
+        <w:rPr>
+          <w:rFonts w:ascii="Assistant Medium" w:hAnsi="Assistant Medium" w:cs="Assistant Medium"/>
+        </w:rPr>
+      </w:pPr>
+      <w:r>
+        <w:rPr>
+          <w:rFonts w:ascii="Assistant Medium" w:hAnsi="Assistant Medium" w:cs="Assistant Medium"/>
+        </w:rPr>
+        <w:t xml:space="preserve">For lowering risks from piracy </w:t>
+      </w:r>
+      <w:r>
+        <w:rPr>
+          <w:rFonts w:ascii="Assistant Medium" w:hAnsi="Assistant Medium" w:cs="Assistant Medium"/>
+        </w:rPr>
+        <w:t xml:space="preserve">and freeware/greyware </w:t>
+      </w:r>
+      <w:r>
+        <w:rPr>
+          <w:rFonts w:ascii="Assistant Medium" w:hAnsi="Assistant Medium" w:cs="Assistant Medium"/>
+        </w:rPr>
+        <w:t>and improve user experience.</w:t>
       </w:r>
     </w:p>
     <w:p>
@@ -7142,91 +7499,72 @@
         <w:rPr>
           <w:rFonts w:ascii="Assistant Medium" w:hAnsi="Assistant Medium" w:cs="Assistant Medium"/>
         </w:rPr>
-        <w:t>pentester[.]</w:t>
-      </w:r>
-      <w:proofErr w:type="gramStart"/>
-      <w:r>
-        <w:rPr>
-          <w:rFonts w:ascii="Assistant Medium" w:hAnsi="Assistant Medium" w:cs="Assistant Medium"/>
-        </w:rPr>
-        <w:t xml:space="preserve">com </w:t>
-      </w:r>
-      <w:r>
-        <w:rPr>
-          <w:rFonts w:ascii="Assistant Medium" w:hAnsi="Assistant Medium" w:cs="Assistant Medium"/>
-        </w:rPr>
-        <w:t xml:space="preserve"> (</w:t>
-      </w:r>
-      <w:proofErr w:type="gramEnd"/>
-      <w:r>
-        <w:rPr>
-          <w:rFonts w:ascii="Assistant Medium" w:hAnsi="Assistant Medium" w:cs="Assistant Medium"/>
-        </w:rPr>
-        <w:t>temporary canceled because of duplication and issue with data broker removals</w:t>
-      </w:r>
-      <w:r>
-        <w:rPr>
-          <w:rFonts w:ascii="Assistant Medium" w:hAnsi="Assistant Medium" w:cs="Assistant Medium"/>
-        </w:rPr>
-        <w:t xml:space="preserve"> that not fully completed because of lack of supporting local laws</w:t>
-      </w:r>
-      <w:r>
-        <w:rPr>
-          <w:rFonts w:ascii="Assistant Medium" w:hAnsi="Assistant Medium" w:cs="Assistant Medium"/>
-        </w:rPr>
-        <w:t>).</w:t>
-      </w:r>
-    </w:p>
-    <w:p>
-      <w:pPr>
-        <w:pStyle w:val="ListParagraph"/>
-        <w:numPr>
-          <w:ilvl w:val="0"/>
-          <w:numId w:val="4"/>
-        </w:numPr>
-        <w:spacing w:after="0" w:line="360" w:lineRule="auto"/>
-        <w:rPr>
-          <w:rFonts w:ascii="Assistant Medium" w:hAnsi="Assistant Medium" w:cs="Assistant Medium"/>
-        </w:rPr>
-      </w:pPr>
-      <w:r>
-        <w:rPr>
-          <w:rFonts w:ascii="Assistant Medium" w:hAnsi="Assistant Medium" w:cs="Assistant Medium"/>
-        </w:rPr>
-        <w:t>Dark web monitoring for breached credentials</w:t>
-      </w:r>
-      <w:r>
-        <w:rPr>
-          <w:rFonts w:ascii="Assistant Medium" w:hAnsi="Assistant Medium" w:cs="Assistant Medium"/>
-        </w:rPr>
-        <w:t>.</w:t>
-      </w:r>
-    </w:p>
-    <w:p>
-      <w:pPr>
-        <w:pStyle w:val="ListParagraph"/>
-        <w:numPr>
-          <w:ilvl w:val="0"/>
-          <w:numId w:val="4"/>
-        </w:numPr>
-        <w:spacing w:after="0" w:line="360" w:lineRule="auto"/>
-        <w:rPr>
-          <w:rFonts w:ascii="Assistant Medium" w:hAnsi="Assistant Medium" w:cs="Assistant Medium"/>
-        </w:rPr>
-      </w:pPr>
-      <w:r>
-        <w:rPr>
-          <w:rFonts w:ascii="Assistant Medium" w:hAnsi="Assistant Medium" w:cs="Assistant Medium"/>
-        </w:rPr>
-        <w:t xml:space="preserve"> data broker removal</w:t>
-      </w:r>
-    </w:p>
-    <w:p>
-      <w:pPr>
-        <w:pStyle w:val="ListParagraph"/>
-        <w:numPr>
-          <w:ilvl w:val="0"/>
-          <w:numId w:val="4"/>
+        <w:t>Microsoft office 356 family plan.</w:t>
+      </w:r>
+    </w:p>
+    <w:p>
+      <w:pPr>
+        <w:pStyle w:val="ListParagraph"/>
+        <w:numPr>
+          <w:ilvl w:val="0"/>
+          <w:numId w:val="2"/>
+        </w:numPr>
+        <w:spacing w:after="0" w:line="360" w:lineRule="auto"/>
+        <w:rPr>
+          <w:rFonts w:ascii="Assistant Medium" w:hAnsi="Assistant Medium" w:cs="Assistant Medium"/>
+        </w:rPr>
+      </w:pPr>
+      <w:r>
+        <w:rPr>
+          <w:rFonts w:ascii="Assistant Medium" w:hAnsi="Assistant Medium" w:cs="Assistant Medium"/>
+        </w:rPr>
+        <w:t>Spotify</w:t>
+      </w:r>
+    </w:p>
+    <w:p>
+      <w:pPr>
+        <w:pStyle w:val="ListParagraph"/>
+        <w:numPr>
+          <w:ilvl w:val="0"/>
+          <w:numId w:val="2"/>
+        </w:numPr>
+        <w:spacing w:after="0" w:line="360" w:lineRule="auto"/>
+        <w:rPr>
+          <w:rFonts w:ascii="Assistant Medium" w:hAnsi="Assistant Medium" w:cs="Assistant Medium"/>
+        </w:rPr>
+      </w:pPr>
+      <w:r>
+        <w:rPr>
+          <w:rFonts w:ascii="Assistant Medium" w:hAnsi="Assistant Medium" w:cs="Assistant Medium"/>
+        </w:rPr>
+        <w:t>Netflix/Disney plus</w:t>
+      </w:r>
+    </w:p>
+    <w:p>
+      <w:pPr>
+        <w:pStyle w:val="ListParagraph"/>
+        <w:numPr>
+          <w:ilvl w:val="0"/>
+          <w:numId w:val="2"/>
+        </w:numPr>
+        <w:spacing w:after="0" w:line="360" w:lineRule="auto"/>
+        <w:rPr>
+          <w:rFonts w:ascii="Assistant Medium" w:hAnsi="Assistant Medium" w:cs="Assistant Medium"/>
+        </w:rPr>
+      </w:pPr>
+      <w:r>
+        <w:rPr>
+          <w:rFonts w:ascii="Assistant Medium" w:hAnsi="Assistant Medium" w:cs="Assistant Medium"/>
+        </w:rPr>
+        <w:t>Kartina.tv</w:t>
+      </w:r>
+    </w:p>
+    <w:p>
+      <w:pPr>
+        <w:pStyle w:val="ListParagraph"/>
+        <w:numPr>
+          <w:ilvl w:val="0"/>
+          <w:numId w:val="2"/>
         </w:numPr>
         <w:spacing w:after="0" w:line="360" w:lineRule="auto"/>
         <w:rPr>
@@ -7238,20 +7576,14 @@
         <w:rPr>
           <w:rFonts w:ascii="Assistant Medium" w:hAnsi="Assistant Medium" w:cs="Assistant Medium"/>
         </w:rPr>
-        <w:t>osint</w:t>
+        <w:t>Youtube</w:t>
       </w:r>
       <w:proofErr w:type="spellEnd"/>
       <w:r>
         <w:rPr>
           <w:rFonts w:ascii="Assistant Medium" w:hAnsi="Assistant Medium" w:cs="Assistant Medium"/>
         </w:rPr>
-        <w:t xml:space="preserve"> intel</w:t>
-      </w:r>
-      <w:r>
-        <w:rPr>
-          <w:rFonts w:ascii="Assistant Medium" w:hAnsi="Assistant Medium" w:cs="Assistant Medium"/>
-        </w:rPr>
-        <w:t>.</w:t>
+        <w:t xml:space="preserve"> premium family plan (no ads).</w:t>
       </w:r>
     </w:p>
     <w:p>
@@ -7270,49 +7602,45 @@
         <w:rPr>
           <w:rFonts w:ascii="Assistant Medium" w:hAnsi="Assistant Medium" w:cs="Assistant Medium"/>
         </w:rPr>
-        <w:t>Yara</w:t>
-      </w:r>
-      <w:r>
-        <w:rPr>
-          <w:rFonts w:ascii="Assistant Medium" w:hAnsi="Assistant Medium" w:cs="Assistant Medium"/>
-        </w:rPr>
-        <w:t xml:space="preserve"> </w:t>
-      </w:r>
-      <w:r>
-        <w:rPr>
-          <w:rFonts w:ascii="Assistant Medium" w:hAnsi="Assistant Medium" w:cs="Assistant Medium"/>
-        </w:rPr>
-        <w:t xml:space="preserve">detection and auto remove IOC </w:t>
-      </w:r>
-      <w:r>
-        <w:rPr>
-          <w:rFonts w:ascii="Assistant Medium" w:hAnsi="Assistant Medium" w:cs="Assistant Medium"/>
-        </w:rPr>
-        <w:t>on pc’s</w:t>
-      </w:r>
-      <w:r>
-        <w:rPr>
-          <w:rFonts w:ascii="Assistant Medium" w:hAnsi="Assistant Medium" w:cs="Assistant Medium"/>
-        </w:rPr>
-        <w:t xml:space="preserve"> (Issue to maintain</w:t>
-      </w:r>
-      <w:r>
-        <w:rPr>
-          <w:rFonts w:ascii="Assistant Medium" w:hAnsi="Assistant Medium" w:cs="Assistant Medium"/>
-        </w:rPr>
-        <w:t xml:space="preserve"> remotely</w:t>
-      </w:r>
-      <w:r>
-        <w:rPr>
-          <w:rFonts w:ascii="Assistant Medium" w:hAnsi="Assistant Medium" w:cs="Assistant Medium"/>
-        </w:rPr>
-        <w:t>)</w:t>
-      </w:r>
-      <w:r>
-        <w:rPr>
-          <w:rFonts w:ascii="Assistant Medium" w:hAnsi="Assistant Medium" w:cs="Assistant Medium"/>
-        </w:rPr>
-        <w:t>.</w:t>
+        <w:t xml:space="preserve">Tidal </w:t>
+      </w:r>
+    </w:p>
+    <w:p>
+      <w:pPr>
+        <w:pStyle w:val="ListParagraph"/>
+        <w:numPr>
+          <w:ilvl w:val="0"/>
+          <w:numId w:val="2"/>
+        </w:numPr>
+        <w:spacing w:after="0" w:line="360" w:lineRule="auto"/>
+        <w:rPr>
+          <w:rFonts w:ascii="Assistant Medium" w:hAnsi="Assistant Medium" w:cs="Assistant Medium"/>
+        </w:rPr>
+      </w:pPr>
+      <w:r>
+        <w:rPr>
+          <w:rFonts w:ascii="Assistant Medium" w:hAnsi="Assistant Medium" w:cs="Assistant Medium"/>
+        </w:rPr>
+        <w:t xml:space="preserve">Adobe creative cloud </w:t>
+      </w:r>
+    </w:p>
+    <w:p>
+      <w:pPr>
+        <w:pStyle w:val="ListParagraph"/>
+        <w:numPr>
+          <w:ilvl w:val="0"/>
+          <w:numId w:val="2"/>
+        </w:numPr>
+        <w:spacing w:after="0" w:line="360" w:lineRule="auto"/>
+        <w:rPr>
+          <w:rFonts w:ascii="Assistant Medium" w:hAnsi="Assistant Medium" w:cs="Assistant Medium"/>
+        </w:rPr>
+      </w:pPr>
+      <w:r>
+        <w:rPr>
+          <w:rFonts w:ascii="Assistant Medium" w:hAnsi="Assistant Medium" w:cs="Assistant Medium"/>
+        </w:rPr>
+        <w:t>Other entertainment apps.</w:t>
       </w:r>
     </w:p>
     <w:sectPr>
@@ -8018,6 +8346,95 @@
     </w:lvl>
   </w:abstractNum>
   <w:abstractNum w:abstractNumId="5" w15:restartNumberingAfterBreak="0">
+    <w:nsid w:val="538E25A6"/>
+    <w:multiLevelType w:val="hybridMultilevel"/>
+    <w:tmpl w:val="FF60AEAC"/>
+    <w:lvl w:ilvl="0" w:tplc="0409000F">
+      <w:start w:val="1"/>
+      <w:numFmt w:val="decimal"/>
+      <w:lvlText w:val="%1."/>
+      <w:lvlJc w:val="left"/>
+      <w:pPr>
+        <w:ind w:left="720" w:hanging="360"/>
+      </w:pPr>
+      <w:rPr>
+        <w:rFonts w:hint="default"/>
+      </w:rPr>
+    </w:lvl>
+    <w:lvl w:ilvl="1" w:tplc="04090019" w:tentative="1">
+      <w:start w:val="1"/>
+      <w:numFmt w:val="lowerLetter"/>
+      <w:lvlText w:val="%2."/>
+      <w:lvlJc w:val="left"/>
+      <w:pPr>
+        <w:ind w:left="1440" w:hanging="360"/>
+      </w:pPr>
+    </w:lvl>
+    <w:lvl w:ilvl="2" w:tplc="0409001B" w:tentative="1">
+      <w:start w:val="1"/>
+      <w:numFmt w:val="lowerRoman"/>
+      <w:lvlText w:val="%3."/>
+      <w:lvlJc w:val="right"/>
+      <w:pPr>
+        <w:ind w:left="2160" w:hanging="180"/>
+      </w:pPr>
+    </w:lvl>
+    <w:lvl w:ilvl="3" w:tplc="0409000F" w:tentative="1">
+      <w:start w:val="1"/>
+      <w:numFmt w:val="decimal"/>
+      <w:lvlText w:val="%4."/>
+      <w:lvlJc w:val="left"/>
+      <w:pPr>
+        <w:ind w:left="2880" w:hanging="360"/>
+      </w:pPr>
+    </w:lvl>
+    <w:lvl w:ilvl="4" w:tplc="04090019" w:tentative="1">
+      <w:start w:val="1"/>
+      <w:numFmt w:val="lowerLetter"/>
+      <w:lvlText w:val="%5."/>
+      <w:lvlJc w:val="left"/>
+      <w:pPr>
+        <w:ind w:left="3600" w:hanging="360"/>
+      </w:pPr>
+    </w:lvl>
+    <w:lvl w:ilvl="5" w:tplc="0409001B" w:tentative="1">
+      <w:start w:val="1"/>
+      <w:numFmt w:val="lowerRoman"/>
+      <w:lvlText w:val="%6."/>
+      <w:lvlJc w:val="right"/>
+      <w:pPr>
+        <w:ind w:left="4320" w:hanging="180"/>
+      </w:pPr>
+    </w:lvl>
+    <w:lvl w:ilvl="6" w:tplc="0409000F" w:tentative="1">
+      <w:start w:val="1"/>
+      <w:numFmt w:val="decimal"/>
+      <w:lvlText w:val="%7."/>
+      <w:lvlJc w:val="left"/>
+      <w:pPr>
+        <w:ind w:left="5040" w:hanging="360"/>
+      </w:pPr>
+    </w:lvl>
+    <w:lvl w:ilvl="7" w:tplc="04090019" w:tentative="1">
+      <w:start w:val="1"/>
+      <w:numFmt w:val="lowerLetter"/>
+      <w:lvlText w:val="%8."/>
+      <w:lvlJc w:val="left"/>
+      <w:pPr>
+        <w:ind w:left="5760" w:hanging="360"/>
+      </w:pPr>
+    </w:lvl>
+    <w:lvl w:ilvl="8" w:tplc="0409001B" w:tentative="1">
+      <w:start w:val="1"/>
+      <w:numFmt w:val="lowerRoman"/>
+      <w:lvlText w:val="%9."/>
+      <w:lvlJc w:val="right"/>
+      <w:pPr>
+        <w:ind w:left="6480" w:hanging="180"/>
+      </w:pPr>
+    </w:lvl>
+  </w:abstractNum>
+  <w:abstractNum w:abstractNumId="6" w15:restartNumberingAfterBreak="0">
     <w:nsid w:val="5A147E52"/>
     <w:multiLevelType w:val="multilevel"/>
     <w:tmpl w:val="283CCE48"/>
@@ -8146,6 +8563,9 @@
     <w:abstractNumId w:val="4"/>
   </w:num>
   <w:num w:numId="6" w16cid:durableId="1749645876">
+    <w:abstractNumId w:val="6"/>
+  </w:num>
+  <w:num w:numId="7" w16cid:durableId="885726656">
     <w:abstractNumId w:val="5"/>
   </w:num>
 </w:numbering>
